--- a/ove/public/docs/bi/ove75-lot1-pz-draft.docx
+++ b/ove/public/docs/bi/ove75-lot1-pz-draft.docx
@@ -1093,7 +1093,7 @@
         <w:rPr>
           <w:sz w:val="20"/>
         </w:rPr>
-        <w:t xml:space="preserve">**Участок 2. Приёмка сырья и шихтовка.** Четыре приёмных бункера с футеровкой листовым PE500 и вибрационными аэраторами обрушения свода: концентрат 60 м³, кек NNH 20 м³ (загрузка со станции растаривания биг-бэгов), цементная медь 10 м³ (загрузка ковшовым погрузчиком с кислотостойким ковшом), оборотные материалы 50 м³ (огарок на запуск печи; для оборотной пыли ЭФ — 20 м³). Из каждого бункера материал выдаётся связкой «тарельчатый (дисковый) питатель → ленточный весовой дозатор → винтовой конвейер»: концентрат ZC1200 + дозатор до 16 т/ч + УКВ-320-Ц-60; кек ZC800 + до 5 т/ч + УКВ-200-Ц-60 (тракт в стали 12Х18Н10Т); цементная медь ZC300 + до 3,2 т/ч + УКВ-200-Ц-37,5 (кислотостойкое исполнение); обороты ZC300 + до 4 т/ч. Каждая линия оснащена тензодатчиками LPA-68 и **поточным микроволновым влагомером Микрорадар-113А** — дозирование ведётся по сухому весу. Смешение — в двухшнековом смесителе **СШ-25 (10–25 т/ч**, 37 кВт, AISI 316); готовая шихта (влажность 12,48 %, S 20,52 %) наклонным винтовым конвейером УКВ-320-Ц-95 подаётся в **два расходных бункера печи по 60 м³** (запас ~8 ч). Из расходного бункера — питатель ZC1500, дозатор до 25 т/ч и скоростной шнековый забрасыватель (референс — Челябинский цинковый завод), подающий шихту непосредственно в надслоевое пространство печи. Максимальная производительность линии по шихте **15,448 т/ч** (с запасом 1,15).</w:t>
+        <w:t xml:space="preserve">**Участок 2. Приёмка сырья и шихтовка.** Четыре приёмных бункера с футеровкой листовым PE500 и вибрационными аэраторами обрушения свода: концентрат 60 м³, кек NNH 20 м³ (загрузка со станции растаривания биг-бэгов), цементная медь 10 м³ (загрузка ковшовым погрузчиком с кислотостойким ковшом), оборотные материалы 50 м³ (огарок на запуск печи; для оборотной пыли ЭФ — 20 м³). Из каждого бункера материал выдаётся связкой «тарельчатый (дисковый) питатель → ленточный весовой дозатор → винтовой конвейер»: концентрат ZC1200 + дозатор до 16 т/ч + УКВ-320-Ц-60; кек ZC800 + до 5 т/ч + УКВ-200-Ц-60 (тракт в стали 12Х18Н10Т); цементная медь ZC300 + до 3,2 т/ч + УКВ-200-Ц-37,5 (кислотостойкое исполнение); обороты ZC300 + до 4 т/ч. Каждая линия оснащена тензодатчиками LPA-68 и **поточным микроволновым влагомером Микрорадар-113А** — дозирование ведётся по сухому весу. Смешение — в двухшнековом смесителе **СШ-25 (10–25 т/ч**, 37 кВт, AISI 316); готовая шихта (влажность 12,48 %, S 20,52 %) наклонным винтовым конвейером УКВ-320-Ц-95 подаётся в **два расходных бункера печи по 60 м³** (запас ~8 ч). Из расходного бункера — питатель ZC1500, дозатор до 25 т/ч и скоростной шнековый забрасыватель (референс — Челябинский цинковый завод), подающий шихту непосредственно в надслоевое пространство печи. Часовой расход шихты по ИД табл. 23 — **15,448 т/ч** (примечание: величина численно совпадает и с номиналом по влажной шихте 122 429/7 920 = 15,46 т/ч, и с суммой компонентных максимумов по сухому — базис (сухая/влажная, номинал/максимум K=1,15) запрошен у Гипроникеля; до ответа оборудование линии выбирается на 17,8 т/ч влажной шихты = номинал × 1,15).</w:t>
       </w:r>
     </w:p>
     <w:p>
@@ -1101,7 +1101,7 @@
         <w:rPr>
           <w:sz w:val="20"/>
         </w:rPr>
-        <w:t xml:space="preserve">**Участок 3. Обжиг.** Печь КС конструкции HATCH: круглая, конусно расширяющаяся от подины Ø6000 мм до Ø8390 мм на уровне газохода (угол 21°, высота 9200 мм, газоход Ø2000 мм из центра свода); подина 28,27 м² с 583 грибковыми безпровальными соплами (сталь ХН78Т, 4 отверстия Ø4 мм); футеровка — шамот Ш-22/23/5/44/45 на мертеле, листовой асбест. Дутьё — смесь технологического воздуха (80–120 кПа от воздуходувки) и технического кислорода 96 % (400–800 кПа из сети): **основной вариант 11 342 нм³/ч с 52,0 % O₂ при 25 °C; вспомогательный 19 146 нм³/ч с 30,8 % O₂, подогретого до 455 °C** топочными газами мазутной топки (горелка ГМ-4,5, мазут 300 кг/ч). Удельный расход кислорода на окисление 254,5 нм³/т шихты при α = 1,5. В слое поддерживается **930 °C**; время пребывания материала 9 ч, единовременная загрузка 139 т, слой 1647 мм (насыпной) / 1918–2144 мм (кипящий); число псевдоожижения 3,93/8,07. Тепловой эффект окисления шихты 2,378 ГДж/т. Огарок непрерывно выгружается через сливной порог в шнековый холодильник; выгрузкой управляет **дроссельный затвор по перепаду давления «газовая коробка – слой»**; крупные фракции с подины периодически выпускаются через второй порог ножевой шиберной задвижкой. Пуск после капремонта: розжиг дровами до 250–350 °C → загрузка 80–100 т огарка → разогрев тремя горелками МГМГ-10 (до 940 кг/ч мазута каждая) до 500–600 °C → выход на слабое кипение воздухом 12–13 тыс. нм³/ч → 850–880 °C → перевод на кислородно-воздушное дутьё и подача шихты. Остановка: прекращение загрузки → «прокалка» 20–30 мин до исчезновения SO₂ → отсечка дутья; при аварийной отсечке — подача азота по кислородной линии или аварийный сброс слоя через донную выгрузку.</w:t>
+        <w:t xml:space="preserve">**Участок 3. Обжиг.** Печь КС конструкции HATCH: круглая, конусно расширяющаяся от подины Ø6000 мм до Ø8390 мм на уровне газохода (угол 21°, высота 9200 мм, газоход Ø2000 мм из центра свода); подина 28,27 м² с 583 грибковыми безпровальными соплами (сталь ХН78Т, 4 отверстия Ø4 мм); футеровка — шамот Ш-22/23/5/44/45 на мертеле, листовой асбест. Дутьё — смесь технологического воздуха (80–120 кПа от воздуходувки) и технического кислорода 96 % (400–800 кПа из сети): **основной вариант 11 342 нм³/ч с 52,0 % O₂ при 25 °C; вспомогательный 19 146 нм³/ч с 30,8 % O₂, подогретого до 455 °C** топочными газами мазутной топки (горелка ГМ-4,5, мазут 300 кг/ч). Удельный расход кислорода на окисление 254,5 нм³/т шихты при α = 1,5. В слое поддерживается **930 °C**; время пребывания материала 9 ч, единовременная загрузка 139 т, слой 1647 мм (насыпной) / 1918–2144 мм (кипящий); число псевдоожижения 3,93/8,07. Тепловой эффект окисления шихты 2,378 ГДж/т. Огарок непрерывно выгружается через сливной порог в шнековый холодильник; выгрузкой управляет **дроссельный затвор по перепаду давления «газовая коробка – слой»**; крупные фракции с подины периодически выпускаются через второй порог ножевой шиберной задвижкой. Пуск после капремонта: розжиг дровами до 250–350 °C → загрузка 80–100 т огарка → разогрев тремя горелками МГМГ-10 (до 975 кг/ч мазута каждая) до 500–600 °C → выход на слабое кипение воздухом 12–13 тыс. нм³/ч → 850–880 °C → перевод на кислородно-воздушное дутьё и подача шихты. Остановка: прекращение загрузки → «прокалка» 20–30 мин до исчезновения SO₂ → отсечка дутья; при аварийной отсечке — подача азота по кислородной линии или аварийный сброс слоя через донную выгрузку.</w:t>
       </w:r>
     </w:p>
     <w:p>
@@ -1661,7 +1661,7 @@
         <w:rPr>
           <w:sz w:val="20"/>
         </w:rPr>
-        <w:t xml:space="preserve">**Сводный годовой баланс передела** (ИД табл. 22, основной вариант; сухие массы). Приход: концентрат 73 492 т + кек NNH 24 219 т + цементная медь 9 182 т = **106 892 т шихты**, в ней 71 264 т Cu, 4 043 т Ni, 191,4 т Co, 4 587 т Fe, 21 936 т S, 13,8 т Cl. Расход: огарок 81 896 т (76,98 %); пыль КУ 9 081 т + пыль циклона 8 165 т + пыль ЭФ 2 916 т + пыль в СКЦ 14 т = **20 175 т пыли** (18,96 %); сера в газ 21 307 т; хлор в газ 1,78 т; согласованные потери 502 т (0,47 %: обжиг 0,12 % + перевалка/транспортировка 0,25 % + гидрометаллургия 0,10 %). Суммарный выход твёрдых продуктов 123 883 т превышает загрузку на ~16 % — это **усвоенный кислород дутья**, связанный в оксиды (CuO, NiO, Fe₃O₄) и сульфаты; невязка по каждому металлу — 0,000 %. Распределение меди: 80,35 % в огарок, 19,18 % в пыль; серы: 97,13 % в газ, 2,21 % в пыль, 0,19 % в огарок — баланс серы задаёт и производительность СКЦ, и остаточное содержание S в огарке для выщелачивания.</w:t>
+        <w:t xml:space="preserve">**Сводный годовой баланс передела** (ИД табл. 22, основной вариант; сухие массы). Приход: концентрат 73 492 т + кек NNH 24 219 т + цементная медь 9 182 т = **106 892 т шихты**, в ней 71 264 т Cu, 4 043 т Ni, 191,4 т Co, 4 587 т Fe, 21 936 т S, 13,8 т Cl. Расход: огарок 81 896 т (76,98 %); пыль КУ 9 081 т + пыль циклона 8 165 т + пыль ЭФ 2 916 т + пыль в СКЦ 14 т ≈ **20 175 т пыли** (18,96 %; итог табл. 22; невязка округления 1 т); сера в газ 21 307 т; хлор в газ 1,78 т; согласованные потери 502 т (0,47 %: обжиг 0,12 % + перевалка/транспортировка 0,25 % + гидрометаллургия 0,10 %). Суммарный выход твёрдых продуктов 123 883 т превышает загрузку на ~16 % — это **усвоенный кислород дутья**, связанный в оксиды (CuO, NiO, Fe₃O₄) и сульфаты; невязка по каждому металлу — 0,000 %. Распределение меди: 80,35 % в огарок, 19,18 % в пыль; серы: 97,13 % в газ, 2,21 % в пыль, 0,19 % в огарок — баланс серы задаёт и производительность СКЦ, и остаточное содержание S в огарке для выщелачивания.</w:t>
       </w:r>
     </w:p>
     <w:p>
@@ -1669,7 +1669,7 @@
         <w:rPr>
           <w:sz w:val="20"/>
         </w:rPr>
-        <w:t xml:space="preserve">**Баланс по участкам.** (1) Фильтрация: приход пульпы 104 994 т/год (73 496 т тв. + 31 498 т воды, 70 % тв.); расход: кек 81 662 т/год (73 496 сух. + 8 166 воды, влажность 10 %) и фильтрат 23 332 м³/год в ОРФ. Проверка: 31 498 − 8 166 = 23 332 — **баланс воды сходится точно**. (2) Шихтовка: кек концентрата 81 662 + кек NNH влажный 30 273 (24 219 / 0,80) + цементная медь влажная 10 494 (9 182 / 0,875) = 122 429 т/год влажной шихты, средняя влажность 12,48 %, средняя сера 20,52 %; часовой максимум 15,448 т/ч. (3) Обжиг: приход — шихта 13,50 т/ч сух. (номинал) + дутьё 11 342 нм³/ч; расход — огарок 10,34 т/ч ном., пыль в газ 2,55 т/ч ном., газ 12 129 нм³/ч (SO₂ 17,83 %, H₂O 21,07 %, O₂ 16,21 %). Влага шихты (~1,9 т/ч) полностью переходит в газовую фазу. (4) Газоочистка (номинал/максимум с K=1,15): улов пыли КУ 1,319 т/ч, циклона 1,186 т/ч, ЭФ 0,424 т/ч, унос в СКЦ 1,32 кг/ч; объём газа нарастает подсосами 12 129 → 12 673 → 13 066 → 13 262 нм³/ч; запылённость падает 241,5 → 127,1 → 32,6 → 0,1 г/нм³. (5) Охлаждение-отгрузка: тракт огарка 14,346 т/ч (макс.) при годовых 99 142 т (огарок 81 896 + пыль КУ 9 081 + пыль циклона 8 165); тракт тонкой пыли 0,424 т/ч (2 916 т/год).</w:t>
+        <w:t xml:space="preserve">**Баланс по участкам.** (1) Фильтрация: приход пульпы 104 994 т/год (73 496 т тв. по табл. 23 п.42–55 + 31 498 т воды, 70 % тв.; отличие от 73 492 т по табл. 22 — 4 т/год, в пределах округлений ИД); расход: кек 81 662 т/год (73 496 сух. + 8 166 воды, влажность 10 %) и фильтрат 23 332 м³/год в ОРФ. Проверка: 31 498 − 8 166 = 23 332 — **баланс воды сходится точно**. (2) Шихтовка: кек концентрата 81 662 + кек NNH влажный 30 273 (24 219 / 0,80) + цементная медь влажная 10 494 (9 182 / 0,875) = 122 429 т/год влажной шихты, средняя влажность 12,48 %, средняя сера 20,52 %; часовой расход шихты по ИД табл. 23 — 15,448 т/ч (примечание: величина численно совпадает и с номиналом по влажной шихте 122 429/7 920 = 15,46 т/ч, и с суммой компонентных максимумов по сухому — базис (сухая/влажная, номинал/максимум K=1,15) запрошен у Гипроникеля; до ответа оборудование линии выбирается на 17,8 т/ч влажной шихты = номинал × 1,15). (3) Обжиг: приход — шихта 13,50 т/ч сух. (номинал) + дутьё 11 342 нм³/ч; расход — огарок 10,34 т/ч ном., пыль в газ 2,55 т/ч ном., газ 12 129 нм³/ч (SO₂ 17,83 %, H₂O 21,07 %, O₂ 16,21 %). Влага шихты (~1,9 т/ч) полностью переходит в газовую фазу. (4) Газоочистка (номинал/максимум с K=1,15): улов пыли КУ 1,319 т/ч, циклона 1,186 т/ч, ЭФ 0,424 т/ч, унос в СКЦ 1,32 кг/ч; объём газа нарастает подсосами 12 129 → 12 673 → 13 066 → 13 262 нм³/ч; запылённость падает 241,5 → 127,1 → 32,6 → 0,1 г/нм³. (5) Охлаждение-отгрузка: тракт огарка 14,346 т/ч (макс.) при годовых 99 142 т (огарок 81 896 + пыль КУ 9 081 + пыль циклона 8 165); тракт тонкой пыли 0,424 т/ч (2 916 т/год).</w:t>
       </w:r>
     </w:p>
     <w:p>
@@ -2111,6 +2111,22 @@
         <w:rPr>
           <w:sz w:val="19"/>
         </w:rPr>
+        <w:t xml:space="preserve">Базис величины 15,448 т/ч (сухая/влажная шихта, номинал/максимум K=1,15) — запрос Гипроникелю; до ответа оборудование линии шихтовки выбирается на 17,8 т/ч влажной шихты</w:t>
+      </w:r>
+    </w:p>
+    <w:p>
+      <w:r>
+        <w:rPr>
+          <w:b/>
+          <w:color w:val="8A6200"/>
+          <w:sz w:val="19"/>
+        </w:rPr>
+        <w:t xml:space="preserve">— определяется на стадии БИ: </w:t>
+      </w:r>
+      <w:r>
+        <w:rPr>
+          <w:sz w:val="19"/>
+        </w:rPr>
         <w:t xml:space="preserve">Баланс по микропримесям (Zn, Pb, As, Se, Te) и драгметаллам по продуктам обжига — в ИД заданы только входные содержания; распределение принять по данным Гипроникеля на стадии БИ</w:t>
       </w:r>
     </w:p>
@@ -2147,7 +2163,7 @@
         <w:rPr>
           <w:sz w:val="20"/>
         </w:rPr>
-        <w:t xml:space="preserve">**Печь КС, основной вариант.** Приход тепла — 36,74 ГДж/ч, единственная статья — экзотермика окисления шихты (2,378 ГДж/т × 15,448 т/ч, 100 %). Расход: с отходящими газами **51,50 %** (18,92 ГДж/ч), с огарком 19,49 % (7,16 ГДж/ч), на испарение влаги шихты 14,04 % (5,16 ГДж/ч), с обжиговой пылью 4,97 % (1,83 ГДж/ч), потери в окружающую среду 10,00 % (3,67 ГДж/ч ≈ 1,02 МВт). Баланс замыкается регулированием обогащения дутья кислородом: при 52,0 % O₂ объём газов минимален и автогенный режим удерживает слой на 930 °C без топлива. **Вспомогательный вариант**: приход 64,58 ГДж/ч, из них окисление шихты 75,42 % (48,71) и физическое тепло подогретого дутья 24,58 % (15,87 ГДж/ч — мазут 300 кг/ч через топку); расход: газы 60,96 % (39,37), огарок 12,89 % (8,32), влага 10,59 % (6,84), пыль 5,56 % (3,59), потери 10 % (6,46). Вывод: при деградации теплотворности шихты дефицит тепла покрывается либо концентрацией O₂ (снижение балласта N₂), либо энтальпией дутья — оба рычага заложены в схему автоматизации.</w:t>
+        <w:t xml:space="preserve">**Печь КС, основной вариант.** Приход тепла — 36,74 ГДж/ч, единственная статья — экзотермика окисления шихты (2,378 ГДж/т × 15,448 т/ч, 100 %). Расход: с отходящими газами **51,50 %** (18,92 ГДж/ч), с огарком 19,49 % (7,16 ГДж/ч), на испарение влаги шихты 14,04 % (5,16 ГДж/ч), с обжиговой пылью 4,97 % (1,83 ГДж/ч), потери в окружающую среду 10,00 % (3,67 ГДж/ч ≈ 1,02 МВт). Баланс замыкается регулированием обогащения дутья кислородом: при 52,0 % O₂ объём газов минимален и автогенный режим удерживает слой на 930 °C без топлива. **Вспомогательный вариант**: приход 64,58 ГДж/ч, из них окисление шихты и горение мазута топки 75,42 % (48,71 = 36,74 окисление шихты + ≈11,97 сгорание мазута 300 кг/ч) и физическое тепло подогретого дутья 24,58 % (15,87 ГДж/ч); расход: газы 60,96 % (39,37), огарок 12,89 % (8,32), влага 10,59 % (6,84), пыль 5,56 % (3,59), потери 10 % (6,46). Вывод: при деградации теплотворности шихты дефицит тепла покрывается либо концентрацией O₂ (снижение балласта N₂), либо энтальпией дутья — оба рычага заложены в схему автоматизации.</w:t>
       </w:r>
     </w:p>
     <w:p>
@@ -2163,7 +2179,7 @@
         <w:rPr>
           <w:sz w:val="20"/>
         </w:rPr>
-        <w:t xml:space="preserve">**Шнековые холодильники.** Огарок + грубая пыль: 14,346 т/ч охлаждаются с 837,6 до 70 °C, тепло к оборотной воде 7,391 ГДж/ч (вспом. 6,833); проверка по воде: 176,9 м³/ч × 4,187 × (35−25) = 7,41 ГДж/ч — сходимость 0,3 %. Резерв теплосъёма аппарата D2424-6 — 12,66 ГДж/ч (запас 1,7). Тонкая пыль: 0,424 т/ч, 387→70 °C, 0,092 ГДж/ч, вода 2,197 м³/ч. **Сводная утилизация тепла процесса (осн. вариант)**: из 36,74 ГДж/ч выделяющегося тепла в пар полезно переводится 11,3 ГДж/ч (31 %), в оборотную воду холодильников 7,48 ГДж/ч (20 %), с газом в СКЦ уходит ~7,5 ГДж/ч (387 °C — используется автотермичностью СКЦ), потери печи/КУ/газоходов в помещение и атмосферу ~10,5 ГДж/ч. Тепловой баланс газохода ЭФ→дымосос→СКЦ подтверждает температуру на границе 387 °C (падение 13 °C от КУ за счёт подсосов и теплопотерь тракта).</w:t>
+        <w:t xml:space="preserve">**Шнековые холодильники.** Огарок + грубая пыль: 14,346 т/ч охлаждаются с 837,6 до 70 °C, тепло к оборотной воде 7,391 ГДж/ч (вспом. 6,833); проверка по воде: 176,9 м³/ч × 4,187 × (35−25) = 7,41 ГДж/ч — сходимость 0,3 %. Резерв теплосъёма аппарата D2424-6 — 12,66 ГДж/ч (запас 1,7). Тонкая пыль: 0,424 т/ч, 387→70 °C, 0,092 ГДж/ч, вода 2,197 м³/ч. **Сводная утилизация тепла процесса (осн. вариант)**: из 36,74 ГДж/ч выделяющегося тепла в пар полезно переводится 11,3 ГДж/ч (31 %), в оборотную воду холодильников 7,48 ГДж/ч (20 %), с газом в СКЦ уходит ~7,5 ГДж/ч (387 °C — используется автотермичностью СКЦ), потери печи/КУ/газоходов в помещение и атмосферу ~10,5 ГДж/ч. Тепловой баланс газохода ЭФ→дымосос→СКЦ подтверждает температуру на границе 387 °C (падение 13 °C от КУ за счёт подсосов и теплопотерь тракта). Требование F-DEW (calc.json): температура стенок газоходов и бункеров ЭФ ≥240 °C (изоляция, обогрев холодных мостов), продувка тракта при остановках.</w:t>
       </w:r>
     </w:p>
     <w:tbl>
@@ -2338,7 +2354,7 @@
               <w:rPr>
                 <w:sz w:val="19"/>
               </w:rPr>
-              <w:t xml:space="preserve">окисление 75,42 % + подогрев дутья 24,58 %</w:t>
+              <w:t xml:space="preserve">окисление шихты + горение мазута топки 75,42 % (36,74 + ≈11,97 ГДж/ч) + подогрев дутья 24,58 %</w:t>
             </w:r>
           </w:p>
         </w:tc>
@@ -2649,7 +2665,7 @@
         <w:rPr>
           <w:sz w:val="20"/>
         </w:rPr>
-        <w:t xml:space="preserve">Расходные показатели приняты по ИД табл. 26 (нормировка на 71 264 т меди в шихте, 7920 ч/год); двойные значения — основной/вспомогательный вариант. **Электроэнергия**: на напряжении 380 В — 1 524 392 кВт·ч/год (21,39 кВт·ч/т Cu; средняя нагрузка ~192 кВт: крупнейшие потребители — смеситель СШ-25 37 кВт, конвейер УКВ-320-Ц-95 30 кВт, конвейеры УКВ-320-Ц-60 2×18,4 кВт, холодильник D2424-6 15 кВт и шнеки 11–15 кВт); на 6 кВ — дымосос ДН-15БНЖ 400 кВт, 3 168 000 кВт·ч/год (44,45 кВт·ч/т); питание электрофильтра (агрегат ОПМД-400, ~32 кВт) — 253 440 кВт·ч/год (3,56 кВт·ч/т). Итого по учтённому в ИД оборудованию ≈ **4,95 млн кВт·ч/год (69,4 кВт·ч/т Cu)** без воздуходувки, вакуум-насосов фильтрации и аспирации (в табл. 26 не нормированы — досчитываются на стадии БИ).</w:t>
+        <w:t xml:space="preserve">Расходные показатели приняты по ИД табл. 26 (нормировка на 71 264 т меди в шихте, 7920 ч/год); двойные значения — основной/вспомогательный вариант. **Электроэнергия**: на напряжении 380 В — 1 524 392 кВт·ч/год (21,39 кВт·ч/т Cu; средняя нагрузка ~192 кВт: крупнейшие потребители — смеситель СШ-25 37 кВт, конвейер УКВ-320-Ц-95 30 кВт, конвейеры УКВ-320-Ц-60 2×18,4 кВт, холодильник D2424-6 15 кВт и шнеки 11–15 кВт); на 6 кВ — дымосос ДН-15БНЖ 400 кВт, 3 168 000 кВт·ч/год (44,45 кВт·ч/т); питание электрофильтра (агрегат ОПМД-400, ~32 кВт) — 253 440 кВт·ч/год (3,56 кВт·ч/т). Итого по учтённому в ИД оборудованию ≈ **4,95 млн кВт·ч/год (69,4 кВт·ч/т Cu)** без воздуходувки, вакуум-насосов фильтрации и аспирации (в табл. 26 не нормированы — досчитываются на стадии БИ). С учётом досчёта воздуходувки, вакуум-станции и аспирации (calc.json L1-EL) полное электропотребление лота 1 ≈7,6 млн кВт·ч/год (средняя нагрузка ≈1,0 МВт) — закладывается в ТЭП и запрос ТУ.</w:t>
       </w:r>
     </w:p>
     <w:p>
@@ -4223,7 +4239,7 @@
         <w:rPr>
           <w:sz w:val="20"/>
         </w:rPr>
-        <w:t xml:space="preserve">**Электрические нагрузки.** По нормированному в ИД оборудованию: установленная мощность на 0,4 кВ ~194 кВт (средняя нагрузка 192 кВт — сходится с годовым расходом 1,524 млн кВт·ч); на 6 кВ — дымосос 400 кВт (рабочий; второй — резерв, АВР); электрофильтр — агрегат ОПМД-400 (80 кВ выпрямленного, потребление ~32 кВт, два агрегатных поста при двух ЭФ). Сверх ИД в расчётную нагрузку цеха включаются: воздуходувка дутья (оценка Исполнителя 315–400 кВт на 6 кВ или 0,4 кВ — по расчёту N = Q·Δp/η при Q до 15,7 тыс. нм³/ч и Δp ≈ 60 кПа, уточняется выбором машины), вакуум-станция фильтрации (~2×90 кВт, оценка по аналогам БОФ), дымосос(ы) и рукавные фильтры аспирации (~75–110 кВт, по расчёту аспирации), электроприводы арматуры, обогрев КИП, освещение, вентиляция, мостовые краны. **Предварительная расчётная мощность цеха 1,1–1,4 МВт** (оценка для запроса ТУ; подтверждается сводной таблицей электроприёмников на стадии БИ с указанием пусковых токов и коэффициентов одновременности — требование Приложения №3).</w:t>
+        <w:t xml:space="preserve">**Электрические нагрузки.** По нормированному в ИД оборудованию: установленная мощность на 0,4 кВ ~194 кВт (средняя нагрузка 192 кВт — сходится с годовым расходом 1,524 млн кВт·ч); на 6 кВ — дымосос 400 кВт (рабочий; второй — резерв, АВР); электрофильтр — агрегат ОПМД-400 (80 кВ выпрямленного, потребление ~32 кВт, два агрегатных поста при двух ЭФ). Сверх ИД в расчётную нагрузку цеха включаются: воздуходувка дутья — ≈220 кВт (осн.) / ≈410 кВт (вспом.) на валу при конечном давлении 0,09–0,12 МПа изб. (π ≈ 2,0; расчёт КВАНТ, блок L1-EL); уточняется выбором машины, вакуум-станция фильтрации (~2×90 кВт, оценка по аналогам БОФ), дымосос(ы) и рукавные фильтры аспирации (~75–110 кВт, по расчёту аспирации), электроприводы арматуры, обогрев КИП, освещение, вентиляция, мостовые краны. **Предварительная расчётная мощность цеха 1,1–1,4 МВт** (оценка для запроса ТУ; подтверждается сводной таблицей электроприёмников на стадии БИ с указанием пусковых токов и коэффициентов одновременности — требование Приложения №3).</w:t>
       </w:r>
     </w:p>
     <w:p>
@@ -4456,21 +4472,21 @@
               <w:rPr>
                 <w:sz w:val="19"/>
               </w:rPr>
-              <w:t xml:space="preserve">315–400 кВт при Δp ≈ 60 кПа — определяется на стадии БИ</w:t>
-            </w:r>
-          </w:p>
-        </w:tc>
-        <w:tc>
-          <w:tcPr>
-            <w:tcW w:w="3038" w:type="dxa"/>
-          </w:tcPr>
-          <w:p>
-            <w:r>
-              <w:rPr>
-                <w:color w:val="666666"/>
-                <w:sz w:val="18"/>
-              </w:rPr>
-              <w:t xml:space="preserve">оценка Исполнителя по ИД табл. 23 п.197-199, 226-228</w:t>
+              <w:t xml:space="preserve">≈220 кВт (осн.) / ≈410 кВт (вспом.) на валу при 0,09–0,12 МПа изб. (π ≈ 2,0; L1-EL) — уточняется выбором машины</w:t>
+            </w:r>
+          </w:p>
+        </w:tc>
+        <w:tc>
+          <w:tcPr>
+            <w:tcW w:w="3038" w:type="dxa"/>
+          </w:tcPr>
+          <w:p>
+            <w:r>
+              <w:rPr>
+                <w:color w:val="666666"/>
+                <w:sz w:val="18"/>
+              </w:rPr>
+              <w:t xml:space="preserve">расчёт КВАНТ, блок L1-EL; ИД табл. 23 п.197-199, 226-228</w:t>
             </w:r>
           </w:p>
         </w:tc>
@@ -5017,7 +5033,7 @@
         <w:rPr>
           <w:sz w:val="20"/>
         </w:rPr>
-        <w:t xml:space="preserve">Потребности цеха для запроса ТУ (по ИД табл. 23, 26; двойные значения осн./вспом.): **электроэнергия** — предварительно 1,1–1,4 МВт расчётной мощности, ввод 6 кВ (двигатели 400 кВт) + КТП 6/0,4 кВ; **кислород технический 96 %** — 4 687 / 3 136 нм³/ч, давление сети 0,8–1,2 МПа (поставка с существующей кислородной станции площадки; граница — фланец на стене цеха, ТЗ п.3.3.8); **технологический воздух** дутья — вырабатывается собственной воздуходувкой цеха (атмосферный забор с фильтрацией), сеть не требуется; **компрессорный воздух** 0,3–0,5 МПа — 636 / 3 841 нм³/ч в среднем (5,04 / 30,42 млн нм³/год; пики при работе форсунок и обдувке — буферный ресивер в цехе), плюс осушенный воздух КИП по ГОСТ 17433 (класс загрязнённости 1) от блока подготовки с точкой росы −40 °C; **пар** — цех является нетто-источником: выдача 4,1–6,5 т/ч (0,6 МПа, 159 °C после РОУ) в паросеть площадки, при остановках печи — обратный приём пара на разогрев мазутных спутников (величина — на стадии БИ); **химочищенная вода** — 4,3 / 6,8 т/ч (105 °C, от КПО ЦЭО; граница — всас питательных насосов КУ, ТЗ п.3.3.12); **оборотная вода** — 179,1 / 166,1 м³/ч (подача 25 °C / возврат 35 °C, 0,6 МПа; содержание взвесей ≤15 мг/л по ИД п.1.3.10); **мазут М-100** — среднегодовой расход мал (468 / 2 844 т/год), но подключение рассчитывается на максимум одновременной работы трёх МГМГ-10 (2,82 т/ч) + ГМ-4,5 (0,46 т/ч) ≈ **3,3 т/ч** с подогревом и циркуляцией (граница — фланец на стене цеха, ТЗ п.3.3.7); **хозпитьевая вода и стоки** — санитарно-бытовые нужды персонала + продувка КУ 0,21–0,32 м³/ч (после охлаждения — в утилизацию стоков согласно ИД разд. 2.5).</w:t>
+        <w:t xml:space="preserve">Потребности цеха для запроса ТУ (по ИД табл. 23, 26; двойные значения осн./вспом.): **электроэнергия** — предварительно 1,1–1,4 МВт расчётной мощности, ввод 6 кВ (двигатели 400 кВт) + КТП 6/0,4 кВ; **кислород технический 96 %** — 4 687 / 3 136 нм³/ч, давление сети 0,8–1,2 МПа (поставка с существующей кислородной станции площадки; граница — фланец на стене цеха, ТЗ п.3.3.8); **технологический воздух** дутья — вырабатывается собственной воздуходувкой цеха (атмосферный забор с фильтрацией), сеть не требуется; **компрессорный воздух** 0,3–0,5 МПа — 636 / 3 841 нм³/ч в среднем (5,04 / 30,42 млн нм³/год; пики при работе форсунок и обдувке — буферный ресивер в цехе), плюс осушенный воздух КИП по ГОСТ 17433 (класс загрязнённости 1) от блока подготовки с точкой росы −40 °C; **пар** — цех является нетто-источником: выдача 4,1–6,5 т/ч (0,6 МПа, 159 °C после РОУ) в паросеть площадки, при остановках печи — обратный приём пара на разогрев мазутных спутников (величина — на стадии БИ); **химочищенная вода** — 4,3 / 6,8 т/ч (105 °C, от КПО ЦЭО; граница — всас питательных насосов КУ, ТЗ п.3.3.12); **оборотная вода** — 179,1 / 166,1 м³/ч (подача 25 °C / возврат 35 °C, 0,6 МПа; содержание взвесей ≤15 мг/л по ИД п.1.3.10); **мазут М-100** — среднегодовой расход мал (468 / 2 844 т/год), но подключение рассчитывается на максимум одновременной работы трёх МГМГ-10 (2,93 т/ч) + ГМ-4,5 (0,46 т/ч) ≈ **3,4 т/ч** с подогревом и циркуляцией (граница — фланец на стене цеха, ТЗ п.3.3.7); **хозпитьевая вода и стоки** — санитарно-бытовые нужды персонала + продувка КУ 0,21–0,32 м³/ч (после охлаждения — в утилизацию стоков согласно ИД разд. 2.5).</w:t>
       </w:r>
     </w:p>
     <w:p>
@@ -5284,7 +5300,7 @@
               <w:rPr>
                 <w:sz w:val="19"/>
               </w:rPr>
-              <w:t xml:space="preserve">≈3,3 т/ч (3×МГМГ-10 + ГМ-4,5)</w:t>
+              <w:t xml:space="preserve">≈3,4 т/ч (3×МГМГ-10 + ГМ-4,5)</w:t>
             </w:r>
           </w:p>
         </w:tc>
@@ -6245,7 +6261,7 @@
         <w:rPr>
           <w:sz w:val="20"/>
         </w:rPr>
-        <w:t xml:space="preserve">**Участок газоочистки.** (1) **LICA-401 уровень барабана КУ** — трёхимпульсный регулятор (уровень + расход пара + расход питательной воды) → питательный клапан; аварийные уровни ±150 мм (БИ), ПАЗ по упуску воды (останов… перевод печи в горячий резерв: стоп загрузки, продувка). (2) PIC-402 давление пара 1,86 МПа → сброс в РОУ; предохранительные клапаны — 2 шт. по ТР ТС 032/2013. (3) TIC-403 пар после РОУ 159 °C → впрыск ХОВ; PIC-404 0,6 МПа → редукционный клапан. (4) QIC-405 электропроводность котловой воды → клапан непрерывной продувки (0,205–0,324 м³/ч). (5) TIA-406 газ за КУ 400 °C: рост — признак загрязнения поверхностей, автозапуск виброочистки/обстукивания по циклограмме и по ΔT. (6) PDI-407…409 перепады по КУ, циклону (868/2232 Па), ЭФ (≤200 Па) — диагностика забивания трактов. (7) ЭФ: управление агрегатами ОПМД-400 — автоматическое поддержание тока на грани искрения (46,4–57,6 кВ), циклограммы встряхивания полей со сдвигом от отгрузки пыли; TSA-410 блокировка полей при T газа &lt;320 °C (БИ; риск росы SO₃ — расчётная точка росы уточняется) и при уровне max в пылесборнике; допусковый контроль изоляторных коробок. (8) **PIC-411 разрежение перед дымососом** — резервный к PIC-306 канал регулирования тяги; АВР дымососов: автозапуск резервного с перестановкой перекидных шиберов за ≤60 с (БИ). (9) QIRC-412 SO₂/O₂ + пылемер QI-413 в газоходе СКЦ — коммерческий/технологический контроль границы (15,59 % SO₂, ≤0,1 г/нм³). (10) Холодильники: TIC-414/415 T материала на выходе 70 °C → ПИД → клапаны расхода оборотной воды (176,9 и 2,2 м³/ч); FSA-416 протока воды каждого контура — блокировка шнека при потере протока (защита от прогара); TIA-417 воды на выходе 35 °C (предупр. 45 °C — БИ); SIC токовая защита шнеков с реверс-алгоритмом расклинивания. (11) Силосы: WIA-418 вес (CLF-300), разрешение налива цементовоза по весу и T ≤65 °C, автоматика дисковых затворов и аспирации налива.</w:t>
+        <w:t xml:space="preserve">**Участок газоочистки.** (1) **LICA-401 уровень барабана КУ** — трёхимпульсный регулятор (уровень + расход пара + расход питательной воды) → питательный клапан; аварийные уровни ±150 мм (БИ), ПАЗ по упуску воды (останов… перевод печи в горячий резерв: стоп загрузки, продувка). (2) PIC-402 давление пара 1,86 МПа → сброс в РОУ; предохранительные клапаны — 2 шт. по ТР ТС 032/2013. (3) TIC-403 пар после РОУ 159 °C → впрыск ХОВ; PIC-404 0,6 МПа → редукционный клапан. (4) QIC-405 электропроводность котловой воды → клапан непрерывной продувки (0,205–0,324 м³/ч). (5) TIA-406 газ за КУ 400 °C: рост — признак загрязнения поверхностей, автозапуск виброочистки/обстукивания по циклограмме и по ΔT. (6) PDI-407…409 перепады по КУ, циклону (868/2232 Па), ЭФ (≤200 Па) — диагностика забивания трактов. (7) ЭФ: управление агрегатами ОПМД-400 — автоматическое поддержание тока на грани искрения (46,4–57,6 кВ), циклограммы встряхивания полей со сдвигом от отгрузки пыли; TSA-410 блокировка полей при T газа &lt;320 °C (запас ≈100 °C к расчётной точке росы H₂SO₄ 221/209 °C — calc.json L1-DEW) и при уровне max в пылесборнике; допусковый контроль изоляторных коробок. (8) **PIC-411 разрежение перед дымососом** — резервный к PIC-306 канал регулирования тяги; АВР дымососов: автозапуск резервного с перестановкой перекидных шиберов за ≤60 с (БИ). (9) QIRC-412 SO₂/O₂ + пылемер QI-413 в газоходе СКЦ — коммерческий/технологический контроль границы (15,59 % SO₂, ≤0,1 г/нм³). (10) Холодильники: TIC-414/415 T материала на выходе 70 °C → ПИД → клапаны расхода оборотной воды (176,9 и 2,2 м³/ч); FSA-416 протока воды каждого контура — блокировка шнека при потере протока (защита от прогара); TIA-417 воды на выходе 35 °C (предупр. 45 °C — БИ); SIC токовая защита шнеков с реверс-алгоритмом расклинивания. (11) Силосы: WIA-418 вес (CLF-300), разрешение налива цементовоза по весу и T ≤65 °C, автоматика дисковых затворов и аспирации налива.</w:t>
       </w:r>
     </w:p>
     <w:p>
@@ -6554,7 +6570,7 @@
               <w:rPr>
                 <w:sz w:val="19"/>
               </w:rPr>
-              <w:t xml:space="preserve">блокировка полей при T&lt;320 °C (точка росы SO₃) и max пыли</w:t>
+              <w:t xml:space="preserve">блокировка полей при T&lt;320 °C (запас ≈100 °C к расчётной точке росы H₂SO₄ 221/209 °C — calc.json L1-DEW) и max пыли</w:t>
             </w:r>
           </w:p>
         </w:tc>
@@ -6703,7 +6719,7 @@
         <w:rPr>
           <w:sz w:val="19"/>
         </w:rPr>
-        <w:t xml:space="preserve">Точка росы SO₃ для уставки защиты ЭФ — расчёт по фактической влажности и SO₃ на стадии БИ</w:t>
+        <w:t xml:space="preserve">Подтверждение точки росы (наш расчёт L1-DEW: 221/209 °C) поверочным расчётом Гипроникеля</w:t>
       </w:r>
     </w:p>
     <w:p>
@@ -7239,7 +7255,7 @@
         <w:rPr>
           <w:sz w:val="20"/>
         </w:rPr>
-        <w:t xml:space="preserve">**Реестр основных технологических нагрузок для планов конструкций** (постоянная + длительная от заполнения, по ИД табл. 25 «НЗП»): приёмный бункер концентрата 60 м³ — 132,6 т материала; бункер оборотного огарка 50 м³ — 149,3 т; бункер кека 20 м³ — 27,0 т; бункер цементной меди 10 м³ — 30,0 т; расходные бункеры 2×60 м³ — 125,0 т суммарно; смеситель с заполнением ~8 т; печь КС — 139 т слоя + футеровка и корпус (масса металлоконструкций и футеровки печи — по КД, предварительная оценка Исполнителя 200–230 т: шамот ~135 т при толщине 350 мм, подина ~30 т, корпус и свод ~40–60 т); котёл-утилизатор — масса по КД завода + 30,4 т пыли в бункере (15 м³ × 2,025 т/м³); циклон 1,19 т + 16,2 т пыли; каждый ЭФ 72,6 т + 17,1 т пыли; холодильник D2424-6 с заполнением ~13 т + вода в рубашке; силосная башня огарка — **221 т материала** (100 м³ × ~2,2 т/м³ насыпной уплотнённой) + собственный вес; силос пыли 17,1 т. Газоходы Ø2000/Ø1100 с футеровкой ШЛ-0,4 — линейная нагрузка на опоры и температурные усилия от компенсаторов (тракт до 400–920 °C); в НЗП газоходов заложено до 50 т пылевых отложений на тракте «печь–КУ» и 50 т на «КУ–циклон» — **пылевая нагрузка газоходов учитывается в расчёте опор как длительная**, это прямое следствие данных ИД табл. 25.</w:t>
+        <w:t xml:space="preserve">**Реестр основных технологических нагрузок для планов конструкций** (постоянная + длительная от заполнения, по ИД табл. 25 «НЗП»): приёмный бункер концентрата 60 м³ — 132,6 т материала; бункер оборотного огарка 50 м³ — 149,3 т (соответствует 2,99 т/м³ против 2,21 т/м³, принятых для силоса огарка, — базис строки табл. 25 запрошен у Гипроникеля; до ответа в расчёт конструкций принимается большее значение 149,3 т); бункер кека 20 м³ — 27,0 т; бункер цементной меди 10 м³ — 30,0 т; расходные бункеры 2×60 м³ — 125,0 т суммарно; смеситель с заполнением ~8 т; печь КС — 139 т слоя + футеровка и корпус (масса металлоконструкций и футеровки печи — по КД, предварительная оценка Исполнителя 200–230 т: шамот ~135 т при толщине 350 мм, подина ~30 т, корпус и свод ~40–60 т); котёл-утилизатор — масса по КД завода + 30,4 т пыли в бункере (15 м³ × 2,025 т/м³); циклон 1,19 т + 16,2 т пыли; каждый ЭФ 72,6 т + 17,1 т пыли; холодильник D2424-6 с заполнением ~13 т + вода в рубашке; силосная башня огарка — **221 т материала** (100 м³ × ~2,2 т/м³ насыпной уплотнённой) + собственный вес; силос пыли 17,1 т. Газоходы Ø2000/Ø1100 с футеровкой ШЛ-0,4 — линейная нагрузка на опоры и температурные усилия от компенсаторов (тракт до 400–920 °C); в НЗП газоходов заложено до 50 т пылевых отложений на тракте «печь–КУ» и 50 т на «КУ–циклон» — **пылевая нагрузка газоходов учитывается в расчёте опор как длительная**, это прямое следствие данных ИД табл. 25.</w:t>
       </w:r>
     </w:p>
     <w:p>
@@ -7639,6 +7655,22 @@
         <w:rPr>
           <w:sz w:val="19"/>
         </w:rPr>
+        <w:t xml:space="preserve">Базис строки табл. 25 «бункер оборотного огарка 50 м³ — 149,3 т» (2,99 т/м³ против 2,21 т/м³ силоса огарка) — запрос Гипроникелю; до ответа в расчёт конструкций принимается 149,3 т</w:t>
+      </w:r>
+    </w:p>
+    <w:p>
+      <w:r>
+        <w:rPr>
+          <w:b/>
+          <w:color w:val="8A6200"/>
+          <w:sz w:val="19"/>
+        </w:rPr>
+        <w:t xml:space="preserve">— определяется на стадии БИ: </w:t>
+      </w:r>
+      <w:r>
+        <w:rPr>
+          <w:sz w:val="19"/>
+        </w:rPr>
         <w:t xml:space="preserve">Массы КУ, барабана, воздуходувки, рукавных фильтров — по ТКП/КД заводов (закладываются в планы нагрузок итерацией)</w:t>
       </w:r>
     </w:p>
@@ -7707,7 +7739,7 @@
         <w:rPr>
           <w:sz w:val="20"/>
         </w:rPr>
-        <w:t xml:space="preserve">(2) **Воздуходувка дутья** — тип не выбран (центробежная одно/двухступенчатая, ~315–400 кВт, обороты 3000 об/мин или выше при мультипликаторе — 50+ Гц); фундамент проектируется по паспортным динамическим нагрузкам поставщика; до выбора машины в планах резервируется блок 6×4 м с допуском по массе до 60 т. (3) **Печь КС** — квазистатическая, но с пульсационной составляющей кипящего слоя (пульсации перепада 48–53 кПа на площади 28,3 м² — знакопеременная составляющая до ~1–2 % статики в полосе 0,5–5 Гц); фундамент печи — плита под опорный каркас, проверка на резонанс с низшими тонами каркаса. (4) **Смеситель СШ-25, шнековые холодильники, конвейеры** — малые динамические добавки (коэффициент динамичности 1,1–1,2 к статике); вибраторы бункеров и виброразгружатели силосов — локальные импульсные нагрузки, гасятся конструкцией силоса (проверка узлов крепления на усталость). (5) **ЭФ** — статика 89,7 т + импульсы встряхивания молотками (учитываются коэффициентом 1,1). (6) **Мостовой кран** — горизонтальные тормозные силы на колонны по СП 20.13330.</w:t>
+        <w:t xml:space="preserve">(2) **Воздуходувка дутья** — тип не выбран (центробежная одно/двухступенчатая; ≈220 кВт (осн.) / ≈410 кВт (вспом.) на валу при конечном давлении 0,09–0,12 МПа изб. (π ≈ 2,0; расчёт КВАНТ, блок L1-EL), уточняется выбором машины; обороты 3000 об/мин или выше при мультипликаторе — 50+ Гц); фундамент проектируется по паспортным динамическим нагрузкам поставщика; до выбора машины в планах резервируется блок 6×4 м с допуском по массе до 60 т. (3) **Печь КС** — квазистатическая, но с пульсационной составляющей кипящего слоя (пульсации перепада 48–53 кПа на площади 28,3 м² — знакопеременная составляющая до ~1–2 % статики в полосе 0,5–5 Гц); фундамент печи — плита под опорный каркас, проверка на резонанс с низшими тонами каркаса. (4) **Смеситель СШ-25, шнековые холодильники, конвейеры** — малые динамические добавки (коэффициент динамичности 1,1–1,2 к статике); вибраторы бункеров и виброразгружатели силосов — локальные импульсные нагрузки, гасятся конструкцией силоса (проверка узлов крепления на усталость). (5) **ЭФ** — статика 89,7 т + импульсы встряхивания молотками (учитываются коэффициентом 1,1). (6) **Мостовой кран** — горизонтальные тормозные силы на колонны по СП 20.13330.</w:t>
       </w:r>
     </w:p>
     <w:p>

--- a/ove/public/docs/bi/ove75-lot1-pz-draft.docx
+++ b/ove/public/docs/bi/ove75-lot1-pz-draft.docx
@@ -3753,7 +3753,7 @@
         <w:rPr>
           <w:sz w:val="20"/>
         </w:rPr>
-        <w:t xml:space="preserve">Материальное исполнение: тракты цементной меди и шихты — AISI 316 / 12Х18Н10Т (в ИД марка стали циклона/ЭФ/дымососа напечатана как «12Х1812Т» — принимается **12Х18Н10Т**, нормализация опечатки согласована с данными табл. 24Б); газоход — 09Г2С с футеровкой легковесом ШЛ-0,4; сопла — ХН78Т. Резервирование: ЭФ 2×100 %, дымососы 2×100 %, вакуум-фильтры 2×100 % по площади, остальное — по запасу производительности 1,15. Оборудование в ИД указано с конкретными изготовителями — в БИ по каждой позиции запрашиваются ТКП не менее 2–3 поставщиков (ТЗ п.3.6) с проверкой аналогов; отклонения от референсных марок допускаются при подтверждении характеристик.</w:t>
+        <w:t xml:space="preserve">Материальное исполнение: тракты цементной меди и шихты — AISI 316 / 12Х18Н10Т (в ИД марка стали циклона/ЭФ/дымососа напечатана как «12Х1812Т» — принимается **12Х18Н10Т**, нормализация опечатки согласована с данными табл. 24Б); газоход — 09Г2С с футеровкой легковесом ШЛ-0,4; сопла — ХН78Т. Резервирование: ЭФ 2×100 %, дымососы 2×100 %, вакуум-фильтры 2×100 % по площади, остальное — по запасу производительности 1,15. Оборудование в ИД указано с конкретными изготовителями — в БИ по каждой позиции основного перечня запрашиваются бюджетные ТКП 2–3 поставщиков (ТЗ п.3.6 в ред. v4.1) с проверкой аналогов; отклонения от референсных марок допускаются при подтверждении характеристик.</w:t>
       </w:r>
     </w:p>
     <w:tbl>
@@ -4255,7 +4255,7 @@
         <w:rPr>
           <w:sz w:val="20"/>
         </w:rPr>
-        <w:t xml:space="preserve">**Электробезопасность и монтаж**: заземление — контур с использованием фундаментов, TN-S для 0,4 кВ; молниезащита здания и наружных сооружений (силосы, свеча аспирации, газоход) по СО 153-34.21.122-2003 / РД 34.21.122-87; агрегаты ЭФ — отдельный контур заземления, ограждение и блокировка доступа в изоляторные коробки (80 кВ). Взрывоопасные зоны: мазутное хозяйство (класс зоны по ГОСТ IEC 60079-10-1 — мазут с t всп. &gt;61 °C, зоны нормируются локально у форсуночного узла), кислородопровод — зоны повышенной пожароопасности (обезжиривание, запрет масел). Кабели — с медными жилами, не распространяющие горение (нг-LS), трассы КИПиА отдельно от силовых (Прил. №5); вблизи печи и газоходов — термостойкие. В составе БИ выпускаются: ПЗ с расчётом нагрузок, однолинейные схемы всех уровней, планы сетей и электрооборудования, расчёт токов КЗ для выбора аппаратов, чертежи взрывоопасных зон, спецификации и опросные листы на трансформаторы, КРУ/РУНН, ЧРП/УПП, ИБП, ДГУ (при обосновании) — объём по Приложению №3.</w:t>
+        <w:t xml:space="preserve">**Электробезопасность и монтаж**: заземление — контур с использованием фундаментов, TN-S для 0,4 кВ; молниезащита здания и наружных сооружений (силосы, свеча аспирации, газоход) по СО 153-34.21.122-2003 / РД 34.21.122-87; агрегаты ЭФ — отдельный контур заземления, ограждение и блокировка доступа в изоляторные коробки (80 кВ). Взрывоопасные зоны: мазутное хозяйство (класс зоны по ГОСТ IEC 60079-10-1 — мазут с t всп. &gt;61 °C, зоны нормируются локально у форсуночного узла), кислородопровод — зоны повышенной пожароопасности (обезжиривание, запрет масел). Кабели — с медными жилами, не распространяющие горение (нг-LS), трассы КИПиА отдельно от силовых (Прил. №5); вблизи печи и газоходов — термостойкие. В составе БИ выпускаются (объём электро по ТЗ v4.1): расчёт электрических нагрузок для запроса ТУ, однолинейные схемы 6/0,4 кВ и предварительный перечень основного электрооборудования (трансформаторы, КРУ/РУНН, ЧРП/УПП, ИБП, при обосновании — ДГУ) с расчётом токов КЗ для его предварительного выбора; планы расположения электрооборудования, спецификации материалов, опросные листы электро, кабельные журналы и светотехника из объёма Прил. №3 в v4.1 вычеркнуты — выполняются на детальном инжиниринге/РД.</w:t>
       </w:r>
     </w:p>
     <w:tbl>
@@ -4649,7 +4649,7 @@
           <w:b/>
           <w:sz w:val="26"/>
         </w:rPr>
-        <w:t xml:space="preserve">Выбросы в атмосферу: аспирационные газы до и после очистки</w:t>
+        <w:t xml:space="preserve">Выбросы в атмосферу: аспирационные газы до и после очистки (предварительно, расчётно для раздела ОВОС)</w:t>
       </w:r>
     </w:p>
     <w:p>
@@ -4674,6 +4674,14 @@
           <w:sz w:val="20"/>
         </w:rPr>
         <w:t xml:space="preserve">В составе БИ приводится таблица «источник → объём → концентрация до/после → валовый выброс» по каждому отсосу; высота свечи и приземные концентрации проверяются расчётом рассеивания по МРР-2017 (приказ Минприроды № 273 от 06.06.2017) на стадии ОТР с учётом фоновых концентраций промплощадки; нормативы ПДВ оформляются в составе разрешительной документации Заказчика. Контроль после очистки — стационарный пылемер на свече + периодический гравиметрический отбор.</w:t>
+      </w:r>
+    </w:p>
+    <w:p>
+      <w:r>
+        <w:rPr>
+          <w:sz w:val="20"/>
+        </w:rPr>
+        <w:t xml:space="preserve">Статус данных по ТЗ v4.1 — **предварительные расчётные для раздела ОВОС**; гарантийные значения выбросов фиксируются на детальном этапе по данным выбранного изготовителя фильтров (принятая Заказчиком редакция D-09). Сводные данные для ОВОС по всем средам (вода, отходы, физические воздействия) — в отдельном разделе настоящей ПЗ.</w:t>
       </w:r>
     </w:p>
     <w:tbl>
@@ -5025,7 +5033,7 @@
           <w:b/>
           <w:sz w:val="26"/>
         </w:rPr>
-        <w:t xml:space="preserve">Предварительные данные по подключению к сетям водо-, энерго- и воздухоснабжения</w:t>
+        <w:t xml:space="preserve">Сводные предварительные данные для раздела ОВОС (по материальным балансам)</w:t>
       </w:r>
     </w:p>
     <w:p>
@@ -5033,7 +5041,7 @@
         <w:rPr>
           <w:sz w:val="20"/>
         </w:rPr>
-        <w:t xml:space="preserve">Потребности цеха для запроса ТУ (по ИД табл. 23, 26; двойные значения осн./вспом.): **электроэнергия** — предварительно 1,1–1,4 МВт расчётной мощности, ввод 6 кВ (двигатели 400 кВт) + КТП 6/0,4 кВ; **кислород технический 96 %** — 4 687 / 3 136 нм³/ч, давление сети 0,8–1,2 МПа (поставка с существующей кислородной станции площадки; граница — фланец на стене цеха, ТЗ п.3.3.8); **технологический воздух** дутья — вырабатывается собственной воздуходувкой цеха (атмосферный забор с фильтрацией), сеть не требуется; **компрессорный воздух** 0,3–0,5 МПа — 636 / 3 841 нм³/ч в среднем (5,04 / 30,42 млн нм³/год; пики при работе форсунок и обдувке — буферный ресивер в цехе), плюс осушенный воздух КИП по ГОСТ 17433 (класс загрязнённости 1) от блока подготовки с точкой росы −40 °C; **пар** — цех является нетто-источником: выдача 4,1–6,5 т/ч (0,6 МПа, 159 °C после РОУ) в паросеть площадки, при остановках печи — обратный приём пара на разогрев мазутных спутников (величина — на стадии БИ); **химочищенная вода** — 4,3 / 6,8 т/ч (105 °C, от КПО ЦЭО; граница — всас питательных насосов КУ, ТЗ п.3.3.12); **оборотная вода** — 179,1 / 166,1 м³/ч (подача 25 °C / возврат 35 °C, 0,6 МПа; содержание взвесей ≤15 мг/л по ИД п.1.3.10); **мазут М-100** — среднегодовой расход мал (468 / 2 844 т/год), но подключение рассчитывается на максимум одновременной работы трёх МГМГ-10 (2,93 т/ч) + ГМ-4,5 (0,46 т/ч) ≈ **3,4 т/ч** с подогревом и циркуляцией (граница — фланец на стене цеха, ТЗ п.3.3.7); **хозпитьевая вода и стоки** — санитарно-бытовые нужды персонала + продувка КУ 0,21–0,32 м³/ч (после охлаждения — в утилизацию стоков согласно ИД разд. 2.5).</w:t>
+        <w:t xml:space="preserve">Раздел ОВОС разрабатывается генпроектировщиком на стадии ОТР/ПД; БИ по ТЗ v4.1 передаёт **предварительные расчётные данные** по своим балансам (принятая редакция D-09: «предварительно, расчётно, по аналогам»). Сводка по средам воздействия.</w:t>
       </w:r>
     </w:p>
     <w:p>
@@ -5041,7 +5049,23 @@
         <w:rPr>
           <w:sz w:val="20"/>
         </w:rPr>
-        <w:t xml:space="preserve">Особенность площадки — субарктический климат: все наружные сети (оборотная вода, мазут, пульпопровод концентрата, пар) — с тепловым сопровождением и изоляцией; пульпопровод и возврат сливов в ОРФ — косвенно обогреваемые (прямое указание ИД разд. 4). По каждой точке в БИ выдаётся: расход (номинал/максимум), параметры среды, диаметр и отметка фланца границы, требования к резервированию. Точки подключения фиксируются после получения ТУ Заказчика (ТЗ п.3.3.7–3.3.13 — «уточняется при разработке БИ и ОТР»).</w:t>
+        <w:t xml:space="preserve">**Атмосферный воздух.** Единственный организованный источник цеха — свеча аспирации после рукавных фильтров: объём 20–35 тыс. м³/ч, остаточная запылённость ≤10 мг/нм³, валовый выброс твёрдых **≤2,8 т/год** (верхняя оценка: 35 000 м³/ч × 10 мг/м³ × 7 920 ч), в пересчёте по составам материалов — Cu ≤1,9 т/год, Ni ≤0,13 т/год; состав пыли для расчёта рассеивания принимается по балансовым продуктам (огарок 69,92 % Cu; тонкая пыль 63,18 % Cu, 4,45 % Ni; шихта S 20,52 %). SO₂ на свече — следовые количества (горячие узлы печи аспирируются укрытиями при контролируемом разрежении); количественная оценка — после поаппаратного расчёта отсосов. Технологический газ (13 262/21 830 нм³/ч, SO₂ 15,59/9,49 %, 21 307 т S/год) **выбросом цеха не является** — передаётся в СКЦ как сырьё по границе «выходной патрубок дымососа»; выбросы после СКЦ учитываются в действующей разрешительной документации КГМК (интерфейс, не объект лота). Неорганизованные источники (ворота, налив вне укрытий) — оценка на стадии ОТР.</w:t>
+      </w:r>
+    </w:p>
+    <w:p>
+      <w:r>
+        <w:rPr>
+          <w:sz w:val="20"/>
+        </w:rPr>
+        <w:t xml:space="preserve">**Водопотребление и сбросы.** Постоянных производственных сбросов у цеха нет: фильтрат вакуум-фильтров 23 332 м³/год возвращается в ОРФ (замкнутый контур); оборотная охлаждающая вода 179,1/166,1 м³/ч возвращается в оборотный цикл с нагревом +10 °C без контакта с продуктом (закрытые рубашки и валы холодильников). Единственный солевой поток — **непрерывная продувка КУ 0,205/0,324 м³/ч = 1 624/2 566 м³/год** (0,205 × 7 920 и 0,324 × 7 920) с солесодержанием котловой воды; после охлаждения направляется в систему утилизации стоков площадки (схема охлаждения и температура сброса — на стадии БИ). Хозбытовые стоки — по штатной численности (стадия ОТР).</w:t>
+      </w:r>
+    </w:p>
+    <w:p>
+      <w:r>
+        <w:rPr>
+          <w:sz w:val="20"/>
+        </w:rPr>
+        <w:t xml:space="preserve">**Отходы и физические воздействия.** Технология без постоянных твёрдых отходов: пыль аспирации на 100 % возвращается в шихту, огарок и обжиговая пыль — товарные полупродукты ГМЦ. Периодические отходы ремонтов: отработанная футеровка печи при капремонте 1 раз в 3 года — ~135–150 т боя шамота за кампанию (по массе кладки), отработанные рукава фильтров аспирации (замена по ресурсу), лом чёрных металлов; классы опасности и коды ФККО — при паспортизации на стадии ОТР/эксплуатации; медьсодержащий бой футеровки прорабатывается на возврат в металлургический передел КГМК. Физические воздействия: шум дымососов и воздуходувки (цель ≤80 дБА на рабочих местах, шумозащищённые помещения), вибрация — виброизолированные фундаменты, тепловое воздействие — возврат +10 °C в оборотный цикл. Для расчёта рассеивания в ОВОС передаются: параметры свечи (объём, температура, координаты — после компоновки; высота — расчётом по МРР-2017 на ОТР), фоновые концентрации промплощадки (запрос Заказчику) и режим источника 7 920 ч/год.</w:t>
       </w:r>
     </w:p>
     <w:tbl>
@@ -5119,244 +5143,286 @@
               <w:rPr>
                 <w:sz w:val="19"/>
               </w:rPr>
-              <w:t xml:space="preserve">Кислород из сети</w:t>
-            </w:r>
-          </w:p>
-        </w:tc>
-        <w:tc>
-          <w:tcPr>
-            <w:tcW w:w="5000" w:type="dxa"/>
-          </w:tcPr>
-          <w:p>
-            <w:r>
-              <w:rPr>
-                <w:sz w:val="19"/>
-              </w:rPr>
-              <w:t xml:space="preserve">4 687 / 3 136 нм³/ч при 0,8–1,2 МПа</w:t>
-            </w:r>
-          </w:p>
-        </w:tc>
-        <w:tc>
-          <w:tcPr>
-            <w:tcW w:w="3038" w:type="dxa"/>
-          </w:tcPr>
-          <w:p>
-            <w:r>
-              <w:rPr>
-                <w:color w:val="666666"/>
-                <w:sz w:val="18"/>
-              </w:rPr>
-              <w:t xml:space="preserve">ИД табл. 23 п.198; табл. 26</w:t>
-            </w:r>
-          </w:p>
-        </w:tc>
-      </w:tr>
-      <w:tr>
-        <w:tc>
-          <w:tcPr>
-            <w:tcW w:w="3600" w:type="dxa"/>
-          </w:tcPr>
-          <w:p>
-            <w:r>
-              <w:rPr>
-                <w:sz w:val="19"/>
-              </w:rPr>
-              <w:t xml:space="preserve">Компрессорный воздух</w:t>
-            </w:r>
-          </w:p>
-        </w:tc>
-        <w:tc>
-          <w:tcPr>
-            <w:tcW w:w="5000" w:type="dxa"/>
-          </w:tcPr>
-          <w:p>
-            <w:r>
-              <w:rPr>
-                <w:sz w:val="19"/>
-              </w:rPr>
-              <w:t xml:space="preserve">636 / 3 841 нм³/ч средний (0,3–0,5 МПа)</w:t>
-            </w:r>
-          </w:p>
-        </w:tc>
-        <w:tc>
-          <w:tcPr>
-            <w:tcW w:w="3038" w:type="dxa"/>
-          </w:tcPr>
-          <w:p>
-            <w:r>
-              <w:rPr>
-                <w:color w:val="666666"/>
-                <w:sz w:val="18"/>
-              </w:rPr>
-              <w:t xml:space="preserve">ИД табл. 26 (пересчёт на час)</w:t>
-            </w:r>
-          </w:p>
-        </w:tc>
-      </w:tr>
-      <w:tr>
-        <w:tc>
-          <w:tcPr>
-            <w:tcW w:w="3600" w:type="dxa"/>
-          </w:tcPr>
-          <w:p>
-            <w:r>
-              <w:rPr>
-                <w:sz w:val="19"/>
-              </w:rPr>
-              <w:t xml:space="preserve">ХОВ на КУ</w:t>
-            </w:r>
-          </w:p>
-        </w:tc>
-        <w:tc>
-          <w:tcPr>
-            <w:tcW w:w="5000" w:type="dxa"/>
-          </w:tcPr>
-          <w:p>
-            <w:r>
-              <w:rPr>
-                <w:sz w:val="19"/>
-              </w:rPr>
-              <w:t xml:space="preserve">4,31 / 6,80 т/ч, 105 °C</w:t>
-            </w:r>
-          </w:p>
-        </w:tc>
-        <w:tc>
-          <w:tcPr>
-            <w:tcW w:w="3038" w:type="dxa"/>
-          </w:tcPr>
-          <w:p>
-            <w:r>
-              <w:rPr>
-                <w:color w:val="666666"/>
-                <w:sz w:val="18"/>
-              </w:rPr>
-              <w:t xml:space="preserve">ИД табл. 26; табл. 23 п.269</w:t>
-            </w:r>
-          </w:p>
-        </w:tc>
-      </w:tr>
-      <w:tr>
-        <w:tc>
-          <w:tcPr>
-            <w:tcW w:w="3600" w:type="dxa"/>
-          </w:tcPr>
-          <w:p>
-            <w:r>
-              <w:rPr>
-                <w:sz w:val="19"/>
-              </w:rPr>
-              <w:t xml:space="preserve">Оборотная вода</w:t>
-            </w:r>
-          </w:p>
-        </w:tc>
-        <w:tc>
-          <w:tcPr>
-            <w:tcW w:w="5000" w:type="dxa"/>
-          </w:tcPr>
-          <w:p>
-            <w:r>
-              <w:rPr>
-                <w:sz w:val="19"/>
-              </w:rPr>
-              <w:t xml:space="preserve">179,1 / 166,1 м³/ч, 25→35 °C, ≤15 мг/л взвесей</w:t>
-            </w:r>
-          </w:p>
-        </w:tc>
-        <w:tc>
-          <w:tcPr>
-            <w:tcW w:w="3038" w:type="dxa"/>
-          </w:tcPr>
-          <w:p>
-            <w:r>
-              <w:rPr>
-                <w:color w:val="666666"/>
-                <w:sz w:val="18"/>
-              </w:rPr>
-              <w:t xml:space="preserve">ИД табл. 23 п.435, 463; п.1.3.10</w:t>
-            </w:r>
-          </w:p>
-        </w:tc>
-      </w:tr>
-      <w:tr>
-        <w:tc>
-          <w:tcPr>
-            <w:tcW w:w="3600" w:type="dxa"/>
-          </w:tcPr>
-          <w:p>
-            <w:r>
-              <w:rPr>
-                <w:sz w:val="19"/>
-              </w:rPr>
-              <w:t xml:space="preserve">Мазут: максимум подключения</w:t>
-            </w:r>
-          </w:p>
-        </w:tc>
-        <w:tc>
-          <w:tcPr>
-            <w:tcW w:w="5000" w:type="dxa"/>
-          </w:tcPr>
-          <w:p>
-            <w:r>
-              <w:rPr>
-                <w:sz w:val="19"/>
-              </w:rPr>
-              <w:t xml:space="preserve">≈3,4 т/ч (3×МГМГ-10 + ГМ-4,5)</w:t>
-            </w:r>
-          </w:p>
-        </w:tc>
-        <w:tc>
-          <w:tcPr>
-            <w:tcW w:w="3038" w:type="dxa"/>
-          </w:tcPr>
-          <w:p>
-            <w:r>
-              <w:rPr>
-                <w:color w:val="666666"/>
-                <w:sz w:val="18"/>
-              </w:rPr>
-              <w:t xml:space="preserve">расчёт по ИД табл. 23 п.204 и разд. 2.4</w:t>
-            </w:r>
-          </w:p>
-        </w:tc>
-      </w:tr>
-      <w:tr>
-        <w:tc>
-          <w:tcPr>
-            <w:tcW w:w="3600" w:type="dxa"/>
-          </w:tcPr>
-          <w:p>
-            <w:r>
-              <w:rPr>
-                <w:sz w:val="19"/>
-              </w:rPr>
-              <w:t xml:space="preserve">Выдача пара в сеть</w:t>
-            </w:r>
-          </w:p>
-        </w:tc>
-        <w:tc>
-          <w:tcPr>
-            <w:tcW w:w="5000" w:type="dxa"/>
-          </w:tcPr>
-          <w:p>
-            <w:r>
-              <w:rPr>
-                <w:sz w:val="19"/>
-              </w:rPr>
-              <w:t xml:space="preserve">4,1 / 6,5 т/ч (0,6 МПа после РОУ)</w:t>
-            </w:r>
-          </w:p>
-        </w:tc>
-        <w:tc>
-          <w:tcPr>
-            <w:tcW w:w="3038" w:type="dxa"/>
-          </w:tcPr>
-          <w:p>
-            <w:r>
-              <w:rPr>
-                <w:color w:val="666666"/>
-                <w:sz w:val="18"/>
-              </w:rPr>
-              <w:t xml:space="preserve">ИД разд. 2.5</w:t>
+              <w:t xml:space="preserve">Валовый выброс пыли со свечи (верхняя оценка)</w:t>
+            </w:r>
+          </w:p>
+        </w:tc>
+        <w:tc>
+          <w:tcPr>
+            <w:tcW w:w="5000" w:type="dxa"/>
+          </w:tcPr>
+          <w:p>
+            <w:r>
+              <w:rPr>
+                <w:sz w:val="19"/>
+              </w:rPr>
+              <w:t xml:space="preserve">≤2,8 т/год (Cu ≤1,9; Ni ≤0,13)</w:t>
+            </w:r>
+          </w:p>
+        </w:tc>
+        <w:tc>
+          <w:tcPr>
+            <w:tcW w:w="3038" w:type="dxa"/>
+          </w:tcPr>
+          <w:p>
+            <w:r>
+              <w:rPr>
+                <w:color w:val="666666"/>
+                <w:sz w:val="18"/>
+              </w:rPr>
+              <w:t xml:space="preserve">расчёт Исполнителя: 35 000 м³/ч × 10 мг/м³ × 7 920 ч (раздел выбросов)</w:t>
+            </w:r>
+          </w:p>
+        </w:tc>
+      </w:tr>
+      <w:tr>
+        <w:tc>
+          <w:tcPr>
+            <w:tcW w:w="3600" w:type="dxa"/>
+          </w:tcPr>
+          <w:p>
+            <w:r>
+              <w:rPr>
+                <w:sz w:val="19"/>
+              </w:rPr>
+              <w:t xml:space="preserve">Продувка КУ — единственный солевой сброс</w:t>
+            </w:r>
+          </w:p>
+        </w:tc>
+        <w:tc>
+          <w:tcPr>
+            <w:tcW w:w="5000" w:type="dxa"/>
+          </w:tcPr>
+          <w:p>
+            <w:r>
+              <w:rPr>
+                <w:sz w:val="19"/>
+              </w:rPr>
+              <w:t xml:space="preserve">1 624 / 2 566 м³/год (0,205/0,324 м³/ч × 7 920 ч)</w:t>
+            </w:r>
+          </w:p>
+        </w:tc>
+        <w:tc>
+          <w:tcPr>
+            <w:tcW w:w="3038" w:type="dxa"/>
+          </w:tcPr>
+          <w:p>
+            <w:r>
+              <w:rPr>
+                <w:color w:val="666666"/>
+                <w:sz w:val="18"/>
+              </w:rPr>
+              <w:t xml:space="preserve">ИД разд. 2.5; табл. 26; пересчёт Исполнителя</w:t>
+            </w:r>
+          </w:p>
+        </w:tc>
+      </w:tr>
+      <w:tr>
+        <w:tc>
+          <w:tcPr>
+            <w:tcW w:w="3600" w:type="dxa"/>
+          </w:tcPr>
+          <w:p>
+            <w:r>
+              <w:rPr>
+                <w:sz w:val="19"/>
+              </w:rPr>
+              <w:t xml:space="preserve">Фильтрат — возврат в ОРФ</w:t>
+            </w:r>
+          </w:p>
+        </w:tc>
+        <w:tc>
+          <w:tcPr>
+            <w:tcW w:w="5000" w:type="dxa"/>
+          </w:tcPr>
+          <w:p>
+            <w:r>
+              <w:rPr>
+                <w:sz w:val="19"/>
+              </w:rPr>
+              <w:t xml:space="preserve">23 332 м³/год, сброса нет</w:t>
+            </w:r>
+          </w:p>
+        </w:tc>
+        <w:tc>
+          <w:tcPr>
+            <w:tcW w:w="3038" w:type="dxa"/>
+          </w:tcPr>
+          <w:p>
+            <w:r>
+              <w:rPr>
+                <w:color w:val="666666"/>
+                <w:sz w:val="18"/>
+              </w:rPr>
+              <w:t xml:space="preserve">ИД табл. 23 п.55</w:t>
+            </w:r>
+          </w:p>
+        </w:tc>
+      </w:tr>
+      <w:tr>
+        <w:tc>
+          <w:tcPr>
+            <w:tcW w:w="3600" w:type="dxa"/>
+          </w:tcPr>
+          <w:p>
+            <w:r>
+              <w:rPr>
+                <w:sz w:val="19"/>
+              </w:rPr>
+              <w:t xml:space="preserve">Возврат пыли аспирации в шихту</w:t>
+            </w:r>
+          </w:p>
+        </w:tc>
+        <w:tc>
+          <w:tcPr>
+            <w:tcW w:w="5000" w:type="dxa"/>
+          </w:tcPr>
+          <w:p>
+            <w:r>
+              <w:rPr>
+                <w:sz w:val="19"/>
+              </w:rPr>
+              <w:t xml:space="preserve">100 % (схема без твёрдых отходов производства)</w:t>
+            </w:r>
+          </w:p>
+        </w:tc>
+        <w:tc>
+          <w:tcPr>
+            <w:tcW w:w="3038" w:type="dxa"/>
+          </w:tcPr>
+          <w:p>
+            <w:r>
+              <w:rPr>
+                <w:color w:val="666666"/>
+                <w:sz w:val="18"/>
+              </w:rPr>
+              <w:t xml:space="preserve">ИД разд. 2.2; ТЗ п.3.4</w:t>
+            </w:r>
+          </w:p>
+        </w:tc>
+      </w:tr>
+      <w:tr>
+        <w:tc>
+          <w:tcPr>
+            <w:tcW w:w="3600" w:type="dxa"/>
+          </w:tcPr>
+          <w:p>
+            <w:r>
+              <w:rPr>
+                <w:sz w:val="19"/>
+              </w:rPr>
+              <w:t xml:space="preserve">Отработанная футеровка (капремонт раз в 3 года)</w:t>
+            </w:r>
+          </w:p>
+        </w:tc>
+        <w:tc>
+          <w:tcPr>
+            <w:tcW w:w="5000" w:type="dxa"/>
+          </w:tcPr>
+          <w:p>
+            <w:r>
+              <w:rPr>
+                <w:sz w:val="19"/>
+              </w:rPr>
+              <w:t xml:space="preserve">~135–150 т боя шамота за кампанию</w:t>
+            </w:r>
+          </w:p>
+        </w:tc>
+        <w:tc>
+          <w:tcPr>
+            <w:tcW w:w="3038" w:type="dxa"/>
+          </w:tcPr>
+          <w:p>
+            <w:r>
+              <w:rPr>
+                <w:color w:val="666666"/>
+                <w:sz w:val="18"/>
+              </w:rPr>
+              <w:t xml:space="preserve">оценка Исполнителя по массе кладки (раздел конструкций)</w:t>
+            </w:r>
+          </w:p>
+        </w:tc>
+      </w:tr>
+      <w:tr>
+        <w:tc>
+          <w:tcPr>
+            <w:tcW w:w="3600" w:type="dxa"/>
+          </w:tcPr>
+          <w:p>
+            <w:r>
+              <w:rPr>
+                <w:sz w:val="19"/>
+              </w:rPr>
+              <w:t xml:space="preserve">Сера в газ на СКЦ — интерфейс, не выброс лота</w:t>
+            </w:r>
+          </w:p>
+        </w:tc>
+        <w:tc>
+          <w:tcPr>
+            <w:tcW w:w="5000" w:type="dxa"/>
+          </w:tcPr>
+          <w:p>
+            <w:r>
+              <w:rPr>
+                <w:sz w:val="19"/>
+              </w:rPr>
+              <w:t xml:space="preserve">21 307 т/год (97,13 %)</w:t>
+            </w:r>
+          </w:p>
+        </w:tc>
+        <w:tc>
+          <w:tcPr>
+            <w:tcW w:w="3038" w:type="dxa"/>
+          </w:tcPr>
+          <w:p>
+            <w:r>
+              <w:rPr>
+                <w:color w:val="666666"/>
+                <w:sz w:val="18"/>
+              </w:rPr>
+              <w:t xml:space="preserve">ИД табл. 22 стр.10</w:t>
+            </w:r>
+          </w:p>
+        </w:tc>
+      </w:tr>
+      <w:tr>
+        <w:tc>
+          <w:tcPr>
+            <w:tcW w:w="3600" w:type="dxa"/>
+          </w:tcPr>
+          <w:p>
+            <w:r>
+              <w:rPr>
+                <w:sz w:val="19"/>
+              </w:rPr>
+              <w:t xml:space="preserve">Режим источника выброса</w:t>
+            </w:r>
+          </w:p>
+        </w:tc>
+        <w:tc>
+          <w:tcPr>
+            <w:tcW w:w="5000" w:type="dxa"/>
+          </w:tcPr>
+          <w:p>
+            <w:r>
+              <w:rPr>
+                <w:sz w:val="19"/>
+              </w:rPr>
+              <w:t xml:space="preserve">7 920 ч/год (330 сут)</w:t>
+            </w:r>
+          </w:p>
+        </w:tc>
+        <w:tc>
+          <w:tcPr>
+            <w:tcW w:w="3038" w:type="dxa"/>
+          </w:tcPr>
+          <w:p>
+            <w:r>
+              <w:rPr>
+                <w:color w:val="666666"/>
+                <w:sz w:val="18"/>
+              </w:rPr>
+              <w:t xml:space="preserve">ИД ч.1 Прил. В</w:t>
             </w:r>
           </w:p>
         </w:tc>
@@ -5375,7 +5441,7 @@
           <w:color w:val="444444"/>
           <w:sz w:val="19"/>
         </w:rPr>
-        <w:t xml:space="preserve">ГОСТ 17433-80 — Промышленная чистота. Сжатый воздух — классы загрязнённости для воздуха КИП; СП 30.13330.2020 — Внутренний водопровод и канализация — хозбытовые системы цеха; СП 61.13330.2012 — Тепловая изоляция наружных сетей в климате IIА; ФНП № 486 от 26.11.2020 — Кислородопроводы от сети площадки до узла смешения</w:t>
+        <w:t xml:space="preserve">7-ФЗ от 10.01.2002 — Охрана окружающей среды — общие требования к материалам ОВОС и наилучшим доступным технологиям; 89-ФЗ от 24.06.1998 — Обращение с отходами — паспортизация отходов ремонтов (футеровка, рукава); Приказ Росприроднадзора № 242 от 22.05.2017 (ФККО) — Кодирование отходов ремонтов при паспортизации; Приказ Минприроды № 273 от 06.06.2017 (МРР-2017) — Расчёт рассеивания для свечи аспирации (высота, приземные концентрации) — стадия ОТР; СанПиН 1.2.3685-21 — Гигиенические нормативы: ПДК Cu, Ni (канцероген), SO₂ в атмосферном воздухе; Информационно-технический справочник НДТ по производству меди (актуальная редакция) — Сопоставление удельных выбросов цеха с технологическими показателями НДТ — для раздела ОВОС</w:t>
       </w:r>
     </w:p>
     <w:p>
@@ -5391,7 +5457,7 @@
         <w:rPr>
           <w:sz w:val="19"/>
         </w:rPr>
-        <w:t xml:space="preserve">ТУ по всем средам (ТЗ п.3.3.7–3.3.13) — запрос Заказчику по данным настоящего раздела</w:t>
+        <w:t xml:space="preserve">Фоновые концентрации и статус действующей СЗЗ промплощадки — запрос Заказчику (входные данные ОВОС)</w:t>
       </w:r>
     </w:p>
     <w:p>
@@ -5407,7 +5473,7 @@
         <w:rPr>
           <w:sz w:val="19"/>
         </w:rPr>
-        <w:t xml:space="preserve">Схема утилизации продувочной воды КУ (0,2–0,35 м³/ч) — увязка с очистными площадки</w:t>
+        <w:t xml:space="preserve">Схема охлаждения/утилизации продувки КУ и температура сброса — на стадии БИ (увязка с очистными площадки)</w:t>
       </w:r>
     </w:p>
     <w:p>
@@ -5423,7 +5489,23 @@
         <w:rPr>
           <w:sz w:val="19"/>
         </w:rPr>
-        <w:t xml:space="preserve">Баланс сжатого воздуха КИП (потребители пневмоостровов) — после расстановки арматуры на P&amp;ID</w:t>
+        <w:t xml:space="preserve">Коды ФККО и классы опасности отходов ремонтов; проработка возврата медьсодержащего боя футеровки в передел — стадия ОТР</w:t>
+      </w:r>
+    </w:p>
+    <w:p>
+      <w:r>
+        <w:rPr>
+          <w:b/>
+          <w:color w:val="8A6200"/>
+          <w:sz w:val="19"/>
+        </w:rPr>
+        <w:t xml:space="preserve">— определяется на стадии БИ: </w:t>
+      </w:r>
+      <w:r>
+        <w:rPr>
+          <w:sz w:val="19"/>
+        </w:rPr>
+        <w:t xml:space="preserve">Количественная оценка следовых SO₂ на свече — после поаппаратного расчёта аспирационных отсосов</w:t>
       </w:r>
     </w:p>
     <w:p>
@@ -5435,7 +5517,7 @@
           <w:b/>
           <w:sz w:val="26"/>
         </w:rPr>
-        <w:t xml:space="preserve">Автоматизация цеха обжига: АСУТП и система оптимизации режимов с машинным обучением</w:t>
+        <w:t xml:space="preserve">Предварительные данные по подключению к сетям водо-, энерго- и воздухоснабжения</w:t>
       </w:r>
     </w:p>
     <w:p>
@@ -5443,7 +5525,7 @@
         <w:rPr>
           <w:sz w:val="20"/>
         </w:rPr>
-        <w:t xml:space="preserve">**Архитектура АСУТП** — трёхуровневая по Приложению №5. Нижний уровень: датчики и ИМ, унифицированные с парком КГМК (4–20 мА/HART, Modbus; датчики положения — индуктивные), исполнение ≥IP65, температурные точки печи — термопары ТХА в защитных чехлах из жаропрочных сплавов. Средний уровень: резервированные ПЛК **REGUL RX00 (Прософт-Системы)** и/или **АБАК (НИЦ Инкомсистем)**; здесь реализуются все базовые контуры регулирования, защиты и блокировки — работоспособность передела не зависит от верхних уровней; запас каналов ввода-вывода ≥30 % по каждому типу; гальваническая развязка всех каналов; модули с защитным покрытием. Верхний уровень: SCADA **AlphaScada (АО «Атомик Софт») на ОС Linux**, горячее резервирование серверов, АРМ безвентиляторные (≤2 мониторов), архивирование в ХТД PIMS, интеграция с единой диспетчерской комплекса ОВЭ (ТЗ п.2.10: все переделы — в одну информационно-управляющую систему). Питание — I категория «особая»: ИБП двойного преобразования ≥10 мин, автоматический байпас; SNMP-мониторинг всей инфраструктуры. Сеть — Industrial Ethernet (IEEE 802.3), TCP/IP, кольцевые топологии промышленных управляемых коммутаторов; шкафы IP65 с избыточным давлением очищенного воздуха, силовые и контроллерные шкафы раздельно; пневмоострова — в отдельных шкафах пневмоуправления с воздухоподготовкой.</w:t>
+        <w:t xml:space="preserve">Потребности цеха для запроса ТУ (по ИД табл. 23, 26; двойные значения осн./вспом.): **электроэнергия** — предварительно 1,1–1,4 МВт расчётной мощности, ввод 6 кВ (двигатели 400 кВт) + КТП 6/0,4 кВ; **кислород технический 96 %** — 4 687 / 3 136 нм³/ч, давление сети 0,8–1,2 МПа (поставка с существующей кислородной станции площадки; граница — фланец на стене цеха, ТЗ п.3.3.8); **технологический воздух** дутья — вырабатывается собственной воздуходувкой цеха (атмосферный забор с фильтрацией), сеть не требуется; **компрессорный воздух** 0,3–0,5 МПа — 636 / 3 841 нм³/ч в среднем (5,04 / 30,42 млн нм³/год; пики при работе форсунок и обдувке — буферный ресивер в цехе), плюс осушенный воздух КИП по ГОСТ 17433 (класс загрязнённости 1) от блока подготовки с точкой росы −40 °C; **пар** — цех является нетто-источником: выдача 4,1–6,5 т/ч (0,6 МПа, 159 °C после РОУ) в паросеть площадки, при остановках печи — обратный приём пара на разогрев мазутных спутников (величина — на стадии БИ); **химочищенная вода** — 4,3 / 6,8 т/ч (105 °C, от КПО ЦЭО; граница — всас питательных насосов КУ, ТЗ п.3.3.12); **оборотная вода** — 179,1 / 166,1 м³/ч (подача 25 °C / возврат 35 °C, 0,6 МПа; содержание взвесей ≤15 мг/л по ИД п.1.3.10); **мазут М-100** — среднегодовой расход мал (468 / 2 844 т/год), но подключение рассчитывается на максимум одновременной работы трёх МГМГ-10 (2,93 т/ч) + ГМ-4,5 (0,46 т/ч) ≈ **3,4 т/ч** с подогревом и циркуляцией (граница — фланец на стене цеха, ТЗ п.3.3.7); **хозпитьевая вода и стоки** — санитарно-бытовые нужды персонала + продувка КУ 0,21–0,32 м³/ч (после охлаждения — в утилизацию стоков согласно ИД разд. 2.5).</w:t>
       </w:r>
     </w:p>
     <w:p>
@@ -5451,15 +5533,7 @@
         <w:rPr>
           <w:sz w:val="20"/>
         </w:rPr>
-        <w:t xml:space="preserve">**Система оптимизации с машинным обучением (МЛ-оптимизатор)** — прямое требование ТЗ п.3.5: автоматическое поддержание оптимальных режимов с взаимосвязанным изменением дутьевого режима, обогащения дутья кислородом, разрежения под сводом, температур в точках кипящего слоя и отходящих газов, содержания SO₂ — в функции внешних условий, сырьевой загрузки и состава шихты. Принятая архитектура — **«советчик-оптимизатор над стабилизирующим слоем ПИД»** (двухконтурная): (1) стабилизирующий слой в ПЛК — классические контуры (см. P&amp;ID), всегда активен; (2) оптимизирующий слой — выделенный резервированный сервер в сети АСУТП (Linux), функционально: динамическая прогнозная модель печи (гибрид: физико-химический баланс по ИД табл. 22–23 + data-driven модель — градиентный бустинг/рекуррентная сеть, прогноз T слоя и SO₂ на горизонте 5–15 мин) и оптимизатор в идеологии MPC, который каждые 1–5 мин пересчитывает **уставки** контурам ПЛК: расход шихты, соотношение O₂/воздух (в пределах 50–54 % осн. / 30–32 % вспом.), тягу дымососа, уставку выгрузки огарка. Критерий: стабилизация T слоя 930 °C (коридор ±10 °C против ±25–30 при ручном ведении) и максимизация/стабилизация SO₂ в газе на СКЦ при ограничениях (T ≤ 960 °C — агломерация, ≥900 °C — истирание; O₂ в отходящих ≥ уставки дожига; предельная запылённость). Входной вектор ~40–60 тегов: 4 весовых расхода и 4 влажности компонентов шихты, расходы/давления воздуха и O₂, многоточечные T слоя (не менее 5 термопар на разных радиусах/высотах), T свода и газов по тракту, перепад «коробка–слой», разрежение/давление под сводом, газоанализ SO₂/O₂ (на выходе печи и перед СКЦ), паропроизводительность КУ (косвенный калориметр процесса), токи дымососа и воздуходувки.</w:t>
-      </w:r>
-    </w:p>
-    <w:p>
-      <w:r>
-        <w:rPr>
-          <w:sz w:val="20"/>
-        </w:rPr>
-        <w:t xml:space="preserve">**Обучение и жизненный цикл модели**: первичное обучение — на архивах пусконаладки и данных печей-аналогов КС РЦ КГМК; далее — периодическое дообучение на скользящем окне (30–90 сут) с автоматической валидацией на отложенной выборке и контролем дрейфа данных; версионирование моделей, приёмка новой версии — в «теневом режиме» (советы рассчитываются, но не применяются) с KPI-сравнением. **Отказоустойчивость — ключевое проектное решение**: МЛ-слой физически не может писать в ИМ — только уставки контурам ПЛК, ограниченные в самом ПЛК жёсткими клампами (min/max) и градиентными ограничителями скорости изменения; сторожевой таймер: при потере связи с сервером, недостоверности входов (обрыв, заморозка сигнала, выход за физические границы) или отклонении прогноза от факта сверх порога — безударный откат на последние валидные уставки и ведение процесса классическими ПИД с сигнализацией оператору. Режимы управления по Прил. №5: автоматический (основной), автоматизированный (советчик), дистанционный ручной, местный наладочный. Документация АСУТП — по ГОСТ 21.408-2013 и СТО 51246464-016-2015, методология жизненного цикла — М ГК НН IT.1.8-2025; в составе БИ: структурная схема КТС, перечни сигналов (AI/AO/DI/DO/Modbus), перечень контуров и блокировок с уставками, спецификация КИПиА, опросные листы, ТЗ на МЛ-подсистему по ГОСТ 34.602.</w:t>
+        <w:t xml:space="preserve">Особенность площадки — субарктический климат: все наружные сети (оборотная вода, мазут, пульпопровод концентрата, пар) — с тепловым сопровождением и изоляцией; пульпопровод и возврат сливов в ОРФ — косвенно обогреваемые (прямое указание ИД разд. 4). По каждой точке в БИ выдаётся: расход (номинал/максимум), параметры среды, диаметр и отметка фланца границы, требования к резервированию. Точки подключения фиксируются после получения ТУ Заказчика (ТЗ п.3.3.7–3.3.13 — «уточняется при разработке БИ и ОТР»).</w:t>
       </w:r>
     </w:p>
     <w:tbl>
@@ -5537,286 +5611,244 @@
               <w:rPr>
                 <w:sz w:val="19"/>
               </w:rPr>
-              <w:t xml:space="preserve">ПЛК</w:t>
-            </w:r>
-          </w:p>
-        </w:tc>
-        <w:tc>
-          <w:tcPr>
-            <w:tcW w:w="5000" w:type="dxa"/>
-          </w:tcPr>
-          <w:p>
-            <w:r>
-              <w:rPr>
-                <w:sz w:val="19"/>
-              </w:rPr>
-              <w:t xml:space="preserve">REGUL RX00 / АБАК, резервирование, запас каналов ≥30 %</w:t>
-            </w:r>
-          </w:p>
-        </w:tc>
-        <w:tc>
-          <w:tcPr>
-            <w:tcW w:w="3038" w:type="dxa"/>
-          </w:tcPr>
-          <w:p>
-            <w:r>
-              <w:rPr>
-                <w:color w:val="666666"/>
-                <w:sz w:val="18"/>
-              </w:rPr>
-              <w:t xml:space="preserve">Приложение №5, п.2</w:t>
-            </w:r>
-          </w:p>
-        </w:tc>
-      </w:tr>
-      <w:tr>
-        <w:tc>
-          <w:tcPr>
-            <w:tcW w:w="3600" w:type="dxa"/>
-          </w:tcPr>
-          <w:p>
-            <w:r>
-              <w:rPr>
-                <w:sz w:val="19"/>
-              </w:rPr>
-              <w:t xml:space="preserve">SCADA</w:t>
-            </w:r>
-          </w:p>
-        </w:tc>
-        <w:tc>
-          <w:tcPr>
-            <w:tcW w:w="5000" w:type="dxa"/>
-          </w:tcPr>
-          <w:p>
-            <w:r>
-              <w:rPr>
-                <w:sz w:val="19"/>
-              </w:rPr>
-              <w:t xml:space="preserve">AlphaScada (Атомик Софт), Linux, горячий резерв</w:t>
-            </w:r>
-          </w:p>
-        </w:tc>
-        <w:tc>
-          <w:tcPr>
-            <w:tcW w:w="3038" w:type="dxa"/>
-          </w:tcPr>
-          <w:p>
-            <w:r>
-              <w:rPr>
-                <w:color w:val="666666"/>
-                <w:sz w:val="18"/>
-              </w:rPr>
-              <w:t xml:space="preserve">Приложение №5, п.2</w:t>
-            </w:r>
-          </w:p>
-        </w:tc>
-      </w:tr>
-      <w:tr>
-        <w:tc>
-          <w:tcPr>
-            <w:tcW w:w="3600" w:type="dxa"/>
-          </w:tcPr>
-          <w:p>
-            <w:r>
-              <w:rPr>
-                <w:sz w:val="19"/>
-              </w:rPr>
-              <w:t xml:space="preserve">Управляемые переменные МЛ-контура</w:t>
-            </w:r>
-          </w:p>
-        </w:tc>
-        <w:tc>
-          <w:tcPr>
-            <w:tcW w:w="5000" w:type="dxa"/>
-          </w:tcPr>
-          <w:p>
-            <w:r>
-              <w:rPr>
-                <w:sz w:val="19"/>
-              </w:rPr>
-              <w:t xml:space="preserve">дутьё, доля O₂, разрежение под сводом, T слоя и газов, SO₂</w:t>
-            </w:r>
-          </w:p>
-        </w:tc>
-        <w:tc>
-          <w:tcPr>
-            <w:tcW w:w="3038" w:type="dxa"/>
-          </w:tcPr>
-          <w:p>
-            <w:r>
-              <w:rPr>
-                <w:color w:val="666666"/>
-                <w:sz w:val="18"/>
-              </w:rPr>
-              <w:t xml:space="preserve">ТЗ п.3.5 (требование Заказчика)</w:t>
-            </w:r>
-          </w:p>
-        </w:tc>
-      </w:tr>
-      <w:tr>
-        <w:tc>
-          <w:tcPr>
-            <w:tcW w:w="3600" w:type="dxa"/>
-          </w:tcPr>
-          <w:p>
-            <w:r>
-              <w:rPr>
-                <w:sz w:val="19"/>
-              </w:rPr>
-              <w:t xml:space="preserve">Коридор удержания T слоя</w:t>
-            </w:r>
-          </w:p>
-        </w:tc>
-        <w:tc>
-          <w:tcPr>
-            <w:tcW w:w="5000" w:type="dxa"/>
-          </w:tcPr>
-          <w:p>
-            <w:r>
-              <w:rPr>
-                <w:sz w:val="19"/>
-              </w:rPr>
-              <w:t xml:space="preserve">930 ±10 °C (цель МЛ; технологические границы 900–960 °C)</w:t>
-            </w:r>
-          </w:p>
-        </w:tc>
-        <w:tc>
-          <w:tcPr>
-            <w:tcW w:w="3038" w:type="dxa"/>
-          </w:tcPr>
-          <w:p>
-            <w:r>
-              <w:rPr>
-                <w:color w:val="666666"/>
-                <w:sz w:val="18"/>
-              </w:rPr>
-              <w:t xml:space="preserve">ИД п.1.2.1, табл. 23 п.233; целевой KPI Исполнителя</w:t>
-            </w:r>
-          </w:p>
-        </w:tc>
-      </w:tr>
-      <w:tr>
-        <w:tc>
-          <w:tcPr>
-            <w:tcW w:w="3600" w:type="dxa"/>
-          </w:tcPr>
-          <w:p>
-            <w:r>
-              <w:rPr>
-                <w:sz w:val="19"/>
-              </w:rPr>
-              <w:t xml:space="preserve">Горизонт прогноза / цикл оптимизации</w:t>
-            </w:r>
-          </w:p>
-        </w:tc>
-        <w:tc>
-          <w:tcPr>
-            <w:tcW w:w="5000" w:type="dxa"/>
-          </w:tcPr>
-          <w:p>
-            <w:r>
-              <w:rPr>
-                <w:sz w:val="19"/>
-              </w:rPr>
-              <w:t xml:space="preserve">5–15 мин / 1–5 мин</w:t>
-            </w:r>
-          </w:p>
-        </w:tc>
-        <w:tc>
-          <w:tcPr>
-            <w:tcW w:w="3038" w:type="dxa"/>
-          </w:tcPr>
-          <w:p>
-            <w:r>
-              <w:rPr>
-                <w:color w:val="666666"/>
-                <w:sz w:val="18"/>
-              </w:rPr>
-              <w:t xml:space="preserve">решение БИ (архитектура MPC-советчика)</w:t>
-            </w:r>
-          </w:p>
-        </w:tc>
-      </w:tr>
-      <w:tr>
-        <w:tc>
-          <w:tcPr>
-            <w:tcW w:w="3600" w:type="dxa"/>
-          </w:tcPr>
-          <w:p>
-            <w:r>
-              <w:rPr>
-                <w:sz w:val="19"/>
-              </w:rPr>
-              <w:t xml:space="preserve">Отказ МЛ</w:t>
-            </w:r>
-          </w:p>
-        </w:tc>
-        <w:tc>
-          <w:tcPr>
-            <w:tcW w:w="5000" w:type="dxa"/>
-          </w:tcPr>
-          <w:p>
-            <w:r>
-              <w:rPr>
-                <w:sz w:val="19"/>
-              </w:rPr>
-              <w:t xml:space="preserve">безударный откат на ПИД-слой ПЛК, клампы уставок в ПЛК</w:t>
-            </w:r>
-          </w:p>
-        </w:tc>
-        <w:tc>
-          <w:tcPr>
-            <w:tcW w:w="3038" w:type="dxa"/>
-          </w:tcPr>
-          <w:p>
-            <w:r>
-              <w:rPr>
-                <w:color w:val="666666"/>
-                <w:sz w:val="18"/>
-              </w:rPr>
-              <w:t xml:space="preserve">решение БИ; Прил. №5 п.3.3 (отказ ТС не ведёт к развитию аварии)</w:t>
-            </w:r>
-          </w:p>
-        </w:tc>
-      </w:tr>
-      <w:tr>
-        <w:tc>
-          <w:tcPr>
-            <w:tcW w:w="3600" w:type="dxa"/>
-          </w:tcPr>
-          <w:p>
-            <w:r>
-              <w:rPr>
-                <w:sz w:val="19"/>
-              </w:rPr>
-              <w:t xml:space="preserve">Питание АСУТП</w:t>
-            </w:r>
-          </w:p>
-        </w:tc>
-        <w:tc>
-          <w:tcPr>
-            <w:tcW w:w="5000" w:type="dxa"/>
-          </w:tcPr>
-          <w:p>
-            <w:r>
-              <w:rPr>
-                <w:sz w:val="19"/>
-              </w:rPr>
-              <w:t xml:space="preserve">I категория, ИБП ≥10 мин, байпас, SNMP</w:t>
-            </w:r>
-          </w:p>
-        </w:tc>
-        <w:tc>
-          <w:tcPr>
-            <w:tcW w:w="3038" w:type="dxa"/>
-          </w:tcPr>
-          <w:p>
-            <w:r>
-              <w:rPr>
-                <w:color w:val="666666"/>
-                <w:sz w:val="18"/>
-              </w:rPr>
-              <w:t xml:space="preserve">Приложение №5, п.3.2</w:t>
+              <w:t xml:space="preserve">Кислород из сети</w:t>
+            </w:r>
+          </w:p>
+        </w:tc>
+        <w:tc>
+          <w:tcPr>
+            <w:tcW w:w="5000" w:type="dxa"/>
+          </w:tcPr>
+          <w:p>
+            <w:r>
+              <w:rPr>
+                <w:sz w:val="19"/>
+              </w:rPr>
+              <w:t xml:space="preserve">4 687 / 3 136 нм³/ч при 0,8–1,2 МПа</w:t>
+            </w:r>
+          </w:p>
+        </w:tc>
+        <w:tc>
+          <w:tcPr>
+            <w:tcW w:w="3038" w:type="dxa"/>
+          </w:tcPr>
+          <w:p>
+            <w:r>
+              <w:rPr>
+                <w:color w:val="666666"/>
+                <w:sz w:val="18"/>
+              </w:rPr>
+              <w:t xml:space="preserve">ИД табл. 23 п.198; табл. 26</w:t>
+            </w:r>
+          </w:p>
+        </w:tc>
+      </w:tr>
+      <w:tr>
+        <w:tc>
+          <w:tcPr>
+            <w:tcW w:w="3600" w:type="dxa"/>
+          </w:tcPr>
+          <w:p>
+            <w:r>
+              <w:rPr>
+                <w:sz w:val="19"/>
+              </w:rPr>
+              <w:t xml:space="preserve">Компрессорный воздух</w:t>
+            </w:r>
+          </w:p>
+        </w:tc>
+        <w:tc>
+          <w:tcPr>
+            <w:tcW w:w="5000" w:type="dxa"/>
+          </w:tcPr>
+          <w:p>
+            <w:r>
+              <w:rPr>
+                <w:sz w:val="19"/>
+              </w:rPr>
+              <w:t xml:space="preserve">636 / 3 841 нм³/ч средний (0,3–0,5 МПа)</w:t>
+            </w:r>
+          </w:p>
+        </w:tc>
+        <w:tc>
+          <w:tcPr>
+            <w:tcW w:w="3038" w:type="dxa"/>
+          </w:tcPr>
+          <w:p>
+            <w:r>
+              <w:rPr>
+                <w:color w:val="666666"/>
+                <w:sz w:val="18"/>
+              </w:rPr>
+              <w:t xml:space="preserve">ИД табл. 26 (пересчёт на час)</w:t>
+            </w:r>
+          </w:p>
+        </w:tc>
+      </w:tr>
+      <w:tr>
+        <w:tc>
+          <w:tcPr>
+            <w:tcW w:w="3600" w:type="dxa"/>
+          </w:tcPr>
+          <w:p>
+            <w:r>
+              <w:rPr>
+                <w:sz w:val="19"/>
+              </w:rPr>
+              <w:t xml:space="preserve">ХОВ на КУ</w:t>
+            </w:r>
+          </w:p>
+        </w:tc>
+        <w:tc>
+          <w:tcPr>
+            <w:tcW w:w="5000" w:type="dxa"/>
+          </w:tcPr>
+          <w:p>
+            <w:r>
+              <w:rPr>
+                <w:sz w:val="19"/>
+              </w:rPr>
+              <w:t xml:space="preserve">4,31 / 6,80 т/ч, 105 °C</w:t>
+            </w:r>
+          </w:p>
+        </w:tc>
+        <w:tc>
+          <w:tcPr>
+            <w:tcW w:w="3038" w:type="dxa"/>
+          </w:tcPr>
+          <w:p>
+            <w:r>
+              <w:rPr>
+                <w:color w:val="666666"/>
+                <w:sz w:val="18"/>
+              </w:rPr>
+              <w:t xml:space="preserve">ИД табл. 26; табл. 23 п.269</w:t>
+            </w:r>
+          </w:p>
+        </w:tc>
+      </w:tr>
+      <w:tr>
+        <w:tc>
+          <w:tcPr>
+            <w:tcW w:w="3600" w:type="dxa"/>
+          </w:tcPr>
+          <w:p>
+            <w:r>
+              <w:rPr>
+                <w:sz w:val="19"/>
+              </w:rPr>
+              <w:t xml:space="preserve">Оборотная вода</w:t>
+            </w:r>
+          </w:p>
+        </w:tc>
+        <w:tc>
+          <w:tcPr>
+            <w:tcW w:w="5000" w:type="dxa"/>
+          </w:tcPr>
+          <w:p>
+            <w:r>
+              <w:rPr>
+                <w:sz w:val="19"/>
+              </w:rPr>
+              <w:t xml:space="preserve">179,1 / 166,1 м³/ч, 25→35 °C, ≤15 мг/л взвесей</w:t>
+            </w:r>
+          </w:p>
+        </w:tc>
+        <w:tc>
+          <w:tcPr>
+            <w:tcW w:w="3038" w:type="dxa"/>
+          </w:tcPr>
+          <w:p>
+            <w:r>
+              <w:rPr>
+                <w:color w:val="666666"/>
+                <w:sz w:val="18"/>
+              </w:rPr>
+              <w:t xml:space="preserve">ИД табл. 23 п.435, 463; п.1.3.10</w:t>
+            </w:r>
+          </w:p>
+        </w:tc>
+      </w:tr>
+      <w:tr>
+        <w:tc>
+          <w:tcPr>
+            <w:tcW w:w="3600" w:type="dxa"/>
+          </w:tcPr>
+          <w:p>
+            <w:r>
+              <w:rPr>
+                <w:sz w:val="19"/>
+              </w:rPr>
+              <w:t xml:space="preserve">Мазут: максимум подключения</w:t>
+            </w:r>
+          </w:p>
+        </w:tc>
+        <w:tc>
+          <w:tcPr>
+            <w:tcW w:w="5000" w:type="dxa"/>
+          </w:tcPr>
+          <w:p>
+            <w:r>
+              <w:rPr>
+                <w:sz w:val="19"/>
+              </w:rPr>
+              <w:t xml:space="preserve">≈3,4 т/ч (3×МГМГ-10 + ГМ-4,5)</w:t>
+            </w:r>
+          </w:p>
+        </w:tc>
+        <w:tc>
+          <w:tcPr>
+            <w:tcW w:w="3038" w:type="dxa"/>
+          </w:tcPr>
+          <w:p>
+            <w:r>
+              <w:rPr>
+                <w:color w:val="666666"/>
+                <w:sz w:val="18"/>
+              </w:rPr>
+              <w:t xml:space="preserve">расчёт по ИД табл. 23 п.204 и разд. 2.4</w:t>
+            </w:r>
+          </w:p>
+        </w:tc>
+      </w:tr>
+      <w:tr>
+        <w:tc>
+          <w:tcPr>
+            <w:tcW w:w="3600" w:type="dxa"/>
+          </w:tcPr>
+          <w:p>
+            <w:r>
+              <w:rPr>
+                <w:sz w:val="19"/>
+              </w:rPr>
+              <w:t xml:space="preserve">Выдача пара в сеть</w:t>
+            </w:r>
+          </w:p>
+        </w:tc>
+        <w:tc>
+          <w:tcPr>
+            <w:tcW w:w="5000" w:type="dxa"/>
+          </w:tcPr>
+          <w:p>
+            <w:r>
+              <w:rPr>
+                <w:sz w:val="19"/>
+              </w:rPr>
+              <w:t xml:space="preserve">4,1 / 6,5 т/ч (0,6 МПа после РОУ)</w:t>
+            </w:r>
+          </w:p>
+        </w:tc>
+        <w:tc>
+          <w:tcPr>
+            <w:tcW w:w="3038" w:type="dxa"/>
+          </w:tcPr>
+          <w:p>
+            <w:r>
+              <w:rPr>
+                <w:color w:val="666666"/>
+                <w:sz w:val="18"/>
+              </w:rPr>
+              <w:t xml:space="preserve">ИД разд. 2.5</w:t>
             </w:r>
           </w:p>
         </w:tc>
@@ -5835,7 +5867,7 @@
           <w:color w:val="444444"/>
           <w:sz w:val="19"/>
         </w:rPr>
-        <w:t xml:space="preserve">ГОСТ 21.408-2013 — Правила выполнения рабочей документации автоматизации техпроцессов (основной комплект АТХ); СТО 51246464-016-2015 — Корпоративные правила оформления РД АСУТП (в действующей редакции) — по Прил. №5; М ГК НН IT.1.8-2025 — Методика проектного документирования фаз жизненного цикла систем промавтоматизации «Норникеля»; ГОСТ 34.602-2020 — ТЗ на автоматизированную систему — оформление задания на МЛ-подсистему; ГОСТ Р 59276-2020 — Системы искусственного интеллекта. Способы обеспечения доверия — обоснование доверия к МЛ-оптимизатору (валидация, мониторинг дрейфа); ГОСТ Р 8.596-2002, 102-ФЗ, ГОСТ 8.417-2024 — Метрологическое обеспечение измерительных каналов; все СИ — в Госреестре, с первичной поверкой (Прил. №5); ГОСТ 21.208-2013 — Условные обозначения приборов и средств автоматизации в схемах</w:t>
+        <w:t xml:space="preserve">ГОСТ 17433-80 — Промышленная чистота. Сжатый воздух — классы загрязнённости для воздуха КИП; СП 30.13330.2020 — Внутренний водопровод и канализация — хозбытовые системы цеха; СП 61.13330.2012 — Тепловая изоляция наружных сетей в климате IIА; ФНП № 486 от 26.11.2020 — Кислородопроводы от сети площадки до узла смешения</w:t>
       </w:r>
     </w:p>
     <w:p>
@@ -5851,7 +5883,7 @@
         <w:rPr>
           <w:sz w:val="19"/>
         </w:rPr>
-        <w:t xml:space="preserve">Согласование с Управлением автоматизации КГМК конкретных серий датчиков/ИМ (Прил. №5: из линеек, эксплуатируемых на площадке)</w:t>
+        <w:t xml:space="preserve">ТУ по всем средам (ТЗ п.3.3.7–3.3.13) — запрос Заказчику по данным настоящего раздела</w:t>
       </w:r>
     </w:p>
     <w:p>
@@ -5867,7 +5899,7 @@
         <w:rPr>
           <w:sz w:val="19"/>
         </w:rPr>
-        <w:t xml:space="preserve">Программа опытно-промышленных испытаний МЛ-оптимизатора и целевые KPI (дисперсия T, стабильность SO₂, экономия O₂) — утверждается Заказчиком</w:t>
+        <w:t xml:space="preserve">Схема утилизации продувочной воды КУ (0,2–0,35 м³/ч) — увязка с очистными площадки</w:t>
       </w:r>
     </w:p>
     <w:p>
@@ -5883,23 +5915,7 @@
         <w:rPr>
           <w:sz w:val="19"/>
         </w:rPr>
-        <w:t xml:space="preserve">Объём передачи исходных кодов ППО и МЛ-моделей (Прил. №5: исключительные права на ППО) — зафиксировать в договоре поставки</w:t>
-      </w:r>
-    </w:p>
-    <w:p>
-      <w:r>
-        <w:rPr>
-          <w:b/>
-          <w:color w:val="8A6200"/>
-          <w:sz w:val="19"/>
-        </w:rPr>
-        <w:t xml:space="preserve">— определяется на стадии БИ: </w:t>
-      </w:r>
-      <w:r>
-        <w:rPr>
-          <w:sz w:val="19"/>
-        </w:rPr>
-        <w:t xml:space="preserve">Решение о замыкании МЛ-контура (advisory → closed-loop) — по результатам ОПИ</w:t>
+        <w:t xml:space="preserve">Баланс сжатого воздуха КИП (потребители пневмоостровов) — после расстановки арматуры на P&amp;ID</w:t>
       </w:r>
     </w:p>
     <w:p>
@@ -5911,7 +5927,7 @@
           <w:b/>
           <w:sz w:val="26"/>
         </w:rPr>
-        <w:t xml:space="preserve">Принципиальная технологическая схема (PFD)</w:t>
+        <w:t xml:space="preserve">Автоматизация цеха обжига: АСУТП и система оптимизации режимов с машинным обучением</w:t>
       </w:r>
     </w:p>
     <w:p>
@@ -5919,7 +5935,7 @@
         <w:rPr>
           <w:sz w:val="20"/>
         </w:rPr>
-        <w:t xml:space="preserve">PFD выполняется одним листом на линию обжига с материальными потоками в номинале и максимуме (K=1,15) и таблицей потоков (номер, среда, т/ч или нм³/ч, T, P, плотность/влажность, запылённость). **Структура схемы по цепочке аппаратов** (позиции — по аппаратурной схеме ИД, рис. 1): пульпопровод сгущённого концентрата → барабанные вакуум-фильтры (поз. 2, 2×32 м²) с ёмкостью и насосами фильтрата (возврат в ОРФ) → сборный конвейер кека → приёмные бункеры (поз. 4): концентрат 60 м³, кек NNH 20 м³ (со станцией растаривания поз. 17), цементная медь 10 м³ (загрузка погрузчиком поз. 1), оборотные материалы 50 м³ → тарельчатые питатели (поз. 6) + весовые дозаторы (поз. 7) → шнековый смеситель СШ-25 (поз. 8) → наклонный конвейер → расходные бункеры 2×60 м³ (поз. 9) → питатель/дозатор → шнековый забрасыватель (поз. 10) → **печь КС (поз. 11)**. Дутьевой узел: воздуходувка → смеситель воздух/O₂ (кислород из сети через регуляторный узел) → газовая коробка печи; параллельная ветвь вспомогательного варианта: мазутная топка-смеситель (поз. 20, горелка ГМ-4,5) → подогретое дутьё 455 °C. Газовый тракт: печь → котёл-утилизатор (поз. 12; питательная линия ХОВ 105 °C, барабан, пар 1,9 МПа/375 °C → РОУ → сеть 0,6 МПа; продувка) → одиночный циклон СЦН-50 (поз. 13) → электрофильтры УГТ1-20-4 (поз. 14, 2 шт., рабочий/резерв с перекидными шиберами) → дымососы ДН-15БНЖ (поз. 15, 2 шт.) → газоход Ø1100 мм в СКЦ. Пылевые потоки: бункеры КУ и циклона → шнеки → холодильник огарка D2424-6 (поз. 16а, туда же — огарок из порогов печи); бункер ЭФ → холодильник тонкой пыли S710-4 (поз. 16б) либо возврат в бункер оборотных материалов; холодильники → шнеки → силосные башни 100 м³ (поз. 18а) и 10 м³ (поз. 18б) → автоцементовозы (поз. 19). Аспирация: сеть отсосов → рукавный фильтр → дымосос → свеча; уловленная пыль → бункер оборотных материалов.</w:t>
+        <w:t xml:space="preserve">**Архитектура АСУТП** — трёхуровневая по Приложению №5. Нижний уровень: датчики и ИМ, унифицированные с парком КГМК (4–20 мА/HART, Modbus; датчики положения — индуктивные), исполнение ≥IP65, температурные точки печи — термопары ТХА в защитных чехлах из жаропрочных сплавов. Средний уровень: резервированные ПЛК **REGUL RX00 (Прософт-Системы)** и/или **АБАК (НИЦ Инкомсистем)**; здесь реализуются все базовые контуры регулирования, защиты и блокировки — работоспособность передела не зависит от верхних уровней; запас каналов ввода-вывода ≥30 % по каждому типу; гальваническая развязка всех каналов; модули с защитным покрытием. Верхний уровень: SCADA **AlphaScada (АО «Атомик Софт») на ОС Linux**, горячее резервирование серверов, АРМ безвентиляторные (≤2 мониторов), архивирование в ХТД PIMS, интеграция с единой диспетчерской комплекса ОВЭ (ТЗ п.2.10: все переделы — в одну информационно-управляющую систему). Питание — I категория «особая»: ИБП двойного преобразования ≥10 мин, автоматический байпас; SNMP-мониторинг всей инфраструктуры. Сеть — Industrial Ethernet (IEEE 802.3), TCP/IP, кольцевые топологии промышленных управляемых коммутаторов; шкафы IP65 с избыточным давлением очищенного воздуха, силовые и контроллерные шкафы раздельно; пневмоострова — в отдельных шкафах пневмоуправления с воздухоподготовкой.</w:t>
       </w:r>
     </w:p>
     <w:p>
@@ -5927,7 +5943,15 @@
         <w:rPr>
           <w:sz w:val="20"/>
         </w:rPr>
-        <w:t xml:space="preserve">**Точки контроля, выносимые на PFD** (ключевые, полный перечень — на P&amp;ID): весовой расход и влажность каждого компонента шихты; расход, давление и содержание O₂ дутья; T слоя (многоточечно) и T газа на выходе печи; давление под сводом; перепад «коробка–слой»; уровень/давление барабана КУ, расход и параметры пара; T газа за КУ, за циклоном, за ЭФ; запылённость и SO₂/O₂ газа перед СКЦ; T огарка и пыли после холодильников; вес силосов; разрежение в аспирационном коллекторе. На PFD наносятся границы проектирования по ТЗ п.3.3 (9 фланцевых границ) и границы поставки комплектных установок (печь, КУ, ЭФ, фильтры). Расчётная скорость газа в газоходе Ø1100 мм — 9–10 м/с при 387 °C (самоочищающаяся скорость выше скорости витания пыли ≤71 мкм) — подтверждает диаметр по ИД.</w:t>
+        <w:t xml:space="preserve">**Система оптимизации режимов (МЛ-советчик).** ТЗ п.3.5 требует автоматического поддержания оптимальных режимов с взаимосвязанным изменением дутьевого режима, обогащения дутья кислородом, разрежения под сводом, температур в точках кипящего слоя и отходящих газов, содержания SO₂ — в функции внешних условий, сырьевой загрузки и состава шихты; формулировка «с использованием машинного обучения» в ред. ТЗ v4.1 вычеркнута, поэтому МЛ-слой предлагается как проектное решение Исполнителя (советчик-опция), а выполнение базового требования взаимосвязанного регулирования обеспечивается и классическим стабилизирующим слоем. Принятая архитектура — **«советчик-оптимизатор над стабилизирующим слоем ПИД»** (двухконтурная): (1) стабилизирующий слой в ПЛК — классические контуры (см. P&amp;ID), всегда активен; (2) оптимизирующий слой — выделенный резервированный сервер в сети АСУТП (Linux), функционально: динамическая прогнозная модель печи (гибрид: физико-химический баланс по ИД табл. 22–23 + data-driven модель — градиентный бустинг/рекуррентная сеть, прогноз T слоя и SO₂ на горизонте 5–15 мин) и оптимизатор в идеологии MPC, который каждые 1–5 мин пересчитывает **уставки** контурам ПЛК: расход шихты, соотношение O₂/воздух (в пределах 50–54 % осн. / 30–32 % вспом.), тягу дымососа, уставку выгрузки огарка. Критерий: стабилизация T слоя 930 °C (коридор ±10 °C против ±25–30 при ручном ведении) и максимизация/стабилизация SO₂ в газе на СКЦ при ограничениях (T ≤ 960 °C — агломерация, ≥900 °C — истирание; O₂ в отходящих ≥ уставки дожига; предельная запылённость). Входной вектор ~40–60 тегов: 4 весовых расхода и 4 влажности компонентов шихты, расходы/давления воздуха и O₂, многоточечные T слоя (не менее 5 термопар на разных радиусах/высотах), T свода и газов по тракту, перепад «коробка–слой», разрежение/давление под сводом, газоанализ SO₂/O₂ (на выходе печи и перед СКЦ), паропроизводительность КУ (косвенный калориметр процесса), токи дымососа и воздуходувки.</w:t>
+      </w:r>
+    </w:p>
+    <w:p>
+      <w:r>
+        <w:rPr>
+          <w:sz w:val="20"/>
+        </w:rPr>
+        <w:t xml:space="preserve">**Обучение и жизненный цикл модели**: первичное обучение — на архивах пусконаладки и данных печей-аналогов КС РЦ КГМК; далее — периодическое дообучение на скользящем окне (30–90 сут) с автоматической валидацией на отложенной выборке и контролем дрейфа данных; версионирование моделей, приёмка новой версии — в «теневом режиме» (советы рассчитываются, но не применяются) с KPI-сравнением. **Отказоустойчивость — ключевое проектное решение**: МЛ-слой физически не может писать в ИМ — только уставки контурам ПЛК, ограниченные в самом ПЛК жёсткими клампами (min/max) и градиентными ограничителями скорости изменения; сторожевой таймер: при потере связи с сервером, недостоверности входов (обрыв, заморозка сигнала, выход за физические границы) или отклонении прогноза от факта сверх порога — безударный откат на последние валидные уставки и ведение процесса классическими ПИД с сигнализацией оператору. Режимы управления по Прил. №5: автоматический (основной), автоматизированный (советчик), дистанционный ручной, местный наладочный. Документация АСУТП — по ГОСТ 21.408-2013 и СТО 51246464-016-2015, методология жизненного цикла — М ГК НН IT.1.8-2025; в составе БИ: структурная схема КТС, перечни сигналов (AI/AO/DI/DO/Modbus), перечень контуров и блокировок с уставками, спецификация КИПиА, опросные листы, ТЗ на МЛ-подсистему по ГОСТ 34.602.</w:t>
       </w:r>
     </w:p>
     <w:tbl>
@@ -6005,160 +6029,286 @@
               <w:rPr>
                 <w:sz w:val="19"/>
               </w:rPr>
-              <w:t xml:space="preserve">Число позиций основного оборудования на PFD</w:t>
-            </w:r>
-          </w:p>
-        </w:tc>
-        <w:tc>
-          <w:tcPr>
-            <w:tcW w:w="5000" w:type="dxa"/>
-          </w:tcPr>
-          <w:p>
-            <w:r>
-              <w:rPr>
-                <w:sz w:val="19"/>
-              </w:rPr>
-              <w:t xml:space="preserve">~20 (по аппаратурной схеме ИД рис. 1)</w:t>
-            </w:r>
-          </w:p>
-        </w:tc>
-        <w:tc>
-          <w:tcPr>
-            <w:tcW w:w="3038" w:type="dxa"/>
-          </w:tcPr>
-          <w:p>
-            <w:r>
-              <w:rPr>
-                <w:color w:val="666666"/>
-                <w:sz w:val="18"/>
-              </w:rPr>
-              <w:t xml:space="preserve">ИД рис. 1, экспликация</w:t>
-            </w:r>
-          </w:p>
-        </w:tc>
-      </w:tr>
-      <w:tr>
-        <w:tc>
-          <w:tcPr>
-            <w:tcW w:w="3600" w:type="dxa"/>
-          </w:tcPr>
-          <w:p>
-            <w:r>
-              <w:rPr>
-                <w:sz w:val="19"/>
-              </w:rPr>
-              <w:t xml:space="preserve">Фланцевые границы проектирования</w:t>
-            </w:r>
-          </w:p>
-        </w:tc>
-        <w:tc>
-          <w:tcPr>
-            <w:tcW w:w="5000" w:type="dxa"/>
-          </w:tcPr>
-          <w:p>
-            <w:r>
-              <w:rPr>
-                <w:sz w:val="19"/>
-              </w:rPr>
-              <w:t xml:space="preserve">9 позиций по ТЗ табл. 3.3</w:t>
-            </w:r>
-          </w:p>
-        </w:tc>
-        <w:tc>
-          <w:tcPr>
-            <w:tcW w:w="3038" w:type="dxa"/>
-          </w:tcPr>
-          <w:p>
-            <w:r>
-              <w:rPr>
-                <w:color w:val="666666"/>
-                <w:sz w:val="18"/>
-              </w:rPr>
-              <w:t xml:space="preserve">ТЗ п.3.3</w:t>
-            </w:r>
-          </w:p>
-        </w:tc>
-      </w:tr>
-      <w:tr>
-        <w:tc>
-          <w:tcPr>
-            <w:tcW w:w="3600" w:type="dxa"/>
-          </w:tcPr>
-          <w:p>
-            <w:r>
-              <w:rPr>
-                <w:sz w:val="19"/>
-              </w:rPr>
-              <w:t xml:space="preserve">Скорость в газоходе в СКЦ</w:t>
-            </w:r>
-          </w:p>
-        </w:tc>
-        <w:tc>
-          <w:tcPr>
-            <w:tcW w:w="5000" w:type="dxa"/>
-          </w:tcPr>
-          <w:p>
-            <w:r>
-              <w:rPr>
-                <w:sz w:val="19"/>
-              </w:rPr>
-              <w:t xml:space="preserve">9,4 м/с (13 262 нм³/ч, 387 °C, Ø1100 мм)</w:t>
-            </w:r>
-          </w:p>
-        </w:tc>
-        <w:tc>
-          <w:tcPr>
-            <w:tcW w:w="3038" w:type="dxa"/>
-          </w:tcPr>
-          <w:p>
-            <w:r>
-              <w:rPr>
-                <w:color w:val="666666"/>
-                <w:sz w:val="18"/>
-              </w:rPr>
-              <w:t xml:space="preserve">расчёт Исполнителя по ИД табл. 23 п.400, 403, 406</w:t>
-            </w:r>
-          </w:p>
-        </w:tc>
-      </w:tr>
-      <w:tr>
-        <w:tc>
-          <w:tcPr>
-            <w:tcW w:w="3600" w:type="dxa"/>
-          </w:tcPr>
-          <w:p>
-            <w:r>
-              <w:rPr>
-                <w:sz w:val="19"/>
-              </w:rPr>
-              <w:t xml:space="preserve">Табличная часть потоков</w:t>
-            </w:r>
-          </w:p>
-        </w:tc>
-        <w:tc>
-          <w:tcPr>
-            <w:tcW w:w="5000" w:type="dxa"/>
-          </w:tcPr>
-          <w:p>
-            <w:r>
-              <w:rPr>
-                <w:sz w:val="19"/>
-              </w:rPr>
-              <w:t xml:space="preserve">два столбца: номинал / максимум (K=1,15)</w:t>
-            </w:r>
-          </w:p>
-        </w:tc>
-        <w:tc>
-          <w:tcPr>
-            <w:tcW w:w="3038" w:type="dxa"/>
-          </w:tcPr>
-          <w:p>
-            <w:r>
-              <w:rPr>
-                <w:color w:val="666666"/>
-                <w:sz w:val="18"/>
-              </w:rPr>
-              <w:t xml:space="preserve">методика БИ; ИД табл. 23 п.93</w:t>
+              <w:t xml:space="preserve">ПЛК</w:t>
+            </w:r>
+          </w:p>
+        </w:tc>
+        <w:tc>
+          <w:tcPr>
+            <w:tcW w:w="5000" w:type="dxa"/>
+          </w:tcPr>
+          <w:p>
+            <w:r>
+              <w:rPr>
+                <w:sz w:val="19"/>
+              </w:rPr>
+              <w:t xml:space="preserve">REGUL RX00 / АБАК, резервирование, запас каналов ≥30 %</w:t>
+            </w:r>
+          </w:p>
+        </w:tc>
+        <w:tc>
+          <w:tcPr>
+            <w:tcW w:w="3038" w:type="dxa"/>
+          </w:tcPr>
+          <w:p>
+            <w:r>
+              <w:rPr>
+                <w:color w:val="666666"/>
+                <w:sz w:val="18"/>
+              </w:rPr>
+              <w:t xml:space="preserve">Приложение №5, п.2</w:t>
+            </w:r>
+          </w:p>
+        </w:tc>
+      </w:tr>
+      <w:tr>
+        <w:tc>
+          <w:tcPr>
+            <w:tcW w:w="3600" w:type="dxa"/>
+          </w:tcPr>
+          <w:p>
+            <w:r>
+              <w:rPr>
+                <w:sz w:val="19"/>
+              </w:rPr>
+              <w:t xml:space="preserve">SCADA</w:t>
+            </w:r>
+          </w:p>
+        </w:tc>
+        <w:tc>
+          <w:tcPr>
+            <w:tcW w:w="5000" w:type="dxa"/>
+          </w:tcPr>
+          <w:p>
+            <w:r>
+              <w:rPr>
+                <w:sz w:val="19"/>
+              </w:rPr>
+              <w:t xml:space="preserve">AlphaScada (Атомик Софт), Linux, горячий резерв</w:t>
+            </w:r>
+          </w:p>
+        </w:tc>
+        <w:tc>
+          <w:tcPr>
+            <w:tcW w:w="3038" w:type="dxa"/>
+          </w:tcPr>
+          <w:p>
+            <w:r>
+              <w:rPr>
+                <w:color w:val="666666"/>
+                <w:sz w:val="18"/>
+              </w:rPr>
+              <w:t xml:space="preserve">Приложение №5, п.2</w:t>
+            </w:r>
+          </w:p>
+        </w:tc>
+      </w:tr>
+      <w:tr>
+        <w:tc>
+          <w:tcPr>
+            <w:tcW w:w="3600" w:type="dxa"/>
+          </w:tcPr>
+          <w:p>
+            <w:r>
+              <w:rPr>
+                <w:sz w:val="19"/>
+              </w:rPr>
+              <w:t xml:space="preserve">Управляемые переменные МЛ-контура</w:t>
+            </w:r>
+          </w:p>
+        </w:tc>
+        <w:tc>
+          <w:tcPr>
+            <w:tcW w:w="5000" w:type="dxa"/>
+          </w:tcPr>
+          <w:p>
+            <w:r>
+              <w:rPr>
+                <w:sz w:val="19"/>
+              </w:rPr>
+              <w:t xml:space="preserve">дутьё, доля O₂, разрежение под сводом, T слоя и газов, SO₂</w:t>
+            </w:r>
+          </w:p>
+        </w:tc>
+        <w:tc>
+          <w:tcPr>
+            <w:tcW w:w="3038" w:type="dxa"/>
+          </w:tcPr>
+          <w:p>
+            <w:r>
+              <w:rPr>
+                <w:color w:val="666666"/>
+                <w:sz w:val="18"/>
+              </w:rPr>
+              <w:t xml:space="preserve">ТЗ п.3.5 (требование Заказчика)</w:t>
+            </w:r>
+          </w:p>
+        </w:tc>
+      </w:tr>
+      <w:tr>
+        <w:tc>
+          <w:tcPr>
+            <w:tcW w:w="3600" w:type="dxa"/>
+          </w:tcPr>
+          <w:p>
+            <w:r>
+              <w:rPr>
+                <w:sz w:val="19"/>
+              </w:rPr>
+              <w:t xml:space="preserve">Коридор удержания T слоя</w:t>
+            </w:r>
+          </w:p>
+        </w:tc>
+        <w:tc>
+          <w:tcPr>
+            <w:tcW w:w="5000" w:type="dxa"/>
+          </w:tcPr>
+          <w:p>
+            <w:r>
+              <w:rPr>
+                <w:sz w:val="19"/>
+              </w:rPr>
+              <w:t xml:space="preserve">930 ±10 °C (цель МЛ; технологические границы 900–960 °C)</w:t>
+            </w:r>
+          </w:p>
+        </w:tc>
+        <w:tc>
+          <w:tcPr>
+            <w:tcW w:w="3038" w:type="dxa"/>
+          </w:tcPr>
+          <w:p>
+            <w:r>
+              <w:rPr>
+                <w:color w:val="666666"/>
+                <w:sz w:val="18"/>
+              </w:rPr>
+              <w:t xml:space="preserve">ИД п.1.2.1, табл. 23 п.233; целевой KPI Исполнителя</w:t>
+            </w:r>
+          </w:p>
+        </w:tc>
+      </w:tr>
+      <w:tr>
+        <w:tc>
+          <w:tcPr>
+            <w:tcW w:w="3600" w:type="dxa"/>
+          </w:tcPr>
+          <w:p>
+            <w:r>
+              <w:rPr>
+                <w:sz w:val="19"/>
+              </w:rPr>
+              <w:t xml:space="preserve">Горизонт прогноза / цикл оптимизации</w:t>
+            </w:r>
+          </w:p>
+        </w:tc>
+        <w:tc>
+          <w:tcPr>
+            <w:tcW w:w="5000" w:type="dxa"/>
+          </w:tcPr>
+          <w:p>
+            <w:r>
+              <w:rPr>
+                <w:sz w:val="19"/>
+              </w:rPr>
+              <w:t xml:space="preserve">5–15 мин / 1–5 мин</w:t>
+            </w:r>
+          </w:p>
+        </w:tc>
+        <w:tc>
+          <w:tcPr>
+            <w:tcW w:w="3038" w:type="dxa"/>
+          </w:tcPr>
+          <w:p>
+            <w:r>
+              <w:rPr>
+                <w:color w:val="666666"/>
+                <w:sz w:val="18"/>
+              </w:rPr>
+              <w:t xml:space="preserve">решение БИ (архитектура MPC-советчика)</w:t>
+            </w:r>
+          </w:p>
+        </w:tc>
+      </w:tr>
+      <w:tr>
+        <w:tc>
+          <w:tcPr>
+            <w:tcW w:w="3600" w:type="dxa"/>
+          </w:tcPr>
+          <w:p>
+            <w:r>
+              <w:rPr>
+                <w:sz w:val="19"/>
+              </w:rPr>
+              <w:t xml:space="preserve">Отказ МЛ</w:t>
+            </w:r>
+          </w:p>
+        </w:tc>
+        <w:tc>
+          <w:tcPr>
+            <w:tcW w:w="5000" w:type="dxa"/>
+          </w:tcPr>
+          <w:p>
+            <w:r>
+              <w:rPr>
+                <w:sz w:val="19"/>
+              </w:rPr>
+              <w:t xml:space="preserve">безударный откат на ПИД-слой ПЛК, клампы уставок в ПЛК</w:t>
+            </w:r>
+          </w:p>
+        </w:tc>
+        <w:tc>
+          <w:tcPr>
+            <w:tcW w:w="3038" w:type="dxa"/>
+          </w:tcPr>
+          <w:p>
+            <w:r>
+              <w:rPr>
+                <w:color w:val="666666"/>
+                <w:sz w:val="18"/>
+              </w:rPr>
+              <w:t xml:space="preserve">решение БИ; Прил. №5 п.3.3 (отказ ТС не ведёт к развитию аварии)</w:t>
+            </w:r>
+          </w:p>
+        </w:tc>
+      </w:tr>
+      <w:tr>
+        <w:tc>
+          <w:tcPr>
+            <w:tcW w:w="3600" w:type="dxa"/>
+          </w:tcPr>
+          <w:p>
+            <w:r>
+              <w:rPr>
+                <w:sz w:val="19"/>
+              </w:rPr>
+              <w:t xml:space="preserve">Питание АСУТП</w:t>
+            </w:r>
+          </w:p>
+        </w:tc>
+        <w:tc>
+          <w:tcPr>
+            <w:tcW w:w="5000" w:type="dxa"/>
+          </w:tcPr>
+          <w:p>
+            <w:r>
+              <w:rPr>
+                <w:sz w:val="19"/>
+              </w:rPr>
+              <w:t xml:space="preserve">I категория, ИБП ≥10 мин, байпас, SNMP</w:t>
+            </w:r>
+          </w:p>
+        </w:tc>
+        <w:tc>
+          <w:tcPr>
+            <w:tcW w:w="3038" w:type="dxa"/>
+          </w:tcPr>
+          <w:p>
+            <w:r>
+              <w:rPr>
+                <w:color w:val="666666"/>
+                <w:sz w:val="18"/>
+              </w:rPr>
+              <w:t xml:space="preserve">Приложение №5, п.3.2</w:t>
             </w:r>
           </w:p>
         </w:tc>
@@ -6177,7 +6327,7 @@
           <w:color w:val="444444"/>
           <w:sz w:val="19"/>
         </w:rPr>
-        <w:t xml:space="preserve">ГОСТ 21.401-88 — Технологические схемы марки ТХ — состав, условные обозначения трубопроводов и аппаратов; ГОСТ 2.701-2008 — Виды и типы схем, общие требования к выполнению; ГОСТ 21.208-2013 — Обозначения КИПиА на совмещённых схемах</w:t>
+        <w:t xml:space="preserve">ГОСТ 21.408-2013 — Правила выполнения рабочей документации автоматизации техпроцессов (основной комплект АТХ); СТО 51246464-016-2015 — Корпоративные правила оформления РД АСУТП (в действующей редакции) — по Прил. №5; М ГК НН IT.1.8-2025 — Методика проектного документирования фаз жизненного цикла систем промавтоматизации «Норникеля»; ГОСТ 34.602-2020 — ТЗ на автоматизированную систему — оформление задания на МЛ-подсистему; ГОСТ Р 59276-2020 — Системы искусственного интеллекта. Способы обеспечения доверия — обоснование доверия к МЛ-оптимизатору (валидация, мониторинг дрейфа); ГОСТ Р 8.596-2002, 102-ФЗ, ГОСТ 8.417-2024 — Метрологическое обеспечение измерительных каналов; все СИ — в Госреестре, с первичной поверкой (Прил. №5); ГОСТ 21.208-2013 — Условные обозначения приборов и средств автоматизации в схемах</w:t>
       </w:r>
     </w:p>
     <w:p>
@@ -6193,7 +6343,7 @@
         <w:rPr>
           <w:sz w:val="19"/>
         </w:rPr>
-        <w:t xml:space="preserve">Нумерация технологических позиций (единая система тегов КГМК) — согласовать с Заказчиком до выпуска PFD</w:t>
+        <w:t xml:space="preserve">Согласование с Управлением автоматизации КГМК конкретных серий датчиков/ИМ (Прил. №5: из линеек, эксплуатируемых на площадке)</w:t>
       </w:r>
     </w:p>
     <w:p>
@@ -6209,7 +6359,39 @@
         <w:rPr>
           <w:sz w:val="19"/>
         </w:rPr>
-        <w:t xml:space="preserve">Границы комплектных поставок (печь/КУ/ЭФ) — фиксируются по итогам ТКП</w:t>
+        <w:t xml:space="preserve">Программа опытно-промышленных испытаний МЛ-оптимизатора и целевые KPI (дисперсия T, стабильность SO₂, экономия O₂) — утверждается Заказчиком</w:t>
+      </w:r>
+    </w:p>
+    <w:p>
+      <w:r>
+        <w:rPr>
+          <w:b/>
+          <w:color w:val="8A6200"/>
+          <w:sz w:val="19"/>
+        </w:rPr>
+        <w:t xml:space="preserve">— определяется на стадии БИ: </w:t>
+      </w:r>
+      <w:r>
+        <w:rPr>
+          <w:sz w:val="19"/>
+        </w:rPr>
+        <w:t xml:space="preserve">Объём передачи исходных кодов ППО и МЛ-моделей (Прил. №5: исключительные права на ППО) — зафиксировать в договоре поставки</w:t>
+      </w:r>
+    </w:p>
+    <w:p>
+      <w:r>
+        <w:rPr>
+          <w:b/>
+          <w:color w:val="8A6200"/>
+          <w:sz w:val="19"/>
+        </w:rPr>
+        <w:t xml:space="preserve">— определяется на стадии БИ: </w:t>
+      </w:r>
+      <w:r>
+        <w:rPr>
+          <w:sz w:val="19"/>
+        </w:rPr>
+        <w:t xml:space="preserve">Решение о замыкании МЛ-контура (advisory → closed-loop) — по результатам ОПИ</w:t>
       </w:r>
     </w:p>
     <w:p>
@@ -6221,7 +6403,7 @@
           <w:b/>
           <w:sz w:val="26"/>
         </w:rPr>
-        <w:t xml:space="preserve">Предварительные схемы трубопроводов и КИПиА (P&amp;ID) по участкам: контуры регулирования, блокировки, уставки</w:t>
+        <w:t xml:space="preserve">Принципиальная технологическая схема (PFD)</w:t>
       </w:r>
     </w:p>
     <w:p>
@@ -6229,7 +6411,7 @@
         <w:rPr>
           <w:sz w:val="20"/>
         </w:rPr>
-        <w:t xml:space="preserve">P&amp;ID выпускаются по пяти участкам с единой системой тегов; ниже — реестр основных контуров (тип регулятора → исполнительный механизм → уставка/границы). Уставки со ссылкой на ИД — расчётные; помеченные «(БИ)» — принимаемые проектные, уточняются при пусконаладке.</w:t>
+        <w:t xml:space="preserve">PFD выполняется одним листом на линию обжига с материальными потоками в номинале и максимуме (K=1,15) и таблицей потоков (номер, среда, т/ч или нм³/ч, T, P, плотность/влажность, запылённость). **Структура схемы по цепочке аппаратов** (позиции — по аппаратурной схеме ИД, рис. 1): пульпопровод сгущённого концентрата → барабанные вакуум-фильтры (поз. 2, 2×32 м²) с ёмкостью и насосами фильтрата (возврат в ОРФ) → сборный конвейер кека → приёмные бункеры (поз. 4): концентрат 60 м³, кек NNH 20 м³ (со станцией растаривания поз. 17), цементная медь 10 м³ (загрузка погрузчиком поз. 1), оборотные материалы 50 м³ → тарельчатые питатели (поз. 6) + весовые дозаторы (поз. 7) → шнековый смеситель СШ-25 (поз. 8) → наклонный конвейер → расходные бункеры 2×60 м³ (поз. 9) → питатель/дозатор → шнековый забрасыватель (поз. 10) → **печь КС (поз. 11)**. Дутьевой узел: воздуходувка → смеситель воздух/O₂ (кислород из сети через регуляторный узел) → газовая коробка печи; параллельная ветвь вспомогательного варианта: мазутная топка-смеситель (поз. 20, горелка ГМ-4,5) → подогретое дутьё 455 °C. Газовый тракт: печь → котёл-утилизатор (поз. 12; питательная линия ХОВ 105 °C, барабан, пар 1,9 МПа/375 °C → РОУ → сеть 0,6 МПа; продувка) → одиночный циклон СЦН-50 (поз. 13) → электрофильтры УГТ1-20-4 (поз. 14, 2 шт., рабочий/резерв с перекидными шиберами) → дымососы ДН-15БНЖ (поз. 15, 2 шт.) → газоход Ø1100 мм в СКЦ. Пылевые потоки: бункеры КУ и циклона → шнеки → холодильник огарка D2424-6 (поз. 16а, туда же — огарок из порогов печи); бункер ЭФ → холодильник тонкой пыли S710-4 (поз. 16б) либо возврат в бункер оборотных материалов; холодильники → шнеки → силосные башни 100 м³ (поз. 18а) и 10 м³ (поз. 18б) → автоцементовозы (поз. 19). Аспирация: сеть отсосов → рукавный фильтр → дымосос → свеча; уловленная пыль → бункер оборотных материалов.</w:t>
       </w:r>
     </w:p>
     <w:p>
@@ -6237,39 +6419,7 @@
         <w:rPr>
           <w:sz w:val="20"/>
         </w:rPr>
-        <w:t xml:space="preserve">**Участок фильтрации.** LIC-101 уровень приёмной ёмкости пульпы → ПИД → ЧРП насоса подачи на фильтры (граница 20–80 %); FIC-102 расход пульпы на каждый фильтр → клапан (гидроабразивное исполнение); PIC-103 вакуум в ресивере → ПИД → дроссель подсоса/ЧРП вакуум-насоса, уставка −(0,06–0,08) МПа (БИ); MIC-104 влажность кека (Микрорадар-113А) → коррекция скорости барабана, цель 10 %; LICA-105 ёмкость фильтрата → пуск/стоп откачных насосов, блокировка сухого хода; QIA-106 мутность фильтрата (контроль прорыва полотна). Блокировки: остановка фильтра при потере вакуума &gt;30 с; запрет пуска конвейера кека при неработающем сборном конвейере (цепочка «против потока»).</w:t>
-      </w:r>
-    </w:p>
-    <w:p>
-      <w:r>
-        <w:rPr>
-          <w:sz w:val="20"/>
-        </w:rPr>
-        <w:t xml:space="preserve">**Участок шихтовки.** Мастер-контур FFIC-200: задание производительности по шихте (до 15,448 т/ч) распределяется регулятором соотношения на уставки четырёх весовых дозаторов WIC-201…204 (концентрат ≤10,621 / кек ≤3,500 / цементная медь ≤1,327 / обороты ≤2 т/ч — пропорции по сухому весу с коррекцией по влагомерам MI-201…204); LIA-205…209 уровни бункеров (тензодатчики LPA-68 + радарные уровнемеры) — предупредительный min/max, блокировка питателя при min-min (защита от сухого истирания) и конвейера загрузки при max-max; SIC-210 ток смесителя СШ-25 — сигнализация перегрузки, блокировка дозаторов при остановке смесителя; HS-211 маршрутизация реверсивного конвейера на расходные бункеры по LIC-212/213. Групповая блокировка: пуск тракта только при работающей аспирации (см. участок 5).</w:t>
-      </w:r>
-    </w:p>
-    <w:p>
-      <w:r>
-        <w:rPr>
-          <w:sz w:val="20"/>
-        </w:rPr>
-        <w:t xml:space="preserve">**Участок обжига — определяющие контуры.** (1) **TIC-301 температура кипящего слоя**: ≥5 термопар в слое, регулируемая величина — медианное значение (защита от локальных выбросов); уставка **930 °C**; ПИД → каскадно на уставку дозатора шихты WIC-214 (главный канал, «больше шихты — больше тепла» при автогенном режиме) с динамической компенсацией по МЛ-советчику; предупредительная сигнализация 950 °C, аварийная **970 °C** (останов загрузки + холостая продувка), нижняя 900 °C (предупр.) / 700 °C (запрет автоматического ведения, переход на разогрев). (2) **FIC-302/FIC-303 + FFIC-304 дутьё**: расход воздуха (расходомер + направляющий аппарат/ЧРП воздуходувки) и кислорода (клапан О₂-исполнения) с регулятором соотношения, поддерживающим содержание O₂ в дутье **52,0 % (осн.) / 30,8 % (вспом.)**; суммарный расход 11 342 / 19 146 нм³/ч; контроль QI-305 (анализатор O₂ в дутье) — коррекция соотношения; отсечной клапан O₂ по ПАЗ. (3) **PIC-306 давление/разрежение под сводом**: уставка по ИД +50…100 Па (ТЗ формулирует как разрежение — знак уставки согласуется с Гипроникелем на БИ); ПИД → каскад на уставку тяги дымососа (ЧРП/направляющий аппарат ДН-15БНЖ); это самый быстрый контур тракта (период ~1 с). (4) **PDIC-307 перепад «газовая коробка – слой»**: номинал 52,3 / 53,3 кПа; регулирование высоты слоя → **дроссельный затвор выгрузки огарка** (открытие при превышении уставки перепада — прямое указание ИД разд. 2.3); сигнализация залегания слоя по падению амплитуды пульсаций давления (спектральный признак в ПЛК). (5) QIRC-308 SO₂ в газе на выходе печи 17,83 / 10,87 % — контроль полноты обжига, вход МЛ-модели. (6) Топка (вспом. вариант): TIC-309 температура смешанного дутья 455 °C → ПИД → клапан мазута ГМ-4,5 с регулятором соотношения «мазут/распыливающий воздух»; ПАЗ горелки по ФНП: контроль факела (2 канала), отсечка при погасании, продувка топки перед розжигом. (7) Разогревные горелки МГМГ-10: местные посты, контроль факела, паровая продувка мазутных линий. **ПАЗ печи** (жёсткая логика в ПЛК, независимая от МЛ): останов загрузки шихты при T&gt;970 °C, при расходе дутья &lt;70 % уставки, при остановке обоих дымососов, при перепаде «коробка–слой» вне 30–70 кПа; при полной отсечке дутья — автоматическая подача азота в кислородную линию (ИД разд. 2.4) и запрет открытия затворов; аварийная донная выгрузка — только ручным деблокируемым постом.</w:t>
-      </w:r>
-    </w:p>
-    <w:p>
-      <w:r>
-        <w:rPr>
-          <w:sz w:val="20"/>
-        </w:rPr>
-        <w:t xml:space="preserve">**Участок газоочистки.** (1) **LICA-401 уровень барабана КУ** — трёхимпульсный регулятор (уровень + расход пара + расход питательной воды) → питательный клапан; аварийные уровни ±150 мм (БИ), ПАЗ по упуску воды (останов… перевод печи в горячий резерв: стоп загрузки, продувка). (2) PIC-402 давление пара 1,86 МПа → сброс в РОУ; предохранительные клапаны — 2 шт. по ТР ТС 032/2013. (3) TIC-403 пар после РОУ 159 °C → впрыск ХОВ; PIC-404 0,6 МПа → редукционный клапан. (4) QIC-405 электропроводность котловой воды → клапан непрерывной продувки (0,205–0,324 м³/ч). (5) TIA-406 газ за КУ 400 °C: рост — признак загрязнения поверхностей, автозапуск виброочистки/обстукивания по циклограмме и по ΔT. (6) PDI-407…409 перепады по КУ, циклону (868/2232 Па), ЭФ (≤200 Па) — диагностика забивания трактов. (7) ЭФ: управление агрегатами ОПМД-400 — автоматическое поддержание тока на грани искрения (46,4–57,6 кВ), циклограммы встряхивания полей со сдвигом от отгрузки пыли; TSA-410 блокировка полей при T газа &lt;320 °C (запас ≈100 °C к расчётной точке росы H₂SO₄ 221/209 °C — calc.json L1-DEW) и при уровне max в пылесборнике; допусковый контроль изоляторных коробок. (8) **PIC-411 разрежение перед дымососом** — резервный к PIC-306 канал регулирования тяги; АВР дымососов: автозапуск резервного с перестановкой перекидных шиберов за ≤60 с (БИ). (9) QIRC-412 SO₂/O₂ + пылемер QI-413 в газоходе СКЦ — коммерческий/технологический контроль границы (15,59 % SO₂, ≤0,1 г/нм³). (10) Холодильники: TIC-414/415 T материала на выходе 70 °C → ПИД → клапаны расхода оборотной воды (176,9 и 2,2 м³/ч); FSA-416 протока воды каждого контура — блокировка шнека при потере протока (защита от прогара); TIA-417 воды на выходе 35 °C (предупр. 45 °C — БИ); SIC токовая защита шнеков с реверс-алгоритмом расклинивания. (11) Силосы: WIA-418 вес (CLF-300), разрешение налива цементовоза по весу и T ≤65 °C, автоматика дисковых затворов и аспирации налива.</w:t>
-      </w:r>
-    </w:p>
-    <w:p>
-      <w:r>
-        <w:rPr>
-          <w:sz w:val="20"/>
-        </w:rPr>
-        <w:t xml:space="preserve">**Участок аспирации.** PDIC-501 перепад на рукавном фильтре → импульсная регенерация в диапазоне 800–1500 Па (БИ); PIC-502 разрежение в коллекторе → ЧРП дымососа аспирации; TIA-503 температура газов (защита рукавов, байпас при перегреве); QI-504 пылемер на свече; LIA-505 бункера фильтра → шнек возврата пыли. Блокировочная матрица «аспирация-технология»: запрет пуска любого пылящего механизма без подтверждения разрежения в его отсосе; выдержка останова аспирации 120 с после останова технологии (продувка). Полный перечень контуров (~45 позиций регулирования, ~120 блокировок) оформляется в БИ таблицей по форме Прил. №5: контур, связи, уставки сигнализаций/блокировок, формализованный алгоритм.</w:t>
+        <w:t xml:space="preserve">**Точки контроля, выносимые на PFD** (ключевые, полный перечень — на P&amp;ID): весовой расход и влажность каждого компонента шихты; расход, давление и содержание O₂ дутья; T слоя (многоточечно) и T газа на выходе печи; давление под сводом; перепад «коробка–слой»; уровень/давление барабана КУ, расход и параметры пара; T газа за КУ, за циклоном, за ЭФ; запылённость и SO₂/O₂ газа перед СКЦ; T огарка и пыли после холодильников; вес силосов; разрежение в аспирационном коллекторе. На PFD наносятся границы проектирования по ТЗ п.3.3 (9 фланцевых границ) и границы поставки комплектных установок (печь, КУ, ЭФ, фильтры). Расчётная скорость газа в газоходе Ø1100 мм — 9–10 м/с при 387 °C (самоочищающаяся скорость выше скорости витания пыли ≤71 мкм) — подтверждает диаметр по ИД.</w:t>
       </w:r>
     </w:p>
     <w:tbl>
@@ -6347,328 +6497,160 @@
               <w:rPr>
                 <w:sz w:val="19"/>
               </w:rPr>
-              <w:t xml:space="preserve">Главный контур печи</w:t>
-            </w:r>
-          </w:p>
-        </w:tc>
-        <w:tc>
-          <w:tcPr>
-            <w:tcW w:w="5000" w:type="dxa"/>
-          </w:tcPr>
-          <w:p>
-            <w:r>
-              <w:rPr>
-                <w:sz w:val="19"/>
-              </w:rPr>
-              <w:t xml:space="preserve">TIC слоя 930 °C → каскад на дозатор шихты; аварийные границы 700/970 °C</w:t>
-            </w:r>
-          </w:p>
-        </w:tc>
-        <w:tc>
-          <w:tcPr>
-            <w:tcW w:w="3038" w:type="dxa"/>
-          </w:tcPr>
-          <w:p>
-            <w:r>
-              <w:rPr>
-                <w:color w:val="666666"/>
-                <w:sz w:val="18"/>
-              </w:rPr>
-              <w:t xml:space="preserve">ИД табл. 23 п.233; разд. 2.4 (границы пуска/остановки)</w:t>
-            </w:r>
-          </w:p>
-        </w:tc>
-      </w:tr>
-      <w:tr>
-        <w:tc>
-          <w:tcPr>
-            <w:tcW w:w="3600" w:type="dxa"/>
-          </w:tcPr>
-          <w:p>
-            <w:r>
-              <w:rPr>
-                <w:sz w:val="19"/>
-              </w:rPr>
-              <w:t xml:space="preserve">Контур соотношения дутья</w:t>
-            </w:r>
-          </w:p>
-        </w:tc>
-        <w:tc>
-          <w:tcPr>
-            <w:tcW w:w="5000" w:type="dxa"/>
-          </w:tcPr>
-          <w:p>
-            <w:r>
-              <w:rPr>
-                <w:sz w:val="19"/>
-              </w:rPr>
-              <w:t xml:space="preserve">FFIC воздух/O₂: 52,0 % (осн.) / 30,8 % (вспом.) O₂</w:t>
-            </w:r>
-          </w:p>
-        </w:tc>
-        <w:tc>
-          <w:tcPr>
-            <w:tcW w:w="3038" w:type="dxa"/>
-          </w:tcPr>
-          <w:p>
-            <w:r>
-              <w:rPr>
-                <w:color w:val="666666"/>
-                <w:sz w:val="18"/>
-              </w:rPr>
-              <w:t xml:space="preserve">ИД табл. 23 п.200, 224</w:t>
-            </w:r>
-          </w:p>
-        </w:tc>
-      </w:tr>
-      <w:tr>
-        <w:tc>
-          <w:tcPr>
-            <w:tcW w:w="3600" w:type="dxa"/>
-          </w:tcPr>
-          <w:p>
-            <w:r>
-              <w:rPr>
-                <w:sz w:val="19"/>
-              </w:rPr>
-              <w:t xml:space="preserve">Контур давления под сводом</w:t>
-            </w:r>
-          </w:p>
-        </w:tc>
-        <w:tc>
-          <w:tcPr>
-            <w:tcW w:w="5000" w:type="dxa"/>
-          </w:tcPr>
-          <w:p>
-            <w:r>
-              <w:rPr>
-                <w:sz w:val="19"/>
-              </w:rPr>
-              <w:t xml:space="preserve">PIC → ЧРП дымососа; уставка +50…100 Па (ИД) / знак уточнить (ТЗ: разрежение)</w:t>
-            </w:r>
-          </w:p>
-        </w:tc>
-        <w:tc>
-          <w:tcPr>
-            <w:tcW w:w="3038" w:type="dxa"/>
-          </w:tcPr>
-          <w:p>
-            <w:r>
-              <w:rPr>
-                <w:color w:val="666666"/>
-                <w:sz w:val="18"/>
-              </w:rPr>
-              <w:t xml:space="preserve">ИД табл. 23 п.229; ТЗ п.3.5</w:t>
-            </w:r>
-          </w:p>
-        </w:tc>
-      </w:tr>
-      <w:tr>
-        <w:tc>
-          <w:tcPr>
-            <w:tcW w:w="3600" w:type="dxa"/>
-          </w:tcPr>
-          <w:p>
-            <w:r>
-              <w:rPr>
-                <w:sz w:val="19"/>
-              </w:rPr>
-              <w:t xml:space="preserve">Контур слоя/выгрузки</w:t>
-            </w:r>
-          </w:p>
-        </w:tc>
-        <w:tc>
-          <w:tcPr>
-            <w:tcW w:w="5000" w:type="dxa"/>
-          </w:tcPr>
-          <w:p>
-            <w:r>
-              <w:rPr>
-                <w:sz w:val="19"/>
-              </w:rPr>
-              <w:t xml:space="preserve">PDIC «коробка–слой» 52,3 кПа → дроссельный затвор огарка</w:t>
-            </w:r>
-          </w:p>
-        </w:tc>
-        <w:tc>
-          <w:tcPr>
-            <w:tcW w:w="3038" w:type="dxa"/>
-          </w:tcPr>
-          <w:p>
-            <w:r>
-              <w:rPr>
-                <w:color w:val="666666"/>
-                <w:sz w:val="18"/>
-              </w:rPr>
-              <w:t xml:space="preserve">ИД табл. 23 п.228; разд. 2.3</w:t>
-            </w:r>
-          </w:p>
-        </w:tc>
-      </w:tr>
-      <w:tr>
-        <w:tc>
-          <w:tcPr>
-            <w:tcW w:w="3600" w:type="dxa"/>
-          </w:tcPr>
-          <w:p>
-            <w:r>
-              <w:rPr>
-                <w:sz w:val="19"/>
-              </w:rPr>
-              <w:t xml:space="preserve">Уровень барабана КУ</w:t>
-            </w:r>
-          </w:p>
-        </w:tc>
-        <w:tc>
-          <w:tcPr>
-            <w:tcW w:w="5000" w:type="dxa"/>
-          </w:tcPr>
-          <w:p>
-            <w:r>
-              <w:rPr>
-                <w:sz w:val="19"/>
-              </w:rPr>
-              <w:t xml:space="preserve">трёхимпульсный регулятор питания; ПАЗ по упуску воды</w:t>
-            </w:r>
-          </w:p>
-        </w:tc>
-        <w:tc>
-          <w:tcPr>
-            <w:tcW w:w="3038" w:type="dxa"/>
-          </w:tcPr>
-          <w:p>
-            <w:r>
-              <w:rPr>
-                <w:color w:val="666666"/>
-                <w:sz w:val="18"/>
-              </w:rPr>
-              <w:t xml:space="preserve">решение БИ; ФНП № 536</w:t>
-            </w:r>
-          </w:p>
-        </w:tc>
-      </w:tr>
-      <w:tr>
-        <w:tc>
-          <w:tcPr>
-            <w:tcW w:w="3600" w:type="dxa"/>
-          </w:tcPr>
-          <w:p>
-            <w:r>
-              <w:rPr>
-                <w:sz w:val="19"/>
-              </w:rPr>
-              <w:t xml:space="preserve">Защита ЭФ</w:t>
-            </w:r>
-          </w:p>
-        </w:tc>
-        <w:tc>
-          <w:tcPr>
-            <w:tcW w:w="5000" w:type="dxa"/>
-          </w:tcPr>
-          <w:p>
-            <w:r>
-              <w:rPr>
-                <w:sz w:val="19"/>
-              </w:rPr>
-              <w:t xml:space="preserve">блокировка полей при T&lt;320 °C (запас ≈100 °C к расчётной точке росы H₂SO₄ 221/209 °C — calc.json L1-DEW) и max пыли</w:t>
-            </w:r>
-          </w:p>
-        </w:tc>
-        <w:tc>
-          <w:tcPr>
-            <w:tcW w:w="3038" w:type="dxa"/>
-          </w:tcPr>
-          <w:p>
-            <w:r>
-              <w:rPr>
-                <w:color w:val="666666"/>
-                <w:sz w:val="18"/>
-              </w:rPr>
-              <w:t xml:space="preserve">решение БИ; ИД табл. 23 п.275 (SO₃ 0,75 %)</w:t>
-            </w:r>
-          </w:p>
-        </w:tc>
-      </w:tr>
-      <w:tr>
-        <w:tc>
-          <w:tcPr>
-            <w:tcW w:w="3600" w:type="dxa"/>
-          </w:tcPr>
-          <w:p>
-            <w:r>
-              <w:rPr>
-                <w:sz w:val="19"/>
-              </w:rPr>
-              <w:t xml:space="preserve">Защита холодильников</w:t>
-            </w:r>
-          </w:p>
-        </w:tc>
-        <w:tc>
-          <w:tcPr>
-            <w:tcW w:w="5000" w:type="dxa"/>
-          </w:tcPr>
-          <w:p>
-            <w:r>
-              <w:rPr>
-                <w:sz w:val="19"/>
-              </w:rPr>
-              <w:t xml:space="preserve">блокировка шнека при потере протока воды; T воды предупр. 45 °C</w:t>
-            </w:r>
-          </w:p>
-        </w:tc>
-        <w:tc>
-          <w:tcPr>
-            <w:tcW w:w="3038" w:type="dxa"/>
-          </w:tcPr>
-          <w:p>
-            <w:r>
-              <w:rPr>
-                <w:color w:val="666666"/>
-                <w:sz w:val="18"/>
-              </w:rPr>
-              <w:t xml:space="preserve">решение БИ; ИД табл. 23 п.435-437</w:t>
-            </w:r>
-          </w:p>
-        </w:tc>
-      </w:tr>
-      <w:tr>
-        <w:tc>
-          <w:tcPr>
-            <w:tcW w:w="3600" w:type="dxa"/>
-          </w:tcPr>
-          <w:p>
-            <w:r>
-              <w:rPr>
-                <w:sz w:val="19"/>
-              </w:rPr>
-              <w:t xml:space="preserve">Объём реестра</w:t>
-            </w:r>
-          </w:p>
-        </w:tc>
-        <w:tc>
-          <w:tcPr>
-            <w:tcW w:w="5000" w:type="dxa"/>
-          </w:tcPr>
-          <w:p>
-            <w:r>
-              <w:rPr>
-                <w:sz w:val="19"/>
-              </w:rPr>
-              <w:t xml:space="preserve">~45 контуров регулирования, ~120 блокировок</w:t>
-            </w:r>
-          </w:p>
-        </w:tc>
-        <w:tc>
-          <w:tcPr>
-            <w:tcW w:w="3038" w:type="dxa"/>
-          </w:tcPr>
-          <w:p>
-            <w:r>
-              <w:rPr>
-                <w:color w:val="666666"/>
-                <w:sz w:val="18"/>
-              </w:rPr>
-              <w:t xml:space="preserve">оценка Исполнителя по составу оборудования</w:t>
+              <w:t xml:space="preserve">Число позиций основного оборудования на PFD</w:t>
+            </w:r>
+          </w:p>
+        </w:tc>
+        <w:tc>
+          <w:tcPr>
+            <w:tcW w:w="5000" w:type="dxa"/>
+          </w:tcPr>
+          <w:p>
+            <w:r>
+              <w:rPr>
+                <w:sz w:val="19"/>
+              </w:rPr>
+              <w:t xml:space="preserve">~20 (по аппаратурной схеме ИД рис. 1)</w:t>
+            </w:r>
+          </w:p>
+        </w:tc>
+        <w:tc>
+          <w:tcPr>
+            <w:tcW w:w="3038" w:type="dxa"/>
+          </w:tcPr>
+          <w:p>
+            <w:r>
+              <w:rPr>
+                <w:color w:val="666666"/>
+                <w:sz w:val="18"/>
+              </w:rPr>
+              <w:t xml:space="preserve">ИД рис. 1, экспликация</w:t>
+            </w:r>
+          </w:p>
+        </w:tc>
+      </w:tr>
+      <w:tr>
+        <w:tc>
+          <w:tcPr>
+            <w:tcW w:w="3600" w:type="dxa"/>
+          </w:tcPr>
+          <w:p>
+            <w:r>
+              <w:rPr>
+                <w:sz w:val="19"/>
+              </w:rPr>
+              <w:t xml:space="preserve">Фланцевые границы проектирования</w:t>
+            </w:r>
+          </w:p>
+        </w:tc>
+        <w:tc>
+          <w:tcPr>
+            <w:tcW w:w="5000" w:type="dxa"/>
+          </w:tcPr>
+          <w:p>
+            <w:r>
+              <w:rPr>
+                <w:sz w:val="19"/>
+              </w:rPr>
+              <w:t xml:space="preserve">9 позиций по ТЗ табл. 3.3</w:t>
+            </w:r>
+          </w:p>
+        </w:tc>
+        <w:tc>
+          <w:tcPr>
+            <w:tcW w:w="3038" w:type="dxa"/>
+          </w:tcPr>
+          <w:p>
+            <w:r>
+              <w:rPr>
+                <w:color w:val="666666"/>
+                <w:sz w:val="18"/>
+              </w:rPr>
+              <w:t xml:space="preserve">ТЗ п.3.3</w:t>
+            </w:r>
+          </w:p>
+        </w:tc>
+      </w:tr>
+      <w:tr>
+        <w:tc>
+          <w:tcPr>
+            <w:tcW w:w="3600" w:type="dxa"/>
+          </w:tcPr>
+          <w:p>
+            <w:r>
+              <w:rPr>
+                <w:sz w:val="19"/>
+              </w:rPr>
+              <w:t xml:space="preserve">Скорость в газоходе в СКЦ</w:t>
+            </w:r>
+          </w:p>
+        </w:tc>
+        <w:tc>
+          <w:tcPr>
+            <w:tcW w:w="5000" w:type="dxa"/>
+          </w:tcPr>
+          <w:p>
+            <w:r>
+              <w:rPr>
+                <w:sz w:val="19"/>
+              </w:rPr>
+              <w:t xml:space="preserve">9,4 м/с (13 262 нм³/ч, 387 °C, Ø1100 мм)</w:t>
+            </w:r>
+          </w:p>
+        </w:tc>
+        <w:tc>
+          <w:tcPr>
+            <w:tcW w:w="3038" w:type="dxa"/>
+          </w:tcPr>
+          <w:p>
+            <w:r>
+              <w:rPr>
+                <w:color w:val="666666"/>
+                <w:sz w:val="18"/>
+              </w:rPr>
+              <w:t xml:space="preserve">расчёт Исполнителя по ИД табл. 23 п.400, 403, 406</w:t>
+            </w:r>
+          </w:p>
+        </w:tc>
+      </w:tr>
+      <w:tr>
+        <w:tc>
+          <w:tcPr>
+            <w:tcW w:w="3600" w:type="dxa"/>
+          </w:tcPr>
+          <w:p>
+            <w:r>
+              <w:rPr>
+                <w:sz w:val="19"/>
+              </w:rPr>
+              <w:t xml:space="preserve">Табличная часть потоков</w:t>
+            </w:r>
+          </w:p>
+        </w:tc>
+        <w:tc>
+          <w:tcPr>
+            <w:tcW w:w="5000" w:type="dxa"/>
+          </w:tcPr>
+          <w:p>
+            <w:r>
+              <w:rPr>
+                <w:sz w:val="19"/>
+              </w:rPr>
+              <w:t xml:space="preserve">два столбца: номинал / максимум (K=1,15)</w:t>
+            </w:r>
+          </w:p>
+        </w:tc>
+        <w:tc>
+          <w:tcPr>
+            <w:tcW w:w="3038" w:type="dxa"/>
+          </w:tcPr>
+          <w:p>
+            <w:r>
+              <w:rPr>
+                <w:color w:val="666666"/>
+                <w:sz w:val="18"/>
+              </w:rPr>
+              <w:t xml:space="preserve">методика БИ; ИД табл. 23 п.93</w:t>
             </w:r>
           </w:p>
         </w:tc>
@@ -6687,7 +6669,7 @@
           <w:color w:val="444444"/>
           <w:sz w:val="19"/>
         </w:rPr>
-        <w:t xml:space="preserve">ГОСТ 21.408-2013 — Выполнение схем автоматизации (P&amp;ID/АТХ), перечни контуров и блокировок; ГОСТ 21.208-2013 — Условные графические обозначения приборов на P&amp;ID; ФНП № 512 от 09.12.2020 — Обязательные защиты печи (отсечка дутья, продувка азотом, контроль факела горелок); ФНП № 536 от 15.12.2020 — Защиты котла-утилизатора (уровень, давление, предохранительные клапаны); ГОСТ 12.2.003-91 — Блокировки ограждений шнеков, конвейеров, затворов; ГОСТ Р 8.596-2002 — Аттестация измерительных каналов контуров, участвующих в защитах</w:t>
+        <w:t xml:space="preserve">ГОСТ 21.401-88 — Технологические схемы марки ТХ — состав, условные обозначения трубопроводов и аппаратов; ГОСТ 2.701-2008 — Виды и типы схем, общие требования к выполнению; ГОСТ 21.208-2013 — Обозначения КИПиА на совмещённых схемах</w:t>
       </w:r>
     </w:p>
     <w:p>
@@ -6703,7 +6685,7 @@
         <w:rPr>
           <w:sz w:val="19"/>
         </w:rPr>
-        <w:t xml:space="preserve">Знак и величина уставки давления под сводом (противоречие ИД п.229 «+50…100 Па» и ТЗ «разрежение») — снять запросом Гипроникелю до выпуска P&amp;ID</w:t>
+        <w:t xml:space="preserve">Нумерация технологических позиций (единая система тегов КГМК) — согласовать с Заказчиком до выпуска PFD</w:t>
       </w:r>
     </w:p>
     <w:p>
@@ -6719,39 +6701,7 @@
         <w:rPr>
           <w:sz w:val="19"/>
         </w:rPr>
-        <w:t xml:space="preserve">Подтверждение точки росы (наш расчёт L1-DEW: 221/209 °C) поверочным расчётом Гипроникеля</w:t>
-      </w:r>
-    </w:p>
-    <w:p>
-      <w:r>
-        <w:rPr>
-          <w:b/>
-          <w:color w:val="8A6200"/>
-          <w:sz w:val="19"/>
-        </w:rPr>
-        <w:t xml:space="preserve">— определяется на стадии БИ: </w:t>
-      </w:r>
-      <w:r>
-        <w:rPr>
-          <w:sz w:val="19"/>
-        </w:rPr>
-        <w:t xml:space="preserve">Карта уставок сигнализаций/блокировок в полном объёме — итерация с Заказчиком (форма Прил. №5)</w:t>
-      </w:r>
-    </w:p>
-    <w:p>
-      <w:r>
-        <w:rPr>
-          <w:b/>
-          <w:color w:val="8A6200"/>
-          <w:sz w:val="19"/>
-        </w:rPr>
-        <w:t xml:space="preserve">— определяется на стадии БИ: </w:t>
-      </w:r>
-      <w:r>
-        <w:rPr>
-          <w:sz w:val="19"/>
-        </w:rPr>
-        <w:t xml:space="preserve">Число и расстановка термопар слоя (5–8 шт.) — согласовать с поставщиком печи</w:t>
+        <w:t xml:space="preserve">Границы комплектных поставок (печь/КУ/ЭФ) — фиксируются по итогам ТКП</w:t>
       </w:r>
     </w:p>
     <w:p>
@@ -6763,7 +6713,7 @@
           <w:b/>
           <w:sz w:val="26"/>
         </w:rPr>
-        <w:t xml:space="preserve">Основные компоновочные решения (планы, разрезы, высотная схема)</w:t>
+        <w:t xml:space="preserve">Предварительные схемы трубопроводов и КИПиА (P&amp;ID) по участкам: контуры регулирования, блокировки, уставки</w:t>
       </w:r>
     </w:p>
     <w:p>
@@ -6771,7 +6721,7 @@
         <w:rPr>
           <w:sz w:val="20"/>
         </w:rPr>
-        <w:t xml:space="preserve">Компоновка выполняется на сетке колонн **6/12 м** (ТЗ п.3.5): продольный шаг 6 м, пролёты кратны 12 м. Принятая структура главного корпуса — четыре температурно-технологических блока в одном здании плюс наружная этажерка: **(А) отделение фильтрации** (пролёт 12 м): барабанные вакуум-фильтры на отметке +6,0 (предварительно) с разгрузкой кека на конвейер под фильтром; вакуум-станция, ёмкость и насосы фильтрата — на 0,000; **(Б) отделение шихтовки** (пролёт 12–24 м): бункерная этажерка — верх загрузочных конвейеров ~+14…16, приёмные бункеры 60/20/10/50 м³, под ними питатели и весовые дозаторы (+7…8), смеситель СШ-25 (+5), наклонный конвейер УКВ-320-Ц-95 на расходные бункеры 2×60 м³ у печи; станция растаривания биг-бэгов и пост разгрузки цементной меди — на 0,000 у ворот (граница по ТЗ); **(В) отделение обжига и котла-утилизатора** (пролёт 24 м как 2×12 м): печь КС на собственном опорном каркасе — подина на отметке **+4,5 (предварительно)**: под печью размещаются газовая коробка, дутьевой коллектор, обслуживание сопел и аварийная донная выгрузка в кюбель на 0,000; свод печи ~+13,7; котёл-утилизатор — рядом на самостоятельном каркасе, барабан на верхней отметке (~+18…20 — по КД завода), пылевой бункер КУ снизу с шнеком на +4…5; между печью и КУ — короткий газоход Ø2000; **(Г) отделение газоочистки**: циклон СЦН-50 (высота 6,1 м) на этажерке с бункером над шнеком грубой пыли; два ЭФ УГТ1-20-4 (18,1×4,8 м в плане, высота 18,7 м) на осях с шагом, кратным 6 м, с проходом обслуживания между ними; дымососы на 0,000 на индивидуальных фундаментах; далее газоход Ø1100 на эстакаде в СКЦ. Воздуходувка дутья — в отдельном шумоизолированном помещении на 0,000 вблизи печи (короткий напорный тракт). Мазутный узел (топка-смеситель, горелочные рампы) — у печи с противопожарными отступами.</w:t>
+        <w:t xml:space="preserve">P&amp;ID выпускаются по пяти участкам с единой системой тегов; ниже — реестр основных контуров (тип регулятора → исполнительный механизм → уставка/границы). Уставки со ссылкой на ИД — расчётные; помеченные «(БИ)» — принимаемые проектные, уточняются при пусконаладке.</w:t>
       </w:r>
     </w:p>
     <w:p>
@@ -6779,7 +6729,7 @@
         <w:rPr>
           <w:sz w:val="20"/>
         </w:rPr>
-        <w:t xml:space="preserve">**Высотная схема построена на самотёке твёрдых потоков** — обоснование: (1) огарок 930 °C выгружается через сливной порог печи (отметка порога над подиной — по высоте слоя ~1,9–2,1 м, т.е. ~+6,4…6,6) непосредственно в загрузочный патрубок холодильника D2424-6, установленного под порогом (+5,2…5,5 — уточняется КД печи): транспортирование раскалённого огарка механизмами исключено; (2) пыль из конусов КУ, циклона и ЭФ ссыпается вертикально на шнековые транспортёры (углы конусов ≥60° &gt; угла откоса пыли 30–42° с запасом на комкуемость); (3) холодильники выдают охлаждённый материал на шнеки, поднимающие его в силосные башни; (4) **силосные башни вынесены в пристройку/на улицу у автопроезда**: низ конуса на +4,2 — над цементовозом (габарит 4,0 м + зазор), верх ~+17; налив — самотёком через герметичный гофрорукав DN100; (5) газовый тракт спроектирован «сверху вниз по пыли»: горизонтальные участки минимизированы, скорость 9–10 м/с самоочищающая, ревизионные люки в местах поворотов (требование ИД — контроль настылей). Подъём шихты (единственный поток «вверх») — наклонными винтовыми и ленточными конвейерами с углом ≤20°.</w:t>
+        <w:t xml:space="preserve">**Участок фильтрации.** LIC-101 уровень приёмной ёмкости пульпы → ПИД → ЧРП насоса подачи на фильтры (граница 20–80 %); FIC-102 расход пульпы на каждый фильтр → клапан (гидроабразивное исполнение); PIC-103 вакуум в ресивере → ПИД → дроссель подсоса/ЧРП вакуум-насоса, уставка −(0,06–0,08) МПа (БИ); MIC-104 влажность кека (Микрорадар-113А) → коррекция скорости барабана, цель 10 %; LICA-105 ёмкость фильтрата → пуск/стоп откачных насосов, блокировка сухого хода; QIA-106 мутность фильтрата (контроль прорыва полотна). Блокировки: остановка фильтра при потере вакуума &gt;30 с; запрет пуска конвейера кека при неработающем сборном конвейере (цепочка «против потока»).</w:t>
       </w:r>
     </w:p>
     <w:p>
@@ -6787,7 +6737,31 @@
         <w:rPr>
           <w:sz w:val="20"/>
         </w:rPr>
-        <w:t xml:space="preserve">Обслуживание: мостовой кран пролёта печи/КУ (г/п — по монтажной единице, предварительно 20/5 т — уточняется массой барабана КУ), кран-балки над дымососами (5 т) и в отделении фильтрации; монтажные проёмы в перекрытиях над печью и ЭФ; лестницы и площадки — у всех приводов, затворов, точек КИП (Прил. №5: СИ на высоте ≤1,7 м от площадок, исключение лесов и стремянок). Компоновка предъявляет: планы на отметках 0,000 / +4,5 / +6,0 / +8,0 / +14 и характерные разрезы по печи-КУ и по ЭФ-дымососам с привязкой к осям и отметкам перекрытий. Проезд автоцементовозов и вывоза кюбелей — сквозной, с воротами в торцах.</w:t>
+        <w:t xml:space="preserve">**Участок шихтовки.** Мастер-контур FFIC-200: задание производительности по шихте (до 15,448 т/ч) распределяется регулятором соотношения на уставки четырёх весовых дозаторов WIC-201…204 (концентрат ≤10,621 / кек ≤3,500 / цементная медь ≤1,327 / обороты ≤2 т/ч — пропорции по сухому весу с коррекцией по влагомерам MI-201…204); LIA-205…209 уровни бункеров (тензодатчики LPA-68 + радарные уровнемеры) — предупредительный min/max, блокировка питателя при min-min (защита от сухого истирания) и конвейера загрузки при max-max; SIC-210 ток смесителя СШ-25 — сигнализация перегрузки, блокировка дозаторов при остановке смесителя; HS-211 маршрутизация реверсивного конвейера на расходные бункеры по LIC-212/213. Групповая блокировка: пуск тракта только при работающей аспирации (см. участок 5).</w:t>
+      </w:r>
+    </w:p>
+    <w:p>
+      <w:r>
+        <w:rPr>
+          <w:sz w:val="20"/>
+        </w:rPr>
+        <w:t xml:space="preserve">**Участок обжига — определяющие контуры.** (1) **TIC-301 температура кипящего слоя**: ≥5 термопар в слое, регулируемая величина — медианное значение (защита от локальных выбросов); уставка **930 °C**; ПИД → каскадно на уставку дозатора шихты WIC-214 (главный канал, «больше шихты — больше тепла» при автогенном режиме) с динамической компенсацией по МЛ-советчику; предупредительная сигнализация 950 °C, аварийная **970 °C** (останов загрузки + холостая продувка), нижняя 900 °C (предупр.) / 700 °C (запрет автоматического ведения, переход на разогрев). (2) **FIC-302/FIC-303 + FFIC-304 дутьё**: расход воздуха (расходомер + направляющий аппарат/ЧРП воздуходувки) и кислорода (клапан О₂-исполнения) с регулятором соотношения, поддерживающим содержание O₂ в дутье **52,0 % (осн.) / 30,8 % (вспом.)**; суммарный расход 11 342 / 19 146 нм³/ч; контроль QI-305 (анализатор O₂ в дутье) — коррекция соотношения; отсечной клапан O₂ по ПАЗ. (3) **PIC-306 давление/разрежение под сводом**: уставка по ИД +50…100 Па (ТЗ формулирует как разрежение — знак уставки согласуется с Гипроникелем на БИ); ПИД → каскад на уставку тяги дымососа (ЧРП/направляющий аппарат ДН-15БНЖ); это самый быстрый контур тракта (период ~1 с). (4) **PDIC-307 перепад «газовая коробка – слой»**: номинал 52,3 / 53,3 кПа; регулирование высоты слоя → **дроссельный затвор выгрузки огарка** (открытие при превышении уставки перепада — прямое указание ИД разд. 2.3); сигнализация залегания слоя по падению амплитуды пульсаций давления (спектральный признак в ПЛК). (5) QIRC-308 SO₂ в газе на выходе печи 17,83 / 10,87 % — контроль полноты обжига, вход МЛ-модели. (6) Топка (вспом. вариант): TIC-309 температура смешанного дутья 455 °C → ПИД → клапан мазута ГМ-4,5 с регулятором соотношения «мазут/распыливающий воздух»; ПАЗ горелки по ФНП: контроль факела (2 канала), отсечка при погасании, продувка топки перед розжигом. (7) Разогревные горелки МГМГ-10: местные посты, контроль факела, паровая продувка мазутных линий. **ПАЗ печи** (жёсткая логика в ПЛК, независимая от МЛ): останов загрузки шихты при T&gt;970 °C, при расходе дутья &lt;70 % уставки, при остановке обоих дымососов, при перепаде «коробка–слой» вне 30–70 кПа; при полной отсечке дутья — автоматическая подача азота в кислородную линию (ИД разд. 2.4) и запрет открытия затворов; аварийная донная выгрузка — только ручным деблокируемым постом.</w:t>
+      </w:r>
+    </w:p>
+    <w:p>
+      <w:r>
+        <w:rPr>
+          <w:sz w:val="20"/>
+        </w:rPr>
+        <w:t xml:space="preserve">**Участок газоочистки.** (1) **LICA-401 уровень барабана КУ** — трёхимпульсный регулятор (уровень + расход пара + расход питательной воды) → питательный клапан; аварийные уровни ±150 мм (БИ), ПАЗ по упуску воды (останов… перевод печи в горячий резерв: стоп загрузки, продувка). (2) PIC-402 давление пара 1,86 МПа → сброс в РОУ; предохранительные клапаны — 2 шт. по ТР ТС 032/2013. (3) TIC-403 пар после РОУ 159 °C → впрыск ХОВ; PIC-404 0,6 МПа → редукционный клапан. (4) QIC-405 электропроводность котловой воды → клапан непрерывной продувки (0,205–0,324 м³/ч). (5) TIA-406 газ за КУ 400 °C: рост — признак загрязнения поверхностей, автозапуск виброочистки/обстукивания по циклограмме и по ΔT. (6) PDI-407…409 перепады по КУ, циклону (868/2232 Па), ЭФ (≤200 Па) — диагностика забивания трактов. (7) ЭФ: управление агрегатами ОПМД-400 — автоматическое поддержание тока на грани искрения (46,4–57,6 кВ), циклограммы встряхивания полей со сдвигом от отгрузки пыли; TSA-410 блокировка полей при T газа &lt;320 °C (запас ≈100 °C к расчётной точке росы H₂SO₄ 221/209 °C — calc.json L1-DEW) и при уровне max в пылесборнике; допусковый контроль изоляторных коробок. (8) **PIC-411 разрежение перед дымососом** — резервный к PIC-306 канал регулирования тяги; АВР дымососов: автозапуск резервного с перестановкой перекидных шиберов за ≤60 с (БИ). (9) QIRC-412 SO₂/O₂ + пылемер QI-413 в газоходе СКЦ — коммерческий/технологический контроль границы (15,59 % SO₂, ≤0,1 г/нм³). (10) Холодильники: TIC-414/415 T материала на выходе 70 °C → ПИД → клапаны расхода оборотной воды (176,9 и 2,2 м³/ч); FSA-416 протока воды каждого контура — блокировка шнека при потере протока (защита от прогара); TIA-417 воды на выходе 35 °C (предупр. 45 °C — БИ); SIC токовая защита шнеков с реверс-алгоритмом расклинивания. (11) Силосы: WIA-418 вес (CLF-300), разрешение налива цементовоза по весу и T ≤65 °C, автоматика дисковых затворов и аспирации налива.</w:t>
+      </w:r>
+    </w:p>
+    <w:p>
+      <w:r>
+        <w:rPr>
+          <w:sz w:val="20"/>
+        </w:rPr>
+        <w:t xml:space="preserve">**Участок аспирации.** PDIC-501 перепад на рукавном фильтре → импульсная регенерация в диапазоне 800–1500 Па (БИ); PIC-502 разрежение в коллекторе → ЧРП дымососа аспирации; TIA-503 температура газов (защита рукавов, байпас при перегреве); QI-504 пылемер на свече; LIA-505 бункера фильтра → шнек возврата пыли. Блокировочная матрица «аспирация-технология»: запрет пуска любого пылящего механизма без подтверждения разрежения в его отсосе; выдержка останова аспирации 120 с после останова технологии (продувка). Полный перечень контуров (~45 позиций регулирования, ~120 блокировок) оформляется в БИ таблицей по форме Прил. №5: контур, связи, уставки сигнализаций/блокировок, формализованный алгоритм.</w:t>
       </w:r>
     </w:p>
     <w:tbl>
@@ -6865,286 +6839,328 @@
               <w:rPr>
                 <w:sz w:val="19"/>
               </w:rPr>
-              <w:t xml:space="preserve">Сетка колонн</w:t>
-            </w:r>
-          </w:p>
-        </w:tc>
-        <w:tc>
-          <w:tcPr>
-            <w:tcW w:w="5000" w:type="dxa"/>
-          </w:tcPr>
-          <w:p>
-            <w:r>
-              <w:rPr>
-                <w:sz w:val="19"/>
-              </w:rPr>
-              <w:t xml:space="preserve">6/12 м (пролёты 12 и 24 м, шаг 6 м)</w:t>
-            </w:r>
-          </w:p>
-        </w:tc>
-        <w:tc>
-          <w:tcPr>
-            <w:tcW w:w="3038" w:type="dxa"/>
-          </w:tcPr>
-          <w:p>
-            <w:r>
-              <w:rPr>
-                <w:color w:val="666666"/>
-                <w:sz w:val="18"/>
-              </w:rPr>
-              <w:t xml:space="preserve">ТЗ п.3.5</w:t>
-            </w:r>
-          </w:p>
-        </w:tc>
-      </w:tr>
-      <w:tr>
-        <w:tc>
-          <w:tcPr>
-            <w:tcW w:w="3600" w:type="dxa"/>
-          </w:tcPr>
-          <w:p>
-            <w:r>
-              <w:rPr>
-                <w:sz w:val="19"/>
-              </w:rPr>
-              <w:t xml:space="preserve">Отметка подины печи (предв.)</w:t>
-            </w:r>
-          </w:p>
-        </w:tc>
-        <w:tc>
-          <w:tcPr>
-            <w:tcW w:w="5000" w:type="dxa"/>
-          </w:tcPr>
-          <w:p>
-            <w:r>
-              <w:rPr>
-                <w:sz w:val="19"/>
-              </w:rPr>
-              <w:t xml:space="preserve">+4,5 — под печью газовая коробка и донная выгрузка</w:t>
-            </w:r>
-          </w:p>
-        </w:tc>
-        <w:tc>
-          <w:tcPr>
-            <w:tcW w:w="3038" w:type="dxa"/>
-          </w:tcPr>
-          <w:p>
-            <w:r>
-              <w:rPr>
-                <w:color w:val="666666"/>
-                <w:sz w:val="18"/>
-              </w:rPr>
-              <w:t xml:space="preserve">решение БИ (геометрия печи — ИД табл. 23 п.214)</w:t>
-            </w:r>
-          </w:p>
-        </w:tc>
-      </w:tr>
-      <w:tr>
-        <w:tc>
-          <w:tcPr>
-            <w:tcW w:w="3600" w:type="dxa"/>
-          </w:tcPr>
-          <w:p>
-            <w:r>
-              <w:rPr>
-                <w:sz w:val="19"/>
-              </w:rPr>
-              <w:t xml:space="preserve">Габарит ЭФ</w:t>
-            </w:r>
-          </w:p>
-        </w:tc>
-        <w:tc>
-          <w:tcPr>
-            <w:tcW w:w="5000" w:type="dxa"/>
-          </w:tcPr>
-          <w:p>
-            <w:r>
-              <w:rPr>
-                <w:sz w:val="19"/>
-              </w:rPr>
-              <w:t xml:space="preserve">18 110 × 4 790 × 18 695 мм, 2 шт.</w:t>
-            </w:r>
-          </w:p>
-        </w:tc>
-        <w:tc>
-          <w:tcPr>
-            <w:tcW w:w="3038" w:type="dxa"/>
-          </w:tcPr>
-          <w:p>
-            <w:r>
-              <w:rPr>
-                <w:color w:val="666666"/>
-                <w:sz w:val="18"/>
-              </w:rPr>
-              <w:t xml:space="preserve">ИД табл. 23 п.354</w:t>
-            </w:r>
-          </w:p>
-        </w:tc>
-      </w:tr>
-      <w:tr>
-        <w:tc>
-          <w:tcPr>
-            <w:tcW w:w="3600" w:type="dxa"/>
-          </w:tcPr>
-          <w:p>
-            <w:r>
-              <w:rPr>
-                <w:sz w:val="19"/>
-              </w:rPr>
-              <w:t xml:space="preserve">Высота циклона</w:t>
-            </w:r>
-          </w:p>
-        </w:tc>
-        <w:tc>
-          <w:tcPr>
-            <w:tcW w:w="5000" w:type="dxa"/>
-          </w:tcPr>
-          <w:p>
-            <w:r>
-              <w:rPr>
-                <w:sz w:val="19"/>
-              </w:rPr>
-              <w:t xml:space="preserve">6 100 мм (+ бункер 8,5 м³)</w:t>
-            </w:r>
-          </w:p>
-        </w:tc>
-        <w:tc>
-          <w:tcPr>
-            <w:tcW w:w="3038" w:type="dxa"/>
-          </w:tcPr>
-          <w:p>
-            <w:r>
-              <w:rPr>
-                <w:color w:val="666666"/>
-                <w:sz w:val="18"/>
-              </w:rPr>
-              <w:t xml:space="preserve">ИД табл. 23 п.301-302</w:t>
-            </w:r>
-          </w:p>
-        </w:tc>
-      </w:tr>
-      <w:tr>
-        <w:tc>
-          <w:tcPr>
-            <w:tcW w:w="3600" w:type="dxa"/>
-          </w:tcPr>
-          <w:p>
-            <w:r>
-              <w:rPr>
-                <w:sz w:val="19"/>
-              </w:rPr>
-              <w:t xml:space="preserve">Силос огарка: низ конуса</w:t>
-            </w:r>
-          </w:p>
-        </w:tc>
-        <w:tc>
-          <w:tcPr>
-            <w:tcW w:w="5000" w:type="dxa"/>
-          </w:tcPr>
-          <w:p>
-            <w:r>
-              <w:rPr>
-                <w:sz w:val="19"/>
-              </w:rPr>
-              <w:t xml:space="preserve">+4,2 (цементовоз H=4,0 м + зазор)</w:t>
-            </w:r>
-          </w:p>
-        </w:tc>
-        <w:tc>
-          <w:tcPr>
-            <w:tcW w:w="3038" w:type="dxa"/>
-          </w:tcPr>
-          <w:p>
-            <w:r>
-              <w:rPr>
-                <w:color w:val="666666"/>
-                <w:sz w:val="18"/>
-              </w:rPr>
-              <w:t xml:space="preserve">решение БИ; габарит цементовоза — ИД табл. 23 п.496</w:t>
-            </w:r>
-          </w:p>
-        </w:tc>
-      </w:tr>
-      <w:tr>
-        <w:tc>
-          <w:tcPr>
-            <w:tcW w:w="3600" w:type="dxa"/>
-          </w:tcPr>
-          <w:p>
-            <w:r>
-              <w:rPr>
-                <w:sz w:val="19"/>
-              </w:rPr>
-              <w:t xml:space="preserve">Скорость газа в газоходе</w:t>
-            </w:r>
-          </w:p>
-        </w:tc>
-        <w:tc>
-          <w:tcPr>
-            <w:tcW w:w="5000" w:type="dxa"/>
-          </w:tcPr>
-          <w:p>
-            <w:r>
-              <w:rPr>
-                <w:sz w:val="19"/>
-              </w:rPr>
-              <w:t xml:space="preserve">9–10 м/с — самоочищающая</w:t>
-            </w:r>
-          </w:p>
-        </w:tc>
-        <w:tc>
-          <w:tcPr>
-            <w:tcW w:w="3038" w:type="dxa"/>
-          </w:tcPr>
-          <w:p>
-            <w:r>
-              <w:rPr>
-                <w:color w:val="666666"/>
-                <w:sz w:val="18"/>
-              </w:rPr>
-              <w:t xml:space="preserve">расчёт Исполнителя по ИД табл. 23 п.400, 406</w:t>
-            </w:r>
-          </w:p>
-        </w:tc>
-      </w:tr>
-      <w:tr>
-        <w:tc>
-          <w:tcPr>
-            <w:tcW w:w="3600" w:type="dxa"/>
-          </w:tcPr>
-          <w:p>
-            <w:r>
-              <w:rPr>
-                <w:sz w:val="19"/>
-              </w:rPr>
-              <w:t xml:space="preserve">Угол конусов пылевых бункеров</w:t>
-            </w:r>
-          </w:p>
-        </w:tc>
-        <w:tc>
-          <w:tcPr>
-            <w:tcW w:w="5000" w:type="dxa"/>
-          </w:tcPr>
-          <w:p>
-            <w:r>
-              <w:rPr>
-                <w:sz w:val="19"/>
-              </w:rPr>
-              <w:t xml:space="preserve">≥60° при угле откоса пыли 30–42°</w:t>
-            </w:r>
-          </w:p>
-        </w:tc>
-        <w:tc>
-          <w:tcPr>
-            <w:tcW w:w="3038" w:type="dxa"/>
-          </w:tcPr>
-          <w:p>
-            <w:r>
-              <w:rPr>
-                <w:color w:val="666666"/>
-                <w:sz w:val="18"/>
-              </w:rPr>
-              <w:t xml:space="preserve">решение БИ; ИД табл. 20</w:t>
+              <w:t xml:space="preserve">Главный контур печи</w:t>
+            </w:r>
+          </w:p>
+        </w:tc>
+        <w:tc>
+          <w:tcPr>
+            <w:tcW w:w="5000" w:type="dxa"/>
+          </w:tcPr>
+          <w:p>
+            <w:r>
+              <w:rPr>
+                <w:sz w:val="19"/>
+              </w:rPr>
+              <w:t xml:space="preserve">TIC слоя 930 °C → каскад на дозатор шихты; аварийные границы 700/970 °C</w:t>
+            </w:r>
+          </w:p>
+        </w:tc>
+        <w:tc>
+          <w:tcPr>
+            <w:tcW w:w="3038" w:type="dxa"/>
+          </w:tcPr>
+          <w:p>
+            <w:r>
+              <w:rPr>
+                <w:color w:val="666666"/>
+                <w:sz w:val="18"/>
+              </w:rPr>
+              <w:t xml:space="preserve">ИД табл. 23 п.233; разд. 2.4 (границы пуска/остановки)</w:t>
+            </w:r>
+          </w:p>
+        </w:tc>
+      </w:tr>
+      <w:tr>
+        <w:tc>
+          <w:tcPr>
+            <w:tcW w:w="3600" w:type="dxa"/>
+          </w:tcPr>
+          <w:p>
+            <w:r>
+              <w:rPr>
+                <w:sz w:val="19"/>
+              </w:rPr>
+              <w:t xml:space="preserve">Контур соотношения дутья</w:t>
+            </w:r>
+          </w:p>
+        </w:tc>
+        <w:tc>
+          <w:tcPr>
+            <w:tcW w:w="5000" w:type="dxa"/>
+          </w:tcPr>
+          <w:p>
+            <w:r>
+              <w:rPr>
+                <w:sz w:val="19"/>
+              </w:rPr>
+              <w:t xml:space="preserve">FFIC воздух/O₂: 52,0 % (осн.) / 30,8 % (вспом.) O₂</w:t>
+            </w:r>
+          </w:p>
+        </w:tc>
+        <w:tc>
+          <w:tcPr>
+            <w:tcW w:w="3038" w:type="dxa"/>
+          </w:tcPr>
+          <w:p>
+            <w:r>
+              <w:rPr>
+                <w:color w:val="666666"/>
+                <w:sz w:val="18"/>
+              </w:rPr>
+              <w:t xml:space="preserve">ИД табл. 23 п.200, 224</w:t>
+            </w:r>
+          </w:p>
+        </w:tc>
+      </w:tr>
+      <w:tr>
+        <w:tc>
+          <w:tcPr>
+            <w:tcW w:w="3600" w:type="dxa"/>
+          </w:tcPr>
+          <w:p>
+            <w:r>
+              <w:rPr>
+                <w:sz w:val="19"/>
+              </w:rPr>
+              <w:t xml:space="preserve">Контур давления под сводом</w:t>
+            </w:r>
+          </w:p>
+        </w:tc>
+        <w:tc>
+          <w:tcPr>
+            <w:tcW w:w="5000" w:type="dxa"/>
+          </w:tcPr>
+          <w:p>
+            <w:r>
+              <w:rPr>
+                <w:sz w:val="19"/>
+              </w:rPr>
+              <w:t xml:space="preserve">PIC → ЧРП дымососа; уставка +50…100 Па (ИД) / знак уточнить (ТЗ: разрежение)</w:t>
+            </w:r>
+          </w:p>
+        </w:tc>
+        <w:tc>
+          <w:tcPr>
+            <w:tcW w:w="3038" w:type="dxa"/>
+          </w:tcPr>
+          <w:p>
+            <w:r>
+              <w:rPr>
+                <w:color w:val="666666"/>
+                <w:sz w:val="18"/>
+              </w:rPr>
+              <w:t xml:space="preserve">ИД табл. 23 п.229; ТЗ п.3.5</w:t>
+            </w:r>
+          </w:p>
+        </w:tc>
+      </w:tr>
+      <w:tr>
+        <w:tc>
+          <w:tcPr>
+            <w:tcW w:w="3600" w:type="dxa"/>
+          </w:tcPr>
+          <w:p>
+            <w:r>
+              <w:rPr>
+                <w:sz w:val="19"/>
+              </w:rPr>
+              <w:t xml:space="preserve">Контур слоя/выгрузки</w:t>
+            </w:r>
+          </w:p>
+        </w:tc>
+        <w:tc>
+          <w:tcPr>
+            <w:tcW w:w="5000" w:type="dxa"/>
+          </w:tcPr>
+          <w:p>
+            <w:r>
+              <w:rPr>
+                <w:sz w:val="19"/>
+              </w:rPr>
+              <w:t xml:space="preserve">PDIC «коробка–слой» 52,3 кПа → дроссельный затвор огарка</w:t>
+            </w:r>
+          </w:p>
+        </w:tc>
+        <w:tc>
+          <w:tcPr>
+            <w:tcW w:w="3038" w:type="dxa"/>
+          </w:tcPr>
+          <w:p>
+            <w:r>
+              <w:rPr>
+                <w:color w:val="666666"/>
+                <w:sz w:val="18"/>
+              </w:rPr>
+              <w:t xml:space="preserve">ИД табл. 23 п.228; разд. 2.3</w:t>
+            </w:r>
+          </w:p>
+        </w:tc>
+      </w:tr>
+      <w:tr>
+        <w:tc>
+          <w:tcPr>
+            <w:tcW w:w="3600" w:type="dxa"/>
+          </w:tcPr>
+          <w:p>
+            <w:r>
+              <w:rPr>
+                <w:sz w:val="19"/>
+              </w:rPr>
+              <w:t xml:space="preserve">Уровень барабана КУ</w:t>
+            </w:r>
+          </w:p>
+        </w:tc>
+        <w:tc>
+          <w:tcPr>
+            <w:tcW w:w="5000" w:type="dxa"/>
+          </w:tcPr>
+          <w:p>
+            <w:r>
+              <w:rPr>
+                <w:sz w:val="19"/>
+              </w:rPr>
+              <w:t xml:space="preserve">трёхимпульсный регулятор питания; ПАЗ по упуску воды</w:t>
+            </w:r>
+          </w:p>
+        </w:tc>
+        <w:tc>
+          <w:tcPr>
+            <w:tcW w:w="3038" w:type="dxa"/>
+          </w:tcPr>
+          <w:p>
+            <w:r>
+              <w:rPr>
+                <w:color w:val="666666"/>
+                <w:sz w:val="18"/>
+              </w:rPr>
+              <w:t xml:space="preserve">решение БИ; ФНП № 536</w:t>
+            </w:r>
+          </w:p>
+        </w:tc>
+      </w:tr>
+      <w:tr>
+        <w:tc>
+          <w:tcPr>
+            <w:tcW w:w="3600" w:type="dxa"/>
+          </w:tcPr>
+          <w:p>
+            <w:r>
+              <w:rPr>
+                <w:sz w:val="19"/>
+              </w:rPr>
+              <w:t xml:space="preserve">Защита ЭФ</w:t>
+            </w:r>
+          </w:p>
+        </w:tc>
+        <w:tc>
+          <w:tcPr>
+            <w:tcW w:w="5000" w:type="dxa"/>
+          </w:tcPr>
+          <w:p>
+            <w:r>
+              <w:rPr>
+                <w:sz w:val="19"/>
+              </w:rPr>
+              <w:t xml:space="preserve">блокировка полей при T&lt;320 °C (запас ≈100 °C к расчётной точке росы H₂SO₄ 221/209 °C — calc.json L1-DEW) и max пыли</w:t>
+            </w:r>
+          </w:p>
+        </w:tc>
+        <w:tc>
+          <w:tcPr>
+            <w:tcW w:w="3038" w:type="dxa"/>
+          </w:tcPr>
+          <w:p>
+            <w:r>
+              <w:rPr>
+                <w:color w:val="666666"/>
+                <w:sz w:val="18"/>
+              </w:rPr>
+              <w:t xml:space="preserve">решение БИ; ИД табл. 23 п.275 (SO₃ 0,75 %)</w:t>
+            </w:r>
+          </w:p>
+        </w:tc>
+      </w:tr>
+      <w:tr>
+        <w:tc>
+          <w:tcPr>
+            <w:tcW w:w="3600" w:type="dxa"/>
+          </w:tcPr>
+          <w:p>
+            <w:r>
+              <w:rPr>
+                <w:sz w:val="19"/>
+              </w:rPr>
+              <w:t xml:space="preserve">Защита холодильников</w:t>
+            </w:r>
+          </w:p>
+        </w:tc>
+        <w:tc>
+          <w:tcPr>
+            <w:tcW w:w="5000" w:type="dxa"/>
+          </w:tcPr>
+          <w:p>
+            <w:r>
+              <w:rPr>
+                <w:sz w:val="19"/>
+              </w:rPr>
+              <w:t xml:space="preserve">блокировка шнека при потере протока воды; T воды предупр. 45 °C</w:t>
+            </w:r>
+          </w:p>
+        </w:tc>
+        <w:tc>
+          <w:tcPr>
+            <w:tcW w:w="3038" w:type="dxa"/>
+          </w:tcPr>
+          <w:p>
+            <w:r>
+              <w:rPr>
+                <w:color w:val="666666"/>
+                <w:sz w:val="18"/>
+              </w:rPr>
+              <w:t xml:space="preserve">решение БИ; ИД табл. 23 п.435-437</w:t>
+            </w:r>
+          </w:p>
+        </w:tc>
+      </w:tr>
+      <w:tr>
+        <w:tc>
+          <w:tcPr>
+            <w:tcW w:w="3600" w:type="dxa"/>
+          </w:tcPr>
+          <w:p>
+            <w:r>
+              <w:rPr>
+                <w:sz w:val="19"/>
+              </w:rPr>
+              <w:t xml:space="preserve">Объём реестра</w:t>
+            </w:r>
+          </w:p>
+        </w:tc>
+        <w:tc>
+          <w:tcPr>
+            <w:tcW w:w="5000" w:type="dxa"/>
+          </w:tcPr>
+          <w:p>
+            <w:r>
+              <w:rPr>
+                <w:sz w:val="19"/>
+              </w:rPr>
+              <w:t xml:space="preserve">~45 контуров регулирования, ~120 блокировок</w:t>
+            </w:r>
+          </w:p>
+        </w:tc>
+        <w:tc>
+          <w:tcPr>
+            <w:tcW w:w="3038" w:type="dxa"/>
+          </w:tcPr>
+          <w:p>
+            <w:r>
+              <w:rPr>
+                <w:color w:val="666666"/>
+                <w:sz w:val="18"/>
+              </w:rPr>
+              <w:t xml:space="preserve">оценка Исполнителя по составу оборудования</w:t>
             </w:r>
           </w:p>
         </w:tc>
@@ -7163,7 +7179,7 @@
           <w:color w:val="444444"/>
           <w:sz w:val="19"/>
         </w:rPr>
-        <w:t xml:space="preserve">СП 56.13330.2021 — Производственные здания — объёмно-планировочные решения, эвакуация, категории помещений; СП 43.13330.2012 — Сооружения промышленных предприятий — этажерки, бункеры, силосы, галереи, эстакады газохода; СП 4.13130.2013 — Противопожарные расстояния и отступы (мазутный узел, кабельные трассы); ФНП № 512 от 09.12.2020 — Проходы и площадки обслуживания печей, требования к путям обслуживания горячих трактов; СП 1.13130.2020 — Эвакуационные пути и выходы многоуровневых этажерок</w:t>
+        <w:t xml:space="preserve">ГОСТ 21.408-2013 — Выполнение схем автоматизации (P&amp;ID/АТХ), перечни контуров и блокировок; ГОСТ 21.208-2013 — Условные графические обозначения приборов на P&amp;ID; ФНП № 512 от 09.12.2020 — Обязательные защиты печи (отсечка дутья, продувка азотом, контроль факела горелок); ФНП № 536 от 15.12.2020 — Защиты котла-утилизатора (уровень, давление, предохранительные клапаны); ГОСТ 12.2.003-91 — Блокировки ограждений шнеков, конвейеров, затворов; ГОСТ Р 8.596-2002 — Аттестация измерительных каналов контуров, участвующих в защитах</w:t>
       </w:r>
     </w:p>
     <w:p>
@@ -7179,7 +7195,7 @@
         <w:rPr>
           <w:sz w:val="19"/>
         </w:rPr>
-        <w:t xml:space="preserve">Отметка и конструкция опорного каркаса печи — по КД разработчика печи (HATCH/лицензиат)</w:t>
+        <w:t xml:space="preserve">Знак и величина уставки давления под сводом (противоречие ИД п.229 «+50…100 Па» и ТЗ «разрежение») — снять запросом Гипроникелю до выпуска P&amp;ID</w:t>
       </w:r>
     </w:p>
     <w:p>
@@ -7195,7 +7211,7 @@
         <w:rPr>
           <w:sz w:val="19"/>
         </w:rPr>
-        <w:t xml:space="preserve">Компоновка и отметки котла-утилизатора (барабан, опуски, ремонтные зоны) — по КД завода-изготовителя</w:t>
+        <w:t xml:space="preserve">Подтверждение точки росы (наш расчёт L1-DEW: 221/209 °C) поверочным расчётом Гипроникеля</w:t>
       </w:r>
     </w:p>
     <w:p>
@@ -7211,7 +7227,7 @@
         <w:rPr>
           <w:sz w:val="19"/>
         </w:rPr>
-        <w:t xml:space="preserve">Размещение ЭФ (в здании / на открытой площадке с шатром) — теплотехническое сравнение на стадии БИ (риск росы при −40 °C против стоимости корпуса)</w:t>
+        <w:t xml:space="preserve">Карта уставок сигнализаций/блокировок в полном объёме — итерация с Заказчиком (форма Прил. №5)</w:t>
       </w:r>
     </w:p>
     <w:p>
@@ -7227,7 +7243,7 @@
         <w:rPr>
           <w:sz w:val="19"/>
         </w:rPr>
-        <w:t xml:space="preserve">Трасса газохода в СКЦ (длина, число опор, компенсаторы) — по генплану привязки цеха</w:t>
+        <w:t xml:space="preserve">Число и расстановка термопар слоя (5–8 шт.) — согласовать с поставщиком печи</w:t>
       </w:r>
     </w:p>
     <w:p>
@@ -7239,7 +7255,7 @@
           <w:b/>
           <w:sz w:val="26"/>
         </w:rPr>
-        <w:t xml:space="preserve">Планы строительных конструкций с нагрузками</w:t>
+        <w:t xml:space="preserve">Предварительный перечень трубопроводной арматуры и приборов КИПиА; спецификация критичных и длинноцикловых приборов</w:t>
       </w:r>
     </w:p>
     <w:p>
@@ -7247,7 +7263,7 @@
         <w:rPr>
           <w:sz w:val="20"/>
         </w:rPr>
-        <w:t xml:space="preserve">Каркас здания — стальной рамно-связевой (скорость монтажа в условиях Заполярья, ремонтопригодность), колонны по сетке 6/12 м, покрытие по фермам, ограждение — сэндвич-панели с расчётом на W₀ = 0,30 кПа и снеговую 3,2 кПа (V район; на перепадах высот блоков — снеговые мешки по СП 20.13330, коэффициент μ до 2–3 в зонах примыкания этажерки к пролёту печи). Внутренние этажерки бункерного хозяйства и газоочистки — самостоятельные стальные каркасы, **конструктивно отделённые от каркаса здания** (исключение передачи технологических вибраций и температурных деформаций).</w:t>
+        <w:t xml:space="preserve">По ТЗ v4.1 в составе БИ выпускаются: **предварительный перечень трубопроводной арматуры и приборов КИПиА** (line list и перечень по предварительным P&amp;ID) с договорной точностью **±20–30 % по количеству** и **спецификация на критичные и длинноцикловые приборы** (анализаторы, расходомеры больших Ду); полные valve list / instrument index — детальный инжиниринг по рабочим P&amp;ID (принятые редакции D-24/D-25).</w:t>
       </w:r>
     </w:p>
     <w:p>
@@ -7255,7 +7271,7 @@
         <w:rPr>
           <w:sz w:val="20"/>
         </w:rPr>
-        <w:t xml:space="preserve">**Реестр основных технологических нагрузок для планов конструкций** (постоянная + длительная от заполнения, по ИД табл. 25 «НЗП»): приёмный бункер концентрата 60 м³ — 132,6 т материала; бункер оборотного огарка 50 м³ — 149,3 т (соответствует 2,99 т/м³ против 2,21 т/м³, принятых для силоса огарка, — базис строки табл. 25 запрошен у Гипроникеля; до ответа в расчёт конструкций принимается большее значение 149,3 т); бункер кека 20 м³ — 27,0 т; бункер цементной меди 10 м³ — 30,0 т; расходные бункеры 2×60 м³ — 125,0 т суммарно; смеситель с заполнением ~8 т; печь КС — 139 т слоя + футеровка и корпус (масса металлоконструкций и футеровки печи — по КД, предварительная оценка Исполнителя 200–230 т: шамот ~135 т при толщине 350 мм, подина ~30 т, корпус и свод ~40–60 т); котёл-утилизатор — масса по КД завода + 30,4 т пыли в бункере (15 м³ × 2,025 т/м³); циклон 1,19 т + 16,2 т пыли; каждый ЭФ 72,6 т + 17,1 т пыли; холодильник D2424-6 с заполнением ~13 т + вода в рубашке; силосная башня огарка — **221 т материала** (100 м³ × ~2,2 т/м³ насыпной уплотнённой) + собственный вес; силос пыли 17,1 т. Газоходы Ø2000/Ø1100 с футеровкой ШЛ-0,4 — линейная нагрузка на опоры и температурные усилия от компенсаторов (тракт до 400–920 °C); в НЗП газоходов заложено до 50 т пылевых отложений на тракте «печь–КУ» и 50 т на «КУ–циклон» — **пылевая нагрузка газоходов учитывается в расчёте опор как длительная**, это прямое следствие данных ИД табл. 25.</w:t>
+        <w:t xml:space="preserve">**Line list.** Атрибуты каждой линии: номер, среда, расход (номинал/максимум K=1,15), расчётные давление и температура, Ду (по гидравлическому расчёту БИ), материал, изоляция/обогрев, категория по ТР ТС 032 / ГОСТ 32569. Магистральные линии в границах лота (параметры — из ИД): газоходы Ø2000 (печь–КУ, до 913/919 °C) и Ø1100 (ЭФ–дымосос–СКЦ, 387 °C) из 09Г2С с футеровкой ШЛ-0,4; дутьевой коллектор 11 342/19 146 нм³/ч (0,09–0,12 МПа); кислородопровод 4 687/3 136 нм³/ч (0,8–1,2 МПа, обезжиренное O₂-исполнение); паропровод 1,9 МПа/375 °C с РОУ и сеть 0,6 МПа/159 °C; питательная линия ХОВ 4,31/6,80 т/ч (105 °C); оборотная вода 179,1/166,1 м³/ч (0,6 МПа); мазутопроводы на максимум ≈3,4 т/ч с пароспутниками и циркуляцией; обогреваемый пульпопровод концентрата; вакуумные линии фильтров; продувочные и дренажные линии КУ. Оценочный объём line list — **120–160 линий**.</w:t>
       </w:r>
     </w:p>
     <w:p>
@@ -7263,7 +7279,23 @@
         <w:rPr>
           <w:sz w:val="20"/>
         </w:rPr>
-        <w:t xml:space="preserve">Полезные нагрузки на перекрытия обслуживания — 4,0 кПа (площадки КИП и проходы), 10 кПа — ремонтные зоны и зоны складирования футеровки при капремонте (кампания печи 3 года, разовая перекладка ~135 т шамота — предусмотреть зону раскладки и путь подачи). Крановые нагрузки мостового крана пролёта печи/КУ — по г/п (предварительно 20/5 т) с вертикальными и горизонтальными составляющими по СП 20.13330 разд. 9. Температурные воздействия: локальный нагрев конструкций у печи и газоходов — тепловые экраны и вентилируемые зазоры, расчётный перепад для этажерки печи ±40 °C. Все узлы опирания оборудования снабжаются планами нагрузок: N (пост.), N (длит., заполнение), V (динамика — см. раздел фундаментов), M от эксцентриситетов конусов.</w:t>
+        <w:t xml:space="preserve">**Арматура.** Группы: отсечная (в т.ч. быстродействующие отсечки кислорода и мазута по ПАЗ — ФНП № 512/486), регулирующая (клапаны O₂/воздуха/мазута, питательный и продувочный клапаны КУ, впрыск РОУ, клапаны оборотной воды холодильников), предохранительная (2 ПК котла по ФНП № 536, ПК ресиверов), запорная общего назначения и спецпозиции (перекидные шиберы ЭФ и дымососов с электроприводом и АВР ≤60 с, дроссельный затвор выгрузки огарка, ножевые шиберные задвижки порогов и пылевых бункеров, дисковые затворы силосов с пневмоприводом). Кислородная арматура — обезжиренная, в исполнении по ФНП № 486; арматура пылевых сред — с продувкой уплотнений. Оценочный объём — **400–500 единиц** (±20–30 %).</w:t>
+      </w:r>
+    </w:p>
+    <w:p>
+      <w:r>
+        <w:rPr>
+          <w:sz w:val="20"/>
+        </w:rPr>
+        <w:t xml:space="preserve">**Приборы.** Парк полевых КИП формируется реестром контуров раздела P&amp;ID (~45 контуров регулирования, ~120 блокировок): термопары ТХА слоя (≥5) и газового тракта, датчики давления/разрежения и перепада (в т.ч. «коробка–слой» 52,3 кПа), расходомеры дутья, кислорода, пара, питательной и оборотной воды (Ду — по гидравлике БИ), 6 весовых дозаторов с тензодатчиками LPA-68, 4 поточных влагомера Микрорадар-113А, радарные уровнемеры и сигнализаторы бункеров (10–12 ёмкостей), тензосистемы силосов CLF-300, виброконтроль дымососов (2 канала на подшипник), пылемеры, газоанализаторы. Оценочный парк — **350–450 единиц** (±20–30 %).</w:t>
+      </w:r>
+    </w:p>
+    <w:p>
+      <w:r>
+        <w:rPr>
+          <w:sz w:val="20"/>
+        </w:rPr>
+        <w:t xml:space="preserve">**Спецификация критичных и длинноцикловых приборов** (в составе БИ): поточные газоанализаторы SO₂/O₂ — 2 поста (выход печи и граница СКЦ) с обогреваемыми пробоотборными трактами выше кислотной точки росы (221/209 °C — calc.json L1-DEW; принято ≥240 °C); пылемеры — 2 шт. (газоход СКЦ, контроль 0,1 г/нм³; свеча аспирации, контроль 10 мг/нм³); анализатор O₂ дутья; расходомерные узлы больших Ду (дутьё, кислород, газоход); узел коммерческого учёта пара; поточные влагомеры шихты. Все СИ — из Госреестра РФ с первичной поверкой (Прил. №5); каналы, участвующие в защитах и гарантийных замерах, — с аттестацией по ГОСТ Р 8.596.</w:t>
       </w:r>
     </w:p>
     <w:tbl>
@@ -7341,286 +7373,244 @@
               <w:rPr>
                 <w:sz w:val="19"/>
               </w:rPr>
-              <w:t xml:space="preserve">Снег / ветер</w:t>
-            </w:r>
-          </w:p>
-        </w:tc>
-        <w:tc>
-          <w:tcPr>
-            <w:tcW w:w="5000" w:type="dxa"/>
-          </w:tcPr>
-          <w:p>
-            <w:r>
-              <w:rPr>
-                <w:sz w:val="19"/>
-              </w:rPr>
-              <w:t xml:space="preserve">3,2 кПа (V район) / W₀ 0,30 кПа (II район)</w:t>
-            </w:r>
-          </w:p>
-        </w:tc>
-        <w:tc>
-          <w:tcPr>
-            <w:tcW w:w="3038" w:type="dxa"/>
-          </w:tcPr>
-          <w:p>
-            <w:r>
-              <w:rPr>
-                <w:color w:val="666666"/>
-                <w:sz w:val="18"/>
-              </w:rPr>
-              <w:t xml:space="preserve">ТЗ п.2.9.3-2.9.4</w:t>
-            </w:r>
-          </w:p>
-        </w:tc>
-      </w:tr>
-      <w:tr>
-        <w:tc>
-          <w:tcPr>
-            <w:tcW w:w="3600" w:type="dxa"/>
-          </w:tcPr>
-          <w:p>
-            <w:r>
-              <w:rPr>
-                <w:sz w:val="19"/>
-              </w:rPr>
-              <w:t xml:space="preserve">Слой в печи</w:t>
-            </w:r>
-          </w:p>
-        </w:tc>
-        <w:tc>
-          <w:tcPr>
-            <w:tcW w:w="5000" w:type="dxa"/>
-          </w:tcPr>
-          <w:p>
-            <w:r>
-              <w:rPr>
-                <w:sz w:val="19"/>
-              </w:rPr>
-              <w:t xml:space="preserve">139 т единовременно</w:t>
-            </w:r>
-          </w:p>
-        </w:tc>
-        <w:tc>
-          <w:tcPr>
-            <w:tcW w:w="3038" w:type="dxa"/>
-          </w:tcPr>
-          <w:p>
-            <w:r>
-              <w:rPr>
-                <w:color w:val="666666"/>
-                <w:sz w:val="18"/>
-              </w:rPr>
-              <w:t xml:space="preserve">ИД табл. 23 п.230; табл. 25</w:t>
-            </w:r>
-          </w:p>
-        </w:tc>
-      </w:tr>
-      <w:tr>
-        <w:tc>
-          <w:tcPr>
-            <w:tcW w:w="3600" w:type="dxa"/>
-          </w:tcPr>
-          <w:p>
-            <w:r>
-              <w:rPr>
-                <w:sz w:val="19"/>
-              </w:rPr>
-              <w:t xml:space="preserve">Масса печи (оценка)</w:t>
-            </w:r>
-          </w:p>
-        </w:tc>
-        <w:tc>
-          <w:tcPr>
-            <w:tcW w:w="5000" w:type="dxa"/>
-          </w:tcPr>
-          <w:p>
-            <w:r>
-              <w:rPr>
-                <w:sz w:val="19"/>
-              </w:rPr>
-              <w:t xml:space="preserve">200–230 т конструкция+футеровка (уточняется КД)</w:t>
-            </w:r>
-          </w:p>
-        </w:tc>
-        <w:tc>
-          <w:tcPr>
-            <w:tcW w:w="3038" w:type="dxa"/>
-          </w:tcPr>
-          <w:p>
-            <w:r>
-              <w:rPr>
-                <w:color w:val="666666"/>
-                <w:sz w:val="18"/>
-              </w:rPr>
-              <w:t xml:space="preserve">оценка Исполнителя по геометрии ИД табл. 23 п.214-216</w:t>
-            </w:r>
-          </w:p>
-        </w:tc>
-      </w:tr>
-      <w:tr>
-        <w:tc>
-          <w:tcPr>
-            <w:tcW w:w="3600" w:type="dxa"/>
-          </w:tcPr>
-          <w:p>
-            <w:r>
-              <w:rPr>
-                <w:sz w:val="19"/>
-              </w:rPr>
-              <w:t xml:space="preserve">Силос огарка</w:t>
-            </w:r>
-          </w:p>
-        </w:tc>
-        <w:tc>
-          <w:tcPr>
-            <w:tcW w:w="5000" w:type="dxa"/>
-          </w:tcPr>
-          <w:p>
-            <w:r>
-              <w:rPr>
-                <w:sz w:val="19"/>
-              </w:rPr>
-              <w:t xml:space="preserve">221 т материала (100 м³)</w:t>
-            </w:r>
-          </w:p>
-        </w:tc>
-        <w:tc>
-          <w:tcPr>
-            <w:tcW w:w="3038" w:type="dxa"/>
-          </w:tcPr>
-          <w:p>
-            <w:r>
-              <w:rPr>
-                <w:color w:val="666666"/>
-                <w:sz w:val="18"/>
-              </w:rPr>
-              <w:t xml:space="preserve">ИД табл. 25</w:t>
-            </w:r>
-          </w:p>
-        </w:tc>
-      </w:tr>
-      <w:tr>
-        <w:tc>
-          <w:tcPr>
-            <w:tcW w:w="3600" w:type="dxa"/>
-          </w:tcPr>
-          <w:p>
-            <w:r>
-              <w:rPr>
-                <w:sz w:val="19"/>
-              </w:rPr>
-              <w:t xml:space="preserve">ЭФ с пылью</w:t>
-            </w:r>
-          </w:p>
-        </w:tc>
-        <w:tc>
-          <w:tcPr>
-            <w:tcW w:w="5000" w:type="dxa"/>
-          </w:tcPr>
-          <w:p>
-            <w:r>
-              <w:rPr>
-                <w:sz w:val="19"/>
-              </w:rPr>
-              <w:t xml:space="preserve">72,6 + 17,1 = 89,7 т на опоры каждого</w:t>
-            </w:r>
-          </w:p>
-        </w:tc>
-        <w:tc>
-          <w:tcPr>
-            <w:tcW w:w="3038" w:type="dxa"/>
-          </w:tcPr>
-          <w:p>
-            <w:r>
-              <w:rPr>
-                <w:color w:val="666666"/>
-                <w:sz w:val="18"/>
-              </w:rPr>
-              <w:t xml:space="preserve">ИД табл. 23 п.355; табл. 25</w:t>
-            </w:r>
-          </w:p>
-        </w:tc>
-      </w:tr>
-      <w:tr>
-        <w:tc>
-          <w:tcPr>
-            <w:tcW w:w="3600" w:type="dxa"/>
-          </w:tcPr>
-          <w:p>
-            <w:r>
-              <w:rPr>
-                <w:sz w:val="19"/>
-              </w:rPr>
-              <w:t xml:space="preserve">Пыль в газоходах</w:t>
-            </w:r>
-          </w:p>
-        </w:tc>
-        <w:tc>
-          <w:tcPr>
-            <w:tcW w:w="5000" w:type="dxa"/>
-          </w:tcPr>
-          <w:p>
-            <w:r>
-              <w:rPr>
-                <w:sz w:val="19"/>
-              </w:rPr>
-              <w:t xml:space="preserve">до 50 т на участок «печь–КУ» и «КУ–циклон»</w:t>
-            </w:r>
-          </w:p>
-        </w:tc>
-        <w:tc>
-          <w:tcPr>
-            <w:tcW w:w="3038" w:type="dxa"/>
-          </w:tcPr>
-          <w:p>
-            <w:r>
-              <w:rPr>
-                <w:color w:val="666666"/>
-                <w:sz w:val="18"/>
-              </w:rPr>
-              <w:t xml:space="preserve">ИД табл. 25 (НЗП газоходных трактов)</w:t>
-            </w:r>
-          </w:p>
-        </w:tc>
-      </w:tr>
-      <w:tr>
-        <w:tc>
-          <w:tcPr>
-            <w:tcW w:w="3600" w:type="dxa"/>
-          </w:tcPr>
-          <w:p>
-            <w:r>
-              <w:rPr>
-                <w:sz w:val="19"/>
-              </w:rPr>
-              <w:t xml:space="preserve">Бункеры шихтовки (заполнение)</w:t>
-            </w:r>
-          </w:p>
-        </w:tc>
-        <w:tc>
-          <w:tcPr>
-            <w:tcW w:w="5000" w:type="dxa"/>
-          </w:tcPr>
-          <w:p>
-            <w:r>
-              <w:rPr>
-                <w:sz w:val="19"/>
-              </w:rPr>
-              <w:t xml:space="preserve">132,6 / 149,3 / 27,0 / 30,0 / 125,0 т</w:t>
-            </w:r>
-          </w:p>
-        </w:tc>
-        <w:tc>
-          <w:tcPr>
-            <w:tcW w:w="3038" w:type="dxa"/>
-          </w:tcPr>
-          <w:p>
-            <w:r>
-              <w:rPr>
-                <w:color w:val="666666"/>
-                <w:sz w:val="18"/>
-              </w:rPr>
-              <w:t xml:space="preserve">ИД табл. 25</w:t>
+              <w:t xml:space="preserve">Точность предварительного перечня</w:t>
+            </w:r>
+          </w:p>
+        </w:tc>
+        <w:tc>
+          <w:tcPr>
+            <w:tcW w:w="5000" w:type="dxa"/>
+          </w:tcPr>
+          <w:p>
+            <w:r>
+              <w:rPr>
+                <w:sz w:val="19"/>
+              </w:rPr>
+              <w:t xml:space="preserve">±20–30 % по количеству (line list по предварительным P&amp;ID)</w:t>
+            </w:r>
+          </w:p>
+        </w:tc>
+        <w:tc>
+          <w:tcPr>
+            <w:tcW w:w="3038" w:type="dxa"/>
+          </w:tcPr>
+          <w:p>
+            <w:r>
+              <w:rPr>
+                <w:color w:val="666666"/>
+                <w:sz w:val="18"/>
+              </w:rPr>
+              <w:t xml:space="preserve">ТЗ v4.1, состав БИ Лота №1 (принятая редакция D-24)</w:t>
+            </w:r>
+          </w:p>
+        </w:tc>
+      </w:tr>
+      <w:tr>
+        <w:tc>
+          <w:tcPr>
+            <w:tcW w:w="3600" w:type="dxa"/>
+          </w:tcPr>
+          <w:p>
+            <w:r>
+              <w:rPr>
+                <w:sz w:val="19"/>
+              </w:rPr>
+              <w:t xml:space="preserve">Оценка объёма: линии / арматура / приборы</w:t>
+            </w:r>
+          </w:p>
+        </w:tc>
+        <w:tc>
+          <w:tcPr>
+            <w:tcW w:w="5000" w:type="dxa"/>
+          </w:tcPr>
+          <w:p>
+            <w:r>
+              <w:rPr>
+                <w:sz w:val="19"/>
+              </w:rPr>
+              <w:t xml:space="preserve">120–160 / 400–500 / 350–450 ед.</w:t>
+            </w:r>
+          </w:p>
+        </w:tc>
+        <w:tc>
+          <w:tcPr>
+            <w:tcW w:w="3038" w:type="dxa"/>
+          </w:tcPr>
+          <w:p>
+            <w:r>
+              <w:rPr>
+                <w:color w:val="666666"/>
+                <w:sz w:val="18"/>
+              </w:rPr>
+              <w:t xml:space="preserve">оценка Исполнителя по реестру контуров P&amp;ID (~45 контуров, ~120 блокировок)</w:t>
+            </w:r>
+          </w:p>
+        </w:tc>
+      </w:tr>
+      <w:tr>
+        <w:tc>
+          <w:tcPr>
+            <w:tcW w:w="3600" w:type="dxa"/>
+          </w:tcPr>
+          <w:p>
+            <w:r>
+              <w:rPr>
+                <w:sz w:val="19"/>
+              </w:rPr>
+              <w:t xml:space="preserve">Критичные анализаторы</w:t>
+            </w:r>
+          </w:p>
+        </w:tc>
+        <w:tc>
+          <w:tcPr>
+            <w:tcW w:w="5000" w:type="dxa"/>
+          </w:tcPr>
+          <w:p>
+            <w:r>
+              <w:rPr>
+                <w:sz w:val="19"/>
+              </w:rPr>
+              <w:t xml:space="preserve">SO₂/O₂ — 2 поста; пылемеры — 2 шт.; обогрев пробоотбора ≥240 °C</w:t>
+            </w:r>
+          </w:p>
+        </w:tc>
+        <w:tc>
+          <w:tcPr>
+            <w:tcW w:w="3038" w:type="dxa"/>
+          </w:tcPr>
+          <w:p>
+            <w:r>
+              <w:rPr>
+                <w:color w:val="666666"/>
+                <w:sz w:val="18"/>
+              </w:rPr>
+              <w:t xml:space="preserve">решение БИ; calc.json L1-DEW (точка росы 221/209 °C)</w:t>
+            </w:r>
+          </w:p>
+        </w:tc>
+      </w:tr>
+      <w:tr>
+        <w:tc>
+          <w:tcPr>
+            <w:tcW w:w="3600" w:type="dxa"/>
+          </w:tcPr>
+          <w:p>
+            <w:r>
+              <w:rPr>
+                <w:sz w:val="19"/>
+              </w:rPr>
+              <w:t xml:space="preserve">Магистральные газоходы (базовые линии перечня)</w:t>
+            </w:r>
+          </w:p>
+        </w:tc>
+        <w:tc>
+          <w:tcPr>
+            <w:tcW w:w="5000" w:type="dxa"/>
+          </w:tcPr>
+          <w:p>
+            <w:r>
+              <w:rPr>
+                <w:sz w:val="19"/>
+              </w:rPr>
+              <w:t xml:space="preserve">Ø2000 (печь–КУ) и Ø1100 (в СКЦ), 09Г2С + ШЛ-0,4</w:t>
+            </w:r>
+          </w:p>
+        </w:tc>
+        <w:tc>
+          <w:tcPr>
+            <w:tcW w:w="3038" w:type="dxa"/>
+          </w:tcPr>
+          <w:p>
+            <w:r>
+              <w:rPr>
+                <w:color w:val="666666"/>
+                <w:sz w:val="18"/>
+              </w:rPr>
+              <w:t xml:space="preserve">ИД табл. 23 п.406; разд. 2.5</w:t>
+            </w:r>
+          </w:p>
+        </w:tc>
+      </w:tr>
+      <w:tr>
+        <w:tc>
+          <w:tcPr>
+            <w:tcW w:w="3600" w:type="dxa"/>
+          </w:tcPr>
+          <w:p>
+            <w:r>
+              <w:rPr>
+                <w:sz w:val="19"/>
+              </w:rPr>
+              <w:t xml:space="preserve">Спецпозиции арматуры</w:t>
+            </w:r>
+          </w:p>
+        </w:tc>
+        <w:tc>
+          <w:tcPr>
+            <w:tcW w:w="5000" w:type="dxa"/>
+          </w:tcPr>
+          <w:p>
+            <w:r>
+              <w:rPr>
+                <w:sz w:val="19"/>
+              </w:rPr>
+              <w:t xml:space="preserve">перекидные шиберы ЭФ/дымососов (АВР ≤60 с), дроссельный затвор огарка, ножевые задвижки</w:t>
+            </w:r>
+          </w:p>
+        </w:tc>
+        <w:tc>
+          <w:tcPr>
+            <w:tcW w:w="3038" w:type="dxa"/>
+          </w:tcPr>
+          <w:p>
+            <w:r>
+              <w:rPr>
+                <w:color w:val="666666"/>
+                <w:sz w:val="18"/>
+              </w:rPr>
+              <w:t xml:space="preserve">ИД разд. 2.3; решения раздела P&amp;ID</w:t>
+            </w:r>
+          </w:p>
+        </w:tc>
+      </w:tr>
+      <w:tr>
+        <w:tc>
+          <w:tcPr>
+            <w:tcW w:w="3600" w:type="dxa"/>
+          </w:tcPr>
+          <w:p>
+            <w:r>
+              <w:rPr>
+                <w:sz w:val="19"/>
+              </w:rPr>
+              <w:t xml:space="preserve">Длинноцикловые приборы: срок поставки</w:t>
+            </w:r>
+          </w:p>
+        </w:tc>
+        <w:tc>
+          <w:tcPr>
+            <w:tcW w:w="5000" w:type="dxa"/>
+          </w:tcPr>
+          <w:p>
+            <w:r>
+              <w:rPr>
+                <w:sz w:val="19"/>
+              </w:rPr>
+              <w:t xml:space="preserve">газоанализаторы и расходомеры больших Ду — 6–10 мес (оценка)</w:t>
+            </w:r>
+          </w:p>
+        </w:tc>
+        <w:tc>
+          <w:tcPr>
+            <w:tcW w:w="3038" w:type="dxa"/>
+          </w:tcPr>
+          <w:p>
+            <w:r>
+              <w:rPr>
+                <w:color w:val="666666"/>
+                <w:sz w:val="18"/>
+              </w:rPr>
+              <w:t xml:space="preserve">оценка Исполнителя; контрактуются вместе с длинноцикловым оборудованием</w:t>
             </w:r>
           </w:p>
         </w:tc>
@@ -7639,7 +7629,7 @@
           <w:color w:val="444444"/>
           <w:sz w:val="19"/>
         </w:rPr>
-        <w:t xml:space="preserve">СП 20.13330.2016 — Нагрузки и воздействия: сочетания, снеговые мешки, крановые нагрузки (разд. 9); СП 16.13330.2017 — Стальные конструкции — расчёт каркасов, этажерок, опор газоходов; СП 63.13330.2018 — Железобетонные конструкции — фундаменты, подпорные элементы, перекрытия на 0,000; СП 43.13330.2012 — Бункеры и силосы: давление сыпучего на стенки (с учётом сводообразования и обрушения), опорные узлы; СП 14.13330.2018 — Проверка при сейсмичности 6 баллов (справочно; спецмероприятия как правило не требуются); ГОСТ 27751-2014 — Надёжность строительных конструкций — класс сооружения КС-2/КС-3 (уточнить для этажерки печи)</w:t>
+        <w:t xml:space="preserve">ГОСТ 32569-2013 — Категории и исполнение технологических стальных трубопроводов — основа граф line list; ТР ТС 032/2013 — Категорирование трубопроводов пара и горячей воды; предохранительная арматура КУ; ГОСТ 12.2.063-2015 — Арматура трубопроводная — общие требования безопасности (выбор классов герметичности и приводов); ФНП № 486 от 26.11.2020 — Кислородная арматура: материалы, обезжиривание, исполнение; ГОСТ 21.208-2013 / ГОСТ 21.408-2013 — Обозначения КИПиА и правила выполнения перечней приборов и арматуры; ГОСТ Р 8.596-2002 — Аттестация измерительных каналов защит и гарантийных замеров</w:t>
       </w:r>
     </w:p>
     <w:p>
@@ -7655,7 +7645,7 @@
         <w:rPr>
           <w:sz w:val="19"/>
         </w:rPr>
-        <w:t xml:space="preserve">Базис строки табл. 25 «бункер оборотного огарка 50 м³ — 149,3 т» (2,99 т/м³ против 2,21 т/м³ силоса огарка) — запрос Гипроникелю; до ответа в расчёт конструкций принимается 149,3 т</w:t>
+        <w:t xml:space="preserve">Гидравлический расчёт и Ду магистральных линий (дутьё, кислород, пар, вода, мазут) — на стадии БИ после фиксации трассировок</w:t>
       </w:r>
     </w:p>
     <w:p>
@@ -7671,7 +7661,7 @@
         <w:rPr>
           <w:sz w:val="19"/>
         </w:rPr>
-        <w:t xml:space="preserve">Массы КУ, барабана, воздуходувки, рукавных фильтров — по ТКП/КД заводов (закладываются в планы нагрузок итерацией)</w:t>
+        <w:t xml:space="preserve">Полный line list и instrument index с тегами — после выпуска предварительных P&amp;ID (итерация Этапа 2)</w:t>
       </w:r>
     </w:p>
     <w:p>
@@ -7687,23 +7677,7 @@
         <w:rPr>
           <w:sz w:val="19"/>
         </w:rPr>
-        <w:t xml:space="preserve">Класс ответственности этажерки печи (КС-2 или КС-3) — согласовать с генпроектировщиком</w:t>
-      </w:r>
-    </w:p>
-    <w:p>
-      <w:r>
-        <w:rPr>
-          <w:b/>
-          <w:color w:val="8A6200"/>
-          <w:sz w:val="19"/>
-        </w:rPr>
-        <w:t xml:space="preserve">— определяется на стадии БИ: </w:t>
-      </w:r>
-      <w:r>
-        <w:rPr>
-          <w:sz w:val="19"/>
-        </w:rPr>
-        <w:t xml:space="preserve">Нагрузки от эстакады газохода в СКЦ — после трассировки по генплану</w:t>
+        <w:t xml:space="preserve">Перечень СИ, подлежащих аттестации каналов по ГОСТ Р 8.596 (защиты + гарантийные замеры), — согласуется с Заказчиком по Прил. №5</w:t>
       </w:r>
     </w:p>
     <w:p>
@@ -7715,7 +7689,7 @@
           <w:b/>
           <w:sz w:val="26"/>
         </w:rPr>
-        <w:t xml:space="preserve">Планы фундаментов с нагрузками, включая динамические</w:t>
+        <w:t xml:space="preserve">Основные компоновочные решения (планы, разрезы, высотная схема)</w:t>
       </w:r>
     </w:p>
     <w:p>
@@ -7723,7 +7697,7 @@
         <w:rPr>
           <w:sz w:val="20"/>
         </w:rPr>
-        <w:t xml:space="preserve">Грунтовые условия площадки благоприятные (особых условий нет — ТЗ п.2.9.6); тип фундаментов — монолитные ж/б на естественном основании (уточняется ИГИ конкретного пятна). **Статические нагрузки** — по реестру раздела конструкций; ниже — фундаменты с динамической составляющей, рассчитываемые по **СП 26.13330.2012 «Фундаменты машин с динамическими нагрузками»**.</w:t>
+        <w:t xml:space="preserve">Компоновка выполняется на сетке колонн **6/12 м** (ТЗ п.3.5): продольный шаг 6 м, пролёты кратны 12 м. Принятая структура главного корпуса — четыре температурно-технологических блока в одном здании плюс наружная этажерка: **(А) отделение фильтрации** (пролёт 12 м): барабанные вакуум-фильтры на отметке +6,0 (предварительно) с разгрузкой кека на конвейер под фильтром; вакуум-станция, ёмкость и насосы фильтрата — на 0,000; **(Б) отделение шихтовки** (пролёт 12–24 м): бункерная этажерка — верх загрузочных конвейеров ~+14…16, приёмные бункеры 60/20/10/50 м³, под ними питатели и весовые дозаторы (+7…8), смеситель СШ-25 (+5), наклонный конвейер УКВ-320-Ц-95 на расходные бункеры 2×60 м³ у печи; станция растаривания биг-бэгов и пост разгрузки цементной меди — на 0,000 у ворот (граница по ТЗ); **(В) отделение обжига и котла-утилизатора** (пролёт 24 м как 2×12 м): печь КС на собственном опорном каркасе — подина на отметке **+4,5 (предварительно)**: под печью размещаются газовая коробка, дутьевой коллектор, обслуживание сопел и аварийная донная выгрузка в кюбель на 0,000; свод печи ~+13,7; котёл-утилизатор — рядом на самостоятельном каркасе, барабан на верхней отметке (~+18…20 — по КД завода), пылевой бункер КУ снизу с шнеком на +4…5; между печью и КУ — короткий газоход Ø2000; **(Г) отделение газоочистки**: циклон СЦН-50 (высота 6,1 м) на этажерке с бункером над шнеком грубой пыли; два ЭФ УГТ1-20-4 (18,1×4,8 м в плане, высота 18,7 м) на осях с шагом, кратным 6 м, с проходом обслуживания между ними; дымососы на 0,000 на индивидуальных фундаментах; далее газоход Ø1100 на эстакаде в СКЦ. Воздуходувка дутья — в отдельном шумоизолированном помещении на 0,000 вблизи печи (короткий напорный тракт). Мазутный узел (топка-смеситель, горелочные рампы) — у печи с противопожарными отступами.</w:t>
       </w:r>
     </w:p>
     <w:p>
@@ -7731,7 +7705,7 @@
         <w:rPr>
           <w:sz w:val="20"/>
         </w:rPr>
-        <w:t xml:space="preserve">(1) **Дымососы ДН-15БНЖ (2 шт.)** — главный источник динамики: ротор с двигателем 400 кВт, **n = 1500 об/мин (частота вынуждающей силы 25 Гц)**, масса агрегата 5,64 т (дымосос 3,32 + двигатель 2,32). Фундамент — массивный ж/б блок на общей раме под улитку и двигатель; ориентировочная масса блока — 8–12-кратная масса агрегата (45–70 т, уточняется расчётом амплитуд); нормативная динамическая нагрузка — от остаточного дисбаланса ротора по паспорту (класс балансировки G6.3 — запросить в ОЛ), расчёт амплитуд колебаний на отметке опор — не более допускаемых по СП 26.13330 для машин с вращающимися частями; отстройка собственных частот фундамента от 25 Гц не менее ±25 %. Виброизоляция от каркаса здания — фундамент отделён сквозным швом; газоход присоединяется через мягкие вставки/линзовые компенсаторы (исключение передачи вибрации на тракт и обратной «раскачки» опор). Предусмотреть штатные точки вибромониторинга (2 канала на подшипник, СКЗ виброскорости, интеграция в АСУТП).</w:t>
+        <w:t xml:space="preserve">**Высотная схема построена на самотёке твёрдых потоков** — обоснование: (1) огарок 930 °C выгружается через сливной порог печи (отметка порога над подиной — по высоте слоя ~1,9–2,1 м, т.е. ~+6,4…6,6) непосредственно в загрузочный патрубок холодильника D2424-6, установленного под порогом (+5,2…5,5 — уточняется КД печи): транспортирование раскалённого огарка механизмами исключено; (2) пыль из конусов КУ, циклона и ЭФ ссыпается вертикально на шнековые транспортёры (углы конусов ≥60° &gt; угла откоса пыли 30–42° с запасом на комкуемость); (3) холодильники выдают охлаждённый материал на шнеки, поднимающие его в силосные башни; (4) **силосные башни вынесены в пристройку/на улицу у автопроезда**: низ конуса на +4,2 — над цементовозом (габарит 4,0 м + зазор), верх ~+17; налив — самотёком через герметичный гофрорукав DN100; (5) газовый тракт спроектирован «сверху вниз по пыли»: горизонтальные участки минимизированы, скорость 9–10 м/с самоочищающая, ревизионные люки в местах поворотов (требование ИД — контроль настылей). Подъём шихты (единственный поток «вверх») — наклонными винтовыми и ленточными конвейерами с углом ≤20°.</w:t>
       </w:r>
     </w:p>
     <w:p>
@@ -7739,15 +7713,7 @@
         <w:rPr>
           <w:sz w:val="20"/>
         </w:rPr>
-        <w:t xml:space="preserve">(2) **Воздуходувка дутья** — тип не выбран (центробежная одно/двухступенчатая; ≈220 кВт (осн.) / ≈410 кВт (вспом.) на валу при конечном давлении 0,09–0,12 МПа изб. (π ≈ 2,0; расчёт КВАНТ, блок L1-EL), уточняется выбором машины; обороты 3000 об/мин или выше при мультипликаторе — 50+ Гц); фундамент проектируется по паспортным динамическим нагрузкам поставщика; до выбора машины в планах резервируется блок 6×4 м с допуском по массе до 60 т. (3) **Печь КС** — квазистатическая, но с пульсационной составляющей кипящего слоя (пульсации перепада 48–53 кПа на площади 28,3 м² — знакопеременная составляющая до ~1–2 % статики в полосе 0,5–5 Гц); фундамент печи — плита под опорный каркас, проверка на резонанс с низшими тонами каркаса. (4) **Смеситель СШ-25, шнековые холодильники, конвейеры** — малые динамические добавки (коэффициент динамичности 1,1–1,2 к статике); вибраторы бункеров и виброразгружатели силосов — локальные импульсные нагрузки, гасятся конструкцией силоса (проверка узлов крепления на усталость). (5) **ЭФ** — статика 89,7 т + импульсы встряхивания молотками (учитываются коэффициентом 1,1). (6) **Мостовой кран** — горизонтальные тормозные силы на колонны по СП 20.13330.</w:t>
-      </w:r>
-    </w:p>
-    <w:p>
-      <w:r>
-        <w:rPr>
-          <w:sz w:val="20"/>
-        </w:rPr>
-        <w:t xml:space="preserve">Все фундаменты под «мокрые» и пылевые зоны (холодильники, силосы, фильтрация) — с бортиками и трапами; фундаменты у цементной меди — с кислотостойким покрытием пола (ИД разд. 2.2: полы из кислотоупорного бетона с дренажными канавками). Анкеровка — закладные и фундаментные болты по ГОСТ 24379.1-2012. На планах фундаментов для каждого узла приводится таблица: N ст., N длит., F дин. (амплитуда, частота), допускаемая амплитуда, привязка болтов.</w:t>
+        <w:t xml:space="preserve">Обслуживание: мостовой кран пролёта печи/КУ (г/п — по монтажной единице, предварительно 20/5 т — уточняется массой барабана КУ), кран-балки над дымососами (5 т) и в отделении фильтрации; монтажные проёмы в перекрытиях над печью и ЭФ; лестницы и площадки — у всех приводов, затворов, точек КИП (Прил. №5: СИ на высоте ≤1,7 м от площадок, исключение лесов и стремянок). Компоновка предъявляет: планы на отметках 0,000 / +4,5 / +6,0 / +8,0 / +14 и характерные разрезы по печи-КУ и по ЭФ-дымососам с привязкой к осям и отметкам перекрытий. Проезд автоцементовозов и вывоза кюбелей — сквозной, с воротами в торцах.</w:t>
       </w:r>
     </w:p>
     <w:tbl>
@@ -7825,202 +7791,286 @@
               <w:rPr>
                 <w:sz w:val="19"/>
               </w:rPr>
-              <w:t xml:space="preserve">Дымосос: частота возмущения</w:t>
-            </w:r>
-          </w:p>
-        </w:tc>
-        <w:tc>
-          <w:tcPr>
-            <w:tcW w:w="5000" w:type="dxa"/>
-          </w:tcPr>
-          <w:p>
-            <w:r>
-              <w:rPr>
-                <w:sz w:val="19"/>
-              </w:rPr>
-              <w:t xml:space="preserve">25 Гц (1500 об/мин), агрегат 5,64 т</w:t>
-            </w:r>
-          </w:p>
-        </w:tc>
-        <w:tc>
-          <w:tcPr>
-            <w:tcW w:w="3038" w:type="dxa"/>
-          </w:tcPr>
-          <w:p>
-            <w:r>
-              <w:rPr>
-                <w:color w:val="666666"/>
-                <w:sz w:val="18"/>
-              </w:rPr>
-              <w:t xml:space="preserve">ИД табл. 23 п.391-392, 397</w:t>
-            </w:r>
-          </w:p>
-        </w:tc>
-      </w:tr>
-      <w:tr>
-        <w:tc>
-          <w:tcPr>
-            <w:tcW w:w="3600" w:type="dxa"/>
-          </w:tcPr>
-          <w:p>
-            <w:r>
-              <w:rPr>
-                <w:sz w:val="19"/>
-              </w:rPr>
-              <w:t xml:space="preserve">Масса фундамента дымососа (предв.)</w:t>
-            </w:r>
-          </w:p>
-        </w:tc>
-        <w:tc>
-          <w:tcPr>
-            <w:tcW w:w="5000" w:type="dxa"/>
-          </w:tcPr>
-          <w:p>
-            <w:r>
-              <w:rPr>
-                <w:sz w:val="19"/>
-              </w:rPr>
-              <w:t xml:space="preserve">45–70 т (8–12 × масса агрегата), отстройка от 25 Гц ±25 %</w:t>
-            </w:r>
-          </w:p>
-        </w:tc>
-        <w:tc>
-          <w:tcPr>
-            <w:tcW w:w="3038" w:type="dxa"/>
-          </w:tcPr>
-          <w:p>
-            <w:r>
-              <w:rPr>
-                <w:color w:val="666666"/>
-                <w:sz w:val="18"/>
-              </w:rPr>
-              <w:t xml:space="preserve">решение БИ по СП 26.13330</w:t>
-            </w:r>
-          </w:p>
-        </w:tc>
-      </w:tr>
-      <w:tr>
-        <w:tc>
-          <w:tcPr>
-            <w:tcW w:w="3600" w:type="dxa"/>
-          </w:tcPr>
-          <w:p>
-            <w:r>
-              <w:rPr>
-                <w:sz w:val="19"/>
-              </w:rPr>
-              <w:t xml:space="preserve">Воздуходувка: резерв под фундамент</w:t>
-            </w:r>
-          </w:p>
-        </w:tc>
-        <w:tc>
-          <w:tcPr>
-            <w:tcW w:w="5000" w:type="dxa"/>
-          </w:tcPr>
-          <w:p>
-            <w:r>
-              <w:rPr>
-                <w:sz w:val="19"/>
-              </w:rPr>
-              <w:t xml:space="preserve">блок 6×4 м, до 60 т — до выбора машины</w:t>
-            </w:r>
-          </w:p>
-        </w:tc>
-        <w:tc>
-          <w:tcPr>
-            <w:tcW w:w="3038" w:type="dxa"/>
-          </w:tcPr>
-          <w:p>
-            <w:r>
-              <w:rPr>
-                <w:color w:val="666666"/>
-                <w:sz w:val="18"/>
-              </w:rPr>
-              <w:t xml:space="preserve">решение БИ (машина не выбрана — см. открытые вопросы)</w:t>
-            </w:r>
-          </w:p>
-        </w:tc>
-      </w:tr>
-      <w:tr>
-        <w:tc>
-          <w:tcPr>
-            <w:tcW w:w="3600" w:type="dxa"/>
-          </w:tcPr>
-          <w:p>
-            <w:r>
-              <w:rPr>
-                <w:sz w:val="19"/>
-              </w:rPr>
-              <w:t xml:space="preserve">Пульсации слоя печи</w:t>
-            </w:r>
-          </w:p>
-        </w:tc>
-        <w:tc>
-          <w:tcPr>
-            <w:tcW w:w="5000" w:type="dxa"/>
-          </w:tcPr>
-          <w:p>
-            <w:r>
-              <w:rPr>
-                <w:sz w:val="19"/>
-              </w:rPr>
-              <w:t xml:space="preserve">перепад 48–53 кПа на 28,27 м², полоса 0,5–5 Гц</w:t>
-            </w:r>
-          </w:p>
-        </w:tc>
-        <w:tc>
-          <w:tcPr>
-            <w:tcW w:w="3038" w:type="dxa"/>
-          </w:tcPr>
-          <w:p>
-            <w:r>
-              <w:rPr>
-                <w:color w:val="666666"/>
-                <w:sz w:val="18"/>
-              </w:rPr>
-              <w:t xml:space="preserve">ИД табл. 23 п.215, 226-228 (пульсации — природа КС)</w:t>
-            </w:r>
-          </w:p>
-        </w:tc>
-      </w:tr>
-      <w:tr>
-        <w:tc>
-          <w:tcPr>
-            <w:tcW w:w="3600" w:type="dxa"/>
-          </w:tcPr>
-          <w:p>
-            <w:r>
-              <w:rPr>
-                <w:sz w:val="19"/>
-              </w:rPr>
-              <w:t xml:space="preserve">Класс балансировки роторов</w:t>
-            </w:r>
-          </w:p>
-        </w:tc>
-        <w:tc>
-          <w:tcPr>
-            <w:tcW w:w="5000" w:type="dxa"/>
-          </w:tcPr>
-          <w:p>
-            <w:r>
-              <w:rPr>
-                <w:sz w:val="19"/>
-              </w:rPr>
-              <w:t xml:space="preserve">G6.3 — включить в опросные листы</w:t>
-            </w:r>
-          </w:p>
-        </w:tc>
-        <w:tc>
-          <w:tcPr>
-            <w:tcW w:w="3038" w:type="dxa"/>
-          </w:tcPr>
-          <w:p>
-            <w:r>
-              <w:rPr>
-                <w:color w:val="666666"/>
-                <w:sz w:val="18"/>
-              </w:rPr>
-              <w:t xml:space="preserve">решение БИ (ГОСТ ИСО 21940-11)</w:t>
+              <w:t xml:space="preserve">Сетка колонн</w:t>
+            </w:r>
+          </w:p>
+        </w:tc>
+        <w:tc>
+          <w:tcPr>
+            <w:tcW w:w="5000" w:type="dxa"/>
+          </w:tcPr>
+          <w:p>
+            <w:r>
+              <w:rPr>
+                <w:sz w:val="19"/>
+              </w:rPr>
+              <w:t xml:space="preserve">6/12 м (пролёты 12 и 24 м, шаг 6 м)</w:t>
+            </w:r>
+          </w:p>
+        </w:tc>
+        <w:tc>
+          <w:tcPr>
+            <w:tcW w:w="3038" w:type="dxa"/>
+          </w:tcPr>
+          <w:p>
+            <w:r>
+              <w:rPr>
+                <w:color w:val="666666"/>
+                <w:sz w:val="18"/>
+              </w:rPr>
+              <w:t xml:space="preserve">ТЗ п.3.5</w:t>
+            </w:r>
+          </w:p>
+        </w:tc>
+      </w:tr>
+      <w:tr>
+        <w:tc>
+          <w:tcPr>
+            <w:tcW w:w="3600" w:type="dxa"/>
+          </w:tcPr>
+          <w:p>
+            <w:r>
+              <w:rPr>
+                <w:sz w:val="19"/>
+              </w:rPr>
+              <w:t xml:space="preserve">Отметка подины печи (предв.)</w:t>
+            </w:r>
+          </w:p>
+        </w:tc>
+        <w:tc>
+          <w:tcPr>
+            <w:tcW w:w="5000" w:type="dxa"/>
+          </w:tcPr>
+          <w:p>
+            <w:r>
+              <w:rPr>
+                <w:sz w:val="19"/>
+              </w:rPr>
+              <w:t xml:space="preserve">+4,5 — под печью газовая коробка и донная выгрузка</w:t>
+            </w:r>
+          </w:p>
+        </w:tc>
+        <w:tc>
+          <w:tcPr>
+            <w:tcW w:w="3038" w:type="dxa"/>
+          </w:tcPr>
+          <w:p>
+            <w:r>
+              <w:rPr>
+                <w:color w:val="666666"/>
+                <w:sz w:val="18"/>
+              </w:rPr>
+              <w:t xml:space="preserve">решение БИ (геометрия печи — ИД табл. 23 п.214)</w:t>
+            </w:r>
+          </w:p>
+        </w:tc>
+      </w:tr>
+      <w:tr>
+        <w:tc>
+          <w:tcPr>
+            <w:tcW w:w="3600" w:type="dxa"/>
+          </w:tcPr>
+          <w:p>
+            <w:r>
+              <w:rPr>
+                <w:sz w:val="19"/>
+              </w:rPr>
+              <w:t xml:space="preserve">Габарит ЭФ</w:t>
+            </w:r>
+          </w:p>
+        </w:tc>
+        <w:tc>
+          <w:tcPr>
+            <w:tcW w:w="5000" w:type="dxa"/>
+          </w:tcPr>
+          <w:p>
+            <w:r>
+              <w:rPr>
+                <w:sz w:val="19"/>
+              </w:rPr>
+              <w:t xml:space="preserve">18 110 × 4 790 × 18 695 мм, 2 шт.</w:t>
+            </w:r>
+          </w:p>
+        </w:tc>
+        <w:tc>
+          <w:tcPr>
+            <w:tcW w:w="3038" w:type="dxa"/>
+          </w:tcPr>
+          <w:p>
+            <w:r>
+              <w:rPr>
+                <w:color w:val="666666"/>
+                <w:sz w:val="18"/>
+              </w:rPr>
+              <w:t xml:space="preserve">ИД табл. 23 п.354</w:t>
+            </w:r>
+          </w:p>
+        </w:tc>
+      </w:tr>
+      <w:tr>
+        <w:tc>
+          <w:tcPr>
+            <w:tcW w:w="3600" w:type="dxa"/>
+          </w:tcPr>
+          <w:p>
+            <w:r>
+              <w:rPr>
+                <w:sz w:val="19"/>
+              </w:rPr>
+              <w:t xml:space="preserve">Высота циклона</w:t>
+            </w:r>
+          </w:p>
+        </w:tc>
+        <w:tc>
+          <w:tcPr>
+            <w:tcW w:w="5000" w:type="dxa"/>
+          </w:tcPr>
+          <w:p>
+            <w:r>
+              <w:rPr>
+                <w:sz w:val="19"/>
+              </w:rPr>
+              <w:t xml:space="preserve">6 100 мм (+ бункер 8,5 м³)</w:t>
+            </w:r>
+          </w:p>
+        </w:tc>
+        <w:tc>
+          <w:tcPr>
+            <w:tcW w:w="3038" w:type="dxa"/>
+          </w:tcPr>
+          <w:p>
+            <w:r>
+              <w:rPr>
+                <w:color w:val="666666"/>
+                <w:sz w:val="18"/>
+              </w:rPr>
+              <w:t xml:space="preserve">ИД табл. 23 п.301-302</w:t>
+            </w:r>
+          </w:p>
+        </w:tc>
+      </w:tr>
+      <w:tr>
+        <w:tc>
+          <w:tcPr>
+            <w:tcW w:w="3600" w:type="dxa"/>
+          </w:tcPr>
+          <w:p>
+            <w:r>
+              <w:rPr>
+                <w:sz w:val="19"/>
+              </w:rPr>
+              <w:t xml:space="preserve">Силос огарка: низ конуса</w:t>
+            </w:r>
+          </w:p>
+        </w:tc>
+        <w:tc>
+          <w:tcPr>
+            <w:tcW w:w="5000" w:type="dxa"/>
+          </w:tcPr>
+          <w:p>
+            <w:r>
+              <w:rPr>
+                <w:sz w:val="19"/>
+              </w:rPr>
+              <w:t xml:space="preserve">+4,2 (цементовоз H=4,0 м + зазор)</w:t>
+            </w:r>
+          </w:p>
+        </w:tc>
+        <w:tc>
+          <w:tcPr>
+            <w:tcW w:w="3038" w:type="dxa"/>
+          </w:tcPr>
+          <w:p>
+            <w:r>
+              <w:rPr>
+                <w:color w:val="666666"/>
+                <w:sz w:val="18"/>
+              </w:rPr>
+              <w:t xml:space="preserve">решение БИ; габарит цементовоза — ИД табл. 23 п.496</w:t>
+            </w:r>
+          </w:p>
+        </w:tc>
+      </w:tr>
+      <w:tr>
+        <w:tc>
+          <w:tcPr>
+            <w:tcW w:w="3600" w:type="dxa"/>
+          </w:tcPr>
+          <w:p>
+            <w:r>
+              <w:rPr>
+                <w:sz w:val="19"/>
+              </w:rPr>
+              <w:t xml:space="preserve">Скорость газа в газоходе</w:t>
+            </w:r>
+          </w:p>
+        </w:tc>
+        <w:tc>
+          <w:tcPr>
+            <w:tcW w:w="5000" w:type="dxa"/>
+          </w:tcPr>
+          <w:p>
+            <w:r>
+              <w:rPr>
+                <w:sz w:val="19"/>
+              </w:rPr>
+              <w:t xml:space="preserve">9–10 м/с — самоочищающая</w:t>
+            </w:r>
+          </w:p>
+        </w:tc>
+        <w:tc>
+          <w:tcPr>
+            <w:tcW w:w="3038" w:type="dxa"/>
+          </w:tcPr>
+          <w:p>
+            <w:r>
+              <w:rPr>
+                <w:color w:val="666666"/>
+                <w:sz w:val="18"/>
+              </w:rPr>
+              <w:t xml:space="preserve">расчёт Исполнителя по ИД табл. 23 п.400, 406</w:t>
+            </w:r>
+          </w:p>
+        </w:tc>
+      </w:tr>
+      <w:tr>
+        <w:tc>
+          <w:tcPr>
+            <w:tcW w:w="3600" w:type="dxa"/>
+          </w:tcPr>
+          <w:p>
+            <w:r>
+              <w:rPr>
+                <w:sz w:val="19"/>
+              </w:rPr>
+              <w:t xml:space="preserve">Угол конусов пылевых бункеров</w:t>
+            </w:r>
+          </w:p>
+        </w:tc>
+        <w:tc>
+          <w:tcPr>
+            <w:tcW w:w="5000" w:type="dxa"/>
+          </w:tcPr>
+          <w:p>
+            <w:r>
+              <w:rPr>
+                <w:sz w:val="19"/>
+              </w:rPr>
+              <w:t xml:space="preserve">≥60° при угле откоса пыли 30–42°</w:t>
+            </w:r>
+          </w:p>
+        </w:tc>
+        <w:tc>
+          <w:tcPr>
+            <w:tcW w:w="3038" w:type="dxa"/>
+          </w:tcPr>
+          <w:p>
+            <w:r>
+              <w:rPr>
+                <w:color w:val="666666"/>
+                <w:sz w:val="18"/>
+              </w:rPr>
+              <w:t xml:space="preserve">решение БИ; ИД табл. 20</w:t>
             </w:r>
           </w:p>
         </w:tc>
@@ -8039,7 +8089,7 @@
           <w:color w:val="444444"/>
           <w:sz w:val="19"/>
         </w:rPr>
-        <w:t xml:space="preserve">СП 26.13330.2012 — Фундаменты машин с динамическими нагрузками — дымососы, воздуходувка; допускаемые амплитуды; СП 22.13330.2016 — Основания зданий и сооружений — несущая способность и осадки; ГОСТ 24379.1-2012 — Болты фундаментные — анкеровка оборудования; ГОСТ ИСО 21940-11-2019 — Балансировка роторов — назначение класса G для дымососов/воздуходувки (уточнить номер применяемой части); ГОСТ 12.1.012-2004 — Вибрационная безопасность — уровни на рабочих местах у дымососов</w:t>
+        <w:t xml:space="preserve">СП 56.13330.2021 — Производственные здания — объёмно-планировочные решения, эвакуация, категории помещений; СП 43.13330.2012 — Сооружения промышленных предприятий — этажерки, бункеры, силосы, галереи, эстакады газохода; СП 4.13130.2013 — Противопожарные расстояния и отступы (мазутный узел, кабельные трассы); ФНП № 512 от 09.12.2020 — Проходы и площадки обслуживания печей, требования к путям обслуживания горячих трактов; СП 1.13130.2020 — Эвакуационные пути и выходы многоуровневых этажерок</w:t>
       </w:r>
     </w:p>
     <w:p>
@@ -8055,7 +8105,7 @@
         <w:rPr>
           <w:sz w:val="19"/>
         </w:rPr>
-        <w:t xml:space="preserve">ИГИ пятна застройки (модуль деформации, УГВ) — задание на изыскания в составе БИ</w:t>
+        <w:t xml:space="preserve">Отметка и конструкция опорного каркаса печи — по КД разработчика печи (HATCH/лицензиат)</w:t>
       </w:r>
     </w:p>
     <w:p>
@@ -8071,7 +8121,7 @@
         <w:rPr>
           <w:sz w:val="19"/>
         </w:rPr>
-        <w:t xml:space="preserve">Паспортные динамические нагрузки дымососа и воздуходувки — по ОЛ поставщиков</w:t>
+        <w:t xml:space="preserve">Компоновка и отметки котла-утилизатора (барабан, опуски, ремонтные зоны) — по КД завода-изготовителя</w:t>
       </w:r>
     </w:p>
     <w:p>
@@ -8087,7 +8137,23 @@
         <w:rPr>
           <w:sz w:val="19"/>
         </w:rPr>
-        <w:t xml:space="preserve">Необходимость виброизоляторов под дымосос (пружинные блоки) против массивного фундамента — ТЭО на стадии БИ</w:t>
+        <w:t xml:space="preserve">Размещение ЭФ (в здании / на открытой площадке с шатром) — теплотехническое сравнение на стадии БИ (риск росы при −40 °C против стоимости корпуса)</w:t>
+      </w:r>
+    </w:p>
+    <w:p>
+      <w:r>
+        <w:rPr>
+          <w:b/>
+          <w:color w:val="8A6200"/>
+          <w:sz w:val="19"/>
+        </w:rPr>
+        <w:t xml:space="preserve">— определяется на стадии БИ: </w:t>
+      </w:r>
+      <w:r>
+        <w:rPr>
+          <w:sz w:val="19"/>
+        </w:rPr>
+        <w:t xml:space="preserve">Трасса газохода в СКЦ (длина, число опор, компенсаторы) — по генплану привязки цеха</w:t>
       </w:r>
     </w:p>
     <w:p>
@@ -8099,7 +8165,7 @@
           <w:b/>
           <w:sz w:val="26"/>
         </w:rPr>
-        <w:t xml:space="preserve">Требования к монтажу (включая вес самых тяжёлых частей)</w:t>
+        <w:t xml:space="preserve">Планы строительных конструкций с нагрузками</w:t>
       </w:r>
     </w:p>
     <w:p>
@@ -8107,7 +8173,7 @@
         <w:rPr>
           <w:sz w:val="20"/>
         </w:rPr>
-        <w:t xml:space="preserve">**Самые тяжёлые и крупногабаритные единицы** (определяют такелажную схему): электрофильтр УГТ1-20-4 — **72,6 т общий вес** при габарите 18,1×4,8×18,7 м; поставка секциями: корпус (царги), блоки осадительных/коронирующих электродов, бункер; максимальный монтажный блок — по разбивке завода (предварительно 15–20 т — корпусная секция); монтаж — гусеничным/автокраном соответствующей грузовысотной характеристики до закрытия теплового контура (ЭФ монтируются первыми либо через монтажный проём). Котёл-утилизатор: наиболее тяжёлая единица — **барабан** (масса по КД завода; по аналогам КУ печей КС — ориентировочно 15–25 т, уточнить в ОЛ) на верхней отметке ~+18…20 — требуется кран большой грузовысотности или накатка по временным путям; панели «лист-полутруба» — блоками по 3–8 т. Печь КС: корпус Ø6–8,4 м — негабарит, поставка царгами с укрупнительной сборкой на площадке у оси печи; масса самой тяжёлой царги — по КД (оценочно 10–15 т); футеровка ~135 т шамота — ручная кладка по проекту футеровки с регламентированной сушкой 10–30 сут (дрова + горелки МГМГ-10, кривая сушки — по проекту футеровки). Дымосос: улитка 3,32 т + двигатель 2,32 т; холодильник D2424-6 — двухшнековый блок ~9,6 м длиной (масса — в ОЛ, оценочно 12–18 т); силосная башня 100 м³ — цельносварная обечайка (транспортный негабарит — согласование перевозки) либо полистовая сборка на месте.</w:t>
+        <w:t xml:space="preserve">Каркас здания — стальной рамно-связевой (скорость монтажа в условиях Заполярья, ремонтопригодность), колонны по сетке 6/12 м, покрытие по фермам, ограждение — сэндвич-панели с расчётом на W₀ = 0,30 кПа и снеговую 3,2 кПа (V район; на перепадах высот блоков — снеговые мешки по СП 20.13330, коэффициент μ до 2–3 в зонах примыкания этажерки к пролёту печи). Внутренние этажерки бункерного хозяйства и газоочистки — самостоятельные стальные каркасы, **конструктивно отделённые от каркаса здания** (исключение передачи технологических вибраций и температурных деформаций).</w:t>
       </w:r>
     </w:p>
     <w:p>
@@ -8115,7 +8181,15 @@
         <w:rPr>
           <w:sz w:val="20"/>
         </w:rPr>
-        <w:t xml:space="preserve">**Порядок и требования**: (1) монтаж по ППР(м), разрабатываемому на базе настоящих требований БИ; последовательность: фундаменты и подливка → крупногабарит до закрытия контура (ЭФ, КУ, печь, силосы) → каркас и кровля → трубопроводы/газоходы → КИП; (2) мостовой кран пролёта печи/КУ вводится в строй на раннем этапе и используется как монтажный механизм для внутренних узлов (г/п проверяется по барабану КУ); (3) сварка газоходов 09Г2С и коллекторов КУ — аттестованные технологии (НАКС) с контролем по СП 70.13330 и ФНП № 536 для элементов под давлением; футеровка газоходов легковесом ШЛ-0,4 — после испытаний на плотность; (4) кислородопровод — обезжиривание, монтаж по ФНП № 486; (5) выверка динамического оборудования: соосность валов дымососов/двигателей лазерной центровкой (допуски — по паспорту, класс G6.3), подливка безусадочными составами; (6) холодные испытания трактов: воздушная опрессовка газового тракта с проверкой присосов (норма подсосов по ИД: КУ 4,9 %, циклон 3,1 %, ЭФ 1,5 % — приёмочный критерий герметичности), гидроиспытания КУ по ФНП № 536; (7) монтаж в зимний период — тепляки для бетонных и футеровочных работ (расчётная температура −40 °C); (8) весовой контроль негабаритов при перевозке по площадке — согласование маршрутов с КГМК. В составе БИ выдаётся ведомость монтажных блоков с массами, размерами и отметками установки + требования к такелажной оснастке.</w:t>
+        <w:t xml:space="preserve">**Реестр основных технологических нагрузок для планов конструкций** (постоянная + длительная от заполнения, по ИД табл. 25 «НЗП»): приёмный бункер концентрата 60 м³ — 132,6 т материала; бункер оборотного огарка 50 м³ — 149,3 т (соответствует 2,99 т/м³ против 2,21 т/м³, принятых для силоса огарка, — базис строки табл. 25 запрошен у Гипроникеля; до ответа в расчёт конструкций принимается большее значение 149,3 т); бункер кека 20 м³ — 27,0 т; бункер цементной меди 10 м³ — 30,0 т; расходные бункеры 2×60 м³ — 125,0 т суммарно; смеситель с заполнением ~8 т; печь КС — 139 т слоя + футеровка и корпус (масса металлоконструкций и футеровки печи — по КД, предварительная оценка Исполнителя 200–230 т: шамот ~135 т при толщине 350 мм, подина ~30 т, корпус и свод ~40–60 т); котёл-утилизатор — масса по КД завода + 30,4 т пыли в бункере (15 м³ × 2,025 т/м³); циклон 1,19 т + 16,2 т пыли; каждый ЭФ 72,6 т + 17,1 т пыли; холодильник D2424-6 с заполнением ~13 т + вода в рубашке; силосная башня огарка — **221 т материала** (100 м³ × ~2,2 т/м³ насыпной уплотнённой) + собственный вес; силос пыли 17,1 т. Газоходы Ø2000/Ø1100 с футеровкой ШЛ-0,4 — линейная нагрузка на опоры и температурные усилия от компенсаторов (тракт до 400–920 °C); в НЗП газоходов заложено до 50 т пылевых отложений на тракте «печь–КУ» и 50 т на «КУ–циклон» — **пылевая нагрузка газоходов учитывается в расчёте опор как длительная**, это прямое следствие данных ИД табл. 25.</w:t>
+      </w:r>
+    </w:p>
+    <w:p>
+      <w:r>
+        <w:rPr>
+          <w:sz w:val="20"/>
+        </w:rPr>
+        <w:t xml:space="preserve">Полезные нагрузки на перекрытия обслуживания — 4,0 кПа (площадки КИП и проходы), 10 кПа — ремонтные зоны и зоны складирования футеровки при капремонте (кампания печи 3 года, разовая перекладка ~135 т шамота — предусмотреть зону раскладки и путь подачи). Крановые нагрузки мостового крана пролёта печи/КУ — по г/п (предварительно 20/5 т) с вертикальными и горизонтальными составляющими по СП 20.13330 разд. 9. Температурные воздействия: локальный нагрев конструкций у печи и газоходов — тепловые экраны и вентилируемые зазоры, расчётный перепад для этажерки печи ±40 °C. Все узлы опирания оборудования снабжаются планами нагрузок: N (пост.), N (длит., заполнение), V (динамика — см. раздел фундаментов), M от эксцентриситетов конусов.</w:t>
       </w:r>
     </w:p>
     <w:tbl>
@@ -8193,244 +8267,286 @@
               <w:rPr>
                 <w:sz w:val="19"/>
               </w:rPr>
-              <w:t xml:space="preserve">Самая тяжёлая единица газоочистки</w:t>
-            </w:r>
-          </w:p>
-        </w:tc>
-        <w:tc>
-          <w:tcPr>
-            <w:tcW w:w="5000" w:type="dxa"/>
-          </w:tcPr>
-          <w:p>
-            <w:r>
-              <w:rPr>
-                <w:sz w:val="19"/>
-              </w:rPr>
-              <w:t xml:space="preserve">ЭФ 72,6 т (секциями по 15–20 т)</w:t>
-            </w:r>
-          </w:p>
-        </w:tc>
-        <w:tc>
-          <w:tcPr>
-            <w:tcW w:w="3038" w:type="dxa"/>
-          </w:tcPr>
-          <w:p>
-            <w:r>
-              <w:rPr>
-                <w:color w:val="666666"/>
-                <w:sz w:val="18"/>
-              </w:rPr>
-              <w:t xml:space="preserve">ИД табл. 23 п.354-355; разбивка — оценка Исполнителя</w:t>
-            </w:r>
-          </w:p>
-        </w:tc>
-      </w:tr>
-      <w:tr>
-        <w:tc>
-          <w:tcPr>
-            <w:tcW w:w="3600" w:type="dxa"/>
-          </w:tcPr>
-          <w:p>
-            <w:r>
-              <w:rPr>
-                <w:sz w:val="19"/>
-              </w:rPr>
-              <w:t xml:space="preserve">Дымосос / двигатель</w:t>
-            </w:r>
-          </w:p>
-        </w:tc>
-        <w:tc>
-          <w:tcPr>
-            <w:tcW w:w="5000" w:type="dxa"/>
-          </w:tcPr>
-          <w:p>
-            <w:r>
-              <w:rPr>
-                <w:sz w:val="19"/>
-              </w:rPr>
-              <w:t xml:space="preserve">3,32 т / 2,32 т</w:t>
-            </w:r>
-          </w:p>
-        </w:tc>
-        <w:tc>
-          <w:tcPr>
-            <w:tcW w:w="3038" w:type="dxa"/>
-          </w:tcPr>
-          <w:p>
-            <w:r>
-              <w:rPr>
-                <w:color w:val="666666"/>
-                <w:sz w:val="18"/>
-              </w:rPr>
-              <w:t xml:space="preserve">ИД табл. 23 п.392, 397</w:t>
-            </w:r>
-          </w:p>
-        </w:tc>
-      </w:tr>
-      <w:tr>
-        <w:tc>
-          <w:tcPr>
-            <w:tcW w:w="3600" w:type="dxa"/>
-          </w:tcPr>
-          <w:p>
-            <w:r>
-              <w:rPr>
-                <w:sz w:val="19"/>
-              </w:rPr>
-              <w:t xml:space="preserve">Циклон</w:t>
-            </w:r>
-          </w:p>
-        </w:tc>
-        <w:tc>
-          <w:tcPr>
-            <w:tcW w:w="5000" w:type="dxa"/>
-          </w:tcPr>
-          <w:p>
-            <w:r>
-              <w:rPr>
-                <w:sz w:val="19"/>
-              </w:rPr>
-              <w:t xml:space="preserve">1,189 т, H=6,1 м — единым блоком</w:t>
-            </w:r>
-          </w:p>
-        </w:tc>
-        <w:tc>
-          <w:tcPr>
-            <w:tcW w:w="3038" w:type="dxa"/>
-          </w:tcPr>
-          <w:p>
-            <w:r>
-              <w:rPr>
-                <w:color w:val="666666"/>
-                <w:sz w:val="18"/>
-              </w:rPr>
-              <w:t xml:space="preserve">ИД табл. 23 п.302, 312</w:t>
-            </w:r>
-          </w:p>
-        </w:tc>
-      </w:tr>
-      <w:tr>
-        <w:tc>
-          <w:tcPr>
-            <w:tcW w:w="3600" w:type="dxa"/>
-          </w:tcPr>
-          <w:p>
-            <w:r>
-              <w:rPr>
-                <w:sz w:val="19"/>
-              </w:rPr>
-              <w:t xml:space="preserve">Футеровка печи</w:t>
-            </w:r>
-          </w:p>
-        </w:tc>
-        <w:tc>
-          <w:tcPr>
-            <w:tcW w:w="5000" w:type="dxa"/>
-          </w:tcPr>
-          <w:p>
-            <w:r>
-              <w:rPr>
-                <w:sz w:val="19"/>
-              </w:rPr>
-              <w:t xml:space="preserve">~135 т шамота; сушка 10–30 сут по регламенту</w:t>
-            </w:r>
-          </w:p>
-        </w:tc>
-        <w:tc>
-          <w:tcPr>
-            <w:tcW w:w="3038" w:type="dxa"/>
-          </w:tcPr>
-          <w:p>
-            <w:r>
-              <w:rPr>
-                <w:color w:val="666666"/>
-                <w:sz w:val="18"/>
-              </w:rPr>
-              <w:t xml:space="preserve">оценка по геометрии ИД; сроки — ИД разд. 6</w:t>
-            </w:r>
-          </w:p>
-        </w:tc>
-      </w:tr>
-      <w:tr>
-        <w:tc>
-          <w:tcPr>
-            <w:tcW w:w="3600" w:type="dxa"/>
-          </w:tcPr>
-          <w:p>
-            <w:r>
-              <w:rPr>
-                <w:sz w:val="19"/>
-              </w:rPr>
-              <w:t xml:space="preserve">Критерий герметичности тракта</w:t>
-            </w:r>
-          </w:p>
-        </w:tc>
-        <w:tc>
-          <w:tcPr>
-            <w:tcW w:w="5000" w:type="dxa"/>
-          </w:tcPr>
-          <w:p>
-            <w:r>
-              <w:rPr>
-                <w:sz w:val="19"/>
-              </w:rPr>
-              <w:t xml:space="preserve">подсосы: КУ ≤4,9 %, циклон ≤3,1 %, ЭФ ≤1,5 %</w:t>
-            </w:r>
-          </w:p>
-        </w:tc>
-        <w:tc>
-          <w:tcPr>
-            <w:tcW w:w="3038" w:type="dxa"/>
-          </w:tcPr>
-          <w:p>
-            <w:r>
-              <w:rPr>
-                <w:color w:val="666666"/>
-                <w:sz w:val="18"/>
-              </w:rPr>
-              <w:t xml:space="preserve">ИД табл. 23 п.273, 313, 356</w:t>
-            </w:r>
-          </w:p>
-        </w:tc>
-      </w:tr>
-      <w:tr>
-        <w:tc>
-          <w:tcPr>
-            <w:tcW w:w="3600" w:type="dxa"/>
-          </w:tcPr>
-          <w:p>
-            <w:r>
-              <w:rPr>
-                <w:sz w:val="19"/>
-              </w:rPr>
-              <w:t xml:space="preserve">Кампания печи / капремонт</w:t>
-            </w:r>
-          </w:p>
-        </w:tc>
-        <w:tc>
-          <w:tcPr>
-            <w:tcW w:w="5000" w:type="dxa"/>
-          </w:tcPr>
-          <w:p>
-            <w:r>
-              <w:rPr>
-                <w:sz w:val="19"/>
-              </w:rPr>
-              <w:t xml:space="preserve">3 года / 29–31 сут (охлаждение 2, разборка 10, кладка 14, сушка 3–5)</w:t>
-            </w:r>
-          </w:p>
-        </w:tc>
-        <w:tc>
-          <w:tcPr>
-            <w:tcW w:w="3038" w:type="dxa"/>
-          </w:tcPr>
-          <w:p>
-            <w:r>
-              <w:rPr>
-                <w:color w:val="666666"/>
-                <w:sz w:val="18"/>
-              </w:rPr>
-              <w:t xml:space="preserve">ИД разд. 6</w:t>
+              <w:t xml:space="preserve">Снег / ветер</w:t>
+            </w:r>
+          </w:p>
+        </w:tc>
+        <w:tc>
+          <w:tcPr>
+            <w:tcW w:w="5000" w:type="dxa"/>
+          </w:tcPr>
+          <w:p>
+            <w:r>
+              <w:rPr>
+                <w:sz w:val="19"/>
+              </w:rPr>
+              <w:t xml:space="preserve">3,2 кПа (V район) / W₀ 0,30 кПа (II район)</w:t>
+            </w:r>
+          </w:p>
+        </w:tc>
+        <w:tc>
+          <w:tcPr>
+            <w:tcW w:w="3038" w:type="dxa"/>
+          </w:tcPr>
+          <w:p>
+            <w:r>
+              <w:rPr>
+                <w:color w:val="666666"/>
+                <w:sz w:val="18"/>
+              </w:rPr>
+              <w:t xml:space="preserve">ТЗ п.2.9.3-2.9.4</w:t>
+            </w:r>
+          </w:p>
+        </w:tc>
+      </w:tr>
+      <w:tr>
+        <w:tc>
+          <w:tcPr>
+            <w:tcW w:w="3600" w:type="dxa"/>
+          </w:tcPr>
+          <w:p>
+            <w:r>
+              <w:rPr>
+                <w:sz w:val="19"/>
+              </w:rPr>
+              <w:t xml:space="preserve">Слой в печи</w:t>
+            </w:r>
+          </w:p>
+        </w:tc>
+        <w:tc>
+          <w:tcPr>
+            <w:tcW w:w="5000" w:type="dxa"/>
+          </w:tcPr>
+          <w:p>
+            <w:r>
+              <w:rPr>
+                <w:sz w:val="19"/>
+              </w:rPr>
+              <w:t xml:space="preserve">139 т единовременно</w:t>
+            </w:r>
+          </w:p>
+        </w:tc>
+        <w:tc>
+          <w:tcPr>
+            <w:tcW w:w="3038" w:type="dxa"/>
+          </w:tcPr>
+          <w:p>
+            <w:r>
+              <w:rPr>
+                <w:color w:val="666666"/>
+                <w:sz w:val="18"/>
+              </w:rPr>
+              <w:t xml:space="preserve">ИД табл. 23 п.230; табл. 25</w:t>
+            </w:r>
+          </w:p>
+        </w:tc>
+      </w:tr>
+      <w:tr>
+        <w:tc>
+          <w:tcPr>
+            <w:tcW w:w="3600" w:type="dxa"/>
+          </w:tcPr>
+          <w:p>
+            <w:r>
+              <w:rPr>
+                <w:sz w:val="19"/>
+              </w:rPr>
+              <w:t xml:space="preserve">Масса печи (оценка)</w:t>
+            </w:r>
+          </w:p>
+        </w:tc>
+        <w:tc>
+          <w:tcPr>
+            <w:tcW w:w="5000" w:type="dxa"/>
+          </w:tcPr>
+          <w:p>
+            <w:r>
+              <w:rPr>
+                <w:sz w:val="19"/>
+              </w:rPr>
+              <w:t xml:space="preserve">200–230 т конструкция+футеровка (уточняется КД)</w:t>
+            </w:r>
+          </w:p>
+        </w:tc>
+        <w:tc>
+          <w:tcPr>
+            <w:tcW w:w="3038" w:type="dxa"/>
+          </w:tcPr>
+          <w:p>
+            <w:r>
+              <w:rPr>
+                <w:color w:val="666666"/>
+                <w:sz w:val="18"/>
+              </w:rPr>
+              <w:t xml:space="preserve">оценка Исполнителя по геометрии ИД табл. 23 п.214-216</w:t>
+            </w:r>
+          </w:p>
+        </w:tc>
+      </w:tr>
+      <w:tr>
+        <w:tc>
+          <w:tcPr>
+            <w:tcW w:w="3600" w:type="dxa"/>
+          </w:tcPr>
+          <w:p>
+            <w:r>
+              <w:rPr>
+                <w:sz w:val="19"/>
+              </w:rPr>
+              <w:t xml:space="preserve">Силос огарка</w:t>
+            </w:r>
+          </w:p>
+        </w:tc>
+        <w:tc>
+          <w:tcPr>
+            <w:tcW w:w="5000" w:type="dxa"/>
+          </w:tcPr>
+          <w:p>
+            <w:r>
+              <w:rPr>
+                <w:sz w:val="19"/>
+              </w:rPr>
+              <w:t xml:space="preserve">221 т материала (100 м³)</w:t>
+            </w:r>
+          </w:p>
+        </w:tc>
+        <w:tc>
+          <w:tcPr>
+            <w:tcW w:w="3038" w:type="dxa"/>
+          </w:tcPr>
+          <w:p>
+            <w:r>
+              <w:rPr>
+                <w:color w:val="666666"/>
+                <w:sz w:val="18"/>
+              </w:rPr>
+              <w:t xml:space="preserve">ИД табл. 25</w:t>
+            </w:r>
+          </w:p>
+        </w:tc>
+      </w:tr>
+      <w:tr>
+        <w:tc>
+          <w:tcPr>
+            <w:tcW w:w="3600" w:type="dxa"/>
+          </w:tcPr>
+          <w:p>
+            <w:r>
+              <w:rPr>
+                <w:sz w:val="19"/>
+              </w:rPr>
+              <w:t xml:space="preserve">ЭФ с пылью</w:t>
+            </w:r>
+          </w:p>
+        </w:tc>
+        <w:tc>
+          <w:tcPr>
+            <w:tcW w:w="5000" w:type="dxa"/>
+          </w:tcPr>
+          <w:p>
+            <w:r>
+              <w:rPr>
+                <w:sz w:val="19"/>
+              </w:rPr>
+              <w:t xml:space="preserve">72,6 + 17,1 = 89,7 т на опоры каждого</w:t>
+            </w:r>
+          </w:p>
+        </w:tc>
+        <w:tc>
+          <w:tcPr>
+            <w:tcW w:w="3038" w:type="dxa"/>
+          </w:tcPr>
+          <w:p>
+            <w:r>
+              <w:rPr>
+                <w:color w:val="666666"/>
+                <w:sz w:val="18"/>
+              </w:rPr>
+              <w:t xml:space="preserve">ИД табл. 23 п.355; табл. 25</w:t>
+            </w:r>
+          </w:p>
+        </w:tc>
+      </w:tr>
+      <w:tr>
+        <w:tc>
+          <w:tcPr>
+            <w:tcW w:w="3600" w:type="dxa"/>
+          </w:tcPr>
+          <w:p>
+            <w:r>
+              <w:rPr>
+                <w:sz w:val="19"/>
+              </w:rPr>
+              <w:t xml:space="preserve">Пыль в газоходах</w:t>
+            </w:r>
+          </w:p>
+        </w:tc>
+        <w:tc>
+          <w:tcPr>
+            <w:tcW w:w="5000" w:type="dxa"/>
+          </w:tcPr>
+          <w:p>
+            <w:r>
+              <w:rPr>
+                <w:sz w:val="19"/>
+              </w:rPr>
+              <w:t xml:space="preserve">до 50 т на участок «печь–КУ» и «КУ–циклон»</w:t>
+            </w:r>
+          </w:p>
+        </w:tc>
+        <w:tc>
+          <w:tcPr>
+            <w:tcW w:w="3038" w:type="dxa"/>
+          </w:tcPr>
+          <w:p>
+            <w:r>
+              <w:rPr>
+                <w:color w:val="666666"/>
+                <w:sz w:val="18"/>
+              </w:rPr>
+              <w:t xml:space="preserve">ИД табл. 25 (НЗП газоходных трактов)</w:t>
+            </w:r>
+          </w:p>
+        </w:tc>
+      </w:tr>
+      <w:tr>
+        <w:tc>
+          <w:tcPr>
+            <w:tcW w:w="3600" w:type="dxa"/>
+          </w:tcPr>
+          <w:p>
+            <w:r>
+              <w:rPr>
+                <w:sz w:val="19"/>
+              </w:rPr>
+              <w:t xml:space="preserve">Бункеры шихтовки (заполнение)</w:t>
+            </w:r>
+          </w:p>
+        </w:tc>
+        <w:tc>
+          <w:tcPr>
+            <w:tcW w:w="5000" w:type="dxa"/>
+          </w:tcPr>
+          <w:p>
+            <w:r>
+              <w:rPr>
+                <w:sz w:val="19"/>
+              </w:rPr>
+              <w:t xml:space="preserve">132,6 / 149,3 / 27,0 / 30,0 / 125,0 т</w:t>
+            </w:r>
+          </w:p>
+        </w:tc>
+        <w:tc>
+          <w:tcPr>
+            <w:tcW w:w="3038" w:type="dxa"/>
+          </w:tcPr>
+          <w:p>
+            <w:r>
+              <w:rPr>
+                <w:color w:val="666666"/>
+                <w:sz w:val="18"/>
+              </w:rPr>
+              <w:t xml:space="preserve">ИД табл. 25</w:t>
             </w:r>
           </w:p>
         </w:tc>
@@ -8449,7 +8565,7 @@
           <w:color w:val="444444"/>
           <w:sz w:val="19"/>
         </w:rPr>
-        <w:t xml:space="preserve">СП 75.13330.2011 — Технологическое оборудование и трубопроводы — правила производства и приёмки монтажных работ; СП 70.13330.2012 — Несущие и ограждающие конструкции — монтаж каркаса, сварные соединения; ГОСТ 24444-87 — Оборудование технологическое — требования монтажной технологичности (закладывается в ОЛ); ФНП № 461 от 26.11.2020 — Подъёмные сооружения — краны, ППР с применением ПС, такелаж; ФНП № 536 от 15.12.2020 — Монтаж и гидроиспытания котла-утилизатора и паропроводов; ФНП № 486 от 26.11.2020 — Монтаж и обезжиривание кислородных линий</w:t>
+        <w:t xml:space="preserve">СП 20.13330.2016 — Нагрузки и воздействия: сочетания, снеговые мешки, крановые нагрузки (разд. 9); СП 16.13330.2017 — Стальные конструкции — расчёт каркасов, этажерок, опор газоходов; СП 63.13330.2018 — Железобетонные конструкции — фундаменты, подпорные элементы, перекрытия на 0,000; СП 43.13330.2012 — Бункеры и силосы: давление сыпучего на стенки (с учётом сводообразования и обрушения), опорные узлы; СП 14.13330.2018 — Проверка при сейсмичности 6 баллов (справочно; спецмероприятия как правило не требуются); ГОСТ 27751-2014 — Надёжность строительных конструкций — класс сооружения КС-2/КС-3 (уточнить для этажерки печи)</w:t>
       </w:r>
     </w:p>
     <w:p>
@@ -8465,7 +8581,7 @@
         <w:rPr>
           <w:sz w:val="19"/>
         </w:rPr>
-        <w:t xml:space="preserve">Массы и разбивка на монтажные блоки КУ, печи, холодильников, воздуходувки — по КД заводов (ведомость блоков — итерация после ТКП)</w:t>
+        <w:t xml:space="preserve">Базис строки табл. 25 «бункер оборотного огарка 50 м³ — 149,3 т» (2,99 т/м³ против 2,21 т/м³ силоса огарка) — запрос Гипроникелю; до ответа в расчёт конструкций принимается 149,3 т</w:t>
       </w:r>
     </w:p>
     <w:p>
@@ -8481,7 +8597,7 @@
         <w:rPr>
           <w:sz w:val="19"/>
         </w:rPr>
-        <w:t xml:space="preserve">Способ доставки силоса 100 м³ (цельный негабарит / полистовая сборка) — логистическая проработка</w:t>
+        <w:t xml:space="preserve">Массы КУ, барабана, воздуходувки, рукавных фильтров — по ТКП/КД заводов (закладываются в планы нагрузок итерацией)</w:t>
       </w:r>
     </w:p>
     <w:p>
@@ -8497,7 +8613,23 @@
         <w:rPr>
           <w:sz w:val="19"/>
         </w:rPr>
-        <w:t xml:space="preserve">Грузоподъёмность и режим работы мостового крана — после фиксации массы барабана КУ</w:t>
+        <w:t xml:space="preserve">Класс ответственности этажерки печи (КС-2 или КС-3) — согласовать с генпроектировщиком</w:t>
+      </w:r>
+    </w:p>
+    <w:p>
+      <w:r>
+        <w:rPr>
+          <w:b/>
+          <w:color w:val="8A6200"/>
+          <w:sz w:val="19"/>
+        </w:rPr>
+        <w:t xml:space="preserve">— определяется на стадии БИ: </w:t>
+      </w:r>
+      <w:r>
+        <w:rPr>
+          <w:sz w:val="19"/>
+        </w:rPr>
+        <w:t xml:space="preserve">Нагрузки от эстакады газохода в СКЦ — после трассировки по генплану</w:t>
       </w:r>
     </w:p>
     <w:p>
@@ -8509,7 +8641,7 @@
           <w:b/>
           <w:sz w:val="26"/>
         </w:rPr>
-        <w:t xml:space="preserve">Спецификации, опросные листы, нетиповое оборудование и оборудование длительного цикла изготовления</w:t>
+        <w:t xml:space="preserve">Планы фундаментов с нагрузками, включая динамические</w:t>
       </w:r>
     </w:p>
     <w:p>
@@ -8517,7 +8649,7 @@
         <w:rPr>
           <w:sz w:val="20"/>
         </w:rPr>
-        <w:t xml:space="preserve">**Спецификация основного и вспомогательного оборудования** оформляется по ГОСТ 21.110-2013 с обязательными графами ТЗ п.3.5: технические характеристики, габариты, масса, энергопотребление; базовое наполнение — из ИД табл. 23/24Б/25 (позиции, типоразмеры, массы: ЭФ 72,6 т, циклон 1,19 т, дымосос 3,32+2,32 т и т.д.) с дополнением данными ТКП. **Спецификация нетипового оборудования** с техтребованиями к проектированию, изготовлению и поставке + эскизные чертежи (ГОСТ 2.119-2013): печь КС (корпус, свод, газораспределительная подина с 583 соплами ХН78Т, пороги выгрузки с дроссельным затвором и ножевой шиберной задвижкой, шнековый забрасыватель), котёл-утилизатор (перепроектирование под параметры ИД), топка-смеситель дутья, приёмные/расходные бункеры с футеровкой PE500, силосные башни, укрытия и узлы аспирации, газоходы Ø2000/Ø1100 с футеровкой.</w:t>
+        <w:t xml:space="preserve">Грунтовые условия площадки благоприятные (особых условий нет — ТЗ п.2.9.6); тип фундаментов — монолитные ж/б на естественном основании (уточняется ИГИ конкретного пятна). **Статические нагрузки** — по реестру раздела конструкций; ниже — фундаменты с динамической составляющей, рассчитываемые по **СП 26.13330.2012 «Фундаменты машин с динамическими нагрузками»**.</w:t>
       </w:r>
     </w:p>
     <w:p>
@@ -8525,7 +8657,7 @@
         <w:rPr>
           <w:sz w:val="20"/>
         </w:rPr>
-        <w:t xml:space="preserve">**Комплект опросных листов** (по одному на каждую позицию основного технологического, электротехнического и КИП-оборудования — формы КГМК): в ОЛ обязательно вносятся параметры двух вариантов обжига (осн./вспом.) как два расчётных режима — газовый тракт, КУ и дымососы выбираются по вспомогательному (больший объём газа), кислородный узел — по основному; для динамических машин — требование паспортных динамических нагрузок и класса балансировки; для ЭФ — гарантия ≤0,1 г/нм³ при 21 830 нм³/ч; для рукавных фильтров аспирации — ≤10 мг/нм³; для всех СИ — внесение в Госреестр РФ и первичная поверка (Прил. №5).</w:t>
+        <w:t xml:space="preserve">(1) **Дымососы ДН-15БНЖ (2 шт.)** — главный источник динамики: ротор с двигателем 400 кВт, **n = 1500 об/мин (частота вынуждающей силы 25 Гц)**, масса агрегата 5,64 т (дымосос 3,32 + двигатель 2,32). Фундамент — массивный ж/б блок на общей раме под улитку и двигатель; ориентировочная масса блока — 8–12-кратная масса агрегата (45–70 т, уточняется расчётом амплитуд); нормативная динамическая нагрузка — от остаточного дисбаланса ротора по паспорту (класс балансировки G6.3 — запросить в ОЛ), расчёт амплитуд колебаний на отметке опор — не более допускаемых по СП 26.13330 для машин с вращающимися частями; отстройка собственных частот фундамента от 25 Гц не менее ±25 %. Виброизоляция от каркаса здания — фундамент отделён сквозным швом; газоход присоединяется через мягкие вставки/линзовые компенсаторы (исключение передачи вибрации на тракт и обратной «раскачки» опор). Предусмотреть штатные точки вибромониторинга (2 канала на подшипник, СКЗ виброскорости, интеграция в АСУТП).</w:t>
       </w:r>
     </w:p>
     <w:p>
@@ -8533,7 +8665,15 @@
         <w:rPr>
           <w:sz w:val="20"/>
         </w:rPr>
-        <w:t xml:space="preserve">**Оборудование длительного цикла изготовления** (исходные требования выдаются в первоочередном порядке для контрактации до завершения БИ): печь КС с футеровкой (цикл проектирования+изготовления 12–18 мес — оценка), котёл-утилизатор (12–16 мес), электрофильтры (10–14 мес), воздуходувка (8–12 мес), дымососы, холодильники Holo-Screw Flite (импортозамещение — проработка аналогов), силосные башни, агрегаты питания ЭФ, КТП и ЧРП 6 кВ. По каждой позиции — не менее 2–3 ТКП (ТЗ п.3.6). Импортозамещение по Прил. №5 (оборудование и ПО автоматизации — производства РФ; отступления — по согласованию с Заказчиком) распространяется и на приводную технику.</w:t>
+        <w:t xml:space="preserve">(2) **Воздуходувка дутья** — тип не выбран (центробежная одно/двухступенчатая; ≈220 кВт (осн.) / ≈410 кВт (вспом.) на валу при конечном давлении 0,09–0,12 МПа изб. (π ≈ 2,0; расчёт КВАНТ, блок L1-EL), уточняется выбором машины; обороты 3000 об/мин или выше при мультипликаторе — 50+ Гц); фундамент проектируется по паспортным динамическим нагрузкам поставщика; до выбора машины в планах резервируется блок 6×4 м с допуском по массе до 60 т. (3) **Печь КС** — квазистатическая, но с пульсационной составляющей кипящего слоя (пульсации перепада 48–53 кПа на площади 28,3 м² — знакопеременная составляющая до ~1–2 % статики в полосе 0,5–5 Гц); фундамент печи — плита под опорный каркас, проверка на резонанс с низшими тонами каркаса. (4) **Смеситель СШ-25, шнековые холодильники, конвейеры** — малые динамические добавки (коэффициент динамичности 1,1–1,2 к статике); вибраторы бункеров и виброразгружатели силосов — локальные импульсные нагрузки, гасятся конструкцией силоса (проверка узлов крепления на усталость). (5) **ЭФ** — статика 89,7 т + импульсы встряхивания молотками (учитываются коэффициентом 1,1). (6) **Мостовой кран** — горизонтальные тормозные силы на колонны по СП 20.13330.</w:t>
+      </w:r>
+    </w:p>
+    <w:p>
+      <w:r>
+        <w:rPr>
+          <w:sz w:val="20"/>
+        </w:rPr>
+        <w:t xml:space="preserve">Все фундаменты под «мокрые» и пылевые зоны (холодильники, силосы, фильтрация) — с бортиками и трапами; фундаменты у цементной меди — с кислотостойким покрытием пола (ИД разд. 2.2: полы из кислотоупорного бетона с дренажными канавками). Анкеровка — закладные и фундаментные болты по ГОСТ 24379.1-2012. На планах фундаментов для каждого узла приводится таблица: N ст., N длит., F дин. (амплитуда, частота), допускаемая амплитуда, привязка болтов.</w:t>
       </w:r>
     </w:p>
     <w:tbl>
@@ -8611,160 +8751,202 @@
               <w:rPr>
                 <w:sz w:val="19"/>
               </w:rPr>
-              <w:t xml:space="preserve">Объём комплекта ОЛ (оценка)</w:t>
-            </w:r>
-          </w:p>
-        </w:tc>
-        <w:tc>
-          <w:tcPr>
-            <w:tcW w:w="5000" w:type="dxa"/>
-          </w:tcPr>
-          <w:p>
-            <w:r>
-              <w:rPr>
-                <w:sz w:val="19"/>
-              </w:rPr>
-              <w:t xml:space="preserve">~35–45 позиций технологического + электро + КИП</w:t>
-            </w:r>
-          </w:p>
-        </w:tc>
-        <w:tc>
-          <w:tcPr>
-            <w:tcW w:w="3038" w:type="dxa"/>
-          </w:tcPr>
-          <w:p>
-            <w:r>
-              <w:rPr>
-                <w:color w:val="666666"/>
-                <w:sz w:val="18"/>
-              </w:rPr>
-              <w:t xml:space="preserve">состав по ИД табл. 24Б; оценка Исполнителя</w:t>
-            </w:r>
-          </w:p>
-        </w:tc>
-      </w:tr>
-      <w:tr>
-        <w:tc>
-          <w:tcPr>
-            <w:tcW w:w="3600" w:type="dxa"/>
-          </w:tcPr>
-          <w:p>
-            <w:r>
-              <w:rPr>
-                <w:sz w:val="19"/>
-              </w:rPr>
-              <w:t xml:space="preserve">Определяющий режим для газового тракта</w:t>
-            </w:r>
-          </w:p>
-        </w:tc>
-        <w:tc>
-          <w:tcPr>
-            <w:tcW w:w="5000" w:type="dxa"/>
-          </w:tcPr>
-          <w:p>
-            <w:r>
-              <w:rPr>
-                <w:sz w:val="19"/>
-              </w:rPr>
-              <w:t xml:space="preserve">вспомогательный (21 830 нм³/ч, 5 426 Па)</w:t>
-            </w:r>
-          </w:p>
-        </w:tc>
-        <w:tc>
-          <w:tcPr>
-            <w:tcW w:w="3038" w:type="dxa"/>
-          </w:tcPr>
-          <w:p>
-            <w:r>
-              <w:rPr>
-                <w:color w:val="666666"/>
-                <w:sz w:val="18"/>
-              </w:rPr>
-              <w:t xml:space="preserve">ИД табл. 23 п.357, 398; разд. 2.5</w:t>
-            </w:r>
-          </w:p>
-        </w:tc>
-      </w:tr>
-      <w:tr>
-        <w:tc>
-          <w:tcPr>
-            <w:tcW w:w="3600" w:type="dxa"/>
-          </w:tcPr>
-          <w:p>
-            <w:r>
-              <w:rPr>
-                <w:sz w:val="19"/>
-              </w:rPr>
-              <w:t xml:space="preserve">Определяющий режим для кислородного узла</w:t>
-            </w:r>
-          </w:p>
-        </w:tc>
-        <w:tc>
-          <w:tcPr>
-            <w:tcW w:w="5000" w:type="dxa"/>
-          </w:tcPr>
-          <w:p>
-            <w:r>
-              <w:rPr>
-                <w:sz w:val="19"/>
-              </w:rPr>
-              <w:t xml:space="preserve">основной (4 687 нм³/ч O₂)</w:t>
-            </w:r>
-          </w:p>
-        </w:tc>
-        <w:tc>
-          <w:tcPr>
-            <w:tcW w:w="3038" w:type="dxa"/>
-          </w:tcPr>
-          <w:p>
-            <w:r>
-              <w:rPr>
-                <w:color w:val="666666"/>
-                <w:sz w:val="18"/>
-              </w:rPr>
-              <w:t xml:space="preserve">ИД табл. 23 п.198</w:t>
-            </w:r>
-          </w:p>
-        </w:tc>
-      </w:tr>
-      <w:tr>
-        <w:tc>
-          <w:tcPr>
-            <w:tcW w:w="3600" w:type="dxa"/>
-          </w:tcPr>
-          <w:p>
-            <w:r>
-              <w:rPr>
-                <w:sz w:val="19"/>
-              </w:rPr>
-              <w:t xml:space="preserve">Длительный цикл (оценка сроков)</w:t>
-            </w:r>
-          </w:p>
-        </w:tc>
-        <w:tc>
-          <w:tcPr>
-            <w:tcW w:w="5000" w:type="dxa"/>
-          </w:tcPr>
-          <w:p>
-            <w:r>
-              <w:rPr>
-                <w:sz w:val="19"/>
-              </w:rPr>
-              <w:t xml:space="preserve">печь 12–18 мес; КУ 12–16; ЭФ 10–14 мес</w:t>
-            </w:r>
-          </w:p>
-        </w:tc>
-        <w:tc>
-          <w:tcPr>
-            <w:tcW w:w="3038" w:type="dxa"/>
-          </w:tcPr>
-          <w:p>
-            <w:r>
-              <w:rPr>
-                <w:color w:val="666666"/>
-                <w:sz w:val="18"/>
-              </w:rPr>
-              <w:t xml:space="preserve">оценка Исполнителя (уточняется ТКП)</w:t>
+              <w:t xml:space="preserve">Дымосос: частота возмущения</w:t>
+            </w:r>
+          </w:p>
+        </w:tc>
+        <w:tc>
+          <w:tcPr>
+            <w:tcW w:w="5000" w:type="dxa"/>
+          </w:tcPr>
+          <w:p>
+            <w:r>
+              <w:rPr>
+                <w:sz w:val="19"/>
+              </w:rPr>
+              <w:t xml:space="preserve">25 Гц (1500 об/мин), агрегат 5,64 т</w:t>
+            </w:r>
+          </w:p>
+        </w:tc>
+        <w:tc>
+          <w:tcPr>
+            <w:tcW w:w="3038" w:type="dxa"/>
+          </w:tcPr>
+          <w:p>
+            <w:r>
+              <w:rPr>
+                <w:color w:val="666666"/>
+                <w:sz w:val="18"/>
+              </w:rPr>
+              <w:t xml:space="preserve">ИД табл. 23 п.391-392, 397</w:t>
+            </w:r>
+          </w:p>
+        </w:tc>
+      </w:tr>
+      <w:tr>
+        <w:tc>
+          <w:tcPr>
+            <w:tcW w:w="3600" w:type="dxa"/>
+          </w:tcPr>
+          <w:p>
+            <w:r>
+              <w:rPr>
+                <w:sz w:val="19"/>
+              </w:rPr>
+              <w:t xml:space="preserve">Масса фундамента дымососа (предв.)</w:t>
+            </w:r>
+          </w:p>
+        </w:tc>
+        <w:tc>
+          <w:tcPr>
+            <w:tcW w:w="5000" w:type="dxa"/>
+          </w:tcPr>
+          <w:p>
+            <w:r>
+              <w:rPr>
+                <w:sz w:val="19"/>
+              </w:rPr>
+              <w:t xml:space="preserve">45–70 т (8–12 × масса агрегата), отстройка от 25 Гц ±25 %</w:t>
+            </w:r>
+          </w:p>
+        </w:tc>
+        <w:tc>
+          <w:tcPr>
+            <w:tcW w:w="3038" w:type="dxa"/>
+          </w:tcPr>
+          <w:p>
+            <w:r>
+              <w:rPr>
+                <w:color w:val="666666"/>
+                <w:sz w:val="18"/>
+              </w:rPr>
+              <w:t xml:space="preserve">решение БИ по СП 26.13330</w:t>
+            </w:r>
+          </w:p>
+        </w:tc>
+      </w:tr>
+      <w:tr>
+        <w:tc>
+          <w:tcPr>
+            <w:tcW w:w="3600" w:type="dxa"/>
+          </w:tcPr>
+          <w:p>
+            <w:r>
+              <w:rPr>
+                <w:sz w:val="19"/>
+              </w:rPr>
+              <w:t xml:space="preserve">Воздуходувка: резерв под фундамент</w:t>
+            </w:r>
+          </w:p>
+        </w:tc>
+        <w:tc>
+          <w:tcPr>
+            <w:tcW w:w="5000" w:type="dxa"/>
+          </w:tcPr>
+          <w:p>
+            <w:r>
+              <w:rPr>
+                <w:sz w:val="19"/>
+              </w:rPr>
+              <w:t xml:space="preserve">блок 6×4 м, до 60 т — до выбора машины</w:t>
+            </w:r>
+          </w:p>
+        </w:tc>
+        <w:tc>
+          <w:tcPr>
+            <w:tcW w:w="3038" w:type="dxa"/>
+          </w:tcPr>
+          <w:p>
+            <w:r>
+              <w:rPr>
+                <w:color w:val="666666"/>
+                <w:sz w:val="18"/>
+              </w:rPr>
+              <w:t xml:space="preserve">решение БИ (машина не выбрана — см. открытые вопросы)</w:t>
+            </w:r>
+          </w:p>
+        </w:tc>
+      </w:tr>
+      <w:tr>
+        <w:tc>
+          <w:tcPr>
+            <w:tcW w:w="3600" w:type="dxa"/>
+          </w:tcPr>
+          <w:p>
+            <w:r>
+              <w:rPr>
+                <w:sz w:val="19"/>
+              </w:rPr>
+              <w:t xml:space="preserve">Пульсации слоя печи</w:t>
+            </w:r>
+          </w:p>
+        </w:tc>
+        <w:tc>
+          <w:tcPr>
+            <w:tcW w:w="5000" w:type="dxa"/>
+          </w:tcPr>
+          <w:p>
+            <w:r>
+              <w:rPr>
+                <w:sz w:val="19"/>
+              </w:rPr>
+              <w:t xml:space="preserve">перепад 48–53 кПа на 28,27 м², полоса 0,5–5 Гц</w:t>
+            </w:r>
+          </w:p>
+        </w:tc>
+        <w:tc>
+          <w:tcPr>
+            <w:tcW w:w="3038" w:type="dxa"/>
+          </w:tcPr>
+          <w:p>
+            <w:r>
+              <w:rPr>
+                <w:color w:val="666666"/>
+                <w:sz w:val="18"/>
+              </w:rPr>
+              <w:t xml:space="preserve">ИД табл. 23 п.215, 226-228 (пульсации — природа КС)</w:t>
+            </w:r>
+          </w:p>
+        </w:tc>
+      </w:tr>
+      <w:tr>
+        <w:tc>
+          <w:tcPr>
+            <w:tcW w:w="3600" w:type="dxa"/>
+          </w:tcPr>
+          <w:p>
+            <w:r>
+              <w:rPr>
+                <w:sz w:val="19"/>
+              </w:rPr>
+              <w:t xml:space="preserve">Класс балансировки роторов</w:t>
+            </w:r>
+          </w:p>
+        </w:tc>
+        <w:tc>
+          <w:tcPr>
+            <w:tcW w:w="5000" w:type="dxa"/>
+          </w:tcPr>
+          <w:p>
+            <w:r>
+              <w:rPr>
+                <w:sz w:val="19"/>
+              </w:rPr>
+              <w:t xml:space="preserve">G6.3 — включить в опросные листы</w:t>
+            </w:r>
+          </w:p>
+        </w:tc>
+        <w:tc>
+          <w:tcPr>
+            <w:tcW w:w="3038" w:type="dxa"/>
+          </w:tcPr>
+          <w:p>
+            <w:r>
+              <w:rPr>
+                <w:color w:val="666666"/>
+                <w:sz w:val="18"/>
+              </w:rPr>
+              <w:t xml:space="preserve">решение БИ (ГОСТ ИСО 21940-11)</w:t>
             </w:r>
           </w:p>
         </w:tc>
@@ -8783,7 +8965,7 @@
           <w:color w:val="444444"/>
           <w:sz w:val="19"/>
         </w:rPr>
-        <w:t xml:space="preserve">ГОСТ 21.110-2013 — Спецификация оборудования, изделий и материалов; ГОСТ 2.119-2013 — Эскизный проект — состав эскизных чертежей нетипового оборудования; ГОСТ 15.005-86 — Создание изделий единичного и мелкосерийного производства — печь, КУ, нетиповые металлоконструкции (уточнить применимость с Заказчиком); ТР ТС 010/2011, ТР ТС 032/2013 — Обязательная оценка соответствия — фиксируется в ОЛ</w:t>
+        <w:t xml:space="preserve">СП 26.13330.2012 — Фундаменты машин с динамическими нагрузками — дымососы, воздуходувка; допускаемые амплитуды; СП 22.13330.2016 — Основания зданий и сооружений — несущая способность и осадки; ГОСТ 24379.1-2012 — Болты фундаментные — анкеровка оборудования; ГОСТ ИСО 21940-11-2019 — Балансировка роторов — назначение класса G для дымососов/воздуходувки (уточнить номер применяемой части); ГОСТ 12.1.012-2004 — Вибрационная безопасность — уровни на рабочих местах у дымососов</w:t>
       </w:r>
     </w:p>
     <w:p>
@@ -8799,7 +8981,7 @@
         <w:rPr>
           <w:sz w:val="19"/>
         </w:rPr>
-        <w:t xml:space="preserve">Формы опросных листов КГМК — запросить у Заказчика до выпуска комплекта</w:t>
+        <w:t xml:space="preserve">ИГИ пятна застройки (модуль деформации, УГВ) — задание на изыскания в составе БИ</w:t>
       </w:r>
     </w:p>
     <w:p>
@@ -8815,7 +8997,7 @@
         <w:rPr>
           <w:sz w:val="19"/>
         </w:rPr>
-        <w:t xml:space="preserve">Перечень оборудования, передаваемого в ЦИМ (Приложение №4) — увязка атрибутов спецификации с моделью</w:t>
+        <w:t xml:space="preserve">Паспортные динамические нагрузки дымососа и воздуходувки — по ОЛ поставщиков</w:t>
       </w:r>
     </w:p>
     <w:p>
@@ -8831,7 +9013,7 @@
         <w:rPr>
           <w:sz w:val="19"/>
         </w:rPr>
-        <w:t xml:space="preserve">Статус проекта печи HATCH (права, актуализация под РФ-изготовителя) — решение Заказчика</w:t>
+        <w:t xml:space="preserve">Необходимость виброизоляторов под дымосос (пружинные блоки) против массивного фундамента — ТЭО на стадии БИ</w:t>
       </w:r>
     </w:p>
     <w:p>
@@ -8843,7 +9025,7 @@
           <w:b/>
           <w:sz w:val="26"/>
         </w:rPr>
-        <w:t xml:space="preserve">Тепловыделения и выделения вредностей от оборудования в помещения цеха</w:t>
+        <w:t xml:space="preserve">Требования к монтажу (включая вес самых тяжёлых частей)</w:t>
       </w:r>
     </w:p>
     <w:p>
@@ -8851,7 +9033,7 @@
         <w:rPr>
           <w:sz w:val="20"/>
         </w:rPr>
-        <w:t xml:space="preserve">**Тепловыделения.** Базовая статья — потери печи КС в окружающую среду: 10 % теплового баланса = **3,67 ГДж/ч (1,02 МВт) осн. / 6,46 ГДж/ч (1,79 МВт) вспом.** (ИД табл. 23 п.240); большая часть рассеивается поверхностями печи (корпус ~200 м², температура наружной поверхности при шамотной футеровке — 60–90 °C расчётно) и газоходом Ø2000 в помещение отделения обжига. Дополнительно в цех поступают: потери изолированных поверхностей КУ, газоходов и паропроводов (при нормируемой плотности потока по СП 61.13330 ~150–300 Вт/м² на горячих трактах — суммарно 0,2–0,4 МВт, уточняется расчётом изоляции); тепло от электроприводов (~10 % потребляемой мощности ≈ 20–60 кВт); тепло охлаждаемых продуктов на открытых участках шнеков (малое, тракты закрыты). **Итого проектная оценка тепловыделений в объём цеха 1,3–2,2 МВт** — определяющая нагрузка для воздухообмена: летом — аэрация/механическая вытяжка из верхней зоны отделения обжига, зимой тепловыделения частично замещают отопление (дежурное отопление +5 °C в нерабочих зонах, воздушно-тепловые завесы ворот — климат −40 °C). Точный тепловой паспорт по помещениям выдаётся в БИ таблицей «аппарат → поверхность, м² → t поверхности → Вт».</w:t>
+        <w:t xml:space="preserve">**Самые тяжёлые и крупногабаритные единицы** (определяют такелажную схему): электрофильтр УГТ1-20-4 — **72,6 т общий вес** при габарите 18,1×4,8×18,7 м; поставка секциями: корпус (царги), блоки осадительных/коронирующих электродов, бункер; максимальный монтажный блок — по разбивке завода (предварительно 15–20 т — корпусная секция); монтаж — гусеничным/автокраном соответствующей грузовысотной характеристики до закрытия теплового контура (ЭФ монтируются первыми либо через монтажный проём). Котёл-утилизатор: наиболее тяжёлая единица — **барабан** (масса по КД завода; по аналогам КУ печей КС — ориентировочно 15–25 т, уточнить в ОЛ) на верхней отметке ~+18…20 — требуется кран большой грузовысотности или накатка по временным путям; панели «лист-полутруба» — блоками по 3–8 т. Печь КС: корпус Ø6–8,4 м — негабарит, поставка царгами с укрупнительной сборкой на площадке у оси печи; масса самой тяжёлой царги — по КД (оценочно 10–15 т); футеровка ~135 т шамота — ручная кладка по проекту футеровки с регламентированной сушкой 10–30 сут (дрова + горелки МГМГ-10, кривая сушки — по проекту футеровки). Дымосос: улитка 3,32 т + двигатель 2,32 т; холодильник D2424-6 — двухшнековый блок ~9,6 м длиной (масса — в ОЛ, оценочно 12–18 т); силосная башня 100 м³ — цельносварная обечайка (транспортный негабарит — согласование перевозки) либо полистовая сборка на месте.</w:t>
       </w:r>
     </w:p>
     <w:p>
@@ -8859,7 +9041,7 @@
         <w:rPr>
           <w:sz w:val="20"/>
         </w:rPr>
-        <w:t xml:space="preserve">**Вредности.** (1) SO₂: источники — надслоевое пространство печи (+50–100 Па) через неплотности загрузочного узла и порогов, ревизионные люки при обслуживании; мероприятия: аспирация укрытий узлов печи, поддержание минимального избыточного давления/перевод на разрежение (вопрос уставки — см. P&amp;ID), газоанализаторы СО₂/SO₂ рабочей зоны с сигнализацией при ПДКрз 10 мг/м³ (ГОСТ 12.1.005). (2) Пыль медьсодержащая (Cu, Ni — с учётом канцерогенности Ni): источники — пересыпки, растаривание, налив; мероприятия: герметизация + аспирация с возвратом пыли, уборка полов промышленными пылесосами/гидросмывом (сухая пыль II класса опасности — ИД разд. 6), контроль воздуха рабочей зоны по программе производственного контроля (СП 2.2.3670-20). (3) Тепловое излучение у печи и порогов выгрузки (930 °C) — экранирование, ограничение времени пребывания, СИЗ; облучённость на рабочих местах ≤140 Вт/м² по СанПиН 1.2.3685-21 (уточняется расчётом). (4) Шум: дымососы 400 кВт, воздуходувка — шумоизолированные помещения/кожухи, цель ≤80 дБА на рабочих местах (ГОСТ 12.1.003). (5) Вибрация — виброизоляция фундаментов (см. раздел 17). Категории помещений по пожарной опасности: мазутный узел — В1-В2; электропомещения — В1-В3; основные технологические отделения — Д/Г (негорючие материалы при высоких температурах); уточняется расчётом по СП 12.13130.2009.</w:t>
+        <w:t xml:space="preserve">**Порядок и требования**: (1) монтаж по ППР(м), разрабатываемому на базе настоящих требований БИ; последовательность: фундаменты и подливка → крупногабарит до закрытия контура (ЭФ, КУ, печь, силосы) → каркас и кровля → трубопроводы/газоходы → КИП; (2) мостовой кран пролёта печи/КУ вводится в строй на раннем этапе и используется как монтажный механизм для внутренних узлов (г/п проверяется по барабану КУ); (3) сварка газоходов 09Г2С и коллекторов КУ — аттестованные технологии (НАКС) с контролем по СП 70.13330 и ФНП № 536 для элементов под давлением; футеровка газоходов легковесом ШЛ-0,4 — после испытаний на плотность; (4) кислородопровод — обезжиривание, монтаж по ФНП № 486; (5) выверка динамического оборудования: соосность валов дымососов/двигателей лазерной центровкой (допуски — по паспорту, класс G6.3), подливка безусадочными составами; (6) холодные испытания трактов: воздушная опрессовка газового тракта с проверкой присосов (норма подсосов по ИД: КУ 4,9 %, циклон 3,1 %, ЭФ 1,5 % — приёмочный критерий герметичности), гидроиспытания КУ по ФНП № 536; (7) монтаж в зимний период — тепляки для бетонных и футеровочных работ (расчётная температура −40 °C); (8) весовой контроль негабаритов при перевозке по площадке — согласование маршрутов с КГМК; (9) специальные требования к монтажу КУ: монтаж укрупнёнными блоками максимальной заводской готовности; барабан — самая тяжёлая единица котла — устанавливается на верхнюю отметку (~+18…20) до закрытия теплового контура краном соответствующей грузовысотной характеристики либо накаткой по временным путям, строповка только за штатные элементы по схеме завода-изготовителя; сварка стыков элементов под давлением — аттестованные технологии с неразрушающим контролем в объёме ФНП № 536; гидроиспытание — после завершения монтажа до нанесения изоляции и обмуровки (пробное давление — по расчёту завода, ориентир 1,25 расчётного); опоры и подвески поверхностей нагрева выверяются с учётом тепловых расширений по КД завода. Программы испытаний, сушки футеровки и пусконаладки — см. раздел испытаний и приёмки. В составе БИ выдаётся ведомость монтажных блоков с массами, размерами и отметками установки + требования к такелажной оснастке.</w:t>
       </w:r>
     </w:p>
     <w:tbl>
@@ -8937,202 +9119,244 @@
               <w:rPr>
                 <w:sz w:val="19"/>
               </w:rPr>
-              <w:t xml:space="preserve">Потери печи в окружающую среду</w:t>
-            </w:r>
-          </w:p>
-        </w:tc>
-        <w:tc>
-          <w:tcPr>
-            <w:tcW w:w="5000" w:type="dxa"/>
-          </w:tcPr>
-          <w:p>
-            <w:r>
-              <w:rPr>
-                <w:sz w:val="19"/>
-              </w:rPr>
-              <w:t xml:space="preserve">1,02 / 1,79 МВт (10 % баланса)</w:t>
-            </w:r>
-          </w:p>
-        </w:tc>
-        <w:tc>
-          <w:tcPr>
-            <w:tcW w:w="3038" w:type="dxa"/>
-          </w:tcPr>
-          <w:p>
-            <w:r>
-              <w:rPr>
-                <w:color w:val="666666"/>
-                <w:sz w:val="18"/>
-              </w:rPr>
-              <w:t xml:space="preserve">ИД табл. 23 п.240 (пересчёт в МВт)</w:t>
-            </w:r>
-          </w:p>
-        </w:tc>
-      </w:tr>
-      <w:tr>
-        <w:tc>
-          <w:tcPr>
-            <w:tcW w:w="3600" w:type="dxa"/>
-          </w:tcPr>
-          <w:p>
-            <w:r>
-              <w:rPr>
-                <w:sz w:val="19"/>
-              </w:rPr>
-              <w:t xml:space="preserve">Суммарные тепловыделения в цех (предв.)</w:t>
-            </w:r>
-          </w:p>
-        </w:tc>
-        <w:tc>
-          <w:tcPr>
-            <w:tcW w:w="5000" w:type="dxa"/>
-          </w:tcPr>
-          <w:p>
-            <w:r>
-              <w:rPr>
-                <w:sz w:val="19"/>
-              </w:rPr>
-              <w:t xml:space="preserve">1,3–2,2 МВт</w:t>
-            </w:r>
-          </w:p>
-        </w:tc>
-        <w:tc>
-          <w:tcPr>
-            <w:tcW w:w="3038" w:type="dxa"/>
-          </w:tcPr>
-          <w:p>
-            <w:r>
-              <w:rPr>
-                <w:color w:val="666666"/>
-                <w:sz w:val="18"/>
-              </w:rPr>
-              <w:t xml:space="preserve">оценка Исполнителя (печь по ИД + изоляция по СП 61.13330)</w:t>
-            </w:r>
-          </w:p>
-        </w:tc>
-      </w:tr>
-      <w:tr>
-        <w:tc>
-          <w:tcPr>
-            <w:tcW w:w="3600" w:type="dxa"/>
-          </w:tcPr>
-          <w:p>
-            <w:r>
-              <w:rPr>
-                <w:sz w:val="19"/>
-              </w:rPr>
-              <w:t xml:space="preserve">ПДКрз SO₂</w:t>
-            </w:r>
-          </w:p>
-        </w:tc>
-        <w:tc>
-          <w:tcPr>
-            <w:tcW w:w="5000" w:type="dxa"/>
-          </w:tcPr>
-          <w:p>
-            <w:r>
-              <w:rPr>
-                <w:sz w:val="19"/>
-              </w:rPr>
-              <w:t xml:space="preserve">10 мг/м³ — уставка газоанализаторов рабочей зоны</w:t>
-            </w:r>
-          </w:p>
-        </w:tc>
-        <w:tc>
-          <w:tcPr>
-            <w:tcW w:w="3038" w:type="dxa"/>
-          </w:tcPr>
-          <w:p>
-            <w:r>
-              <w:rPr>
-                <w:color w:val="666666"/>
-                <w:sz w:val="18"/>
-              </w:rPr>
-              <w:t xml:space="preserve">ГОСТ 12.1.005-88</w:t>
-            </w:r>
-          </w:p>
-        </w:tc>
-      </w:tr>
-      <w:tr>
-        <w:tc>
-          <w:tcPr>
-            <w:tcW w:w="3600" w:type="dxa"/>
-          </w:tcPr>
-          <w:p>
-            <w:r>
-              <w:rPr>
-                <w:sz w:val="19"/>
-              </w:rPr>
-              <w:t xml:space="preserve">Класс опасности пыли концентрата</w:t>
-            </w:r>
-          </w:p>
-        </w:tc>
-        <w:tc>
-          <w:tcPr>
-            <w:tcW w:w="5000" w:type="dxa"/>
-          </w:tcPr>
-          <w:p>
-            <w:r>
-              <w:rPr>
-                <w:sz w:val="19"/>
-              </w:rPr>
-              <w:t xml:space="preserve">II (не горюч, взрывобезопасен)</w:t>
-            </w:r>
-          </w:p>
-        </w:tc>
-        <w:tc>
-          <w:tcPr>
-            <w:tcW w:w="3038" w:type="dxa"/>
-          </w:tcPr>
-          <w:p>
-            <w:r>
-              <w:rPr>
-                <w:color w:val="666666"/>
-                <w:sz w:val="18"/>
-              </w:rPr>
-              <w:t xml:space="preserve">ИД разд. 6 (ТУ 24.44.11-237-48200234-2017)</w:t>
-            </w:r>
-          </w:p>
-        </w:tc>
-      </w:tr>
-      <w:tr>
-        <w:tc>
-          <w:tcPr>
-            <w:tcW w:w="3600" w:type="dxa"/>
-          </w:tcPr>
-          <w:p>
-            <w:r>
-              <w:rPr>
-                <w:sz w:val="19"/>
-              </w:rPr>
-              <w:t xml:space="preserve">Цель по шуму</w:t>
-            </w:r>
-          </w:p>
-        </w:tc>
-        <w:tc>
-          <w:tcPr>
-            <w:tcW w:w="5000" w:type="dxa"/>
-          </w:tcPr>
-          <w:p>
-            <w:r>
-              <w:rPr>
-                <w:sz w:val="19"/>
-              </w:rPr>
-              <w:t xml:space="preserve">≤80 дБА на рабочих местах</w:t>
-            </w:r>
-          </w:p>
-        </w:tc>
-        <w:tc>
-          <w:tcPr>
-            <w:tcW w:w="3038" w:type="dxa"/>
-          </w:tcPr>
-          <w:p>
-            <w:r>
-              <w:rPr>
-                <w:color w:val="666666"/>
-                <w:sz w:val="18"/>
-              </w:rPr>
-              <w:t xml:space="preserve">ГОСТ 12.1.003-2014; СанПиН 1.2.3685-21</w:t>
+              <w:t xml:space="preserve">Самая тяжёлая единица газоочистки</w:t>
+            </w:r>
+          </w:p>
+        </w:tc>
+        <w:tc>
+          <w:tcPr>
+            <w:tcW w:w="5000" w:type="dxa"/>
+          </w:tcPr>
+          <w:p>
+            <w:r>
+              <w:rPr>
+                <w:sz w:val="19"/>
+              </w:rPr>
+              <w:t xml:space="preserve">ЭФ 72,6 т (секциями по 15–20 т)</w:t>
+            </w:r>
+          </w:p>
+        </w:tc>
+        <w:tc>
+          <w:tcPr>
+            <w:tcW w:w="3038" w:type="dxa"/>
+          </w:tcPr>
+          <w:p>
+            <w:r>
+              <w:rPr>
+                <w:color w:val="666666"/>
+                <w:sz w:val="18"/>
+              </w:rPr>
+              <w:t xml:space="preserve">ИД табл. 23 п.354-355; разбивка — оценка Исполнителя</w:t>
+            </w:r>
+          </w:p>
+        </w:tc>
+      </w:tr>
+      <w:tr>
+        <w:tc>
+          <w:tcPr>
+            <w:tcW w:w="3600" w:type="dxa"/>
+          </w:tcPr>
+          <w:p>
+            <w:r>
+              <w:rPr>
+                <w:sz w:val="19"/>
+              </w:rPr>
+              <w:t xml:space="preserve">Дымосос / двигатель</w:t>
+            </w:r>
+          </w:p>
+        </w:tc>
+        <w:tc>
+          <w:tcPr>
+            <w:tcW w:w="5000" w:type="dxa"/>
+          </w:tcPr>
+          <w:p>
+            <w:r>
+              <w:rPr>
+                <w:sz w:val="19"/>
+              </w:rPr>
+              <w:t xml:space="preserve">3,32 т / 2,32 т</w:t>
+            </w:r>
+          </w:p>
+        </w:tc>
+        <w:tc>
+          <w:tcPr>
+            <w:tcW w:w="3038" w:type="dxa"/>
+          </w:tcPr>
+          <w:p>
+            <w:r>
+              <w:rPr>
+                <w:color w:val="666666"/>
+                <w:sz w:val="18"/>
+              </w:rPr>
+              <w:t xml:space="preserve">ИД табл. 23 п.392, 397</w:t>
+            </w:r>
+          </w:p>
+        </w:tc>
+      </w:tr>
+      <w:tr>
+        <w:tc>
+          <w:tcPr>
+            <w:tcW w:w="3600" w:type="dxa"/>
+          </w:tcPr>
+          <w:p>
+            <w:r>
+              <w:rPr>
+                <w:sz w:val="19"/>
+              </w:rPr>
+              <w:t xml:space="preserve">Циклон</w:t>
+            </w:r>
+          </w:p>
+        </w:tc>
+        <w:tc>
+          <w:tcPr>
+            <w:tcW w:w="5000" w:type="dxa"/>
+          </w:tcPr>
+          <w:p>
+            <w:r>
+              <w:rPr>
+                <w:sz w:val="19"/>
+              </w:rPr>
+              <w:t xml:space="preserve">1,189 т, H=6,1 м — единым блоком</w:t>
+            </w:r>
+          </w:p>
+        </w:tc>
+        <w:tc>
+          <w:tcPr>
+            <w:tcW w:w="3038" w:type="dxa"/>
+          </w:tcPr>
+          <w:p>
+            <w:r>
+              <w:rPr>
+                <w:color w:val="666666"/>
+                <w:sz w:val="18"/>
+              </w:rPr>
+              <w:t xml:space="preserve">ИД табл. 23 п.302, 312</w:t>
+            </w:r>
+          </w:p>
+        </w:tc>
+      </w:tr>
+      <w:tr>
+        <w:tc>
+          <w:tcPr>
+            <w:tcW w:w="3600" w:type="dxa"/>
+          </w:tcPr>
+          <w:p>
+            <w:r>
+              <w:rPr>
+                <w:sz w:val="19"/>
+              </w:rPr>
+              <w:t xml:space="preserve">Футеровка печи</w:t>
+            </w:r>
+          </w:p>
+        </w:tc>
+        <w:tc>
+          <w:tcPr>
+            <w:tcW w:w="5000" w:type="dxa"/>
+          </w:tcPr>
+          <w:p>
+            <w:r>
+              <w:rPr>
+                <w:sz w:val="19"/>
+              </w:rPr>
+              <w:t xml:space="preserve">~135 т шамота; сушка 10–30 сут по регламенту</w:t>
+            </w:r>
+          </w:p>
+        </w:tc>
+        <w:tc>
+          <w:tcPr>
+            <w:tcW w:w="3038" w:type="dxa"/>
+          </w:tcPr>
+          <w:p>
+            <w:r>
+              <w:rPr>
+                <w:color w:val="666666"/>
+                <w:sz w:val="18"/>
+              </w:rPr>
+              <w:t xml:space="preserve">оценка по геометрии ИД; сроки — ИД разд. 6</w:t>
+            </w:r>
+          </w:p>
+        </w:tc>
+      </w:tr>
+      <w:tr>
+        <w:tc>
+          <w:tcPr>
+            <w:tcW w:w="3600" w:type="dxa"/>
+          </w:tcPr>
+          <w:p>
+            <w:r>
+              <w:rPr>
+                <w:sz w:val="19"/>
+              </w:rPr>
+              <w:t xml:space="preserve">Критерий герметичности тракта</w:t>
+            </w:r>
+          </w:p>
+        </w:tc>
+        <w:tc>
+          <w:tcPr>
+            <w:tcW w:w="5000" w:type="dxa"/>
+          </w:tcPr>
+          <w:p>
+            <w:r>
+              <w:rPr>
+                <w:sz w:val="19"/>
+              </w:rPr>
+              <w:t xml:space="preserve">подсосы: КУ ≤4,9 %, циклон ≤3,1 %, ЭФ ≤1,5 %</w:t>
+            </w:r>
+          </w:p>
+        </w:tc>
+        <w:tc>
+          <w:tcPr>
+            <w:tcW w:w="3038" w:type="dxa"/>
+          </w:tcPr>
+          <w:p>
+            <w:r>
+              <w:rPr>
+                <w:color w:val="666666"/>
+                <w:sz w:val="18"/>
+              </w:rPr>
+              <w:t xml:space="preserve">ИД табл. 23 п.273, 313, 356</w:t>
+            </w:r>
+          </w:p>
+        </w:tc>
+      </w:tr>
+      <w:tr>
+        <w:tc>
+          <w:tcPr>
+            <w:tcW w:w="3600" w:type="dxa"/>
+          </w:tcPr>
+          <w:p>
+            <w:r>
+              <w:rPr>
+                <w:sz w:val="19"/>
+              </w:rPr>
+              <w:t xml:space="preserve">Кампания печи / капремонт</w:t>
+            </w:r>
+          </w:p>
+        </w:tc>
+        <w:tc>
+          <w:tcPr>
+            <w:tcW w:w="5000" w:type="dxa"/>
+          </w:tcPr>
+          <w:p>
+            <w:r>
+              <w:rPr>
+                <w:sz w:val="19"/>
+              </w:rPr>
+              <w:t xml:space="preserve">3 года / 29–31 сут (охлаждение 2, разборка 10, кладка 14, сушка 3–5)</w:t>
+            </w:r>
+          </w:p>
+        </w:tc>
+        <w:tc>
+          <w:tcPr>
+            <w:tcW w:w="3038" w:type="dxa"/>
+          </w:tcPr>
+          <w:p>
+            <w:r>
+              <w:rPr>
+                <w:color w:val="666666"/>
+                <w:sz w:val="18"/>
+              </w:rPr>
+              <w:t xml:space="preserve">ИД разд. 6</w:t>
             </w:r>
           </w:p>
         </w:tc>
@@ -9151,7 +9375,7 @@
           <w:color w:val="444444"/>
           <w:sz w:val="19"/>
         </w:rPr>
-        <w:t xml:space="preserve">СП 60.13330.2020 — Вентиляция и отопление — ассимиляция 1,3–2,2 МВт тепловыделений, воздушные завесы; СП 61.13330.2012 — Нормы плотности теплового потока изоляции — основа расчёта тепловыделений трактов; ГОСТ 12.1.005-88 и СанПиН 1.2.3685-21 — ПДК рабочей зоны (SO₂, медь, никель), микроклимат, тепловое облучение; СП 2.2.3670-20 — Санитарные требования к условиям труда — производственный контроль; ГОСТ 12.1.003-2014 / ГОСТ 12.1.012-2004 — Шум и вибрация — дымососы, воздуходувка; СП 12.13130.2009 — Категорирование помещений по взрывопожарной опасности</w:t>
+        <w:t xml:space="preserve">СП 75.13330.2011 — Технологическое оборудование и трубопроводы — правила производства и приёмки монтажных работ; СП 70.13330.2012 — Несущие и ограждающие конструкции — монтаж каркаса, сварные соединения; ГОСТ 24444-87 — Оборудование технологическое — требования монтажной технологичности (закладывается в ОЛ); ФНП № 461 от 26.11.2020 — Подъёмные сооружения — краны, ППР с применением ПС, такелаж; ФНП № 536 от 15.12.2020 — Монтаж и гидроиспытания котла-утилизатора и паропроводов; ФНП № 486 от 26.11.2020 — Монтаж и обезжиривание кислородных линий</w:t>
       </w:r>
     </w:p>
     <w:p>
@@ -9167,7 +9391,7 @@
         <w:rPr>
           <w:sz w:val="19"/>
         </w:rPr>
-        <w:t xml:space="preserve">Тепловой паспорт по помещениям (поверхности, температуры) — после расчёта изоляции на стадии БИ</w:t>
+        <w:t xml:space="preserve">Массы и разбивка на монтажные блоки КУ, печи, холодильников, воздуходувки — по КД заводов (ведомость блоков — итерация после ТКП)</w:t>
       </w:r>
     </w:p>
     <w:p>
@@ -9183,7 +9407,7 @@
         <w:rPr>
           <w:sz w:val="19"/>
         </w:rPr>
-        <w:t xml:space="preserve">Карта источников выделений и воздухообмен по помещениям — раздел ОВ на стадии БИ/ОТР</w:t>
+        <w:t xml:space="preserve">Способ доставки силоса 100 м³ (цельный негабарит / полистовая сборка) — логистическая проработка</w:t>
       </w:r>
     </w:p>
     <w:p>
@@ -9199,7 +9423,7 @@
         <w:rPr>
           <w:sz w:val="19"/>
         </w:rPr>
-        <w:t xml:space="preserve">Категории помещений по СП 12.13130 — расчёт после фиксации мазутного хозяйства</w:t>
+        <w:t xml:space="preserve">Грузоподъёмность и режим работы мостового крана — после фиксации массы барабана КУ</w:t>
       </w:r>
     </w:p>
     <w:p>
@@ -9211,7 +9435,7 @@
           <w:b/>
           <w:sz w:val="26"/>
         </w:rPr>
-        <w:t xml:space="preserve">Стоимость поставки по Лоту №1 (методика и состав)</w:t>
+        <w:t xml:space="preserve">Требования к испытаниям и приёмке: сушка футеровки печи, испытания котла-утилизатора, пусконаладка газоочистки, гарантийные испытания</w:t>
       </w:r>
     </w:p>
     <w:p>
@@ -9219,7 +9443,7 @@
         <w:rPr>
           <w:sz w:val="20"/>
         </w:rPr>
-        <w:t xml:space="preserve">Стоимость комплектной поставки формируется в составе БИ по требованиям ТЗ п.3.6: (1) **по каждой позиции оборудования — не менее 2–3 ТКП** потенциальных поставщиков; референсные изготовители зафиксированы в ИД (печь — по проекту HATCH; КУ — Белэнергомаш-БЗЭМ / Энергоцветмет; циклон — Энергомаш (Тверь) по разработке НИИОГАЗ; ЭФ — «Атмосфера» (Семибратово); дымососы — «Армавент»; питатели — Gornorud; дозаторы — «Агроэскорт»; конвейеры — КЗМКО; смеситель — НПО «Спайдермаш»; холодильники — Hyquip Rotolok / YT Conveyor; силосы — НПО «Спецнефтемаш»; станция растаривания — КИП-Сервис; цементовозы — Tongcheng) — по каждой группе добавляются альтернативные РФ-поставщики; (2) **оценка общей стоимости комплектной поставки** технологического оборудования и материалов в границах п.3.3 ТЗ — включая трубопроводы, газоходы с футеровкой, технологические металлоконструкции (этажерки, площадки обслуживания), теплоизоляцию, КИПиА и АСУТП с прикладным ПО, электрооборудование в согласованных границах, ЗИП на ПНР и 2 года (АСУТП — ≥10 % и ≥1 шт. каждого наименования по Прил. №5).</w:t>
+        <w:t xml:space="preserve">Последовательность ввода: **индивидуальные испытания** механизмов (холостой ход, направления вращения, блокировки) → **холодные испытания трактов** → **сушка и разогрев футеровки печи** → **комплексное опробование под нагрузкой 72 ч** → **пусконаладка с выводом на режим** → **гарантийные испытания**. В составе БИ выдаются исходные требования и программы верхнего уровня; рабочие программы ПНР — по документации поставщиков комплектов (печь, КУ, ЭФ, АСУТП).</w:t>
       </w:r>
     </w:p>
     <w:p>
@@ -9227,7 +9451,31 @@
         <w:rPr>
           <w:sz w:val="20"/>
         </w:rPr>
-        <w:t xml:space="preserve">Структура сводки стоимости: оборудование по группам (шихтоподготовка / печной комплекс / газоочистка / охлаждение-отгрузка / аспирация / КИПиА и АСУТП / электро) + материалы (газоходы, трубопроводы, металлоконструкции, футеровка, изоляция) + услуги (шеф-монтаж, ПНР, обучение, документация ЦИМ по Прил. №4). По валютным позициям (холодильники Holo-Screw Flite, цементовозы) — курсовые оговорки и таможенные платежи отдельной строкой; приоритет — производство РФ (Прил. №5). Итоговая стоимость Лота №1 в настоящем документе **не приводится до получения ТКП** — выпуск сводки предусмотрен отдельным этапом календарного плана БИ; для бюджетных решений Заказчика первыми контрактуются позиции длительного цикла (печь, КУ, ЭФ).</w:t>
+        <w:t xml:space="preserve">**Сушка и разогрев футеровки печи КС.** Первичная сушка нового массива (~135 т шамота) — по кривой проекта футеровки, 10–30 сут, с медленным подъёмом температуры (дрова → разогревные горелки МГМГ-10) и контролем по термопарам кладки; после капремонтной перекладки (1 раз в 3 года) — сушка 3–5 сут в составе цикла 29–31 сут (ИД разд. 6). Регламент разогрева до пуска (ИД разд. 2.4): розжиг дровами до 250–350 °C → загрузка огарка 80–100 т → разогрев тремя горелками МГМГ-10 (до 975 кг/ч мазута каждая) до 500–600 °C → слабое кипение воздухом 12–13 тыс. нм³/ч → 850–880 °C → перевод на кислородно-воздушное дутьё с подачей шихты. Приёмка кладки — пооперационная, с актами на скрытые работы (перевязка, температурные швы, зазоры — по проекту футеровки); скорость подъёма температуры и контрольные точки — по проекту футеровки поставщика печи (открытый вопрос).</w:t>
+      </w:r>
+    </w:p>
+    <w:p>
+      <w:r>
+        <w:rPr>
+          <w:sz w:val="20"/>
+        </w:rPr>
+        <w:t xml:space="preserve">**Котёл-утилизатор и паровой контур.** Гидравлическое испытание после монтажа, до нанесения изоляции и обмуровки: пробное давление по ФНП № 536 — ориентир 1,25 × расчётного 1,9 МПа ≈ **2,38 МПа** (окончательно — по расчёту на прочность завода-изготовителя); щелочение и отмывка внутренних поверхностей, продувка паропроводов до чистоты по норме завода; настройка двух предохранительных клапанов (стенд + контрольный подрыв по месту); наладка водно-химического режима по РД 24.032.01-91 (жёсткость ≤15 мкг-экв/кг, O₂ ≤30 мкг/кг, pH ≥8,5) и трёхимпульсного регулятора питания; регистрация КУ в органах Ростехнадзора до пуска. Паровые испытания РОУ — подтверждение 0,6 МПа/159 °C во всём диапазоне выдачи 4,1–6,5 т/ч.</w:t>
+      </w:r>
+    </w:p>
+    <w:p>
+      <w:r>
+        <w:rPr>
+          <w:sz w:val="20"/>
+        </w:rPr>
+        <w:t xml:space="preserve">**Холодные испытания и пусконаладка газоочистки.** (1) Опрессовка газового тракта воздухом с инструментальной проверкой присосов; приёмочный критерий герметичности — подсосы не выше балансовых: КУ ≤4,9 %, циклон ≤3,1 %, ЭФ ≤1,5 % (ИД табл. 23). (2) ЭФ: контроль зазоров коронирующих/осадительных электродов, сушка и прогрев изоляторных коробок, снятие вольт-амперных характеристик полей сначала на воздухе, затем на технологическом газе (рабочие точки 46,4/57,6 кВ), настройка автоматики «ток на грани искрения» и циклограмм встряхивания со сдвигом от выгрузки пыли; включение полей — только при температуре газа выше 320 °C (запас к кислотной точке росы 221/209 °C — calc.json L1-DEW). (3) Дымососы: лазерная центровка, вибрационная приёмка по паспорту (класс балансировки G6.3), снятие напорной характеристики с ЧРП, наладка АВР с перекидными шиберами (норматив перестановки ≤60 с). (4) Настройка контуров участка: трёхимпульсный уровень барабана, тяга (давление под сводом / разрежение перед дымососом), температуры материала за холодильниками 70 °C — методом ступенчатых воздействий с оформлением карт уставок по форме Прил. №5. (5) Аспирация: балансировка сети отсосов с паспортами на каждый отсос, настройка импульсной регенерации 800–1500 Па, проверка блокировочной матрицы «аспирация–технология». (6) АСУТП: автономная наладка на имитаторах, поканальная проверка, испытания по ГОСТ 34.603 (предварительные → опытная эксплуатация → приёмочные); МЛ-советчик — в теневом режиме с KPI-сравнением, без воздействия на процесс.</w:t>
+      </w:r>
+    </w:p>
+    <w:p>
+      <w:r>
+        <w:rPr>
+          <w:sz w:val="20"/>
+        </w:rPr>
+        <w:t xml:space="preserve">**Комплексное опробование и гарантийные испытания.** Комплексное опробование — 72 ч непрерывной работы под нагрузкой с оформлением акта (критерий готовности СМР/ПНР). Гарантийные испытания — на установившемся режиме по согласованной программе: предлагается **3 балансовых периода по 72 ч** на основном варианте дутья с фиксацией входов по ИД табл. 22 (решение БИ). Подтверждаемые показатели — по разделу целевых показателей: сера в огарке ≤0,1 %, запылённость газа на СКЦ ≤0,1 г/нм³ (гравиметрия по ГОСТ Р 50820), SO₂ по режиму, извлечение серы в газ 97,13 % (по балансу периода), температура отгрузки ≤70 °C; паропроизводительность — справочно 4,1/6,5 т/ч с жёсткой гарантией ≥3,6 т/ч (осн.) до подтверждения теплового расчёта (оговорка F-HEAT, calc.json). Все измерительные каналы гарантийных замеров — аттестованные (ГОСТ Р 8.596); гарантии действительны при составе и количестве шихты по ИД табл. 22 и соблюдении регламента (рамка гарантий calc.json).</w:t>
       </w:r>
     </w:p>
     <w:tbl>
@@ -9305,34 +9553,1712 @@
               <w:rPr>
                 <w:sz w:val="19"/>
               </w:rPr>
-              <w:t xml:space="preserve">Число ТКП на позицию</w:t>
-            </w:r>
-          </w:p>
-        </w:tc>
-        <w:tc>
-          <w:tcPr>
-            <w:tcW w:w="5000" w:type="dxa"/>
-          </w:tcPr>
-          <w:p>
-            <w:r>
-              <w:rPr>
-                <w:sz w:val="19"/>
-              </w:rPr>
-              <w:t xml:space="preserve">не менее 2–3</w:t>
-            </w:r>
-          </w:p>
-        </w:tc>
-        <w:tc>
-          <w:tcPr>
-            <w:tcW w:w="3038" w:type="dxa"/>
-          </w:tcPr>
-          <w:p>
-            <w:r>
-              <w:rPr>
-                <w:color w:val="666666"/>
-                <w:sz w:val="18"/>
-              </w:rPr>
-              <w:t xml:space="preserve">ТЗ п.3.6</w:t>
+              <w:t xml:space="preserve">Сушка футеровки</w:t>
+            </w:r>
+          </w:p>
+        </w:tc>
+        <w:tc>
+          <w:tcPr>
+            <w:tcW w:w="5000" w:type="dxa"/>
+          </w:tcPr>
+          <w:p>
+            <w:r>
+              <w:rPr>
+                <w:sz w:val="19"/>
+              </w:rPr>
+              <w:t xml:space="preserve">первичная 10–30 сут; после капремонта 3–5 сут (цикл 29–31 сут)</w:t>
+            </w:r>
+          </w:p>
+        </w:tc>
+        <w:tc>
+          <w:tcPr>
+            <w:tcW w:w="3038" w:type="dxa"/>
+          </w:tcPr>
+          <w:p>
+            <w:r>
+              <w:rPr>
+                <w:color w:val="666666"/>
+                <w:sz w:val="18"/>
+              </w:rPr>
+              <w:t xml:space="preserve">ИД разд. 6; кривая — проект футеровки (стадия БИ)</w:t>
+            </w:r>
+          </w:p>
+        </w:tc>
+      </w:tr>
+      <w:tr>
+        <w:tc>
+          <w:tcPr>
+            <w:tcW w:w="3600" w:type="dxa"/>
+          </w:tcPr>
+          <w:p>
+            <w:r>
+              <w:rPr>
+                <w:sz w:val="19"/>
+              </w:rPr>
+              <w:t xml:space="preserve">Разогрев печи до пуска</w:t>
+            </w:r>
+          </w:p>
+        </w:tc>
+        <w:tc>
+          <w:tcPr>
+            <w:tcW w:w="5000" w:type="dxa"/>
+          </w:tcPr>
+          <w:p>
+            <w:r>
+              <w:rPr>
+                <w:sz w:val="19"/>
+              </w:rPr>
+              <w:t xml:space="preserve">дрова → огарок 80–100 т → 3×МГМГ-10 (до 975 кг/ч) → 850–880 °C</w:t>
+            </w:r>
+          </w:p>
+        </w:tc>
+        <w:tc>
+          <w:tcPr>
+            <w:tcW w:w="3038" w:type="dxa"/>
+          </w:tcPr>
+          <w:p>
+            <w:r>
+              <w:rPr>
+                <w:color w:val="666666"/>
+                <w:sz w:val="18"/>
+              </w:rPr>
+              <w:t xml:space="preserve">ИД разд. 2.4</w:t>
+            </w:r>
+          </w:p>
+        </w:tc>
+      </w:tr>
+      <w:tr>
+        <w:tc>
+          <w:tcPr>
+            <w:tcW w:w="3600" w:type="dxa"/>
+          </w:tcPr>
+          <w:p>
+            <w:r>
+              <w:rPr>
+                <w:sz w:val="19"/>
+              </w:rPr>
+              <w:t xml:space="preserve">Гидроиспытание КУ (ориентир)</w:t>
+            </w:r>
+          </w:p>
+        </w:tc>
+        <w:tc>
+          <w:tcPr>
+            <w:tcW w:w="5000" w:type="dxa"/>
+          </w:tcPr>
+          <w:p>
+            <w:r>
+              <w:rPr>
+                <w:sz w:val="19"/>
+              </w:rPr>
+              <w:t xml:space="preserve">1,25 × 1,9 МПа ≈ 2,38 МПа, до изоляции и обмуровки</w:t>
+            </w:r>
+          </w:p>
+        </w:tc>
+        <w:tc>
+          <w:tcPr>
+            <w:tcW w:w="3038" w:type="dxa"/>
+          </w:tcPr>
+          <w:p>
+            <w:r>
+              <w:rPr>
+                <w:color w:val="666666"/>
+                <w:sz w:val="18"/>
+              </w:rPr>
+              <w:t xml:space="preserve">ФНП № 536; окончательно — расчёт завода-изготовителя</w:t>
+            </w:r>
+          </w:p>
+        </w:tc>
+      </w:tr>
+      <w:tr>
+        <w:tc>
+          <w:tcPr>
+            <w:tcW w:w="3600" w:type="dxa"/>
+          </w:tcPr>
+          <w:p>
+            <w:r>
+              <w:rPr>
+                <w:sz w:val="19"/>
+              </w:rPr>
+              <w:t xml:space="preserve">Критерий герметичности тракта (холодные испытания)</w:t>
+            </w:r>
+          </w:p>
+        </w:tc>
+        <w:tc>
+          <w:tcPr>
+            <w:tcW w:w="5000" w:type="dxa"/>
+          </w:tcPr>
+          <w:p>
+            <w:r>
+              <w:rPr>
+                <w:sz w:val="19"/>
+              </w:rPr>
+              <w:t xml:space="preserve">подсосы: КУ ≤4,9 / циклон ≤3,1 / ЭФ ≤1,5 %</w:t>
+            </w:r>
+          </w:p>
+        </w:tc>
+        <w:tc>
+          <w:tcPr>
+            <w:tcW w:w="3038" w:type="dxa"/>
+          </w:tcPr>
+          <w:p>
+            <w:r>
+              <w:rPr>
+                <w:color w:val="666666"/>
+                <w:sz w:val="18"/>
+              </w:rPr>
+              <w:t xml:space="preserve">ИД табл. 23 п.273, 313, 356</w:t>
+            </w:r>
+          </w:p>
+        </w:tc>
+      </w:tr>
+      <w:tr>
+        <w:tc>
+          <w:tcPr>
+            <w:tcW w:w="3600" w:type="dxa"/>
+          </w:tcPr>
+          <w:p>
+            <w:r>
+              <w:rPr>
+                <w:sz w:val="19"/>
+              </w:rPr>
+              <w:t xml:space="preserve">Включение полей ЭФ</w:t>
+            </w:r>
+          </w:p>
+        </w:tc>
+        <w:tc>
+          <w:tcPr>
+            <w:tcW w:w="5000" w:type="dxa"/>
+          </w:tcPr>
+          <w:p>
+            <w:r>
+              <w:rPr>
+                <w:sz w:val="19"/>
+              </w:rPr>
+              <w:t xml:space="preserve">только при T газа &gt;320 °C (точка росы 221/209 °C)</w:t>
+            </w:r>
+          </w:p>
+        </w:tc>
+        <w:tc>
+          <w:tcPr>
+            <w:tcW w:w="3038" w:type="dxa"/>
+          </w:tcPr>
+          <w:p>
+            <w:r>
+              <w:rPr>
+                <w:color w:val="666666"/>
+                <w:sz w:val="18"/>
+              </w:rPr>
+              <w:t xml:space="preserve">решение БИ; calc.json L1-DEW</w:t>
+            </w:r>
+          </w:p>
+        </w:tc>
+      </w:tr>
+      <w:tr>
+        <w:tc>
+          <w:tcPr>
+            <w:tcW w:w="3600" w:type="dxa"/>
+          </w:tcPr>
+          <w:p>
+            <w:r>
+              <w:rPr>
+                <w:sz w:val="19"/>
+              </w:rPr>
+              <w:t xml:space="preserve">Комплексное опробование / гарантийные испытания</w:t>
+            </w:r>
+          </w:p>
+        </w:tc>
+        <w:tc>
+          <w:tcPr>
+            <w:tcW w:w="5000" w:type="dxa"/>
+          </w:tcPr>
+          <w:p>
+            <w:r>
+              <w:rPr>
+                <w:sz w:val="19"/>
+              </w:rPr>
+              <w:t xml:space="preserve">72 ч под нагрузкой / 3 балансовых периода по 72 ч</w:t>
+            </w:r>
+          </w:p>
+        </w:tc>
+        <w:tc>
+          <w:tcPr>
+            <w:tcW w:w="3038" w:type="dxa"/>
+          </w:tcPr>
+          <w:p>
+            <w:r>
+              <w:rPr>
+                <w:color w:val="666666"/>
+                <w:sz w:val="18"/>
+              </w:rPr>
+              <w:t xml:space="preserve">СП 68.13330.2017; программа периодов — решение БИ</w:t>
+            </w:r>
+          </w:p>
+        </w:tc>
+      </w:tr>
+      <w:tr>
+        <w:tc>
+          <w:tcPr>
+            <w:tcW w:w="3600" w:type="dxa"/>
+          </w:tcPr>
+          <w:p>
+            <w:r>
+              <w:rPr>
+                <w:sz w:val="19"/>
+              </w:rPr>
+              <w:t xml:space="preserve">Паровая гарантия</w:t>
+            </w:r>
+          </w:p>
+        </w:tc>
+        <w:tc>
+          <w:tcPr>
+            <w:tcW w:w="5000" w:type="dxa"/>
+          </w:tcPr>
+          <w:p>
+            <w:r>
+              <w:rPr>
+                <w:sz w:val="19"/>
+              </w:rPr>
+              <w:t xml:space="preserve">≥3,6 т/ч (осн.); 4,1/6,5 т/ч — справочно до подтверждения F-HEAT</w:t>
+            </w:r>
+          </w:p>
+        </w:tc>
+        <w:tc>
+          <w:tcPr>
+            <w:tcW w:w="3038" w:type="dxa"/>
+          </w:tcPr>
+          <w:p>
+            <w:r>
+              <w:rPr>
+                <w:color w:val="666666"/>
+                <w:sz w:val="18"/>
+              </w:rPr>
+              <w:t xml:space="preserve">calc.json (рамка гарантий; запрос Гипроникелю)</w:t>
+            </w:r>
+          </w:p>
+        </w:tc>
+      </w:tr>
+    </w:tbl>
+    <w:p>
+      <w:r>
+        <w:rPr>
+          <w:b/>
+          <w:sz w:val="19"/>
+        </w:rPr>
+        <w:t xml:space="preserve">Нормативная база: </w:t>
+      </w:r>
+      <w:r>
+        <w:rPr>
+          <w:color w:val="444444"/>
+          <w:sz w:val="19"/>
+        </w:rPr>
+        <w:t xml:space="preserve">ФНП № 536 от 15.12.2020 — Гидроиспытания, наладка защит и пуск КУ; регистрация в Ростехнадзоре; ФНП № 512 от 09.12.2020 — Розжиг печи, продувка, газоопасные операции пуска и остановки; СП 75.13330.2011 — Индивидуальные и комплексные испытания смонтированного оборудования и трубопроводов; СП 68.13330.2017 — Приёмка в эксплуатацию законченных строительством объектов; комплексное опробование под нагрузкой; СП 77.13330.2016 — Монтаж и наладка систем автоматизации; ГОСТ 34.603-92 — Виды испытаний автоматизированных систем — АСУТП и МЛ-советчик; ГОСТ Р 50820-95 — Методы определения запылённости газопылевых потоков — гарантийные замеры 0,1 г/нм³; ГОСТ Р 8.596-2002 — Аттестация измерительных каналов гарантийных замеров</w:t>
+      </w:r>
+    </w:p>
+    <w:p>
+      <w:r>
+        <w:rPr>
+          <w:b/>
+          <w:color w:val="8A6200"/>
+          <w:sz w:val="19"/>
+        </w:rPr>
+        <w:t xml:space="preserve">— определяется на стадии БИ: </w:t>
+      </w:r>
+      <w:r>
+        <w:rPr>
+          <w:sz w:val="19"/>
+        </w:rPr>
+        <w:t xml:space="preserve">Кривая сушки, контрольные термопары кладки и критерии готовности футеровки — проект футеровки поставщика печи (стадия БИ)</w:t>
+      </w:r>
+    </w:p>
+    <w:p>
+      <w:r>
+        <w:rPr>
+          <w:b/>
+          <w:color w:val="8A6200"/>
+          <w:sz w:val="19"/>
+        </w:rPr>
+        <w:t xml:space="preserve">— определяется на стадии БИ: </w:t>
+      </w:r>
+      <w:r>
+        <w:rPr>
+          <w:sz w:val="19"/>
+        </w:rPr>
+        <w:t xml:space="preserve">Программа и точки гарантийных замеров (сечения газохода, методика гравиметрии) — согласование с Заказчиком и эксплуатацией СКЦ</w:t>
+      </w:r>
+    </w:p>
+    <w:p>
+      <w:r>
+        <w:rPr>
+          <w:b/>
+          <w:color w:val="8A6200"/>
+          <w:sz w:val="19"/>
+        </w:rPr>
+        <w:t xml:space="preserve">— определяется на стадии БИ: </w:t>
+      </w:r>
+      <w:r>
+        <w:rPr>
+          <w:sz w:val="19"/>
+        </w:rPr>
+        <w:t xml:space="preserve">Методика подтверждения паровой гарантии при оговорке F-HEAT — после поверочного теплового расчёта Гипроникеля</w:t>
+      </w:r>
+    </w:p>
+    <w:p>
+      <w:r>
+        <w:rPr>
+          <w:b/>
+          <w:color w:val="8A6200"/>
+          <w:sz w:val="19"/>
+        </w:rPr>
+        <w:t xml:space="preserve">— определяется на стадии БИ: </w:t>
+      </w:r>
+      <w:r>
+        <w:rPr>
+          <w:sz w:val="19"/>
+        </w:rPr>
+        <w:t xml:space="preserve">Программа опытно-промышленных испытаний МЛ-советчика (длительность теневого режима, KPI) — утверждается Заказчиком</w:t>
+      </w:r>
+    </w:p>
+    <w:p>
+      <w:r>
+        <w:rPr>
+          <w:b/>
+          <w:color w:val="8A6200"/>
+          <w:sz w:val="19"/>
+        </w:rPr>
+        <w:t xml:space="preserve">— определяется на стадии БИ: </w:t>
+      </w:r>
+      <w:r>
+        <w:rPr>
+          <w:sz w:val="19"/>
+        </w:rPr>
+        <w:t xml:space="preserve">Порядок совместных испытаний с СКЦ (первый пропуск газа, выход контактного отделения на режим) — межцеховой регламент с Заказчиком</w:t>
+      </w:r>
+    </w:p>
+    <w:p>
+      <w:pPr>
+        <w:pStyle w:val="Heading2"/>
+      </w:pPr>
+      <w:r>
+        <w:rPr>
+          <w:b/>
+          <w:sz w:val="26"/>
+        </w:rPr>
+        <w:t xml:space="preserve">Спецификации, опросные листы, нетиповое оборудование и оборудование длительного цикла изготовления</w:t>
+      </w:r>
+    </w:p>
+    <w:p>
+      <w:r>
+        <w:rPr>
+          <w:sz w:val="20"/>
+        </w:rPr>
+        <w:t xml:space="preserve">**Спецификация основного и вспомогательного оборудования** оформляется по ГОСТ 21.110-2013 с обязательными графами ТЗ п.3.5: технические характеристики, габариты, масса, энергопотребление; базовое наполнение — из ИД табл. 23/24Б/25 (позиции, типоразмеры, массы: ЭФ 72,6 т, циклон 1,19 т, дымосос 3,32+2,32 т и т.д.) с дополнением данными ТКП. **Спецификация нетипового оборудования** с техтребованиями к проектированию, изготовлению и поставке + эскизные чертежи (ГОСТ 2.119-2013): печь КС (корпус, свод, газораспределительная подина с 583 соплами ХН78Т, пороги выгрузки с дроссельным затвором и ножевой шиберной задвижкой, шнековый забрасыватель), котёл-утилизатор (перепроектирование под параметры ИД), топка-смеситель дутья, приёмные/расходные бункеры с футеровкой PE500, силосные башни, укрытия и узлы аспирации, газоходы Ø2000/Ø1100 с футеровкой.</w:t>
+      </w:r>
+    </w:p>
+    <w:p>
+      <w:r>
+        <w:rPr>
+          <w:sz w:val="20"/>
+        </w:rPr>
+        <w:t xml:space="preserve">**Комплект опросных листов** (по одному на каждую позицию основного технологического, электротехнического и КИП-оборудования — формы КГМК): в ОЛ обязательно вносятся параметры двух вариантов обжига (осн./вспом.) как два расчётных режима — газовый тракт, КУ и дымососы выбираются по вспомогательному (больший объём газа), кислородный узел — по основному; для динамических машин — требование паспортных динамических нагрузок и класса балансировки; для ЭФ — гарантия ≤0,1 г/нм³ при 21 830 нм³/ч; для рукавных фильтров аспирации — ≤10 мг/нм³; для всех СИ — внесение в Госреестр РФ и первичная поверка (Прил. №5).</w:t>
+      </w:r>
+    </w:p>
+    <w:p>
+      <w:r>
+        <w:rPr>
+          <w:sz w:val="20"/>
+        </w:rPr>
+        <w:t xml:space="preserve">**Оборудование длительного цикла изготовления** (исходные требования выдаются в первоочередном порядке для контрактации до завершения БИ): печь КС с футеровкой (цикл проектирования+изготовления 12–18 мес — оценка), котёл-утилизатор (12–16 мес), электрофильтры (10–14 мес), воздуходувка (8–12 мес), дымососы, холодильники Holo-Screw Flite (импортозамещение — проработка аналогов), силосные башни, агрегаты питания ЭФ, КТП и ЧРП 6 кВ. По позициям основного перечня — бюджетные ТКП 2–3 поставщиков (ТЗ п.3.6 в ред. v4.1); полная закупочная кампания — этап закупки после БИ. Импортозамещение по Прил. №5 (оборудование и ПО автоматизации — производства РФ; отступления — по согласованию с Заказчиком) распространяется и на приводную технику.</w:t>
+      </w:r>
+    </w:p>
+    <w:tbl>
+      <w:tblPr>
+        <w:tblW w:w="11638" w:type="dxa"/>
+        <w:tblBorders>
+          <w:top w:val="single" w:sz="4" w:color="C9C9C9"/>
+          <w:left w:val="single" w:sz="4" w:color="C9C9C9"/>
+          <w:bottom w:val="single" w:sz="4" w:color="C9C9C9"/>
+          <w:right w:val="single" w:sz="4" w:color="C9C9C9"/>
+          <w:insideH w:val="single" w:sz="4" w:color="C9C9C9"/>
+          <w:insideV w:val="single" w:sz="4" w:color="C9C9C9"/>
+        </w:tblBorders>
+        <w:tblLayout w:type="fixed"/>
+      </w:tblPr>
+      <w:tblGrid>
+        <w:gridCol w:w="3600"/>
+        <w:gridCol w:w="5000"/>
+        <w:gridCol w:w="3038"/>
+      </w:tblGrid>
+      <w:tr>
+        <w:tc>
+          <w:tcPr>
+            <w:tcW w:w="3600" w:type="dxa"/>
+            <w:shd w:val="clear" w:fill="EFEFEF"/>
+          </w:tcPr>
+          <w:p>
+            <w:r>
+              <w:rPr>
+                <w:b/>
+                <w:sz w:val="19"/>
+              </w:rPr>
+              <w:t xml:space="preserve">Параметр</w:t>
+            </w:r>
+          </w:p>
+        </w:tc>
+        <w:tc>
+          <w:tcPr>
+            <w:tcW w:w="5000" w:type="dxa"/>
+            <w:shd w:val="clear" w:fill="EFEFEF"/>
+          </w:tcPr>
+          <w:p>
+            <w:r>
+              <w:rPr>
+                <w:b/>
+                <w:sz w:val="19"/>
+              </w:rPr>
+              <w:t xml:space="preserve">Значение</w:t>
+            </w:r>
+          </w:p>
+        </w:tc>
+        <w:tc>
+          <w:tcPr>
+            <w:tcW w:w="3038" w:type="dxa"/>
+            <w:shd w:val="clear" w:fill="EFEFEF"/>
+          </w:tcPr>
+          <w:p>
+            <w:r>
+              <w:rPr>
+                <w:b/>
+                <w:sz w:val="19"/>
+              </w:rPr>
+              <w:t xml:space="preserve">Источник</w:t>
+            </w:r>
+          </w:p>
+        </w:tc>
+      </w:tr>
+      <w:tr>
+        <w:tc>
+          <w:tcPr>
+            <w:tcW w:w="3600" w:type="dxa"/>
+          </w:tcPr>
+          <w:p>
+            <w:r>
+              <w:rPr>
+                <w:sz w:val="19"/>
+              </w:rPr>
+              <w:t xml:space="preserve">Объём комплекта ОЛ (оценка)</w:t>
+            </w:r>
+          </w:p>
+        </w:tc>
+        <w:tc>
+          <w:tcPr>
+            <w:tcW w:w="5000" w:type="dxa"/>
+          </w:tcPr>
+          <w:p>
+            <w:r>
+              <w:rPr>
+                <w:sz w:val="19"/>
+              </w:rPr>
+              <w:t xml:space="preserve">~35–45 позиций технологического + электро + КИП</w:t>
+            </w:r>
+          </w:p>
+        </w:tc>
+        <w:tc>
+          <w:tcPr>
+            <w:tcW w:w="3038" w:type="dxa"/>
+          </w:tcPr>
+          <w:p>
+            <w:r>
+              <w:rPr>
+                <w:color w:val="666666"/>
+                <w:sz w:val="18"/>
+              </w:rPr>
+              <w:t xml:space="preserve">состав по ИД табл. 24Б; оценка Исполнителя</w:t>
+            </w:r>
+          </w:p>
+        </w:tc>
+      </w:tr>
+      <w:tr>
+        <w:tc>
+          <w:tcPr>
+            <w:tcW w:w="3600" w:type="dxa"/>
+          </w:tcPr>
+          <w:p>
+            <w:r>
+              <w:rPr>
+                <w:sz w:val="19"/>
+              </w:rPr>
+              <w:t xml:space="preserve">Определяющий режим для газового тракта</w:t>
+            </w:r>
+          </w:p>
+        </w:tc>
+        <w:tc>
+          <w:tcPr>
+            <w:tcW w:w="5000" w:type="dxa"/>
+          </w:tcPr>
+          <w:p>
+            <w:r>
+              <w:rPr>
+                <w:sz w:val="19"/>
+              </w:rPr>
+              <w:t xml:space="preserve">вспомогательный (21 830 нм³/ч, 5 426 Па)</w:t>
+            </w:r>
+          </w:p>
+        </w:tc>
+        <w:tc>
+          <w:tcPr>
+            <w:tcW w:w="3038" w:type="dxa"/>
+          </w:tcPr>
+          <w:p>
+            <w:r>
+              <w:rPr>
+                <w:color w:val="666666"/>
+                <w:sz w:val="18"/>
+              </w:rPr>
+              <w:t xml:space="preserve">ИД табл. 23 п.357, 398; разд. 2.5</w:t>
+            </w:r>
+          </w:p>
+        </w:tc>
+      </w:tr>
+      <w:tr>
+        <w:tc>
+          <w:tcPr>
+            <w:tcW w:w="3600" w:type="dxa"/>
+          </w:tcPr>
+          <w:p>
+            <w:r>
+              <w:rPr>
+                <w:sz w:val="19"/>
+              </w:rPr>
+              <w:t xml:space="preserve">Определяющий режим для кислородного узла</w:t>
+            </w:r>
+          </w:p>
+        </w:tc>
+        <w:tc>
+          <w:tcPr>
+            <w:tcW w:w="5000" w:type="dxa"/>
+          </w:tcPr>
+          <w:p>
+            <w:r>
+              <w:rPr>
+                <w:sz w:val="19"/>
+              </w:rPr>
+              <w:t xml:space="preserve">основной (4 687 нм³/ч O₂)</w:t>
+            </w:r>
+          </w:p>
+        </w:tc>
+        <w:tc>
+          <w:tcPr>
+            <w:tcW w:w="3038" w:type="dxa"/>
+          </w:tcPr>
+          <w:p>
+            <w:r>
+              <w:rPr>
+                <w:color w:val="666666"/>
+                <w:sz w:val="18"/>
+              </w:rPr>
+              <w:t xml:space="preserve">ИД табл. 23 п.198</w:t>
+            </w:r>
+          </w:p>
+        </w:tc>
+      </w:tr>
+      <w:tr>
+        <w:tc>
+          <w:tcPr>
+            <w:tcW w:w="3600" w:type="dxa"/>
+          </w:tcPr>
+          <w:p>
+            <w:r>
+              <w:rPr>
+                <w:sz w:val="19"/>
+              </w:rPr>
+              <w:t xml:space="preserve">Длительный цикл (оценка сроков)</w:t>
+            </w:r>
+          </w:p>
+        </w:tc>
+        <w:tc>
+          <w:tcPr>
+            <w:tcW w:w="5000" w:type="dxa"/>
+          </w:tcPr>
+          <w:p>
+            <w:r>
+              <w:rPr>
+                <w:sz w:val="19"/>
+              </w:rPr>
+              <w:t xml:space="preserve">печь 12–18 мес; КУ 12–16; ЭФ 10–14 мес</w:t>
+            </w:r>
+          </w:p>
+        </w:tc>
+        <w:tc>
+          <w:tcPr>
+            <w:tcW w:w="3038" w:type="dxa"/>
+          </w:tcPr>
+          <w:p>
+            <w:r>
+              <w:rPr>
+                <w:color w:val="666666"/>
+                <w:sz w:val="18"/>
+              </w:rPr>
+              <w:t xml:space="preserve">оценка Исполнителя (уточняется ТКП)</w:t>
+            </w:r>
+          </w:p>
+        </w:tc>
+      </w:tr>
+    </w:tbl>
+    <w:p>
+      <w:r>
+        <w:rPr>
+          <w:b/>
+          <w:sz w:val="19"/>
+        </w:rPr>
+        <w:t xml:space="preserve">Нормативная база: </w:t>
+      </w:r>
+      <w:r>
+        <w:rPr>
+          <w:color w:val="444444"/>
+          <w:sz w:val="19"/>
+        </w:rPr>
+        <w:t xml:space="preserve">ГОСТ 21.110-2013 — Спецификация оборудования, изделий и материалов; ГОСТ 2.119-2013 — Эскизный проект — состав эскизных чертежей нетипового оборудования; ГОСТ 15.005-86 — Создание изделий единичного и мелкосерийного производства — печь, КУ, нетиповые металлоконструкции (уточнить применимость с Заказчиком); ТР ТС 010/2011, ТР ТС 032/2013 — Обязательная оценка соответствия — фиксируется в ОЛ</w:t>
+      </w:r>
+    </w:p>
+    <w:p>
+      <w:r>
+        <w:rPr>
+          <w:b/>
+          <w:color w:val="8A6200"/>
+          <w:sz w:val="19"/>
+        </w:rPr>
+        <w:t xml:space="preserve">— определяется на стадии БИ: </w:t>
+      </w:r>
+      <w:r>
+        <w:rPr>
+          <w:sz w:val="19"/>
+        </w:rPr>
+        <w:t xml:space="preserve">Формы опросных листов КГМК — запросить у Заказчика до выпуска комплекта</w:t>
+      </w:r>
+    </w:p>
+    <w:p>
+      <w:r>
+        <w:rPr>
+          <w:b/>
+          <w:color w:val="8A6200"/>
+          <w:sz w:val="19"/>
+        </w:rPr>
+        <w:t xml:space="preserve">— определяется на стадии БИ: </w:t>
+      </w:r>
+      <w:r>
+        <w:rPr>
+          <w:sz w:val="19"/>
+        </w:rPr>
+        <w:t xml:space="preserve">Перечень оборудования, передаваемого в ЦИМ (Приложение №4) — увязка атрибутов спецификации с моделью</w:t>
+      </w:r>
+    </w:p>
+    <w:p>
+      <w:r>
+        <w:rPr>
+          <w:b/>
+          <w:color w:val="8A6200"/>
+          <w:sz w:val="19"/>
+        </w:rPr>
+        <w:t xml:space="preserve">— определяется на стадии БИ: </w:t>
+      </w:r>
+      <w:r>
+        <w:rPr>
+          <w:sz w:val="19"/>
+        </w:rPr>
+        <w:t xml:space="preserve">Статус проекта печи HATCH (права, актуализация под РФ-изготовителя) — решение Заказчика</w:t>
+      </w:r>
+    </w:p>
+    <w:p>
+      <w:pPr>
+        <w:pStyle w:val="Heading2"/>
+      </w:pPr>
+      <w:r>
+        <w:rPr>
+          <w:b/>
+          <w:sz w:val="26"/>
+        </w:rPr>
+        <w:t xml:space="preserve">Тепловыделения и выделения вредностей от оборудования в помещения цеха</w:t>
+      </w:r>
+    </w:p>
+    <w:p>
+      <w:r>
+        <w:rPr>
+          <w:sz w:val="20"/>
+        </w:rPr>
+        <w:t xml:space="preserve">**Тепловыделения.** Базовая статья — потери печи КС в окружающую среду: 10 % теплового баланса = **3,67 ГДж/ч (1,02 МВт) осн. / 6,46 ГДж/ч (1,79 МВт) вспом.** (ИД табл. 23 п.240); большая часть рассеивается поверхностями печи (корпус ~200 м², температура наружной поверхности при шамотной футеровке — 60–90 °C расчётно) и газоходом Ø2000 в помещение отделения обжига. Дополнительно в цех поступают: потери изолированных поверхностей КУ, газоходов и паропроводов (при нормируемой плотности потока по СП 61.13330 ~150–300 Вт/м² на горячих трактах — суммарно 0,2–0,4 МВт, уточняется расчётом изоляции); тепло от электроприводов (~10 % потребляемой мощности ≈ 20–60 кВт); тепло охлаждаемых продуктов на открытых участках шнеков (малое, тракты закрыты). **Итого проектная оценка тепловыделений в объём цеха 1,3–2,2 МВт** — определяющая нагрузка для воздухообмена: летом — аэрация/механическая вытяжка из верхней зоны отделения обжига, зимой тепловыделения частично замещают отопление (дежурное отопление +5 °C в нерабочих зонах, воздушно-тепловые завесы ворот — климат −40 °C). Точный тепловой паспорт по помещениям выдаётся в БИ таблицей «аппарат → поверхность, м² → t поверхности → Вт».</w:t>
+      </w:r>
+    </w:p>
+    <w:p>
+      <w:r>
+        <w:rPr>
+          <w:sz w:val="20"/>
+        </w:rPr>
+        <w:t xml:space="preserve">**Вредности.** (1) SO₂: источники — надслоевое пространство печи (+50–100 Па) через неплотности загрузочного узла и порогов, ревизионные люки при обслуживании; мероприятия: аспирация укрытий узлов печи, поддержание минимального избыточного давления/перевод на разрежение (вопрос уставки — см. P&amp;ID), газоанализаторы СО₂/SO₂ рабочей зоны с сигнализацией при ПДКрз 10 мг/м³ (ГОСТ 12.1.005). (2) Пыль медьсодержащая (Cu, Ni — с учётом канцерогенности Ni): источники — пересыпки, растаривание, налив; мероприятия: герметизация + аспирация с возвратом пыли, уборка полов промышленными пылесосами/гидросмывом (сухая пыль II класса опасности — ИД разд. 6), контроль воздуха рабочей зоны по программе производственного контроля (СП 2.2.3670-20). (3) Тепловое излучение у печи и порогов выгрузки (930 °C) — экранирование, ограничение времени пребывания, СИЗ; облучённость на рабочих местах ≤140 Вт/м² по СанПиН 1.2.3685-21 (уточняется расчётом). (4) Шум: дымососы 400 кВт, воздуходувка — шумоизолированные помещения/кожухи, цель ≤80 дБА на рабочих местах (ГОСТ 12.1.003). (5) Вибрация — виброизоляция фундаментов (см. раздел фундаментов). Категории помещений по пожарной опасности: мазутный узел — В1-В2; электропомещения — В1-В3; основные технологические отделения — Д/Г (негорючие материалы при высоких температурах); уточняется расчётом по СП 12.13130.2009.</w:t>
+      </w:r>
+    </w:p>
+    <w:tbl>
+      <w:tblPr>
+        <w:tblW w:w="11638" w:type="dxa"/>
+        <w:tblBorders>
+          <w:top w:val="single" w:sz="4" w:color="C9C9C9"/>
+          <w:left w:val="single" w:sz="4" w:color="C9C9C9"/>
+          <w:bottom w:val="single" w:sz="4" w:color="C9C9C9"/>
+          <w:right w:val="single" w:sz="4" w:color="C9C9C9"/>
+          <w:insideH w:val="single" w:sz="4" w:color="C9C9C9"/>
+          <w:insideV w:val="single" w:sz="4" w:color="C9C9C9"/>
+        </w:tblBorders>
+        <w:tblLayout w:type="fixed"/>
+      </w:tblPr>
+      <w:tblGrid>
+        <w:gridCol w:w="3600"/>
+        <w:gridCol w:w="5000"/>
+        <w:gridCol w:w="3038"/>
+      </w:tblGrid>
+      <w:tr>
+        <w:tc>
+          <w:tcPr>
+            <w:tcW w:w="3600" w:type="dxa"/>
+            <w:shd w:val="clear" w:fill="EFEFEF"/>
+          </w:tcPr>
+          <w:p>
+            <w:r>
+              <w:rPr>
+                <w:b/>
+                <w:sz w:val="19"/>
+              </w:rPr>
+              <w:t xml:space="preserve">Параметр</w:t>
+            </w:r>
+          </w:p>
+        </w:tc>
+        <w:tc>
+          <w:tcPr>
+            <w:tcW w:w="5000" w:type="dxa"/>
+            <w:shd w:val="clear" w:fill="EFEFEF"/>
+          </w:tcPr>
+          <w:p>
+            <w:r>
+              <w:rPr>
+                <w:b/>
+                <w:sz w:val="19"/>
+              </w:rPr>
+              <w:t xml:space="preserve">Значение</w:t>
+            </w:r>
+          </w:p>
+        </w:tc>
+        <w:tc>
+          <w:tcPr>
+            <w:tcW w:w="3038" w:type="dxa"/>
+            <w:shd w:val="clear" w:fill="EFEFEF"/>
+          </w:tcPr>
+          <w:p>
+            <w:r>
+              <w:rPr>
+                <w:b/>
+                <w:sz w:val="19"/>
+              </w:rPr>
+              <w:t xml:space="preserve">Источник</w:t>
+            </w:r>
+          </w:p>
+        </w:tc>
+      </w:tr>
+      <w:tr>
+        <w:tc>
+          <w:tcPr>
+            <w:tcW w:w="3600" w:type="dxa"/>
+          </w:tcPr>
+          <w:p>
+            <w:r>
+              <w:rPr>
+                <w:sz w:val="19"/>
+              </w:rPr>
+              <w:t xml:space="preserve">Потери печи в окружающую среду</w:t>
+            </w:r>
+          </w:p>
+        </w:tc>
+        <w:tc>
+          <w:tcPr>
+            <w:tcW w:w="5000" w:type="dxa"/>
+          </w:tcPr>
+          <w:p>
+            <w:r>
+              <w:rPr>
+                <w:sz w:val="19"/>
+              </w:rPr>
+              <w:t xml:space="preserve">1,02 / 1,79 МВт (10 % баланса)</w:t>
+            </w:r>
+          </w:p>
+        </w:tc>
+        <w:tc>
+          <w:tcPr>
+            <w:tcW w:w="3038" w:type="dxa"/>
+          </w:tcPr>
+          <w:p>
+            <w:r>
+              <w:rPr>
+                <w:color w:val="666666"/>
+                <w:sz w:val="18"/>
+              </w:rPr>
+              <w:t xml:space="preserve">ИД табл. 23 п.240 (пересчёт в МВт)</w:t>
+            </w:r>
+          </w:p>
+        </w:tc>
+      </w:tr>
+      <w:tr>
+        <w:tc>
+          <w:tcPr>
+            <w:tcW w:w="3600" w:type="dxa"/>
+          </w:tcPr>
+          <w:p>
+            <w:r>
+              <w:rPr>
+                <w:sz w:val="19"/>
+              </w:rPr>
+              <w:t xml:space="preserve">Суммарные тепловыделения в цех (предв.)</w:t>
+            </w:r>
+          </w:p>
+        </w:tc>
+        <w:tc>
+          <w:tcPr>
+            <w:tcW w:w="5000" w:type="dxa"/>
+          </w:tcPr>
+          <w:p>
+            <w:r>
+              <w:rPr>
+                <w:sz w:val="19"/>
+              </w:rPr>
+              <w:t xml:space="preserve">1,3–2,2 МВт</w:t>
+            </w:r>
+          </w:p>
+        </w:tc>
+        <w:tc>
+          <w:tcPr>
+            <w:tcW w:w="3038" w:type="dxa"/>
+          </w:tcPr>
+          <w:p>
+            <w:r>
+              <w:rPr>
+                <w:color w:val="666666"/>
+                <w:sz w:val="18"/>
+              </w:rPr>
+              <w:t xml:space="preserve">оценка Исполнителя (печь по ИД + изоляция по СП 61.13330)</w:t>
+            </w:r>
+          </w:p>
+        </w:tc>
+      </w:tr>
+      <w:tr>
+        <w:tc>
+          <w:tcPr>
+            <w:tcW w:w="3600" w:type="dxa"/>
+          </w:tcPr>
+          <w:p>
+            <w:r>
+              <w:rPr>
+                <w:sz w:val="19"/>
+              </w:rPr>
+              <w:t xml:space="preserve">ПДКрз SO₂</w:t>
+            </w:r>
+          </w:p>
+        </w:tc>
+        <w:tc>
+          <w:tcPr>
+            <w:tcW w:w="5000" w:type="dxa"/>
+          </w:tcPr>
+          <w:p>
+            <w:r>
+              <w:rPr>
+                <w:sz w:val="19"/>
+              </w:rPr>
+              <w:t xml:space="preserve">10 мг/м³ — уставка газоанализаторов рабочей зоны</w:t>
+            </w:r>
+          </w:p>
+        </w:tc>
+        <w:tc>
+          <w:tcPr>
+            <w:tcW w:w="3038" w:type="dxa"/>
+          </w:tcPr>
+          <w:p>
+            <w:r>
+              <w:rPr>
+                <w:color w:val="666666"/>
+                <w:sz w:val="18"/>
+              </w:rPr>
+              <w:t xml:space="preserve">ГОСТ 12.1.005-88</w:t>
+            </w:r>
+          </w:p>
+        </w:tc>
+      </w:tr>
+      <w:tr>
+        <w:tc>
+          <w:tcPr>
+            <w:tcW w:w="3600" w:type="dxa"/>
+          </w:tcPr>
+          <w:p>
+            <w:r>
+              <w:rPr>
+                <w:sz w:val="19"/>
+              </w:rPr>
+              <w:t xml:space="preserve">Класс опасности пыли концентрата</w:t>
+            </w:r>
+          </w:p>
+        </w:tc>
+        <w:tc>
+          <w:tcPr>
+            <w:tcW w:w="5000" w:type="dxa"/>
+          </w:tcPr>
+          <w:p>
+            <w:r>
+              <w:rPr>
+                <w:sz w:val="19"/>
+              </w:rPr>
+              <w:t xml:space="preserve">II (не горюч, взрывобезопасен)</w:t>
+            </w:r>
+          </w:p>
+        </w:tc>
+        <w:tc>
+          <w:tcPr>
+            <w:tcW w:w="3038" w:type="dxa"/>
+          </w:tcPr>
+          <w:p>
+            <w:r>
+              <w:rPr>
+                <w:color w:val="666666"/>
+                <w:sz w:val="18"/>
+              </w:rPr>
+              <w:t xml:space="preserve">ИД разд. 6 (ТУ 24.44.11-237-48200234-2017)</w:t>
+            </w:r>
+          </w:p>
+        </w:tc>
+      </w:tr>
+      <w:tr>
+        <w:tc>
+          <w:tcPr>
+            <w:tcW w:w="3600" w:type="dxa"/>
+          </w:tcPr>
+          <w:p>
+            <w:r>
+              <w:rPr>
+                <w:sz w:val="19"/>
+              </w:rPr>
+              <w:t xml:space="preserve">Цель по шуму</w:t>
+            </w:r>
+          </w:p>
+        </w:tc>
+        <w:tc>
+          <w:tcPr>
+            <w:tcW w:w="5000" w:type="dxa"/>
+          </w:tcPr>
+          <w:p>
+            <w:r>
+              <w:rPr>
+                <w:sz w:val="19"/>
+              </w:rPr>
+              <w:t xml:space="preserve">≤80 дБА на рабочих местах</w:t>
+            </w:r>
+          </w:p>
+        </w:tc>
+        <w:tc>
+          <w:tcPr>
+            <w:tcW w:w="3038" w:type="dxa"/>
+          </w:tcPr>
+          <w:p>
+            <w:r>
+              <w:rPr>
+                <w:color w:val="666666"/>
+                <w:sz w:val="18"/>
+              </w:rPr>
+              <w:t xml:space="preserve">ГОСТ 12.1.003-2014; СанПиН 1.2.3685-21</w:t>
+            </w:r>
+          </w:p>
+        </w:tc>
+      </w:tr>
+    </w:tbl>
+    <w:p>
+      <w:r>
+        <w:rPr>
+          <w:b/>
+          <w:sz w:val="19"/>
+        </w:rPr>
+        <w:t xml:space="preserve">Нормативная база: </w:t>
+      </w:r>
+      <w:r>
+        <w:rPr>
+          <w:color w:val="444444"/>
+          <w:sz w:val="19"/>
+        </w:rPr>
+        <w:t xml:space="preserve">СП 60.13330.2020 — Вентиляция и отопление — ассимиляция 1,3–2,2 МВт тепловыделений, воздушные завесы; СП 61.13330.2012 — Нормы плотности теплового потока изоляции — основа расчёта тепловыделений трактов; ГОСТ 12.1.005-88 и СанПиН 1.2.3685-21 — ПДК рабочей зоны (SO₂, медь, никель), микроклимат, тепловое облучение; СП 2.2.3670-20 — Санитарные требования к условиям труда — производственный контроль; ГОСТ 12.1.003-2014 / ГОСТ 12.1.012-2004 — Шум и вибрация — дымососы, воздуходувка; СП 12.13130.2009 — Категорирование помещений по взрывопожарной опасности</w:t>
+      </w:r>
+    </w:p>
+    <w:p>
+      <w:r>
+        <w:rPr>
+          <w:b/>
+          <w:color w:val="8A6200"/>
+          <w:sz w:val="19"/>
+        </w:rPr>
+        <w:t xml:space="preserve">— определяется на стадии БИ: </w:t>
+      </w:r>
+      <w:r>
+        <w:rPr>
+          <w:sz w:val="19"/>
+        </w:rPr>
+        <w:t xml:space="preserve">Тепловой паспорт по помещениям (поверхности, температуры) — после расчёта изоляции на стадии БИ</w:t>
+      </w:r>
+    </w:p>
+    <w:p>
+      <w:r>
+        <w:rPr>
+          <w:b/>
+          <w:color w:val="8A6200"/>
+          <w:sz w:val="19"/>
+        </w:rPr>
+        <w:t xml:space="preserve">— определяется на стадии БИ: </w:t>
+      </w:r>
+      <w:r>
+        <w:rPr>
+          <w:sz w:val="19"/>
+        </w:rPr>
+        <w:t xml:space="preserve">Карта источников выделений и воздухообмен по помещениям — раздел ОВ на стадии БИ/ОТР</w:t>
+      </w:r>
+    </w:p>
+    <w:p>
+      <w:r>
+        <w:rPr>
+          <w:b/>
+          <w:color w:val="8A6200"/>
+          <w:sz w:val="19"/>
+        </w:rPr>
+        <w:t xml:space="preserve">— определяется на стадии БИ: </w:t>
+      </w:r>
+      <w:r>
+        <w:rPr>
+          <w:sz w:val="19"/>
+        </w:rPr>
+        <w:t xml:space="preserve">Категории помещений по СП 12.13130 — расчёт после фиксации мазутного хозяйства</w:t>
+      </w:r>
+    </w:p>
+    <w:p>
+      <w:pPr>
+        <w:pStyle w:val="Heading2"/>
+      </w:pPr>
+      <w:r>
+        <w:rPr>
+          <w:b/>
+          <w:sz w:val="26"/>
+        </w:rPr>
+        <w:t xml:space="preserve">Интерфейсы Лота №1: границы со смежными лотами, СКЦ, ГМЦ и инфраструктурой площадки</w:t>
+      </w:r>
+    </w:p>
+    <w:p>
+      <w:r>
+        <w:rPr>
+          <w:sz w:val="20"/>
+        </w:rPr>
+        <w:t xml:space="preserve">Граница проектирования — **9 фланцевых позиций** по ТЗ п.3.3; каждая позиция в БИ оформляется интерфейсной картой (среда, расход номинал/максимум, параметры, диаметр и отметка фланца, ответственная сторона). Сводка материальных интерфейсов.</w:t>
+      </w:r>
+    </w:p>
+    <w:p>
+      <w:r>
+        <w:rPr>
+          <w:sz w:val="20"/>
+        </w:rPr>
+        <w:t xml:space="preserve">**Входы**: (1) пульпа сгущённого концентрата от участка сгущения (вне БИ) — 104 994 т/год, 70 % твёрдого, обогреваемый пульпопровод, граница — фланец на внешней стене; требование к смежнику: стабильность плотности пульпы и обогрев в холодный период (ИД разд. 4); (2) кек NNH в МКР 1–2 т и (3) цементная медь в титановых контейнерах — со склада сырья Заказчика через ворота цеха; (4) энергоресурсы по ТУ: кислород 4 687/3 136 нм³/ч (0,8–1,2 МПа), мазут до ≈3,4 т/ч (максимум одновременной работы горелок), ХОВ 4,31/6,80 т/ч (105 °C), оборотная вода 179,1/166,1 м³/ч (25→35 °C), электроэнергия 1,1–1,4 МВт (ввод 6 кВ). **Выходы**: (5) огарок + «грубая» пыль — 99 142 т/год (81 896 + 9 081 + 8 165), смесь 72,67 % Cu / 0,445 % S, ≤70 °C, автоцементовозами 45 м³ на склад огарка и пыли (вне БИ) и далее в ГМЦ; способ транспортировки до ГМЦ по ТЗ определяется при разработке ОТР — интерфейсные данные (состав, средняя крупность 0,449 мм, температура) выдаются из настоящей ПЗ; (6) «тонкая» пыль ЭФ — 2 916 т/год (Cu 63,18 %, S 3,44 %, сульфатной 3,36 %) отдельным трактом — для ГМЦ отдельный режим переработки из-за повышенной сульфатности; (7) серосодержащий газ в СКЦ — 13 262/21 830 нм³/ч, SO₂ 15,59/9,49 %, SO₃ 0,72/0,44 %, 387 °C, ≤0,1 г/нм³, граница — выходной патрубок дымососа, далее газоход Ø1100 по эстакаде (трасса — по генплану); интерфейсный протокол с СКЦ: допустимые диапазоны и скорость изменения SO₂/расхода, взаимные действия при остановках (аварийная остановка СКЦ → остановка загрузки печи — блокировка межцехового уровня); (8) пар 0,6 МПа/159 °C после РОУ — 4,1/6,5 т/ч в паросеть площадки (цех — нетто-источник; потребление выпарки лота №2 — из общей сети, баланс пара площадки сводит Заказчик по ТУ); (9) фильтрат 23 332 м³/год — возврат в ОРФ.</w:t>
+      </w:r>
+    </w:p>
+    <w:p>
+      <w:r>
+        <w:rPr>
+          <w:sz w:val="20"/>
+        </w:rPr>
+        <w:t xml:space="preserve">**Организационно-технические интерфейсы.** Со смежными лотами №2–4 прямых материальных потоков нет; общие системы: единая информационно-управляющая система с выводом всех показателей в общую диспетчерскую (ТЗ п.2.10) — согласованный перечень тегов и протоколы обмена (Industrial Ethernet, стандарт Прил. №5), единая система кодирования позиций/тегов для всех лотов (открытый вопрос раздела PFD), сводная ЦИМ комплекса (общие оси, отметки, координационная сетка — раздел ЦИМ). С генпроектировщиком (Гипроникель): БИ выдаёт нагрузки на конструкции и фундаменты, тепловыделения и вредности для ОВиК, данные для ОВОС, расчёт нагрузок для запроса ТУ; БИ получает: «вариант размещения» (генплан) — критический вход для посадки цеха, трассы газохода и эстакад (запрос Q-10), ИГИ пятна застройки, ТУ на подключения (через Заказчика). Балансовые стыки сводятся сквозной моделью комплекса: сера лота №1 (21 307 т/год в газ) = сырьё СКЦ; огарок и пыли в ГМЦ — 102 058 т/год (99 142 тракт огарка + 2 916 тонкая пыль); катодная программа комплекса ограничена сырьём (оговорка F-CAP calc.json: выпуск при сырье по ИД ≈69,3 тыс. т/год при мощности оборудования 75 000 т/год).</w:t>
+      </w:r>
+    </w:p>
+    <w:tbl>
+      <w:tblPr>
+        <w:tblW w:w="11638" w:type="dxa"/>
+        <w:tblBorders>
+          <w:top w:val="single" w:sz="4" w:color="C9C9C9"/>
+          <w:left w:val="single" w:sz="4" w:color="C9C9C9"/>
+          <w:bottom w:val="single" w:sz="4" w:color="C9C9C9"/>
+          <w:right w:val="single" w:sz="4" w:color="C9C9C9"/>
+          <w:insideH w:val="single" w:sz="4" w:color="C9C9C9"/>
+          <w:insideV w:val="single" w:sz="4" w:color="C9C9C9"/>
+        </w:tblBorders>
+        <w:tblLayout w:type="fixed"/>
+      </w:tblPr>
+      <w:tblGrid>
+        <w:gridCol w:w="3600"/>
+        <w:gridCol w:w="5000"/>
+        <w:gridCol w:w="3038"/>
+      </w:tblGrid>
+      <w:tr>
+        <w:tc>
+          <w:tcPr>
+            <w:tcW w:w="3600" w:type="dxa"/>
+            <w:shd w:val="clear" w:fill="EFEFEF"/>
+          </w:tcPr>
+          <w:p>
+            <w:r>
+              <w:rPr>
+                <w:b/>
+                <w:sz w:val="19"/>
+              </w:rPr>
+              <w:t xml:space="preserve">Параметр</w:t>
+            </w:r>
+          </w:p>
+        </w:tc>
+        <w:tc>
+          <w:tcPr>
+            <w:tcW w:w="5000" w:type="dxa"/>
+            <w:shd w:val="clear" w:fill="EFEFEF"/>
+          </w:tcPr>
+          <w:p>
+            <w:r>
+              <w:rPr>
+                <w:b/>
+                <w:sz w:val="19"/>
+              </w:rPr>
+              <w:t xml:space="preserve">Значение</w:t>
+            </w:r>
+          </w:p>
+        </w:tc>
+        <w:tc>
+          <w:tcPr>
+            <w:tcW w:w="3038" w:type="dxa"/>
+            <w:shd w:val="clear" w:fill="EFEFEF"/>
+          </w:tcPr>
+          <w:p>
+            <w:r>
+              <w:rPr>
+                <w:b/>
+                <w:sz w:val="19"/>
+              </w:rPr>
+              <w:t xml:space="preserve">Источник</w:t>
+            </w:r>
+          </w:p>
+        </w:tc>
+      </w:tr>
+      <w:tr>
+        <w:tc>
+          <w:tcPr>
+            <w:tcW w:w="3600" w:type="dxa"/>
+          </w:tcPr>
+          <w:p>
+            <w:r>
+              <w:rPr>
+                <w:sz w:val="19"/>
+              </w:rPr>
+              <w:t xml:space="preserve">Границы проектирования</w:t>
+            </w:r>
+          </w:p>
+        </w:tc>
+        <w:tc>
+          <w:tcPr>
+            <w:tcW w:w="5000" w:type="dxa"/>
+          </w:tcPr>
+          <w:p>
+            <w:r>
+              <w:rPr>
+                <w:sz w:val="19"/>
+              </w:rPr>
+              <w:t xml:space="preserve">9 фланцевых позиций — по каждой интерфейсная карта</w:t>
+            </w:r>
+          </w:p>
+        </w:tc>
+        <w:tc>
+          <w:tcPr>
+            <w:tcW w:w="3038" w:type="dxa"/>
+          </w:tcPr>
+          <w:p>
+            <w:r>
+              <w:rPr>
+                <w:color w:val="666666"/>
+                <w:sz w:val="18"/>
+              </w:rPr>
+              <w:t xml:space="preserve">ТЗ п.3.3</w:t>
+            </w:r>
+          </w:p>
+        </w:tc>
+      </w:tr>
+      <w:tr>
+        <w:tc>
+          <w:tcPr>
+            <w:tcW w:w="3600" w:type="dxa"/>
+          </w:tcPr>
+          <w:p>
+            <w:r>
+              <w:rPr>
+                <w:sz w:val="19"/>
+              </w:rPr>
+              <w:t xml:space="preserve">В ГМЦ (огарок + пыли)</w:t>
+            </w:r>
+          </w:p>
+        </w:tc>
+        <w:tc>
+          <w:tcPr>
+            <w:tcW w:w="5000" w:type="dxa"/>
+          </w:tcPr>
+          <w:p>
+            <w:r>
+              <w:rPr>
+                <w:sz w:val="19"/>
+              </w:rPr>
+              <w:t xml:space="preserve">102 058 т/год = 99 142 (тракт огарка) + 2 916 (тонкая пыль)</w:t>
+            </w:r>
+          </w:p>
+        </w:tc>
+        <w:tc>
+          <w:tcPr>
+            <w:tcW w:w="3038" w:type="dxa"/>
+          </w:tcPr>
+          <w:p>
+            <w:r>
+              <w:rPr>
+                <w:color w:val="666666"/>
+                <w:sz w:val="18"/>
+              </w:rPr>
+              <w:t xml:space="preserve">ИД табл. 22; пересчёт Исполнителя</w:t>
+            </w:r>
+          </w:p>
+        </w:tc>
+      </w:tr>
+      <w:tr>
+        <w:tc>
+          <w:tcPr>
+            <w:tcW w:w="3600" w:type="dxa"/>
+          </w:tcPr>
+          <w:p>
+            <w:r>
+              <w:rPr>
+                <w:sz w:val="19"/>
+              </w:rPr>
+              <w:t xml:space="preserve">В СКЦ (газ)</w:t>
+            </w:r>
+          </w:p>
+        </w:tc>
+        <w:tc>
+          <w:tcPr>
+            <w:tcW w:w="5000" w:type="dxa"/>
+          </w:tcPr>
+          <w:p>
+            <w:r>
+              <w:rPr>
+                <w:sz w:val="19"/>
+              </w:rPr>
+              <w:t xml:space="preserve">13 262/21 830 нм³/ч; SO₂ 15,59/9,49 %; 387 °C; ≤0,1 г/нм³; S 21 307 т/год</w:t>
+            </w:r>
+          </w:p>
+        </w:tc>
+        <w:tc>
+          <w:tcPr>
+            <w:tcW w:w="3038" w:type="dxa"/>
+          </w:tcPr>
+          <w:p>
+            <w:r>
+              <w:rPr>
+                <w:color w:val="666666"/>
+                <w:sz w:val="18"/>
+              </w:rPr>
+              <w:t xml:space="preserve">ИД табл. 22; табл. 23 п.400-403</w:t>
+            </w:r>
+          </w:p>
+        </w:tc>
+      </w:tr>
+      <w:tr>
+        <w:tc>
+          <w:tcPr>
+            <w:tcW w:w="3600" w:type="dxa"/>
+          </w:tcPr>
+          <w:p>
+            <w:r>
+              <w:rPr>
+                <w:sz w:val="19"/>
+              </w:rPr>
+              <w:t xml:space="preserve">В паросеть площадки</w:t>
+            </w:r>
+          </w:p>
+        </w:tc>
+        <w:tc>
+          <w:tcPr>
+            <w:tcW w:w="5000" w:type="dxa"/>
+          </w:tcPr>
+          <w:p>
+            <w:r>
+              <w:rPr>
+                <w:sz w:val="19"/>
+              </w:rPr>
+              <w:t xml:space="preserve">4,1/6,5 т/ч (0,6 МПа, 159 °C после РОУ)</w:t>
+            </w:r>
+          </w:p>
+        </w:tc>
+        <w:tc>
+          <w:tcPr>
+            <w:tcW w:w="3038" w:type="dxa"/>
+          </w:tcPr>
+          <w:p>
+            <w:r>
+              <w:rPr>
+                <w:color w:val="666666"/>
+                <w:sz w:val="18"/>
+              </w:rPr>
+              <w:t xml:space="preserve">ИД разд. 2.5</w:t>
+            </w:r>
+          </w:p>
+        </w:tc>
+      </w:tr>
+      <w:tr>
+        <w:tc>
+          <w:tcPr>
+            <w:tcW w:w="3600" w:type="dxa"/>
+          </w:tcPr>
+          <w:p>
+            <w:r>
+              <w:rPr>
+                <w:sz w:val="19"/>
+              </w:rPr>
+              <w:t xml:space="preserve">Возврат фильтрата в ОРФ</w:t>
+            </w:r>
+          </w:p>
+        </w:tc>
+        <w:tc>
+          <w:tcPr>
+            <w:tcW w:w="5000" w:type="dxa"/>
+          </w:tcPr>
+          <w:p>
+            <w:r>
+              <w:rPr>
+                <w:sz w:val="19"/>
+              </w:rPr>
+              <w:t xml:space="preserve">23 332 м³/год</w:t>
+            </w:r>
+          </w:p>
+        </w:tc>
+        <w:tc>
+          <w:tcPr>
+            <w:tcW w:w="3038" w:type="dxa"/>
+          </w:tcPr>
+          <w:p>
+            <w:r>
+              <w:rPr>
+                <w:color w:val="666666"/>
+                <w:sz w:val="18"/>
+              </w:rPr>
+              <w:t xml:space="preserve">ИД табл. 23 п.55</w:t>
+            </w:r>
+          </w:p>
+        </w:tc>
+      </w:tr>
+      <w:tr>
+        <w:tc>
+          <w:tcPr>
+            <w:tcW w:w="3600" w:type="dxa"/>
+          </w:tcPr>
+          <w:p>
+            <w:r>
+              <w:rPr>
+                <w:sz w:val="19"/>
+              </w:rPr>
+              <w:t xml:space="preserve">Транспорт огарка/пыли до ГМЦ</w:t>
+            </w:r>
+          </w:p>
+        </w:tc>
+        <w:tc>
+          <w:tcPr>
+            <w:tcW w:w="5000" w:type="dxa"/>
+          </w:tcPr>
+          <w:p>
+            <w:r>
+              <w:rPr>
+                <w:sz w:val="19"/>
+              </w:rPr>
+              <w:t xml:space="preserve">определяется при разработке ОТР; в БИ — цементовозная схема от силосов</w:t>
+            </w:r>
+          </w:p>
+        </w:tc>
+        <w:tc>
+          <w:tcPr>
+            <w:tcW w:w="3038" w:type="dxa"/>
+          </w:tcPr>
+          <w:p>
+            <w:r>
+              <w:rPr>
+                <w:color w:val="666666"/>
+                <w:sz w:val="18"/>
+              </w:rPr>
+              <w:t xml:space="preserve">ТЗ, общее описание технологии ОВЭ; ИД табл. 23 п.474-499</w:t>
+            </w:r>
+          </w:p>
+        </w:tc>
+      </w:tr>
+      <w:tr>
+        <w:tc>
+          <w:tcPr>
+            <w:tcW w:w="3600" w:type="dxa"/>
+          </w:tcPr>
+          <w:p>
+            <w:r>
+              <w:rPr>
+                <w:sz w:val="19"/>
+              </w:rPr>
+              <w:t xml:space="preserve">Межцеховая блокировка с СКЦ</w:t>
+            </w:r>
+          </w:p>
+        </w:tc>
+        <w:tc>
+          <w:tcPr>
+            <w:tcW w:w="5000" w:type="dxa"/>
+          </w:tcPr>
+          <w:p>
+            <w:r>
+              <w:rPr>
+                <w:sz w:val="19"/>
+              </w:rPr>
+              <w:t xml:space="preserve">остановка СКЦ → остановка загрузки печи (уровень ИУС)</w:t>
+            </w:r>
+          </w:p>
+        </w:tc>
+        <w:tc>
+          <w:tcPr>
+            <w:tcW w:w="3038" w:type="dxa"/>
+          </w:tcPr>
+          <w:p>
+            <w:r>
+              <w:rPr>
+                <w:color w:val="666666"/>
+                <w:sz w:val="18"/>
+              </w:rPr>
+              <w:t xml:space="preserve">решение БИ (следствие ТЗ п.2.10)</w:t>
+            </w:r>
+          </w:p>
+        </w:tc>
+      </w:tr>
+    </w:tbl>
+    <w:p>
+      <w:r>
+        <w:rPr>
+          <w:b/>
+          <w:sz w:val="19"/>
+        </w:rPr>
+        <w:t xml:space="preserve">Нормативная база: </w:t>
+      </w:r>
+      <w:r>
+        <w:rPr>
+          <w:color w:val="444444"/>
+          <w:sz w:val="19"/>
+        </w:rPr>
+        <w:t xml:space="preserve">ГОСТ Р 21.101-2020 — Правила взаимной передачи заданий и исходных данных между разделами и организациями; ГОСТ 34.602-2020 — Фиксация требований к интеграции АСУТП лота в единую ИУС комплекса; СП 18.13330.2019 — Планировочная организация промплощадки: эстакада газохода в СКЦ, проезды цементовозов</w:t>
+      </w:r>
+    </w:p>
+    <w:p>
+      <w:r>
+        <w:rPr>
+          <w:b/>
+          <w:color w:val="8A6200"/>
+          <w:sz w:val="19"/>
+        </w:rPr>
+        <w:t xml:space="preserve">— определяется на стадии БИ: </w:t>
+      </w:r>
+      <w:r>
+        <w:rPr>
+          <w:sz w:val="19"/>
+        </w:rPr>
+        <w:t xml:space="preserve">«Вариант размещения» (генплан) как ИД Заказчика — без него не фиксируются посадка цеха, трасса газохода в СКЦ и эстакады (запрос Q-10 / F-BUILD)</w:t>
+      </w:r>
+    </w:p>
+    <w:p>
+      <w:r>
+        <w:rPr>
+          <w:b/>
+          <w:color w:val="8A6200"/>
+          <w:sz w:val="19"/>
+        </w:rPr>
+        <w:t xml:space="preserve">— определяется на стадии БИ: </w:t>
+      </w:r>
+      <w:r>
+        <w:rPr>
+          <w:sz w:val="19"/>
+        </w:rPr>
+        <w:t xml:space="preserve">Интерфейсный протокол с СКЦ (диапазоны SO₂ и расхода, скорость изменения, взаимные блокировки остановок) — согласовать с эксплуатацией СКЦ</w:t>
+      </w:r>
+    </w:p>
+    <w:p>
+      <w:r>
+        <w:rPr>
+          <w:b/>
+          <w:color w:val="8A6200"/>
+          <w:sz w:val="19"/>
+        </w:rPr>
+        <w:t xml:space="preserve">— определяется на стадии БИ: </w:t>
+      </w:r>
+      <w:r>
+        <w:rPr>
+          <w:sz w:val="19"/>
+        </w:rPr>
+        <w:t xml:space="preserve">Единая система кодирования тегов/позиций для всех лотов — согласовать с Заказчиком до выпуска PFD/P&amp;ID</w:t>
+      </w:r>
+    </w:p>
+    <w:p>
+      <w:r>
+        <w:rPr>
+          <w:b/>
+          <w:color w:val="8A6200"/>
+          <w:sz w:val="19"/>
+        </w:rPr>
+        <w:t xml:space="preserve">— определяется на стадии БИ: </w:t>
+      </w:r>
+      <w:r>
+        <w:rPr>
+          <w:sz w:val="19"/>
+        </w:rPr>
+        <w:t xml:space="preserve">Баланс пара 0,6 МПа по площадке (выдача лота №1 против потребления выпарки лота №2) — сводит Заказчик по ТУ</w:t>
+      </w:r>
+    </w:p>
+    <w:p>
+      <w:r>
+        <w:rPr>
+          <w:b/>
+          <w:color w:val="8A6200"/>
+          <w:sz w:val="19"/>
+        </w:rPr>
+        <w:t xml:space="preserve">— определяется на стадии БИ: </w:t>
+      </w:r>
+      <w:r>
+        <w:rPr>
+          <w:sz w:val="19"/>
+        </w:rPr>
+        <w:t xml:space="preserve">Порядок приёма огарка и пыли в ГМЦ (график вывоза, ёмкость склада, требования к таре) — совместно с проектировщиком склада (вне БИ)</w:t>
+      </w:r>
+    </w:p>
+    <w:p>
+      <w:pPr>
+        <w:pStyle w:val="Heading2"/>
+      </w:pPr>
+      <w:r>
+        <w:rPr>
+          <w:b/>
+          <w:sz w:val="26"/>
+        </w:rPr>
+        <w:t xml:space="preserve">Стоимость поставки по Лоту №1 (методика и состав)</w:t>
+      </w:r>
+    </w:p>
+    <w:p>
+      <w:r>
+        <w:rPr>
+          <w:sz w:val="20"/>
+        </w:rPr>
+        <w:t xml:space="preserve">Стоимость комплектной поставки формируется в составе БИ по требованиям ТЗ п.3.6 в ред. v4.1 (строка «не менее 2–3 ТКП на каждую позицию» вычеркнута): (1) **бюджетные ТКП по основному оборудованию** — практически 2–3 ТКП на каждую позицию основного перечня (~70–80 % стоимости поставки; перечень «основного» фиксируется в договоре), по остальным позициям — укрупнённые показатели и ценовая база КВАНТ; референсные изготовители зафиксированы в ИД (печь — по проекту HATCH; КУ — Белэнергомаш-БЗЭМ / Энергоцветмет; циклон — Энергомаш (Тверь) по разработке НИИОГАЗ; ЭФ — «Атмосфера» (Семибратово); дымососы — «Армавент»; питатели — Gornorud; дозаторы — «Агроэскорт»; конвейеры — КЗМКО; смеситель — НПО «Спайдермаш»; холодильники — Hyquip Rotolok / YT Conveyor; силосы — НПО «Спецнефтемаш»; станция растаривания — КИП-Сервис; цементовозы — Tongcheng) — по каждой группе добавляются альтернативные РФ-поставщики; (2) **бюджетная оценка общей стоимости комплектной поставки** (класс точности предложено зафиксировать в договоре как AACE Class 3, ±15–20 % — позиция D-30) технологического оборудования и материалов в границах п.3.3 ТЗ — включая трубопроводы, газоходы с футеровкой, технологические металлоконструкции (этажерки, площадки обслуживания), теплоизоляцию, КИПиА и АСУТП с прикладным ПО, электрооборудование в согласованных границах, ЗИП на ПНР и 2 года (АСУТП — ≥10 % и ≥1 шт. каждого наименования по Прил. №5).</w:t>
+      </w:r>
+    </w:p>
+    <w:p>
+      <w:r>
+        <w:rPr>
+          <w:sz w:val="20"/>
+        </w:rPr>
+        <w:t xml:space="preserve">Структура сводки стоимости: оборудование по группам (шихтоподготовка / печной комплекс / газоочистка / охлаждение-отгрузка / аспирация / КИПиА и АСУТП / электро) + материалы (газоходы, трубопроводы, металлоконструкции, футеровка, изоляция) + услуги (шеф-монтаж, ПНР, обучение, документация ЦИМ по Прил. №4). По валютным позициям (холодильники Holo-Screw Flite, цементовозы) — курсовые оговорки и таможенные платежи отдельной строкой; приоритет — производство РФ (Прил. №5). Итоговая стоимость Лота №1 в настоящем документе **не приводится до получения ТКП** — выпуск сводки предусмотрен отдельным этапом календарного плана БИ; для бюджетных решений Заказчика первыми контрактуются позиции длительного цикла (печь, КУ, ЭФ).</w:t>
+      </w:r>
+    </w:p>
+    <w:tbl>
+      <w:tblPr>
+        <w:tblW w:w="11638" w:type="dxa"/>
+        <w:tblBorders>
+          <w:top w:val="single" w:sz="4" w:color="C9C9C9"/>
+          <w:left w:val="single" w:sz="4" w:color="C9C9C9"/>
+          <w:bottom w:val="single" w:sz="4" w:color="C9C9C9"/>
+          <w:right w:val="single" w:sz="4" w:color="C9C9C9"/>
+          <w:insideH w:val="single" w:sz="4" w:color="C9C9C9"/>
+          <w:insideV w:val="single" w:sz="4" w:color="C9C9C9"/>
+        </w:tblBorders>
+        <w:tblLayout w:type="fixed"/>
+      </w:tblPr>
+      <w:tblGrid>
+        <w:gridCol w:w="3600"/>
+        <w:gridCol w:w="5000"/>
+        <w:gridCol w:w="3038"/>
+      </w:tblGrid>
+      <w:tr>
+        <w:tc>
+          <w:tcPr>
+            <w:tcW w:w="3600" w:type="dxa"/>
+            <w:shd w:val="clear" w:fill="EFEFEF"/>
+          </w:tcPr>
+          <w:p>
+            <w:r>
+              <w:rPr>
+                <w:b/>
+                <w:sz w:val="19"/>
+              </w:rPr>
+              <w:t xml:space="preserve">Параметр</w:t>
+            </w:r>
+          </w:p>
+        </w:tc>
+        <w:tc>
+          <w:tcPr>
+            <w:tcW w:w="5000" w:type="dxa"/>
+            <w:shd w:val="clear" w:fill="EFEFEF"/>
+          </w:tcPr>
+          <w:p>
+            <w:r>
+              <w:rPr>
+                <w:b/>
+                <w:sz w:val="19"/>
+              </w:rPr>
+              <w:t xml:space="preserve">Значение</w:t>
+            </w:r>
+          </w:p>
+        </w:tc>
+        <w:tc>
+          <w:tcPr>
+            <w:tcW w:w="3038" w:type="dxa"/>
+            <w:shd w:val="clear" w:fill="EFEFEF"/>
+          </w:tcPr>
+          <w:p>
+            <w:r>
+              <w:rPr>
+                <w:b/>
+                <w:sz w:val="19"/>
+              </w:rPr>
+              <w:t xml:space="preserve">Источник</w:t>
+            </w:r>
+          </w:p>
+        </w:tc>
+      </w:tr>
+      <w:tr>
+        <w:tc>
+          <w:tcPr>
+            <w:tcW w:w="3600" w:type="dxa"/>
+          </w:tcPr>
+          <w:p>
+            <w:r>
+              <w:rPr>
+                <w:sz w:val="19"/>
+              </w:rPr>
+              <w:t xml:space="preserve">Объём ТКП (ред. v4.1)</w:t>
+            </w:r>
+          </w:p>
+        </w:tc>
+        <w:tc>
+          <w:tcPr>
+            <w:tcW w:w="5000" w:type="dxa"/>
+          </w:tcPr>
+          <w:p>
+            <w:r>
+              <w:rPr>
+                <w:sz w:val="19"/>
+              </w:rPr>
+              <w:t xml:space="preserve">бюджетные ТКП по основному оборудованию (2–3 на позицию основного перечня)</w:t>
+            </w:r>
+          </w:p>
+        </w:tc>
+        <w:tc>
+          <w:tcPr>
+            <w:tcW w:w="3038" w:type="dxa"/>
+          </w:tcPr>
+          <w:p>
+            <w:r>
+              <w:rPr>
+                <w:color w:val="666666"/>
+                <w:sz w:val="18"/>
+              </w:rPr>
+              <w:t xml:space="preserve">ТЗ v4.1, «Стоимость поставки по Лоту №1» (принятая позиция D-29)</w:t>
             </w:r>
           </w:p>
         </w:tc>
@@ -9484,6 +11410,866 @@
           <w:sz w:val="19"/>
         </w:rPr>
         <w:t xml:space="preserve">Границы стоимости электрооборудования (до/после КТП) — после согласования границ по Прил. №3</w:t>
+      </w:r>
+    </w:p>
+    <w:p>
+      <w:pPr>
+        <w:pStyle w:val="Heading2"/>
+      </w:pPr>
+      <w:r>
+        <w:rPr>
+          <w:b/>
+          <w:sz w:val="26"/>
+        </w:rPr>
+        <w:t xml:space="preserve">Цифровая информационная модель (ЦИМ) стадии «базовый инжиниринг» — Приложение №4</w:t>
+      </w:r>
+    </w:p>
+    <w:p>
+      <w:r>
+        <w:rPr>
+          <w:sz w:val="20"/>
+        </w:rPr>
+        <w:t xml:space="preserve">По ТЗ («Прочие условия») на этапе БИ разрабатывается и передаётся Заказчику модель технологического оборудования/передела по требованиям Приложения №4; выпуск материалов ЦИМ — **отдельным этапом** календарного плана. Действующая редакция требований — **ТЗ на ЦИМ ред. 2 от 25.08.2026**: этап определён как «Разработка ЦИМ стадии „базовый инжиниринг“», целевое назначение — **проверка коллизий на стадии БИ**; выпуск ПД/РД из ЦИМ в объём БИ не входит (стадии П/Р — генпроектировщик).</w:t>
+      </w:r>
+    </w:p>
+    <w:p>
+      <w:r>
+        <w:rPr>
+          <w:sz w:val="20"/>
+        </w:rPr>
+        <w:t xml:space="preserve">**Уровень проработки** — эквивалент LOD 200: габаритные тела всего оборудования перечня БИ по фактическим размерам ИД/ТКП (печь Ø6000/8390×9200 мм; ЭФ 18 110×4 790×18 695 мм — 2 шт.; циклон H 6 100 мм; КУ и воздуходувка — по КД/ТКП; силосы 100/10 м³; бункерная этажерка), компоновка на сетке 6/12 м с осями и отметками, газоходы Ø2000/Ø1100 и магистральные трубопроводы (пар, вода, кислород, мазут) трассами с габаритами, металлоконструкции этажерок и площадок укрупнённо, **зоны обслуживания и выемки объёмными элементами** (выкатка роторов дымососов, зоны обслуживания полей ЭФ, зона раскладки футеровки с путём подачи ~135 т шамота при капремонте, зоны действия кранов). Атрибутика (LOI) — по листу «Стадия БИ_ТХ» Приложения 1 ред. 2 (технологическое оборудование и оборудование ЭОМ/СС/АК; атрибут «завод-изготовитель» не требуется); на каждый типоразмер — библиотечный компонент, рабочие механизмы в составе компонентов — «при наличии» (ред. 2).</w:t>
+      </w:r>
+    </w:p>
+    <w:p>
+      <w:r>
+        <w:rPr>
+          <w:sz w:val="20"/>
+        </w:rPr>
+        <w:t xml:space="preserve">**Среда и обмен.** ПО — из рекомендуемого российского перечня ред. 2 (Model Studio CS и др.), конкретный инструментарий согласуется с Заказчиком до старта моделирования; модели делятся по разделам проекта и корпусам (несколько зданий в одной модели запрещено); работа в СОД Заказчика, выгрузка рабочих моделей в IFC — **1 раз в 4 недели** (ред. 2; статус промежуточных выгрузок «в работе» фиксируется протоколом — замечания к незавершённым частям не оформляются). Контроль качества: проверки коллизий по Таблице 3 ред. 2 (единый перечень без деления на стадии П/Р), сводная модель передела. **Состав передачи**: модели в исходных форматах + IFC (с делением по разделам), сводная модель IFC, отчёт «Описание ЦИМ» (PDF; docx/xlsx опционально); ИЦММ и LandXML из состава исключены (ред. 2). Позиции модели синхронизируются со спецификацией оборудования и тегами P&amp;ID — единая система кодирования (см. раздел PFD).</w:t>
+      </w:r>
+    </w:p>
+    <w:tbl>
+      <w:tblPr>
+        <w:tblW w:w="11638" w:type="dxa"/>
+        <w:tblBorders>
+          <w:top w:val="single" w:sz="4" w:color="C9C9C9"/>
+          <w:left w:val="single" w:sz="4" w:color="C9C9C9"/>
+          <w:bottom w:val="single" w:sz="4" w:color="C9C9C9"/>
+          <w:right w:val="single" w:sz="4" w:color="C9C9C9"/>
+          <w:insideH w:val="single" w:sz="4" w:color="C9C9C9"/>
+          <w:insideV w:val="single" w:sz="4" w:color="C9C9C9"/>
+        </w:tblBorders>
+        <w:tblLayout w:type="fixed"/>
+      </w:tblPr>
+      <w:tblGrid>
+        <w:gridCol w:w="3600"/>
+        <w:gridCol w:w="5000"/>
+        <w:gridCol w:w="3038"/>
+      </w:tblGrid>
+      <w:tr>
+        <w:tc>
+          <w:tcPr>
+            <w:tcW w:w="3600" w:type="dxa"/>
+            <w:shd w:val="clear" w:fill="EFEFEF"/>
+          </w:tcPr>
+          <w:p>
+            <w:r>
+              <w:rPr>
+                <w:b/>
+                <w:sz w:val="19"/>
+              </w:rPr>
+              <w:t xml:space="preserve">Параметр</w:t>
+            </w:r>
+          </w:p>
+        </w:tc>
+        <w:tc>
+          <w:tcPr>
+            <w:tcW w:w="5000" w:type="dxa"/>
+            <w:shd w:val="clear" w:fill="EFEFEF"/>
+          </w:tcPr>
+          <w:p>
+            <w:r>
+              <w:rPr>
+                <w:b/>
+                <w:sz w:val="19"/>
+              </w:rPr>
+              <w:t xml:space="preserve">Значение</w:t>
+            </w:r>
+          </w:p>
+        </w:tc>
+        <w:tc>
+          <w:tcPr>
+            <w:tcW w:w="3038" w:type="dxa"/>
+            <w:shd w:val="clear" w:fill="EFEFEF"/>
+          </w:tcPr>
+          <w:p>
+            <w:r>
+              <w:rPr>
+                <w:b/>
+                <w:sz w:val="19"/>
+              </w:rPr>
+              <w:t xml:space="preserve">Источник</w:t>
+            </w:r>
+          </w:p>
+        </w:tc>
+      </w:tr>
+      <w:tr>
+        <w:tc>
+          <w:tcPr>
+            <w:tcW w:w="3600" w:type="dxa"/>
+          </w:tcPr>
+          <w:p>
+            <w:r>
+              <w:rPr>
+                <w:sz w:val="19"/>
+              </w:rPr>
+              <w:t xml:space="preserve">Статус модели</w:t>
+            </w:r>
+          </w:p>
+        </w:tc>
+        <w:tc>
+          <w:tcPr>
+            <w:tcW w:w="5000" w:type="dxa"/>
+          </w:tcPr>
+          <w:p>
+            <w:r>
+              <w:rPr>
+                <w:sz w:val="19"/>
+              </w:rPr>
+              <w:t xml:space="preserve">ЦИМ стадии «базовый инжиниринг»; цель — проверка коллизий БИ</w:t>
+            </w:r>
+          </w:p>
+        </w:tc>
+        <w:tc>
+          <w:tcPr>
+            <w:tcW w:w="3038" w:type="dxa"/>
+          </w:tcPr>
+          <w:p>
+            <w:r>
+              <w:rPr>
+                <w:color w:val="666666"/>
+                <w:sz w:val="18"/>
+              </w:rPr>
+              <w:t xml:space="preserve">ТЗ на ЦИМ ред. 2 от 25.08.2026</w:t>
+            </w:r>
+          </w:p>
+        </w:tc>
+      </w:tr>
+      <w:tr>
+        <w:tc>
+          <w:tcPr>
+            <w:tcW w:w="3600" w:type="dxa"/>
+          </w:tcPr>
+          <w:p>
+            <w:r>
+              <w:rPr>
+                <w:sz w:val="19"/>
+              </w:rPr>
+              <w:t xml:space="preserve">Уровень проработки</w:t>
+            </w:r>
+          </w:p>
+        </w:tc>
+        <w:tc>
+          <w:tcPr>
+            <w:tcW w:w="5000" w:type="dxa"/>
+          </w:tcPr>
+          <w:p>
+            <w:r>
+              <w:rPr>
+                <w:sz w:val="19"/>
+              </w:rPr>
+              <w:t xml:space="preserve">эквивалент LOD 200: габаритные тела, компоновка, магистральные линии, зоны обслуживания</w:t>
+            </w:r>
+          </w:p>
+        </w:tc>
+        <w:tc>
+          <w:tcPr>
+            <w:tcW w:w="3038" w:type="dxa"/>
+          </w:tcPr>
+          <w:p>
+            <w:r>
+              <w:rPr>
+                <w:color w:val="666666"/>
+                <w:sz w:val="18"/>
+              </w:rPr>
+              <w:t xml:space="preserve">позиция Исполнителя (реестр D-31/M-02), принятая ред. 2</w:t>
+            </w:r>
+          </w:p>
+        </w:tc>
+      </w:tr>
+      <w:tr>
+        <w:tc>
+          <w:tcPr>
+            <w:tcW w:w="3600" w:type="dxa"/>
+          </w:tcPr>
+          <w:p>
+            <w:r>
+              <w:rPr>
+                <w:sz w:val="19"/>
+              </w:rPr>
+              <w:t xml:space="preserve">Периодичность выгрузки IFC</w:t>
+            </w:r>
+          </w:p>
+        </w:tc>
+        <w:tc>
+          <w:tcPr>
+            <w:tcW w:w="5000" w:type="dxa"/>
+          </w:tcPr>
+          <w:p>
+            <w:r>
+              <w:rPr>
+                <w:sz w:val="19"/>
+              </w:rPr>
+              <w:t xml:space="preserve">1 раз в 4 недели в СОД Заказчика</w:t>
+            </w:r>
+          </w:p>
+        </w:tc>
+        <w:tc>
+          <w:tcPr>
+            <w:tcW w:w="3038" w:type="dxa"/>
+          </w:tcPr>
+          <w:p>
+            <w:r>
+              <w:rPr>
+                <w:color w:val="666666"/>
+                <w:sz w:val="18"/>
+              </w:rPr>
+              <w:t xml:space="preserve">ТЗ на ЦИМ ред. 2 (в ред. 1 было 2 недели)</w:t>
+            </w:r>
+          </w:p>
+        </w:tc>
+      </w:tr>
+      <w:tr>
+        <w:tc>
+          <w:tcPr>
+            <w:tcW w:w="3600" w:type="dxa"/>
+          </w:tcPr>
+          <w:p>
+            <w:r>
+              <w:rPr>
+                <w:sz w:val="19"/>
+              </w:rPr>
+              <w:t xml:space="preserve">Состав передачи</w:t>
+            </w:r>
+          </w:p>
+        </w:tc>
+        <w:tc>
+          <w:tcPr>
+            <w:tcW w:w="5000" w:type="dxa"/>
+          </w:tcPr>
+          <w:p>
+            <w:r>
+              <w:rPr>
+                <w:sz w:val="19"/>
+              </w:rPr>
+              <w:t xml:space="preserve">исходники + IFC + сводная модель + отчёт «Описание ЦИМ»</w:t>
+            </w:r>
+          </w:p>
+        </w:tc>
+        <w:tc>
+          <w:tcPr>
+            <w:tcW w:w="3038" w:type="dxa"/>
+          </w:tcPr>
+          <w:p>
+            <w:r>
+              <w:rPr>
+                <w:color w:val="666666"/>
+                <w:sz w:val="18"/>
+              </w:rPr>
+              <w:t xml:space="preserve">ТЗ на ЦИМ ред. 2 (ИЦММ и LandXML исключены)</w:t>
+            </w:r>
+          </w:p>
+        </w:tc>
+      </w:tr>
+      <w:tr>
+        <w:tc>
+          <w:tcPr>
+            <w:tcW w:w="3600" w:type="dxa"/>
+          </w:tcPr>
+          <w:p>
+            <w:r>
+              <w:rPr>
+                <w:sz w:val="19"/>
+              </w:rPr>
+              <w:t xml:space="preserve">Атрибутика (LOI)</w:t>
+            </w:r>
+          </w:p>
+        </w:tc>
+        <w:tc>
+          <w:tcPr>
+            <w:tcW w:w="5000" w:type="dxa"/>
+          </w:tcPr>
+          <w:p>
+            <w:r>
+              <w:rPr>
+                <w:sz w:val="19"/>
+              </w:rPr>
+              <w:t xml:space="preserve">лист «Стадия БИ_ТХ» Прил. 1 ред. 2: оборудование ТХ + ЭОМ/СС/АК</w:t>
+            </w:r>
+          </w:p>
+        </w:tc>
+        <w:tc>
+          <w:tcPr>
+            <w:tcW w:w="3038" w:type="dxa"/>
+          </w:tcPr>
+          <w:p>
+            <w:r>
+              <w:rPr>
+                <w:color w:val="666666"/>
+                <w:sz w:val="18"/>
+              </w:rPr>
+              <w:t xml:space="preserve">ТЗ на ЦИМ ред. 2</w:t>
+            </w:r>
+          </w:p>
+        </w:tc>
+      </w:tr>
+      <w:tr>
+        <w:tc>
+          <w:tcPr>
+            <w:tcW w:w="3600" w:type="dxa"/>
+          </w:tcPr>
+          <w:p>
+            <w:r>
+              <w:rPr>
+                <w:sz w:val="19"/>
+              </w:rPr>
+              <w:t xml:space="preserve">Программное обеспечение</w:t>
+            </w:r>
+          </w:p>
+        </w:tc>
+        <w:tc>
+          <w:tcPr>
+            <w:tcW w:w="5000" w:type="dxa"/>
+          </w:tcPr>
+          <w:p>
+            <w:r>
+              <w:rPr>
+                <w:sz w:val="19"/>
+              </w:rPr>
+              <w:t xml:space="preserve">российский стек (Model Studio CS и др.) — рекомендуемый, согласуется с Заказчиком</w:t>
+            </w:r>
+          </w:p>
+        </w:tc>
+        <w:tc>
+          <w:tcPr>
+            <w:tcW w:w="3038" w:type="dxa"/>
+          </w:tcPr>
+          <w:p>
+            <w:r>
+              <w:rPr>
+                <w:color w:val="666666"/>
+                <w:sz w:val="18"/>
+              </w:rPr>
+              <w:t xml:space="preserve">ТЗ на ЦИМ ред. 2</w:t>
+            </w:r>
+          </w:p>
+        </w:tc>
+      </w:tr>
+    </w:tbl>
+    <w:p>
+      <w:r>
+        <w:rPr>
+          <w:b/>
+          <w:sz w:val="19"/>
+        </w:rPr>
+        <w:t xml:space="preserve">Нормативная база: </w:t>
+      </w:r>
+      <w:r>
+        <w:rPr>
+          <w:color w:val="444444"/>
+          <w:sz w:val="19"/>
+        </w:rPr>
+        <w:t xml:space="preserve">СП 333.1325800.2020 — Правила формирования информационной модели на различных стадиях жизненного цикла; ГОСТ Р 10.0.02-2019 / ИСО 16739-1 — Формат IFC — отраслевые базовые классы для передачи моделей; ISO 19650 / BIMForum LOD Spec — Методическая база уровней проработки: LOD 200 — уровень FEED (справочно)</w:t>
+      </w:r>
+    </w:p>
+    <w:p>
+      <w:r>
+        <w:rPr>
+          <w:b/>
+          <w:color w:val="8A6200"/>
+          <w:sz w:val="19"/>
+        </w:rPr>
+        <w:t xml:space="preserve">— определяется на стадии БИ: </w:t>
+      </w:r>
+      <w:r>
+        <w:rPr>
+          <w:sz w:val="19"/>
+        </w:rPr>
+        <w:t xml:space="preserve">Битая ссылка ред. 2 на «таблицу 4» в перечне проверок коллизий — запрос Заказчику (позиция M-25)</w:t>
+      </w:r>
+    </w:p>
+    <w:p>
+      <w:r>
+        <w:rPr>
+          <w:b/>
+          <w:color w:val="8A6200"/>
+          <w:sz w:val="19"/>
+        </w:rPr>
+        <w:t xml:space="preserve">— определяется на стадии БИ: </w:t>
+      </w:r>
+      <w:r>
+        <w:rPr>
+          <w:sz w:val="19"/>
+        </w:rPr>
+        <w:t xml:space="preserve">Конкретное ПО и версии (Model Studio CS / nanoCAD), шаблоны и классификатор элементов — согласование с Заказчиком до старта моделирования</w:t>
+      </w:r>
+    </w:p>
+    <w:p>
+      <w:r>
+        <w:rPr>
+          <w:b/>
+          <w:color w:val="8A6200"/>
+          <w:sz w:val="19"/>
+        </w:rPr>
+        <w:t xml:space="preserve">— определяется на стадии БИ: </w:t>
+      </w:r>
+      <w:r>
+        <w:rPr>
+          <w:sz w:val="19"/>
+        </w:rPr>
+        <w:t xml:space="preserve">Регламент статуса промежуточных IFC-выгрузок («в работе», без оформления замечаний) — внести в договор/протокол</w:t>
+      </w:r>
+    </w:p>
+    <w:p>
+      <w:r>
+        <w:rPr>
+          <w:b/>
+          <w:color w:val="8A6200"/>
+          <w:sz w:val="19"/>
+        </w:rPr>
+        <w:t xml:space="preserve">— определяется на стадии БИ: </w:t>
+      </w:r>
+      <w:r>
+        <w:rPr>
+          <w:sz w:val="19"/>
+        </w:rPr>
+        <w:t xml:space="preserve">Срок отдельного этапа ЦИМ в календарном плане (в проекте этапности Заказчика не задан) — зафиксировать в договоре</w:t>
+      </w:r>
+    </w:p>
+    <w:p>
+      <w:pPr>
+        <w:pStyle w:val="Heading2"/>
+      </w:pPr>
+      <w:r>
+        <w:rPr>
+          <w:b/>
+          <w:sz w:val="26"/>
+        </w:rPr>
+        <w:t xml:space="preserve">Состав, этапность выдачи и ведомость документации БИ по Лоту №1</w:t>
+      </w:r>
+    </w:p>
+    <w:p>
+      <w:r>
+        <w:rPr>
+          <w:sz w:val="20"/>
+        </w:rPr>
+        <w:t xml:space="preserve">Материалы БИ выдаются поэтапно для начала ОТР до полного выпуска (ТЗ, «Прочие условия»). Базис — проект этапности Заказчика от 25.08.2026 (прислан вне текста ТЗ v4.1 — юридический статус закрепить в договоре): **Этап 1 (3 мес) — предварительный отчёт БИ**: ПЗ (общие сведения, сырьё и продукция, техпроцесс, материальные балансы, расходы ресурсов, перечень оборудования, подключение к сетям), PFD, компоновочные решения, спецификация оборудования, опросные листы, исходные требования на длинноцикловое оборудование — ранний старт контрактации печи, КУ, ЭФ; **Этап 2 — итоговый отчёт** (предложение Исполнителя: +3 мес, всего ≤6 мес): дополнительно P&amp;ID, планы с предварительными нагрузками, фундаменты с предварительной динамикой (с запасом), требования к монтажу, однолинейные схемы и предварительный перечень электрооборудования, line list ±20–30 %, спецификация критичных/длинноцикловых КИПиА, схема КТС АСУ, тепловыделения и вредности. Позиции, не названные в проекте этапности, Исполнитель предлагает распределить так: тепловые балансы, целевые показатели, описание автоматизации, спецификация нетипового оборудования и эскизные чертежи — Этап 2 (структурная схема автоматизации — уже в Этапе 1); стоимостной блок: предварительная оценка по укрупнённым показателям — Этап 1, бюджетные ТКП и бюджетная оценка поставки — Этап 2; данные для ОВОС — Этап 2; ЦИМ — отдельным этапом (срок зафиксировать в договоре).</w:t>
+      </w:r>
+    </w:p>
+    <w:p>
+      <w:r>
+        <w:rPr>
+          <w:sz w:val="20"/>
+        </w:rPr>
+        <w:t xml:space="preserve">**Ведомость выпускаемой документации** (тома/комплекты): Т1 — пояснительная записка (11 разделов состава ТЗ v4.1); Т2 — расчётные приложения (материальные и тепловые балансы, электрика, гидродинамика слоя, точка росы — расчётные блоки calc); Т3 — спецификации (оборудование по ГОСТ 21.110, нетиповое с техтребованиями, критичные КИПиА); Т4 — комплект опросных листов (~35–45 позиций); Т5 — исходные требования на оборудование длительного цикла; Т6 — предварительный перечень арматуры и КИПиА (line list); Т7 — стоимость поставки (сводка по ТКП); Т8 — отчёт «Описание ЦИМ». **Предварительная ведомость листов графической части** (уточняется при выпуске Этапа 1): PFD — 1 лист; P&amp;ID — 10–14 листов по пяти участкам; компоновки — планы на отм. 0,000/+4,5/+6,0/+8,0/+14 и два разреза (7 листов) + высотная схема цепи аппаратов (1 лист); планы конструкций с нагрузками — 4–6; планы фундаментов с таблицами динамических нагрузок — 3–5; ведомость монтажных блоков и такелажные схемы — 2–3; однолинейные схемы 6/0,4 кВ — 1–2; схема КТС АСУ — 1–2; эскизные чертежи нетипового оборудования (печь: общий вид, подина, пороги выгрузки, забрасыватель; топка-смеситель; бункеры и силосы; газоходы; укрытия аспирации) — 10–15. Итого графическая часть — **ориентировочно 40–55 листов** (оценка Исполнителя, точность ±30 % — по аналогии с точностью перечней ТЗ). Форматы выдачи: редактируемые нативные (dwg, xls/xlsx, doc/docx) + PDF, единицы СИ — зеркально требованию ТЗ к исходным данным («Прочие условия»); комплектность, шифры и штампы — по ГОСТ Р 21.101.</w:t>
+      </w:r>
+    </w:p>
+    <w:tbl>
+      <w:tblPr>
+        <w:tblW w:w="11638" w:type="dxa"/>
+        <w:tblBorders>
+          <w:top w:val="single" w:sz="4" w:color="C9C9C9"/>
+          <w:left w:val="single" w:sz="4" w:color="C9C9C9"/>
+          <w:bottom w:val="single" w:sz="4" w:color="C9C9C9"/>
+          <w:right w:val="single" w:sz="4" w:color="C9C9C9"/>
+          <w:insideH w:val="single" w:sz="4" w:color="C9C9C9"/>
+          <w:insideV w:val="single" w:sz="4" w:color="C9C9C9"/>
+        </w:tblBorders>
+        <w:tblLayout w:type="fixed"/>
+      </w:tblPr>
+      <w:tblGrid>
+        <w:gridCol w:w="3600"/>
+        <w:gridCol w:w="5000"/>
+        <w:gridCol w:w="3038"/>
+      </w:tblGrid>
+      <w:tr>
+        <w:tc>
+          <w:tcPr>
+            <w:tcW w:w="3600" w:type="dxa"/>
+            <w:shd w:val="clear" w:fill="EFEFEF"/>
+          </w:tcPr>
+          <w:p>
+            <w:r>
+              <w:rPr>
+                <w:b/>
+                <w:sz w:val="19"/>
+              </w:rPr>
+              <w:t xml:space="preserve">Параметр</w:t>
+            </w:r>
+          </w:p>
+        </w:tc>
+        <w:tc>
+          <w:tcPr>
+            <w:tcW w:w="5000" w:type="dxa"/>
+            <w:shd w:val="clear" w:fill="EFEFEF"/>
+          </w:tcPr>
+          <w:p>
+            <w:r>
+              <w:rPr>
+                <w:b/>
+                <w:sz w:val="19"/>
+              </w:rPr>
+              <w:t xml:space="preserve">Значение</w:t>
+            </w:r>
+          </w:p>
+        </w:tc>
+        <w:tc>
+          <w:tcPr>
+            <w:tcW w:w="3038" w:type="dxa"/>
+            <w:shd w:val="clear" w:fill="EFEFEF"/>
+          </w:tcPr>
+          <w:p>
+            <w:r>
+              <w:rPr>
+                <w:b/>
+                <w:sz w:val="19"/>
+              </w:rPr>
+              <w:t xml:space="preserve">Источник</w:t>
+            </w:r>
+          </w:p>
+        </w:tc>
+      </w:tr>
+      <w:tr>
+        <w:tc>
+          <w:tcPr>
+            <w:tcW w:w="3600" w:type="dxa"/>
+          </w:tcPr>
+          <w:p>
+            <w:r>
+              <w:rPr>
+                <w:sz w:val="19"/>
+              </w:rPr>
+              <w:t xml:space="preserve">Этапность</w:t>
+            </w:r>
+          </w:p>
+        </w:tc>
+        <w:tc>
+          <w:tcPr>
+            <w:tcW w:w="5000" w:type="dxa"/>
+          </w:tcPr>
+          <w:p>
+            <w:r>
+              <w:rPr>
+                <w:sz w:val="19"/>
+              </w:rPr>
+              <w:t xml:space="preserve">Этап 1 — 3 мес (предварительный отчёт); Этап 2 — итоговый; предложение Исполнителя: 3+3, всего ≤6 мес</w:t>
+            </w:r>
+          </w:p>
+        </w:tc>
+        <w:tc>
+          <w:tcPr>
+            <w:tcW w:w="3038" w:type="dxa"/>
+          </w:tcPr>
+          <w:p>
+            <w:r>
+              <w:rPr>
+                <w:color w:val="666666"/>
+                <w:sz w:val="18"/>
+              </w:rPr>
+              <w:t xml:space="preserve">проект этапности Заказчика от 25.08.2026; позиция КВАНТ (Q-11)</w:t>
+            </w:r>
+          </w:p>
+        </w:tc>
+      </w:tr>
+      <w:tr>
+        <w:tc>
+          <w:tcPr>
+            <w:tcW w:w="3600" w:type="dxa"/>
+          </w:tcPr>
+          <w:p>
+            <w:r>
+              <w:rPr>
+                <w:sz w:val="19"/>
+              </w:rPr>
+              <w:t xml:space="preserve">Этап 1: ключевой состав</w:t>
+            </w:r>
+          </w:p>
+        </w:tc>
+        <w:tc>
+          <w:tcPr>
+            <w:tcW w:w="5000" w:type="dxa"/>
+          </w:tcPr>
+          <w:p>
+            <w:r>
+              <w:rPr>
+                <w:sz w:val="19"/>
+              </w:rPr>
+              <w:t xml:space="preserve">ПЗ-ядро, PFD, компоновки, спецификация, ОЛ, исходные требования на длинноцикловое</w:t>
+            </w:r>
+          </w:p>
+        </w:tc>
+        <w:tc>
+          <w:tcPr>
+            <w:tcW w:w="3038" w:type="dxa"/>
+          </w:tcPr>
+          <w:p>
+            <w:r>
+              <w:rPr>
+                <w:color w:val="666666"/>
+                <w:sz w:val="18"/>
+              </w:rPr>
+              <w:t xml:space="preserve">проект этапности Заказчика от 25.08.2026</w:t>
+            </w:r>
+          </w:p>
+        </w:tc>
+      </w:tr>
+      <w:tr>
+        <w:tc>
+          <w:tcPr>
+            <w:tcW w:w="3600" w:type="dxa"/>
+          </w:tcPr>
+          <w:p>
+            <w:r>
+              <w:rPr>
+                <w:sz w:val="19"/>
+              </w:rPr>
+              <w:t xml:space="preserve">Объём графической части</w:t>
+            </w:r>
+          </w:p>
+        </w:tc>
+        <w:tc>
+          <w:tcPr>
+            <w:tcW w:w="5000" w:type="dxa"/>
+          </w:tcPr>
+          <w:p>
+            <w:r>
+              <w:rPr>
+                <w:sz w:val="19"/>
+              </w:rPr>
+              <w:t xml:space="preserve">~40–55 листов (предварительная ведомость)</w:t>
+            </w:r>
+          </w:p>
+        </w:tc>
+        <w:tc>
+          <w:tcPr>
+            <w:tcW w:w="3038" w:type="dxa"/>
+          </w:tcPr>
+          <w:p>
+            <w:r>
+              <w:rPr>
+                <w:color w:val="666666"/>
+                <w:sz w:val="18"/>
+              </w:rPr>
+              <w:t xml:space="preserve">оценка Исполнителя по составу ТЗ v4.1</w:t>
+            </w:r>
+          </w:p>
+        </w:tc>
+      </w:tr>
+      <w:tr>
+        <w:tc>
+          <w:tcPr>
+            <w:tcW w:w="3600" w:type="dxa"/>
+          </w:tcPr>
+          <w:p>
+            <w:r>
+              <w:rPr>
+                <w:sz w:val="19"/>
+              </w:rPr>
+              <w:t xml:space="preserve">Комплект опросных листов</w:t>
+            </w:r>
+          </w:p>
+        </w:tc>
+        <w:tc>
+          <w:tcPr>
+            <w:tcW w:w="5000" w:type="dxa"/>
+          </w:tcPr>
+          <w:p>
+            <w:r>
+              <w:rPr>
+                <w:sz w:val="19"/>
+              </w:rPr>
+              <w:t xml:space="preserve">~35–45 позиций</w:t>
+            </w:r>
+          </w:p>
+        </w:tc>
+        <w:tc>
+          <w:tcPr>
+            <w:tcW w:w="3038" w:type="dxa"/>
+          </w:tcPr>
+          <w:p>
+            <w:r>
+              <w:rPr>
+                <w:color w:val="666666"/>
+                <w:sz w:val="18"/>
+              </w:rPr>
+              <w:t xml:space="preserve">раздел спецификаций настоящей ПЗ</w:t>
+            </w:r>
+          </w:p>
+        </w:tc>
+      </w:tr>
+      <w:tr>
+        <w:tc>
+          <w:tcPr>
+            <w:tcW w:w="3600" w:type="dxa"/>
+          </w:tcPr>
+          <w:p>
+            <w:r>
+              <w:rPr>
+                <w:sz w:val="19"/>
+              </w:rPr>
+              <w:t xml:space="preserve">Форматы выдачи</w:t>
+            </w:r>
+          </w:p>
+        </w:tc>
+        <w:tc>
+          <w:tcPr>
+            <w:tcW w:w="5000" w:type="dxa"/>
+          </w:tcPr>
+          <w:p>
+            <w:r>
+              <w:rPr>
+                <w:sz w:val="19"/>
+              </w:rPr>
+              <w:t xml:space="preserve">нативные редактируемые (dwg/xlsx/docx) + PDF, единицы СИ</w:t>
+            </w:r>
+          </w:p>
+        </w:tc>
+        <w:tc>
+          <w:tcPr>
+            <w:tcW w:w="3038" w:type="dxa"/>
+          </w:tcPr>
+          <w:p>
+            <w:r>
+              <w:rPr>
+                <w:color w:val="666666"/>
+                <w:sz w:val="18"/>
+              </w:rPr>
+              <w:t xml:space="preserve">ТЗ, «Прочие условия» (зеркально требованию к ИД)</w:t>
+            </w:r>
+          </w:p>
+        </w:tc>
+      </w:tr>
+      <w:tr>
+        <w:tc>
+          <w:tcPr>
+            <w:tcW w:w="3600" w:type="dxa"/>
+          </w:tcPr>
+          <w:p>
+            <w:r>
+              <w:rPr>
+                <w:sz w:val="19"/>
+              </w:rPr>
+              <w:t xml:space="preserve">ЦИМ</w:t>
+            </w:r>
+          </w:p>
+        </w:tc>
+        <w:tc>
+          <w:tcPr>
+            <w:tcW w:w="5000" w:type="dxa"/>
+          </w:tcPr>
+          <w:p>
+            <w:r>
+              <w:rPr>
+                <w:sz w:val="19"/>
+              </w:rPr>
+              <w:t xml:space="preserve">отдельный этап; срок — в договор</w:t>
+            </w:r>
+          </w:p>
+        </w:tc>
+        <w:tc>
+          <w:tcPr>
+            <w:tcW w:w="3038" w:type="dxa"/>
+          </w:tcPr>
+          <w:p>
+            <w:r>
+              <w:rPr>
+                <w:color w:val="666666"/>
+                <w:sz w:val="18"/>
+              </w:rPr>
+              <w:t xml:space="preserve">ТЗ, «Прочие условия»; проект этапности (срок не задан)</w:t>
+            </w:r>
+          </w:p>
+        </w:tc>
+      </w:tr>
+    </w:tbl>
+    <w:p>
+      <w:r>
+        <w:rPr>
+          <w:b/>
+          <w:sz w:val="19"/>
+        </w:rPr>
+        <w:t xml:space="preserve">Нормативная база: </w:t>
+      </w:r>
+      <w:r>
+        <w:rPr>
+          <w:color w:val="444444"/>
+          <w:sz w:val="19"/>
+        </w:rPr>
+        <w:t xml:space="preserve">ГОСТ Р 21.101-2020 — Состав, комплектование и оформление документации (применяется к комплектам БИ по аналогии со стадией П); ГОСТ Р 2.105-2019 — Общие требования к текстовым документам — тома ПЗ и расчётных приложений; ГОСТ 21.110-2013 — Спецификация оборудования, изделий и материалов (том Т3)</w:t>
+      </w:r>
+    </w:p>
+    <w:p>
+      <w:r>
+        <w:rPr>
+          <w:b/>
+          <w:color w:val="8A6200"/>
+          <w:sz w:val="19"/>
+        </w:rPr>
+        <w:t xml:space="preserve">— определяется на стадии БИ: </w:t>
+      </w:r>
+      <w:r>
+        <w:rPr>
+          <w:sz w:val="19"/>
+        </w:rPr>
+        <w:t xml:space="preserve">Юридическое закрепление этапности и сроков (3+3 мес, отдельный этап ЦИМ) в договоре — проект этапности прислан вне редакции ТЗ v4.1</w:t>
+      </w:r>
+    </w:p>
+    <w:p>
+      <w:r>
+        <w:rPr>
+          <w:b/>
+          <w:color w:val="8A6200"/>
+          <w:sz w:val="19"/>
+        </w:rPr>
+        <w:t xml:space="preserve">— определяется на стадии БИ: </w:t>
+      </w:r>
+      <w:r>
+        <w:rPr>
+          <w:sz w:val="19"/>
+        </w:rPr>
+        <w:t xml:space="preserve">Применение этапности по каждому лоту отдельно или единым отчётом — уточнить у Заказчика</w:t>
+      </w:r>
+    </w:p>
+    <w:p>
+      <w:r>
+        <w:rPr>
+          <w:b/>
+          <w:color w:val="8A6200"/>
+          <w:sz w:val="19"/>
+        </w:rPr>
+        <w:t xml:space="preserve">— определяется на стадии БИ: </w:t>
+      </w:r>
+      <w:r>
+        <w:rPr>
+          <w:sz w:val="19"/>
+        </w:rPr>
+        <w:t xml:space="preserve">Ранняя выдача ИД Заказчиком под Этап 1: генплан («вариант размещения», Q-10) и точки подключения к сетям — без них компоновки и раздел сетей за 3 мес не выдать</w:t>
+      </w:r>
+    </w:p>
+    <w:p>
+      <w:r>
+        <w:rPr>
+          <w:b/>
+          <w:color w:val="8A6200"/>
+          <w:sz w:val="19"/>
+        </w:rPr>
+        <w:t xml:space="preserve">— определяется на стадии БИ: </w:t>
+      </w:r>
+      <w:r>
+        <w:rPr>
+          <w:sz w:val="19"/>
+        </w:rPr>
+        <w:t xml:space="preserve">Шифры комплектов, формы титулов и штампов — согласование с Заказчиком/генпроектировщиком</w:t>
       </w:r>
     </w:p>
     <w:sectPr>

--- a/ove/public/docs/bi/ove75-lot1-pz-draft.docx
+++ b/ove/public/docs/bi/ove75-lot1-pz-draft.docx
@@ -1093,7 +1093,7 @@
         <w:rPr>
           <w:sz w:val="20"/>
         </w:rPr>
-        <w:t xml:space="preserve">**Участок 2. Приёмка сырья и шихтовка.** Четыре приёмных бункера с футеровкой листовым PE500 и вибрационными аэраторами обрушения свода: концентрат 60 м³, кек NNH 20 м³ (загрузка со станции растаривания биг-бэгов), цементная медь 10 м³ (загрузка ковшовым погрузчиком с кислотостойким ковшом), оборотные материалы 50 м³ (огарок на запуск печи; для оборотной пыли ЭФ — 20 м³). Из каждого бункера материал выдаётся связкой «тарельчатый (дисковый) питатель → ленточный весовой дозатор → винтовой конвейер»: концентрат ZC1200 + дозатор до 16 т/ч + УКВ-320-Ц-60; кек ZC800 + до 5 т/ч + УКВ-200-Ц-60 (тракт в стали 12Х18Н10Т); цементная медь ZC300 + до 3,2 т/ч + УКВ-200-Ц-37,5 (кислотостойкое исполнение); обороты ZC300 + до 4 т/ч. Каждая линия оснащена тензодатчиками LPA-68 и **поточным микроволновым влагомером Микрорадар-113А** — дозирование ведётся по сухому весу. Смешение — в двухшнековом смесителе **СШ-25 (10–25 т/ч**, 37 кВт, AISI 316); готовая шихта (влажность 12,48 %, S 20,52 %) наклонным винтовым конвейером УКВ-320-Ц-95 подаётся в **два расходных бункера печи по 60 м³** (запас ~8 ч). Из расходного бункера — питатель ZC1500, дозатор до 25 т/ч и скоростной шнековый забрасыватель (референс — Челябинский цинковый завод), подающий шихту непосредственно в надслоевое пространство печи. Максимальная производительность линии по шихте **15,448 т/ч** (с запасом 1,15).</w:t>
+        <w:t xml:space="preserve">**Участок 2. Приёмка сырья и шихтовка.** Четыре приёмных бункера с футеровкой листовым PE500 и вибрационными аэраторами обрушения свода: концентрат 60 м³, кек NNH 20 м³ (загрузка со станции растаривания биг-бэгов), цементная медь 10 м³ (загрузка ковшовым погрузчиком с кислотостойким ковшом), оборотные материалы 50 м³ (огарок на запуск печи; для оборотной пыли ЭФ — 20 м³). Из каждого бункера материал выдаётся связкой «тарельчатый (дисковый) питатель → ленточный весовой дозатор → винтовой конвейер»: концентрат ZC1200 + дозатор до 16 т/ч + УКВ-320-Ц-60; кек ZC800 + до 5 т/ч + УКВ-200-Ц-60 (тракт в стали 12Х18Н10Т); цементная медь ZC300 + до 3,2 т/ч + УКВ-200-Ц-37,5 (кислотостойкое исполнение); обороты ZC300 + до 4 т/ч. Каждая линия оснащена тензодатчиками LPA-68 и **поточным микроволновым влагомером Микрорадар-113А** — дозирование ведётся по сухому весу. Смешение — в двухшнековом смесителе **СШ-25 (10–25 т/ч**, 37 кВт, AISI 316); готовая шихта (влажность 12,48 %, S 20,52 %) наклонным винтовым конвейером УКВ-320-Ц-95 подаётся в **два расходных бункера печи по 60 м³** (запас ~8 ч). Из расходного бункера — питатель ZC1500, дозатор до 25 т/ч и скоростной шнековый забрасыватель (референс — Челябинский цинковый завод), подающий шихту непосредственно в надслоевое пространство печи. Часовой расход шихты по ИД табл. 23 — **15,448 т/ч** (примечание: величина численно совпадает и с номиналом по влажной шихте 122 429/7 920 = 15,46 т/ч, и с суммой компонентных максимумов по сухому — базис (сухая/влажная, номинал/максимум K=1,15) запрошен у Гипроникеля; до ответа оборудование линии выбирается на 17,8 т/ч влажной шихты = номинал × 1,15).</w:t>
       </w:r>
     </w:p>
     <w:p>
@@ -1101,7 +1101,7 @@
         <w:rPr>
           <w:sz w:val="20"/>
         </w:rPr>
-        <w:t xml:space="preserve">**Участок 3. Обжиг.** Печь КС конструкции HATCH: круглая, конусно расширяющаяся от подины Ø6000 мм до Ø8390 мм на уровне газохода (угол 21°, высота 9200 мм, газоход Ø2000 мм из центра свода); подина 28,27 м² с 583 грибковыми безпровальными соплами (сталь ХН78Т, 4 отверстия Ø4 мм); футеровка — шамот Ш-22/23/5/44/45 на мертеле, листовой асбест. Дутьё — смесь технологического воздуха (80–120 кПа от воздуходувки) и технического кислорода 96 % (400–800 кПа из сети): **основной вариант 11 342 нм³/ч с 52,0 % O₂ при 25 °C; вспомогательный 19 146 нм³/ч с 30,8 % O₂, подогретого до 455 °C** топочными газами мазутной топки (горелка ГМ-4,5, мазут 300 кг/ч). Удельный расход кислорода на окисление 254,5 нм³/т шихты при α = 1,5. В слое поддерживается **930 °C**; время пребывания материала 9 ч, единовременная загрузка 139 т, слой 1647 мм (насыпной) / 1918–2144 мм (кипящий); число псевдоожижения 3,93/8,07. Тепловой эффект окисления шихты 2,378 ГДж/т. Огарок непрерывно выгружается через сливной порог в шнековый холодильник; выгрузкой управляет **дроссельный затвор по перепаду давления «газовая коробка – слой»**; крупные фракции с подины периодически выпускаются через второй порог ножевой шиберной задвижкой. Пуск после капремонта: розжиг дровами до 250–350 °C → загрузка 80–100 т огарка → разогрев тремя горелками МГМГ-10 (до 940 кг/ч мазута каждая) до 500–600 °C → выход на слабое кипение воздухом 12–13 тыс. нм³/ч → 850–880 °C → перевод на кислородно-воздушное дутьё и подача шихты. Остановка: прекращение загрузки → «прокалка» 20–30 мин до исчезновения SO₂ → отсечка дутья; при аварийной отсечке — подача азота по кислородной линии или аварийный сброс слоя через донную выгрузку.</w:t>
+        <w:t xml:space="preserve">**Участок 3. Обжиг.** Печь КС конструкции HATCH: круглая, конусно расширяющаяся от подины Ø6000 мм до Ø8390 мм на уровне газохода (угол 21°, высота 9200 мм, газоход Ø2000 мм из центра свода); подина 28,27 м² с 583 грибковыми безпровальными соплами (сталь ХН78Т, 4 отверстия Ø4 мм); футеровка — шамот Ш-22/23/5/44/45 на мертеле, листовой асбест. Дутьё — смесь технологического воздуха (80–120 кПа от воздуходувки) и технического кислорода 96 % (400–800 кПа из сети): **основной вариант 11 342 нм³/ч с 52,0 % O₂ при 25 °C; вспомогательный 19 146 нм³/ч с 30,8 % O₂, подогретого до 455 °C** топочными газами мазутной топки (горелка ГМ-4,5, мазут 300 кг/ч). Удельный расход кислорода на окисление 254,5 нм³/т шихты при α = 1,5. В слое поддерживается **930 °C**; время пребывания материала 9 ч, единовременная загрузка 139 т, слой 1647 мм (насыпной) / 1918–2144 мм (кипящий); число псевдоожижения 3,93/8,07. Тепловой эффект окисления шихты 2,378 ГДж/т. Огарок непрерывно выгружается через сливной порог в шнековый холодильник; выгрузкой управляет **дроссельный затвор по перепаду давления «газовая коробка – слой»**; крупные фракции с подины периодически выпускаются через второй порог ножевой шиберной задвижкой. Пуск после капремонта: розжиг дровами до 250–350 °C → загрузка 80–100 т огарка → разогрев тремя горелками МГМГ-10 (до 975 кг/ч мазута каждая) до 500–600 °C → выход на слабое кипение воздухом 12–13 тыс. нм³/ч → 850–880 °C → перевод на кислородно-воздушное дутьё и подача шихты. Остановка: прекращение загрузки → «прокалка» 20–30 мин до исчезновения SO₂ → отсечка дутья; при аварийной отсечке — подача азота по кислородной линии или аварийный сброс слоя через донную выгрузку.</w:t>
       </w:r>
     </w:p>
     <w:p>
@@ -1661,7 +1661,7 @@
         <w:rPr>
           <w:sz w:val="20"/>
         </w:rPr>
-        <w:t xml:space="preserve">**Сводный годовой баланс передела** (ИД табл. 22, основной вариант; сухие массы). Приход: концентрат 73 492 т + кек NNH 24 219 т + цементная медь 9 182 т = **106 892 т шихты**, в ней 71 264 т Cu, 4 043 т Ni, 191,4 т Co, 4 587 т Fe, 21 936 т S, 13,8 т Cl. Расход: огарок 81 896 т (76,98 %); пыль КУ 9 081 т + пыль циклона 8 165 т + пыль ЭФ 2 916 т + пыль в СКЦ 14 т = **20 175 т пыли** (18,96 %); сера в газ 21 307 т; хлор в газ 1,78 т; согласованные потери 502 т (0,47 %: обжиг 0,12 % + перевалка/транспортировка 0,25 % + гидрометаллургия 0,10 %). Суммарный выход твёрдых продуктов 123 883 т превышает загрузку на ~16 % — это **усвоенный кислород дутья**, связанный в оксиды (CuO, NiO, Fe₃O₄) и сульфаты; невязка по каждому металлу — 0,000 %. Распределение меди: 80,35 % в огарок, 19,18 % в пыль; серы: 97,13 % в газ, 2,21 % в пыль, 0,19 % в огарок — баланс серы задаёт и производительность СКЦ, и остаточное содержание S в огарке для выщелачивания.</w:t>
+        <w:t xml:space="preserve">**Сводный годовой баланс передела** (ИД табл. 22, основной вариант; сухие массы). Приход: концентрат 73 492 т + кек NNH 24 219 т + цементная медь 9 182 т = **106 892 т шихты**, в ней 71 264 т Cu, 4 043 т Ni, 191,4 т Co, 4 587 т Fe, 21 936 т S, 13,8 т Cl. Расход: огарок 81 896 т (76,98 %); пыль КУ 9 081 т + пыль циклона 8 165 т + пыль ЭФ 2 916 т + пыль в СКЦ 14 т ≈ **20 175 т пыли** (18,96 %; итог табл. 22; невязка округления 1 т); сера в газ 21 307 т; хлор в газ 1,78 т; согласованные потери 502 т (0,47 %: обжиг 0,12 % + перевалка/транспортировка 0,25 % + гидрометаллургия 0,10 %). Суммарный выход твёрдых продуктов 123 883 т превышает загрузку на ~16 % — это **усвоенный кислород дутья**, связанный в оксиды (CuO, NiO, Fe₃O₄) и сульфаты; невязка по каждому металлу — 0,000 %. Распределение меди: 80,35 % в огарок, 19,18 % в пыль; серы: 97,13 % в газ, 2,21 % в пыль, 0,19 % в огарок — баланс серы задаёт и производительность СКЦ, и остаточное содержание S в огарке для выщелачивания.</w:t>
       </w:r>
     </w:p>
     <w:p>
@@ -1669,7 +1669,7 @@
         <w:rPr>
           <w:sz w:val="20"/>
         </w:rPr>
-        <w:t xml:space="preserve">**Баланс по участкам.** (1) Фильтрация: приход пульпы 104 994 т/год (73 496 т тв. + 31 498 т воды, 70 % тв.); расход: кек 81 662 т/год (73 496 сух. + 8 166 воды, влажность 10 %) и фильтрат 23 332 м³/год в ОРФ. Проверка: 31 498 − 8 166 = 23 332 — **баланс воды сходится точно**. (2) Шихтовка: кек концентрата 81 662 + кек NNH влажный 30 273 (24 219 / 0,80) + цементная медь влажная 10 494 (9 182 / 0,875) = 122 429 т/год влажной шихты, средняя влажность 12,48 %, средняя сера 20,52 %; часовой максимум 15,448 т/ч. (3) Обжиг: приход — шихта 13,50 т/ч сух. (номинал) + дутьё 11 342 нм³/ч; расход — огарок 10,34 т/ч ном., пыль в газ 2,55 т/ч ном., газ 12 129 нм³/ч (SO₂ 17,83 %, H₂O 21,07 %, O₂ 16,21 %). Влага шихты (~1,9 т/ч) полностью переходит в газовую фазу. (4) Газоочистка (номинал/максимум с K=1,15): улов пыли КУ 1,319 т/ч, циклона 1,186 т/ч, ЭФ 0,424 т/ч, унос в СКЦ 1,32 кг/ч; объём газа нарастает подсосами 12 129 → 12 673 → 13 066 → 13 262 нм³/ч; запылённость падает 241,5 → 127,1 → 32,6 → 0,1 г/нм³. (5) Охлаждение-отгрузка: тракт огарка 14,346 т/ч (макс.) при годовых 99 142 т (огарок 81 896 + пыль КУ 9 081 + пыль циклона 8 165); тракт тонкой пыли 0,424 т/ч (2 916 т/год).</w:t>
+        <w:t xml:space="preserve">**Баланс по участкам.** (1) Фильтрация: приход пульпы 104 994 т/год (73 496 т тв. по табл. 23 п.42–55 + 31 498 т воды, 70 % тв.; отличие от 73 492 т по табл. 22 — 4 т/год, в пределах округлений ИД); расход: кек 81 662 т/год (73 496 сух. + 8 166 воды, влажность 10 %) и фильтрат 23 332 м³/год в ОРФ. Проверка: 31 498 − 8 166 = 23 332 — **баланс воды сходится точно**. (2) Шихтовка: кек концентрата 81 662 + кек NNH влажный 30 273 (24 219 / 0,80) + цементная медь влажная 10 494 (9 182 / 0,875) = 122 429 т/год влажной шихты, средняя влажность 12,48 %, средняя сера 20,52 %; часовой расход шихты по ИД табл. 23 — 15,448 т/ч (примечание: величина численно совпадает и с номиналом по влажной шихте 122 429/7 920 = 15,46 т/ч, и с суммой компонентных максимумов по сухому — базис (сухая/влажная, номинал/максимум K=1,15) запрошен у Гипроникеля; до ответа оборудование линии выбирается на 17,8 т/ч влажной шихты = номинал × 1,15). (3) Обжиг: приход — шихта 13,50 т/ч сух. (номинал) + дутьё 11 342 нм³/ч; расход — огарок 10,34 т/ч ном., пыль в газ 2,55 т/ч ном., газ 12 129 нм³/ч (SO₂ 17,83 %, H₂O 21,07 %, O₂ 16,21 %). Влага шихты (~1,9 т/ч) полностью переходит в газовую фазу. (4) Газоочистка (номинал/максимум с K=1,15): улов пыли КУ 1,319 т/ч, циклона 1,186 т/ч, ЭФ 0,424 т/ч, унос в СКЦ 1,32 кг/ч; объём газа нарастает подсосами 12 129 → 12 673 → 13 066 → 13 262 нм³/ч; запылённость падает 241,5 → 127,1 → 32,6 → 0,1 г/нм³. (5) Охлаждение-отгрузка: тракт огарка 14,346 т/ч (макс.) при годовых 99 142 т (огарок 81 896 + пыль КУ 9 081 + пыль циклона 8 165); тракт тонкой пыли 0,424 т/ч (2 916 т/год).</w:t>
       </w:r>
     </w:p>
     <w:p>
@@ -2111,6 +2111,22 @@
         <w:rPr>
           <w:sz w:val="19"/>
         </w:rPr>
+        <w:t xml:space="preserve">Базис величины 15,448 т/ч (сухая/влажная шихта, номинал/максимум K=1,15) — запрос Гипроникелю; до ответа оборудование линии шихтовки выбирается на 17,8 т/ч влажной шихты</w:t>
+      </w:r>
+    </w:p>
+    <w:p>
+      <w:r>
+        <w:rPr>
+          <w:b/>
+          <w:color w:val="8A6200"/>
+          <w:sz w:val="19"/>
+        </w:rPr>
+        <w:t xml:space="preserve">— определяется на стадии БИ: </w:t>
+      </w:r>
+      <w:r>
+        <w:rPr>
+          <w:sz w:val="19"/>
+        </w:rPr>
         <w:t xml:space="preserve">Баланс по микропримесям (Zn, Pb, As, Se, Te) и драгметаллам по продуктам обжига — в ИД заданы только входные содержания; распределение принять по данным Гипроникеля на стадии БИ</w:t>
       </w:r>
     </w:p>
@@ -2147,7 +2163,7 @@
         <w:rPr>
           <w:sz w:val="20"/>
         </w:rPr>
-        <w:t xml:space="preserve">**Печь КС, основной вариант.** Приход тепла — 36,74 ГДж/ч, единственная статья — экзотермика окисления шихты (2,378 ГДж/т × 15,448 т/ч, 100 %). Расход: с отходящими газами **51,50 %** (18,92 ГДж/ч), с огарком 19,49 % (7,16 ГДж/ч), на испарение влаги шихты 14,04 % (5,16 ГДж/ч), с обжиговой пылью 4,97 % (1,83 ГДж/ч), потери в окружающую среду 10,00 % (3,67 ГДж/ч ≈ 1,02 МВт). Баланс замыкается регулированием обогащения дутья кислородом: при 52,0 % O₂ объём газов минимален и автогенный режим удерживает слой на 930 °C без топлива. **Вспомогательный вариант**: приход 64,58 ГДж/ч, из них окисление шихты 75,42 % (48,71) и физическое тепло подогретого дутья 24,58 % (15,87 ГДж/ч — мазут 300 кг/ч через топку); расход: газы 60,96 % (39,37), огарок 12,89 % (8,32), влага 10,59 % (6,84), пыль 5,56 % (3,59), потери 10 % (6,46). Вывод: при деградации теплотворности шихты дефицит тепла покрывается либо концентрацией O₂ (снижение балласта N₂), либо энтальпией дутья — оба рычага заложены в схему автоматизации.</w:t>
+        <w:t xml:space="preserve">**Печь КС, основной вариант.** Приход тепла — 36,74 ГДж/ч, единственная статья — экзотермика окисления шихты (2,378 ГДж/т × 15,448 т/ч, 100 %). Расход: с отходящими газами **51,50 %** (18,92 ГДж/ч), с огарком 19,49 % (7,16 ГДж/ч), на испарение влаги шихты 14,04 % (5,16 ГДж/ч), с обжиговой пылью 4,97 % (1,83 ГДж/ч), потери в окружающую среду 10,00 % (3,67 ГДж/ч ≈ 1,02 МВт). Баланс замыкается регулированием обогащения дутья кислородом: при 52,0 % O₂ объём газов минимален и автогенный режим удерживает слой на 930 °C без топлива. **Вспомогательный вариант**: приход 64,58 ГДж/ч, из них окисление шихты и горение мазута топки 75,42 % (48,71 = 36,74 окисление шихты + ≈11,97 сгорание мазута 300 кг/ч) и физическое тепло подогретого дутья 24,58 % (15,87 ГДж/ч); расход: газы 60,96 % (39,37), огарок 12,89 % (8,32), влага 10,59 % (6,84), пыль 5,56 % (3,59), потери 10 % (6,46). Вывод: при деградации теплотворности шихты дефицит тепла покрывается либо концентрацией O₂ (снижение балласта N₂), либо энтальпией дутья — оба рычага заложены в схему автоматизации.</w:t>
       </w:r>
     </w:p>
     <w:p>
@@ -2163,7 +2179,7 @@
         <w:rPr>
           <w:sz w:val="20"/>
         </w:rPr>
-        <w:t xml:space="preserve">**Шнековые холодильники.** Огарок + грубая пыль: 14,346 т/ч охлаждаются с 837,6 до 70 °C, тепло к оборотной воде 7,391 ГДж/ч (вспом. 6,833); проверка по воде: 176,9 м³/ч × 4,187 × (35−25) = 7,41 ГДж/ч — сходимость 0,3 %. Резерв теплосъёма аппарата D2424-6 — 12,66 ГДж/ч (запас 1,7). Тонкая пыль: 0,424 т/ч, 387→70 °C, 0,092 ГДж/ч, вода 2,197 м³/ч. **Сводная утилизация тепла процесса (осн. вариант)**: из 36,74 ГДж/ч выделяющегося тепла в пар полезно переводится 11,3 ГДж/ч (31 %), в оборотную воду холодильников 7,48 ГДж/ч (20 %), с газом в СКЦ уходит ~7,5 ГДж/ч (387 °C — используется автотермичностью СКЦ), потери печи/КУ/газоходов в помещение и атмосферу ~10,5 ГДж/ч. Тепловой баланс газохода ЭФ→дымосос→СКЦ подтверждает температуру на границе 387 °C (падение 13 °C от КУ за счёт подсосов и теплопотерь тракта).</w:t>
+        <w:t xml:space="preserve">**Шнековые холодильники.** Огарок + грубая пыль: 14,346 т/ч охлаждаются с 837,6 до 70 °C, тепло к оборотной воде 7,391 ГДж/ч (вспом. 6,833); проверка по воде: 176,9 м³/ч × 4,187 × (35−25) = 7,41 ГДж/ч — сходимость 0,3 %. Резерв теплосъёма аппарата D2424-6 — 12,66 ГДж/ч (запас 1,7). Тонкая пыль: 0,424 т/ч, 387→70 °C, 0,092 ГДж/ч, вода 2,197 м³/ч. **Сводная утилизация тепла процесса (осн. вариант)**: из 36,74 ГДж/ч выделяющегося тепла в пар полезно переводится 11,3 ГДж/ч (31 %), в оборотную воду холодильников 7,48 ГДж/ч (20 %), с газом в СКЦ уходит ~7,5 ГДж/ч (387 °C — используется автотермичностью СКЦ), потери печи/КУ/газоходов в помещение и атмосферу ~10,5 ГДж/ч. Тепловой баланс газохода ЭФ→дымосос→СКЦ подтверждает температуру на границе 387 °C (падение 13 °C от КУ за счёт подсосов и теплопотерь тракта). Требование F-DEW (calc.json): температура стенок газоходов и бункеров ЭФ ≥240 °C (изоляция, обогрев холодных мостов), продувка тракта при остановках.</w:t>
       </w:r>
     </w:p>
     <w:tbl>
@@ -2338,7 +2354,7 @@
               <w:rPr>
                 <w:sz w:val="19"/>
               </w:rPr>
-              <w:t xml:space="preserve">окисление 75,42 % + подогрев дутья 24,58 %</w:t>
+              <w:t xml:space="preserve">окисление шихты + горение мазута топки 75,42 % (36,74 + ≈11,97 ГДж/ч) + подогрев дутья 24,58 %</w:t>
             </w:r>
           </w:p>
         </w:tc>
@@ -2649,7 +2665,7 @@
         <w:rPr>
           <w:sz w:val="20"/>
         </w:rPr>
-        <w:t xml:space="preserve">Расходные показатели приняты по ИД табл. 26 (нормировка на 71 264 т меди в шихте, 7920 ч/год); двойные значения — основной/вспомогательный вариант. **Электроэнергия**: на напряжении 380 В — 1 524 392 кВт·ч/год (21,39 кВт·ч/т Cu; средняя нагрузка ~192 кВт: крупнейшие потребители — смеситель СШ-25 37 кВт, конвейер УКВ-320-Ц-95 30 кВт, конвейеры УКВ-320-Ц-60 2×18,4 кВт, холодильник D2424-6 15 кВт и шнеки 11–15 кВт); на 6 кВ — дымосос ДН-15БНЖ 400 кВт, 3 168 000 кВт·ч/год (44,45 кВт·ч/т); питание электрофильтра (агрегат ОПМД-400, ~32 кВт) — 253 440 кВт·ч/год (3,56 кВт·ч/т). Итого по учтённому в ИД оборудованию ≈ **4,95 млн кВт·ч/год (69,4 кВт·ч/т Cu)** без воздуходувки, вакуум-насосов фильтрации и аспирации (в табл. 26 не нормированы — досчитываются на стадии БИ).</w:t>
+        <w:t xml:space="preserve">Расходные показатели приняты по ИД табл. 26 (нормировка на 71 264 т меди в шихте, 7920 ч/год); двойные значения — основной/вспомогательный вариант. **Электроэнергия**: на напряжении 380 В — 1 524 392 кВт·ч/год (21,39 кВт·ч/т Cu; средняя нагрузка ~192 кВт: крупнейшие потребители — смеситель СШ-25 37 кВт, конвейер УКВ-320-Ц-95 30 кВт, конвейеры УКВ-320-Ц-60 2×18,4 кВт, холодильник D2424-6 15 кВт и шнеки 11–15 кВт); на 6 кВ — дымосос ДН-15БНЖ 400 кВт, 3 168 000 кВт·ч/год (44,45 кВт·ч/т); питание электрофильтра (агрегат ОПМД-400, ~32 кВт) — 253 440 кВт·ч/год (3,56 кВт·ч/т). Итого по учтённому в ИД оборудованию ≈ **4,95 млн кВт·ч/год (69,4 кВт·ч/т Cu)** без воздуходувки, вакуум-насосов фильтрации и аспирации (в табл. 26 не нормированы — досчитываются на стадии БИ). С учётом досчёта воздуходувки, вакуум-станции и аспирации (calc.json L1-EL) полное электропотребление лота 1 ≈7,6 млн кВт·ч/год (средняя нагрузка ≈1,0 МВт) — закладывается в ТЭП и запрос ТУ.</w:t>
       </w:r>
     </w:p>
     <w:p>
@@ -3737,7 +3753,7 @@
         <w:rPr>
           <w:sz w:val="20"/>
         </w:rPr>
-        <w:t xml:space="preserve">Материальное исполнение: тракты цементной меди и шихты — AISI 316 / 12Х18Н10Т (в ИД марка стали циклона/ЭФ/дымососа напечатана как «12Х1812Т» — принимается **12Х18Н10Т**, нормализация опечатки согласована с данными табл. 24Б); газоход — 09Г2С с футеровкой легковесом ШЛ-0,4; сопла — ХН78Т. Резервирование: ЭФ 2×100 %, дымососы 2×100 %, вакуум-фильтры 2×100 % по площади, остальное — по запасу производительности 1,15. Оборудование в ИД указано с конкретными изготовителями — в БИ по каждой позиции запрашиваются ТКП не менее 2–3 поставщиков (ТЗ п.3.6) с проверкой аналогов; отклонения от референсных марок допускаются при подтверждении характеристик.</w:t>
+        <w:t xml:space="preserve">Материальное исполнение: тракты цементной меди и шихты — AISI 316 / 12Х18Н10Т (в ИД марка стали циклона/ЭФ/дымососа напечатана как «12Х1812Т» — принимается **12Х18Н10Т**, нормализация опечатки согласована с данными табл. 24Б); газоход — 09Г2С с футеровкой легковесом ШЛ-0,4; сопла — ХН78Т. Резервирование: ЭФ 2×100 %, дымососы 2×100 %, вакуум-фильтры 2×100 % по площади, остальное — по запасу производительности 1,15. Оборудование в ИД указано с конкретными изготовителями — в БИ по каждой позиции основного перечня запрашиваются бюджетные ТКП 2–3 поставщиков (ТЗ п.3.6 в ред. v4.1) с проверкой аналогов; отклонения от референсных марок допускаются при подтверждении характеристик.</w:t>
       </w:r>
     </w:p>
     <w:tbl>
@@ -4223,7 +4239,7 @@
         <w:rPr>
           <w:sz w:val="20"/>
         </w:rPr>
-        <w:t xml:space="preserve">**Электрические нагрузки.** По нормированному в ИД оборудованию: установленная мощность на 0,4 кВ ~194 кВт (средняя нагрузка 192 кВт — сходится с годовым расходом 1,524 млн кВт·ч); на 6 кВ — дымосос 400 кВт (рабочий; второй — резерв, АВР); электрофильтр — агрегат ОПМД-400 (80 кВ выпрямленного, потребление ~32 кВт, два агрегатных поста при двух ЭФ). Сверх ИД в расчётную нагрузку цеха включаются: воздуходувка дутья (оценка Исполнителя 315–400 кВт на 6 кВ или 0,4 кВ — по расчёту N = Q·Δp/η при Q до 15,7 тыс. нм³/ч и Δp ≈ 60 кПа, уточняется выбором машины), вакуум-станция фильтрации (~2×90 кВт, оценка по аналогам БОФ), дымосос(ы) и рукавные фильтры аспирации (~75–110 кВт, по расчёту аспирации), электроприводы арматуры, обогрев КИП, освещение, вентиляция, мостовые краны. **Предварительная расчётная мощность цеха 1,1–1,4 МВт** (оценка для запроса ТУ; подтверждается сводной таблицей электроприёмников на стадии БИ с указанием пусковых токов и коэффициентов одновременности — требование Приложения №3).</w:t>
+        <w:t xml:space="preserve">**Электрические нагрузки.** По нормированному в ИД оборудованию: установленная мощность на 0,4 кВ ~194 кВт (средняя нагрузка 192 кВт — сходится с годовым расходом 1,524 млн кВт·ч); на 6 кВ — дымосос 400 кВт (рабочий; второй — резерв, АВР); электрофильтр — агрегат ОПМД-400 (80 кВ выпрямленного, потребление ~32 кВт, два агрегатных поста при двух ЭФ). Сверх ИД в расчётную нагрузку цеха включаются: воздуходувка дутья — ≈220 кВт (осн.) / ≈410 кВт (вспом.) на валу при конечном давлении 0,09–0,12 МПа изб. (π ≈ 2,0; расчёт КВАНТ, блок L1-EL); уточняется выбором машины, вакуум-станция фильтрации (~2×90 кВт, оценка по аналогам БОФ), дымосос(ы) и рукавные фильтры аспирации (~75–110 кВт, по расчёту аспирации), электроприводы арматуры, обогрев КИП, освещение, вентиляция, мостовые краны. **Предварительная расчётная мощность цеха 1,1–1,4 МВт** (оценка для запроса ТУ; подтверждается сводной таблицей электроприёмников на стадии БИ с указанием пусковых токов и коэффициентов одновременности — требование Приложения №3).</w:t>
       </w:r>
     </w:p>
     <w:p>
@@ -4239,7 +4255,7 @@
         <w:rPr>
           <w:sz w:val="20"/>
         </w:rPr>
-        <w:t xml:space="preserve">**Электробезопасность и монтаж**: заземление — контур с использованием фундаментов, TN-S для 0,4 кВ; молниезащита здания и наружных сооружений (силосы, свеча аспирации, газоход) по СО 153-34.21.122-2003 / РД 34.21.122-87; агрегаты ЭФ — отдельный контур заземления, ограждение и блокировка доступа в изоляторные коробки (80 кВ). Взрывоопасные зоны: мазутное хозяйство (класс зоны по ГОСТ IEC 60079-10-1 — мазут с t всп. &gt;61 °C, зоны нормируются локально у форсуночного узла), кислородопровод — зоны повышенной пожароопасности (обезжиривание, запрет масел). Кабели — с медными жилами, не распространяющие горение (нг-LS), трассы КИПиА отдельно от силовых (Прил. №5); вблизи печи и газоходов — термостойкие. В составе БИ выпускаются: ПЗ с расчётом нагрузок, однолинейные схемы всех уровней, планы сетей и электрооборудования, расчёт токов КЗ для выбора аппаратов, чертежи взрывоопасных зон, спецификации и опросные листы на трансформаторы, КРУ/РУНН, ЧРП/УПП, ИБП, ДГУ (при обосновании) — объём по Приложению №3.</w:t>
+        <w:t xml:space="preserve">**Электробезопасность и монтаж**: заземление — контур с использованием фундаментов, TN-S для 0,4 кВ; молниезащита здания и наружных сооружений (силосы, свеча аспирации, газоход) по СО 153-34.21.122-2003 / РД 34.21.122-87; агрегаты ЭФ — отдельный контур заземления, ограждение и блокировка доступа в изоляторные коробки (80 кВ). Взрывоопасные зоны: мазутное хозяйство (класс зоны по ГОСТ IEC 60079-10-1 — мазут с t всп. &gt;61 °C, зоны нормируются локально у форсуночного узла), кислородопровод — зоны повышенной пожароопасности (обезжиривание, запрет масел). Кабели — с медными жилами, не распространяющие горение (нг-LS), трассы КИПиА отдельно от силовых (Прил. №5); вблизи печи и газоходов — термостойкие. В составе БИ выпускаются (объём электро по ТЗ v4.1): расчёт электрических нагрузок для запроса ТУ, однолинейные схемы 6/0,4 кВ и предварительный перечень основного электрооборудования (трансформаторы, КРУ/РУНН, ЧРП/УПП, ИБП, при обосновании — ДГУ) с расчётом токов КЗ для его предварительного выбора; планы расположения электрооборудования, спецификации материалов, опросные листы электро, кабельные журналы и светотехника из объёма Прил. №3 в v4.1 вычеркнуты — выполняются на детальном инжиниринге/РД.</w:t>
       </w:r>
     </w:p>
     <w:tbl>
@@ -4456,21 +4472,21 @@
               <w:rPr>
                 <w:sz w:val="19"/>
               </w:rPr>
-              <w:t xml:space="preserve">315–400 кВт при Δp ≈ 60 кПа — определяется на стадии БИ</w:t>
-            </w:r>
-          </w:p>
-        </w:tc>
-        <w:tc>
-          <w:tcPr>
-            <w:tcW w:w="3038" w:type="dxa"/>
-          </w:tcPr>
-          <w:p>
-            <w:r>
-              <w:rPr>
-                <w:color w:val="666666"/>
-                <w:sz w:val="18"/>
-              </w:rPr>
-              <w:t xml:space="preserve">оценка Исполнителя по ИД табл. 23 п.197-199, 226-228</w:t>
+              <w:t xml:space="preserve">≈220 кВт (осн.) / ≈410 кВт (вспом.) на валу при 0,09–0,12 МПа изб. (π ≈ 2,0; L1-EL) — уточняется выбором машины</w:t>
+            </w:r>
+          </w:p>
+        </w:tc>
+        <w:tc>
+          <w:tcPr>
+            <w:tcW w:w="3038" w:type="dxa"/>
+          </w:tcPr>
+          <w:p>
+            <w:r>
+              <w:rPr>
+                <w:color w:val="666666"/>
+                <w:sz w:val="18"/>
+              </w:rPr>
+              <w:t xml:space="preserve">расчёт КВАНТ, блок L1-EL; ИД табл. 23 п.197-199, 226-228</w:t>
             </w:r>
           </w:p>
         </w:tc>
@@ -4633,7 +4649,7 @@
           <w:b/>
           <w:sz w:val="26"/>
         </w:rPr>
-        <w:t xml:space="preserve">Выбросы в атмосферу: аспирационные газы до и после очистки</w:t>
+        <w:t xml:space="preserve">Выбросы в атмосферу: аспирационные газы до и после очистки (предварительно, расчётно для раздела ОВОС)</w:t>
       </w:r>
     </w:p>
     <w:p>
@@ -4658,6 +4674,14 @@
           <w:sz w:val="20"/>
         </w:rPr>
         <w:t xml:space="preserve">В составе БИ приводится таблица «источник → объём → концентрация до/после → валовый выброс» по каждому отсосу; высота свечи и приземные концентрации проверяются расчётом рассеивания по МРР-2017 (приказ Минприроды № 273 от 06.06.2017) на стадии ОТР с учётом фоновых концентраций промплощадки; нормативы ПДВ оформляются в составе разрешительной документации Заказчика. Контроль после очистки — стационарный пылемер на свече + периодический гравиметрический отбор.</w:t>
+      </w:r>
+    </w:p>
+    <w:p>
+      <w:r>
+        <w:rPr>
+          <w:sz w:val="20"/>
+        </w:rPr>
+        <w:t xml:space="preserve">Статус данных по ТЗ v4.1 — **предварительные расчётные для раздела ОВОС**; гарантийные значения выбросов фиксируются на детальном этапе по данным выбранного изготовителя фильтров (принятая Заказчиком редакция D-09). Сводные данные для ОВОС по всем средам (вода, отходы, физические воздействия) — в отдельном разделе настоящей ПЗ.</w:t>
       </w:r>
     </w:p>
     <w:tbl>
@@ -5009,7 +5033,7 @@
           <w:b/>
           <w:sz w:val="26"/>
         </w:rPr>
-        <w:t xml:space="preserve">Предварительные данные по подключению к сетям водо-, энерго- и воздухоснабжения</w:t>
+        <w:t xml:space="preserve">Сводные предварительные данные для раздела ОВОС (по материальным балансам)</w:t>
       </w:r>
     </w:p>
     <w:p>
@@ -5017,7 +5041,7 @@
         <w:rPr>
           <w:sz w:val="20"/>
         </w:rPr>
-        <w:t xml:space="preserve">Потребности цеха для запроса ТУ (по ИД табл. 23, 26; двойные значения осн./вспом.): **электроэнергия** — предварительно 1,1–1,4 МВт расчётной мощности, ввод 6 кВ (двигатели 400 кВт) + КТП 6/0,4 кВ; **кислород технический 96 %** — 4 687 / 3 136 нм³/ч, давление сети 0,8–1,2 МПа (поставка с существующей кислородной станции площадки; граница — фланец на стене цеха, ТЗ п.3.3.8); **технологический воздух** дутья — вырабатывается собственной воздуходувкой цеха (атмосферный забор с фильтрацией), сеть не требуется; **компрессорный воздух** 0,3–0,5 МПа — 636 / 3 841 нм³/ч в среднем (5,04 / 30,42 млн нм³/год; пики при работе форсунок и обдувке — буферный ресивер в цехе), плюс осушенный воздух КИП по ГОСТ 17433 (класс загрязнённости 1) от блока подготовки с точкой росы −40 °C; **пар** — цех является нетто-источником: выдача 4,1–6,5 т/ч (0,6 МПа, 159 °C после РОУ) в паросеть площадки, при остановках печи — обратный приём пара на разогрев мазутных спутников (величина — на стадии БИ); **химочищенная вода** — 4,3 / 6,8 т/ч (105 °C, от КПО ЦЭО; граница — всас питательных насосов КУ, ТЗ п.3.3.12); **оборотная вода** — 179,1 / 166,1 м³/ч (подача 25 °C / возврат 35 °C, 0,6 МПа; содержание взвесей ≤15 мг/л по ИД п.1.3.10); **мазут М-100** — среднегодовой расход мал (468 / 2 844 т/год), но подключение рассчитывается на максимум одновременной работы трёх МГМГ-10 (2,82 т/ч) + ГМ-4,5 (0,46 т/ч) ≈ **3,3 т/ч** с подогревом и циркуляцией (граница — фланец на стене цеха, ТЗ п.3.3.7); **хозпитьевая вода и стоки** — санитарно-бытовые нужды персонала + продувка КУ 0,21–0,32 м³/ч (после охлаждения — в утилизацию стоков согласно ИД разд. 2.5).</w:t>
+        <w:t xml:space="preserve">Раздел ОВОС разрабатывается генпроектировщиком на стадии ОТР/ПД; БИ по ТЗ v4.1 передаёт **предварительные расчётные данные** по своим балансам (принятая редакция D-09: «предварительно, расчётно, по аналогам»). Сводка по средам воздействия.</w:t>
       </w:r>
     </w:p>
     <w:p>
@@ -5025,7 +5049,23 @@
         <w:rPr>
           <w:sz w:val="20"/>
         </w:rPr>
-        <w:t xml:space="preserve">Особенность площадки — субарктический климат: все наружные сети (оборотная вода, мазут, пульпопровод концентрата, пар) — с тепловым сопровождением и изоляцией; пульпопровод и возврат сливов в ОРФ — косвенно обогреваемые (прямое указание ИД разд. 4). По каждой точке в БИ выдаётся: расход (номинал/максимум), параметры среды, диаметр и отметка фланца границы, требования к резервированию. Точки подключения фиксируются после получения ТУ Заказчика (ТЗ п.3.3.7–3.3.13 — «уточняется при разработке БИ и ОТР»).</w:t>
+        <w:t xml:space="preserve">**Атмосферный воздух.** Единственный организованный источник цеха — свеча аспирации после рукавных фильтров: объём 20–35 тыс. м³/ч, остаточная запылённость ≤10 мг/нм³, валовый выброс твёрдых **≤2,8 т/год** (верхняя оценка: 35 000 м³/ч × 10 мг/м³ × 7 920 ч), в пересчёте по составам материалов — Cu ≤1,9 т/год, Ni ≤0,13 т/год; состав пыли для расчёта рассеивания принимается по балансовым продуктам (огарок 69,92 % Cu; тонкая пыль 63,18 % Cu, 4,45 % Ni; шихта S 20,52 %). SO₂ на свече — следовые количества (горячие узлы печи аспирируются укрытиями при контролируемом разрежении); количественная оценка — после поаппаратного расчёта отсосов. Технологический газ (13 262/21 830 нм³/ч, SO₂ 15,59/9,49 %, 21 307 т S/год) **выбросом цеха не является** — передаётся в СКЦ как сырьё по границе «выходной патрубок дымососа»; выбросы после СКЦ учитываются в действующей разрешительной документации КГМК (интерфейс, не объект лота). Неорганизованные источники (ворота, налив вне укрытий) — оценка на стадии ОТР.</w:t>
+      </w:r>
+    </w:p>
+    <w:p>
+      <w:r>
+        <w:rPr>
+          <w:sz w:val="20"/>
+        </w:rPr>
+        <w:t xml:space="preserve">**Водопотребление и сбросы.** Постоянных производственных сбросов у цеха нет: фильтрат вакуум-фильтров 23 332 м³/год возвращается в ОРФ (замкнутый контур); оборотная охлаждающая вода 179,1/166,1 м³/ч возвращается в оборотный цикл с нагревом +10 °C без контакта с продуктом (закрытые рубашки и валы холодильников). Единственный солевой поток — **непрерывная продувка КУ 0,205/0,324 м³/ч = 1 624/2 566 м³/год** (0,205 × 7 920 и 0,324 × 7 920) с солесодержанием котловой воды; после охлаждения направляется в систему утилизации стоков площадки (схема охлаждения и температура сброса — на стадии БИ). Хозбытовые стоки — по штатной численности (стадия ОТР).</w:t>
+      </w:r>
+    </w:p>
+    <w:p>
+      <w:r>
+        <w:rPr>
+          <w:sz w:val="20"/>
+        </w:rPr>
+        <w:t xml:space="preserve">**Отходы и физические воздействия.** Технология без постоянных твёрдых отходов: пыль аспирации на 100 % возвращается в шихту, огарок и обжиговая пыль — товарные полупродукты ГМЦ. Периодические отходы ремонтов: отработанная футеровка печи при капремонте 1 раз в 3 года — ~135–150 т боя шамота за кампанию (по массе кладки), отработанные рукава фильтров аспирации (замена по ресурсу), лом чёрных металлов; классы опасности и коды ФККО — при паспортизации на стадии ОТР/эксплуатации; медьсодержащий бой футеровки прорабатывается на возврат в металлургический передел КГМК. Физические воздействия: шум дымососов и воздуходувки (цель ≤80 дБА на рабочих местах, шумозащищённые помещения), вибрация — виброизолированные фундаменты, тепловое воздействие — возврат +10 °C в оборотный цикл. Для расчёта рассеивания в ОВОС передаются: параметры свечи (объём, температура, координаты — после компоновки; высота — расчётом по МРР-2017 на ОТР), фоновые концентрации промплощадки (запрос Заказчику) и режим источника 7 920 ч/год.</w:t>
       </w:r>
     </w:p>
     <w:tbl>
@@ -5103,244 +5143,286 @@
               <w:rPr>
                 <w:sz w:val="19"/>
               </w:rPr>
-              <w:t xml:space="preserve">Кислород из сети</w:t>
-            </w:r>
-          </w:p>
-        </w:tc>
-        <w:tc>
-          <w:tcPr>
-            <w:tcW w:w="5000" w:type="dxa"/>
-          </w:tcPr>
-          <w:p>
-            <w:r>
-              <w:rPr>
-                <w:sz w:val="19"/>
-              </w:rPr>
-              <w:t xml:space="preserve">4 687 / 3 136 нм³/ч при 0,8–1,2 МПа</w:t>
-            </w:r>
-          </w:p>
-        </w:tc>
-        <w:tc>
-          <w:tcPr>
-            <w:tcW w:w="3038" w:type="dxa"/>
-          </w:tcPr>
-          <w:p>
-            <w:r>
-              <w:rPr>
-                <w:color w:val="666666"/>
-                <w:sz w:val="18"/>
-              </w:rPr>
-              <w:t xml:space="preserve">ИД табл. 23 п.198; табл. 26</w:t>
-            </w:r>
-          </w:p>
-        </w:tc>
-      </w:tr>
-      <w:tr>
-        <w:tc>
-          <w:tcPr>
-            <w:tcW w:w="3600" w:type="dxa"/>
-          </w:tcPr>
-          <w:p>
-            <w:r>
-              <w:rPr>
-                <w:sz w:val="19"/>
-              </w:rPr>
-              <w:t xml:space="preserve">Компрессорный воздух</w:t>
-            </w:r>
-          </w:p>
-        </w:tc>
-        <w:tc>
-          <w:tcPr>
-            <w:tcW w:w="5000" w:type="dxa"/>
-          </w:tcPr>
-          <w:p>
-            <w:r>
-              <w:rPr>
-                <w:sz w:val="19"/>
-              </w:rPr>
-              <w:t xml:space="preserve">636 / 3 841 нм³/ч средний (0,3–0,5 МПа)</w:t>
-            </w:r>
-          </w:p>
-        </w:tc>
-        <w:tc>
-          <w:tcPr>
-            <w:tcW w:w="3038" w:type="dxa"/>
-          </w:tcPr>
-          <w:p>
-            <w:r>
-              <w:rPr>
-                <w:color w:val="666666"/>
-                <w:sz w:val="18"/>
-              </w:rPr>
-              <w:t xml:space="preserve">ИД табл. 26 (пересчёт на час)</w:t>
-            </w:r>
-          </w:p>
-        </w:tc>
-      </w:tr>
-      <w:tr>
-        <w:tc>
-          <w:tcPr>
-            <w:tcW w:w="3600" w:type="dxa"/>
-          </w:tcPr>
-          <w:p>
-            <w:r>
-              <w:rPr>
-                <w:sz w:val="19"/>
-              </w:rPr>
-              <w:t xml:space="preserve">ХОВ на КУ</w:t>
-            </w:r>
-          </w:p>
-        </w:tc>
-        <w:tc>
-          <w:tcPr>
-            <w:tcW w:w="5000" w:type="dxa"/>
-          </w:tcPr>
-          <w:p>
-            <w:r>
-              <w:rPr>
-                <w:sz w:val="19"/>
-              </w:rPr>
-              <w:t xml:space="preserve">4,31 / 6,80 т/ч, 105 °C</w:t>
-            </w:r>
-          </w:p>
-        </w:tc>
-        <w:tc>
-          <w:tcPr>
-            <w:tcW w:w="3038" w:type="dxa"/>
-          </w:tcPr>
-          <w:p>
-            <w:r>
-              <w:rPr>
-                <w:color w:val="666666"/>
-                <w:sz w:val="18"/>
-              </w:rPr>
-              <w:t xml:space="preserve">ИД табл. 26; табл. 23 п.269</w:t>
-            </w:r>
-          </w:p>
-        </w:tc>
-      </w:tr>
-      <w:tr>
-        <w:tc>
-          <w:tcPr>
-            <w:tcW w:w="3600" w:type="dxa"/>
-          </w:tcPr>
-          <w:p>
-            <w:r>
-              <w:rPr>
-                <w:sz w:val="19"/>
-              </w:rPr>
-              <w:t xml:space="preserve">Оборотная вода</w:t>
-            </w:r>
-          </w:p>
-        </w:tc>
-        <w:tc>
-          <w:tcPr>
-            <w:tcW w:w="5000" w:type="dxa"/>
-          </w:tcPr>
-          <w:p>
-            <w:r>
-              <w:rPr>
-                <w:sz w:val="19"/>
-              </w:rPr>
-              <w:t xml:space="preserve">179,1 / 166,1 м³/ч, 25→35 °C, ≤15 мг/л взвесей</w:t>
-            </w:r>
-          </w:p>
-        </w:tc>
-        <w:tc>
-          <w:tcPr>
-            <w:tcW w:w="3038" w:type="dxa"/>
-          </w:tcPr>
-          <w:p>
-            <w:r>
-              <w:rPr>
-                <w:color w:val="666666"/>
-                <w:sz w:val="18"/>
-              </w:rPr>
-              <w:t xml:space="preserve">ИД табл. 23 п.435, 463; п.1.3.10</w:t>
-            </w:r>
-          </w:p>
-        </w:tc>
-      </w:tr>
-      <w:tr>
-        <w:tc>
-          <w:tcPr>
-            <w:tcW w:w="3600" w:type="dxa"/>
-          </w:tcPr>
-          <w:p>
-            <w:r>
-              <w:rPr>
-                <w:sz w:val="19"/>
-              </w:rPr>
-              <w:t xml:space="preserve">Мазут: максимум подключения</w:t>
-            </w:r>
-          </w:p>
-        </w:tc>
-        <w:tc>
-          <w:tcPr>
-            <w:tcW w:w="5000" w:type="dxa"/>
-          </w:tcPr>
-          <w:p>
-            <w:r>
-              <w:rPr>
-                <w:sz w:val="19"/>
-              </w:rPr>
-              <w:t xml:space="preserve">≈3,3 т/ч (3×МГМГ-10 + ГМ-4,5)</w:t>
-            </w:r>
-          </w:p>
-        </w:tc>
-        <w:tc>
-          <w:tcPr>
-            <w:tcW w:w="3038" w:type="dxa"/>
-          </w:tcPr>
-          <w:p>
-            <w:r>
-              <w:rPr>
-                <w:color w:val="666666"/>
-                <w:sz w:val="18"/>
-              </w:rPr>
-              <w:t xml:space="preserve">расчёт по ИД табл. 23 п.204 и разд. 2.4</w:t>
-            </w:r>
-          </w:p>
-        </w:tc>
-      </w:tr>
-      <w:tr>
-        <w:tc>
-          <w:tcPr>
-            <w:tcW w:w="3600" w:type="dxa"/>
-          </w:tcPr>
-          <w:p>
-            <w:r>
-              <w:rPr>
-                <w:sz w:val="19"/>
-              </w:rPr>
-              <w:t xml:space="preserve">Выдача пара в сеть</w:t>
-            </w:r>
-          </w:p>
-        </w:tc>
-        <w:tc>
-          <w:tcPr>
-            <w:tcW w:w="5000" w:type="dxa"/>
-          </w:tcPr>
-          <w:p>
-            <w:r>
-              <w:rPr>
-                <w:sz w:val="19"/>
-              </w:rPr>
-              <w:t xml:space="preserve">4,1 / 6,5 т/ч (0,6 МПа после РОУ)</w:t>
-            </w:r>
-          </w:p>
-        </w:tc>
-        <w:tc>
-          <w:tcPr>
-            <w:tcW w:w="3038" w:type="dxa"/>
-          </w:tcPr>
-          <w:p>
-            <w:r>
-              <w:rPr>
-                <w:color w:val="666666"/>
-                <w:sz w:val="18"/>
-              </w:rPr>
-              <w:t xml:space="preserve">ИД разд. 2.5</w:t>
+              <w:t xml:space="preserve">Валовый выброс пыли со свечи (верхняя оценка)</w:t>
+            </w:r>
+          </w:p>
+        </w:tc>
+        <w:tc>
+          <w:tcPr>
+            <w:tcW w:w="5000" w:type="dxa"/>
+          </w:tcPr>
+          <w:p>
+            <w:r>
+              <w:rPr>
+                <w:sz w:val="19"/>
+              </w:rPr>
+              <w:t xml:space="preserve">≤2,8 т/год (Cu ≤1,9; Ni ≤0,13)</w:t>
+            </w:r>
+          </w:p>
+        </w:tc>
+        <w:tc>
+          <w:tcPr>
+            <w:tcW w:w="3038" w:type="dxa"/>
+          </w:tcPr>
+          <w:p>
+            <w:r>
+              <w:rPr>
+                <w:color w:val="666666"/>
+                <w:sz w:val="18"/>
+              </w:rPr>
+              <w:t xml:space="preserve">расчёт Исполнителя: 35 000 м³/ч × 10 мг/м³ × 7 920 ч (раздел выбросов)</w:t>
+            </w:r>
+          </w:p>
+        </w:tc>
+      </w:tr>
+      <w:tr>
+        <w:tc>
+          <w:tcPr>
+            <w:tcW w:w="3600" w:type="dxa"/>
+          </w:tcPr>
+          <w:p>
+            <w:r>
+              <w:rPr>
+                <w:sz w:val="19"/>
+              </w:rPr>
+              <w:t xml:space="preserve">Продувка КУ — единственный солевой сброс</w:t>
+            </w:r>
+          </w:p>
+        </w:tc>
+        <w:tc>
+          <w:tcPr>
+            <w:tcW w:w="5000" w:type="dxa"/>
+          </w:tcPr>
+          <w:p>
+            <w:r>
+              <w:rPr>
+                <w:sz w:val="19"/>
+              </w:rPr>
+              <w:t xml:space="preserve">1 624 / 2 566 м³/год (0,205/0,324 м³/ч × 7 920 ч)</w:t>
+            </w:r>
+          </w:p>
+        </w:tc>
+        <w:tc>
+          <w:tcPr>
+            <w:tcW w:w="3038" w:type="dxa"/>
+          </w:tcPr>
+          <w:p>
+            <w:r>
+              <w:rPr>
+                <w:color w:val="666666"/>
+                <w:sz w:val="18"/>
+              </w:rPr>
+              <w:t xml:space="preserve">ИД разд. 2.5; табл. 26; пересчёт Исполнителя</w:t>
+            </w:r>
+          </w:p>
+        </w:tc>
+      </w:tr>
+      <w:tr>
+        <w:tc>
+          <w:tcPr>
+            <w:tcW w:w="3600" w:type="dxa"/>
+          </w:tcPr>
+          <w:p>
+            <w:r>
+              <w:rPr>
+                <w:sz w:val="19"/>
+              </w:rPr>
+              <w:t xml:space="preserve">Фильтрат — возврат в ОРФ</w:t>
+            </w:r>
+          </w:p>
+        </w:tc>
+        <w:tc>
+          <w:tcPr>
+            <w:tcW w:w="5000" w:type="dxa"/>
+          </w:tcPr>
+          <w:p>
+            <w:r>
+              <w:rPr>
+                <w:sz w:val="19"/>
+              </w:rPr>
+              <w:t xml:space="preserve">23 332 м³/год, сброса нет</w:t>
+            </w:r>
+          </w:p>
+        </w:tc>
+        <w:tc>
+          <w:tcPr>
+            <w:tcW w:w="3038" w:type="dxa"/>
+          </w:tcPr>
+          <w:p>
+            <w:r>
+              <w:rPr>
+                <w:color w:val="666666"/>
+                <w:sz w:val="18"/>
+              </w:rPr>
+              <w:t xml:space="preserve">ИД табл. 23 п.55</w:t>
+            </w:r>
+          </w:p>
+        </w:tc>
+      </w:tr>
+      <w:tr>
+        <w:tc>
+          <w:tcPr>
+            <w:tcW w:w="3600" w:type="dxa"/>
+          </w:tcPr>
+          <w:p>
+            <w:r>
+              <w:rPr>
+                <w:sz w:val="19"/>
+              </w:rPr>
+              <w:t xml:space="preserve">Возврат пыли аспирации в шихту</w:t>
+            </w:r>
+          </w:p>
+        </w:tc>
+        <w:tc>
+          <w:tcPr>
+            <w:tcW w:w="5000" w:type="dxa"/>
+          </w:tcPr>
+          <w:p>
+            <w:r>
+              <w:rPr>
+                <w:sz w:val="19"/>
+              </w:rPr>
+              <w:t xml:space="preserve">100 % (схема без твёрдых отходов производства)</w:t>
+            </w:r>
+          </w:p>
+        </w:tc>
+        <w:tc>
+          <w:tcPr>
+            <w:tcW w:w="3038" w:type="dxa"/>
+          </w:tcPr>
+          <w:p>
+            <w:r>
+              <w:rPr>
+                <w:color w:val="666666"/>
+                <w:sz w:val="18"/>
+              </w:rPr>
+              <w:t xml:space="preserve">ИД разд. 2.2; ТЗ п.3.4</w:t>
+            </w:r>
+          </w:p>
+        </w:tc>
+      </w:tr>
+      <w:tr>
+        <w:tc>
+          <w:tcPr>
+            <w:tcW w:w="3600" w:type="dxa"/>
+          </w:tcPr>
+          <w:p>
+            <w:r>
+              <w:rPr>
+                <w:sz w:val="19"/>
+              </w:rPr>
+              <w:t xml:space="preserve">Отработанная футеровка (капремонт раз в 3 года)</w:t>
+            </w:r>
+          </w:p>
+        </w:tc>
+        <w:tc>
+          <w:tcPr>
+            <w:tcW w:w="5000" w:type="dxa"/>
+          </w:tcPr>
+          <w:p>
+            <w:r>
+              <w:rPr>
+                <w:sz w:val="19"/>
+              </w:rPr>
+              <w:t xml:space="preserve">~135–150 т боя шамота за кампанию</w:t>
+            </w:r>
+          </w:p>
+        </w:tc>
+        <w:tc>
+          <w:tcPr>
+            <w:tcW w:w="3038" w:type="dxa"/>
+          </w:tcPr>
+          <w:p>
+            <w:r>
+              <w:rPr>
+                <w:color w:val="666666"/>
+                <w:sz w:val="18"/>
+              </w:rPr>
+              <w:t xml:space="preserve">оценка Исполнителя по массе кладки (раздел конструкций)</w:t>
+            </w:r>
+          </w:p>
+        </w:tc>
+      </w:tr>
+      <w:tr>
+        <w:tc>
+          <w:tcPr>
+            <w:tcW w:w="3600" w:type="dxa"/>
+          </w:tcPr>
+          <w:p>
+            <w:r>
+              <w:rPr>
+                <w:sz w:val="19"/>
+              </w:rPr>
+              <w:t xml:space="preserve">Сера в газ на СКЦ — интерфейс, не выброс лота</w:t>
+            </w:r>
+          </w:p>
+        </w:tc>
+        <w:tc>
+          <w:tcPr>
+            <w:tcW w:w="5000" w:type="dxa"/>
+          </w:tcPr>
+          <w:p>
+            <w:r>
+              <w:rPr>
+                <w:sz w:val="19"/>
+              </w:rPr>
+              <w:t xml:space="preserve">21 307 т/год (97,13 %)</w:t>
+            </w:r>
+          </w:p>
+        </w:tc>
+        <w:tc>
+          <w:tcPr>
+            <w:tcW w:w="3038" w:type="dxa"/>
+          </w:tcPr>
+          <w:p>
+            <w:r>
+              <w:rPr>
+                <w:color w:val="666666"/>
+                <w:sz w:val="18"/>
+              </w:rPr>
+              <w:t xml:space="preserve">ИД табл. 22 стр.10</w:t>
+            </w:r>
+          </w:p>
+        </w:tc>
+      </w:tr>
+      <w:tr>
+        <w:tc>
+          <w:tcPr>
+            <w:tcW w:w="3600" w:type="dxa"/>
+          </w:tcPr>
+          <w:p>
+            <w:r>
+              <w:rPr>
+                <w:sz w:val="19"/>
+              </w:rPr>
+              <w:t xml:space="preserve">Режим источника выброса</w:t>
+            </w:r>
+          </w:p>
+        </w:tc>
+        <w:tc>
+          <w:tcPr>
+            <w:tcW w:w="5000" w:type="dxa"/>
+          </w:tcPr>
+          <w:p>
+            <w:r>
+              <w:rPr>
+                <w:sz w:val="19"/>
+              </w:rPr>
+              <w:t xml:space="preserve">7 920 ч/год (330 сут)</w:t>
+            </w:r>
+          </w:p>
+        </w:tc>
+        <w:tc>
+          <w:tcPr>
+            <w:tcW w:w="3038" w:type="dxa"/>
+          </w:tcPr>
+          <w:p>
+            <w:r>
+              <w:rPr>
+                <w:color w:val="666666"/>
+                <w:sz w:val="18"/>
+              </w:rPr>
+              <w:t xml:space="preserve">ИД ч.1 Прил. В</w:t>
             </w:r>
           </w:p>
         </w:tc>
@@ -5359,7 +5441,7 @@
           <w:color w:val="444444"/>
           <w:sz w:val="19"/>
         </w:rPr>
-        <w:t xml:space="preserve">ГОСТ 17433-80 — Промышленная чистота. Сжатый воздух — классы загрязнённости для воздуха КИП; СП 30.13330.2020 — Внутренний водопровод и канализация — хозбытовые системы цеха; СП 61.13330.2012 — Тепловая изоляция наружных сетей в климате IIА; ФНП № 486 от 26.11.2020 — Кислородопроводы от сети площадки до узла смешения</w:t>
+        <w:t xml:space="preserve">7-ФЗ от 10.01.2002 — Охрана окружающей среды — общие требования к материалам ОВОС и наилучшим доступным технологиям; 89-ФЗ от 24.06.1998 — Обращение с отходами — паспортизация отходов ремонтов (футеровка, рукава); Приказ Росприроднадзора № 242 от 22.05.2017 (ФККО) — Кодирование отходов ремонтов при паспортизации; Приказ Минприроды № 273 от 06.06.2017 (МРР-2017) — Расчёт рассеивания для свечи аспирации (высота, приземные концентрации) — стадия ОТР; СанПиН 1.2.3685-21 — Гигиенические нормативы: ПДК Cu, Ni (канцероген), SO₂ в атмосферном воздухе; Информационно-технический справочник НДТ по производству меди (актуальная редакция) — Сопоставление удельных выбросов цеха с технологическими показателями НДТ — для раздела ОВОС</w:t>
       </w:r>
     </w:p>
     <w:p>
@@ -5375,7 +5457,7 @@
         <w:rPr>
           <w:sz w:val="19"/>
         </w:rPr>
-        <w:t xml:space="preserve">ТУ по всем средам (ТЗ п.3.3.7–3.3.13) — запрос Заказчику по данным настоящего раздела</w:t>
+        <w:t xml:space="preserve">Фоновые концентрации и статус действующей СЗЗ промплощадки — запрос Заказчику (входные данные ОВОС)</w:t>
       </w:r>
     </w:p>
     <w:p>
@@ -5391,7 +5473,7 @@
         <w:rPr>
           <w:sz w:val="19"/>
         </w:rPr>
-        <w:t xml:space="preserve">Схема утилизации продувочной воды КУ (0,2–0,35 м³/ч) — увязка с очистными площадки</w:t>
+        <w:t xml:space="preserve">Схема охлаждения/утилизации продувки КУ и температура сброса — на стадии БИ (увязка с очистными площадки)</w:t>
       </w:r>
     </w:p>
     <w:p>
@@ -5407,7 +5489,23 @@
         <w:rPr>
           <w:sz w:val="19"/>
         </w:rPr>
-        <w:t xml:space="preserve">Баланс сжатого воздуха КИП (потребители пневмоостровов) — после расстановки арматуры на P&amp;ID</w:t>
+        <w:t xml:space="preserve">Коды ФККО и классы опасности отходов ремонтов; проработка возврата медьсодержащего боя футеровки в передел — стадия ОТР</w:t>
+      </w:r>
+    </w:p>
+    <w:p>
+      <w:r>
+        <w:rPr>
+          <w:b/>
+          <w:color w:val="8A6200"/>
+          <w:sz w:val="19"/>
+        </w:rPr>
+        <w:t xml:space="preserve">— определяется на стадии БИ: </w:t>
+      </w:r>
+      <w:r>
+        <w:rPr>
+          <w:sz w:val="19"/>
+        </w:rPr>
+        <w:t xml:space="preserve">Количественная оценка следовых SO₂ на свече — после поаппаратного расчёта аспирационных отсосов</w:t>
       </w:r>
     </w:p>
     <w:p>
@@ -5419,7 +5517,7 @@
           <w:b/>
           <w:sz w:val="26"/>
         </w:rPr>
-        <w:t xml:space="preserve">Автоматизация цеха обжига: АСУТП и система оптимизации режимов с машинным обучением</w:t>
+        <w:t xml:space="preserve">Предварительные данные по подключению к сетям водо-, энерго- и воздухоснабжения</w:t>
       </w:r>
     </w:p>
     <w:p>
@@ -5427,7 +5525,7 @@
         <w:rPr>
           <w:sz w:val="20"/>
         </w:rPr>
-        <w:t xml:space="preserve">**Архитектура АСУТП** — трёхуровневая по Приложению №5. Нижний уровень: датчики и ИМ, унифицированные с парком КГМК (4–20 мА/HART, Modbus; датчики положения — индуктивные), исполнение ≥IP65, температурные точки печи — термопары ТХА в защитных чехлах из жаропрочных сплавов. Средний уровень: резервированные ПЛК **REGUL RX00 (Прософт-Системы)** и/или **АБАК (НИЦ Инкомсистем)**; здесь реализуются все базовые контуры регулирования, защиты и блокировки — работоспособность передела не зависит от верхних уровней; запас каналов ввода-вывода ≥30 % по каждому типу; гальваническая развязка всех каналов; модули с защитным покрытием. Верхний уровень: SCADA **AlphaScada (АО «Атомик Софт») на ОС Linux**, горячее резервирование серверов, АРМ безвентиляторные (≤2 мониторов), архивирование в ХТД PIMS, интеграция с единой диспетчерской комплекса ОВЭ (ТЗ п.2.10: все переделы — в одну информационно-управляющую систему). Питание — I категория «особая»: ИБП двойного преобразования ≥10 мин, автоматический байпас; SNMP-мониторинг всей инфраструктуры. Сеть — Industrial Ethernet (IEEE 802.3), TCP/IP, кольцевые топологии промышленных управляемых коммутаторов; шкафы IP65 с избыточным давлением очищенного воздуха, силовые и контроллерные шкафы раздельно; пневмоострова — в отдельных шкафах пневмоуправления с воздухоподготовкой.</w:t>
+        <w:t xml:space="preserve">Потребности цеха для запроса ТУ (по ИД табл. 23, 26; двойные значения осн./вспом.): **электроэнергия** — предварительно 1,1–1,4 МВт расчётной мощности, ввод 6 кВ (двигатели 400 кВт) + КТП 6/0,4 кВ; **кислород технический 96 %** — 4 687 / 3 136 нм³/ч, давление сети 0,8–1,2 МПа (поставка с существующей кислородной станции площадки; граница — фланец на стене цеха, ТЗ п.3.3.8); **технологический воздух** дутья — вырабатывается собственной воздуходувкой цеха (атмосферный забор с фильтрацией), сеть не требуется; **компрессорный воздух** 0,3–0,5 МПа — 636 / 3 841 нм³/ч в среднем (5,04 / 30,42 млн нм³/год; пики при работе форсунок и обдувке — буферный ресивер в цехе), плюс осушенный воздух КИП по ГОСТ 17433 (класс загрязнённости 1) от блока подготовки с точкой росы −40 °C; **пар** — цех является нетто-источником: выдача 4,1–6,5 т/ч (0,6 МПа, 159 °C после РОУ) в паросеть площадки, при остановках печи — обратный приём пара на разогрев мазутных спутников (величина — на стадии БИ); **химочищенная вода** — 4,3 / 6,8 т/ч (105 °C, от КПО ЦЭО; граница — всас питательных насосов КУ, ТЗ п.3.3.12); **оборотная вода** — 179,1 / 166,1 м³/ч (подача 25 °C / возврат 35 °C, 0,6 МПа; содержание взвесей ≤15 мг/л по ИД п.1.3.10); **мазут М-100** — среднегодовой расход мал (468 / 2 844 т/год), но подключение рассчитывается на максимум одновременной работы трёх МГМГ-10 (2,93 т/ч) + ГМ-4,5 (0,46 т/ч) ≈ **3,4 т/ч** с подогревом и циркуляцией (граница — фланец на стене цеха, ТЗ п.3.3.7); **хозпитьевая вода и стоки** — санитарно-бытовые нужды персонала + продувка КУ 0,21–0,32 м³/ч (после охлаждения — в утилизацию стоков согласно ИД разд. 2.5).</w:t>
       </w:r>
     </w:p>
     <w:p>
@@ -5435,15 +5533,7 @@
         <w:rPr>
           <w:sz w:val="20"/>
         </w:rPr>
-        <w:t xml:space="preserve">**Система оптимизации с машинным обучением (МЛ-оптимизатор)** — прямое требование ТЗ п.3.5: автоматическое поддержание оптимальных режимов с взаимосвязанным изменением дутьевого режима, обогащения дутья кислородом, разрежения под сводом, температур в точках кипящего слоя и отходящих газов, содержания SO₂ — в функции внешних условий, сырьевой загрузки и состава шихты. Принятая архитектура — **«советчик-оптимизатор над стабилизирующим слоем ПИД»** (двухконтурная): (1) стабилизирующий слой в ПЛК — классические контуры (см. P&amp;ID), всегда активен; (2) оптимизирующий слой — выделенный резервированный сервер в сети АСУТП (Linux), функционально: динамическая прогнозная модель печи (гибрид: физико-химический баланс по ИД табл. 22–23 + data-driven модель — градиентный бустинг/рекуррентная сеть, прогноз T слоя и SO₂ на горизонте 5–15 мин) и оптимизатор в идеологии MPC, который каждые 1–5 мин пересчитывает **уставки** контурам ПЛК: расход шихты, соотношение O₂/воздух (в пределах 50–54 % осн. / 30–32 % вспом.), тягу дымососа, уставку выгрузки огарка. Критерий: стабилизация T слоя 930 °C (коридор ±10 °C против ±25–30 при ручном ведении) и максимизация/стабилизация SO₂ в газе на СКЦ при ограничениях (T ≤ 960 °C — агломерация, ≥900 °C — истирание; O₂ в отходящих ≥ уставки дожига; предельная запылённость). Входной вектор ~40–60 тегов: 4 весовых расхода и 4 влажности компонентов шихты, расходы/давления воздуха и O₂, многоточечные T слоя (не менее 5 термопар на разных радиусах/высотах), T свода и газов по тракту, перепад «коробка–слой», разрежение/давление под сводом, газоанализ SO₂/O₂ (на выходе печи и перед СКЦ), паропроизводительность КУ (косвенный калориметр процесса), токи дымососа и воздуходувки.</w:t>
-      </w:r>
-    </w:p>
-    <w:p>
-      <w:r>
-        <w:rPr>
-          <w:sz w:val="20"/>
-        </w:rPr>
-        <w:t xml:space="preserve">**Обучение и жизненный цикл модели**: первичное обучение — на архивах пусконаладки и данных печей-аналогов КС РЦ КГМК; далее — периодическое дообучение на скользящем окне (30–90 сут) с автоматической валидацией на отложенной выборке и контролем дрейфа данных; версионирование моделей, приёмка новой версии — в «теневом режиме» (советы рассчитываются, но не применяются) с KPI-сравнением. **Отказоустойчивость — ключевое проектное решение**: МЛ-слой физически не может писать в ИМ — только уставки контурам ПЛК, ограниченные в самом ПЛК жёсткими клампами (min/max) и градиентными ограничителями скорости изменения; сторожевой таймер: при потере связи с сервером, недостоверности входов (обрыв, заморозка сигнала, выход за физические границы) или отклонении прогноза от факта сверх порога — безударный откат на последние валидные уставки и ведение процесса классическими ПИД с сигнализацией оператору. Режимы управления по Прил. №5: автоматический (основной), автоматизированный (советчик), дистанционный ручной, местный наладочный. Документация АСУТП — по ГОСТ 21.408-2013 и СТО 51246464-016-2015, методология жизненного цикла — М ГК НН IT.1.8-2025; в составе БИ: структурная схема КТС, перечни сигналов (AI/AO/DI/DO/Modbus), перечень контуров и блокировок с уставками, спецификация КИПиА, опросные листы, ТЗ на МЛ-подсистему по ГОСТ 34.602.</w:t>
+        <w:t xml:space="preserve">Особенность площадки — субарктический климат: все наружные сети (оборотная вода, мазут, пульпопровод концентрата, пар) — с тепловым сопровождением и изоляцией; пульпопровод и возврат сливов в ОРФ — косвенно обогреваемые (прямое указание ИД разд. 4). По каждой точке в БИ выдаётся: расход (номинал/максимум), параметры среды, диаметр и отметка фланца границы, требования к резервированию. Точки подключения фиксируются после получения ТУ Заказчика (ТЗ п.3.3.7–3.3.13 — «уточняется при разработке БИ и ОТР»).</w:t>
       </w:r>
     </w:p>
     <w:tbl>
@@ -5521,286 +5611,244 @@
               <w:rPr>
                 <w:sz w:val="19"/>
               </w:rPr>
-              <w:t xml:space="preserve">ПЛК</w:t>
-            </w:r>
-          </w:p>
-        </w:tc>
-        <w:tc>
-          <w:tcPr>
-            <w:tcW w:w="5000" w:type="dxa"/>
-          </w:tcPr>
-          <w:p>
-            <w:r>
-              <w:rPr>
-                <w:sz w:val="19"/>
-              </w:rPr>
-              <w:t xml:space="preserve">REGUL RX00 / АБАК, резервирование, запас каналов ≥30 %</w:t>
-            </w:r>
-          </w:p>
-        </w:tc>
-        <w:tc>
-          <w:tcPr>
-            <w:tcW w:w="3038" w:type="dxa"/>
-          </w:tcPr>
-          <w:p>
-            <w:r>
-              <w:rPr>
-                <w:color w:val="666666"/>
-                <w:sz w:val="18"/>
-              </w:rPr>
-              <w:t xml:space="preserve">Приложение №5, п.2</w:t>
-            </w:r>
-          </w:p>
-        </w:tc>
-      </w:tr>
-      <w:tr>
-        <w:tc>
-          <w:tcPr>
-            <w:tcW w:w="3600" w:type="dxa"/>
-          </w:tcPr>
-          <w:p>
-            <w:r>
-              <w:rPr>
-                <w:sz w:val="19"/>
-              </w:rPr>
-              <w:t xml:space="preserve">SCADA</w:t>
-            </w:r>
-          </w:p>
-        </w:tc>
-        <w:tc>
-          <w:tcPr>
-            <w:tcW w:w="5000" w:type="dxa"/>
-          </w:tcPr>
-          <w:p>
-            <w:r>
-              <w:rPr>
-                <w:sz w:val="19"/>
-              </w:rPr>
-              <w:t xml:space="preserve">AlphaScada (Атомик Софт), Linux, горячий резерв</w:t>
-            </w:r>
-          </w:p>
-        </w:tc>
-        <w:tc>
-          <w:tcPr>
-            <w:tcW w:w="3038" w:type="dxa"/>
-          </w:tcPr>
-          <w:p>
-            <w:r>
-              <w:rPr>
-                <w:color w:val="666666"/>
-                <w:sz w:val="18"/>
-              </w:rPr>
-              <w:t xml:space="preserve">Приложение №5, п.2</w:t>
-            </w:r>
-          </w:p>
-        </w:tc>
-      </w:tr>
-      <w:tr>
-        <w:tc>
-          <w:tcPr>
-            <w:tcW w:w="3600" w:type="dxa"/>
-          </w:tcPr>
-          <w:p>
-            <w:r>
-              <w:rPr>
-                <w:sz w:val="19"/>
-              </w:rPr>
-              <w:t xml:space="preserve">Управляемые переменные МЛ-контура</w:t>
-            </w:r>
-          </w:p>
-        </w:tc>
-        <w:tc>
-          <w:tcPr>
-            <w:tcW w:w="5000" w:type="dxa"/>
-          </w:tcPr>
-          <w:p>
-            <w:r>
-              <w:rPr>
-                <w:sz w:val="19"/>
-              </w:rPr>
-              <w:t xml:space="preserve">дутьё, доля O₂, разрежение под сводом, T слоя и газов, SO₂</w:t>
-            </w:r>
-          </w:p>
-        </w:tc>
-        <w:tc>
-          <w:tcPr>
-            <w:tcW w:w="3038" w:type="dxa"/>
-          </w:tcPr>
-          <w:p>
-            <w:r>
-              <w:rPr>
-                <w:color w:val="666666"/>
-                <w:sz w:val="18"/>
-              </w:rPr>
-              <w:t xml:space="preserve">ТЗ п.3.5 (требование Заказчика)</w:t>
-            </w:r>
-          </w:p>
-        </w:tc>
-      </w:tr>
-      <w:tr>
-        <w:tc>
-          <w:tcPr>
-            <w:tcW w:w="3600" w:type="dxa"/>
-          </w:tcPr>
-          <w:p>
-            <w:r>
-              <w:rPr>
-                <w:sz w:val="19"/>
-              </w:rPr>
-              <w:t xml:space="preserve">Коридор удержания T слоя</w:t>
-            </w:r>
-          </w:p>
-        </w:tc>
-        <w:tc>
-          <w:tcPr>
-            <w:tcW w:w="5000" w:type="dxa"/>
-          </w:tcPr>
-          <w:p>
-            <w:r>
-              <w:rPr>
-                <w:sz w:val="19"/>
-              </w:rPr>
-              <w:t xml:space="preserve">930 ±10 °C (цель МЛ; технологические границы 900–960 °C)</w:t>
-            </w:r>
-          </w:p>
-        </w:tc>
-        <w:tc>
-          <w:tcPr>
-            <w:tcW w:w="3038" w:type="dxa"/>
-          </w:tcPr>
-          <w:p>
-            <w:r>
-              <w:rPr>
-                <w:color w:val="666666"/>
-                <w:sz w:val="18"/>
-              </w:rPr>
-              <w:t xml:space="preserve">ИД п.1.2.1, табл. 23 п.233; целевой KPI Исполнителя</w:t>
-            </w:r>
-          </w:p>
-        </w:tc>
-      </w:tr>
-      <w:tr>
-        <w:tc>
-          <w:tcPr>
-            <w:tcW w:w="3600" w:type="dxa"/>
-          </w:tcPr>
-          <w:p>
-            <w:r>
-              <w:rPr>
-                <w:sz w:val="19"/>
-              </w:rPr>
-              <w:t xml:space="preserve">Горизонт прогноза / цикл оптимизации</w:t>
-            </w:r>
-          </w:p>
-        </w:tc>
-        <w:tc>
-          <w:tcPr>
-            <w:tcW w:w="5000" w:type="dxa"/>
-          </w:tcPr>
-          <w:p>
-            <w:r>
-              <w:rPr>
-                <w:sz w:val="19"/>
-              </w:rPr>
-              <w:t xml:space="preserve">5–15 мин / 1–5 мин</w:t>
-            </w:r>
-          </w:p>
-        </w:tc>
-        <w:tc>
-          <w:tcPr>
-            <w:tcW w:w="3038" w:type="dxa"/>
-          </w:tcPr>
-          <w:p>
-            <w:r>
-              <w:rPr>
-                <w:color w:val="666666"/>
-                <w:sz w:val="18"/>
-              </w:rPr>
-              <w:t xml:space="preserve">решение БИ (архитектура MPC-советчика)</w:t>
-            </w:r>
-          </w:p>
-        </w:tc>
-      </w:tr>
-      <w:tr>
-        <w:tc>
-          <w:tcPr>
-            <w:tcW w:w="3600" w:type="dxa"/>
-          </w:tcPr>
-          <w:p>
-            <w:r>
-              <w:rPr>
-                <w:sz w:val="19"/>
-              </w:rPr>
-              <w:t xml:space="preserve">Отказ МЛ</w:t>
-            </w:r>
-          </w:p>
-        </w:tc>
-        <w:tc>
-          <w:tcPr>
-            <w:tcW w:w="5000" w:type="dxa"/>
-          </w:tcPr>
-          <w:p>
-            <w:r>
-              <w:rPr>
-                <w:sz w:val="19"/>
-              </w:rPr>
-              <w:t xml:space="preserve">безударный откат на ПИД-слой ПЛК, клампы уставок в ПЛК</w:t>
-            </w:r>
-          </w:p>
-        </w:tc>
-        <w:tc>
-          <w:tcPr>
-            <w:tcW w:w="3038" w:type="dxa"/>
-          </w:tcPr>
-          <w:p>
-            <w:r>
-              <w:rPr>
-                <w:color w:val="666666"/>
-                <w:sz w:val="18"/>
-              </w:rPr>
-              <w:t xml:space="preserve">решение БИ; Прил. №5 п.3.3 (отказ ТС не ведёт к развитию аварии)</w:t>
-            </w:r>
-          </w:p>
-        </w:tc>
-      </w:tr>
-      <w:tr>
-        <w:tc>
-          <w:tcPr>
-            <w:tcW w:w="3600" w:type="dxa"/>
-          </w:tcPr>
-          <w:p>
-            <w:r>
-              <w:rPr>
-                <w:sz w:val="19"/>
-              </w:rPr>
-              <w:t xml:space="preserve">Питание АСУТП</w:t>
-            </w:r>
-          </w:p>
-        </w:tc>
-        <w:tc>
-          <w:tcPr>
-            <w:tcW w:w="5000" w:type="dxa"/>
-          </w:tcPr>
-          <w:p>
-            <w:r>
-              <w:rPr>
-                <w:sz w:val="19"/>
-              </w:rPr>
-              <w:t xml:space="preserve">I категория, ИБП ≥10 мин, байпас, SNMP</w:t>
-            </w:r>
-          </w:p>
-        </w:tc>
-        <w:tc>
-          <w:tcPr>
-            <w:tcW w:w="3038" w:type="dxa"/>
-          </w:tcPr>
-          <w:p>
-            <w:r>
-              <w:rPr>
-                <w:color w:val="666666"/>
-                <w:sz w:val="18"/>
-              </w:rPr>
-              <w:t xml:space="preserve">Приложение №5, п.3.2</w:t>
+              <w:t xml:space="preserve">Кислород из сети</w:t>
+            </w:r>
+          </w:p>
+        </w:tc>
+        <w:tc>
+          <w:tcPr>
+            <w:tcW w:w="5000" w:type="dxa"/>
+          </w:tcPr>
+          <w:p>
+            <w:r>
+              <w:rPr>
+                <w:sz w:val="19"/>
+              </w:rPr>
+              <w:t xml:space="preserve">4 687 / 3 136 нм³/ч при 0,8–1,2 МПа</w:t>
+            </w:r>
+          </w:p>
+        </w:tc>
+        <w:tc>
+          <w:tcPr>
+            <w:tcW w:w="3038" w:type="dxa"/>
+          </w:tcPr>
+          <w:p>
+            <w:r>
+              <w:rPr>
+                <w:color w:val="666666"/>
+                <w:sz w:val="18"/>
+              </w:rPr>
+              <w:t xml:space="preserve">ИД табл. 23 п.198; табл. 26</w:t>
+            </w:r>
+          </w:p>
+        </w:tc>
+      </w:tr>
+      <w:tr>
+        <w:tc>
+          <w:tcPr>
+            <w:tcW w:w="3600" w:type="dxa"/>
+          </w:tcPr>
+          <w:p>
+            <w:r>
+              <w:rPr>
+                <w:sz w:val="19"/>
+              </w:rPr>
+              <w:t xml:space="preserve">Компрессорный воздух</w:t>
+            </w:r>
+          </w:p>
+        </w:tc>
+        <w:tc>
+          <w:tcPr>
+            <w:tcW w:w="5000" w:type="dxa"/>
+          </w:tcPr>
+          <w:p>
+            <w:r>
+              <w:rPr>
+                <w:sz w:val="19"/>
+              </w:rPr>
+              <w:t xml:space="preserve">636 / 3 841 нм³/ч средний (0,3–0,5 МПа)</w:t>
+            </w:r>
+          </w:p>
+        </w:tc>
+        <w:tc>
+          <w:tcPr>
+            <w:tcW w:w="3038" w:type="dxa"/>
+          </w:tcPr>
+          <w:p>
+            <w:r>
+              <w:rPr>
+                <w:color w:val="666666"/>
+                <w:sz w:val="18"/>
+              </w:rPr>
+              <w:t xml:space="preserve">ИД табл. 26 (пересчёт на час)</w:t>
+            </w:r>
+          </w:p>
+        </w:tc>
+      </w:tr>
+      <w:tr>
+        <w:tc>
+          <w:tcPr>
+            <w:tcW w:w="3600" w:type="dxa"/>
+          </w:tcPr>
+          <w:p>
+            <w:r>
+              <w:rPr>
+                <w:sz w:val="19"/>
+              </w:rPr>
+              <w:t xml:space="preserve">ХОВ на КУ</w:t>
+            </w:r>
+          </w:p>
+        </w:tc>
+        <w:tc>
+          <w:tcPr>
+            <w:tcW w:w="5000" w:type="dxa"/>
+          </w:tcPr>
+          <w:p>
+            <w:r>
+              <w:rPr>
+                <w:sz w:val="19"/>
+              </w:rPr>
+              <w:t xml:space="preserve">4,31 / 6,80 т/ч, 105 °C</w:t>
+            </w:r>
+          </w:p>
+        </w:tc>
+        <w:tc>
+          <w:tcPr>
+            <w:tcW w:w="3038" w:type="dxa"/>
+          </w:tcPr>
+          <w:p>
+            <w:r>
+              <w:rPr>
+                <w:color w:val="666666"/>
+                <w:sz w:val="18"/>
+              </w:rPr>
+              <w:t xml:space="preserve">ИД табл. 26; табл. 23 п.269</w:t>
+            </w:r>
+          </w:p>
+        </w:tc>
+      </w:tr>
+      <w:tr>
+        <w:tc>
+          <w:tcPr>
+            <w:tcW w:w="3600" w:type="dxa"/>
+          </w:tcPr>
+          <w:p>
+            <w:r>
+              <w:rPr>
+                <w:sz w:val="19"/>
+              </w:rPr>
+              <w:t xml:space="preserve">Оборотная вода</w:t>
+            </w:r>
+          </w:p>
+        </w:tc>
+        <w:tc>
+          <w:tcPr>
+            <w:tcW w:w="5000" w:type="dxa"/>
+          </w:tcPr>
+          <w:p>
+            <w:r>
+              <w:rPr>
+                <w:sz w:val="19"/>
+              </w:rPr>
+              <w:t xml:space="preserve">179,1 / 166,1 м³/ч, 25→35 °C, ≤15 мг/л взвесей</w:t>
+            </w:r>
+          </w:p>
+        </w:tc>
+        <w:tc>
+          <w:tcPr>
+            <w:tcW w:w="3038" w:type="dxa"/>
+          </w:tcPr>
+          <w:p>
+            <w:r>
+              <w:rPr>
+                <w:color w:val="666666"/>
+                <w:sz w:val="18"/>
+              </w:rPr>
+              <w:t xml:space="preserve">ИД табл. 23 п.435, 463; п.1.3.10</w:t>
+            </w:r>
+          </w:p>
+        </w:tc>
+      </w:tr>
+      <w:tr>
+        <w:tc>
+          <w:tcPr>
+            <w:tcW w:w="3600" w:type="dxa"/>
+          </w:tcPr>
+          <w:p>
+            <w:r>
+              <w:rPr>
+                <w:sz w:val="19"/>
+              </w:rPr>
+              <w:t xml:space="preserve">Мазут: максимум подключения</w:t>
+            </w:r>
+          </w:p>
+        </w:tc>
+        <w:tc>
+          <w:tcPr>
+            <w:tcW w:w="5000" w:type="dxa"/>
+          </w:tcPr>
+          <w:p>
+            <w:r>
+              <w:rPr>
+                <w:sz w:val="19"/>
+              </w:rPr>
+              <w:t xml:space="preserve">≈3,4 т/ч (3×МГМГ-10 + ГМ-4,5)</w:t>
+            </w:r>
+          </w:p>
+        </w:tc>
+        <w:tc>
+          <w:tcPr>
+            <w:tcW w:w="3038" w:type="dxa"/>
+          </w:tcPr>
+          <w:p>
+            <w:r>
+              <w:rPr>
+                <w:color w:val="666666"/>
+                <w:sz w:val="18"/>
+              </w:rPr>
+              <w:t xml:space="preserve">расчёт по ИД табл. 23 п.204 и разд. 2.4</w:t>
+            </w:r>
+          </w:p>
+        </w:tc>
+      </w:tr>
+      <w:tr>
+        <w:tc>
+          <w:tcPr>
+            <w:tcW w:w="3600" w:type="dxa"/>
+          </w:tcPr>
+          <w:p>
+            <w:r>
+              <w:rPr>
+                <w:sz w:val="19"/>
+              </w:rPr>
+              <w:t xml:space="preserve">Выдача пара в сеть</w:t>
+            </w:r>
+          </w:p>
+        </w:tc>
+        <w:tc>
+          <w:tcPr>
+            <w:tcW w:w="5000" w:type="dxa"/>
+          </w:tcPr>
+          <w:p>
+            <w:r>
+              <w:rPr>
+                <w:sz w:val="19"/>
+              </w:rPr>
+              <w:t xml:space="preserve">4,1 / 6,5 т/ч (0,6 МПа после РОУ)</w:t>
+            </w:r>
+          </w:p>
+        </w:tc>
+        <w:tc>
+          <w:tcPr>
+            <w:tcW w:w="3038" w:type="dxa"/>
+          </w:tcPr>
+          <w:p>
+            <w:r>
+              <w:rPr>
+                <w:color w:val="666666"/>
+                <w:sz w:val="18"/>
+              </w:rPr>
+              <w:t xml:space="preserve">ИД разд. 2.5</w:t>
             </w:r>
           </w:p>
         </w:tc>
@@ -5819,7 +5867,7 @@
           <w:color w:val="444444"/>
           <w:sz w:val="19"/>
         </w:rPr>
-        <w:t xml:space="preserve">ГОСТ 21.408-2013 — Правила выполнения рабочей документации автоматизации техпроцессов (основной комплект АТХ); СТО 51246464-016-2015 — Корпоративные правила оформления РД АСУТП (в действующей редакции) — по Прил. №5; М ГК НН IT.1.8-2025 — Методика проектного документирования фаз жизненного цикла систем промавтоматизации «Норникеля»; ГОСТ 34.602-2020 — ТЗ на автоматизированную систему — оформление задания на МЛ-подсистему; ГОСТ Р 59276-2020 — Системы искусственного интеллекта. Способы обеспечения доверия — обоснование доверия к МЛ-оптимизатору (валидация, мониторинг дрейфа); ГОСТ Р 8.596-2002, 102-ФЗ, ГОСТ 8.417-2024 — Метрологическое обеспечение измерительных каналов; все СИ — в Госреестре, с первичной поверкой (Прил. №5); ГОСТ 21.208-2013 — Условные обозначения приборов и средств автоматизации в схемах</w:t>
+        <w:t xml:space="preserve">ГОСТ 17433-80 — Промышленная чистота. Сжатый воздух — классы загрязнённости для воздуха КИП; СП 30.13330.2020 — Внутренний водопровод и канализация — хозбытовые системы цеха; СП 61.13330.2012 — Тепловая изоляция наружных сетей в климате IIА; ФНП № 486 от 26.11.2020 — Кислородопроводы от сети площадки до узла смешения</w:t>
       </w:r>
     </w:p>
     <w:p>
@@ -5835,7 +5883,7 @@
         <w:rPr>
           <w:sz w:val="19"/>
         </w:rPr>
-        <w:t xml:space="preserve">Согласование с Управлением автоматизации КГМК конкретных серий датчиков/ИМ (Прил. №5: из линеек, эксплуатируемых на площадке)</w:t>
+        <w:t xml:space="preserve">ТУ по всем средам (ТЗ п.3.3.7–3.3.13) — запрос Заказчику по данным настоящего раздела</w:t>
       </w:r>
     </w:p>
     <w:p>
@@ -5851,7 +5899,7 @@
         <w:rPr>
           <w:sz w:val="19"/>
         </w:rPr>
-        <w:t xml:space="preserve">Программа опытно-промышленных испытаний МЛ-оптимизатора и целевые KPI (дисперсия T, стабильность SO₂, экономия O₂) — утверждается Заказчиком</w:t>
+        <w:t xml:space="preserve">Схема утилизации продувочной воды КУ (0,2–0,35 м³/ч) — увязка с очистными площадки</w:t>
       </w:r>
     </w:p>
     <w:p>
@@ -5867,23 +5915,7 @@
         <w:rPr>
           <w:sz w:val="19"/>
         </w:rPr>
-        <w:t xml:space="preserve">Объём передачи исходных кодов ППО и МЛ-моделей (Прил. №5: исключительные права на ППО) — зафиксировать в договоре поставки</w:t>
-      </w:r>
-    </w:p>
-    <w:p>
-      <w:r>
-        <w:rPr>
-          <w:b/>
-          <w:color w:val="8A6200"/>
-          <w:sz w:val="19"/>
-        </w:rPr>
-        <w:t xml:space="preserve">— определяется на стадии БИ: </w:t>
-      </w:r>
-      <w:r>
-        <w:rPr>
-          <w:sz w:val="19"/>
-        </w:rPr>
-        <w:t xml:space="preserve">Решение о замыкании МЛ-контура (advisory → closed-loop) — по результатам ОПИ</w:t>
+        <w:t xml:space="preserve">Баланс сжатого воздуха КИП (потребители пневмоостровов) — после расстановки арматуры на P&amp;ID</w:t>
       </w:r>
     </w:p>
     <w:p>
@@ -5895,7 +5927,7 @@
           <w:b/>
           <w:sz w:val="26"/>
         </w:rPr>
-        <w:t xml:space="preserve">Принципиальная технологическая схема (PFD)</w:t>
+        <w:t xml:space="preserve">Автоматизация цеха обжига: АСУТП и система оптимизации режимов с машинным обучением</w:t>
       </w:r>
     </w:p>
     <w:p>
@@ -5903,7 +5935,7 @@
         <w:rPr>
           <w:sz w:val="20"/>
         </w:rPr>
-        <w:t xml:space="preserve">PFD выполняется одним листом на линию обжига с материальными потоками в номинале и максимуме (K=1,15) и таблицей потоков (номер, среда, т/ч или нм³/ч, T, P, плотность/влажность, запылённость). **Структура схемы по цепочке аппаратов** (позиции — по аппаратурной схеме ИД, рис. 1): пульпопровод сгущённого концентрата → барабанные вакуум-фильтры (поз. 2, 2×32 м²) с ёмкостью и насосами фильтрата (возврат в ОРФ) → сборный конвейер кека → приёмные бункеры (поз. 4): концентрат 60 м³, кек NNH 20 м³ (со станцией растаривания поз. 17), цементная медь 10 м³ (загрузка погрузчиком поз. 1), оборотные материалы 50 м³ → тарельчатые питатели (поз. 6) + весовые дозаторы (поз. 7) → шнековый смеситель СШ-25 (поз. 8) → наклонный конвейер → расходные бункеры 2×60 м³ (поз. 9) → питатель/дозатор → шнековый забрасыватель (поз. 10) → **печь КС (поз. 11)**. Дутьевой узел: воздуходувка → смеситель воздух/O₂ (кислород из сети через регуляторный узел) → газовая коробка печи; параллельная ветвь вспомогательного варианта: мазутная топка-смеситель (поз. 20, горелка ГМ-4,5) → подогретое дутьё 455 °C. Газовый тракт: печь → котёл-утилизатор (поз. 12; питательная линия ХОВ 105 °C, барабан, пар 1,9 МПа/375 °C → РОУ → сеть 0,6 МПа; продувка) → одиночный циклон СЦН-50 (поз. 13) → электрофильтры УГТ1-20-4 (поз. 14, 2 шт., рабочий/резерв с перекидными шиберами) → дымососы ДН-15БНЖ (поз. 15, 2 шт.) → газоход Ø1100 мм в СКЦ. Пылевые потоки: бункеры КУ и циклона → шнеки → холодильник огарка D2424-6 (поз. 16а, туда же — огарок из порогов печи); бункер ЭФ → холодильник тонкой пыли S710-4 (поз. 16б) либо возврат в бункер оборотных материалов; холодильники → шнеки → силосные башни 100 м³ (поз. 18а) и 10 м³ (поз. 18б) → автоцементовозы (поз. 19). Аспирация: сеть отсосов → рукавный фильтр → дымосос → свеча; уловленная пыль → бункер оборотных материалов.</w:t>
+        <w:t xml:space="preserve">**Архитектура АСУТП** — трёхуровневая по Приложению №5. Нижний уровень: датчики и ИМ, унифицированные с парком КГМК (4–20 мА/HART, Modbus; датчики положения — индуктивные), исполнение ≥IP65, температурные точки печи — термопары ТХА в защитных чехлах из жаропрочных сплавов. Средний уровень: резервированные ПЛК **REGUL RX00 (Прософт-Системы)** и/или **АБАК (НИЦ Инкомсистем)**; здесь реализуются все базовые контуры регулирования, защиты и блокировки — работоспособность передела не зависит от верхних уровней; запас каналов ввода-вывода ≥30 % по каждому типу; гальваническая развязка всех каналов; модули с защитным покрытием. Верхний уровень: SCADA **AlphaScada (АО «Атомик Софт») на ОС Linux**, горячее резервирование серверов, АРМ безвентиляторные (≤2 мониторов), архивирование в ХТД PIMS, интеграция с единой диспетчерской комплекса ОВЭ (ТЗ п.2.10: все переделы — в одну информационно-управляющую систему). Питание — I категория «особая»: ИБП двойного преобразования ≥10 мин, автоматический байпас; SNMP-мониторинг всей инфраструктуры. Сеть — Industrial Ethernet (IEEE 802.3), TCP/IP, кольцевые топологии промышленных управляемых коммутаторов; шкафы IP65 с избыточным давлением очищенного воздуха, силовые и контроллерные шкафы раздельно; пневмоострова — в отдельных шкафах пневмоуправления с воздухоподготовкой.</w:t>
       </w:r>
     </w:p>
     <w:p>
@@ -5911,7 +5943,15 @@
         <w:rPr>
           <w:sz w:val="20"/>
         </w:rPr>
-        <w:t xml:space="preserve">**Точки контроля, выносимые на PFD** (ключевые, полный перечень — на P&amp;ID): весовой расход и влажность каждого компонента шихты; расход, давление и содержание O₂ дутья; T слоя (многоточечно) и T газа на выходе печи; давление под сводом; перепад «коробка–слой»; уровень/давление барабана КУ, расход и параметры пара; T газа за КУ, за циклоном, за ЭФ; запылённость и SO₂/O₂ газа перед СКЦ; T огарка и пыли после холодильников; вес силосов; разрежение в аспирационном коллекторе. На PFD наносятся границы проектирования по ТЗ п.3.3 (9 фланцевых границ) и границы поставки комплектных установок (печь, КУ, ЭФ, фильтры). Расчётная скорость газа в газоходе Ø1100 мм — 9–10 м/с при 387 °C (самоочищающаяся скорость выше скорости витания пыли ≤71 мкм) — подтверждает диаметр по ИД.</w:t>
+        <w:t xml:space="preserve">**Система оптимизации режимов (МЛ-советчик).** ТЗ п.3.5 требует автоматического поддержания оптимальных режимов с взаимосвязанным изменением дутьевого режима, обогащения дутья кислородом, разрежения под сводом, температур в точках кипящего слоя и отходящих газов, содержания SO₂ — в функции внешних условий, сырьевой загрузки и состава шихты; формулировка «с использованием машинного обучения» в ред. ТЗ v4.1 вычеркнута, поэтому МЛ-слой предлагается как проектное решение Исполнителя (советчик-опция), а выполнение базового требования взаимосвязанного регулирования обеспечивается и классическим стабилизирующим слоем. Принятая архитектура — **«советчик-оптимизатор над стабилизирующим слоем ПИД»** (двухконтурная): (1) стабилизирующий слой в ПЛК — классические контуры (см. P&amp;ID), всегда активен; (2) оптимизирующий слой — выделенный резервированный сервер в сети АСУТП (Linux), функционально: динамическая прогнозная модель печи (гибрид: физико-химический баланс по ИД табл. 22–23 + data-driven модель — градиентный бустинг/рекуррентная сеть, прогноз T слоя и SO₂ на горизонте 5–15 мин) и оптимизатор в идеологии MPC, который каждые 1–5 мин пересчитывает **уставки** контурам ПЛК: расход шихты, соотношение O₂/воздух (в пределах 50–54 % осн. / 30–32 % вспом.), тягу дымососа, уставку выгрузки огарка. Критерий: стабилизация T слоя 930 °C (коридор ±10 °C против ±25–30 при ручном ведении) и максимизация/стабилизация SO₂ в газе на СКЦ при ограничениях (T ≤ 960 °C — агломерация, ≥900 °C — истирание; O₂ в отходящих ≥ уставки дожига; предельная запылённость). Входной вектор ~40–60 тегов: 4 весовых расхода и 4 влажности компонентов шихты, расходы/давления воздуха и O₂, многоточечные T слоя (не менее 5 термопар на разных радиусах/высотах), T свода и газов по тракту, перепад «коробка–слой», разрежение/давление под сводом, газоанализ SO₂/O₂ (на выходе печи и перед СКЦ), паропроизводительность КУ (косвенный калориметр процесса), токи дымососа и воздуходувки.</w:t>
+      </w:r>
+    </w:p>
+    <w:p>
+      <w:r>
+        <w:rPr>
+          <w:sz w:val="20"/>
+        </w:rPr>
+        <w:t xml:space="preserve">**Обучение и жизненный цикл модели**: первичное обучение — на архивах пусконаладки и данных печей-аналогов КС РЦ КГМК; далее — периодическое дообучение на скользящем окне (30–90 сут) с автоматической валидацией на отложенной выборке и контролем дрейфа данных; версионирование моделей, приёмка новой версии — в «теневом режиме» (советы рассчитываются, но не применяются) с KPI-сравнением. **Отказоустойчивость — ключевое проектное решение**: МЛ-слой физически не может писать в ИМ — только уставки контурам ПЛК, ограниченные в самом ПЛК жёсткими клампами (min/max) и градиентными ограничителями скорости изменения; сторожевой таймер: при потере связи с сервером, недостоверности входов (обрыв, заморозка сигнала, выход за физические границы) или отклонении прогноза от факта сверх порога — безударный откат на последние валидные уставки и ведение процесса классическими ПИД с сигнализацией оператору. Режимы управления по Прил. №5: автоматический (основной), автоматизированный (советчик), дистанционный ручной, местный наладочный. Документация АСУТП — по ГОСТ 21.408-2013 и СТО 51246464-016-2015, методология жизненного цикла — М ГК НН IT.1.8-2025; в составе БИ: структурная схема КТС, перечни сигналов (AI/AO/DI/DO/Modbus), перечень контуров и блокировок с уставками, спецификация КИПиА, опросные листы, ТЗ на МЛ-подсистему по ГОСТ 34.602.</w:t>
       </w:r>
     </w:p>
     <w:tbl>
@@ -5989,160 +6029,286 @@
               <w:rPr>
                 <w:sz w:val="19"/>
               </w:rPr>
-              <w:t xml:space="preserve">Число позиций основного оборудования на PFD</w:t>
-            </w:r>
-          </w:p>
-        </w:tc>
-        <w:tc>
-          <w:tcPr>
-            <w:tcW w:w="5000" w:type="dxa"/>
-          </w:tcPr>
-          <w:p>
-            <w:r>
-              <w:rPr>
-                <w:sz w:val="19"/>
-              </w:rPr>
-              <w:t xml:space="preserve">~20 (по аппаратурной схеме ИД рис. 1)</w:t>
-            </w:r>
-          </w:p>
-        </w:tc>
-        <w:tc>
-          <w:tcPr>
-            <w:tcW w:w="3038" w:type="dxa"/>
-          </w:tcPr>
-          <w:p>
-            <w:r>
-              <w:rPr>
-                <w:color w:val="666666"/>
-                <w:sz w:val="18"/>
-              </w:rPr>
-              <w:t xml:space="preserve">ИД рис. 1, экспликация</w:t>
-            </w:r>
-          </w:p>
-        </w:tc>
-      </w:tr>
-      <w:tr>
-        <w:tc>
-          <w:tcPr>
-            <w:tcW w:w="3600" w:type="dxa"/>
-          </w:tcPr>
-          <w:p>
-            <w:r>
-              <w:rPr>
-                <w:sz w:val="19"/>
-              </w:rPr>
-              <w:t xml:space="preserve">Фланцевые границы проектирования</w:t>
-            </w:r>
-          </w:p>
-        </w:tc>
-        <w:tc>
-          <w:tcPr>
-            <w:tcW w:w="5000" w:type="dxa"/>
-          </w:tcPr>
-          <w:p>
-            <w:r>
-              <w:rPr>
-                <w:sz w:val="19"/>
-              </w:rPr>
-              <w:t xml:space="preserve">9 позиций по ТЗ табл. 3.3</w:t>
-            </w:r>
-          </w:p>
-        </w:tc>
-        <w:tc>
-          <w:tcPr>
-            <w:tcW w:w="3038" w:type="dxa"/>
-          </w:tcPr>
-          <w:p>
-            <w:r>
-              <w:rPr>
-                <w:color w:val="666666"/>
-                <w:sz w:val="18"/>
-              </w:rPr>
-              <w:t xml:space="preserve">ТЗ п.3.3</w:t>
-            </w:r>
-          </w:p>
-        </w:tc>
-      </w:tr>
-      <w:tr>
-        <w:tc>
-          <w:tcPr>
-            <w:tcW w:w="3600" w:type="dxa"/>
-          </w:tcPr>
-          <w:p>
-            <w:r>
-              <w:rPr>
-                <w:sz w:val="19"/>
-              </w:rPr>
-              <w:t xml:space="preserve">Скорость в газоходе в СКЦ</w:t>
-            </w:r>
-          </w:p>
-        </w:tc>
-        <w:tc>
-          <w:tcPr>
-            <w:tcW w:w="5000" w:type="dxa"/>
-          </w:tcPr>
-          <w:p>
-            <w:r>
-              <w:rPr>
-                <w:sz w:val="19"/>
-              </w:rPr>
-              <w:t xml:space="preserve">9,4 м/с (13 262 нм³/ч, 387 °C, Ø1100 мм)</w:t>
-            </w:r>
-          </w:p>
-        </w:tc>
-        <w:tc>
-          <w:tcPr>
-            <w:tcW w:w="3038" w:type="dxa"/>
-          </w:tcPr>
-          <w:p>
-            <w:r>
-              <w:rPr>
-                <w:color w:val="666666"/>
-                <w:sz w:val="18"/>
-              </w:rPr>
-              <w:t xml:space="preserve">расчёт Исполнителя по ИД табл. 23 п.400, 403, 406</w:t>
-            </w:r>
-          </w:p>
-        </w:tc>
-      </w:tr>
-      <w:tr>
-        <w:tc>
-          <w:tcPr>
-            <w:tcW w:w="3600" w:type="dxa"/>
-          </w:tcPr>
-          <w:p>
-            <w:r>
-              <w:rPr>
-                <w:sz w:val="19"/>
-              </w:rPr>
-              <w:t xml:space="preserve">Табличная часть потоков</w:t>
-            </w:r>
-          </w:p>
-        </w:tc>
-        <w:tc>
-          <w:tcPr>
-            <w:tcW w:w="5000" w:type="dxa"/>
-          </w:tcPr>
-          <w:p>
-            <w:r>
-              <w:rPr>
-                <w:sz w:val="19"/>
-              </w:rPr>
-              <w:t xml:space="preserve">два столбца: номинал / максимум (K=1,15)</w:t>
-            </w:r>
-          </w:p>
-        </w:tc>
-        <w:tc>
-          <w:tcPr>
-            <w:tcW w:w="3038" w:type="dxa"/>
-          </w:tcPr>
-          <w:p>
-            <w:r>
-              <w:rPr>
-                <w:color w:val="666666"/>
-                <w:sz w:val="18"/>
-              </w:rPr>
-              <w:t xml:space="preserve">методика БИ; ИД табл. 23 п.93</w:t>
+              <w:t xml:space="preserve">ПЛК</w:t>
+            </w:r>
+          </w:p>
+        </w:tc>
+        <w:tc>
+          <w:tcPr>
+            <w:tcW w:w="5000" w:type="dxa"/>
+          </w:tcPr>
+          <w:p>
+            <w:r>
+              <w:rPr>
+                <w:sz w:val="19"/>
+              </w:rPr>
+              <w:t xml:space="preserve">REGUL RX00 / АБАК, резервирование, запас каналов ≥30 %</w:t>
+            </w:r>
+          </w:p>
+        </w:tc>
+        <w:tc>
+          <w:tcPr>
+            <w:tcW w:w="3038" w:type="dxa"/>
+          </w:tcPr>
+          <w:p>
+            <w:r>
+              <w:rPr>
+                <w:color w:val="666666"/>
+                <w:sz w:val="18"/>
+              </w:rPr>
+              <w:t xml:space="preserve">Приложение №5, п.2</w:t>
+            </w:r>
+          </w:p>
+        </w:tc>
+      </w:tr>
+      <w:tr>
+        <w:tc>
+          <w:tcPr>
+            <w:tcW w:w="3600" w:type="dxa"/>
+          </w:tcPr>
+          <w:p>
+            <w:r>
+              <w:rPr>
+                <w:sz w:val="19"/>
+              </w:rPr>
+              <w:t xml:space="preserve">SCADA</w:t>
+            </w:r>
+          </w:p>
+        </w:tc>
+        <w:tc>
+          <w:tcPr>
+            <w:tcW w:w="5000" w:type="dxa"/>
+          </w:tcPr>
+          <w:p>
+            <w:r>
+              <w:rPr>
+                <w:sz w:val="19"/>
+              </w:rPr>
+              <w:t xml:space="preserve">AlphaScada (Атомик Софт), Linux, горячий резерв</w:t>
+            </w:r>
+          </w:p>
+        </w:tc>
+        <w:tc>
+          <w:tcPr>
+            <w:tcW w:w="3038" w:type="dxa"/>
+          </w:tcPr>
+          <w:p>
+            <w:r>
+              <w:rPr>
+                <w:color w:val="666666"/>
+                <w:sz w:val="18"/>
+              </w:rPr>
+              <w:t xml:space="preserve">Приложение №5, п.2</w:t>
+            </w:r>
+          </w:p>
+        </w:tc>
+      </w:tr>
+      <w:tr>
+        <w:tc>
+          <w:tcPr>
+            <w:tcW w:w="3600" w:type="dxa"/>
+          </w:tcPr>
+          <w:p>
+            <w:r>
+              <w:rPr>
+                <w:sz w:val="19"/>
+              </w:rPr>
+              <w:t xml:space="preserve">Управляемые переменные МЛ-контура</w:t>
+            </w:r>
+          </w:p>
+        </w:tc>
+        <w:tc>
+          <w:tcPr>
+            <w:tcW w:w="5000" w:type="dxa"/>
+          </w:tcPr>
+          <w:p>
+            <w:r>
+              <w:rPr>
+                <w:sz w:val="19"/>
+              </w:rPr>
+              <w:t xml:space="preserve">дутьё, доля O₂, разрежение под сводом, T слоя и газов, SO₂</w:t>
+            </w:r>
+          </w:p>
+        </w:tc>
+        <w:tc>
+          <w:tcPr>
+            <w:tcW w:w="3038" w:type="dxa"/>
+          </w:tcPr>
+          <w:p>
+            <w:r>
+              <w:rPr>
+                <w:color w:val="666666"/>
+                <w:sz w:val="18"/>
+              </w:rPr>
+              <w:t xml:space="preserve">ТЗ п.3.5 (требование Заказчика)</w:t>
+            </w:r>
+          </w:p>
+        </w:tc>
+      </w:tr>
+      <w:tr>
+        <w:tc>
+          <w:tcPr>
+            <w:tcW w:w="3600" w:type="dxa"/>
+          </w:tcPr>
+          <w:p>
+            <w:r>
+              <w:rPr>
+                <w:sz w:val="19"/>
+              </w:rPr>
+              <w:t xml:space="preserve">Коридор удержания T слоя</w:t>
+            </w:r>
+          </w:p>
+        </w:tc>
+        <w:tc>
+          <w:tcPr>
+            <w:tcW w:w="5000" w:type="dxa"/>
+          </w:tcPr>
+          <w:p>
+            <w:r>
+              <w:rPr>
+                <w:sz w:val="19"/>
+              </w:rPr>
+              <w:t xml:space="preserve">930 ±10 °C (цель МЛ; технологические границы 900–960 °C)</w:t>
+            </w:r>
+          </w:p>
+        </w:tc>
+        <w:tc>
+          <w:tcPr>
+            <w:tcW w:w="3038" w:type="dxa"/>
+          </w:tcPr>
+          <w:p>
+            <w:r>
+              <w:rPr>
+                <w:color w:val="666666"/>
+                <w:sz w:val="18"/>
+              </w:rPr>
+              <w:t xml:space="preserve">ИД п.1.2.1, табл. 23 п.233; целевой KPI Исполнителя</w:t>
+            </w:r>
+          </w:p>
+        </w:tc>
+      </w:tr>
+      <w:tr>
+        <w:tc>
+          <w:tcPr>
+            <w:tcW w:w="3600" w:type="dxa"/>
+          </w:tcPr>
+          <w:p>
+            <w:r>
+              <w:rPr>
+                <w:sz w:val="19"/>
+              </w:rPr>
+              <w:t xml:space="preserve">Горизонт прогноза / цикл оптимизации</w:t>
+            </w:r>
+          </w:p>
+        </w:tc>
+        <w:tc>
+          <w:tcPr>
+            <w:tcW w:w="5000" w:type="dxa"/>
+          </w:tcPr>
+          <w:p>
+            <w:r>
+              <w:rPr>
+                <w:sz w:val="19"/>
+              </w:rPr>
+              <w:t xml:space="preserve">5–15 мин / 1–5 мин</w:t>
+            </w:r>
+          </w:p>
+        </w:tc>
+        <w:tc>
+          <w:tcPr>
+            <w:tcW w:w="3038" w:type="dxa"/>
+          </w:tcPr>
+          <w:p>
+            <w:r>
+              <w:rPr>
+                <w:color w:val="666666"/>
+                <w:sz w:val="18"/>
+              </w:rPr>
+              <w:t xml:space="preserve">решение БИ (архитектура MPC-советчика)</w:t>
+            </w:r>
+          </w:p>
+        </w:tc>
+      </w:tr>
+      <w:tr>
+        <w:tc>
+          <w:tcPr>
+            <w:tcW w:w="3600" w:type="dxa"/>
+          </w:tcPr>
+          <w:p>
+            <w:r>
+              <w:rPr>
+                <w:sz w:val="19"/>
+              </w:rPr>
+              <w:t xml:space="preserve">Отказ МЛ</w:t>
+            </w:r>
+          </w:p>
+        </w:tc>
+        <w:tc>
+          <w:tcPr>
+            <w:tcW w:w="5000" w:type="dxa"/>
+          </w:tcPr>
+          <w:p>
+            <w:r>
+              <w:rPr>
+                <w:sz w:val="19"/>
+              </w:rPr>
+              <w:t xml:space="preserve">безударный откат на ПИД-слой ПЛК, клампы уставок в ПЛК</w:t>
+            </w:r>
+          </w:p>
+        </w:tc>
+        <w:tc>
+          <w:tcPr>
+            <w:tcW w:w="3038" w:type="dxa"/>
+          </w:tcPr>
+          <w:p>
+            <w:r>
+              <w:rPr>
+                <w:color w:val="666666"/>
+                <w:sz w:val="18"/>
+              </w:rPr>
+              <w:t xml:space="preserve">решение БИ; Прил. №5 п.3.3 (отказ ТС не ведёт к развитию аварии)</w:t>
+            </w:r>
+          </w:p>
+        </w:tc>
+      </w:tr>
+      <w:tr>
+        <w:tc>
+          <w:tcPr>
+            <w:tcW w:w="3600" w:type="dxa"/>
+          </w:tcPr>
+          <w:p>
+            <w:r>
+              <w:rPr>
+                <w:sz w:val="19"/>
+              </w:rPr>
+              <w:t xml:space="preserve">Питание АСУТП</w:t>
+            </w:r>
+          </w:p>
+        </w:tc>
+        <w:tc>
+          <w:tcPr>
+            <w:tcW w:w="5000" w:type="dxa"/>
+          </w:tcPr>
+          <w:p>
+            <w:r>
+              <w:rPr>
+                <w:sz w:val="19"/>
+              </w:rPr>
+              <w:t xml:space="preserve">I категория, ИБП ≥10 мин, байпас, SNMP</w:t>
+            </w:r>
+          </w:p>
+        </w:tc>
+        <w:tc>
+          <w:tcPr>
+            <w:tcW w:w="3038" w:type="dxa"/>
+          </w:tcPr>
+          <w:p>
+            <w:r>
+              <w:rPr>
+                <w:color w:val="666666"/>
+                <w:sz w:val="18"/>
+              </w:rPr>
+              <w:t xml:space="preserve">Приложение №5, п.3.2</w:t>
             </w:r>
           </w:p>
         </w:tc>
@@ -6161,7 +6327,7 @@
           <w:color w:val="444444"/>
           <w:sz w:val="19"/>
         </w:rPr>
-        <w:t xml:space="preserve">ГОСТ 21.401-88 — Технологические схемы марки ТХ — состав, условные обозначения трубопроводов и аппаратов; ГОСТ 2.701-2008 — Виды и типы схем, общие требования к выполнению; ГОСТ 21.208-2013 — Обозначения КИПиА на совмещённых схемах</w:t>
+        <w:t xml:space="preserve">ГОСТ 21.408-2013 — Правила выполнения рабочей документации автоматизации техпроцессов (основной комплект АТХ); СТО 51246464-016-2015 — Корпоративные правила оформления РД АСУТП (в действующей редакции) — по Прил. №5; М ГК НН IT.1.8-2025 — Методика проектного документирования фаз жизненного цикла систем промавтоматизации «Норникеля»; ГОСТ 34.602-2020 — ТЗ на автоматизированную систему — оформление задания на МЛ-подсистему; ГОСТ Р 59276-2020 — Системы искусственного интеллекта. Способы обеспечения доверия — обоснование доверия к МЛ-оптимизатору (валидация, мониторинг дрейфа); ГОСТ Р 8.596-2002, 102-ФЗ, ГОСТ 8.417-2024 — Метрологическое обеспечение измерительных каналов; все СИ — в Госреестре, с первичной поверкой (Прил. №5); ГОСТ 21.208-2013 — Условные обозначения приборов и средств автоматизации в схемах</w:t>
       </w:r>
     </w:p>
     <w:p>
@@ -6177,7 +6343,7 @@
         <w:rPr>
           <w:sz w:val="19"/>
         </w:rPr>
-        <w:t xml:space="preserve">Нумерация технологических позиций (единая система тегов КГМК) — согласовать с Заказчиком до выпуска PFD</w:t>
+        <w:t xml:space="preserve">Согласование с Управлением автоматизации КГМК конкретных серий датчиков/ИМ (Прил. №5: из линеек, эксплуатируемых на площадке)</w:t>
       </w:r>
     </w:p>
     <w:p>
@@ -6193,7 +6359,39 @@
         <w:rPr>
           <w:sz w:val="19"/>
         </w:rPr>
-        <w:t xml:space="preserve">Границы комплектных поставок (печь/КУ/ЭФ) — фиксируются по итогам ТКП</w:t>
+        <w:t xml:space="preserve">Программа опытно-промышленных испытаний МЛ-оптимизатора и целевые KPI (дисперсия T, стабильность SO₂, экономия O₂) — утверждается Заказчиком</w:t>
+      </w:r>
+    </w:p>
+    <w:p>
+      <w:r>
+        <w:rPr>
+          <w:b/>
+          <w:color w:val="8A6200"/>
+          <w:sz w:val="19"/>
+        </w:rPr>
+        <w:t xml:space="preserve">— определяется на стадии БИ: </w:t>
+      </w:r>
+      <w:r>
+        <w:rPr>
+          <w:sz w:val="19"/>
+        </w:rPr>
+        <w:t xml:space="preserve">Объём передачи исходных кодов ППО и МЛ-моделей (Прил. №5: исключительные права на ППО) — зафиксировать в договоре поставки</w:t>
+      </w:r>
+    </w:p>
+    <w:p>
+      <w:r>
+        <w:rPr>
+          <w:b/>
+          <w:color w:val="8A6200"/>
+          <w:sz w:val="19"/>
+        </w:rPr>
+        <w:t xml:space="preserve">— определяется на стадии БИ: </w:t>
+      </w:r>
+      <w:r>
+        <w:rPr>
+          <w:sz w:val="19"/>
+        </w:rPr>
+        <w:t xml:space="preserve">Решение о замыкании МЛ-контура (advisory → closed-loop) — по результатам ОПИ</w:t>
       </w:r>
     </w:p>
     <w:p>
@@ -6205,7 +6403,7 @@
           <w:b/>
           <w:sz w:val="26"/>
         </w:rPr>
-        <w:t xml:space="preserve">Предварительные схемы трубопроводов и КИПиА (P&amp;ID) по участкам: контуры регулирования, блокировки, уставки</w:t>
+        <w:t xml:space="preserve">Принципиальная технологическая схема (PFD)</w:t>
       </w:r>
     </w:p>
     <w:p>
@@ -6213,7 +6411,7 @@
         <w:rPr>
           <w:sz w:val="20"/>
         </w:rPr>
-        <w:t xml:space="preserve">P&amp;ID выпускаются по пяти участкам с единой системой тегов; ниже — реестр основных контуров (тип регулятора → исполнительный механизм → уставка/границы). Уставки со ссылкой на ИД — расчётные; помеченные «(БИ)» — принимаемые проектные, уточняются при пусконаладке.</w:t>
+        <w:t xml:space="preserve">PFD выполняется одним листом на линию обжига с материальными потоками в номинале и максимуме (K=1,15) и таблицей потоков (номер, среда, т/ч или нм³/ч, T, P, плотность/влажность, запылённость). **Структура схемы по цепочке аппаратов** (позиции — по аппаратурной схеме ИД, рис. 1): пульпопровод сгущённого концентрата → барабанные вакуум-фильтры (поз. 2, 2×32 м²) с ёмкостью и насосами фильтрата (возврат в ОРФ) → сборный конвейер кека → приёмные бункеры (поз. 4): концентрат 60 м³, кек NNH 20 м³ (со станцией растаривания поз. 17), цементная медь 10 м³ (загрузка погрузчиком поз. 1), оборотные материалы 50 м³ → тарельчатые питатели (поз. 6) + весовые дозаторы (поз. 7) → шнековый смеситель СШ-25 (поз. 8) → наклонный конвейер → расходные бункеры 2×60 м³ (поз. 9) → питатель/дозатор → шнековый забрасыватель (поз. 10) → **печь КС (поз. 11)**. Дутьевой узел: воздуходувка → смеситель воздух/O₂ (кислород из сети через регуляторный узел) → газовая коробка печи; параллельная ветвь вспомогательного варианта: мазутная топка-смеситель (поз. 20, горелка ГМ-4,5) → подогретое дутьё 455 °C. Газовый тракт: печь → котёл-утилизатор (поз. 12; питательная линия ХОВ 105 °C, барабан, пар 1,9 МПа/375 °C → РОУ → сеть 0,6 МПа; продувка) → одиночный циклон СЦН-50 (поз. 13) → электрофильтры УГТ1-20-4 (поз. 14, 2 шт., рабочий/резерв с перекидными шиберами) → дымососы ДН-15БНЖ (поз. 15, 2 шт.) → газоход Ø1100 мм в СКЦ. Пылевые потоки: бункеры КУ и циклона → шнеки → холодильник огарка D2424-6 (поз. 16а, туда же — огарок из порогов печи); бункер ЭФ → холодильник тонкой пыли S710-4 (поз. 16б) либо возврат в бункер оборотных материалов; холодильники → шнеки → силосные башни 100 м³ (поз. 18а) и 10 м³ (поз. 18б) → автоцементовозы (поз. 19). Аспирация: сеть отсосов → рукавный фильтр → дымосос → свеча; уловленная пыль → бункер оборотных материалов.</w:t>
       </w:r>
     </w:p>
     <w:p>
@@ -6221,39 +6419,7 @@
         <w:rPr>
           <w:sz w:val="20"/>
         </w:rPr>
-        <w:t xml:space="preserve">**Участок фильтрации.** LIC-101 уровень приёмной ёмкости пульпы → ПИД → ЧРП насоса подачи на фильтры (граница 20–80 %); FIC-102 расход пульпы на каждый фильтр → клапан (гидроабразивное исполнение); PIC-103 вакуум в ресивере → ПИД → дроссель подсоса/ЧРП вакуум-насоса, уставка −(0,06–0,08) МПа (БИ); MIC-104 влажность кека (Микрорадар-113А) → коррекция скорости барабана, цель 10 %; LICA-105 ёмкость фильтрата → пуск/стоп откачных насосов, блокировка сухого хода; QIA-106 мутность фильтрата (контроль прорыва полотна). Блокировки: остановка фильтра при потере вакуума &gt;30 с; запрет пуска конвейера кека при неработающем сборном конвейере (цепочка «против потока»).</w:t>
-      </w:r>
-    </w:p>
-    <w:p>
-      <w:r>
-        <w:rPr>
-          <w:sz w:val="20"/>
-        </w:rPr>
-        <w:t xml:space="preserve">**Участок шихтовки.** Мастер-контур FFIC-200: задание производительности по шихте (до 15,448 т/ч) распределяется регулятором соотношения на уставки четырёх весовых дозаторов WIC-201…204 (концентрат ≤10,621 / кек ≤3,500 / цементная медь ≤1,327 / обороты ≤2 т/ч — пропорции по сухому весу с коррекцией по влагомерам MI-201…204); LIA-205…209 уровни бункеров (тензодатчики LPA-68 + радарные уровнемеры) — предупредительный min/max, блокировка питателя при min-min (защита от сухого истирания) и конвейера загрузки при max-max; SIC-210 ток смесителя СШ-25 — сигнализация перегрузки, блокировка дозаторов при остановке смесителя; HS-211 маршрутизация реверсивного конвейера на расходные бункеры по LIC-212/213. Групповая блокировка: пуск тракта только при работающей аспирации (см. участок 5).</w:t>
-      </w:r>
-    </w:p>
-    <w:p>
-      <w:r>
-        <w:rPr>
-          <w:sz w:val="20"/>
-        </w:rPr>
-        <w:t xml:space="preserve">**Участок обжига — определяющие контуры.** (1) **TIC-301 температура кипящего слоя**: ≥5 термопар в слое, регулируемая величина — медианное значение (защита от локальных выбросов); уставка **930 °C**; ПИД → каскадно на уставку дозатора шихты WIC-214 (главный канал, «больше шихты — больше тепла» при автогенном режиме) с динамической компенсацией по МЛ-советчику; предупредительная сигнализация 950 °C, аварийная **970 °C** (останов загрузки + холостая продувка), нижняя 900 °C (предупр.) / 700 °C (запрет автоматического ведения, переход на разогрев). (2) **FIC-302/FIC-303 + FFIC-304 дутьё**: расход воздуха (расходомер + направляющий аппарат/ЧРП воздуходувки) и кислорода (клапан О₂-исполнения) с регулятором соотношения, поддерживающим содержание O₂ в дутье **52,0 % (осн.) / 30,8 % (вспом.)**; суммарный расход 11 342 / 19 146 нм³/ч; контроль QI-305 (анализатор O₂ в дутье) — коррекция соотношения; отсечной клапан O₂ по ПАЗ. (3) **PIC-306 давление/разрежение под сводом**: уставка по ИД +50…100 Па (ТЗ формулирует как разрежение — знак уставки согласуется с Гипроникелем на БИ); ПИД → каскад на уставку тяги дымососа (ЧРП/направляющий аппарат ДН-15БНЖ); это самый быстрый контур тракта (период ~1 с). (4) **PDIC-307 перепад «газовая коробка – слой»**: номинал 52,3 / 53,3 кПа; регулирование высоты слоя → **дроссельный затвор выгрузки огарка** (открытие при превышении уставки перепада — прямое указание ИД разд. 2.3); сигнализация залегания слоя по падению амплитуды пульсаций давления (спектральный признак в ПЛК). (5) QIRC-308 SO₂ в газе на выходе печи 17,83 / 10,87 % — контроль полноты обжига, вход МЛ-модели. (6) Топка (вспом. вариант): TIC-309 температура смешанного дутья 455 °C → ПИД → клапан мазута ГМ-4,5 с регулятором соотношения «мазут/распыливающий воздух»; ПАЗ горелки по ФНП: контроль факела (2 канала), отсечка при погасании, продувка топки перед розжигом. (7) Разогревные горелки МГМГ-10: местные посты, контроль факела, паровая продувка мазутных линий. **ПАЗ печи** (жёсткая логика в ПЛК, независимая от МЛ): останов загрузки шихты при T&gt;970 °C, при расходе дутья &lt;70 % уставки, при остановке обоих дымососов, при перепаде «коробка–слой» вне 30–70 кПа; при полной отсечке дутья — автоматическая подача азота в кислородную линию (ИД разд. 2.4) и запрет открытия затворов; аварийная донная выгрузка — только ручным деблокируемым постом.</w:t>
-      </w:r>
-    </w:p>
-    <w:p>
-      <w:r>
-        <w:rPr>
-          <w:sz w:val="20"/>
-        </w:rPr>
-        <w:t xml:space="preserve">**Участок газоочистки.** (1) **LICA-401 уровень барабана КУ** — трёхимпульсный регулятор (уровень + расход пара + расход питательной воды) → питательный клапан; аварийные уровни ±150 мм (БИ), ПАЗ по упуску воды (останов… перевод печи в горячий резерв: стоп загрузки, продувка). (2) PIC-402 давление пара 1,86 МПа → сброс в РОУ; предохранительные клапаны — 2 шт. по ТР ТС 032/2013. (3) TIC-403 пар после РОУ 159 °C → впрыск ХОВ; PIC-404 0,6 МПа → редукционный клапан. (4) QIC-405 электропроводность котловой воды → клапан непрерывной продувки (0,205–0,324 м³/ч). (5) TIA-406 газ за КУ 400 °C: рост — признак загрязнения поверхностей, автозапуск виброочистки/обстукивания по циклограмме и по ΔT. (6) PDI-407…409 перепады по КУ, циклону (868/2232 Па), ЭФ (≤200 Па) — диагностика забивания трактов. (7) ЭФ: управление агрегатами ОПМД-400 — автоматическое поддержание тока на грани искрения (46,4–57,6 кВ), циклограммы встряхивания полей со сдвигом от отгрузки пыли; TSA-410 блокировка полей при T газа &lt;320 °C (БИ; риск росы SO₃ — расчётная точка росы уточняется) и при уровне max в пылесборнике; допусковый контроль изоляторных коробок. (8) **PIC-411 разрежение перед дымососом** — резервный к PIC-306 канал регулирования тяги; АВР дымососов: автозапуск резервного с перестановкой перекидных шиберов за ≤60 с (БИ). (9) QIRC-412 SO₂/O₂ + пылемер QI-413 в газоходе СКЦ — коммерческий/технологический контроль границы (15,59 % SO₂, ≤0,1 г/нм³). (10) Холодильники: TIC-414/415 T материала на выходе 70 °C → ПИД → клапаны расхода оборотной воды (176,9 и 2,2 м³/ч); FSA-416 протока воды каждого контура — блокировка шнека при потере протока (защита от прогара); TIA-417 воды на выходе 35 °C (предупр. 45 °C — БИ); SIC токовая защита шнеков с реверс-алгоритмом расклинивания. (11) Силосы: WIA-418 вес (CLF-300), разрешение налива цементовоза по весу и T ≤65 °C, автоматика дисковых затворов и аспирации налива.</w:t>
-      </w:r>
-    </w:p>
-    <w:p>
-      <w:r>
-        <w:rPr>
-          <w:sz w:val="20"/>
-        </w:rPr>
-        <w:t xml:space="preserve">**Участок аспирации.** PDIC-501 перепад на рукавном фильтре → импульсная регенерация в диапазоне 800–1500 Па (БИ); PIC-502 разрежение в коллекторе → ЧРП дымососа аспирации; TIA-503 температура газов (защита рукавов, байпас при перегреве); QI-504 пылемер на свече; LIA-505 бункера фильтра → шнек возврата пыли. Блокировочная матрица «аспирация-технология»: запрет пуска любого пылящего механизма без подтверждения разрежения в его отсосе; выдержка останова аспирации 120 с после останова технологии (продувка). Полный перечень контуров (~45 позиций регулирования, ~120 блокировок) оформляется в БИ таблицей по форме Прил. №5: контур, связи, уставки сигнализаций/блокировок, формализованный алгоритм.</w:t>
+        <w:t xml:space="preserve">**Точки контроля, выносимые на PFD** (ключевые, полный перечень — на P&amp;ID): весовой расход и влажность каждого компонента шихты; расход, давление и содержание O₂ дутья; T слоя (многоточечно) и T газа на выходе печи; давление под сводом; перепад «коробка–слой»; уровень/давление барабана КУ, расход и параметры пара; T газа за КУ, за циклоном, за ЭФ; запылённость и SO₂/O₂ газа перед СКЦ; T огарка и пыли после холодильников; вес силосов; разрежение в аспирационном коллекторе. На PFD наносятся границы проектирования по ТЗ п.3.3 (9 фланцевых границ) и границы поставки комплектных установок (печь, КУ, ЭФ, фильтры). Расчётная скорость газа в газоходе Ø1100 мм — 9–10 м/с при 387 °C (самоочищающаяся скорость выше скорости витания пыли ≤71 мкм) — подтверждает диаметр по ИД.</w:t>
       </w:r>
     </w:p>
     <w:tbl>
@@ -6331,328 +6497,160 @@
               <w:rPr>
                 <w:sz w:val="19"/>
               </w:rPr>
-              <w:t xml:space="preserve">Главный контур печи</w:t>
-            </w:r>
-          </w:p>
-        </w:tc>
-        <w:tc>
-          <w:tcPr>
-            <w:tcW w:w="5000" w:type="dxa"/>
-          </w:tcPr>
-          <w:p>
-            <w:r>
-              <w:rPr>
-                <w:sz w:val="19"/>
-              </w:rPr>
-              <w:t xml:space="preserve">TIC слоя 930 °C → каскад на дозатор шихты; аварийные границы 700/970 °C</w:t>
-            </w:r>
-          </w:p>
-        </w:tc>
-        <w:tc>
-          <w:tcPr>
-            <w:tcW w:w="3038" w:type="dxa"/>
-          </w:tcPr>
-          <w:p>
-            <w:r>
-              <w:rPr>
-                <w:color w:val="666666"/>
-                <w:sz w:val="18"/>
-              </w:rPr>
-              <w:t xml:space="preserve">ИД табл. 23 п.233; разд. 2.4 (границы пуска/остановки)</w:t>
-            </w:r>
-          </w:p>
-        </w:tc>
-      </w:tr>
-      <w:tr>
-        <w:tc>
-          <w:tcPr>
-            <w:tcW w:w="3600" w:type="dxa"/>
-          </w:tcPr>
-          <w:p>
-            <w:r>
-              <w:rPr>
-                <w:sz w:val="19"/>
-              </w:rPr>
-              <w:t xml:space="preserve">Контур соотношения дутья</w:t>
-            </w:r>
-          </w:p>
-        </w:tc>
-        <w:tc>
-          <w:tcPr>
-            <w:tcW w:w="5000" w:type="dxa"/>
-          </w:tcPr>
-          <w:p>
-            <w:r>
-              <w:rPr>
-                <w:sz w:val="19"/>
-              </w:rPr>
-              <w:t xml:space="preserve">FFIC воздух/O₂: 52,0 % (осн.) / 30,8 % (вспом.) O₂</w:t>
-            </w:r>
-          </w:p>
-        </w:tc>
-        <w:tc>
-          <w:tcPr>
-            <w:tcW w:w="3038" w:type="dxa"/>
-          </w:tcPr>
-          <w:p>
-            <w:r>
-              <w:rPr>
-                <w:color w:val="666666"/>
-                <w:sz w:val="18"/>
-              </w:rPr>
-              <w:t xml:space="preserve">ИД табл. 23 п.200, 224</w:t>
-            </w:r>
-          </w:p>
-        </w:tc>
-      </w:tr>
-      <w:tr>
-        <w:tc>
-          <w:tcPr>
-            <w:tcW w:w="3600" w:type="dxa"/>
-          </w:tcPr>
-          <w:p>
-            <w:r>
-              <w:rPr>
-                <w:sz w:val="19"/>
-              </w:rPr>
-              <w:t xml:space="preserve">Контур давления под сводом</w:t>
-            </w:r>
-          </w:p>
-        </w:tc>
-        <w:tc>
-          <w:tcPr>
-            <w:tcW w:w="5000" w:type="dxa"/>
-          </w:tcPr>
-          <w:p>
-            <w:r>
-              <w:rPr>
-                <w:sz w:val="19"/>
-              </w:rPr>
-              <w:t xml:space="preserve">PIC → ЧРП дымососа; уставка +50…100 Па (ИД) / знак уточнить (ТЗ: разрежение)</w:t>
-            </w:r>
-          </w:p>
-        </w:tc>
-        <w:tc>
-          <w:tcPr>
-            <w:tcW w:w="3038" w:type="dxa"/>
-          </w:tcPr>
-          <w:p>
-            <w:r>
-              <w:rPr>
-                <w:color w:val="666666"/>
-                <w:sz w:val="18"/>
-              </w:rPr>
-              <w:t xml:space="preserve">ИД табл. 23 п.229; ТЗ п.3.5</w:t>
-            </w:r>
-          </w:p>
-        </w:tc>
-      </w:tr>
-      <w:tr>
-        <w:tc>
-          <w:tcPr>
-            <w:tcW w:w="3600" w:type="dxa"/>
-          </w:tcPr>
-          <w:p>
-            <w:r>
-              <w:rPr>
-                <w:sz w:val="19"/>
-              </w:rPr>
-              <w:t xml:space="preserve">Контур слоя/выгрузки</w:t>
-            </w:r>
-          </w:p>
-        </w:tc>
-        <w:tc>
-          <w:tcPr>
-            <w:tcW w:w="5000" w:type="dxa"/>
-          </w:tcPr>
-          <w:p>
-            <w:r>
-              <w:rPr>
-                <w:sz w:val="19"/>
-              </w:rPr>
-              <w:t xml:space="preserve">PDIC «коробка–слой» 52,3 кПа → дроссельный затвор огарка</w:t>
-            </w:r>
-          </w:p>
-        </w:tc>
-        <w:tc>
-          <w:tcPr>
-            <w:tcW w:w="3038" w:type="dxa"/>
-          </w:tcPr>
-          <w:p>
-            <w:r>
-              <w:rPr>
-                <w:color w:val="666666"/>
-                <w:sz w:val="18"/>
-              </w:rPr>
-              <w:t xml:space="preserve">ИД табл. 23 п.228; разд. 2.3</w:t>
-            </w:r>
-          </w:p>
-        </w:tc>
-      </w:tr>
-      <w:tr>
-        <w:tc>
-          <w:tcPr>
-            <w:tcW w:w="3600" w:type="dxa"/>
-          </w:tcPr>
-          <w:p>
-            <w:r>
-              <w:rPr>
-                <w:sz w:val="19"/>
-              </w:rPr>
-              <w:t xml:space="preserve">Уровень барабана КУ</w:t>
-            </w:r>
-          </w:p>
-        </w:tc>
-        <w:tc>
-          <w:tcPr>
-            <w:tcW w:w="5000" w:type="dxa"/>
-          </w:tcPr>
-          <w:p>
-            <w:r>
-              <w:rPr>
-                <w:sz w:val="19"/>
-              </w:rPr>
-              <w:t xml:space="preserve">трёхимпульсный регулятор питания; ПАЗ по упуску воды</w:t>
-            </w:r>
-          </w:p>
-        </w:tc>
-        <w:tc>
-          <w:tcPr>
-            <w:tcW w:w="3038" w:type="dxa"/>
-          </w:tcPr>
-          <w:p>
-            <w:r>
-              <w:rPr>
-                <w:color w:val="666666"/>
-                <w:sz w:val="18"/>
-              </w:rPr>
-              <w:t xml:space="preserve">решение БИ; ФНП № 536</w:t>
-            </w:r>
-          </w:p>
-        </w:tc>
-      </w:tr>
-      <w:tr>
-        <w:tc>
-          <w:tcPr>
-            <w:tcW w:w="3600" w:type="dxa"/>
-          </w:tcPr>
-          <w:p>
-            <w:r>
-              <w:rPr>
-                <w:sz w:val="19"/>
-              </w:rPr>
-              <w:t xml:space="preserve">Защита ЭФ</w:t>
-            </w:r>
-          </w:p>
-        </w:tc>
-        <w:tc>
-          <w:tcPr>
-            <w:tcW w:w="5000" w:type="dxa"/>
-          </w:tcPr>
-          <w:p>
-            <w:r>
-              <w:rPr>
-                <w:sz w:val="19"/>
-              </w:rPr>
-              <w:t xml:space="preserve">блокировка полей при T&lt;320 °C (точка росы SO₃) и max пыли</w:t>
-            </w:r>
-          </w:p>
-        </w:tc>
-        <w:tc>
-          <w:tcPr>
-            <w:tcW w:w="3038" w:type="dxa"/>
-          </w:tcPr>
-          <w:p>
-            <w:r>
-              <w:rPr>
-                <w:color w:val="666666"/>
-                <w:sz w:val="18"/>
-              </w:rPr>
-              <w:t xml:space="preserve">решение БИ; ИД табл. 23 п.275 (SO₃ 0,75 %)</w:t>
-            </w:r>
-          </w:p>
-        </w:tc>
-      </w:tr>
-      <w:tr>
-        <w:tc>
-          <w:tcPr>
-            <w:tcW w:w="3600" w:type="dxa"/>
-          </w:tcPr>
-          <w:p>
-            <w:r>
-              <w:rPr>
-                <w:sz w:val="19"/>
-              </w:rPr>
-              <w:t xml:space="preserve">Защита холодильников</w:t>
-            </w:r>
-          </w:p>
-        </w:tc>
-        <w:tc>
-          <w:tcPr>
-            <w:tcW w:w="5000" w:type="dxa"/>
-          </w:tcPr>
-          <w:p>
-            <w:r>
-              <w:rPr>
-                <w:sz w:val="19"/>
-              </w:rPr>
-              <w:t xml:space="preserve">блокировка шнека при потере протока воды; T воды предупр. 45 °C</w:t>
-            </w:r>
-          </w:p>
-        </w:tc>
-        <w:tc>
-          <w:tcPr>
-            <w:tcW w:w="3038" w:type="dxa"/>
-          </w:tcPr>
-          <w:p>
-            <w:r>
-              <w:rPr>
-                <w:color w:val="666666"/>
-                <w:sz w:val="18"/>
-              </w:rPr>
-              <w:t xml:space="preserve">решение БИ; ИД табл. 23 п.435-437</w:t>
-            </w:r>
-          </w:p>
-        </w:tc>
-      </w:tr>
-      <w:tr>
-        <w:tc>
-          <w:tcPr>
-            <w:tcW w:w="3600" w:type="dxa"/>
-          </w:tcPr>
-          <w:p>
-            <w:r>
-              <w:rPr>
-                <w:sz w:val="19"/>
-              </w:rPr>
-              <w:t xml:space="preserve">Объём реестра</w:t>
-            </w:r>
-          </w:p>
-        </w:tc>
-        <w:tc>
-          <w:tcPr>
-            <w:tcW w:w="5000" w:type="dxa"/>
-          </w:tcPr>
-          <w:p>
-            <w:r>
-              <w:rPr>
-                <w:sz w:val="19"/>
-              </w:rPr>
-              <w:t xml:space="preserve">~45 контуров регулирования, ~120 блокировок</w:t>
-            </w:r>
-          </w:p>
-        </w:tc>
-        <w:tc>
-          <w:tcPr>
-            <w:tcW w:w="3038" w:type="dxa"/>
-          </w:tcPr>
-          <w:p>
-            <w:r>
-              <w:rPr>
-                <w:color w:val="666666"/>
-                <w:sz w:val="18"/>
-              </w:rPr>
-              <w:t xml:space="preserve">оценка Исполнителя по составу оборудования</w:t>
+              <w:t xml:space="preserve">Число позиций основного оборудования на PFD</w:t>
+            </w:r>
+          </w:p>
+        </w:tc>
+        <w:tc>
+          <w:tcPr>
+            <w:tcW w:w="5000" w:type="dxa"/>
+          </w:tcPr>
+          <w:p>
+            <w:r>
+              <w:rPr>
+                <w:sz w:val="19"/>
+              </w:rPr>
+              <w:t xml:space="preserve">~20 (по аппаратурной схеме ИД рис. 1)</w:t>
+            </w:r>
+          </w:p>
+        </w:tc>
+        <w:tc>
+          <w:tcPr>
+            <w:tcW w:w="3038" w:type="dxa"/>
+          </w:tcPr>
+          <w:p>
+            <w:r>
+              <w:rPr>
+                <w:color w:val="666666"/>
+                <w:sz w:val="18"/>
+              </w:rPr>
+              <w:t xml:space="preserve">ИД рис. 1, экспликация</w:t>
+            </w:r>
+          </w:p>
+        </w:tc>
+      </w:tr>
+      <w:tr>
+        <w:tc>
+          <w:tcPr>
+            <w:tcW w:w="3600" w:type="dxa"/>
+          </w:tcPr>
+          <w:p>
+            <w:r>
+              <w:rPr>
+                <w:sz w:val="19"/>
+              </w:rPr>
+              <w:t xml:space="preserve">Фланцевые границы проектирования</w:t>
+            </w:r>
+          </w:p>
+        </w:tc>
+        <w:tc>
+          <w:tcPr>
+            <w:tcW w:w="5000" w:type="dxa"/>
+          </w:tcPr>
+          <w:p>
+            <w:r>
+              <w:rPr>
+                <w:sz w:val="19"/>
+              </w:rPr>
+              <w:t xml:space="preserve">9 позиций по ТЗ табл. 3.3</w:t>
+            </w:r>
+          </w:p>
+        </w:tc>
+        <w:tc>
+          <w:tcPr>
+            <w:tcW w:w="3038" w:type="dxa"/>
+          </w:tcPr>
+          <w:p>
+            <w:r>
+              <w:rPr>
+                <w:color w:val="666666"/>
+                <w:sz w:val="18"/>
+              </w:rPr>
+              <w:t xml:space="preserve">ТЗ п.3.3</w:t>
+            </w:r>
+          </w:p>
+        </w:tc>
+      </w:tr>
+      <w:tr>
+        <w:tc>
+          <w:tcPr>
+            <w:tcW w:w="3600" w:type="dxa"/>
+          </w:tcPr>
+          <w:p>
+            <w:r>
+              <w:rPr>
+                <w:sz w:val="19"/>
+              </w:rPr>
+              <w:t xml:space="preserve">Скорость в газоходе в СКЦ</w:t>
+            </w:r>
+          </w:p>
+        </w:tc>
+        <w:tc>
+          <w:tcPr>
+            <w:tcW w:w="5000" w:type="dxa"/>
+          </w:tcPr>
+          <w:p>
+            <w:r>
+              <w:rPr>
+                <w:sz w:val="19"/>
+              </w:rPr>
+              <w:t xml:space="preserve">9,4 м/с (13 262 нм³/ч, 387 °C, Ø1100 мм)</w:t>
+            </w:r>
+          </w:p>
+        </w:tc>
+        <w:tc>
+          <w:tcPr>
+            <w:tcW w:w="3038" w:type="dxa"/>
+          </w:tcPr>
+          <w:p>
+            <w:r>
+              <w:rPr>
+                <w:color w:val="666666"/>
+                <w:sz w:val="18"/>
+              </w:rPr>
+              <w:t xml:space="preserve">расчёт Исполнителя по ИД табл. 23 п.400, 403, 406</w:t>
+            </w:r>
+          </w:p>
+        </w:tc>
+      </w:tr>
+      <w:tr>
+        <w:tc>
+          <w:tcPr>
+            <w:tcW w:w="3600" w:type="dxa"/>
+          </w:tcPr>
+          <w:p>
+            <w:r>
+              <w:rPr>
+                <w:sz w:val="19"/>
+              </w:rPr>
+              <w:t xml:space="preserve">Табличная часть потоков</w:t>
+            </w:r>
+          </w:p>
+        </w:tc>
+        <w:tc>
+          <w:tcPr>
+            <w:tcW w:w="5000" w:type="dxa"/>
+          </w:tcPr>
+          <w:p>
+            <w:r>
+              <w:rPr>
+                <w:sz w:val="19"/>
+              </w:rPr>
+              <w:t xml:space="preserve">два столбца: номинал / максимум (K=1,15)</w:t>
+            </w:r>
+          </w:p>
+        </w:tc>
+        <w:tc>
+          <w:tcPr>
+            <w:tcW w:w="3038" w:type="dxa"/>
+          </w:tcPr>
+          <w:p>
+            <w:r>
+              <w:rPr>
+                <w:color w:val="666666"/>
+                <w:sz w:val="18"/>
+              </w:rPr>
+              <w:t xml:space="preserve">методика БИ; ИД табл. 23 п.93</w:t>
             </w:r>
           </w:p>
         </w:tc>
@@ -6671,7 +6669,7 @@
           <w:color w:val="444444"/>
           <w:sz w:val="19"/>
         </w:rPr>
-        <w:t xml:space="preserve">ГОСТ 21.408-2013 — Выполнение схем автоматизации (P&amp;ID/АТХ), перечни контуров и блокировок; ГОСТ 21.208-2013 — Условные графические обозначения приборов на P&amp;ID; ФНП № 512 от 09.12.2020 — Обязательные защиты печи (отсечка дутья, продувка азотом, контроль факела горелок); ФНП № 536 от 15.12.2020 — Защиты котла-утилизатора (уровень, давление, предохранительные клапаны); ГОСТ 12.2.003-91 — Блокировки ограждений шнеков, конвейеров, затворов; ГОСТ Р 8.596-2002 — Аттестация измерительных каналов контуров, участвующих в защитах</w:t>
+        <w:t xml:space="preserve">ГОСТ 21.401-88 — Технологические схемы марки ТХ — состав, условные обозначения трубопроводов и аппаратов; ГОСТ 2.701-2008 — Виды и типы схем, общие требования к выполнению; ГОСТ 21.208-2013 — Обозначения КИПиА на совмещённых схемах</w:t>
       </w:r>
     </w:p>
     <w:p>
@@ -6687,7 +6685,7 @@
         <w:rPr>
           <w:sz w:val="19"/>
         </w:rPr>
-        <w:t xml:space="preserve">Знак и величина уставки давления под сводом (противоречие ИД п.229 «+50…100 Па» и ТЗ «разрежение») — снять запросом Гипроникелю до выпуска P&amp;ID</w:t>
+        <w:t xml:space="preserve">Нумерация технологических позиций (единая система тегов КГМК) — согласовать с Заказчиком до выпуска PFD</w:t>
       </w:r>
     </w:p>
     <w:p>
@@ -6703,39 +6701,7 @@
         <w:rPr>
           <w:sz w:val="19"/>
         </w:rPr>
-        <w:t xml:space="preserve">Точка росы SO₃ для уставки защиты ЭФ — расчёт по фактической влажности и SO₃ на стадии БИ</w:t>
-      </w:r>
-    </w:p>
-    <w:p>
-      <w:r>
-        <w:rPr>
-          <w:b/>
-          <w:color w:val="8A6200"/>
-          <w:sz w:val="19"/>
-        </w:rPr>
-        <w:t xml:space="preserve">— определяется на стадии БИ: </w:t>
-      </w:r>
-      <w:r>
-        <w:rPr>
-          <w:sz w:val="19"/>
-        </w:rPr>
-        <w:t xml:space="preserve">Карта уставок сигнализаций/блокировок в полном объёме — итерация с Заказчиком (форма Прил. №5)</w:t>
-      </w:r>
-    </w:p>
-    <w:p>
-      <w:r>
-        <w:rPr>
-          <w:b/>
-          <w:color w:val="8A6200"/>
-          <w:sz w:val="19"/>
-        </w:rPr>
-        <w:t xml:space="preserve">— определяется на стадии БИ: </w:t>
-      </w:r>
-      <w:r>
-        <w:rPr>
-          <w:sz w:val="19"/>
-        </w:rPr>
-        <w:t xml:space="preserve">Число и расстановка термопар слоя (5–8 шт.) — согласовать с поставщиком печи</w:t>
+        <w:t xml:space="preserve">Границы комплектных поставок (печь/КУ/ЭФ) — фиксируются по итогам ТКП</w:t>
       </w:r>
     </w:p>
     <w:p>
@@ -6747,7 +6713,7 @@
           <w:b/>
           <w:sz w:val="26"/>
         </w:rPr>
-        <w:t xml:space="preserve">Основные компоновочные решения (планы, разрезы, высотная схема)</w:t>
+        <w:t xml:space="preserve">Предварительные схемы трубопроводов и КИПиА (P&amp;ID) по участкам: контуры регулирования, блокировки, уставки</w:t>
       </w:r>
     </w:p>
     <w:p>
@@ -6755,7 +6721,7 @@
         <w:rPr>
           <w:sz w:val="20"/>
         </w:rPr>
-        <w:t xml:space="preserve">Компоновка выполняется на сетке колонн **6/12 м** (ТЗ п.3.5): продольный шаг 6 м, пролёты кратны 12 м. Принятая структура главного корпуса — четыре температурно-технологических блока в одном здании плюс наружная этажерка: **(А) отделение фильтрации** (пролёт 12 м): барабанные вакуум-фильтры на отметке +6,0 (предварительно) с разгрузкой кека на конвейер под фильтром; вакуум-станция, ёмкость и насосы фильтрата — на 0,000; **(Б) отделение шихтовки** (пролёт 12–24 м): бункерная этажерка — верх загрузочных конвейеров ~+14…16, приёмные бункеры 60/20/10/50 м³, под ними питатели и весовые дозаторы (+7…8), смеситель СШ-25 (+5), наклонный конвейер УКВ-320-Ц-95 на расходные бункеры 2×60 м³ у печи; станция растаривания биг-бэгов и пост разгрузки цементной меди — на 0,000 у ворот (граница по ТЗ); **(В) отделение обжига и котла-утилизатора** (пролёт 24 м как 2×12 м): печь КС на собственном опорном каркасе — подина на отметке **+4,5 (предварительно)**: под печью размещаются газовая коробка, дутьевой коллектор, обслуживание сопел и аварийная донная выгрузка в кюбель на 0,000; свод печи ~+13,7; котёл-утилизатор — рядом на самостоятельном каркасе, барабан на верхней отметке (~+18…20 — по КД завода), пылевой бункер КУ снизу с шнеком на +4…5; между печью и КУ — короткий газоход Ø2000; **(Г) отделение газоочистки**: циклон СЦН-50 (высота 6,1 м) на этажерке с бункером над шнеком грубой пыли; два ЭФ УГТ1-20-4 (18,1×4,8 м в плане, высота 18,7 м) на осях с шагом, кратным 6 м, с проходом обслуживания между ними; дымососы на 0,000 на индивидуальных фундаментах; далее газоход Ø1100 на эстакаде в СКЦ. Воздуходувка дутья — в отдельном шумоизолированном помещении на 0,000 вблизи печи (короткий напорный тракт). Мазутный узел (топка-смеситель, горелочные рампы) — у печи с противопожарными отступами.</w:t>
+        <w:t xml:space="preserve">P&amp;ID выпускаются по пяти участкам с единой системой тегов; ниже — реестр основных контуров (тип регулятора → исполнительный механизм → уставка/границы). Уставки со ссылкой на ИД — расчётные; помеченные «(БИ)» — принимаемые проектные, уточняются при пусконаладке.</w:t>
       </w:r>
     </w:p>
     <w:p>
@@ -6763,7 +6729,7 @@
         <w:rPr>
           <w:sz w:val="20"/>
         </w:rPr>
-        <w:t xml:space="preserve">**Высотная схема построена на самотёке твёрдых потоков** — обоснование: (1) огарок 930 °C выгружается через сливной порог печи (отметка порога над подиной — по высоте слоя ~1,9–2,1 м, т.е. ~+6,4…6,6) непосредственно в загрузочный патрубок холодильника D2424-6, установленного под порогом (+5,2…5,5 — уточняется КД печи): транспортирование раскалённого огарка механизмами исключено; (2) пыль из конусов КУ, циклона и ЭФ ссыпается вертикально на шнековые транспортёры (углы конусов ≥60° &gt; угла откоса пыли 30–42° с запасом на комкуемость); (3) холодильники выдают охлаждённый материал на шнеки, поднимающие его в силосные башни; (4) **силосные башни вынесены в пристройку/на улицу у автопроезда**: низ конуса на +4,2 — над цементовозом (габарит 4,0 м + зазор), верх ~+17; налив — самотёком через герметичный гофрорукав DN100; (5) газовый тракт спроектирован «сверху вниз по пыли»: горизонтальные участки минимизированы, скорость 9–10 м/с самоочищающая, ревизионные люки в местах поворотов (требование ИД — контроль настылей). Подъём шихты (единственный поток «вверх») — наклонными винтовыми и ленточными конвейерами с углом ≤20°.</w:t>
+        <w:t xml:space="preserve">**Участок фильтрации.** LIC-101 уровень приёмной ёмкости пульпы → ПИД → ЧРП насоса подачи на фильтры (граница 20–80 %); FIC-102 расход пульпы на каждый фильтр → клапан (гидроабразивное исполнение); PIC-103 вакуум в ресивере → ПИД → дроссель подсоса/ЧРП вакуум-насоса, уставка −(0,06–0,08) МПа (БИ); MIC-104 влажность кека (Микрорадар-113А) → коррекция скорости барабана, цель 10 %; LICA-105 ёмкость фильтрата → пуск/стоп откачных насосов, блокировка сухого хода; QIA-106 мутность фильтрата (контроль прорыва полотна). Блокировки: остановка фильтра при потере вакуума &gt;30 с; запрет пуска конвейера кека при неработающем сборном конвейере (цепочка «против потока»).</w:t>
       </w:r>
     </w:p>
     <w:p>
@@ -6771,7 +6737,31 @@
         <w:rPr>
           <w:sz w:val="20"/>
         </w:rPr>
-        <w:t xml:space="preserve">Обслуживание: мостовой кран пролёта печи/КУ (г/п — по монтажной единице, предварительно 20/5 т — уточняется массой барабана КУ), кран-балки над дымососами (5 т) и в отделении фильтрации; монтажные проёмы в перекрытиях над печью и ЭФ; лестницы и площадки — у всех приводов, затворов, точек КИП (Прил. №5: СИ на высоте ≤1,7 м от площадок, исключение лесов и стремянок). Компоновка предъявляет: планы на отметках 0,000 / +4,5 / +6,0 / +8,0 / +14 и характерные разрезы по печи-КУ и по ЭФ-дымососам с привязкой к осям и отметкам перекрытий. Проезд автоцементовозов и вывоза кюбелей — сквозной, с воротами в торцах.</w:t>
+        <w:t xml:space="preserve">**Участок шихтовки.** Мастер-контур FFIC-200: задание производительности по шихте (до 15,448 т/ч) распределяется регулятором соотношения на уставки четырёх весовых дозаторов WIC-201…204 (концентрат ≤10,621 / кек ≤3,500 / цементная медь ≤1,327 / обороты ≤2 т/ч — пропорции по сухому весу с коррекцией по влагомерам MI-201…204); LIA-205…209 уровни бункеров (тензодатчики LPA-68 + радарные уровнемеры) — предупредительный min/max, блокировка питателя при min-min (защита от сухого истирания) и конвейера загрузки при max-max; SIC-210 ток смесителя СШ-25 — сигнализация перегрузки, блокировка дозаторов при остановке смесителя; HS-211 маршрутизация реверсивного конвейера на расходные бункеры по LIC-212/213. Групповая блокировка: пуск тракта только при работающей аспирации (см. участок 5).</w:t>
+      </w:r>
+    </w:p>
+    <w:p>
+      <w:r>
+        <w:rPr>
+          <w:sz w:val="20"/>
+        </w:rPr>
+        <w:t xml:space="preserve">**Участок обжига — определяющие контуры.** (1) **TIC-301 температура кипящего слоя**: ≥5 термопар в слое, регулируемая величина — медианное значение (защита от локальных выбросов); уставка **930 °C**; ПИД → каскадно на уставку дозатора шихты WIC-214 (главный канал, «больше шихты — больше тепла» при автогенном режиме) с динамической компенсацией по МЛ-советчику; предупредительная сигнализация 950 °C, аварийная **970 °C** (останов загрузки + холостая продувка), нижняя 900 °C (предупр.) / 700 °C (запрет автоматического ведения, переход на разогрев). (2) **FIC-302/FIC-303 + FFIC-304 дутьё**: расход воздуха (расходомер + направляющий аппарат/ЧРП воздуходувки) и кислорода (клапан О₂-исполнения) с регулятором соотношения, поддерживающим содержание O₂ в дутье **52,0 % (осн.) / 30,8 % (вспом.)**; суммарный расход 11 342 / 19 146 нм³/ч; контроль QI-305 (анализатор O₂ в дутье) — коррекция соотношения; отсечной клапан O₂ по ПАЗ. (3) **PIC-306 давление/разрежение под сводом**: уставка по ИД +50…100 Па (ТЗ формулирует как разрежение — знак уставки согласуется с Гипроникелем на БИ); ПИД → каскад на уставку тяги дымососа (ЧРП/направляющий аппарат ДН-15БНЖ); это самый быстрый контур тракта (период ~1 с). (4) **PDIC-307 перепад «газовая коробка – слой»**: номинал 52,3 / 53,3 кПа; регулирование высоты слоя → **дроссельный затвор выгрузки огарка** (открытие при превышении уставки перепада — прямое указание ИД разд. 2.3); сигнализация залегания слоя по падению амплитуды пульсаций давления (спектральный признак в ПЛК). (5) QIRC-308 SO₂ в газе на выходе печи 17,83 / 10,87 % — контроль полноты обжига, вход МЛ-модели. (6) Топка (вспом. вариант): TIC-309 температура смешанного дутья 455 °C → ПИД → клапан мазута ГМ-4,5 с регулятором соотношения «мазут/распыливающий воздух»; ПАЗ горелки по ФНП: контроль факела (2 канала), отсечка при погасании, продувка топки перед розжигом. (7) Разогревные горелки МГМГ-10: местные посты, контроль факела, паровая продувка мазутных линий. **ПАЗ печи** (жёсткая логика в ПЛК, независимая от МЛ): останов загрузки шихты при T&gt;970 °C, при расходе дутья &lt;70 % уставки, при остановке обоих дымососов, при перепаде «коробка–слой» вне 30–70 кПа; при полной отсечке дутья — автоматическая подача азота в кислородную линию (ИД разд. 2.4) и запрет открытия затворов; аварийная донная выгрузка — только ручным деблокируемым постом.</w:t>
+      </w:r>
+    </w:p>
+    <w:p>
+      <w:r>
+        <w:rPr>
+          <w:sz w:val="20"/>
+        </w:rPr>
+        <w:t xml:space="preserve">**Участок газоочистки.** (1) **LICA-401 уровень барабана КУ** — трёхимпульсный регулятор (уровень + расход пара + расход питательной воды) → питательный клапан; аварийные уровни ±150 мм (БИ), ПАЗ по упуску воды (останов… перевод печи в горячий резерв: стоп загрузки, продувка). (2) PIC-402 давление пара 1,86 МПа → сброс в РОУ; предохранительные клапаны — 2 шт. по ТР ТС 032/2013. (3) TIC-403 пар после РОУ 159 °C → впрыск ХОВ; PIC-404 0,6 МПа → редукционный клапан. (4) QIC-405 электропроводность котловой воды → клапан непрерывной продувки (0,205–0,324 м³/ч). (5) TIA-406 газ за КУ 400 °C: рост — признак загрязнения поверхностей, автозапуск виброочистки/обстукивания по циклограмме и по ΔT. (6) PDI-407…409 перепады по КУ, циклону (868/2232 Па), ЭФ (≤200 Па) — диагностика забивания трактов. (7) ЭФ: управление агрегатами ОПМД-400 — автоматическое поддержание тока на грани искрения (46,4–57,6 кВ), циклограммы встряхивания полей со сдвигом от отгрузки пыли; TSA-410 блокировка полей при T газа &lt;320 °C (запас ≈100 °C к расчётной точке росы H₂SO₄ 221/209 °C — calc.json L1-DEW) и при уровне max в пылесборнике; допусковый контроль изоляторных коробок. (8) **PIC-411 разрежение перед дымососом** — резервный к PIC-306 канал регулирования тяги; АВР дымососов: автозапуск резервного с перестановкой перекидных шиберов за ≤60 с (БИ). (9) QIRC-412 SO₂/O₂ + пылемер QI-413 в газоходе СКЦ — коммерческий/технологический контроль границы (15,59 % SO₂, ≤0,1 г/нм³). (10) Холодильники: TIC-414/415 T материала на выходе 70 °C → ПИД → клапаны расхода оборотной воды (176,9 и 2,2 м³/ч); FSA-416 протока воды каждого контура — блокировка шнека при потере протока (защита от прогара); TIA-417 воды на выходе 35 °C (предупр. 45 °C — БИ); SIC токовая защита шнеков с реверс-алгоритмом расклинивания. (11) Силосы: WIA-418 вес (CLF-300), разрешение налива цементовоза по весу и T ≤65 °C, автоматика дисковых затворов и аспирации налива.</w:t>
+      </w:r>
+    </w:p>
+    <w:p>
+      <w:r>
+        <w:rPr>
+          <w:sz w:val="20"/>
+        </w:rPr>
+        <w:t xml:space="preserve">**Участок аспирации.** PDIC-501 перепад на рукавном фильтре → импульсная регенерация в диапазоне 800–1500 Па (БИ); PIC-502 разрежение в коллекторе → ЧРП дымососа аспирации; TIA-503 температура газов (защита рукавов, байпас при перегреве); QI-504 пылемер на свече; LIA-505 бункера фильтра → шнек возврата пыли. Блокировочная матрица «аспирация-технология»: запрет пуска любого пылящего механизма без подтверждения разрежения в его отсосе; выдержка останова аспирации 120 с после останова технологии (продувка). Полный перечень контуров (~45 позиций регулирования, ~120 блокировок) оформляется в БИ таблицей по форме Прил. №5: контур, связи, уставки сигнализаций/блокировок, формализованный алгоритм.</w:t>
       </w:r>
     </w:p>
     <w:tbl>
@@ -6849,286 +6839,328 @@
               <w:rPr>
                 <w:sz w:val="19"/>
               </w:rPr>
-              <w:t xml:space="preserve">Сетка колонн</w:t>
-            </w:r>
-          </w:p>
-        </w:tc>
-        <w:tc>
-          <w:tcPr>
-            <w:tcW w:w="5000" w:type="dxa"/>
-          </w:tcPr>
-          <w:p>
-            <w:r>
-              <w:rPr>
-                <w:sz w:val="19"/>
-              </w:rPr>
-              <w:t xml:space="preserve">6/12 м (пролёты 12 и 24 м, шаг 6 м)</w:t>
-            </w:r>
-          </w:p>
-        </w:tc>
-        <w:tc>
-          <w:tcPr>
-            <w:tcW w:w="3038" w:type="dxa"/>
-          </w:tcPr>
-          <w:p>
-            <w:r>
-              <w:rPr>
-                <w:color w:val="666666"/>
-                <w:sz w:val="18"/>
-              </w:rPr>
-              <w:t xml:space="preserve">ТЗ п.3.5</w:t>
-            </w:r>
-          </w:p>
-        </w:tc>
-      </w:tr>
-      <w:tr>
-        <w:tc>
-          <w:tcPr>
-            <w:tcW w:w="3600" w:type="dxa"/>
-          </w:tcPr>
-          <w:p>
-            <w:r>
-              <w:rPr>
-                <w:sz w:val="19"/>
-              </w:rPr>
-              <w:t xml:space="preserve">Отметка подины печи (предв.)</w:t>
-            </w:r>
-          </w:p>
-        </w:tc>
-        <w:tc>
-          <w:tcPr>
-            <w:tcW w:w="5000" w:type="dxa"/>
-          </w:tcPr>
-          <w:p>
-            <w:r>
-              <w:rPr>
-                <w:sz w:val="19"/>
-              </w:rPr>
-              <w:t xml:space="preserve">+4,5 — под печью газовая коробка и донная выгрузка</w:t>
-            </w:r>
-          </w:p>
-        </w:tc>
-        <w:tc>
-          <w:tcPr>
-            <w:tcW w:w="3038" w:type="dxa"/>
-          </w:tcPr>
-          <w:p>
-            <w:r>
-              <w:rPr>
-                <w:color w:val="666666"/>
-                <w:sz w:val="18"/>
-              </w:rPr>
-              <w:t xml:space="preserve">решение БИ (геометрия печи — ИД табл. 23 п.214)</w:t>
-            </w:r>
-          </w:p>
-        </w:tc>
-      </w:tr>
-      <w:tr>
-        <w:tc>
-          <w:tcPr>
-            <w:tcW w:w="3600" w:type="dxa"/>
-          </w:tcPr>
-          <w:p>
-            <w:r>
-              <w:rPr>
-                <w:sz w:val="19"/>
-              </w:rPr>
-              <w:t xml:space="preserve">Габарит ЭФ</w:t>
-            </w:r>
-          </w:p>
-        </w:tc>
-        <w:tc>
-          <w:tcPr>
-            <w:tcW w:w="5000" w:type="dxa"/>
-          </w:tcPr>
-          <w:p>
-            <w:r>
-              <w:rPr>
-                <w:sz w:val="19"/>
-              </w:rPr>
-              <w:t xml:space="preserve">18 110 × 4 790 × 18 695 мм, 2 шт.</w:t>
-            </w:r>
-          </w:p>
-        </w:tc>
-        <w:tc>
-          <w:tcPr>
-            <w:tcW w:w="3038" w:type="dxa"/>
-          </w:tcPr>
-          <w:p>
-            <w:r>
-              <w:rPr>
-                <w:color w:val="666666"/>
-                <w:sz w:val="18"/>
-              </w:rPr>
-              <w:t xml:space="preserve">ИД табл. 23 п.354</w:t>
-            </w:r>
-          </w:p>
-        </w:tc>
-      </w:tr>
-      <w:tr>
-        <w:tc>
-          <w:tcPr>
-            <w:tcW w:w="3600" w:type="dxa"/>
-          </w:tcPr>
-          <w:p>
-            <w:r>
-              <w:rPr>
-                <w:sz w:val="19"/>
-              </w:rPr>
-              <w:t xml:space="preserve">Высота циклона</w:t>
-            </w:r>
-          </w:p>
-        </w:tc>
-        <w:tc>
-          <w:tcPr>
-            <w:tcW w:w="5000" w:type="dxa"/>
-          </w:tcPr>
-          <w:p>
-            <w:r>
-              <w:rPr>
-                <w:sz w:val="19"/>
-              </w:rPr>
-              <w:t xml:space="preserve">6 100 мм (+ бункер 8,5 м³)</w:t>
-            </w:r>
-          </w:p>
-        </w:tc>
-        <w:tc>
-          <w:tcPr>
-            <w:tcW w:w="3038" w:type="dxa"/>
-          </w:tcPr>
-          <w:p>
-            <w:r>
-              <w:rPr>
-                <w:color w:val="666666"/>
-                <w:sz w:val="18"/>
-              </w:rPr>
-              <w:t xml:space="preserve">ИД табл. 23 п.301-302</w:t>
-            </w:r>
-          </w:p>
-        </w:tc>
-      </w:tr>
-      <w:tr>
-        <w:tc>
-          <w:tcPr>
-            <w:tcW w:w="3600" w:type="dxa"/>
-          </w:tcPr>
-          <w:p>
-            <w:r>
-              <w:rPr>
-                <w:sz w:val="19"/>
-              </w:rPr>
-              <w:t xml:space="preserve">Силос огарка: низ конуса</w:t>
-            </w:r>
-          </w:p>
-        </w:tc>
-        <w:tc>
-          <w:tcPr>
-            <w:tcW w:w="5000" w:type="dxa"/>
-          </w:tcPr>
-          <w:p>
-            <w:r>
-              <w:rPr>
-                <w:sz w:val="19"/>
-              </w:rPr>
-              <w:t xml:space="preserve">+4,2 (цементовоз H=4,0 м + зазор)</w:t>
-            </w:r>
-          </w:p>
-        </w:tc>
-        <w:tc>
-          <w:tcPr>
-            <w:tcW w:w="3038" w:type="dxa"/>
-          </w:tcPr>
-          <w:p>
-            <w:r>
-              <w:rPr>
-                <w:color w:val="666666"/>
-                <w:sz w:val="18"/>
-              </w:rPr>
-              <w:t xml:space="preserve">решение БИ; габарит цементовоза — ИД табл. 23 п.496</w:t>
-            </w:r>
-          </w:p>
-        </w:tc>
-      </w:tr>
-      <w:tr>
-        <w:tc>
-          <w:tcPr>
-            <w:tcW w:w="3600" w:type="dxa"/>
-          </w:tcPr>
-          <w:p>
-            <w:r>
-              <w:rPr>
-                <w:sz w:val="19"/>
-              </w:rPr>
-              <w:t xml:space="preserve">Скорость газа в газоходе</w:t>
-            </w:r>
-          </w:p>
-        </w:tc>
-        <w:tc>
-          <w:tcPr>
-            <w:tcW w:w="5000" w:type="dxa"/>
-          </w:tcPr>
-          <w:p>
-            <w:r>
-              <w:rPr>
-                <w:sz w:val="19"/>
-              </w:rPr>
-              <w:t xml:space="preserve">9–10 м/с — самоочищающая</w:t>
-            </w:r>
-          </w:p>
-        </w:tc>
-        <w:tc>
-          <w:tcPr>
-            <w:tcW w:w="3038" w:type="dxa"/>
-          </w:tcPr>
-          <w:p>
-            <w:r>
-              <w:rPr>
-                <w:color w:val="666666"/>
-                <w:sz w:val="18"/>
-              </w:rPr>
-              <w:t xml:space="preserve">расчёт Исполнителя по ИД табл. 23 п.400, 406</w:t>
-            </w:r>
-          </w:p>
-        </w:tc>
-      </w:tr>
-      <w:tr>
-        <w:tc>
-          <w:tcPr>
-            <w:tcW w:w="3600" w:type="dxa"/>
-          </w:tcPr>
-          <w:p>
-            <w:r>
-              <w:rPr>
-                <w:sz w:val="19"/>
-              </w:rPr>
-              <w:t xml:space="preserve">Угол конусов пылевых бункеров</w:t>
-            </w:r>
-          </w:p>
-        </w:tc>
-        <w:tc>
-          <w:tcPr>
-            <w:tcW w:w="5000" w:type="dxa"/>
-          </w:tcPr>
-          <w:p>
-            <w:r>
-              <w:rPr>
-                <w:sz w:val="19"/>
-              </w:rPr>
-              <w:t xml:space="preserve">≥60° при угле откоса пыли 30–42°</w:t>
-            </w:r>
-          </w:p>
-        </w:tc>
-        <w:tc>
-          <w:tcPr>
-            <w:tcW w:w="3038" w:type="dxa"/>
-          </w:tcPr>
-          <w:p>
-            <w:r>
-              <w:rPr>
-                <w:color w:val="666666"/>
-                <w:sz w:val="18"/>
-              </w:rPr>
-              <w:t xml:space="preserve">решение БИ; ИД табл. 20</w:t>
+              <w:t xml:space="preserve">Главный контур печи</w:t>
+            </w:r>
+          </w:p>
+        </w:tc>
+        <w:tc>
+          <w:tcPr>
+            <w:tcW w:w="5000" w:type="dxa"/>
+          </w:tcPr>
+          <w:p>
+            <w:r>
+              <w:rPr>
+                <w:sz w:val="19"/>
+              </w:rPr>
+              <w:t xml:space="preserve">TIC слоя 930 °C → каскад на дозатор шихты; аварийные границы 700/970 °C</w:t>
+            </w:r>
+          </w:p>
+        </w:tc>
+        <w:tc>
+          <w:tcPr>
+            <w:tcW w:w="3038" w:type="dxa"/>
+          </w:tcPr>
+          <w:p>
+            <w:r>
+              <w:rPr>
+                <w:color w:val="666666"/>
+                <w:sz w:val="18"/>
+              </w:rPr>
+              <w:t xml:space="preserve">ИД табл. 23 п.233; разд. 2.4 (границы пуска/остановки)</w:t>
+            </w:r>
+          </w:p>
+        </w:tc>
+      </w:tr>
+      <w:tr>
+        <w:tc>
+          <w:tcPr>
+            <w:tcW w:w="3600" w:type="dxa"/>
+          </w:tcPr>
+          <w:p>
+            <w:r>
+              <w:rPr>
+                <w:sz w:val="19"/>
+              </w:rPr>
+              <w:t xml:space="preserve">Контур соотношения дутья</w:t>
+            </w:r>
+          </w:p>
+        </w:tc>
+        <w:tc>
+          <w:tcPr>
+            <w:tcW w:w="5000" w:type="dxa"/>
+          </w:tcPr>
+          <w:p>
+            <w:r>
+              <w:rPr>
+                <w:sz w:val="19"/>
+              </w:rPr>
+              <w:t xml:space="preserve">FFIC воздух/O₂: 52,0 % (осн.) / 30,8 % (вспом.) O₂</w:t>
+            </w:r>
+          </w:p>
+        </w:tc>
+        <w:tc>
+          <w:tcPr>
+            <w:tcW w:w="3038" w:type="dxa"/>
+          </w:tcPr>
+          <w:p>
+            <w:r>
+              <w:rPr>
+                <w:color w:val="666666"/>
+                <w:sz w:val="18"/>
+              </w:rPr>
+              <w:t xml:space="preserve">ИД табл. 23 п.200, 224</w:t>
+            </w:r>
+          </w:p>
+        </w:tc>
+      </w:tr>
+      <w:tr>
+        <w:tc>
+          <w:tcPr>
+            <w:tcW w:w="3600" w:type="dxa"/>
+          </w:tcPr>
+          <w:p>
+            <w:r>
+              <w:rPr>
+                <w:sz w:val="19"/>
+              </w:rPr>
+              <w:t xml:space="preserve">Контур давления под сводом</w:t>
+            </w:r>
+          </w:p>
+        </w:tc>
+        <w:tc>
+          <w:tcPr>
+            <w:tcW w:w="5000" w:type="dxa"/>
+          </w:tcPr>
+          <w:p>
+            <w:r>
+              <w:rPr>
+                <w:sz w:val="19"/>
+              </w:rPr>
+              <w:t xml:space="preserve">PIC → ЧРП дымососа; уставка +50…100 Па (ИД) / знак уточнить (ТЗ: разрежение)</w:t>
+            </w:r>
+          </w:p>
+        </w:tc>
+        <w:tc>
+          <w:tcPr>
+            <w:tcW w:w="3038" w:type="dxa"/>
+          </w:tcPr>
+          <w:p>
+            <w:r>
+              <w:rPr>
+                <w:color w:val="666666"/>
+                <w:sz w:val="18"/>
+              </w:rPr>
+              <w:t xml:space="preserve">ИД табл. 23 п.229; ТЗ п.3.5</w:t>
+            </w:r>
+          </w:p>
+        </w:tc>
+      </w:tr>
+      <w:tr>
+        <w:tc>
+          <w:tcPr>
+            <w:tcW w:w="3600" w:type="dxa"/>
+          </w:tcPr>
+          <w:p>
+            <w:r>
+              <w:rPr>
+                <w:sz w:val="19"/>
+              </w:rPr>
+              <w:t xml:space="preserve">Контур слоя/выгрузки</w:t>
+            </w:r>
+          </w:p>
+        </w:tc>
+        <w:tc>
+          <w:tcPr>
+            <w:tcW w:w="5000" w:type="dxa"/>
+          </w:tcPr>
+          <w:p>
+            <w:r>
+              <w:rPr>
+                <w:sz w:val="19"/>
+              </w:rPr>
+              <w:t xml:space="preserve">PDIC «коробка–слой» 52,3 кПа → дроссельный затвор огарка</w:t>
+            </w:r>
+          </w:p>
+        </w:tc>
+        <w:tc>
+          <w:tcPr>
+            <w:tcW w:w="3038" w:type="dxa"/>
+          </w:tcPr>
+          <w:p>
+            <w:r>
+              <w:rPr>
+                <w:color w:val="666666"/>
+                <w:sz w:val="18"/>
+              </w:rPr>
+              <w:t xml:space="preserve">ИД табл. 23 п.228; разд. 2.3</w:t>
+            </w:r>
+          </w:p>
+        </w:tc>
+      </w:tr>
+      <w:tr>
+        <w:tc>
+          <w:tcPr>
+            <w:tcW w:w="3600" w:type="dxa"/>
+          </w:tcPr>
+          <w:p>
+            <w:r>
+              <w:rPr>
+                <w:sz w:val="19"/>
+              </w:rPr>
+              <w:t xml:space="preserve">Уровень барабана КУ</w:t>
+            </w:r>
+          </w:p>
+        </w:tc>
+        <w:tc>
+          <w:tcPr>
+            <w:tcW w:w="5000" w:type="dxa"/>
+          </w:tcPr>
+          <w:p>
+            <w:r>
+              <w:rPr>
+                <w:sz w:val="19"/>
+              </w:rPr>
+              <w:t xml:space="preserve">трёхимпульсный регулятор питания; ПАЗ по упуску воды</w:t>
+            </w:r>
+          </w:p>
+        </w:tc>
+        <w:tc>
+          <w:tcPr>
+            <w:tcW w:w="3038" w:type="dxa"/>
+          </w:tcPr>
+          <w:p>
+            <w:r>
+              <w:rPr>
+                <w:color w:val="666666"/>
+                <w:sz w:val="18"/>
+              </w:rPr>
+              <w:t xml:space="preserve">решение БИ; ФНП № 536</w:t>
+            </w:r>
+          </w:p>
+        </w:tc>
+      </w:tr>
+      <w:tr>
+        <w:tc>
+          <w:tcPr>
+            <w:tcW w:w="3600" w:type="dxa"/>
+          </w:tcPr>
+          <w:p>
+            <w:r>
+              <w:rPr>
+                <w:sz w:val="19"/>
+              </w:rPr>
+              <w:t xml:space="preserve">Защита ЭФ</w:t>
+            </w:r>
+          </w:p>
+        </w:tc>
+        <w:tc>
+          <w:tcPr>
+            <w:tcW w:w="5000" w:type="dxa"/>
+          </w:tcPr>
+          <w:p>
+            <w:r>
+              <w:rPr>
+                <w:sz w:val="19"/>
+              </w:rPr>
+              <w:t xml:space="preserve">блокировка полей при T&lt;320 °C (запас ≈100 °C к расчётной точке росы H₂SO₄ 221/209 °C — calc.json L1-DEW) и max пыли</w:t>
+            </w:r>
+          </w:p>
+        </w:tc>
+        <w:tc>
+          <w:tcPr>
+            <w:tcW w:w="3038" w:type="dxa"/>
+          </w:tcPr>
+          <w:p>
+            <w:r>
+              <w:rPr>
+                <w:color w:val="666666"/>
+                <w:sz w:val="18"/>
+              </w:rPr>
+              <w:t xml:space="preserve">решение БИ; ИД табл. 23 п.275 (SO₃ 0,75 %)</w:t>
+            </w:r>
+          </w:p>
+        </w:tc>
+      </w:tr>
+      <w:tr>
+        <w:tc>
+          <w:tcPr>
+            <w:tcW w:w="3600" w:type="dxa"/>
+          </w:tcPr>
+          <w:p>
+            <w:r>
+              <w:rPr>
+                <w:sz w:val="19"/>
+              </w:rPr>
+              <w:t xml:space="preserve">Защита холодильников</w:t>
+            </w:r>
+          </w:p>
+        </w:tc>
+        <w:tc>
+          <w:tcPr>
+            <w:tcW w:w="5000" w:type="dxa"/>
+          </w:tcPr>
+          <w:p>
+            <w:r>
+              <w:rPr>
+                <w:sz w:val="19"/>
+              </w:rPr>
+              <w:t xml:space="preserve">блокировка шнека при потере протока воды; T воды предупр. 45 °C</w:t>
+            </w:r>
+          </w:p>
+        </w:tc>
+        <w:tc>
+          <w:tcPr>
+            <w:tcW w:w="3038" w:type="dxa"/>
+          </w:tcPr>
+          <w:p>
+            <w:r>
+              <w:rPr>
+                <w:color w:val="666666"/>
+                <w:sz w:val="18"/>
+              </w:rPr>
+              <w:t xml:space="preserve">решение БИ; ИД табл. 23 п.435-437</w:t>
+            </w:r>
+          </w:p>
+        </w:tc>
+      </w:tr>
+      <w:tr>
+        <w:tc>
+          <w:tcPr>
+            <w:tcW w:w="3600" w:type="dxa"/>
+          </w:tcPr>
+          <w:p>
+            <w:r>
+              <w:rPr>
+                <w:sz w:val="19"/>
+              </w:rPr>
+              <w:t xml:space="preserve">Объём реестра</w:t>
+            </w:r>
+          </w:p>
+        </w:tc>
+        <w:tc>
+          <w:tcPr>
+            <w:tcW w:w="5000" w:type="dxa"/>
+          </w:tcPr>
+          <w:p>
+            <w:r>
+              <w:rPr>
+                <w:sz w:val="19"/>
+              </w:rPr>
+              <w:t xml:space="preserve">~45 контуров регулирования, ~120 блокировок</w:t>
+            </w:r>
+          </w:p>
+        </w:tc>
+        <w:tc>
+          <w:tcPr>
+            <w:tcW w:w="3038" w:type="dxa"/>
+          </w:tcPr>
+          <w:p>
+            <w:r>
+              <w:rPr>
+                <w:color w:val="666666"/>
+                <w:sz w:val="18"/>
+              </w:rPr>
+              <w:t xml:space="preserve">оценка Исполнителя по составу оборудования</w:t>
             </w:r>
           </w:p>
         </w:tc>
@@ -7147,7 +7179,7 @@
           <w:color w:val="444444"/>
           <w:sz w:val="19"/>
         </w:rPr>
-        <w:t xml:space="preserve">СП 56.13330.2021 — Производственные здания — объёмно-планировочные решения, эвакуация, категории помещений; СП 43.13330.2012 — Сооружения промышленных предприятий — этажерки, бункеры, силосы, галереи, эстакады газохода; СП 4.13130.2013 — Противопожарные расстояния и отступы (мазутный узел, кабельные трассы); ФНП № 512 от 09.12.2020 — Проходы и площадки обслуживания печей, требования к путям обслуживания горячих трактов; СП 1.13130.2020 — Эвакуационные пути и выходы многоуровневых этажерок</w:t>
+        <w:t xml:space="preserve">ГОСТ 21.408-2013 — Выполнение схем автоматизации (P&amp;ID/АТХ), перечни контуров и блокировок; ГОСТ 21.208-2013 — Условные графические обозначения приборов на P&amp;ID; ФНП № 512 от 09.12.2020 — Обязательные защиты печи (отсечка дутья, продувка азотом, контроль факела горелок); ФНП № 536 от 15.12.2020 — Защиты котла-утилизатора (уровень, давление, предохранительные клапаны); ГОСТ 12.2.003-91 — Блокировки ограждений шнеков, конвейеров, затворов; ГОСТ Р 8.596-2002 — Аттестация измерительных каналов контуров, участвующих в защитах</w:t>
       </w:r>
     </w:p>
     <w:p>
@@ -7163,7 +7195,7 @@
         <w:rPr>
           <w:sz w:val="19"/>
         </w:rPr>
-        <w:t xml:space="preserve">Отметка и конструкция опорного каркаса печи — по КД разработчика печи (HATCH/лицензиат)</w:t>
+        <w:t xml:space="preserve">Знак и величина уставки давления под сводом (противоречие ИД п.229 «+50…100 Па» и ТЗ «разрежение») — снять запросом Гипроникелю до выпуска P&amp;ID</w:t>
       </w:r>
     </w:p>
     <w:p>
@@ -7179,7 +7211,7 @@
         <w:rPr>
           <w:sz w:val="19"/>
         </w:rPr>
-        <w:t xml:space="preserve">Компоновка и отметки котла-утилизатора (барабан, опуски, ремонтные зоны) — по КД завода-изготовителя</w:t>
+        <w:t xml:space="preserve">Подтверждение точки росы (наш расчёт L1-DEW: 221/209 °C) поверочным расчётом Гипроникеля</w:t>
       </w:r>
     </w:p>
     <w:p>
@@ -7195,7 +7227,7 @@
         <w:rPr>
           <w:sz w:val="19"/>
         </w:rPr>
-        <w:t xml:space="preserve">Размещение ЭФ (в здании / на открытой площадке с шатром) — теплотехническое сравнение на стадии БИ (риск росы при −40 °C против стоимости корпуса)</w:t>
+        <w:t xml:space="preserve">Карта уставок сигнализаций/блокировок в полном объёме — итерация с Заказчиком (форма Прил. №5)</w:t>
       </w:r>
     </w:p>
     <w:p>
@@ -7211,7 +7243,7 @@
         <w:rPr>
           <w:sz w:val="19"/>
         </w:rPr>
-        <w:t xml:space="preserve">Трасса газохода в СКЦ (длина, число опор, компенсаторы) — по генплану привязки цеха</w:t>
+        <w:t xml:space="preserve">Число и расстановка термопар слоя (5–8 шт.) — согласовать с поставщиком печи</w:t>
       </w:r>
     </w:p>
     <w:p>
@@ -7223,7 +7255,7 @@
           <w:b/>
           <w:sz w:val="26"/>
         </w:rPr>
-        <w:t xml:space="preserve">Планы строительных конструкций с нагрузками</w:t>
+        <w:t xml:space="preserve">Предварительный перечень трубопроводной арматуры и приборов КИПиА; спецификация критичных и длинноцикловых приборов</w:t>
       </w:r>
     </w:p>
     <w:p>
@@ -7231,7 +7263,7 @@
         <w:rPr>
           <w:sz w:val="20"/>
         </w:rPr>
-        <w:t xml:space="preserve">Каркас здания — стальной рамно-связевой (скорость монтажа в условиях Заполярья, ремонтопригодность), колонны по сетке 6/12 м, покрытие по фермам, ограждение — сэндвич-панели с расчётом на W₀ = 0,30 кПа и снеговую 3,2 кПа (V район; на перепадах высот блоков — снеговые мешки по СП 20.13330, коэффициент μ до 2–3 в зонах примыкания этажерки к пролёту печи). Внутренние этажерки бункерного хозяйства и газоочистки — самостоятельные стальные каркасы, **конструктивно отделённые от каркаса здания** (исключение передачи технологических вибраций и температурных деформаций).</w:t>
+        <w:t xml:space="preserve">По ТЗ v4.1 в составе БИ выпускаются: **предварительный перечень трубопроводной арматуры и приборов КИПиА** (line list и перечень по предварительным P&amp;ID) с договорной точностью **±20–30 % по количеству** и **спецификация на критичные и длинноцикловые приборы** (анализаторы, расходомеры больших Ду); полные valve list / instrument index — детальный инжиниринг по рабочим P&amp;ID (принятые редакции D-24/D-25).</w:t>
       </w:r>
     </w:p>
     <w:p>
@@ -7239,7 +7271,7 @@
         <w:rPr>
           <w:sz w:val="20"/>
         </w:rPr>
-        <w:t xml:space="preserve">**Реестр основных технологических нагрузок для планов конструкций** (постоянная + длительная от заполнения, по ИД табл. 25 «НЗП»): приёмный бункер концентрата 60 м³ — 132,6 т материала; бункер оборотного огарка 50 м³ — 149,3 т; бункер кека 20 м³ — 27,0 т; бункер цементной меди 10 м³ — 30,0 т; расходные бункеры 2×60 м³ — 125,0 т суммарно; смеситель с заполнением ~8 т; печь КС — 139 т слоя + футеровка и корпус (масса металлоконструкций и футеровки печи — по КД, предварительная оценка Исполнителя 200–230 т: шамот ~135 т при толщине 350 мм, подина ~30 т, корпус и свод ~40–60 т); котёл-утилизатор — масса по КД завода + 30,4 т пыли в бункере (15 м³ × 2,025 т/м³); циклон 1,19 т + 16,2 т пыли; каждый ЭФ 72,6 т + 17,1 т пыли; холодильник D2424-6 с заполнением ~13 т + вода в рубашке; силосная башня огарка — **221 т материала** (100 м³ × ~2,2 т/м³ насыпной уплотнённой) + собственный вес; силос пыли 17,1 т. Газоходы Ø2000/Ø1100 с футеровкой ШЛ-0,4 — линейная нагрузка на опоры и температурные усилия от компенсаторов (тракт до 400–920 °C); в НЗП газоходов заложено до 50 т пылевых отложений на тракте «печь–КУ» и 50 т на «КУ–циклон» — **пылевая нагрузка газоходов учитывается в расчёте опор как длительная**, это прямое следствие данных ИД табл. 25.</w:t>
+        <w:t xml:space="preserve">**Line list.** Атрибуты каждой линии: номер, среда, расход (номинал/максимум K=1,15), расчётные давление и температура, Ду (по гидравлическому расчёту БИ), материал, изоляция/обогрев, категория по ТР ТС 032 / ГОСТ 32569. Магистральные линии в границах лота (параметры — из ИД): газоходы Ø2000 (печь–КУ, до 913/919 °C) и Ø1100 (ЭФ–дымосос–СКЦ, 387 °C) из 09Г2С с футеровкой ШЛ-0,4; дутьевой коллектор 11 342/19 146 нм³/ч (0,09–0,12 МПа); кислородопровод 4 687/3 136 нм³/ч (0,8–1,2 МПа, обезжиренное O₂-исполнение); паропровод 1,9 МПа/375 °C с РОУ и сеть 0,6 МПа/159 °C; питательная линия ХОВ 4,31/6,80 т/ч (105 °C); оборотная вода 179,1/166,1 м³/ч (0,6 МПа); мазутопроводы на максимум ≈3,4 т/ч с пароспутниками и циркуляцией; обогреваемый пульпопровод концентрата; вакуумные линии фильтров; продувочные и дренажные линии КУ. Оценочный объём line list — **120–160 линий**.</w:t>
       </w:r>
     </w:p>
     <w:p>
@@ -7247,7 +7279,23 @@
         <w:rPr>
           <w:sz w:val="20"/>
         </w:rPr>
-        <w:t xml:space="preserve">Полезные нагрузки на перекрытия обслуживания — 4,0 кПа (площадки КИП и проходы), 10 кПа — ремонтные зоны и зоны складирования футеровки при капремонте (кампания печи 3 года, разовая перекладка ~135 т шамота — предусмотреть зону раскладки и путь подачи). Крановые нагрузки мостового крана пролёта печи/КУ — по г/п (предварительно 20/5 т) с вертикальными и горизонтальными составляющими по СП 20.13330 разд. 9. Температурные воздействия: локальный нагрев конструкций у печи и газоходов — тепловые экраны и вентилируемые зазоры, расчётный перепад для этажерки печи ±40 °C. Все узлы опирания оборудования снабжаются планами нагрузок: N (пост.), N (длит., заполнение), V (динамика — см. раздел фундаментов), M от эксцентриситетов конусов.</w:t>
+        <w:t xml:space="preserve">**Арматура.** Группы: отсечная (в т.ч. быстродействующие отсечки кислорода и мазута по ПАЗ — ФНП № 512/486), регулирующая (клапаны O₂/воздуха/мазута, питательный и продувочный клапаны КУ, впрыск РОУ, клапаны оборотной воды холодильников), предохранительная (2 ПК котла по ФНП № 536, ПК ресиверов), запорная общего назначения и спецпозиции (перекидные шиберы ЭФ и дымососов с электроприводом и АВР ≤60 с, дроссельный затвор выгрузки огарка, ножевые шиберные задвижки порогов и пылевых бункеров, дисковые затворы силосов с пневмоприводом). Кислородная арматура — обезжиренная, в исполнении по ФНП № 486; арматура пылевых сред — с продувкой уплотнений. Оценочный объём — **400–500 единиц** (±20–30 %).</w:t>
+      </w:r>
+    </w:p>
+    <w:p>
+      <w:r>
+        <w:rPr>
+          <w:sz w:val="20"/>
+        </w:rPr>
+        <w:t xml:space="preserve">**Приборы.** Парк полевых КИП формируется реестром контуров раздела P&amp;ID (~45 контуров регулирования, ~120 блокировок): термопары ТХА слоя (≥5) и газового тракта, датчики давления/разрежения и перепада (в т.ч. «коробка–слой» 52,3 кПа), расходомеры дутья, кислорода, пара, питательной и оборотной воды (Ду — по гидравлике БИ), 6 весовых дозаторов с тензодатчиками LPA-68, 4 поточных влагомера Микрорадар-113А, радарные уровнемеры и сигнализаторы бункеров (10–12 ёмкостей), тензосистемы силосов CLF-300, виброконтроль дымососов (2 канала на подшипник), пылемеры, газоанализаторы. Оценочный парк — **350–450 единиц** (±20–30 %).</w:t>
+      </w:r>
+    </w:p>
+    <w:p>
+      <w:r>
+        <w:rPr>
+          <w:sz w:val="20"/>
+        </w:rPr>
+        <w:t xml:space="preserve">**Спецификация критичных и длинноцикловых приборов** (в составе БИ): поточные газоанализаторы SO₂/O₂ — 2 поста (выход печи и граница СКЦ) с обогреваемыми пробоотборными трактами выше кислотной точки росы (221/209 °C — calc.json L1-DEW; принято ≥240 °C); пылемеры — 2 шт. (газоход СКЦ, контроль 0,1 г/нм³; свеча аспирации, контроль 10 мг/нм³); анализатор O₂ дутья; расходомерные узлы больших Ду (дутьё, кислород, газоход); узел коммерческого учёта пара; поточные влагомеры шихты. Все СИ — из Госреестра РФ с первичной поверкой (Прил. №5); каналы, участвующие в защитах и гарантийных замерах, — с аттестацией по ГОСТ Р 8.596.</w:t>
       </w:r>
     </w:p>
     <w:tbl>
@@ -7325,286 +7373,244 @@
               <w:rPr>
                 <w:sz w:val="19"/>
               </w:rPr>
-              <w:t xml:space="preserve">Снег / ветер</w:t>
-            </w:r>
-          </w:p>
-        </w:tc>
-        <w:tc>
-          <w:tcPr>
-            <w:tcW w:w="5000" w:type="dxa"/>
-          </w:tcPr>
-          <w:p>
-            <w:r>
-              <w:rPr>
-                <w:sz w:val="19"/>
-              </w:rPr>
-              <w:t xml:space="preserve">3,2 кПа (V район) / W₀ 0,30 кПа (II район)</w:t>
-            </w:r>
-          </w:p>
-        </w:tc>
-        <w:tc>
-          <w:tcPr>
-            <w:tcW w:w="3038" w:type="dxa"/>
-          </w:tcPr>
-          <w:p>
-            <w:r>
-              <w:rPr>
-                <w:color w:val="666666"/>
-                <w:sz w:val="18"/>
-              </w:rPr>
-              <w:t xml:space="preserve">ТЗ п.2.9.3-2.9.4</w:t>
-            </w:r>
-          </w:p>
-        </w:tc>
-      </w:tr>
-      <w:tr>
-        <w:tc>
-          <w:tcPr>
-            <w:tcW w:w="3600" w:type="dxa"/>
-          </w:tcPr>
-          <w:p>
-            <w:r>
-              <w:rPr>
-                <w:sz w:val="19"/>
-              </w:rPr>
-              <w:t xml:space="preserve">Слой в печи</w:t>
-            </w:r>
-          </w:p>
-        </w:tc>
-        <w:tc>
-          <w:tcPr>
-            <w:tcW w:w="5000" w:type="dxa"/>
-          </w:tcPr>
-          <w:p>
-            <w:r>
-              <w:rPr>
-                <w:sz w:val="19"/>
-              </w:rPr>
-              <w:t xml:space="preserve">139 т единовременно</w:t>
-            </w:r>
-          </w:p>
-        </w:tc>
-        <w:tc>
-          <w:tcPr>
-            <w:tcW w:w="3038" w:type="dxa"/>
-          </w:tcPr>
-          <w:p>
-            <w:r>
-              <w:rPr>
-                <w:color w:val="666666"/>
-                <w:sz w:val="18"/>
-              </w:rPr>
-              <w:t xml:space="preserve">ИД табл. 23 п.230; табл. 25</w:t>
-            </w:r>
-          </w:p>
-        </w:tc>
-      </w:tr>
-      <w:tr>
-        <w:tc>
-          <w:tcPr>
-            <w:tcW w:w="3600" w:type="dxa"/>
-          </w:tcPr>
-          <w:p>
-            <w:r>
-              <w:rPr>
-                <w:sz w:val="19"/>
-              </w:rPr>
-              <w:t xml:space="preserve">Масса печи (оценка)</w:t>
-            </w:r>
-          </w:p>
-        </w:tc>
-        <w:tc>
-          <w:tcPr>
-            <w:tcW w:w="5000" w:type="dxa"/>
-          </w:tcPr>
-          <w:p>
-            <w:r>
-              <w:rPr>
-                <w:sz w:val="19"/>
-              </w:rPr>
-              <w:t xml:space="preserve">200–230 т конструкция+футеровка (уточняется КД)</w:t>
-            </w:r>
-          </w:p>
-        </w:tc>
-        <w:tc>
-          <w:tcPr>
-            <w:tcW w:w="3038" w:type="dxa"/>
-          </w:tcPr>
-          <w:p>
-            <w:r>
-              <w:rPr>
-                <w:color w:val="666666"/>
-                <w:sz w:val="18"/>
-              </w:rPr>
-              <w:t xml:space="preserve">оценка Исполнителя по геометрии ИД табл. 23 п.214-216</w:t>
-            </w:r>
-          </w:p>
-        </w:tc>
-      </w:tr>
-      <w:tr>
-        <w:tc>
-          <w:tcPr>
-            <w:tcW w:w="3600" w:type="dxa"/>
-          </w:tcPr>
-          <w:p>
-            <w:r>
-              <w:rPr>
-                <w:sz w:val="19"/>
-              </w:rPr>
-              <w:t xml:space="preserve">Силос огарка</w:t>
-            </w:r>
-          </w:p>
-        </w:tc>
-        <w:tc>
-          <w:tcPr>
-            <w:tcW w:w="5000" w:type="dxa"/>
-          </w:tcPr>
-          <w:p>
-            <w:r>
-              <w:rPr>
-                <w:sz w:val="19"/>
-              </w:rPr>
-              <w:t xml:space="preserve">221 т материала (100 м³)</w:t>
-            </w:r>
-          </w:p>
-        </w:tc>
-        <w:tc>
-          <w:tcPr>
-            <w:tcW w:w="3038" w:type="dxa"/>
-          </w:tcPr>
-          <w:p>
-            <w:r>
-              <w:rPr>
-                <w:color w:val="666666"/>
-                <w:sz w:val="18"/>
-              </w:rPr>
-              <w:t xml:space="preserve">ИД табл. 25</w:t>
-            </w:r>
-          </w:p>
-        </w:tc>
-      </w:tr>
-      <w:tr>
-        <w:tc>
-          <w:tcPr>
-            <w:tcW w:w="3600" w:type="dxa"/>
-          </w:tcPr>
-          <w:p>
-            <w:r>
-              <w:rPr>
-                <w:sz w:val="19"/>
-              </w:rPr>
-              <w:t xml:space="preserve">ЭФ с пылью</w:t>
-            </w:r>
-          </w:p>
-        </w:tc>
-        <w:tc>
-          <w:tcPr>
-            <w:tcW w:w="5000" w:type="dxa"/>
-          </w:tcPr>
-          <w:p>
-            <w:r>
-              <w:rPr>
-                <w:sz w:val="19"/>
-              </w:rPr>
-              <w:t xml:space="preserve">72,6 + 17,1 = 89,7 т на опоры каждого</w:t>
-            </w:r>
-          </w:p>
-        </w:tc>
-        <w:tc>
-          <w:tcPr>
-            <w:tcW w:w="3038" w:type="dxa"/>
-          </w:tcPr>
-          <w:p>
-            <w:r>
-              <w:rPr>
-                <w:color w:val="666666"/>
-                <w:sz w:val="18"/>
-              </w:rPr>
-              <w:t xml:space="preserve">ИД табл. 23 п.355; табл. 25</w:t>
-            </w:r>
-          </w:p>
-        </w:tc>
-      </w:tr>
-      <w:tr>
-        <w:tc>
-          <w:tcPr>
-            <w:tcW w:w="3600" w:type="dxa"/>
-          </w:tcPr>
-          <w:p>
-            <w:r>
-              <w:rPr>
-                <w:sz w:val="19"/>
-              </w:rPr>
-              <w:t xml:space="preserve">Пыль в газоходах</w:t>
-            </w:r>
-          </w:p>
-        </w:tc>
-        <w:tc>
-          <w:tcPr>
-            <w:tcW w:w="5000" w:type="dxa"/>
-          </w:tcPr>
-          <w:p>
-            <w:r>
-              <w:rPr>
-                <w:sz w:val="19"/>
-              </w:rPr>
-              <w:t xml:space="preserve">до 50 т на участок «печь–КУ» и «КУ–циклон»</w:t>
-            </w:r>
-          </w:p>
-        </w:tc>
-        <w:tc>
-          <w:tcPr>
-            <w:tcW w:w="3038" w:type="dxa"/>
-          </w:tcPr>
-          <w:p>
-            <w:r>
-              <w:rPr>
-                <w:color w:val="666666"/>
-                <w:sz w:val="18"/>
-              </w:rPr>
-              <w:t xml:space="preserve">ИД табл. 25 (НЗП газоходных трактов)</w:t>
-            </w:r>
-          </w:p>
-        </w:tc>
-      </w:tr>
-      <w:tr>
-        <w:tc>
-          <w:tcPr>
-            <w:tcW w:w="3600" w:type="dxa"/>
-          </w:tcPr>
-          <w:p>
-            <w:r>
-              <w:rPr>
-                <w:sz w:val="19"/>
-              </w:rPr>
-              <w:t xml:space="preserve">Бункеры шихтовки (заполнение)</w:t>
-            </w:r>
-          </w:p>
-        </w:tc>
-        <w:tc>
-          <w:tcPr>
-            <w:tcW w:w="5000" w:type="dxa"/>
-          </w:tcPr>
-          <w:p>
-            <w:r>
-              <w:rPr>
-                <w:sz w:val="19"/>
-              </w:rPr>
-              <w:t xml:space="preserve">132,6 / 149,3 / 27,0 / 30,0 / 125,0 т</w:t>
-            </w:r>
-          </w:p>
-        </w:tc>
-        <w:tc>
-          <w:tcPr>
-            <w:tcW w:w="3038" w:type="dxa"/>
-          </w:tcPr>
-          <w:p>
-            <w:r>
-              <w:rPr>
-                <w:color w:val="666666"/>
-                <w:sz w:val="18"/>
-              </w:rPr>
-              <w:t xml:space="preserve">ИД табл. 25</w:t>
+              <w:t xml:space="preserve">Точность предварительного перечня</w:t>
+            </w:r>
+          </w:p>
+        </w:tc>
+        <w:tc>
+          <w:tcPr>
+            <w:tcW w:w="5000" w:type="dxa"/>
+          </w:tcPr>
+          <w:p>
+            <w:r>
+              <w:rPr>
+                <w:sz w:val="19"/>
+              </w:rPr>
+              <w:t xml:space="preserve">±20–30 % по количеству (line list по предварительным P&amp;ID)</w:t>
+            </w:r>
+          </w:p>
+        </w:tc>
+        <w:tc>
+          <w:tcPr>
+            <w:tcW w:w="3038" w:type="dxa"/>
+          </w:tcPr>
+          <w:p>
+            <w:r>
+              <w:rPr>
+                <w:color w:val="666666"/>
+                <w:sz w:val="18"/>
+              </w:rPr>
+              <w:t xml:space="preserve">ТЗ v4.1, состав БИ Лота №1 (принятая редакция D-24)</w:t>
+            </w:r>
+          </w:p>
+        </w:tc>
+      </w:tr>
+      <w:tr>
+        <w:tc>
+          <w:tcPr>
+            <w:tcW w:w="3600" w:type="dxa"/>
+          </w:tcPr>
+          <w:p>
+            <w:r>
+              <w:rPr>
+                <w:sz w:val="19"/>
+              </w:rPr>
+              <w:t xml:space="preserve">Оценка объёма: линии / арматура / приборы</w:t>
+            </w:r>
+          </w:p>
+        </w:tc>
+        <w:tc>
+          <w:tcPr>
+            <w:tcW w:w="5000" w:type="dxa"/>
+          </w:tcPr>
+          <w:p>
+            <w:r>
+              <w:rPr>
+                <w:sz w:val="19"/>
+              </w:rPr>
+              <w:t xml:space="preserve">120–160 / 400–500 / 350–450 ед.</w:t>
+            </w:r>
+          </w:p>
+        </w:tc>
+        <w:tc>
+          <w:tcPr>
+            <w:tcW w:w="3038" w:type="dxa"/>
+          </w:tcPr>
+          <w:p>
+            <w:r>
+              <w:rPr>
+                <w:color w:val="666666"/>
+                <w:sz w:val="18"/>
+              </w:rPr>
+              <w:t xml:space="preserve">оценка Исполнителя по реестру контуров P&amp;ID (~45 контуров, ~120 блокировок)</w:t>
+            </w:r>
+          </w:p>
+        </w:tc>
+      </w:tr>
+      <w:tr>
+        <w:tc>
+          <w:tcPr>
+            <w:tcW w:w="3600" w:type="dxa"/>
+          </w:tcPr>
+          <w:p>
+            <w:r>
+              <w:rPr>
+                <w:sz w:val="19"/>
+              </w:rPr>
+              <w:t xml:space="preserve">Критичные анализаторы</w:t>
+            </w:r>
+          </w:p>
+        </w:tc>
+        <w:tc>
+          <w:tcPr>
+            <w:tcW w:w="5000" w:type="dxa"/>
+          </w:tcPr>
+          <w:p>
+            <w:r>
+              <w:rPr>
+                <w:sz w:val="19"/>
+              </w:rPr>
+              <w:t xml:space="preserve">SO₂/O₂ — 2 поста; пылемеры — 2 шт.; обогрев пробоотбора ≥240 °C</w:t>
+            </w:r>
+          </w:p>
+        </w:tc>
+        <w:tc>
+          <w:tcPr>
+            <w:tcW w:w="3038" w:type="dxa"/>
+          </w:tcPr>
+          <w:p>
+            <w:r>
+              <w:rPr>
+                <w:color w:val="666666"/>
+                <w:sz w:val="18"/>
+              </w:rPr>
+              <w:t xml:space="preserve">решение БИ; calc.json L1-DEW (точка росы 221/209 °C)</w:t>
+            </w:r>
+          </w:p>
+        </w:tc>
+      </w:tr>
+      <w:tr>
+        <w:tc>
+          <w:tcPr>
+            <w:tcW w:w="3600" w:type="dxa"/>
+          </w:tcPr>
+          <w:p>
+            <w:r>
+              <w:rPr>
+                <w:sz w:val="19"/>
+              </w:rPr>
+              <w:t xml:space="preserve">Магистральные газоходы (базовые линии перечня)</w:t>
+            </w:r>
+          </w:p>
+        </w:tc>
+        <w:tc>
+          <w:tcPr>
+            <w:tcW w:w="5000" w:type="dxa"/>
+          </w:tcPr>
+          <w:p>
+            <w:r>
+              <w:rPr>
+                <w:sz w:val="19"/>
+              </w:rPr>
+              <w:t xml:space="preserve">Ø2000 (печь–КУ) и Ø1100 (в СКЦ), 09Г2С + ШЛ-0,4</w:t>
+            </w:r>
+          </w:p>
+        </w:tc>
+        <w:tc>
+          <w:tcPr>
+            <w:tcW w:w="3038" w:type="dxa"/>
+          </w:tcPr>
+          <w:p>
+            <w:r>
+              <w:rPr>
+                <w:color w:val="666666"/>
+                <w:sz w:val="18"/>
+              </w:rPr>
+              <w:t xml:space="preserve">ИД табл. 23 п.406; разд. 2.5</w:t>
+            </w:r>
+          </w:p>
+        </w:tc>
+      </w:tr>
+      <w:tr>
+        <w:tc>
+          <w:tcPr>
+            <w:tcW w:w="3600" w:type="dxa"/>
+          </w:tcPr>
+          <w:p>
+            <w:r>
+              <w:rPr>
+                <w:sz w:val="19"/>
+              </w:rPr>
+              <w:t xml:space="preserve">Спецпозиции арматуры</w:t>
+            </w:r>
+          </w:p>
+        </w:tc>
+        <w:tc>
+          <w:tcPr>
+            <w:tcW w:w="5000" w:type="dxa"/>
+          </w:tcPr>
+          <w:p>
+            <w:r>
+              <w:rPr>
+                <w:sz w:val="19"/>
+              </w:rPr>
+              <w:t xml:space="preserve">перекидные шиберы ЭФ/дымососов (АВР ≤60 с), дроссельный затвор огарка, ножевые задвижки</w:t>
+            </w:r>
+          </w:p>
+        </w:tc>
+        <w:tc>
+          <w:tcPr>
+            <w:tcW w:w="3038" w:type="dxa"/>
+          </w:tcPr>
+          <w:p>
+            <w:r>
+              <w:rPr>
+                <w:color w:val="666666"/>
+                <w:sz w:val="18"/>
+              </w:rPr>
+              <w:t xml:space="preserve">ИД разд. 2.3; решения раздела P&amp;ID</w:t>
+            </w:r>
+          </w:p>
+        </w:tc>
+      </w:tr>
+      <w:tr>
+        <w:tc>
+          <w:tcPr>
+            <w:tcW w:w="3600" w:type="dxa"/>
+          </w:tcPr>
+          <w:p>
+            <w:r>
+              <w:rPr>
+                <w:sz w:val="19"/>
+              </w:rPr>
+              <w:t xml:space="preserve">Длинноцикловые приборы: срок поставки</w:t>
+            </w:r>
+          </w:p>
+        </w:tc>
+        <w:tc>
+          <w:tcPr>
+            <w:tcW w:w="5000" w:type="dxa"/>
+          </w:tcPr>
+          <w:p>
+            <w:r>
+              <w:rPr>
+                <w:sz w:val="19"/>
+              </w:rPr>
+              <w:t xml:space="preserve">газоанализаторы и расходомеры больших Ду — 6–10 мес (оценка)</w:t>
+            </w:r>
+          </w:p>
+        </w:tc>
+        <w:tc>
+          <w:tcPr>
+            <w:tcW w:w="3038" w:type="dxa"/>
+          </w:tcPr>
+          <w:p>
+            <w:r>
+              <w:rPr>
+                <w:color w:val="666666"/>
+                <w:sz w:val="18"/>
+              </w:rPr>
+              <w:t xml:space="preserve">оценка Исполнителя; контрактуются вместе с длинноцикловым оборудованием</w:t>
             </w:r>
           </w:p>
         </w:tc>
@@ -7623,7 +7629,7 @@
           <w:color w:val="444444"/>
           <w:sz w:val="19"/>
         </w:rPr>
-        <w:t xml:space="preserve">СП 20.13330.2016 — Нагрузки и воздействия: сочетания, снеговые мешки, крановые нагрузки (разд. 9); СП 16.13330.2017 — Стальные конструкции — расчёт каркасов, этажерок, опор газоходов; СП 63.13330.2018 — Железобетонные конструкции — фундаменты, подпорные элементы, перекрытия на 0,000; СП 43.13330.2012 — Бункеры и силосы: давление сыпучего на стенки (с учётом сводообразования и обрушения), опорные узлы; СП 14.13330.2018 — Проверка при сейсмичности 6 баллов (справочно; спецмероприятия как правило не требуются); ГОСТ 27751-2014 — Надёжность строительных конструкций — класс сооружения КС-2/КС-3 (уточнить для этажерки печи)</w:t>
+        <w:t xml:space="preserve">ГОСТ 32569-2013 — Категории и исполнение технологических стальных трубопроводов — основа граф line list; ТР ТС 032/2013 — Категорирование трубопроводов пара и горячей воды; предохранительная арматура КУ; ГОСТ 12.2.063-2015 — Арматура трубопроводная — общие требования безопасности (выбор классов герметичности и приводов); ФНП № 486 от 26.11.2020 — Кислородная арматура: материалы, обезжиривание, исполнение; ГОСТ 21.208-2013 / ГОСТ 21.408-2013 — Обозначения КИПиА и правила выполнения перечней приборов и арматуры; ГОСТ Р 8.596-2002 — Аттестация измерительных каналов защит и гарантийных замеров</w:t>
       </w:r>
     </w:p>
     <w:p>
@@ -7639,7 +7645,7 @@
         <w:rPr>
           <w:sz w:val="19"/>
         </w:rPr>
-        <w:t xml:space="preserve">Массы КУ, барабана, воздуходувки, рукавных фильтров — по ТКП/КД заводов (закладываются в планы нагрузок итерацией)</w:t>
+        <w:t xml:space="preserve">Гидравлический расчёт и Ду магистральных линий (дутьё, кислород, пар, вода, мазут) — на стадии БИ после фиксации трассировок</w:t>
       </w:r>
     </w:p>
     <w:p>
@@ -7655,7 +7661,7 @@
         <w:rPr>
           <w:sz w:val="19"/>
         </w:rPr>
-        <w:t xml:space="preserve">Класс ответственности этажерки печи (КС-2 или КС-3) — согласовать с генпроектировщиком</w:t>
+        <w:t xml:space="preserve">Полный line list и instrument index с тегами — после выпуска предварительных P&amp;ID (итерация Этапа 2)</w:t>
       </w:r>
     </w:p>
     <w:p>
@@ -7671,7 +7677,7 @@
         <w:rPr>
           <w:sz w:val="19"/>
         </w:rPr>
-        <w:t xml:space="preserve">Нагрузки от эстакады газохода в СКЦ — после трассировки по генплану</w:t>
+        <w:t xml:space="preserve">Перечень СИ, подлежащих аттестации каналов по ГОСТ Р 8.596 (защиты + гарантийные замеры), — согласуется с Заказчиком по Прил. №5</w:t>
       </w:r>
     </w:p>
     <w:p>
@@ -7683,7 +7689,7 @@
           <w:b/>
           <w:sz w:val="26"/>
         </w:rPr>
-        <w:t xml:space="preserve">Планы фундаментов с нагрузками, включая динамические</w:t>
+        <w:t xml:space="preserve">Основные компоновочные решения (планы, разрезы, высотная схема)</w:t>
       </w:r>
     </w:p>
     <w:p>
@@ -7691,7 +7697,7 @@
         <w:rPr>
           <w:sz w:val="20"/>
         </w:rPr>
-        <w:t xml:space="preserve">Грунтовые условия площадки благоприятные (особых условий нет — ТЗ п.2.9.6); тип фундаментов — монолитные ж/б на естественном основании (уточняется ИГИ конкретного пятна). **Статические нагрузки** — по реестру раздела конструкций; ниже — фундаменты с динамической составляющей, рассчитываемые по **СП 26.13330.2012 «Фундаменты машин с динамическими нагрузками»**.</w:t>
+        <w:t xml:space="preserve">Компоновка выполняется на сетке колонн **6/12 м** (ТЗ п.3.5): продольный шаг 6 м, пролёты кратны 12 м. Принятая структура главного корпуса — четыре температурно-технологических блока в одном здании плюс наружная этажерка: **(А) отделение фильтрации** (пролёт 12 м): барабанные вакуум-фильтры на отметке +6,0 (предварительно) с разгрузкой кека на конвейер под фильтром; вакуум-станция, ёмкость и насосы фильтрата — на 0,000; **(Б) отделение шихтовки** (пролёт 12–24 м): бункерная этажерка — верх загрузочных конвейеров ~+14…16, приёмные бункеры 60/20/10/50 м³, под ними питатели и весовые дозаторы (+7…8), смеситель СШ-25 (+5), наклонный конвейер УКВ-320-Ц-95 на расходные бункеры 2×60 м³ у печи; станция растаривания биг-бэгов и пост разгрузки цементной меди — на 0,000 у ворот (граница по ТЗ); **(В) отделение обжига и котла-утилизатора** (пролёт 24 м как 2×12 м): печь КС на собственном опорном каркасе — подина на отметке **+4,5 (предварительно)**: под печью размещаются газовая коробка, дутьевой коллектор, обслуживание сопел и аварийная донная выгрузка в кюбель на 0,000; свод печи ~+13,7; котёл-утилизатор — рядом на самостоятельном каркасе, барабан на верхней отметке (~+18…20 — по КД завода), пылевой бункер КУ снизу с шнеком на +4…5; между печью и КУ — короткий газоход Ø2000; **(Г) отделение газоочистки**: циклон СЦН-50 (высота 6,1 м) на этажерке с бункером над шнеком грубой пыли; два ЭФ УГТ1-20-4 (18,1×4,8 м в плане, высота 18,7 м) на осях с шагом, кратным 6 м, с проходом обслуживания между ними; дымососы на 0,000 на индивидуальных фундаментах; далее газоход Ø1100 на эстакаде в СКЦ. Воздуходувка дутья — в отдельном шумоизолированном помещении на 0,000 вблизи печи (короткий напорный тракт). Мазутный узел (топка-смеситель, горелочные рампы) — у печи с противопожарными отступами.</w:t>
       </w:r>
     </w:p>
     <w:p>
@@ -7699,7 +7705,7 @@
         <w:rPr>
           <w:sz w:val="20"/>
         </w:rPr>
-        <w:t xml:space="preserve">(1) **Дымососы ДН-15БНЖ (2 шт.)** — главный источник динамики: ротор с двигателем 400 кВт, **n = 1500 об/мин (частота вынуждающей силы 25 Гц)**, масса агрегата 5,64 т (дымосос 3,32 + двигатель 2,32). Фундамент — массивный ж/б блок на общей раме под улитку и двигатель; ориентировочная масса блока — 8–12-кратная масса агрегата (45–70 т, уточняется расчётом амплитуд); нормативная динамическая нагрузка — от остаточного дисбаланса ротора по паспорту (класс балансировки G6.3 — запросить в ОЛ), расчёт амплитуд колебаний на отметке опор — не более допускаемых по СП 26.13330 для машин с вращающимися частями; отстройка собственных частот фундамента от 25 Гц не менее ±25 %. Виброизоляция от каркаса здания — фундамент отделён сквозным швом; газоход присоединяется через мягкие вставки/линзовые компенсаторы (исключение передачи вибрации на тракт и обратной «раскачки» опор). Предусмотреть штатные точки вибромониторинга (2 канала на подшипник, СКЗ виброскорости, интеграция в АСУТП).</w:t>
+        <w:t xml:space="preserve">**Высотная схема построена на самотёке твёрдых потоков** — обоснование: (1) огарок 930 °C выгружается через сливной порог печи (отметка порога над подиной — по высоте слоя ~1,9–2,1 м, т.е. ~+6,4…6,6) непосредственно в загрузочный патрубок холодильника D2424-6, установленного под порогом (+5,2…5,5 — уточняется КД печи): транспортирование раскалённого огарка механизмами исключено; (2) пыль из конусов КУ, циклона и ЭФ ссыпается вертикально на шнековые транспортёры (углы конусов ≥60° &gt; угла откоса пыли 30–42° с запасом на комкуемость); (3) холодильники выдают охлаждённый материал на шнеки, поднимающие его в силосные башни; (4) **силосные башни вынесены в пристройку/на улицу у автопроезда**: низ конуса на +4,2 — над цементовозом (габарит 4,0 м + зазор), верх ~+17; налив — самотёком через герметичный гофрорукав DN100; (5) газовый тракт спроектирован «сверху вниз по пыли»: горизонтальные участки минимизированы, скорость 9–10 м/с самоочищающая, ревизионные люки в местах поворотов (требование ИД — контроль настылей). Подъём шихты (единственный поток «вверх») — наклонными винтовыми и ленточными конвейерами с углом ≤20°.</w:t>
       </w:r>
     </w:p>
     <w:p>
@@ -7707,15 +7713,7 @@
         <w:rPr>
           <w:sz w:val="20"/>
         </w:rPr>
-        <w:t xml:space="preserve">(2) **Воздуходувка дутья** — тип не выбран (центробежная одно/двухступенчатая, ~315–400 кВт, обороты 3000 об/мин или выше при мультипликаторе — 50+ Гц); фундамент проектируется по паспортным динамическим нагрузкам поставщика; до выбора машины в планах резервируется блок 6×4 м с допуском по массе до 60 т. (3) **Печь КС** — квазистатическая, но с пульсационной составляющей кипящего слоя (пульсации перепада 48–53 кПа на площади 28,3 м² — знакопеременная составляющая до ~1–2 % статики в полосе 0,5–5 Гц); фундамент печи — плита под опорный каркас, проверка на резонанс с низшими тонами каркаса. (4) **Смеситель СШ-25, шнековые холодильники, конвейеры** — малые динамические добавки (коэффициент динамичности 1,1–1,2 к статике); вибраторы бункеров и виброразгружатели силосов — локальные импульсные нагрузки, гасятся конструкцией силоса (проверка узлов крепления на усталость). (5) **ЭФ** — статика 89,7 т + импульсы встряхивания молотками (учитываются коэффициентом 1,1). (6) **Мостовой кран** — горизонтальные тормозные силы на колонны по СП 20.13330.</w:t>
-      </w:r>
-    </w:p>
-    <w:p>
-      <w:r>
-        <w:rPr>
-          <w:sz w:val="20"/>
-        </w:rPr>
-        <w:t xml:space="preserve">Все фундаменты под «мокрые» и пылевые зоны (холодильники, силосы, фильтрация) — с бортиками и трапами; фундаменты у цементной меди — с кислотостойким покрытием пола (ИД разд. 2.2: полы из кислотоупорного бетона с дренажными канавками). Анкеровка — закладные и фундаментные болты по ГОСТ 24379.1-2012. На планах фундаментов для каждого узла приводится таблица: N ст., N длит., F дин. (амплитуда, частота), допускаемая амплитуда, привязка болтов.</w:t>
+        <w:t xml:space="preserve">Обслуживание: мостовой кран пролёта печи/КУ (г/п — по монтажной единице, предварительно 20/5 т — уточняется массой барабана КУ), кран-балки над дымососами (5 т) и в отделении фильтрации; монтажные проёмы в перекрытиях над печью и ЭФ; лестницы и площадки — у всех приводов, затворов, точек КИП (Прил. №5: СИ на высоте ≤1,7 м от площадок, исключение лесов и стремянок). Компоновка предъявляет: планы на отметках 0,000 / +4,5 / +6,0 / +8,0 / +14 и характерные разрезы по печи-КУ и по ЭФ-дымососам с привязкой к осям и отметкам перекрытий. Проезд автоцементовозов и вывоза кюбелей — сквозной, с воротами в торцах.</w:t>
       </w:r>
     </w:p>
     <w:tbl>
@@ -7793,202 +7791,286 @@
               <w:rPr>
                 <w:sz w:val="19"/>
               </w:rPr>
-              <w:t xml:space="preserve">Дымосос: частота возмущения</w:t>
-            </w:r>
-          </w:p>
-        </w:tc>
-        <w:tc>
-          <w:tcPr>
-            <w:tcW w:w="5000" w:type="dxa"/>
-          </w:tcPr>
-          <w:p>
-            <w:r>
-              <w:rPr>
-                <w:sz w:val="19"/>
-              </w:rPr>
-              <w:t xml:space="preserve">25 Гц (1500 об/мин), агрегат 5,64 т</w:t>
-            </w:r>
-          </w:p>
-        </w:tc>
-        <w:tc>
-          <w:tcPr>
-            <w:tcW w:w="3038" w:type="dxa"/>
-          </w:tcPr>
-          <w:p>
-            <w:r>
-              <w:rPr>
-                <w:color w:val="666666"/>
-                <w:sz w:val="18"/>
-              </w:rPr>
-              <w:t xml:space="preserve">ИД табл. 23 п.391-392, 397</w:t>
-            </w:r>
-          </w:p>
-        </w:tc>
-      </w:tr>
-      <w:tr>
-        <w:tc>
-          <w:tcPr>
-            <w:tcW w:w="3600" w:type="dxa"/>
-          </w:tcPr>
-          <w:p>
-            <w:r>
-              <w:rPr>
-                <w:sz w:val="19"/>
-              </w:rPr>
-              <w:t xml:space="preserve">Масса фундамента дымососа (предв.)</w:t>
-            </w:r>
-          </w:p>
-        </w:tc>
-        <w:tc>
-          <w:tcPr>
-            <w:tcW w:w="5000" w:type="dxa"/>
-          </w:tcPr>
-          <w:p>
-            <w:r>
-              <w:rPr>
-                <w:sz w:val="19"/>
-              </w:rPr>
-              <w:t xml:space="preserve">45–70 т (8–12 × масса агрегата), отстройка от 25 Гц ±25 %</w:t>
-            </w:r>
-          </w:p>
-        </w:tc>
-        <w:tc>
-          <w:tcPr>
-            <w:tcW w:w="3038" w:type="dxa"/>
-          </w:tcPr>
-          <w:p>
-            <w:r>
-              <w:rPr>
-                <w:color w:val="666666"/>
-                <w:sz w:val="18"/>
-              </w:rPr>
-              <w:t xml:space="preserve">решение БИ по СП 26.13330</w:t>
-            </w:r>
-          </w:p>
-        </w:tc>
-      </w:tr>
-      <w:tr>
-        <w:tc>
-          <w:tcPr>
-            <w:tcW w:w="3600" w:type="dxa"/>
-          </w:tcPr>
-          <w:p>
-            <w:r>
-              <w:rPr>
-                <w:sz w:val="19"/>
-              </w:rPr>
-              <w:t xml:space="preserve">Воздуходувка: резерв под фундамент</w:t>
-            </w:r>
-          </w:p>
-        </w:tc>
-        <w:tc>
-          <w:tcPr>
-            <w:tcW w:w="5000" w:type="dxa"/>
-          </w:tcPr>
-          <w:p>
-            <w:r>
-              <w:rPr>
-                <w:sz w:val="19"/>
-              </w:rPr>
-              <w:t xml:space="preserve">блок 6×4 м, до 60 т — до выбора машины</w:t>
-            </w:r>
-          </w:p>
-        </w:tc>
-        <w:tc>
-          <w:tcPr>
-            <w:tcW w:w="3038" w:type="dxa"/>
-          </w:tcPr>
-          <w:p>
-            <w:r>
-              <w:rPr>
-                <w:color w:val="666666"/>
-                <w:sz w:val="18"/>
-              </w:rPr>
-              <w:t xml:space="preserve">решение БИ (машина не выбрана — см. открытые вопросы)</w:t>
-            </w:r>
-          </w:p>
-        </w:tc>
-      </w:tr>
-      <w:tr>
-        <w:tc>
-          <w:tcPr>
-            <w:tcW w:w="3600" w:type="dxa"/>
-          </w:tcPr>
-          <w:p>
-            <w:r>
-              <w:rPr>
-                <w:sz w:val="19"/>
-              </w:rPr>
-              <w:t xml:space="preserve">Пульсации слоя печи</w:t>
-            </w:r>
-          </w:p>
-        </w:tc>
-        <w:tc>
-          <w:tcPr>
-            <w:tcW w:w="5000" w:type="dxa"/>
-          </w:tcPr>
-          <w:p>
-            <w:r>
-              <w:rPr>
-                <w:sz w:val="19"/>
-              </w:rPr>
-              <w:t xml:space="preserve">перепад 48–53 кПа на 28,27 м², полоса 0,5–5 Гц</w:t>
-            </w:r>
-          </w:p>
-        </w:tc>
-        <w:tc>
-          <w:tcPr>
-            <w:tcW w:w="3038" w:type="dxa"/>
-          </w:tcPr>
-          <w:p>
-            <w:r>
-              <w:rPr>
-                <w:color w:val="666666"/>
-                <w:sz w:val="18"/>
-              </w:rPr>
-              <w:t xml:space="preserve">ИД табл. 23 п.215, 226-228 (пульсации — природа КС)</w:t>
-            </w:r>
-          </w:p>
-        </w:tc>
-      </w:tr>
-      <w:tr>
-        <w:tc>
-          <w:tcPr>
-            <w:tcW w:w="3600" w:type="dxa"/>
-          </w:tcPr>
-          <w:p>
-            <w:r>
-              <w:rPr>
-                <w:sz w:val="19"/>
-              </w:rPr>
-              <w:t xml:space="preserve">Класс балансировки роторов</w:t>
-            </w:r>
-          </w:p>
-        </w:tc>
-        <w:tc>
-          <w:tcPr>
-            <w:tcW w:w="5000" w:type="dxa"/>
-          </w:tcPr>
-          <w:p>
-            <w:r>
-              <w:rPr>
-                <w:sz w:val="19"/>
-              </w:rPr>
-              <w:t xml:space="preserve">G6.3 — включить в опросные листы</w:t>
-            </w:r>
-          </w:p>
-        </w:tc>
-        <w:tc>
-          <w:tcPr>
-            <w:tcW w:w="3038" w:type="dxa"/>
-          </w:tcPr>
-          <w:p>
-            <w:r>
-              <w:rPr>
-                <w:color w:val="666666"/>
-                <w:sz w:val="18"/>
-              </w:rPr>
-              <w:t xml:space="preserve">решение БИ (ГОСТ ИСО 21940-11)</w:t>
+              <w:t xml:space="preserve">Сетка колонн</w:t>
+            </w:r>
+          </w:p>
+        </w:tc>
+        <w:tc>
+          <w:tcPr>
+            <w:tcW w:w="5000" w:type="dxa"/>
+          </w:tcPr>
+          <w:p>
+            <w:r>
+              <w:rPr>
+                <w:sz w:val="19"/>
+              </w:rPr>
+              <w:t xml:space="preserve">6/12 м (пролёты 12 и 24 м, шаг 6 м)</w:t>
+            </w:r>
+          </w:p>
+        </w:tc>
+        <w:tc>
+          <w:tcPr>
+            <w:tcW w:w="3038" w:type="dxa"/>
+          </w:tcPr>
+          <w:p>
+            <w:r>
+              <w:rPr>
+                <w:color w:val="666666"/>
+                <w:sz w:val="18"/>
+              </w:rPr>
+              <w:t xml:space="preserve">ТЗ п.3.5</w:t>
+            </w:r>
+          </w:p>
+        </w:tc>
+      </w:tr>
+      <w:tr>
+        <w:tc>
+          <w:tcPr>
+            <w:tcW w:w="3600" w:type="dxa"/>
+          </w:tcPr>
+          <w:p>
+            <w:r>
+              <w:rPr>
+                <w:sz w:val="19"/>
+              </w:rPr>
+              <w:t xml:space="preserve">Отметка подины печи (предв.)</w:t>
+            </w:r>
+          </w:p>
+        </w:tc>
+        <w:tc>
+          <w:tcPr>
+            <w:tcW w:w="5000" w:type="dxa"/>
+          </w:tcPr>
+          <w:p>
+            <w:r>
+              <w:rPr>
+                <w:sz w:val="19"/>
+              </w:rPr>
+              <w:t xml:space="preserve">+4,5 — под печью газовая коробка и донная выгрузка</w:t>
+            </w:r>
+          </w:p>
+        </w:tc>
+        <w:tc>
+          <w:tcPr>
+            <w:tcW w:w="3038" w:type="dxa"/>
+          </w:tcPr>
+          <w:p>
+            <w:r>
+              <w:rPr>
+                <w:color w:val="666666"/>
+                <w:sz w:val="18"/>
+              </w:rPr>
+              <w:t xml:space="preserve">решение БИ (геометрия печи — ИД табл. 23 п.214)</w:t>
+            </w:r>
+          </w:p>
+        </w:tc>
+      </w:tr>
+      <w:tr>
+        <w:tc>
+          <w:tcPr>
+            <w:tcW w:w="3600" w:type="dxa"/>
+          </w:tcPr>
+          <w:p>
+            <w:r>
+              <w:rPr>
+                <w:sz w:val="19"/>
+              </w:rPr>
+              <w:t xml:space="preserve">Габарит ЭФ</w:t>
+            </w:r>
+          </w:p>
+        </w:tc>
+        <w:tc>
+          <w:tcPr>
+            <w:tcW w:w="5000" w:type="dxa"/>
+          </w:tcPr>
+          <w:p>
+            <w:r>
+              <w:rPr>
+                <w:sz w:val="19"/>
+              </w:rPr>
+              <w:t xml:space="preserve">18 110 × 4 790 × 18 695 мм, 2 шт.</w:t>
+            </w:r>
+          </w:p>
+        </w:tc>
+        <w:tc>
+          <w:tcPr>
+            <w:tcW w:w="3038" w:type="dxa"/>
+          </w:tcPr>
+          <w:p>
+            <w:r>
+              <w:rPr>
+                <w:color w:val="666666"/>
+                <w:sz w:val="18"/>
+              </w:rPr>
+              <w:t xml:space="preserve">ИД табл. 23 п.354</w:t>
+            </w:r>
+          </w:p>
+        </w:tc>
+      </w:tr>
+      <w:tr>
+        <w:tc>
+          <w:tcPr>
+            <w:tcW w:w="3600" w:type="dxa"/>
+          </w:tcPr>
+          <w:p>
+            <w:r>
+              <w:rPr>
+                <w:sz w:val="19"/>
+              </w:rPr>
+              <w:t xml:space="preserve">Высота циклона</w:t>
+            </w:r>
+          </w:p>
+        </w:tc>
+        <w:tc>
+          <w:tcPr>
+            <w:tcW w:w="5000" w:type="dxa"/>
+          </w:tcPr>
+          <w:p>
+            <w:r>
+              <w:rPr>
+                <w:sz w:val="19"/>
+              </w:rPr>
+              <w:t xml:space="preserve">6 100 мм (+ бункер 8,5 м³)</w:t>
+            </w:r>
+          </w:p>
+        </w:tc>
+        <w:tc>
+          <w:tcPr>
+            <w:tcW w:w="3038" w:type="dxa"/>
+          </w:tcPr>
+          <w:p>
+            <w:r>
+              <w:rPr>
+                <w:color w:val="666666"/>
+                <w:sz w:val="18"/>
+              </w:rPr>
+              <w:t xml:space="preserve">ИД табл. 23 п.301-302</w:t>
+            </w:r>
+          </w:p>
+        </w:tc>
+      </w:tr>
+      <w:tr>
+        <w:tc>
+          <w:tcPr>
+            <w:tcW w:w="3600" w:type="dxa"/>
+          </w:tcPr>
+          <w:p>
+            <w:r>
+              <w:rPr>
+                <w:sz w:val="19"/>
+              </w:rPr>
+              <w:t xml:space="preserve">Силос огарка: низ конуса</w:t>
+            </w:r>
+          </w:p>
+        </w:tc>
+        <w:tc>
+          <w:tcPr>
+            <w:tcW w:w="5000" w:type="dxa"/>
+          </w:tcPr>
+          <w:p>
+            <w:r>
+              <w:rPr>
+                <w:sz w:val="19"/>
+              </w:rPr>
+              <w:t xml:space="preserve">+4,2 (цементовоз H=4,0 м + зазор)</w:t>
+            </w:r>
+          </w:p>
+        </w:tc>
+        <w:tc>
+          <w:tcPr>
+            <w:tcW w:w="3038" w:type="dxa"/>
+          </w:tcPr>
+          <w:p>
+            <w:r>
+              <w:rPr>
+                <w:color w:val="666666"/>
+                <w:sz w:val="18"/>
+              </w:rPr>
+              <w:t xml:space="preserve">решение БИ; габарит цементовоза — ИД табл. 23 п.496</w:t>
+            </w:r>
+          </w:p>
+        </w:tc>
+      </w:tr>
+      <w:tr>
+        <w:tc>
+          <w:tcPr>
+            <w:tcW w:w="3600" w:type="dxa"/>
+          </w:tcPr>
+          <w:p>
+            <w:r>
+              <w:rPr>
+                <w:sz w:val="19"/>
+              </w:rPr>
+              <w:t xml:space="preserve">Скорость газа в газоходе</w:t>
+            </w:r>
+          </w:p>
+        </w:tc>
+        <w:tc>
+          <w:tcPr>
+            <w:tcW w:w="5000" w:type="dxa"/>
+          </w:tcPr>
+          <w:p>
+            <w:r>
+              <w:rPr>
+                <w:sz w:val="19"/>
+              </w:rPr>
+              <w:t xml:space="preserve">9–10 м/с — самоочищающая</w:t>
+            </w:r>
+          </w:p>
+        </w:tc>
+        <w:tc>
+          <w:tcPr>
+            <w:tcW w:w="3038" w:type="dxa"/>
+          </w:tcPr>
+          <w:p>
+            <w:r>
+              <w:rPr>
+                <w:color w:val="666666"/>
+                <w:sz w:val="18"/>
+              </w:rPr>
+              <w:t xml:space="preserve">расчёт Исполнителя по ИД табл. 23 п.400, 406</w:t>
+            </w:r>
+          </w:p>
+        </w:tc>
+      </w:tr>
+      <w:tr>
+        <w:tc>
+          <w:tcPr>
+            <w:tcW w:w="3600" w:type="dxa"/>
+          </w:tcPr>
+          <w:p>
+            <w:r>
+              <w:rPr>
+                <w:sz w:val="19"/>
+              </w:rPr>
+              <w:t xml:space="preserve">Угол конусов пылевых бункеров</w:t>
+            </w:r>
+          </w:p>
+        </w:tc>
+        <w:tc>
+          <w:tcPr>
+            <w:tcW w:w="5000" w:type="dxa"/>
+          </w:tcPr>
+          <w:p>
+            <w:r>
+              <w:rPr>
+                <w:sz w:val="19"/>
+              </w:rPr>
+              <w:t xml:space="preserve">≥60° при угле откоса пыли 30–42°</w:t>
+            </w:r>
+          </w:p>
+        </w:tc>
+        <w:tc>
+          <w:tcPr>
+            <w:tcW w:w="3038" w:type="dxa"/>
+          </w:tcPr>
+          <w:p>
+            <w:r>
+              <w:rPr>
+                <w:color w:val="666666"/>
+                <w:sz w:val="18"/>
+              </w:rPr>
+              <w:t xml:space="preserve">решение БИ; ИД табл. 20</w:t>
             </w:r>
           </w:p>
         </w:tc>
@@ -8007,7 +8089,7 @@
           <w:color w:val="444444"/>
           <w:sz w:val="19"/>
         </w:rPr>
-        <w:t xml:space="preserve">СП 26.13330.2012 — Фундаменты машин с динамическими нагрузками — дымососы, воздуходувка; допускаемые амплитуды; СП 22.13330.2016 — Основания зданий и сооружений — несущая способность и осадки; ГОСТ 24379.1-2012 — Болты фундаментные — анкеровка оборудования; ГОСТ ИСО 21940-11-2019 — Балансировка роторов — назначение класса G для дымососов/воздуходувки (уточнить номер применяемой части); ГОСТ 12.1.012-2004 — Вибрационная безопасность — уровни на рабочих местах у дымососов</w:t>
+        <w:t xml:space="preserve">СП 56.13330.2021 — Производственные здания — объёмно-планировочные решения, эвакуация, категории помещений; СП 43.13330.2012 — Сооружения промышленных предприятий — этажерки, бункеры, силосы, галереи, эстакады газохода; СП 4.13130.2013 — Противопожарные расстояния и отступы (мазутный узел, кабельные трассы); ФНП № 512 от 09.12.2020 — Проходы и площадки обслуживания печей, требования к путям обслуживания горячих трактов; СП 1.13130.2020 — Эвакуационные пути и выходы многоуровневых этажерок</w:t>
       </w:r>
     </w:p>
     <w:p>
@@ -8023,7 +8105,7 @@
         <w:rPr>
           <w:sz w:val="19"/>
         </w:rPr>
-        <w:t xml:space="preserve">ИГИ пятна застройки (модуль деформации, УГВ) — задание на изыскания в составе БИ</w:t>
+        <w:t xml:space="preserve">Отметка и конструкция опорного каркаса печи — по КД разработчика печи (HATCH/лицензиат)</w:t>
       </w:r>
     </w:p>
     <w:p>
@@ -8039,7 +8121,7 @@
         <w:rPr>
           <w:sz w:val="19"/>
         </w:rPr>
-        <w:t xml:space="preserve">Паспортные динамические нагрузки дымососа и воздуходувки — по ОЛ поставщиков</w:t>
+        <w:t xml:space="preserve">Компоновка и отметки котла-утилизатора (барабан, опуски, ремонтные зоны) — по КД завода-изготовителя</w:t>
       </w:r>
     </w:p>
     <w:p>
@@ -8055,7 +8137,23 @@
         <w:rPr>
           <w:sz w:val="19"/>
         </w:rPr>
-        <w:t xml:space="preserve">Необходимость виброизоляторов под дымосос (пружинные блоки) против массивного фундамента — ТЭО на стадии БИ</w:t>
+        <w:t xml:space="preserve">Размещение ЭФ (в здании / на открытой площадке с шатром) — теплотехническое сравнение на стадии БИ (риск росы при −40 °C против стоимости корпуса)</w:t>
+      </w:r>
+    </w:p>
+    <w:p>
+      <w:r>
+        <w:rPr>
+          <w:b/>
+          <w:color w:val="8A6200"/>
+          <w:sz w:val="19"/>
+        </w:rPr>
+        <w:t xml:space="preserve">— определяется на стадии БИ: </w:t>
+      </w:r>
+      <w:r>
+        <w:rPr>
+          <w:sz w:val="19"/>
+        </w:rPr>
+        <w:t xml:space="preserve">Трасса газохода в СКЦ (длина, число опор, компенсаторы) — по генплану привязки цеха</w:t>
       </w:r>
     </w:p>
     <w:p>
@@ -8067,7 +8165,7 @@
           <w:b/>
           <w:sz w:val="26"/>
         </w:rPr>
-        <w:t xml:space="preserve">Требования к монтажу (включая вес самых тяжёлых частей)</w:t>
+        <w:t xml:space="preserve">Планы строительных конструкций с нагрузками</w:t>
       </w:r>
     </w:p>
     <w:p>
@@ -8075,7 +8173,7 @@
         <w:rPr>
           <w:sz w:val="20"/>
         </w:rPr>
-        <w:t xml:space="preserve">**Самые тяжёлые и крупногабаритные единицы** (определяют такелажную схему): электрофильтр УГТ1-20-4 — **72,6 т общий вес** при габарите 18,1×4,8×18,7 м; поставка секциями: корпус (царги), блоки осадительных/коронирующих электродов, бункер; максимальный монтажный блок — по разбивке завода (предварительно 15–20 т — корпусная секция); монтаж — гусеничным/автокраном соответствующей грузовысотной характеристики до закрытия теплового контура (ЭФ монтируются первыми либо через монтажный проём). Котёл-утилизатор: наиболее тяжёлая единица — **барабан** (масса по КД завода; по аналогам КУ печей КС — ориентировочно 15–25 т, уточнить в ОЛ) на верхней отметке ~+18…20 — требуется кран большой грузовысотности или накатка по временным путям; панели «лист-полутруба» — блоками по 3–8 т. Печь КС: корпус Ø6–8,4 м — негабарит, поставка царгами с укрупнительной сборкой на площадке у оси печи; масса самой тяжёлой царги — по КД (оценочно 10–15 т); футеровка ~135 т шамота — ручная кладка по проекту футеровки с регламентированной сушкой 10–30 сут (дрова + горелки МГМГ-10, кривая сушки — по проекту футеровки). Дымосос: улитка 3,32 т + двигатель 2,32 т; холодильник D2424-6 — двухшнековый блок ~9,6 м длиной (масса — в ОЛ, оценочно 12–18 т); силосная башня 100 м³ — цельносварная обечайка (транспортный негабарит — согласование перевозки) либо полистовая сборка на месте.</w:t>
+        <w:t xml:space="preserve">Каркас здания — стальной рамно-связевой (скорость монтажа в условиях Заполярья, ремонтопригодность), колонны по сетке 6/12 м, покрытие по фермам, ограждение — сэндвич-панели с расчётом на W₀ = 0,30 кПа и снеговую 3,2 кПа (V район; на перепадах высот блоков — снеговые мешки по СП 20.13330, коэффициент μ до 2–3 в зонах примыкания этажерки к пролёту печи). Внутренние этажерки бункерного хозяйства и газоочистки — самостоятельные стальные каркасы, **конструктивно отделённые от каркаса здания** (исключение передачи технологических вибраций и температурных деформаций).</w:t>
       </w:r>
     </w:p>
     <w:p>
@@ -8083,7 +8181,15 @@
         <w:rPr>
           <w:sz w:val="20"/>
         </w:rPr>
-        <w:t xml:space="preserve">**Порядок и требования**: (1) монтаж по ППР(м), разрабатываемому на базе настоящих требований БИ; последовательность: фундаменты и подливка → крупногабарит до закрытия контура (ЭФ, КУ, печь, силосы) → каркас и кровля → трубопроводы/газоходы → КИП; (2) мостовой кран пролёта печи/КУ вводится в строй на раннем этапе и используется как монтажный механизм для внутренних узлов (г/п проверяется по барабану КУ); (3) сварка газоходов 09Г2С и коллекторов КУ — аттестованные технологии (НАКС) с контролем по СП 70.13330 и ФНП № 536 для элементов под давлением; футеровка газоходов легковесом ШЛ-0,4 — после испытаний на плотность; (4) кислородопровод — обезжиривание, монтаж по ФНП № 486; (5) выверка динамического оборудования: соосность валов дымососов/двигателей лазерной центровкой (допуски — по паспорту, класс G6.3), подливка безусадочными составами; (6) холодные испытания трактов: воздушная опрессовка газового тракта с проверкой присосов (норма подсосов по ИД: КУ 4,9 %, циклон 3,1 %, ЭФ 1,5 % — приёмочный критерий герметичности), гидроиспытания КУ по ФНП № 536; (7) монтаж в зимний период — тепляки для бетонных и футеровочных работ (расчётная температура −40 °C); (8) весовой контроль негабаритов при перевозке по площадке — согласование маршрутов с КГМК. В составе БИ выдаётся ведомость монтажных блоков с массами, размерами и отметками установки + требования к такелажной оснастке.</w:t>
+        <w:t xml:space="preserve">**Реестр основных технологических нагрузок для планов конструкций** (постоянная + длительная от заполнения, по ИД табл. 25 «НЗП»): приёмный бункер концентрата 60 м³ — 132,6 т материала; бункер оборотного огарка 50 м³ — 149,3 т (соответствует 2,99 т/м³ против 2,21 т/м³, принятых для силоса огарка, — базис строки табл. 25 запрошен у Гипроникеля; до ответа в расчёт конструкций принимается большее значение 149,3 т); бункер кека 20 м³ — 27,0 т; бункер цементной меди 10 м³ — 30,0 т; расходные бункеры 2×60 м³ — 125,0 т суммарно; смеситель с заполнением ~8 т; печь КС — 139 т слоя + футеровка и корпус (масса металлоконструкций и футеровки печи — по КД, предварительная оценка Исполнителя 200–230 т: шамот ~135 т при толщине 350 мм, подина ~30 т, корпус и свод ~40–60 т); котёл-утилизатор — масса по КД завода + 30,4 т пыли в бункере (15 м³ × 2,025 т/м³); циклон 1,19 т + 16,2 т пыли; каждый ЭФ 72,6 т + 17,1 т пыли; холодильник D2424-6 с заполнением ~13 т + вода в рубашке; силосная башня огарка — **221 т материала** (100 м³ × ~2,2 т/м³ насыпной уплотнённой) + собственный вес; силос пыли 17,1 т. Газоходы Ø2000/Ø1100 с футеровкой ШЛ-0,4 — линейная нагрузка на опоры и температурные усилия от компенсаторов (тракт до 400–920 °C); в НЗП газоходов заложено до 50 т пылевых отложений на тракте «печь–КУ» и 50 т на «КУ–циклон» — **пылевая нагрузка газоходов учитывается в расчёте опор как длительная**, это прямое следствие данных ИД табл. 25.</w:t>
+      </w:r>
+    </w:p>
+    <w:p>
+      <w:r>
+        <w:rPr>
+          <w:sz w:val="20"/>
+        </w:rPr>
+        <w:t xml:space="preserve">Полезные нагрузки на перекрытия обслуживания — 4,0 кПа (площадки КИП и проходы), 10 кПа — ремонтные зоны и зоны складирования футеровки при капремонте (кампания печи 3 года, разовая перекладка ~135 т шамота — предусмотреть зону раскладки и путь подачи). Крановые нагрузки мостового крана пролёта печи/КУ — по г/п (предварительно 20/5 т) с вертикальными и горизонтальными составляющими по СП 20.13330 разд. 9. Температурные воздействия: локальный нагрев конструкций у печи и газоходов — тепловые экраны и вентилируемые зазоры, расчётный перепад для этажерки печи ±40 °C. Все узлы опирания оборудования снабжаются планами нагрузок: N (пост.), N (длит., заполнение), V (динамика — см. раздел фундаментов), M от эксцентриситетов конусов.</w:t>
       </w:r>
     </w:p>
     <w:tbl>
@@ -8161,244 +8267,286 @@
               <w:rPr>
                 <w:sz w:val="19"/>
               </w:rPr>
-              <w:t xml:space="preserve">Самая тяжёлая единица газоочистки</w:t>
-            </w:r>
-          </w:p>
-        </w:tc>
-        <w:tc>
-          <w:tcPr>
-            <w:tcW w:w="5000" w:type="dxa"/>
-          </w:tcPr>
-          <w:p>
-            <w:r>
-              <w:rPr>
-                <w:sz w:val="19"/>
-              </w:rPr>
-              <w:t xml:space="preserve">ЭФ 72,6 т (секциями по 15–20 т)</w:t>
-            </w:r>
-          </w:p>
-        </w:tc>
-        <w:tc>
-          <w:tcPr>
-            <w:tcW w:w="3038" w:type="dxa"/>
-          </w:tcPr>
-          <w:p>
-            <w:r>
-              <w:rPr>
-                <w:color w:val="666666"/>
-                <w:sz w:val="18"/>
-              </w:rPr>
-              <w:t xml:space="preserve">ИД табл. 23 п.354-355; разбивка — оценка Исполнителя</w:t>
-            </w:r>
-          </w:p>
-        </w:tc>
-      </w:tr>
-      <w:tr>
-        <w:tc>
-          <w:tcPr>
-            <w:tcW w:w="3600" w:type="dxa"/>
-          </w:tcPr>
-          <w:p>
-            <w:r>
-              <w:rPr>
-                <w:sz w:val="19"/>
-              </w:rPr>
-              <w:t xml:space="preserve">Дымосос / двигатель</w:t>
-            </w:r>
-          </w:p>
-        </w:tc>
-        <w:tc>
-          <w:tcPr>
-            <w:tcW w:w="5000" w:type="dxa"/>
-          </w:tcPr>
-          <w:p>
-            <w:r>
-              <w:rPr>
-                <w:sz w:val="19"/>
-              </w:rPr>
-              <w:t xml:space="preserve">3,32 т / 2,32 т</w:t>
-            </w:r>
-          </w:p>
-        </w:tc>
-        <w:tc>
-          <w:tcPr>
-            <w:tcW w:w="3038" w:type="dxa"/>
-          </w:tcPr>
-          <w:p>
-            <w:r>
-              <w:rPr>
-                <w:color w:val="666666"/>
-                <w:sz w:val="18"/>
-              </w:rPr>
-              <w:t xml:space="preserve">ИД табл. 23 п.392, 397</w:t>
-            </w:r>
-          </w:p>
-        </w:tc>
-      </w:tr>
-      <w:tr>
-        <w:tc>
-          <w:tcPr>
-            <w:tcW w:w="3600" w:type="dxa"/>
-          </w:tcPr>
-          <w:p>
-            <w:r>
-              <w:rPr>
-                <w:sz w:val="19"/>
-              </w:rPr>
-              <w:t xml:space="preserve">Циклон</w:t>
-            </w:r>
-          </w:p>
-        </w:tc>
-        <w:tc>
-          <w:tcPr>
-            <w:tcW w:w="5000" w:type="dxa"/>
-          </w:tcPr>
-          <w:p>
-            <w:r>
-              <w:rPr>
-                <w:sz w:val="19"/>
-              </w:rPr>
-              <w:t xml:space="preserve">1,189 т, H=6,1 м — единым блоком</w:t>
-            </w:r>
-          </w:p>
-        </w:tc>
-        <w:tc>
-          <w:tcPr>
-            <w:tcW w:w="3038" w:type="dxa"/>
-          </w:tcPr>
-          <w:p>
-            <w:r>
-              <w:rPr>
-                <w:color w:val="666666"/>
-                <w:sz w:val="18"/>
-              </w:rPr>
-              <w:t xml:space="preserve">ИД табл. 23 п.302, 312</w:t>
-            </w:r>
-          </w:p>
-        </w:tc>
-      </w:tr>
-      <w:tr>
-        <w:tc>
-          <w:tcPr>
-            <w:tcW w:w="3600" w:type="dxa"/>
-          </w:tcPr>
-          <w:p>
-            <w:r>
-              <w:rPr>
-                <w:sz w:val="19"/>
-              </w:rPr>
-              <w:t xml:space="preserve">Футеровка печи</w:t>
-            </w:r>
-          </w:p>
-        </w:tc>
-        <w:tc>
-          <w:tcPr>
-            <w:tcW w:w="5000" w:type="dxa"/>
-          </w:tcPr>
-          <w:p>
-            <w:r>
-              <w:rPr>
-                <w:sz w:val="19"/>
-              </w:rPr>
-              <w:t xml:space="preserve">~135 т шамота; сушка 10–30 сут по регламенту</w:t>
-            </w:r>
-          </w:p>
-        </w:tc>
-        <w:tc>
-          <w:tcPr>
-            <w:tcW w:w="3038" w:type="dxa"/>
-          </w:tcPr>
-          <w:p>
-            <w:r>
-              <w:rPr>
-                <w:color w:val="666666"/>
-                <w:sz w:val="18"/>
-              </w:rPr>
-              <w:t xml:space="preserve">оценка по геометрии ИД; сроки — ИД разд. 6</w:t>
-            </w:r>
-          </w:p>
-        </w:tc>
-      </w:tr>
-      <w:tr>
-        <w:tc>
-          <w:tcPr>
-            <w:tcW w:w="3600" w:type="dxa"/>
-          </w:tcPr>
-          <w:p>
-            <w:r>
-              <w:rPr>
-                <w:sz w:val="19"/>
-              </w:rPr>
-              <w:t xml:space="preserve">Критерий герметичности тракта</w:t>
-            </w:r>
-          </w:p>
-        </w:tc>
-        <w:tc>
-          <w:tcPr>
-            <w:tcW w:w="5000" w:type="dxa"/>
-          </w:tcPr>
-          <w:p>
-            <w:r>
-              <w:rPr>
-                <w:sz w:val="19"/>
-              </w:rPr>
-              <w:t xml:space="preserve">подсосы: КУ ≤4,9 %, циклон ≤3,1 %, ЭФ ≤1,5 %</w:t>
-            </w:r>
-          </w:p>
-        </w:tc>
-        <w:tc>
-          <w:tcPr>
-            <w:tcW w:w="3038" w:type="dxa"/>
-          </w:tcPr>
-          <w:p>
-            <w:r>
-              <w:rPr>
-                <w:color w:val="666666"/>
-                <w:sz w:val="18"/>
-              </w:rPr>
-              <w:t xml:space="preserve">ИД табл. 23 п.273, 313, 356</w:t>
-            </w:r>
-          </w:p>
-        </w:tc>
-      </w:tr>
-      <w:tr>
-        <w:tc>
-          <w:tcPr>
-            <w:tcW w:w="3600" w:type="dxa"/>
-          </w:tcPr>
-          <w:p>
-            <w:r>
-              <w:rPr>
-                <w:sz w:val="19"/>
-              </w:rPr>
-              <w:t xml:space="preserve">Кампания печи / капремонт</w:t>
-            </w:r>
-          </w:p>
-        </w:tc>
-        <w:tc>
-          <w:tcPr>
-            <w:tcW w:w="5000" w:type="dxa"/>
-          </w:tcPr>
-          <w:p>
-            <w:r>
-              <w:rPr>
-                <w:sz w:val="19"/>
-              </w:rPr>
-              <w:t xml:space="preserve">3 года / 29–31 сут (охлаждение 2, разборка 10, кладка 14, сушка 3–5)</w:t>
-            </w:r>
-          </w:p>
-        </w:tc>
-        <w:tc>
-          <w:tcPr>
-            <w:tcW w:w="3038" w:type="dxa"/>
-          </w:tcPr>
-          <w:p>
-            <w:r>
-              <w:rPr>
-                <w:color w:val="666666"/>
-                <w:sz w:val="18"/>
-              </w:rPr>
-              <w:t xml:space="preserve">ИД разд. 6</w:t>
+              <w:t xml:space="preserve">Снег / ветер</w:t>
+            </w:r>
+          </w:p>
+        </w:tc>
+        <w:tc>
+          <w:tcPr>
+            <w:tcW w:w="5000" w:type="dxa"/>
+          </w:tcPr>
+          <w:p>
+            <w:r>
+              <w:rPr>
+                <w:sz w:val="19"/>
+              </w:rPr>
+              <w:t xml:space="preserve">3,2 кПа (V район) / W₀ 0,30 кПа (II район)</w:t>
+            </w:r>
+          </w:p>
+        </w:tc>
+        <w:tc>
+          <w:tcPr>
+            <w:tcW w:w="3038" w:type="dxa"/>
+          </w:tcPr>
+          <w:p>
+            <w:r>
+              <w:rPr>
+                <w:color w:val="666666"/>
+                <w:sz w:val="18"/>
+              </w:rPr>
+              <w:t xml:space="preserve">ТЗ п.2.9.3-2.9.4</w:t>
+            </w:r>
+          </w:p>
+        </w:tc>
+      </w:tr>
+      <w:tr>
+        <w:tc>
+          <w:tcPr>
+            <w:tcW w:w="3600" w:type="dxa"/>
+          </w:tcPr>
+          <w:p>
+            <w:r>
+              <w:rPr>
+                <w:sz w:val="19"/>
+              </w:rPr>
+              <w:t xml:space="preserve">Слой в печи</w:t>
+            </w:r>
+          </w:p>
+        </w:tc>
+        <w:tc>
+          <w:tcPr>
+            <w:tcW w:w="5000" w:type="dxa"/>
+          </w:tcPr>
+          <w:p>
+            <w:r>
+              <w:rPr>
+                <w:sz w:val="19"/>
+              </w:rPr>
+              <w:t xml:space="preserve">139 т единовременно</w:t>
+            </w:r>
+          </w:p>
+        </w:tc>
+        <w:tc>
+          <w:tcPr>
+            <w:tcW w:w="3038" w:type="dxa"/>
+          </w:tcPr>
+          <w:p>
+            <w:r>
+              <w:rPr>
+                <w:color w:val="666666"/>
+                <w:sz w:val="18"/>
+              </w:rPr>
+              <w:t xml:space="preserve">ИД табл. 23 п.230; табл. 25</w:t>
+            </w:r>
+          </w:p>
+        </w:tc>
+      </w:tr>
+      <w:tr>
+        <w:tc>
+          <w:tcPr>
+            <w:tcW w:w="3600" w:type="dxa"/>
+          </w:tcPr>
+          <w:p>
+            <w:r>
+              <w:rPr>
+                <w:sz w:val="19"/>
+              </w:rPr>
+              <w:t xml:space="preserve">Масса печи (оценка)</w:t>
+            </w:r>
+          </w:p>
+        </w:tc>
+        <w:tc>
+          <w:tcPr>
+            <w:tcW w:w="5000" w:type="dxa"/>
+          </w:tcPr>
+          <w:p>
+            <w:r>
+              <w:rPr>
+                <w:sz w:val="19"/>
+              </w:rPr>
+              <w:t xml:space="preserve">200–230 т конструкция+футеровка (уточняется КД)</w:t>
+            </w:r>
+          </w:p>
+        </w:tc>
+        <w:tc>
+          <w:tcPr>
+            <w:tcW w:w="3038" w:type="dxa"/>
+          </w:tcPr>
+          <w:p>
+            <w:r>
+              <w:rPr>
+                <w:color w:val="666666"/>
+                <w:sz w:val="18"/>
+              </w:rPr>
+              <w:t xml:space="preserve">оценка Исполнителя по геометрии ИД табл. 23 п.214-216</w:t>
+            </w:r>
+          </w:p>
+        </w:tc>
+      </w:tr>
+      <w:tr>
+        <w:tc>
+          <w:tcPr>
+            <w:tcW w:w="3600" w:type="dxa"/>
+          </w:tcPr>
+          <w:p>
+            <w:r>
+              <w:rPr>
+                <w:sz w:val="19"/>
+              </w:rPr>
+              <w:t xml:space="preserve">Силос огарка</w:t>
+            </w:r>
+          </w:p>
+        </w:tc>
+        <w:tc>
+          <w:tcPr>
+            <w:tcW w:w="5000" w:type="dxa"/>
+          </w:tcPr>
+          <w:p>
+            <w:r>
+              <w:rPr>
+                <w:sz w:val="19"/>
+              </w:rPr>
+              <w:t xml:space="preserve">221 т материала (100 м³)</w:t>
+            </w:r>
+          </w:p>
+        </w:tc>
+        <w:tc>
+          <w:tcPr>
+            <w:tcW w:w="3038" w:type="dxa"/>
+          </w:tcPr>
+          <w:p>
+            <w:r>
+              <w:rPr>
+                <w:color w:val="666666"/>
+                <w:sz w:val="18"/>
+              </w:rPr>
+              <w:t xml:space="preserve">ИД табл. 25</w:t>
+            </w:r>
+          </w:p>
+        </w:tc>
+      </w:tr>
+      <w:tr>
+        <w:tc>
+          <w:tcPr>
+            <w:tcW w:w="3600" w:type="dxa"/>
+          </w:tcPr>
+          <w:p>
+            <w:r>
+              <w:rPr>
+                <w:sz w:val="19"/>
+              </w:rPr>
+              <w:t xml:space="preserve">ЭФ с пылью</w:t>
+            </w:r>
+          </w:p>
+        </w:tc>
+        <w:tc>
+          <w:tcPr>
+            <w:tcW w:w="5000" w:type="dxa"/>
+          </w:tcPr>
+          <w:p>
+            <w:r>
+              <w:rPr>
+                <w:sz w:val="19"/>
+              </w:rPr>
+              <w:t xml:space="preserve">72,6 + 17,1 = 89,7 т на опоры каждого</w:t>
+            </w:r>
+          </w:p>
+        </w:tc>
+        <w:tc>
+          <w:tcPr>
+            <w:tcW w:w="3038" w:type="dxa"/>
+          </w:tcPr>
+          <w:p>
+            <w:r>
+              <w:rPr>
+                <w:color w:val="666666"/>
+                <w:sz w:val="18"/>
+              </w:rPr>
+              <w:t xml:space="preserve">ИД табл. 23 п.355; табл. 25</w:t>
+            </w:r>
+          </w:p>
+        </w:tc>
+      </w:tr>
+      <w:tr>
+        <w:tc>
+          <w:tcPr>
+            <w:tcW w:w="3600" w:type="dxa"/>
+          </w:tcPr>
+          <w:p>
+            <w:r>
+              <w:rPr>
+                <w:sz w:val="19"/>
+              </w:rPr>
+              <w:t xml:space="preserve">Пыль в газоходах</w:t>
+            </w:r>
+          </w:p>
+        </w:tc>
+        <w:tc>
+          <w:tcPr>
+            <w:tcW w:w="5000" w:type="dxa"/>
+          </w:tcPr>
+          <w:p>
+            <w:r>
+              <w:rPr>
+                <w:sz w:val="19"/>
+              </w:rPr>
+              <w:t xml:space="preserve">до 50 т на участок «печь–КУ» и «КУ–циклон»</w:t>
+            </w:r>
+          </w:p>
+        </w:tc>
+        <w:tc>
+          <w:tcPr>
+            <w:tcW w:w="3038" w:type="dxa"/>
+          </w:tcPr>
+          <w:p>
+            <w:r>
+              <w:rPr>
+                <w:color w:val="666666"/>
+                <w:sz w:val="18"/>
+              </w:rPr>
+              <w:t xml:space="preserve">ИД табл. 25 (НЗП газоходных трактов)</w:t>
+            </w:r>
+          </w:p>
+        </w:tc>
+      </w:tr>
+      <w:tr>
+        <w:tc>
+          <w:tcPr>
+            <w:tcW w:w="3600" w:type="dxa"/>
+          </w:tcPr>
+          <w:p>
+            <w:r>
+              <w:rPr>
+                <w:sz w:val="19"/>
+              </w:rPr>
+              <w:t xml:space="preserve">Бункеры шихтовки (заполнение)</w:t>
+            </w:r>
+          </w:p>
+        </w:tc>
+        <w:tc>
+          <w:tcPr>
+            <w:tcW w:w="5000" w:type="dxa"/>
+          </w:tcPr>
+          <w:p>
+            <w:r>
+              <w:rPr>
+                <w:sz w:val="19"/>
+              </w:rPr>
+              <w:t xml:space="preserve">132,6 / 149,3 / 27,0 / 30,0 / 125,0 т</w:t>
+            </w:r>
+          </w:p>
+        </w:tc>
+        <w:tc>
+          <w:tcPr>
+            <w:tcW w:w="3038" w:type="dxa"/>
+          </w:tcPr>
+          <w:p>
+            <w:r>
+              <w:rPr>
+                <w:color w:val="666666"/>
+                <w:sz w:val="18"/>
+              </w:rPr>
+              <w:t xml:space="preserve">ИД табл. 25</w:t>
             </w:r>
           </w:p>
         </w:tc>
@@ -8417,7 +8565,7 @@
           <w:color w:val="444444"/>
           <w:sz w:val="19"/>
         </w:rPr>
-        <w:t xml:space="preserve">СП 75.13330.2011 — Технологическое оборудование и трубопроводы — правила производства и приёмки монтажных работ; СП 70.13330.2012 — Несущие и ограждающие конструкции — монтаж каркаса, сварные соединения; ГОСТ 24444-87 — Оборудование технологическое — требования монтажной технологичности (закладывается в ОЛ); ФНП № 461 от 26.11.2020 — Подъёмные сооружения — краны, ППР с применением ПС, такелаж; ФНП № 536 от 15.12.2020 — Монтаж и гидроиспытания котла-утилизатора и паропроводов; ФНП № 486 от 26.11.2020 — Монтаж и обезжиривание кислородных линий</w:t>
+        <w:t xml:space="preserve">СП 20.13330.2016 — Нагрузки и воздействия: сочетания, снеговые мешки, крановые нагрузки (разд. 9); СП 16.13330.2017 — Стальные конструкции — расчёт каркасов, этажерок, опор газоходов; СП 63.13330.2018 — Железобетонные конструкции — фундаменты, подпорные элементы, перекрытия на 0,000; СП 43.13330.2012 — Бункеры и силосы: давление сыпучего на стенки (с учётом сводообразования и обрушения), опорные узлы; СП 14.13330.2018 — Проверка при сейсмичности 6 баллов (справочно; спецмероприятия как правило не требуются); ГОСТ 27751-2014 — Надёжность строительных конструкций — класс сооружения КС-2/КС-3 (уточнить для этажерки печи)</w:t>
       </w:r>
     </w:p>
     <w:p>
@@ -8433,7 +8581,7 @@
         <w:rPr>
           <w:sz w:val="19"/>
         </w:rPr>
-        <w:t xml:space="preserve">Массы и разбивка на монтажные блоки КУ, печи, холодильников, воздуходувки — по КД заводов (ведомость блоков — итерация после ТКП)</w:t>
+        <w:t xml:space="preserve">Базис строки табл. 25 «бункер оборотного огарка 50 м³ — 149,3 т» (2,99 т/м³ против 2,21 т/м³ силоса огарка) — запрос Гипроникелю; до ответа в расчёт конструкций принимается 149,3 т</w:t>
       </w:r>
     </w:p>
     <w:p>
@@ -8449,7 +8597,7 @@
         <w:rPr>
           <w:sz w:val="19"/>
         </w:rPr>
-        <w:t xml:space="preserve">Способ доставки силоса 100 м³ (цельный негабарит / полистовая сборка) — логистическая проработка</w:t>
+        <w:t xml:space="preserve">Массы КУ, барабана, воздуходувки, рукавных фильтров — по ТКП/КД заводов (закладываются в планы нагрузок итерацией)</w:t>
       </w:r>
     </w:p>
     <w:p>
@@ -8465,7 +8613,23 @@
         <w:rPr>
           <w:sz w:val="19"/>
         </w:rPr>
-        <w:t xml:space="preserve">Грузоподъёмность и режим работы мостового крана — после фиксации массы барабана КУ</w:t>
+        <w:t xml:space="preserve">Класс ответственности этажерки печи (КС-2 или КС-3) — согласовать с генпроектировщиком</w:t>
+      </w:r>
+    </w:p>
+    <w:p>
+      <w:r>
+        <w:rPr>
+          <w:b/>
+          <w:color w:val="8A6200"/>
+          <w:sz w:val="19"/>
+        </w:rPr>
+        <w:t xml:space="preserve">— определяется на стадии БИ: </w:t>
+      </w:r>
+      <w:r>
+        <w:rPr>
+          <w:sz w:val="19"/>
+        </w:rPr>
+        <w:t xml:space="preserve">Нагрузки от эстакады газохода в СКЦ — после трассировки по генплану</w:t>
       </w:r>
     </w:p>
     <w:p>
@@ -8477,7 +8641,7 @@
           <w:b/>
           <w:sz w:val="26"/>
         </w:rPr>
-        <w:t xml:space="preserve">Спецификации, опросные листы, нетиповое оборудование и оборудование длительного цикла изготовления</w:t>
+        <w:t xml:space="preserve">Планы фундаментов с нагрузками, включая динамические</w:t>
       </w:r>
     </w:p>
     <w:p>
@@ -8485,7 +8649,7 @@
         <w:rPr>
           <w:sz w:val="20"/>
         </w:rPr>
-        <w:t xml:space="preserve">**Спецификация основного и вспомогательного оборудования** оформляется по ГОСТ 21.110-2013 с обязательными графами ТЗ п.3.5: технические характеристики, габариты, масса, энергопотребление; базовое наполнение — из ИД табл. 23/24Б/25 (позиции, типоразмеры, массы: ЭФ 72,6 т, циклон 1,19 т, дымосос 3,32+2,32 т и т.д.) с дополнением данными ТКП. **Спецификация нетипового оборудования** с техтребованиями к проектированию, изготовлению и поставке + эскизные чертежи (ГОСТ 2.119-2013): печь КС (корпус, свод, газораспределительная подина с 583 соплами ХН78Т, пороги выгрузки с дроссельным затвором и ножевой шиберной задвижкой, шнековый забрасыватель), котёл-утилизатор (перепроектирование под параметры ИД), топка-смеситель дутья, приёмные/расходные бункеры с футеровкой PE500, силосные башни, укрытия и узлы аспирации, газоходы Ø2000/Ø1100 с футеровкой.</w:t>
+        <w:t xml:space="preserve">Грунтовые условия площадки благоприятные (особых условий нет — ТЗ п.2.9.6); тип фундаментов — монолитные ж/б на естественном основании (уточняется ИГИ конкретного пятна). **Статические нагрузки** — по реестру раздела конструкций; ниже — фундаменты с динамической составляющей, рассчитываемые по **СП 26.13330.2012 «Фундаменты машин с динамическими нагрузками»**.</w:t>
       </w:r>
     </w:p>
     <w:p>
@@ -8493,7 +8657,7 @@
         <w:rPr>
           <w:sz w:val="20"/>
         </w:rPr>
-        <w:t xml:space="preserve">**Комплект опросных листов** (по одному на каждую позицию основного технологического, электротехнического и КИП-оборудования — формы КГМК): в ОЛ обязательно вносятся параметры двух вариантов обжига (осн./вспом.) как два расчётных режима — газовый тракт, КУ и дымососы выбираются по вспомогательному (больший объём газа), кислородный узел — по основному; для динамических машин — требование паспортных динамических нагрузок и класса балансировки; для ЭФ — гарантия ≤0,1 г/нм³ при 21 830 нм³/ч; для рукавных фильтров аспирации — ≤10 мг/нм³; для всех СИ — внесение в Госреестр РФ и первичная поверка (Прил. №5).</w:t>
+        <w:t xml:space="preserve">(1) **Дымососы ДН-15БНЖ (2 шт.)** — главный источник динамики: ротор с двигателем 400 кВт, **n = 1500 об/мин (частота вынуждающей силы 25 Гц)**, масса агрегата 5,64 т (дымосос 3,32 + двигатель 2,32). Фундамент — массивный ж/б блок на общей раме под улитку и двигатель; ориентировочная масса блока — 8–12-кратная масса агрегата (45–70 т, уточняется расчётом амплитуд); нормативная динамическая нагрузка — от остаточного дисбаланса ротора по паспорту (класс балансировки G6.3 — запросить в ОЛ), расчёт амплитуд колебаний на отметке опор — не более допускаемых по СП 26.13330 для машин с вращающимися частями; отстройка собственных частот фундамента от 25 Гц не менее ±25 %. Виброизоляция от каркаса здания — фундамент отделён сквозным швом; газоход присоединяется через мягкие вставки/линзовые компенсаторы (исключение передачи вибрации на тракт и обратной «раскачки» опор). Предусмотреть штатные точки вибромониторинга (2 канала на подшипник, СКЗ виброскорости, интеграция в АСУТП).</w:t>
       </w:r>
     </w:p>
     <w:p>
@@ -8501,7 +8665,15 @@
         <w:rPr>
           <w:sz w:val="20"/>
         </w:rPr>
-        <w:t xml:space="preserve">**Оборудование длительного цикла изготовления** (исходные требования выдаются в первоочередном порядке для контрактации до завершения БИ): печь КС с футеровкой (цикл проектирования+изготовления 12–18 мес — оценка), котёл-утилизатор (12–16 мес), электрофильтры (10–14 мес), воздуходувка (8–12 мес), дымососы, холодильники Holo-Screw Flite (импортозамещение — проработка аналогов), силосные башни, агрегаты питания ЭФ, КТП и ЧРП 6 кВ. По каждой позиции — не менее 2–3 ТКП (ТЗ п.3.6). Импортозамещение по Прил. №5 (оборудование и ПО автоматизации — производства РФ; отступления — по согласованию с Заказчиком) распространяется и на приводную технику.</w:t>
+        <w:t xml:space="preserve">(2) **Воздуходувка дутья** — тип не выбран (центробежная одно/двухступенчатая; ≈220 кВт (осн.) / ≈410 кВт (вспом.) на валу при конечном давлении 0,09–0,12 МПа изб. (π ≈ 2,0; расчёт КВАНТ, блок L1-EL), уточняется выбором машины; обороты 3000 об/мин или выше при мультипликаторе — 50+ Гц); фундамент проектируется по паспортным динамическим нагрузкам поставщика; до выбора машины в планах резервируется блок 6×4 м с допуском по массе до 60 т. (3) **Печь КС** — квазистатическая, но с пульсационной составляющей кипящего слоя (пульсации перепада 48–53 кПа на площади 28,3 м² — знакопеременная составляющая до ~1–2 % статики в полосе 0,5–5 Гц); фундамент печи — плита под опорный каркас, проверка на резонанс с низшими тонами каркаса. (4) **Смеситель СШ-25, шнековые холодильники, конвейеры** — малые динамические добавки (коэффициент динамичности 1,1–1,2 к статике); вибраторы бункеров и виброразгружатели силосов — локальные импульсные нагрузки, гасятся конструкцией силоса (проверка узлов крепления на усталость). (5) **ЭФ** — статика 89,7 т + импульсы встряхивания молотками (учитываются коэффициентом 1,1). (6) **Мостовой кран** — горизонтальные тормозные силы на колонны по СП 20.13330.</w:t>
+      </w:r>
+    </w:p>
+    <w:p>
+      <w:r>
+        <w:rPr>
+          <w:sz w:val="20"/>
+        </w:rPr>
+        <w:t xml:space="preserve">Все фундаменты под «мокрые» и пылевые зоны (холодильники, силосы, фильтрация) — с бортиками и трапами; фундаменты у цементной меди — с кислотостойким покрытием пола (ИД разд. 2.2: полы из кислотоупорного бетона с дренажными канавками). Анкеровка — закладные и фундаментные болты по ГОСТ 24379.1-2012. На планах фундаментов для каждого узла приводится таблица: N ст., N длит., F дин. (амплитуда, частота), допускаемая амплитуда, привязка болтов.</w:t>
       </w:r>
     </w:p>
     <w:tbl>
@@ -8579,160 +8751,202 @@
               <w:rPr>
                 <w:sz w:val="19"/>
               </w:rPr>
-              <w:t xml:space="preserve">Объём комплекта ОЛ (оценка)</w:t>
-            </w:r>
-          </w:p>
-        </w:tc>
-        <w:tc>
-          <w:tcPr>
-            <w:tcW w:w="5000" w:type="dxa"/>
-          </w:tcPr>
-          <w:p>
-            <w:r>
-              <w:rPr>
-                <w:sz w:val="19"/>
-              </w:rPr>
-              <w:t xml:space="preserve">~35–45 позиций технологического + электро + КИП</w:t>
-            </w:r>
-          </w:p>
-        </w:tc>
-        <w:tc>
-          <w:tcPr>
-            <w:tcW w:w="3038" w:type="dxa"/>
-          </w:tcPr>
-          <w:p>
-            <w:r>
-              <w:rPr>
-                <w:color w:val="666666"/>
-                <w:sz w:val="18"/>
-              </w:rPr>
-              <w:t xml:space="preserve">состав по ИД табл. 24Б; оценка Исполнителя</w:t>
-            </w:r>
-          </w:p>
-        </w:tc>
-      </w:tr>
-      <w:tr>
-        <w:tc>
-          <w:tcPr>
-            <w:tcW w:w="3600" w:type="dxa"/>
-          </w:tcPr>
-          <w:p>
-            <w:r>
-              <w:rPr>
-                <w:sz w:val="19"/>
-              </w:rPr>
-              <w:t xml:space="preserve">Определяющий режим для газового тракта</w:t>
-            </w:r>
-          </w:p>
-        </w:tc>
-        <w:tc>
-          <w:tcPr>
-            <w:tcW w:w="5000" w:type="dxa"/>
-          </w:tcPr>
-          <w:p>
-            <w:r>
-              <w:rPr>
-                <w:sz w:val="19"/>
-              </w:rPr>
-              <w:t xml:space="preserve">вспомогательный (21 830 нм³/ч, 5 426 Па)</w:t>
-            </w:r>
-          </w:p>
-        </w:tc>
-        <w:tc>
-          <w:tcPr>
-            <w:tcW w:w="3038" w:type="dxa"/>
-          </w:tcPr>
-          <w:p>
-            <w:r>
-              <w:rPr>
-                <w:color w:val="666666"/>
-                <w:sz w:val="18"/>
-              </w:rPr>
-              <w:t xml:space="preserve">ИД табл. 23 п.357, 398; разд. 2.5</w:t>
-            </w:r>
-          </w:p>
-        </w:tc>
-      </w:tr>
-      <w:tr>
-        <w:tc>
-          <w:tcPr>
-            <w:tcW w:w="3600" w:type="dxa"/>
-          </w:tcPr>
-          <w:p>
-            <w:r>
-              <w:rPr>
-                <w:sz w:val="19"/>
-              </w:rPr>
-              <w:t xml:space="preserve">Определяющий режим для кислородного узла</w:t>
-            </w:r>
-          </w:p>
-        </w:tc>
-        <w:tc>
-          <w:tcPr>
-            <w:tcW w:w="5000" w:type="dxa"/>
-          </w:tcPr>
-          <w:p>
-            <w:r>
-              <w:rPr>
-                <w:sz w:val="19"/>
-              </w:rPr>
-              <w:t xml:space="preserve">основной (4 687 нм³/ч O₂)</w:t>
-            </w:r>
-          </w:p>
-        </w:tc>
-        <w:tc>
-          <w:tcPr>
-            <w:tcW w:w="3038" w:type="dxa"/>
-          </w:tcPr>
-          <w:p>
-            <w:r>
-              <w:rPr>
-                <w:color w:val="666666"/>
-                <w:sz w:val="18"/>
-              </w:rPr>
-              <w:t xml:space="preserve">ИД табл. 23 п.198</w:t>
-            </w:r>
-          </w:p>
-        </w:tc>
-      </w:tr>
-      <w:tr>
-        <w:tc>
-          <w:tcPr>
-            <w:tcW w:w="3600" w:type="dxa"/>
-          </w:tcPr>
-          <w:p>
-            <w:r>
-              <w:rPr>
-                <w:sz w:val="19"/>
-              </w:rPr>
-              <w:t xml:space="preserve">Длительный цикл (оценка сроков)</w:t>
-            </w:r>
-          </w:p>
-        </w:tc>
-        <w:tc>
-          <w:tcPr>
-            <w:tcW w:w="5000" w:type="dxa"/>
-          </w:tcPr>
-          <w:p>
-            <w:r>
-              <w:rPr>
-                <w:sz w:val="19"/>
-              </w:rPr>
-              <w:t xml:space="preserve">печь 12–18 мес; КУ 12–16; ЭФ 10–14 мес</w:t>
-            </w:r>
-          </w:p>
-        </w:tc>
-        <w:tc>
-          <w:tcPr>
-            <w:tcW w:w="3038" w:type="dxa"/>
-          </w:tcPr>
-          <w:p>
-            <w:r>
-              <w:rPr>
-                <w:color w:val="666666"/>
-                <w:sz w:val="18"/>
-              </w:rPr>
-              <w:t xml:space="preserve">оценка Исполнителя (уточняется ТКП)</w:t>
+              <w:t xml:space="preserve">Дымосос: частота возмущения</w:t>
+            </w:r>
+          </w:p>
+        </w:tc>
+        <w:tc>
+          <w:tcPr>
+            <w:tcW w:w="5000" w:type="dxa"/>
+          </w:tcPr>
+          <w:p>
+            <w:r>
+              <w:rPr>
+                <w:sz w:val="19"/>
+              </w:rPr>
+              <w:t xml:space="preserve">25 Гц (1500 об/мин), агрегат 5,64 т</w:t>
+            </w:r>
+          </w:p>
+        </w:tc>
+        <w:tc>
+          <w:tcPr>
+            <w:tcW w:w="3038" w:type="dxa"/>
+          </w:tcPr>
+          <w:p>
+            <w:r>
+              <w:rPr>
+                <w:color w:val="666666"/>
+                <w:sz w:val="18"/>
+              </w:rPr>
+              <w:t xml:space="preserve">ИД табл. 23 п.391-392, 397</w:t>
+            </w:r>
+          </w:p>
+        </w:tc>
+      </w:tr>
+      <w:tr>
+        <w:tc>
+          <w:tcPr>
+            <w:tcW w:w="3600" w:type="dxa"/>
+          </w:tcPr>
+          <w:p>
+            <w:r>
+              <w:rPr>
+                <w:sz w:val="19"/>
+              </w:rPr>
+              <w:t xml:space="preserve">Масса фундамента дымососа (предв.)</w:t>
+            </w:r>
+          </w:p>
+        </w:tc>
+        <w:tc>
+          <w:tcPr>
+            <w:tcW w:w="5000" w:type="dxa"/>
+          </w:tcPr>
+          <w:p>
+            <w:r>
+              <w:rPr>
+                <w:sz w:val="19"/>
+              </w:rPr>
+              <w:t xml:space="preserve">45–70 т (8–12 × масса агрегата), отстройка от 25 Гц ±25 %</w:t>
+            </w:r>
+          </w:p>
+        </w:tc>
+        <w:tc>
+          <w:tcPr>
+            <w:tcW w:w="3038" w:type="dxa"/>
+          </w:tcPr>
+          <w:p>
+            <w:r>
+              <w:rPr>
+                <w:color w:val="666666"/>
+                <w:sz w:val="18"/>
+              </w:rPr>
+              <w:t xml:space="preserve">решение БИ по СП 26.13330</w:t>
+            </w:r>
+          </w:p>
+        </w:tc>
+      </w:tr>
+      <w:tr>
+        <w:tc>
+          <w:tcPr>
+            <w:tcW w:w="3600" w:type="dxa"/>
+          </w:tcPr>
+          <w:p>
+            <w:r>
+              <w:rPr>
+                <w:sz w:val="19"/>
+              </w:rPr>
+              <w:t xml:space="preserve">Воздуходувка: резерв под фундамент</w:t>
+            </w:r>
+          </w:p>
+        </w:tc>
+        <w:tc>
+          <w:tcPr>
+            <w:tcW w:w="5000" w:type="dxa"/>
+          </w:tcPr>
+          <w:p>
+            <w:r>
+              <w:rPr>
+                <w:sz w:val="19"/>
+              </w:rPr>
+              <w:t xml:space="preserve">блок 6×4 м, до 60 т — до выбора машины</w:t>
+            </w:r>
+          </w:p>
+        </w:tc>
+        <w:tc>
+          <w:tcPr>
+            <w:tcW w:w="3038" w:type="dxa"/>
+          </w:tcPr>
+          <w:p>
+            <w:r>
+              <w:rPr>
+                <w:color w:val="666666"/>
+                <w:sz w:val="18"/>
+              </w:rPr>
+              <w:t xml:space="preserve">решение БИ (машина не выбрана — см. открытые вопросы)</w:t>
+            </w:r>
+          </w:p>
+        </w:tc>
+      </w:tr>
+      <w:tr>
+        <w:tc>
+          <w:tcPr>
+            <w:tcW w:w="3600" w:type="dxa"/>
+          </w:tcPr>
+          <w:p>
+            <w:r>
+              <w:rPr>
+                <w:sz w:val="19"/>
+              </w:rPr>
+              <w:t xml:space="preserve">Пульсации слоя печи</w:t>
+            </w:r>
+          </w:p>
+        </w:tc>
+        <w:tc>
+          <w:tcPr>
+            <w:tcW w:w="5000" w:type="dxa"/>
+          </w:tcPr>
+          <w:p>
+            <w:r>
+              <w:rPr>
+                <w:sz w:val="19"/>
+              </w:rPr>
+              <w:t xml:space="preserve">перепад 48–53 кПа на 28,27 м², полоса 0,5–5 Гц</w:t>
+            </w:r>
+          </w:p>
+        </w:tc>
+        <w:tc>
+          <w:tcPr>
+            <w:tcW w:w="3038" w:type="dxa"/>
+          </w:tcPr>
+          <w:p>
+            <w:r>
+              <w:rPr>
+                <w:color w:val="666666"/>
+                <w:sz w:val="18"/>
+              </w:rPr>
+              <w:t xml:space="preserve">ИД табл. 23 п.215, 226-228 (пульсации — природа КС)</w:t>
+            </w:r>
+          </w:p>
+        </w:tc>
+      </w:tr>
+      <w:tr>
+        <w:tc>
+          <w:tcPr>
+            <w:tcW w:w="3600" w:type="dxa"/>
+          </w:tcPr>
+          <w:p>
+            <w:r>
+              <w:rPr>
+                <w:sz w:val="19"/>
+              </w:rPr>
+              <w:t xml:space="preserve">Класс балансировки роторов</w:t>
+            </w:r>
+          </w:p>
+        </w:tc>
+        <w:tc>
+          <w:tcPr>
+            <w:tcW w:w="5000" w:type="dxa"/>
+          </w:tcPr>
+          <w:p>
+            <w:r>
+              <w:rPr>
+                <w:sz w:val="19"/>
+              </w:rPr>
+              <w:t xml:space="preserve">G6.3 — включить в опросные листы</w:t>
+            </w:r>
+          </w:p>
+        </w:tc>
+        <w:tc>
+          <w:tcPr>
+            <w:tcW w:w="3038" w:type="dxa"/>
+          </w:tcPr>
+          <w:p>
+            <w:r>
+              <w:rPr>
+                <w:color w:val="666666"/>
+                <w:sz w:val="18"/>
+              </w:rPr>
+              <w:t xml:space="preserve">решение БИ (ГОСТ ИСО 21940-11)</w:t>
             </w:r>
           </w:p>
         </w:tc>
@@ -8751,7 +8965,7 @@
           <w:color w:val="444444"/>
           <w:sz w:val="19"/>
         </w:rPr>
-        <w:t xml:space="preserve">ГОСТ 21.110-2013 — Спецификация оборудования, изделий и материалов; ГОСТ 2.119-2013 — Эскизный проект — состав эскизных чертежей нетипового оборудования; ГОСТ 15.005-86 — Создание изделий единичного и мелкосерийного производства — печь, КУ, нетиповые металлоконструкции (уточнить применимость с Заказчиком); ТР ТС 010/2011, ТР ТС 032/2013 — Обязательная оценка соответствия — фиксируется в ОЛ</w:t>
+        <w:t xml:space="preserve">СП 26.13330.2012 — Фундаменты машин с динамическими нагрузками — дымососы, воздуходувка; допускаемые амплитуды; СП 22.13330.2016 — Основания зданий и сооружений — несущая способность и осадки; ГОСТ 24379.1-2012 — Болты фундаментные — анкеровка оборудования; ГОСТ ИСО 21940-11-2019 — Балансировка роторов — назначение класса G для дымососов/воздуходувки (уточнить номер применяемой части); ГОСТ 12.1.012-2004 — Вибрационная безопасность — уровни на рабочих местах у дымососов</w:t>
       </w:r>
     </w:p>
     <w:p>
@@ -8767,7 +8981,7 @@
         <w:rPr>
           <w:sz w:val="19"/>
         </w:rPr>
-        <w:t xml:space="preserve">Формы опросных листов КГМК — запросить у Заказчика до выпуска комплекта</w:t>
+        <w:t xml:space="preserve">ИГИ пятна застройки (модуль деформации, УГВ) — задание на изыскания в составе БИ</w:t>
       </w:r>
     </w:p>
     <w:p>
@@ -8783,7 +8997,7 @@
         <w:rPr>
           <w:sz w:val="19"/>
         </w:rPr>
-        <w:t xml:space="preserve">Перечень оборудования, передаваемого в ЦИМ (Приложение №4) — увязка атрибутов спецификации с моделью</w:t>
+        <w:t xml:space="preserve">Паспортные динамические нагрузки дымососа и воздуходувки — по ОЛ поставщиков</w:t>
       </w:r>
     </w:p>
     <w:p>
@@ -8799,7 +9013,7 @@
         <w:rPr>
           <w:sz w:val="19"/>
         </w:rPr>
-        <w:t xml:space="preserve">Статус проекта печи HATCH (права, актуализация под РФ-изготовителя) — решение Заказчика</w:t>
+        <w:t xml:space="preserve">Необходимость виброизоляторов под дымосос (пружинные блоки) против массивного фундамента — ТЭО на стадии БИ</w:t>
       </w:r>
     </w:p>
     <w:p>
@@ -8811,7 +9025,7 @@
           <w:b/>
           <w:sz w:val="26"/>
         </w:rPr>
-        <w:t xml:space="preserve">Тепловыделения и выделения вредностей от оборудования в помещения цеха</w:t>
+        <w:t xml:space="preserve">Требования к монтажу (включая вес самых тяжёлых частей)</w:t>
       </w:r>
     </w:p>
     <w:p>
@@ -8819,7 +9033,7 @@
         <w:rPr>
           <w:sz w:val="20"/>
         </w:rPr>
-        <w:t xml:space="preserve">**Тепловыделения.** Базовая статья — потери печи КС в окружающую среду: 10 % теплового баланса = **3,67 ГДж/ч (1,02 МВт) осн. / 6,46 ГДж/ч (1,79 МВт) вспом.** (ИД табл. 23 п.240); большая часть рассеивается поверхностями печи (корпус ~200 м², температура наружной поверхности при шамотной футеровке — 60–90 °C расчётно) и газоходом Ø2000 в помещение отделения обжига. Дополнительно в цех поступают: потери изолированных поверхностей КУ, газоходов и паропроводов (при нормируемой плотности потока по СП 61.13330 ~150–300 Вт/м² на горячих трактах — суммарно 0,2–0,4 МВт, уточняется расчётом изоляции); тепло от электроприводов (~10 % потребляемой мощности ≈ 20–60 кВт); тепло охлаждаемых продуктов на открытых участках шнеков (малое, тракты закрыты). **Итого проектная оценка тепловыделений в объём цеха 1,3–2,2 МВт** — определяющая нагрузка для воздухообмена: летом — аэрация/механическая вытяжка из верхней зоны отделения обжига, зимой тепловыделения частично замещают отопление (дежурное отопление +5 °C в нерабочих зонах, воздушно-тепловые завесы ворот — климат −40 °C). Точный тепловой паспорт по помещениям выдаётся в БИ таблицей «аппарат → поверхность, м² → t поверхности → Вт».</w:t>
+        <w:t xml:space="preserve">**Самые тяжёлые и крупногабаритные единицы** (определяют такелажную схему): электрофильтр УГТ1-20-4 — **72,6 т общий вес** при габарите 18,1×4,8×18,7 м; поставка секциями: корпус (царги), блоки осадительных/коронирующих электродов, бункер; максимальный монтажный блок — по разбивке завода (предварительно 15–20 т — корпусная секция); монтаж — гусеничным/автокраном соответствующей грузовысотной характеристики до закрытия теплового контура (ЭФ монтируются первыми либо через монтажный проём). Котёл-утилизатор: наиболее тяжёлая единица — **барабан** (масса по КД завода; по аналогам КУ печей КС — ориентировочно 15–25 т, уточнить в ОЛ) на верхней отметке ~+18…20 — требуется кран большой грузовысотности или накатка по временным путям; панели «лист-полутруба» — блоками по 3–8 т. Печь КС: корпус Ø6–8,4 м — негабарит, поставка царгами с укрупнительной сборкой на площадке у оси печи; масса самой тяжёлой царги — по КД (оценочно 10–15 т); футеровка ~135 т шамота — ручная кладка по проекту футеровки с регламентированной сушкой 10–30 сут (дрова + горелки МГМГ-10, кривая сушки — по проекту футеровки). Дымосос: улитка 3,32 т + двигатель 2,32 т; холодильник D2424-6 — двухшнековый блок ~9,6 м длиной (масса — в ОЛ, оценочно 12–18 т); силосная башня 100 м³ — цельносварная обечайка (транспортный негабарит — согласование перевозки) либо полистовая сборка на месте.</w:t>
       </w:r>
     </w:p>
     <w:p>
@@ -8827,7 +9041,7 @@
         <w:rPr>
           <w:sz w:val="20"/>
         </w:rPr>
-        <w:t xml:space="preserve">**Вредности.** (1) SO₂: источники — надслоевое пространство печи (+50–100 Па) через неплотности загрузочного узла и порогов, ревизионные люки при обслуживании; мероприятия: аспирация укрытий узлов печи, поддержание минимального избыточного давления/перевод на разрежение (вопрос уставки — см. P&amp;ID), газоанализаторы СО₂/SO₂ рабочей зоны с сигнализацией при ПДКрз 10 мг/м³ (ГОСТ 12.1.005). (2) Пыль медьсодержащая (Cu, Ni — с учётом канцерогенности Ni): источники — пересыпки, растаривание, налив; мероприятия: герметизация + аспирация с возвратом пыли, уборка полов промышленными пылесосами/гидросмывом (сухая пыль II класса опасности — ИД разд. 6), контроль воздуха рабочей зоны по программе производственного контроля (СП 2.2.3670-20). (3) Тепловое излучение у печи и порогов выгрузки (930 °C) — экранирование, ограничение времени пребывания, СИЗ; облучённость на рабочих местах ≤140 Вт/м² по СанПиН 1.2.3685-21 (уточняется расчётом). (4) Шум: дымососы 400 кВт, воздуходувка — шумоизолированные помещения/кожухи, цель ≤80 дБА на рабочих местах (ГОСТ 12.1.003). (5) Вибрация — виброизоляция фундаментов (см. раздел 17). Категории помещений по пожарной опасности: мазутный узел — В1-В2; электропомещения — В1-В3; основные технологические отделения — Д/Г (негорючие материалы при высоких температурах); уточняется расчётом по СП 12.13130.2009.</w:t>
+        <w:t xml:space="preserve">**Порядок и требования**: (1) монтаж по ППР(м), разрабатываемому на базе настоящих требований БИ; последовательность: фундаменты и подливка → крупногабарит до закрытия контура (ЭФ, КУ, печь, силосы) → каркас и кровля → трубопроводы/газоходы → КИП; (2) мостовой кран пролёта печи/КУ вводится в строй на раннем этапе и используется как монтажный механизм для внутренних узлов (г/п проверяется по барабану КУ); (3) сварка газоходов 09Г2С и коллекторов КУ — аттестованные технологии (НАКС) с контролем по СП 70.13330 и ФНП № 536 для элементов под давлением; футеровка газоходов легковесом ШЛ-0,4 — после испытаний на плотность; (4) кислородопровод — обезжиривание, монтаж по ФНП № 486; (5) выверка динамического оборудования: соосность валов дымососов/двигателей лазерной центровкой (допуски — по паспорту, класс G6.3), подливка безусадочными составами; (6) холодные испытания трактов: воздушная опрессовка газового тракта с проверкой присосов (норма подсосов по ИД: КУ 4,9 %, циклон 3,1 %, ЭФ 1,5 % — приёмочный критерий герметичности), гидроиспытания КУ по ФНП № 536; (7) монтаж в зимний период — тепляки для бетонных и футеровочных работ (расчётная температура −40 °C); (8) весовой контроль негабаритов при перевозке по площадке — согласование маршрутов с КГМК; (9) специальные требования к монтажу КУ: монтаж укрупнёнными блоками максимальной заводской готовности; барабан — самая тяжёлая единица котла — устанавливается на верхнюю отметку (~+18…20) до закрытия теплового контура краном соответствующей грузовысотной характеристики либо накаткой по временным путям, строповка только за штатные элементы по схеме завода-изготовителя; сварка стыков элементов под давлением — аттестованные технологии с неразрушающим контролем в объёме ФНП № 536; гидроиспытание — после завершения монтажа до нанесения изоляции и обмуровки (пробное давление — по расчёту завода, ориентир 1,25 расчётного); опоры и подвески поверхностей нагрева выверяются с учётом тепловых расширений по КД завода. Программы испытаний, сушки футеровки и пусконаладки — см. раздел испытаний и приёмки. В составе БИ выдаётся ведомость монтажных блоков с массами, размерами и отметками установки + требования к такелажной оснастке.</w:t>
       </w:r>
     </w:p>
     <w:tbl>
@@ -8905,202 +9119,244 @@
               <w:rPr>
                 <w:sz w:val="19"/>
               </w:rPr>
-              <w:t xml:space="preserve">Потери печи в окружающую среду</w:t>
-            </w:r>
-          </w:p>
-        </w:tc>
-        <w:tc>
-          <w:tcPr>
-            <w:tcW w:w="5000" w:type="dxa"/>
-          </w:tcPr>
-          <w:p>
-            <w:r>
-              <w:rPr>
-                <w:sz w:val="19"/>
-              </w:rPr>
-              <w:t xml:space="preserve">1,02 / 1,79 МВт (10 % баланса)</w:t>
-            </w:r>
-          </w:p>
-        </w:tc>
-        <w:tc>
-          <w:tcPr>
-            <w:tcW w:w="3038" w:type="dxa"/>
-          </w:tcPr>
-          <w:p>
-            <w:r>
-              <w:rPr>
-                <w:color w:val="666666"/>
-                <w:sz w:val="18"/>
-              </w:rPr>
-              <w:t xml:space="preserve">ИД табл. 23 п.240 (пересчёт в МВт)</w:t>
-            </w:r>
-          </w:p>
-        </w:tc>
-      </w:tr>
-      <w:tr>
-        <w:tc>
-          <w:tcPr>
-            <w:tcW w:w="3600" w:type="dxa"/>
-          </w:tcPr>
-          <w:p>
-            <w:r>
-              <w:rPr>
-                <w:sz w:val="19"/>
-              </w:rPr>
-              <w:t xml:space="preserve">Суммарные тепловыделения в цех (предв.)</w:t>
-            </w:r>
-          </w:p>
-        </w:tc>
-        <w:tc>
-          <w:tcPr>
-            <w:tcW w:w="5000" w:type="dxa"/>
-          </w:tcPr>
-          <w:p>
-            <w:r>
-              <w:rPr>
-                <w:sz w:val="19"/>
-              </w:rPr>
-              <w:t xml:space="preserve">1,3–2,2 МВт</w:t>
-            </w:r>
-          </w:p>
-        </w:tc>
-        <w:tc>
-          <w:tcPr>
-            <w:tcW w:w="3038" w:type="dxa"/>
-          </w:tcPr>
-          <w:p>
-            <w:r>
-              <w:rPr>
-                <w:color w:val="666666"/>
-                <w:sz w:val="18"/>
-              </w:rPr>
-              <w:t xml:space="preserve">оценка Исполнителя (печь по ИД + изоляция по СП 61.13330)</w:t>
-            </w:r>
-          </w:p>
-        </w:tc>
-      </w:tr>
-      <w:tr>
-        <w:tc>
-          <w:tcPr>
-            <w:tcW w:w="3600" w:type="dxa"/>
-          </w:tcPr>
-          <w:p>
-            <w:r>
-              <w:rPr>
-                <w:sz w:val="19"/>
-              </w:rPr>
-              <w:t xml:space="preserve">ПДКрз SO₂</w:t>
-            </w:r>
-          </w:p>
-        </w:tc>
-        <w:tc>
-          <w:tcPr>
-            <w:tcW w:w="5000" w:type="dxa"/>
-          </w:tcPr>
-          <w:p>
-            <w:r>
-              <w:rPr>
-                <w:sz w:val="19"/>
-              </w:rPr>
-              <w:t xml:space="preserve">10 мг/м³ — уставка газоанализаторов рабочей зоны</w:t>
-            </w:r>
-          </w:p>
-        </w:tc>
-        <w:tc>
-          <w:tcPr>
-            <w:tcW w:w="3038" w:type="dxa"/>
-          </w:tcPr>
-          <w:p>
-            <w:r>
-              <w:rPr>
-                <w:color w:val="666666"/>
-                <w:sz w:val="18"/>
-              </w:rPr>
-              <w:t xml:space="preserve">ГОСТ 12.1.005-88</w:t>
-            </w:r>
-          </w:p>
-        </w:tc>
-      </w:tr>
-      <w:tr>
-        <w:tc>
-          <w:tcPr>
-            <w:tcW w:w="3600" w:type="dxa"/>
-          </w:tcPr>
-          <w:p>
-            <w:r>
-              <w:rPr>
-                <w:sz w:val="19"/>
-              </w:rPr>
-              <w:t xml:space="preserve">Класс опасности пыли концентрата</w:t>
-            </w:r>
-          </w:p>
-        </w:tc>
-        <w:tc>
-          <w:tcPr>
-            <w:tcW w:w="5000" w:type="dxa"/>
-          </w:tcPr>
-          <w:p>
-            <w:r>
-              <w:rPr>
-                <w:sz w:val="19"/>
-              </w:rPr>
-              <w:t xml:space="preserve">II (не горюч, взрывобезопасен)</w:t>
-            </w:r>
-          </w:p>
-        </w:tc>
-        <w:tc>
-          <w:tcPr>
-            <w:tcW w:w="3038" w:type="dxa"/>
-          </w:tcPr>
-          <w:p>
-            <w:r>
-              <w:rPr>
-                <w:color w:val="666666"/>
-                <w:sz w:val="18"/>
-              </w:rPr>
-              <w:t xml:space="preserve">ИД разд. 6 (ТУ 24.44.11-237-48200234-2017)</w:t>
-            </w:r>
-          </w:p>
-        </w:tc>
-      </w:tr>
-      <w:tr>
-        <w:tc>
-          <w:tcPr>
-            <w:tcW w:w="3600" w:type="dxa"/>
-          </w:tcPr>
-          <w:p>
-            <w:r>
-              <w:rPr>
-                <w:sz w:val="19"/>
-              </w:rPr>
-              <w:t xml:space="preserve">Цель по шуму</w:t>
-            </w:r>
-          </w:p>
-        </w:tc>
-        <w:tc>
-          <w:tcPr>
-            <w:tcW w:w="5000" w:type="dxa"/>
-          </w:tcPr>
-          <w:p>
-            <w:r>
-              <w:rPr>
-                <w:sz w:val="19"/>
-              </w:rPr>
-              <w:t xml:space="preserve">≤80 дБА на рабочих местах</w:t>
-            </w:r>
-          </w:p>
-        </w:tc>
-        <w:tc>
-          <w:tcPr>
-            <w:tcW w:w="3038" w:type="dxa"/>
-          </w:tcPr>
-          <w:p>
-            <w:r>
-              <w:rPr>
-                <w:color w:val="666666"/>
-                <w:sz w:val="18"/>
-              </w:rPr>
-              <w:t xml:space="preserve">ГОСТ 12.1.003-2014; СанПиН 1.2.3685-21</w:t>
+              <w:t xml:space="preserve">Самая тяжёлая единица газоочистки</w:t>
+            </w:r>
+          </w:p>
+        </w:tc>
+        <w:tc>
+          <w:tcPr>
+            <w:tcW w:w="5000" w:type="dxa"/>
+          </w:tcPr>
+          <w:p>
+            <w:r>
+              <w:rPr>
+                <w:sz w:val="19"/>
+              </w:rPr>
+              <w:t xml:space="preserve">ЭФ 72,6 т (секциями по 15–20 т)</w:t>
+            </w:r>
+          </w:p>
+        </w:tc>
+        <w:tc>
+          <w:tcPr>
+            <w:tcW w:w="3038" w:type="dxa"/>
+          </w:tcPr>
+          <w:p>
+            <w:r>
+              <w:rPr>
+                <w:color w:val="666666"/>
+                <w:sz w:val="18"/>
+              </w:rPr>
+              <w:t xml:space="preserve">ИД табл. 23 п.354-355; разбивка — оценка Исполнителя</w:t>
+            </w:r>
+          </w:p>
+        </w:tc>
+      </w:tr>
+      <w:tr>
+        <w:tc>
+          <w:tcPr>
+            <w:tcW w:w="3600" w:type="dxa"/>
+          </w:tcPr>
+          <w:p>
+            <w:r>
+              <w:rPr>
+                <w:sz w:val="19"/>
+              </w:rPr>
+              <w:t xml:space="preserve">Дымосос / двигатель</w:t>
+            </w:r>
+          </w:p>
+        </w:tc>
+        <w:tc>
+          <w:tcPr>
+            <w:tcW w:w="5000" w:type="dxa"/>
+          </w:tcPr>
+          <w:p>
+            <w:r>
+              <w:rPr>
+                <w:sz w:val="19"/>
+              </w:rPr>
+              <w:t xml:space="preserve">3,32 т / 2,32 т</w:t>
+            </w:r>
+          </w:p>
+        </w:tc>
+        <w:tc>
+          <w:tcPr>
+            <w:tcW w:w="3038" w:type="dxa"/>
+          </w:tcPr>
+          <w:p>
+            <w:r>
+              <w:rPr>
+                <w:color w:val="666666"/>
+                <w:sz w:val="18"/>
+              </w:rPr>
+              <w:t xml:space="preserve">ИД табл. 23 п.392, 397</w:t>
+            </w:r>
+          </w:p>
+        </w:tc>
+      </w:tr>
+      <w:tr>
+        <w:tc>
+          <w:tcPr>
+            <w:tcW w:w="3600" w:type="dxa"/>
+          </w:tcPr>
+          <w:p>
+            <w:r>
+              <w:rPr>
+                <w:sz w:val="19"/>
+              </w:rPr>
+              <w:t xml:space="preserve">Циклон</w:t>
+            </w:r>
+          </w:p>
+        </w:tc>
+        <w:tc>
+          <w:tcPr>
+            <w:tcW w:w="5000" w:type="dxa"/>
+          </w:tcPr>
+          <w:p>
+            <w:r>
+              <w:rPr>
+                <w:sz w:val="19"/>
+              </w:rPr>
+              <w:t xml:space="preserve">1,189 т, H=6,1 м — единым блоком</w:t>
+            </w:r>
+          </w:p>
+        </w:tc>
+        <w:tc>
+          <w:tcPr>
+            <w:tcW w:w="3038" w:type="dxa"/>
+          </w:tcPr>
+          <w:p>
+            <w:r>
+              <w:rPr>
+                <w:color w:val="666666"/>
+                <w:sz w:val="18"/>
+              </w:rPr>
+              <w:t xml:space="preserve">ИД табл. 23 п.302, 312</w:t>
+            </w:r>
+          </w:p>
+        </w:tc>
+      </w:tr>
+      <w:tr>
+        <w:tc>
+          <w:tcPr>
+            <w:tcW w:w="3600" w:type="dxa"/>
+          </w:tcPr>
+          <w:p>
+            <w:r>
+              <w:rPr>
+                <w:sz w:val="19"/>
+              </w:rPr>
+              <w:t xml:space="preserve">Футеровка печи</w:t>
+            </w:r>
+          </w:p>
+        </w:tc>
+        <w:tc>
+          <w:tcPr>
+            <w:tcW w:w="5000" w:type="dxa"/>
+          </w:tcPr>
+          <w:p>
+            <w:r>
+              <w:rPr>
+                <w:sz w:val="19"/>
+              </w:rPr>
+              <w:t xml:space="preserve">~135 т шамота; сушка 10–30 сут по регламенту</w:t>
+            </w:r>
+          </w:p>
+        </w:tc>
+        <w:tc>
+          <w:tcPr>
+            <w:tcW w:w="3038" w:type="dxa"/>
+          </w:tcPr>
+          <w:p>
+            <w:r>
+              <w:rPr>
+                <w:color w:val="666666"/>
+                <w:sz w:val="18"/>
+              </w:rPr>
+              <w:t xml:space="preserve">оценка по геометрии ИД; сроки — ИД разд. 6</w:t>
+            </w:r>
+          </w:p>
+        </w:tc>
+      </w:tr>
+      <w:tr>
+        <w:tc>
+          <w:tcPr>
+            <w:tcW w:w="3600" w:type="dxa"/>
+          </w:tcPr>
+          <w:p>
+            <w:r>
+              <w:rPr>
+                <w:sz w:val="19"/>
+              </w:rPr>
+              <w:t xml:space="preserve">Критерий герметичности тракта</w:t>
+            </w:r>
+          </w:p>
+        </w:tc>
+        <w:tc>
+          <w:tcPr>
+            <w:tcW w:w="5000" w:type="dxa"/>
+          </w:tcPr>
+          <w:p>
+            <w:r>
+              <w:rPr>
+                <w:sz w:val="19"/>
+              </w:rPr>
+              <w:t xml:space="preserve">подсосы: КУ ≤4,9 %, циклон ≤3,1 %, ЭФ ≤1,5 %</w:t>
+            </w:r>
+          </w:p>
+        </w:tc>
+        <w:tc>
+          <w:tcPr>
+            <w:tcW w:w="3038" w:type="dxa"/>
+          </w:tcPr>
+          <w:p>
+            <w:r>
+              <w:rPr>
+                <w:color w:val="666666"/>
+                <w:sz w:val="18"/>
+              </w:rPr>
+              <w:t xml:space="preserve">ИД табл. 23 п.273, 313, 356</w:t>
+            </w:r>
+          </w:p>
+        </w:tc>
+      </w:tr>
+      <w:tr>
+        <w:tc>
+          <w:tcPr>
+            <w:tcW w:w="3600" w:type="dxa"/>
+          </w:tcPr>
+          <w:p>
+            <w:r>
+              <w:rPr>
+                <w:sz w:val="19"/>
+              </w:rPr>
+              <w:t xml:space="preserve">Кампания печи / капремонт</w:t>
+            </w:r>
+          </w:p>
+        </w:tc>
+        <w:tc>
+          <w:tcPr>
+            <w:tcW w:w="5000" w:type="dxa"/>
+          </w:tcPr>
+          <w:p>
+            <w:r>
+              <w:rPr>
+                <w:sz w:val="19"/>
+              </w:rPr>
+              <w:t xml:space="preserve">3 года / 29–31 сут (охлаждение 2, разборка 10, кладка 14, сушка 3–5)</w:t>
+            </w:r>
+          </w:p>
+        </w:tc>
+        <w:tc>
+          <w:tcPr>
+            <w:tcW w:w="3038" w:type="dxa"/>
+          </w:tcPr>
+          <w:p>
+            <w:r>
+              <w:rPr>
+                <w:color w:val="666666"/>
+                <w:sz w:val="18"/>
+              </w:rPr>
+              <w:t xml:space="preserve">ИД разд. 6</w:t>
             </w:r>
           </w:p>
         </w:tc>
@@ -9119,7 +9375,7 @@
           <w:color w:val="444444"/>
           <w:sz w:val="19"/>
         </w:rPr>
-        <w:t xml:space="preserve">СП 60.13330.2020 — Вентиляция и отопление — ассимиляция 1,3–2,2 МВт тепловыделений, воздушные завесы; СП 61.13330.2012 — Нормы плотности теплового потока изоляции — основа расчёта тепловыделений трактов; ГОСТ 12.1.005-88 и СанПиН 1.2.3685-21 — ПДК рабочей зоны (SO₂, медь, никель), микроклимат, тепловое облучение; СП 2.2.3670-20 — Санитарные требования к условиям труда — производственный контроль; ГОСТ 12.1.003-2014 / ГОСТ 12.1.012-2004 — Шум и вибрация — дымососы, воздуходувка; СП 12.13130.2009 — Категорирование помещений по взрывопожарной опасности</w:t>
+        <w:t xml:space="preserve">СП 75.13330.2011 — Технологическое оборудование и трубопроводы — правила производства и приёмки монтажных работ; СП 70.13330.2012 — Несущие и ограждающие конструкции — монтаж каркаса, сварные соединения; ГОСТ 24444-87 — Оборудование технологическое — требования монтажной технологичности (закладывается в ОЛ); ФНП № 461 от 26.11.2020 — Подъёмные сооружения — краны, ППР с применением ПС, такелаж; ФНП № 536 от 15.12.2020 — Монтаж и гидроиспытания котла-утилизатора и паропроводов; ФНП № 486 от 26.11.2020 — Монтаж и обезжиривание кислородных линий</w:t>
       </w:r>
     </w:p>
     <w:p>
@@ -9135,7 +9391,7 @@
         <w:rPr>
           <w:sz w:val="19"/>
         </w:rPr>
-        <w:t xml:space="preserve">Тепловой паспорт по помещениям (поверхности, температуры) — после расчёта изоляции на стадии БИ</w:t>
+        <w:t xml:space="preserve">Массы и разбивка на монтажные блоки КУ, печи, холодильников, воздуходувки — по КД заводов (ведомость блоков — итерация после ТКП)</w:t>
       </w:r>
     </w:p>
     <w:p>
@@ -9151,7 +9407,7 @@
         <w:rPr>
           <w:sz w:val="19"/>
         </w:rPr>
-        <w:t xml:space="preserve">Карта источников выделений и воздухообмен по помещениям — раздел ОВ на стадии БИ/ОТР</w:t>
+        <w:t xml:space="preserve">Способ доставки силоса 100 м³ (цельный негабарит / полистовая сборка) — логистическая проработка</w:t>
       </w:r>
     </w:p>
     <w:p>
@@ -9167,7 +9423,7 @@
         <w:rPr>
           <w:sz w:val="19"/>
         </w:rPr>
-        <w:t xml:space="preserve">Категории помещений по СП 12.13130 — расчёт после фиксации мазутного хозяйства</w:t>
+        <w:t xml:space="preserve">Грузоподъёмность и режим работы мостового крана — после фиксации массы барабана КУ</w:t>
       </w:r>
     </w:p>
     <w:p>
@@ -9179,7 +9435,7 @@
           <w:b/>
           <w:sz w:val="26"/>
         </w:rPr>
-        <w:t xml:space="preserve">Стоимость поставки по Лоту №1 (методика и состав)</w:t>
+        <w:t xml:space="preserve">Требования к испытаниям и приёмке: сушка футеровки печи, испытания котла-утилизатора, пусконаладка газоочистки, гарантийные испытания</w:t>
       </w:r>
     </w:p>
     <w:p>
@@ -9187,7 +9443,7 @@
         <w:rPr>
           <w:sz w:val="20"/>
         </w:rPr>
-        <w:t xml:space="preserve">Стоимость комплектной поставки формируется в составе БИ по требованиям ТЗ п.3.6: (1) **по каждой позиции оборудования — не менее 2–3 ТКП** потенциальных поставщиков; референсные изготовители зафиксированы в ИД (печь — по проекту HATCH; КУ — Белэнергомаш-БЗЭМ / Энергоцветмет; циклон — Энергомаш (Тверь) по разработке НИИОГАЗ; ЭФ — «Атмосфера» (Семибратово); дымососы — «Армавент»; питатели — Gornorud; дозаторы — «Агроэскорт»; конвейеры — КЗМКО; смеситель — НПО «Спайдермаш»; холодильники — Hyquip Rotolok / YT Conveyor; силосы — НПО «Спецнефтемаш»; станция растаривания — КИП-Сервис; цементовозы — Tongcheng) — по каждой группе добавляются альтернативные РФ-поставщики; (2) **оценка общей стоимости комплектной поставки** технологического оборудования и материалов в границах п.3.3 ТЗ — включая трубопроводы, газоходы с футеровкой, технологические металлоконструкции (этажерки, площадки обслуживания), теплоизоляцию, КИПиА и АСУТП с прикладным ПО, электрооборудование в согласованных границах, ЗИП на ПНР и 2 года (АСУТП — ≥10 % и ≥1 шт. каждого наименования по Прил. №5).</w:t>
+        <w:t xml:space="preserve">Последовательность ввода: **индивидуальные испытания** механизмов (холостой ход, направления вращения, блокировки) → **холодные испытания трактов** → **сушка и разогрев футеровки печи** → **комплексное опробование под нагрузкой 72 ч** → **пусконаладка с выводом на режим** → **гарантийные испытания**. В составе БИ выдаются исходные требования и программы верхнего уровня; рабочие программы ПНР — по документации поставщиков комплектов (печь, КУ, ЭФ, АСУТП).</w:t>
       </w:r>
     </w:p>
     <w:p>
@@ -9195,7 +9451,31 @@
         <w:rPr>
           <w:sz w:val="20"/>
         </w:rPr>
-        <w:t xml:space="preserve">Структура сводки стоимости: оборудование по группам (шихтоподготовка / печной комплекс / газоочистка / охлаждение-отгрузка / аспирация / КИПиА и АСУТП / электро) + материалы (газоходы, трубопроводы, металлоконструкции, футеровка, изоляция) + услуги (шеф-монтаж, ПНР, обучение, документация ЦИМ по Прил. №4). По валютным позициям (холодильники Holo-Screw Flite, цементовозы) — курсовые оговорки и таможенные платежи отдельной строкой; приоритет — производство РФ (Прил. №5). Итоговая стоимость Лота №1 в настоящем документе **не приводится до получения ТКП** — выпуск сводки предусмотрен отдельным этапом календарного плана БИ; для бюджетных решений Заказчика первыми контрактуются позиции длительного цикла (печь, КУ, ЭФ).</w:t>
+        <w:t xml:space="preserve">**Сушка и разогрев футеровки печи КС.** Первичная сушка нового массива (~135 т шамота) — по кривой проекта футеровки, 10–30 сут, с медленным подъёмом температуры (дрова → разогревные горелки МГМГ-10) и контролем по термопарам кладки; после капремонтной перекладки (1 раз в 3 года) — сушка 3–5 сут в составе цикла 29–31 сут (ИД разд. 6). Регламент разогрева до пуска (ИД разд. 2.4): розжиг дровами до 250–350 °C → загрузка огарка 80–100 т → разогрев тремя горелками МГМГ-10 (до 975 кг/ч мазута каждая) до 500–600 °C → слабое кипение воздухом 12–13 тыс. нм³/ч → 850–880 °C → перевод на кислородно-воздушное дутьё с подачей шихты. Приёмка кладки — пооперационная, с актами на скрытые работы (перевязка, температурные швы, зазоры — по проекту футеровки); скорость подъёма температуры и контрольные точки — по проекту футеровки поставщика печи (открытый вопрос).</w:t>
+      </w:r>
+    </w:p>
+    <w:p>
+      <w:r>
+        <w:rPr>
+          <w:sz w:val="20"/>
+        </w:rPr>
+        <w:t xml:space="preserve">**Котёл-утилизатор и паровой контур.** Гидравлическое испытание после монтажа, до нанесения изоляции и обмуровки: пробное давление по ФНП № 536 — ориентир 1,25 × расчётного 1,9 МПа ≈ **2,38 МПа** (окончательно — по расчёту на прочность завода-изготовителя); щелочение и отмывка внутренних поверхностей, продувка паропроводов до чистоты по норме завода; настройка двух предохранительных клапанов (стенд + контрольный подрыв по месту); наладка водно-химического режима по РД 24.032.01-91 (жёсткость ≤15 мкг-экв/кг, O₂ ≤30 мкг/кг, pH ≥8,5) и трёхимпульсного регулятора питания; регистрация КУ в органах Ростехнадзора до пуска. Паровые испытания РОУ — подтверждение 0,6 МПа/159 °C во всём диапазоне выдачи 4,1–6,5 т/ч.</w:t>
+      </w:r>
+    </w:p>
+    <w:p>
+      <w:r>
+        <w:rPr>
+          <w:sz w:val="20"/>
+        </w:rPr>
+        <w:t xml:space="preserve">**Холодные испытания и пусконаладка газоочистки.** (1) Опрессовка газового тракта воздухом с инструментальной проверкой присосов; приёмочный критерий герметичности — подсосы не выше балансовых: КУ ≤4,9 %, циклон ≤3,1 %, ЭФ ≤1,5 % (ИД табл. 23). (2) ЭФ: контроль зазоров коронирующих/осадительных электродов, сушка и прогрев изоляторных коробок, снятие вольт-амперных характеристик полей сначала на воздухе, затем на технологическом газе (рабочие точки 46,4/57,6 кВ), настройка автоматики «ток на грани искрения» и циклограмм встряхивания со сдвигом от выгрузки пыли; включение полей — только при температуре газа выше 320 °C (запас к кислотной точке росы 221/209 °C — calc.json L1-DEW). (3) Дымососы: лазерная центровка, вибрационная приёмка по паспорту (класс балансировки G6.3), снятие напорной характеристики с ЧРП, наладка АВР с перекидными шиберами (норматив перестановки ≤60 с). (4) Настройка контуров участка: трёхимпульсный уровень барабана, тяга (давление под сводом / разрежение перед дымососом), температуры материала за холодильниками 70 °C — методом ступенчатых воздействий с оформлением карт уставок по форме Прил. №5. (5) Аспирация: балансировка сети отсосов с паспортами на каждый отсос, настройка импульсной регенерации 800–1500 Па, проверка блокировочной матрицы «аспирация–технология». (6) АСУТП: автономная наладка на имитаторах, поканальная проверка, испытания по ГОСТ 34.603 (предварительные → опытная эксплуатация → приёмочные); МЛ-советчик — в теневом режиме с KPI-сравнением, без воздействия на процесс.</w:t>
+      </w:r>
+    </w:p>
+    <w:p>
+      <w:r>
+        <w:rPr>
+          <w:sz w:val="20"/>
+        </w:rPr>
+        <w:t xml:space="preserve">**Комплексное опробование и гарантийные испытания.** Комплексное опробование — 72 ч непрерывной работы под нагрузкой с оформлением акта (критерий готовности СМР/ПНР). Гарантийные испытания — на установившемся режиме по согласованной программе: предлагается **3 балансовых периода по 72 ч** на основном варианте дутья с фиксацией входов по ИД табл. 22 (решение БИ). Подтверждаемые показатели — по разделу целевых показателей: сера в огарке ≤0,1 %, запылённость газа на СКЦ ≤0,1 г/нм³ (гравиметрия по ГОСТ Р 50820), SO₂ по режиму, извлечение серы в газ 97,13 % (по балансу периода), температура отгрузки ≤70 °C; паропроизводительность — справочно 4,1/6,5 т/ч с жёсткой гарантией ≥3,6 т/ч (осн.) до подтверждения теплового расчёта (оговорка F-HEAT, calc.json). Все измерительные каналы гарантийных замеров — аттестованные (ГОСТ Р 8.596); гарантии действительны при составе и количестве шихты по ИД табл. 22 и соблюдении регламента (рамка гарантий calc.json).</w:t>
       </w:r>
     </w:p>
     <w:tbl>
@@ -9273,34 +9553,1712 @@
               <w:rPr>
                 <w:sz w:val="19"/>
               </w:rPr>
-              <w:t xml:space="preserve">Число ТКП на позицию</w:t>
-            </w:r>
-          </w:p>
-        </w:tc>
-        <w:tc>
-          <w:tcPr>
-            <w:tcW w:w="5000" w:type="dxa"/>
-          </w:tcPr>
-          <w:p>
-            <w:r>
-              <w:rPr>
-                <w:sz w:val="19"/>
-              </w:rPr>
-              <w:t xml:space="preserve">не менее 2–3</w:t>
-            </w:r>
-          </w:p>
-        </w:tc>
-        <w:tc>
-          <w:tcPr>
-            <w:tcW w:w="3038" w:type="dxa"/>
-          </w:tcPr>
-          <w:p>
-            <w:r>
-              <w:rPr>
-                <w:color w:val="666666"/>
-                <w:sz w:val="18"/>
-              </w:rPr>
-              <w:t xml:space="preserve">ТЗ п.3.6</w:t>
+              <w:t xml:space="preserve">Сушка футеровки</w:t>
+            </w:r>
+          </w:p>
+        </w:tc>
+        <w:tc>
+          <w:tcPr>
+            <w:tcW w:w="5000" w:type="dxa"/>
+          </w:tcPr>
+          <w:p>
+            <w:r>
+              <w:rPr>
+                <w:sz w:val="19"/>
+              </w:rPr>
+              <w:t xml:space="preserve">первичная 10–30 сут; после капремонта 3–5 сут (цикл 29–31 сут)</w:t>
+            </w:r>
+          </w:p>
+        </w:tc>
+        <w:tc>
+          <w:tcPr>
+            <w:tcW w:w="3038" w:type="dxa"/>
+          </w:tcPr>
+          <w:p>
+            <w:r>
+              <w:rPr>
+                <w:color w:val="666666"/>
+                <w:sz w:val="18"/>
+              </w:rPr>
+              <w:t xml:space="preserve">ИД разд. 6; кривая — проект футеровки (стадия БИ)</w:t>
+            </w:r>
+          </w:p>
+        </w:tc>
+      </w:tr>
+      <w:tr>
+        <w:tc>
+          <w:tcPr>
+            <w:tcW w:w="3600" w:type="dxa"/>
+          </w:tcPr>
+          <w:p>
+            <w:r>
+              <w:rPr>
+                <w:sz w:val="19"/>
+              </w:rPr>
+              <w:t xml:space="preserve">Разогрев печи до пуска</w:t>
+            </w:r>
+          </w:p>
+        </w:tc>
+        <w:tc>
+          <w:tcPr>
+            <w:tcW w:w="5000" w:type="dxa"/>
+          </w:tcPr>
+          <w:p>
+            <w:r>
+              <w:rPr>
+                <w:sz w:val="19"/>
+              </w:rPr>
+              <w:t xml:space="preserve">дрова → огарок 80–100 т → 3×МГМГ-10 (до 975 кг/ч) → 850–880 °C</w:t>
+            </w:r>
+          </w:p>
+        </w:tc>
+        <w:tc>
+          <w:tcPr>
+            <w:tcW w:w="3038" w:type="dxa"/>
+          </w:tcPr>
+          <w:p>
+            <w:r>
+              <w:rPr>
+                <w:color w:val="666666"/>
+                <w:sz w:val="18"/>
+              </w:rPr>
+              <w:t xml:space="preserve">ИД разд. 2.4</w:t>
+            </w:r>
+          </w:p>
+        </w:tc>
+      </w:tr>
+      <w:tr>
+        <w:tc>
+          <w:tcPr>
+            <w:tcW w:w="3600" w:type="dxa"/>
+          </w:tcPr>
+          <w:p>
+            <w:r>
+              <w:rPr>
+                <w:sz w:val="19"/>
+              </w:rPr>
+              <w:t xml:space="preserve">Гидроиспытание КУ (ориентир)</w:t>
+            </w:r>
+          </w:p>
+        </w:tc>
+        <w:tc>
+          <w:tcPr>
+            <w:tcW w:w="5000" w:type="dxa"/>
+          </w:tcPr>
+          <w:p>
+            <w:r>
+              <w:rPr>
+                <w:sz w:val="19"/>
+              </w:rPr>
+              <w:t xml:space="preserve">1,25 × 1,9 МПа ≈ 2,38 МПа, до изоляции и обмуровки</w:t>
+            </w:r>
+          </w:p>
+        </w:tc>
+        <w:tc>
+          <w:tcPr>
+            <w:tcW w:w="3038" w:type="dxa"/>
+          </w:tcPr>
+          <w:p>
+            <w:r>
+              <w:rPr>
+                <w:color w:val="666666"/>
+                <w:sz w:val="18"/>
+              </w:rPr>
+              <w:t xml:space="preserve">ФНП № 536; окончательно — расчёт завода-изготовителя</w:t>
+            </w:r>
+          </w:p>
+        </w:tc>
+      </w:tr>
+      <w:tr>
+        <w:tc>
+          <w:tcPr>
+            <w:tcW w:w="3600" w:type="dxa"/>
+          </w:tcPr>
+          <w:p>
+            <w:r>
+              <w:rPr>
+                <w:sz w:val="19"/>
+              </w:rPr>
+              <w:t xml:space="preserve">Критерий герметичности тракта (холодные испытания)</w:t>
+            </w:r>
+          </w:p>
+        </w:tc>
+        <w:tc>
+          <w:tcPr>
+            <w:tcW w:w="5000" w:type="dxa"/>
+          </w:tcPr>
+          <w:p>
+            <w:r>
+              <w:rPr>
+                <w:sz w:val="19"/>
+              </w:rPr>
+              <w:t xml:space="preserve">подсосы: КУ ≤4,9 / циклон ≤3,1 / ЭФ ≤1,5 %</w:t>
+            </w:r>
+          </w:p>
+        </w:tc>
+        <w:tc>
+          <w:tcPr>
+            <w:tcW w:w="3038" w:type="dxa"/>
+          </w:tcPr>
+          <w:p>
+            <w:r>
+              <w:rPr>
+                <w:color w:val="666666"/>
+                <w:sz w:val="18"/>
+              </w:rPr>
+              <w:t xml:space="preserve">ИД табл. 23 п.273, 313, 356</w:t>
+            </w:r>
+          </w:p>
+        </w:tc>
+      </w:tr>
+      <w:tr>
+        <w:tc>
+          <w:tcPr>
+            <w:tcW w:w="3600" w:type="dxa"/>
+          </w:tcPr>
+          <w:p>
+            <w:r>
+              <w:rPr>
+                <w:sz w:val="19"/>
+              </w:rPr>
+              <w:t xml:space="preserve">Включение полей ЭФ</w:t>
+            </w:r>
+          </w:p>
+        </w:tc>
+        <w:tc>
+          <w:tcPr>
+            <w:tcW w:w="5000" w:type="dxa"/>
+          </w:tcPr>
+          <w:p>
+            <w:r>
+              <w:rPr>
+                <w:sz w:val="19"/>
+              </w:rPr>
+              <w:t xml:space="preserve">только при T газа &gt;320 °C (точка росы 221/209 °C)</w:t>
+            </w:r>
+          </w:p>
+        </w:tc>
+        <w:tc>
+          <w:tcPr>
+            <w:tcW w:w="3038" w:type="dxa"/>
+          </w:tcPr>
+          <w:p>
+            <w:r>
+              <w:rPr>
+                <w:color w:val="666666"/>
+                <w:sz w:val="18"/>
+              </w:rPr>
+              <w:t xml:space="preserve">решение БИ; calc.json L1-DEW</w:t>
+            </w:r>
+          </w:p>
+        </w:tc>
+      </w:tr>
+      <w:tr>
+        <w:tc>
+          <w:tcPr>
+            <w:tcW w:w="3600" w:type="dxa"/>
+          </w:tcPr>
+          <w:p>
+            <w:r>
+              <w:rPr>
+                <w:sz w:val="19"/>
+              </w:rPr>
+              <w:t xml:space="preserve">Комплексное опробование / гарантийные испытания</w:t>
+            </w:r>
+          </w:p>
+        </w:tc>
+        <w:tc>
+          <w:tcPr>
+            <w:tcW w:w="5000" w:type="dxa"/>
+          </w:tcPr>
+          <w:p>
+            <w:r>
+              <w:rPr>
+                <w:sz w:val="19"/>
+              </w:rPr>
+              <w:t xml:space="preserve">72 ч под нагрузкой / 3 балансовых периода по 72 ч</w:t>
+            </w:r>
+          </w:p>
+        </w:tc>
+        <w:tc>
+          <w:tcPr>
+            <w:tcW w:w="3038" w:type="dxa"/>
+          </w:tcPr>
+          <w:p>
+            <w:r>
+              <w:rPr>
+                <w:color w:val="666666"/>
+                <w:sz w:val="18"/>
+              </w:rPr>
+              <w:t xml:space="preserve">СП 68.13330.2017; программа периодов — решение БИ</w:t>
+            </w:r>
+          </w:p>
+        </w:tc>
+      </w:tr>
+      <w:tr>
+        <w:tc>
+          <w:tcPr>
+            <w:tcW w:w="3600" w:type="dxa"/>
+          </w:tcPr>
+          <w:p>
+            <w:r>
+              <w:rPr>
+                <w:sz w:val="19"/>
+              </w:rPr>
+              <w:t xml:space="preserve">Паровая гарантия</w:t>
+            </w:r>
+          </w:p>
+        </w:tc>
+        <w:tc>
+          <w:tcPr>
+            <w:tcW w:w="5000" w:type="dxa"/>
+          </w:tcPr>
+          <w:p>
+            <w:r>
+              <w:rPr>
+                <w:sz w:val="19"/>
+              </w:rPr>
+              <w:t xml:space="preserve">≥3,6 т/ч (осн.); 4,1/6,5 т/ч — справочно до подтверждения F-HEAT</w:t>
+            </w:r>
+          </w:p>
+        </w:tc>
+        <w:tc>
+          <w:tcPr>
+            <w:tcW w:w="3038" w:type="dxa"/>
+          </w:tcPr>
+          <w:p>
+            <w:r>
+              <w:rPr>
+                <w:color w:val="666666"/>
+                <w:sz w:val="18"/>
+              </w:rPr>
+              <w:t xml:space="preserve">calc.json (рамка гарантий; запрос Гипроникелю)</w:t>
+            </w:r>
+          </w:p>
+        </w:tc>
+      </w:tr>
+    </w:tbl>
+    <w:p>
+      <w:r>
+        <w:rPr>
+          <w:b/>
+          <w:sz w:val="19"/>
+        </w:rPr>
+        <w:t xml:space="preserve">Нормативная база: </w:t>
+      </w:r>
+      <w:r>
+        <w:rPr>
+          <w:color w:val="444444"/>
+          <w:sz w:val="19"/>
+        </w:rPr>
+        <w:t xml:space="preserve">ФНП № 536 от 15.12.2020 — Гидроиспытания, наладка защит и пуск КУ; регистрация в Ростехнадзоре; ФНП № 512 от 09.12.2020 — Розжиг печи, продувка, газоопасные операции пуска и остановки; СП 75.13330.2011 — Индивидуальные и комплексные испытания смонтированного оборудования и трубопроводов; СП 68.13330.2017 — Приёмка в эксплуатацию законченных строительством объектов; комплексное опробование под нагрузкой; СП 77.13330.2016 — Монтаж и наладка систем автоматизации; ГОСТ 34.603-92 — Виды испытаний автоматизированных систем — АСУТП и МЛ-советчик; ГОСТ Р 50820-95 — Методы определения запылённости газопылевых потоков — гарантийные замеры 0,1 г/нм³; ГОСТ Р 8.596-2002 — Аттестация измерительных каналов гарантийных замеров</w:t>
+      </w:r>
+    </w:p>
+    <w:p>
+      <w:r>
+        <w:rPr>
+          <w:b/>
+          <w:color w:val="8A6200"/>
+          <w:sz w:val="19"/>
+        </w:rPr>
+        <w:t xml:space="preserve">— определяется на стадии БИ: </w:t>
+      </w:r>
+      <w:r>
+        <w:rPr>
+          <w:sz w:val="19"/>
+        </w:rPr>
+        <w:t xml:space="preserve">Кривая сушки, контрольные термопары кладки и критерии готовности футеровки — проект футеровки поставщика печи (стадия БИ)</w:t>
+      </w:r>
+    </w:p>
+    <w:p>
+      <w:r>
+        <w:rPr>
+          <w:b/>
+          <w:color w:val="8A6200"/>
+          <w:sz w:val="19"/>
+        </w:rPr>
+        <w:t xml:space="preserve">— определяется на стадии БИ: </w:t>
+      </w:r>
+      <w:r>
+        <w:rPr>
+          <w:sz w:val="19"/>
+        </w:rPr>
+        <w:t xml:space="preserve">Программа и точки гарантийных замеров (сечения газохода, методика гравиметрии) — согласование с Заказчиком и эксплуатацией СКЦ</w:t>
+      </w:r>
+    </w:p>
+    <w:p>
+      <w:r>
+        <w:rPr>
+          <w:b/>
+          <w:color w:val="8A6200"/>
+          <w:sz w:val="19"/>
+        </w:rPr>
+        <w:t xml:space="preserve">— определяется на стадии БИ: </w:t>
+      </w:r>
+      <w:r>
+        <w:rPr>
+          <w:sz w:val="19"/>
+        </w:rPr>
+        <w:t xml:space="preserve">Методика подтверждения паровой гарантии при оговорке F-HEAT — после поверочного теплового расчёта Гипроникеля</w:t>
+      </w:r>
+    </w:p>
+    <w:p>
+      <w:r>
+        <w:rPr>
+          <w:b/>
+          <w:color w:val="8A6200"/>
+          <w:sz w:val="19"/>
+        </w:rPr>
+        <w:t xml:space="preserve">— определяется на стадии БИ: </w:t>
+      </w:r>
+      <w:r>
+        <w:rPr>
+          <w:sz w:val="19"/>
+        </w:rPr>
+        <w:t xml:space="preserve">Программа опытно-промышленных испытаний МЛ-советчика (длительность теневого режима, KPI) — утверждается Заказчиком</w:t>
+      </w:r>
+    </w:p>
+    <w:p>
+      <w:r>
+        <w:rPr>
+          <w:b/>
+          <w:color w:val="8A6200"/>
+          <w:sz w:val="19"/>
+        </w:rPr>
+        <w:t xml:space="preserve">— определяется на стадии БИ: </w:t>
+      </w:r>
+      <w:r>
+        <w:rPr>
+          <w:sz w:val="19"/>
+        </w:rPr>
+        <w:t xml:space="preserve">Порядок совместных испытаний с СКЦ (первый пропуск газа, выход контактного отделения на режим) — межцеховой регламент с Заказчиком</w:t>
+      </w:r>
+    </w:p>
+    <w:p>
+      <w:pPr>
+        <w:pStyle w:val="Heading2"/>
+      </w:pPr>
+      <w:r>
+        <w:rPr>
+          <w:b/>
+          <w:sz w:val="26"/>
+        </w:rPr>
+        <w:t xml:space="preserve">Спецификации, опросные листы, нетиповое оборудование и оборудование длительного цикла изготовления</w:t>
+      </w:r>
+    </w:p>
+    <w:p>
+      <w:r>
+        <w:rPr>
+          <w:sz w:val="20"/>
+        </w:rPr>
+        <w:t xml:space="preserve">**Спецификация основного и вспомогательного оборудования** оформляется по ГОСТ 21.110-2013 с обязательными графами ТЗ п.3.5: технические характеристики, габариты, масса, энергопотребление; базовое наполнение — из ИД табл. 23/24Б/25 (позиции, типоразмеры, массы: ЭФ 72,6 т, циклон 1,19 т, дымосос 3,32+2,32 т и т.д.) с дополнением данными ТКП. **Спецификация нетипового оборудования** с техтребованиями к проектированию, изготовлению и поставке + эскизные чертежи (ГОСТ 2.119-2013): печь КС (корпус, свод, газораспределительная подина с 583 соплами ХН78Т, пороги выгрузки с дроссельным затвором и ножевой шиберной задвижкой, шнековый забрасыватель), котёл-утилизатор (перепроектирование под параметры ИД), топка-смеситель дутья, приёмные/расходные бункеры с футеровкой PE500, силосные башни, укрытия и узлы аспирации, газоходы Ø2000/Ø1100 с футеровкой.</w:t>
+      </w:r>
+    </w:p>
+    <w:p>
+      <w:r>
+        <w:rPr>
+          <w:sz w:val="20"/>
+        </w:rPr>
+        <w:t xml:space="preserve">**Комплект опросных листов** (по одному на каждую позицию основного технологического, электротехнического и КИП-оборудования — формы КГМК): в ОЛ обязательно вносятся параметры двух вариантов обжига (осн./вспом.) как два расчётных режима — газовый тракт, КУ и дымососы выбираются по вспомогательному (больший объём газа), кислородный узел — по основному; для динамических машин — требование паспортных динамических нагрузок и класса балансировки; для ЭФ — гарантия ≤0,1 г/нм³ при 21 830 нм³/ч; для рукавных фильтров аспирации — ≤10 мг/нм³; для всех СИ — внесение в Госреестр РФ и первичная поверка (Прил. №5).</w:t>
+      </w:r>
+    </w:p>
+    <w:p>
+      <w:r>
+        <w:rPr>
+          <w:sz w:val="20"/>
+        </w:rPr>
+        <w:t xml:space="preserve">**Оборудование длительного цикла изготовления** (исходные требования выдаются в первоочередном порядке для контрактации до завершения БИ): печь КС с футеровкой (цикл проектирования+изготовления 12–18 мес — оценка), котёл-утилизатор (12–16 мес), электрофильтры (10–14 мес), воздуходувка (8–12 мес), дымососы, холодильники Holo-Screw Flite (импортозамещение — проработка аналогов), силосные башни, агрегаты питания ЭФ, КТП и ЧРП 6 кВ. По позициям основного перечня — бюджетные ТКП 2–3 поставщиков (ТЗ п.3.6 в ред. v4.1); полная закупочная кампания — этап закупки после БИ. Импортозамещение по Прил. №5 (оборудование и ПО автоматизации — производства РФ; отступления — по согласованию с Заказчиком) распространяется и на приводную технику.</w:t>
+      </w:r>
+    </w:p>
+    <w:tbl>
+      <w:tblPr>
+        <w:tblW w:w="11638" w:type="dxa"/>
+        <w:tblBorders>
+          <w:top w:val="single" w:sz="4" w:color="C9C9C9"/>
+          <w:left w:val="single" w:sz="4" w:color="C9C9C9"/>
+          <w:bottom w:val="single" w:sz="4" w:color="C9C9C9"/>
+          <w:right w:val="single" w:sz="4" w:color="C9C9C9"/>
+          <w:insideH w:val="single" w:sz="4" w:color="C9C9C9"/>
+          <w:insideV w:val="single" w:sz="4" w:color="C9C9C9"/>
+        </w:tblBorders>
+        <w:tblLayout w:type="fixed"/>
+      </w:tblPr>
+      <w:tblGrid>
+        <w:gridCol w:w="3600"/>
+        <w:gridCol w:w="5000"/>
+        <w:gridCol w:w="3038"/>
+      </w:tblGrid>
+      <w:tr>
+        <w:tc>
+          <w:tcPr>
+            <w:tcW w:w="3600" w:type="dxa"/>
+            <w:shd w:val="clear" w:fill="EFEFEF"/>
+          </w:tcPr>
+          <w:p>
+            <w:r>
+              <w:rPr>
+                <w:b/>
+                <w:sz w:val="19"/>
+              </w:rPr>
+              <w:t xml:space="preserve">Параметр</w:t>
+            </w:r>
+          </w:p>
+        </w:tc>
+        <w:tc>
+          <w:tcPr>
+            <w:tcW w:w="5000" w:type="dxa"/>
+            <w:shd w:val="clear" w:fill="EFEFEF"/>
+          </w:tcPr>
+          <w:p>
+            <w:r>
+              <w:rPr>
+                <w:b/>
+                <w:sz w:val="19"/>
+              </w:rPr>
+              <w:t xml:space="preserve">Значение</w:t>
+            </w:r>
+          </w:p>
+        </w:tc>
+        <w:tc>
+          <w:tcPr>
+            <w:tcW w:w="3038" w:type="dxa"/>
+            <w:shd w:val="clear" w:fill="EFEFEF"/>
+          </w:tcPr>
+          <w:p>
+            <w:r>
+              <w:rPr>
+                <w:b/>
+                <w:sz w:val="19"/>
+              </w:rPr>
+              <w:t xml:space="preserve">Источник</w:t>
+            </w:r>
+          </w:p>
+        </w:tc>
+      </w:tr>
+      <w:tr>
+        <w:tc>
+          <w:tcPr>
+            <w:tcW w:w="3600" w:type="dxa"/>
+          </w:tcPr>
+          <w:p>
+            <w:r>
+              <w:rPr>
+                <w:sz w:val="19"/>
+              </w:rPr>
+              <w:t xml:space="preserve">Объём комплекта ОЛ (оценка)</w:t>
+            </w:r>
+          </w:p>
+        </w:tc>
+        <w:tc>
+          <w:tcPr>
+            <w:tcW w:w="5000" w:type="dxa"/>
+          </w:tcPr>
+          <w:p>
+            <w:r>
+              <w:rPr>
+                <w:sz w:val="19"/>
+              </w:rPr>
+              <w:t xml:space="preserve">~35–45 позиций технологического + электро + КИП</w:t>
+            </w:r>
+          </w:p>
+        </w:tc>
+        <w:tc>
+          <w:tcPr>
+            <w:tcW w:w="3038" w:type="dxa"/>
+          </w:tcPr>
+          <w:p>
+            <w:r>
+              <w:rPr>
+                <w:color w:val="666666"/>
+                <w:sz w:val="18"/>
+              </w:rPr>
+              <w:t xml:space="preserve">состав по ИД табл. 24Б; оценка Исполнителя</w:t>
+            </w:r>
+          </w:p>
+        </w:tc>
+      </w:tr>
+      <w:tr>
+        <w:tc>
+          <w:tcPr>
+            <w:tcW w:w="3600" w:type="dxa"/>
+          </w:tcPr>
+          <w:p>
+            <w:r>
+              <w:rPr>
+                <w:sz w:val="19"/>
+              </w:rPr>
+              <w:t xml:space="preserve">Определяющий режим для газового тракта</w:t>
+            </w:r>
+          </w:p>
+        </w:tc>
+        <w:tc>
+          <w:tcPr>
+            <w:tcW w:w="5000" w:type="dxa"/>
+          </w:tcPr>
+          <w:p>
+            <w:r>
+              <w:rPr>
+                <w:sz w:val="19"/>
+              </w:rPr>
+              <w:t xml:space="preserve">вспомогательный (21 830 нм³/ч, 5 426 Па)</w:t>
+            </w:r>
+          </w:p>
+        </w:tc>
+        <w:tc>
+          <w:tcPr>
+            <w:tcW w:w="3038" w:type="dxa"/>
+          </w:tcPr>
+          <w:p>
+            <w:r>
+              <w:rPr>
+                <w:color w:val="666666"/>
+                <w:sz w:val="18"/>
+              </w:rPr>
+              <w:t xml:space="preserve">ИД табл. 23 п.357, 398; разд. 2.5</w:t>
+            </w:r>
+          </w:p>
+        </w:tc>
+      </w:tr>
+      <w:tr>
+        <w:tc>
+          <w:tcPr>
+            <w:tcW w:w="3600" w:type="dxa"/>
+          </w:tcPr>
+          <w:p>
+            <w:r>
+              <w:rPr>
+                <w:sz w:val="19"/>
+              </w:rPr>
+              <w:t xml:space="preserve">Определяющий режим для кислородного узла</w:t>
+            </w:r>
+          </w:p>
+        </w:tc>
+        <w:tc>
+          <w:tcPr>
+            <w:tcW w:w="5000" w:type="dxa"/>
+          </w:tcPr>
+          <w:p>
+            <w:r>
+              <w:rPr>
+                <w:sz w:val="19"/>
+              </w:rPr>
+              <w:t xml:space="preserve">основной (4 687 нм³/ч O₂)</w:t>
+            </w:r>
+          </w:p>
+        </w:tc>
+        <w:tc>
+          <w:tcPr>
+            <w:tcW w:w="3038" w:type="dxa"/>
+          </w:tcPr>
+          <w:p>
+            <w:r>
+              <w:rPr>
+                <w:color w:val="666666"/>
+                <w:sz w:val="18"/>
+              </w:rPr>
+              <w:t xml:space="preserve">ИД табл. 23 п.198</w:t>
+            </w:r>
+          </w:p>
+        </w:tc>
+      </w:tr>
+      <w:tr>
+        <w:tc>
+          <w:tcPr>
+            <w:tcW w:w="3600" w:type="dxa"/>
+          </w:tcPr>
+          <w:p>
+            <w:r>
+              <w:rPr>
+                <w:sz w:val="19"/>
+              </w:rPr>
+              <w:t xml:space="preserve">Длительный цикл (оценка сроков)</w:t>
+            </w:r>
+          </w:p>
+        </w:tc>
+        <w:tc>
+          <w:tcPr>
+            <w:tcW w:w="5000" w:type="dxa"/>
+          </w:tcPr>
+          <w:p>
+            <w:r>
+              <w:rPr>
+                <w:sz w:val="19"/>
+              </w:rPr>
+              <w:t xml:space="preserve">печь 12–18 мес; КУ 12–16; ЭФ 10–14 мес</w:t>
+            </w:r>
+          </w:p>
+        </w:tc>
+        <w:tc>
+          <w:tcPr>
+            <w:tcW w:w="3038" w:type="dxa"/>
+          </w:tcPr>
+          <w:p>
+            <w:r>
+              <w:rPr>
+                <w:color w:val="666666"/>
+                <w:sz w:val="18"/>
+              </w:rPr>
+              <w:t xml:space="preserve">оценка Исполнителя (уточняется ТКП)</w:t>
+            </w:r>
+          </w:p>
+        </w:tc>
+      </w:tr>
+    </w:tbl>
+    <w:p>
+      <w:r>
+        <w:rPr>
+          <w:b/>
+          <w:sz w:val="19"/>
+        </w:rPr>
+        <w:t xml:space="preserve">Нормативная база: </w:t>
+      </w:r>
+      <w:r>
+        <w:rPr>
+          <w:color w:val="444444"/>
+          <w:sz w:val="19"/>
+        </w:rPr>
+        <w:t xml:space="preserve">ГОСТ 21.110-2013 — Спецификация оборудования, изделий и материалов; ГОСТ 2.119-2013 — Эскизный проект — состав эскизных чертежей нетипового оборудования; ГОСТ 15.005-86 — Создание изделий единичного и мелкосерийного производства — печь, КУ, нетиповые металлоконструкции (уточнить применимость с Заказчиком); ТР ТС 010/2011, ТР ТС 032/2013 — Обязательная оценка соответствия — фиксируется в ОЛ</w:t>
+      </w:r>
+    </w:p>
+    <w:p>
+      <w:r>
+        <w:rPr>
+          <w:b/>
+          <w:color w:val="8A6200"/>
+          <w:sz w:val="19"/>
+        </w:rPr>
+        <w:t xml:space="preserve">— определяется на стадии БИ: </w:t>
+      </w:r>
+      <w:r>
+        <w:rPr>
+          <w:sz w:val="19"/>
+        </w:rPr>
+        <w:t xml:space="preserve">Формы опросных листов КГМК — запросить у Заказчика до выпуска комплекта</w:t>
+      </w:r>
+    </w:p>
+    <w:p>
+      <w:r>
+        <w:rPr>
+          <w:b/>
+          <w:color w:val="8A6200"/>
+          <w:sz w:val="19"/>
+        </w:rPr>
+        <w:t xml:space="preserve">— определяется на стадии БИ: </w:t>
+      </w:r>
+      <w:r>
+        <w:rPr>
+          <w:sz w:val="19"/>
+        </w:rPr>
+        <w:t xml:space="preserve">Перечень оборудования, передаваемого в ЦИМ (Приложение №4) — увязка атрибутов спецификации с моделью</w:t>
+      </w:r>
+    </w:p>
+    <w:p>
+      <w:r>
+        <w:rPr>
+          <w:b/>
+          <w:color w:val="8A6200"/>
+          <w:sz w:val="19"/>
+        </w:rPr>
+        <w:t xml:space="preserve">— определяется на стадии БИ: </w:t>
+      </w:r>
+      <w:r>
+        <w:rPr>
+          <w:sz w:val="19"/>
+        </w:rPr>
+        <w:t xml:space="preserve">Статус проекта печи HATCH (права, актуализация под РФ-изготовителя) — решение Заказчика</w:t>
+      </w:r>
+    </w:p>
+    <w:p>
+      <w:pPr>
+        <w:pStyle w:val="Heading2"/>
+      </w:pPr>
+      <w:r>
+        <w:rPr>
+          <w:b/>
+          <w:sz w:val="26"/>
+        </w:rPr>
+        <w:t xml:space="preserve">Тепловыделения и выделения вредностей от оборудования в помещения цеха</w:t>
+      </w:r>
+    </w:p>
+    <w:p>
+      <w:r>
+        <w:rPr>
+          <w:sz w:val="20"/>
+        </w:rPr>
+        <w:t xml:space="preserve">**Тепловыделения.** Базовая статья — потери печи КС в окружающую среду: 10 % теплового баланса = **3,67 ГДж/ч (1,02 МВт) осн. / 6,46 ГДж/ч (1,79 МВт) вспом.** (ИД табл. 23 п.240); большая часть рассеивается поверхностями печи (корпус ~200 м², температура наружной поверхности при шамотной футеровке — 60–90 °C расчётно) и газоходом Ø2000 в помещение отделения обжига. Дополнительно в цех поступают: потери изолированных поверхностей КУ, газоходов и паропроводов (при нормируемой плотности потока по СП 61.13330 ~150–300 Вт/м² на горячих трактах — суммарно 0,2–0,4 МВт, уточняется расчётом изоляции); тепло от электроприводов (~10 % потребляемой мощности ≈ 20–60 кВт); тепло охлаждаемых продуктов на открытых участках шнеков (малое, тракты закрыты). **Итого проектная оценка тепловыделений в объём цеха 1,3–2,2 МВт** — определяющая нагрузка для воздухообмена: летом — аэрация/механическая вытяжка из верхней зоны отделения обжига, зимой тепловыделения частично замещают отопление (дежурное отопление +5 °C в нерабочих зонах, воздушно-тепловые завесы ворот — климат −40 °C). Точный тепловой паспорт по помещениям выдаётся в БИ таблицей «аппарат → поверхность, м² → t поверхности → Вт».</w:t>
+      </w:r>
+    </w:p>
+    <w:p>
+      <w:r>
+        <w:rPr>
+          <w:sz w:val="20"/>
+        </w:rPr>
+        <w:t xml:space="preserve">**Вредности.** (1) SO₂: источники — надслоевое пространство печи (+50–100 Па) через неплотности загрузочного узла и порогов, ревизионные люки при обслуживании; мероприятия: аспирация укрытий узлов печи, поддержание минимального избыточного давления/перевод на разрежение (вопрос уставки — см. P&amp;ID), газоанализаторы СО₂/SO₂ рабочей зоны с сигнализацией при ПДКрз 10 мг/м³ (ГОСТ 12.1.005). (2) Пыль медьсодержащая (Cu, Ni — с учётом канцерогенности Ni): источники — пересыпки, растаривание, налив; мероприятия: герметизация + аспирация с возвратом пыли, уборка полов промышленными пылесосами/гидросмывом (сухая пыль II класса опасности — ИД разд. 6), контроль воздуха рабочей зоны по программе производственного контроля (СП 2.2.3670-20). (3) Тепловое излучение у печи и порогов выгрузки (930 °C) — экранирование, ограничение времени пребывания, СИЗ; облучённость на рабочих местах ≤140 Вт/м² по СанПиН 1.2.3685-21 (уточняется расчётом). (4) Шум: дымососы 400 кВт, воздуходувка — шумоизолированные помещения/кожухи, цель ≤80 дБА на рабочих местах (ГОСТ 12.1.003). (5) Вибрация — виброизоляция фундаментов (см. раздел фундаментов). Категории помещений по пожарной опасности: мазутный узел — В1-В2; электропомещения — В1-В3; основные технологические отделения — Д/Г (негорючие материалы при высоких температурах); уточняется расчётом по СП 12.13130.2009.</w:t>
+      </w:r>
+    </w:p>
+    <w:tbl>
+      <w:tblPr>
+        <w:tblW w:w="11638" w:type="dxa"/>
+        <w:tblBorders>
+          <w:top w:val="single" w:sz="4" w:color="C9C9C9"/>
+          <w:left w:val="single" w:sz="4" w:color="C9C9C9"/>
+          <w:bottom w:val="single" w:sz="4" w:color="C9C9C9"/>
+          <w:right w:val="single" w:sz="4" w:color="C9C9C9"/>
+          <w:insideH w:val="single" w:sz="4" w:color="C9C9C9"/>
+          <w:insideV w:val="single" w:sz="4" w:color="C9C9C9"/>
+        </w:tblBorders>
+        <w:tblLayout w:type="fixed"/>
+      </w:tblPr>
+      <w:tblGrid>
+        <w:gridCol w:w="3600"/>
+        <w:gridCol w:w="5000"/>
+        <w:gridCol w:w="3038"/>
+      </w:tblGrid>
+      <w:tr>
+        <w:tc>
+          <w:tcPr>
+            <w:tcW w:w="3600" w:type="dxa"/>
+            <w:shd w:val="clear" w:fill="EFEFEF"/>
+          </w:tcPr>
+          <w:p>
+            <w:r>
+              <w:rPr>
+                <w:b/>
+                <w:sz w:val="19"/>
+              </w:rPr>
+              <w:t xml:space="preserve">Параметр</w:t>
+            </w:r>
+          </w:p>
+        </w:tc>
+        <w:tc>
+          <w:tcPr>
+            <w:tcW w:w="5000" w:type="dxa"/>
+            <w:shd w:val="clear" w:fill="EFEFEF"/>
+          </w:tcPr>
+          <w:p>
+            <w:r>
+              <w:rPr>
+                <w:b/>
+                <w:sz w:val="19"/>
+              </w:rPr>
+              <w:t xml:space="preserve">Значение</w:t>
+            </w:r>
+          </w:p>
+        </w:tc>
+        <w:tc>
+          <w:tcPr>
+            <w:tcW w:w="3038" w:type="dxa"/>
+            <w:shd w:val="clear" w:fill="EFEFEF"/>
+          </w:tcPr>
+          <w:p>
+            <w:r>
+              <w:rPr>
+                <w:b/>
+                <w:sz w:val="19"/>
+              </w:rPr>
+              <w:t xml:space="preserve">Источник</w:t>
+            </w:r>
+          </w:p>
+        </w:tc>
+      </w:tr>
+      <w:tr>
+        <w:tc>
+          <w:tcPr>
+            <w:tcW w:w="3600" w:type="dxa"/>
+          </w:tcPr>
+          <w:p>
+            <w:r>
+              <w:rPr>
+                <w:sz w:val="19"/>
+              </w:rPr>
+              <w:t xml:space="preserve">Потери печи в окружающую среду</w:t>
+            </w:r>
+          </w:p>
+        </w:tc>
+        <w:tc>
+          <w:tcPr>
+            <w:tcW w:w="5000" w:type="dxa"/>
+          </w:tcPr>
+          <w:p>
+            <w:r>
+              <w:rPr>
+                <w:sz w:val="19"/>
+              </w:rPr>
+              <w:t xml:space="preserve">1,02 / 1,79 МВт (10 % баланса)</w:t>
+            </w:r>
+          </w:p>
+        </w:tc>
+        <w:tc>
+          <w:tcPr>
+            <w:tcW w:w="3038" w:type="dxa"/>
+          </w:tcPr>
+          <w:p>
+            <w:r>
+              <w:rPr>
+                <w:color w:val="666666"/>
+                <w:sz w:val="18"/>
+              </w:rPr>
+              <w:t xml:space="preserve">ИД табл. 23 п.240 (пересчёт в МВт)</w:t>
+            </w:r>
+          </w:p>
+        </w:tc>
+      </w:tr>
+      <w:tr>
+        <w:tc>
+          <w:tcPr>
+            <w:tcW w:w="3600" w:type="dxa"/>
+          </w:tcPr>
+          <w:p>
+            <w:r>
+              <w:rPr>
+                <w:sz w:val="19"/>
+              </w:rPr>
+              <w:t xml:space="preserve">Суммарные тепловыделения в цех (предв.)</w:t>
+            </w:r>
+          </w:p>
+        </w:tc>
+        <w:tc>
+          <w:tcPr>
+            <w:tcW w:w="5000" w:type="dxa"/>
+          </w:tcPr>
+          <w:p>
+            <w:r>
+              <w:rPr>
+                <w:sz w:val="19"/>
+              </w:rPr>
+              <w:t xml:space="preserve">1,3–2,2 МВт</w:t>
+            </w:r>
+          </w:p>
+        </w:tc>
+        <w:tc>
+          <w:tcPr>
+            <w:tcW w:w="3038" w:type="dxa"/>
+          </w:tcPr>
+          <w:p>
+            <w:r>
+              <w:rPr>
+                <w:color w:val="666666"/>
+                <w:sz w:val="18"/>
+              </w:rPr>
+              <w:t xml:space="preserve">оценка Исполнителя (печь по ИД + изоляция по СП 61.13330)</w:t>
+            </w:r>
+          </w:p>
+        </w:tc>
+      </w:tr>
+      <w:tr>
+        <w:tc>
+          <w:tcPr>
+            <w:tcW w:w="3600" w:type="dxa"/>
+          </w:tcPr>
+          <w:p>
+            <w:r>
+              <w:rPr>
+                <w:sz w:val="19"/>
+              </w:rPr>
+              <w:t xml:space="preserve">ПДКрз SO₂</w:t>
+            </w:r>
+          </w:p>
+        </w:tc>
+        <w:tc>
+          <w:tcPr>
+            <w:tcW w:w="5000" w:type="dxa"/>
+          </w:tcPr>
+          <w:p>
+            <w:r>
+              <w:rPr>
+                <w:sz w:val="19"/>
+              </w:rPr>
+              <w:t xml:space="preserve">10 мг/м³ — уставка газоанализаторов рабочей зоны</w:t>
+            </w:r>
+          </w:p>
+        </w:tc>
+        <w:tc>
+          <w:tcPr>
+            <w:tcW w:w="3038" w:type="dxa"/>
+          </w:tcPr>
+          <w:p>
+            <w:r>
+              <w:rPr>
+                <w:color w:val="666666"/>
+                <w:sz w:val="18"/>
+              </w:rPr>
+              <w:t xml:space="preserve">ГОСТ 12.1.005-88</w:t>
+            </w:r>
+          </w:p>
+        </w:tc>
+      </w:tr>
+      <w:tr>
+        <w:tc>
+          <w:tcPr>
+            <w:tcW w:w="3600" w:type="dxa"/>
+          </w:tcPr>
+          <w:p>
+            <w:r>
+              <w:rPr>
+                <w:sz w:val="19"/>
+              </w:rPr>
+              <w:t xml:space="preserve">Класс опасности пыли концентрата</w:t>
+            </w:r>
+          </w:p>
+        </w:tc>
+        <w:tc>
+          <w:tcPr>
+            <w:tcW w:w="5000" w:type="dxa"/>
+          </w:tcPr>
+          <w:p>
+            <w:r>
+              <w:rPr>
+                <w:sz w:val="19"/>
+              </w:rPr>
+              <w:t xml:space="preserve">II (не горюч, взрывобезопасен)</w:t>
+            </w:r>
+          </w:p>
+        </w:tc>
+        <w:tc>
+          <w:tcPr>
+            <w:tcW w:w="3038" w:type="dxa"/>
+          </w:tcPr>
+          <w:p>
+            <w:r>
+              <w:rPr>
+                <w:color w:val="666666"/>
+                <w:sz w:val="18"/>
+              </w:rPr>
+              <w:t xml:space="preserve">ИД разд. 6 (ТУ 24.44.11-237-48200234-2017)</w:t>
+            </w:r>
+          </w:p>
+        </w:tc>
+      </w:tr>
+      <w:tr>
+        <w:tc>
+          <w:tcPr>
+            <w:tcW w:w="3600" w:type="dxa"/>
+          </w:tcPr>
+          <w:p>
+            <w:r>
+              <w:rPr>
+                <w:sz w:val="19"/>
+              </w:rPr>
+              <w:t xml:space="preserve">Цель по шуму</w:t>
+            </w:r>
+          </w:p>
+        </w:tc>
+        <w:tc>
+          <w:tcPr>
+            <w:tcW w:w="5000" w:type="dxa"/>
+          </w:tcPr>
+          <w:p>
+            <w:r>
+              <w:rPr>
+                <w:sz w:val="19"/>
+              </w:rPr>
+              <w:t xml:space="preserve">≤80 дБА на рабочих местах</w:t>
+            </w:r>
+          </w:p>
+        </w:tc>
+        <w:tc>
+          <w:tcPr>
+            <w:tcW w:w="3038" w:type="dxa"/>
+          </w:tcPr>
+          <w:p>
+            <w:r>
+              <w:rPr>
+                <w:color w:val="666666"/>
+                <w:sz w:val="18"/>
+              </w:rPr>
+              <w:t xml:space="preserve">ГОСТ 12.1.003-2014; СанПиН 1.2.3685-21</w:t>
+            </w:r>
+          </w:p>
+        </w:tc>
+      </w:tr>
+    </w:tbl>
+    <w:p>
+      <w:r>
+        <w:rPr>
+          <w:b/>
+          <w:sz w:val="19"/>
+        </w:rPr>
+        <w:t xml:space="preserve">Нормативная база: </w:t>
+      </w:r>
+      <w:r>
+        <w:rPr>
+          <w:color w:val="444444"/>
+          <w:sz w:val="19"/>
+        </w:rPr>
+        <w:t xml:space="preserve">СП 60.13330.2020 — Вентиляция и отопление — ассимиляция 1,3–2,2 МВт тепловыделений, воздушные завесы; СП 61.13330.2012 — Нормы плотности теплового потока изоляции — основа расчёта тепловыделений трактов; ГОСТ 12.1.005-88 и СанПиН 1.2.3685-21 — ПДК рабочей зоны (SO₂, медь, никель), микроклимат, тепловое облучение; СП 2.2.3670-20 — Санитарные требования к условиям труда — производственный контроль; ГОСТ 12.1.003-2014 / ГОСТ 12.1.012-2004 — Шум и вибрация — дымососы, воздуходувка; СП 12.13130.2009 — Категорирование помещений по взрывопожарной опасности</w:t>
+      </w:r>
+    </w:p>
+    <w:p>
+      <w:r>
+        <w:rPr>
+          <w:b/>
+          <w:color w:val="8A6200"/>
+          <w:sz w:val="19"/>
+        </w:rPr>
+        <w:t xml:space="preserve">— определяется на стадии БИ: </w:t>
+      </w:r>
+      <w:r>
+        <w:rPr>
+          <w:sz w:val="19"/>
+        </w:rPr>
+        <w:t xml:space="preserve">Тепловой паспорт по помещениям (поверхности, температуры) — после расчёта изоляции на стадии БИ</w:t>
+      </w:r>
+    </w:p>
+    <w:p>
+      <w:r>
+        <w:rPr>
+          <w:b/>
+          <w:color w:val="8A6200"/>
+          <w:sz w:val="19"/>
+        </w:rPr>
+        <w:t xml:space="preserve">— определяется на стадии БИ: </w:t>
+      </w:r>
+      <w:r>
+        <w:rPr>
+          <w:sz w:val="19"/>
+        </w:rPr>
+        <w:t xml:space="preserve">Карта источников выделений и воздухообмен по помещениям — раздел ОВ на стадии БИ/ОТР</w:t>
+      </w:r>
+    </w:p>
+    <w:p>
+      <w:r>
+        <w:rPr>
+          <w:b/>
+          <w:color w:val="8A6200"/>
+          <w:sz w:val="19"/>
+        </w:rPr>
+        <w:t xml:space="preserve">— определяется на стадии БИ: </w:t>
+      </w:r>
+      <w:r>
+        <w:rPr>
+          <w:sz w:val="19"/>
+        </w:rPr>
+        <w:t xml:space="preserve">Категории помещений по СП 12.13130 — расчёт после фиксации мазутного хозяйства</w:t>
+      </w:r>
+    </w:p>
+    <w:p>
+      <w:pPr>
+        <w:pStyle w:val="Heading2"/>
+      </w:pPr>
+      <w:r>
+        <w:rPr>
+          <w:b/>
+          <w:sz w:val="26"/>
+        </w:rPr>
+        <w:t xml:space="preserve">Интерфейсы Лота №1: границы со смежными лотами, СКЦ, ГМЦ и инфраструктурой площадки</w:t>
+      </w:r>
+    </w:p>
+    <w:p>
+      <w:r>
+        <w:rPr>
+          <w:sz w:val="20"/>
+        </w:rPr>
+        <w:t xml:space="preserve">Граница проектирования — **9 фланцевых позиций** по ТЗ п.3.3; каждая позиция в БИ оформляется интерфейсной картой (среда, расход номинал/максимум, параметры, диаметр и отметка фланца, ответственная сторона). Сводка материальных интерфейсов.</w:t>
+      </w:r>
+    </w:p>
+    <w:p>
+      <w:r>
+        <w:rPr>
+          <w:sz w:val="20"/>
+        </w:rPr>
+        <w:t xml:space="preserve">**Входы**: (1) пульпа сгущённого концентрата от участка сгущения (вне БИ) — 104 994 т/год, 70 % твёрдого, обогреваемый пульпопровод, граница — фланец на внешней стене; требование к смежнику: стабильность плотности пульпы и обогрев в холодный период (ИД разд. 4); (2) кек NNH в МКР 1–2 т и (3) цементная медь в титановых контейнерах — со склада сырья Заказчика через ворота цеха; (4) энергоресурсы по ТУ: кислород 4 687/3 136 нм³/ч (0,8–1,2 МПа), мазут до ≈3,4 т/ч (максимум одновременной работы горелок), ХОВ 4,31/6,80 т/ч (105 °C), оборотная вода 179,1/166,1 м³/ч (25→35 °C), электроэнергия 1,1–1,4 МВт (ввод 6 кВ). **Выходы**: (5) огарок + «грубая» пыль — 99 142 т/год (81 896 + 9 081 + 8 165), смесь 72,67 % Cu / 0,445 % S, ≤70 °C, автоцементовозами 45 м³ на склад огарка и пыли (вне БИ) и далее в ГМЦ; способ транспортировки до ГМЦ по ТЗ определяется при разработке ОТР — интерфейсные данные (состав, средняя крупность 0,449 мм, температура) выдаются из настоящей ПЗ; (6) «тонкая» пыль ЭФ — 2 916 т/год (Cu 63,18 %, S 3,44 %, сульфатной 3,36 %) отдельным трактом — для ГМЦ отдельный режим переработки из-за повышенной сульфатности; (7) серосодержащий газ в СКЦ — 13 262/21 830 нм³/ч, SO₂ 15,59/9,49 %, SO₃ 0,72/0,44 %, 387 °C, ≤0,1 г/нм³, граница — выходной патрубок дымососа, далее газоход Ø1100 по эстакаде (трасса — по генплану); интерфейсный протокол с СКЦ: допустимые диапазоны и скорость изменения SO₂/расхода, взаимные действия при остановках (аварийная остановка СКЦ → остановка загрузки печи — блокировка межцехового уровня); (8) пар 0,6 МПа/159 °C после РОУ — 4,1/6,5 т/ч в паросеть площадки (цех — нетто-источник; потребление выпарки лота №2 — из общей сети, баланс пара площадки сводит Заказчик по ТУ); (9) фильтрат 23 332 м³/год — возврат в ОРФ.</w:t>
+      </w:r>
+    </w:p>
+    <w:p>
+      <w:r>
+        <w:rPr>
+          <w:sz w:val="20"/>
+        </w:rPr>
+        <w:t xml:space="preserve">**Организационно-технические интерфейсы.** Со смежными лотами №2–4 прямых материальных потоков нет; общие системы: единая информационно-управляющая система с выводом всех показателей в общую диспетчерскую (ТЗ п.2.10) — согласованный перечень тегов и протоколы обмена (Industrial Ethernet, стандарт Прил. №5), единая система кодирования позиций/тегов для всех лотов (открытый вопрос раздела PFD), сводная ЦИМ комплекса (общие оси, отметки, координационная сетка — раздел ЦИМ). С генпроектировщиком (Гипроникель): БИ выдаёт нагрузки на конструкции и фундаменты, тепловыделения и вредности для ОВиК, данные для ОВОС, расчёт нагрузок для запроса ТУ; БИ получает: «вариант размещения» (генплан) — критический вход для посадки цеха, трассы газохода и эстакад (запрос Q-10), ИГИ пятна застройки, ТУ на подключения (через Заказчика). Балансовые стыки сводятся сквозной моделью комплекса: сера лота №1 (21 307 т/год в газ) = сырьё СКЦ; огарок и пыли в ГМЦ — 102 058 т/год (99 142 тракт огарка + 2 916 тонкая пыль); катодная программа комплекса ограничена сырьём (оговорка F-CAP calc.json: выпуск при сырье по ИД ≈69,3 тыс. т/год при мощности оборудования 75 000 т/год).</w:t>
+      </w:r>
+    </w:p>
+    <w:tbl>
+      <w:tblPr>
+        <w:tblW w:w="11638" w:type="dxa"/>
+        <w:tblBorders>
+          <w:top w:val="single" w:sz="4" w:color="C9C9C9"/>
+          <w:left w:val="single" w:sz="4" w:color="C9C9C9"/>
+          <w:bottom w:val="single" w:sz="4" w:color="C9C9C9"/>
+          <w:right w:val="single" w:sz="4" w:color="C9C9C9"/>
+          <w:insideH w:val="single" w:sz="4" w:color="C9C9C9"/>
+          <w:insideV w:val="single" w:sz="4" w:color="C9C9C9"/>
+        </w:tblBorders>
+        <w:tblLayout w:type="fixed"/>
+      </w:tblPr>
+      <w:tblGrid>
+        <w:gridCol w:w="3600"/>
+        <w:gridCol w:w="5000"/>
+        <w:gridCol w:w="3038"/>
+      </w:tblGrid>
+      <w:tr>
+        <w:tc>
+          <w:tcPr>
+            <w:tcW w:w="3600" w:type="dxa"/>
+            <w:shd w:val="clear" w:fill="EFEFEF"/>
+          </w:tcPr>
+          <w:p>
+            <w:r>
+              <w:rPr>
+                <w:b/>
+                <w:sz w:val="19"/>
+              </w:rPr>
+              <w:t xml:space="preserve">Параметр</w:t>
+            </w:r>
+          </w:p>
+        </w:tc>
+        <w:tc>
+          <w:tcPr>
+            <w:tcW w:w="5000" w:type="dxa"/>
+            <w:shd w:val="clear" w:fill="EFEFEF"/>
+          </w:tcPr>
+          <w:p>
+            <w:r>
+              <w:rPr>
+                <w:b/>
+                <w:sz w:val="19"/>
+              </w:rPr>
+              <w:t xml:space="preserve">Значение</w:t>
+            </w:r>
+          </w:p>
+        </w:tc>
+        <w:tc>
+          <w:tcPr>
+            <w:tcW w:w="3038" w:type="dxa"/>
+            <w:shd w:val="clear" w:fill="EFEFEF"/>
+          </w:tcPr>
+          <w:p>
+            <w:r>
+              <w:rPr>
+                <w:b/>
+                <w:sz w:val="19"/>
+              </w:rPr>
+              <w:t xml:space="preserve">Источник</w:t>
+            </w:r>
+          </w:p>
+        </w:tc>
+      </w:tr>
+      <w:tr>
+        <w:tc>
+          <w:tcPr>
+            <w:tcW w:w="3600" w:type="dxa"/>
+          </w:tcPr>
+          <w:p>
+            <w:r>
+              <w:rPr>
+                <w:sz w:val="19"/>
+              </w:rPr>
+              <w:t xml:space="preserve">Границы проектирования</w:t>
+            </w:r>
+          </w:p>
+        </w:tc>
+        <w:tc>
+          <w:tcPr>
+            <w:tcW w:w="5000" w:type="dxa"/>
+          </w:tcPr>
+          <w:p>
+            <w:r>
+              <w:rPr>
+                <w:sz w:val="19"/>
+              </w:rPr>
+              <w:t xml:space="preserve">9 фланцевых позиций — по каждой интерфейсная карта</w:t>
+            </w:r>
+          </w:p>
+        </w:tc>
+        <w:tc>
+          <w:tcPr>
+            <w:tcW w:w="3038" w:type="dxa"/>
+          </w:tcPr>
+          <w:p>
+            <w:r>
+              <w:rPr>
+                <w:color w:val="666666"/>
+                <w:sz w:val="18"/>
+              </w:rPr>
+              <w:t xml:space="preserve">ТЗ п.3.3</w:t>
+            </w:r>
+          </w:p>
+        </w:tc>
+      </w:tr>
+      <w:tr>
+        <w:tc>
+          <w:tcPr>
+            <w:tcW w:w="3600" w:type="dxa"/>
+          </w:tcPr>
+          <w:p>
+            <w:r>
+              <w:rPr>
+                <w:sz w:val="19"/>
+              </w:rPr>
+              <w:t xml:space="preserve">В ГМЦ (огарок + пыли)</w:t>
+            </w:r>
+          </w:p>
+        </w:tc>
+        <w:tc>
+          <w:tcPr>
+            <w:tcW w:w="5000" w:type="dxa"/>
+          </w:tcPr>
+          <w:p>
+            <w:r>
+              <w:rPr>
+                <w:sz w:val="19"/>
+              </w:rPr>
+              <w:t xml:space="preserve">102 058 т/год = 99 142 (тракт огарка) + 2 916 (тонкая пыль)</w:t>
+            </w:r>
+          </w:p>
+        </w:tc>
+        <w:tc>
+          <w:tcPr>
+            <w:tcW w:w="3038" w:type="dxa"/>
+          </w:tcPr>
+          <w:p>
+            <w:r>
+              <w:rPr>
+                <w:color w:val="666666"/>
+                <w:sz w:val="18"/>
+              </w:rPr>
+              <w:t xml:space="preserve">ИД табл. 22; пересчёт Исполнителя</w:t>
+            </w:r>
+          </w:p>
+        </w:tc>
+      </w:tr>
+      <w:tr>
+        <w:tc>
+          <w:tcPr>
+            <w:tcW w:w="3600" w:type="dxa"/>
+          </w:tcPr>
+          <w:p>
+            <w:r>
+              <w:rPr>
+                <w:sz w:val="19"/>
+              </w:rPr>
+              <w:t xml:space="preserve">В СКЦ (газ)</w:t>
+            </w:r>
+          </w:p>
+        </w:tc>
+        <w:tc>
+          <w:tcPr>
+            <w:tcW w:w="5000" w:type="dxa"/>
+          </w:tcPr>
+          <w:p>
+            <w:r>
+              <w:rPr>
+                <w:sz w:val="19"/>
+              </w:rPr>
+              <w:t xml:space="preserve">13 262/21 830 нм³/ч; SO₂ 15,59/9,49 %; 387 °C; ≤0,1 г/нм³; S 21 307 т/год</w:t>
+            </w:r>
+          </w:p>
+        </w:tc>
+        <w:tc>
+          <w:tcPr>
+            <w:tcW w:w="3038" w:type="dxa"/>
+          </w:tcPr>
+          <w:p>
+            <w:r>
+              <w:rPr>
+                <w:color w:val="666666"/>
+                <w:sz w:val="18"/>
+              </w:rPr>
+              <w:t xml:space="preserve">ИД табл. 22; табл. 23 п.400-403</w:t>
+            </w:r>
+          </w:p>
+        </w:tc>
+      </w:tr>
+      <w:tr>
+        <w:tc>
+          <w:tcPr>
+            <w:tcW w:w="3600" w:type="dxa"/>
+          </w:tcPr>
+          <w:p>
+            <w:r>
+              <w:rPr>
+                <w:sz w:val="19"/>
+              </w:rPr>
+              <w:t xml:space="preserve">В паросеть площадки</w:t>
+            </w:r>
+          </w:p>
+        </w:tc>
+        <w:tc>
+          <w:tcPr>
+            <w:tcW w:w="5000" w:type="dxa"/>
+          </w:tcPr>
+          <w:p>
+            <w:r>
+              <w:rPr>
+                <w:sz w:val="19"/>
+              </w:rPr>
+              <w:t xml:space="preserve">4,1/6,5 т/ч (0,6 МПа, 159 °C после РОУ)</w:t>
+            </w:r>
+          </w:p>
+        </w:tc>
+        <w:tc>
+          <w:tcPr>
+            <w:tcW w:w="3038" w:type="dxa"/>
+          </w:tcPr>
+          <w:p>
+            <w:r>
+              <w:rPr>
+                <w:color w:val="666666"/>
+                <w:sz w:val="18"/>
+              </w:rPr>
+              <w:t xml:space="preserve">ИД разд. 2.5</w:t>
+            </w:r>
+          </w:p>
+        </w:tc>
+      </w:tr>
+      <w:tr>
+        <w:tc>
+          <w:tcPr>
+            <w:tcW w:w="3600" w:type="dxa"/>
+          </w:tcPr>
+          <w:p>
+            <w:r>
+              <w:rPr>
+                <w:sz w:val="19"/>
+              </w:rPr>
+              <w:t xml:space="preserve">Возврат фильтрата в ОРФ</w:t>
+            </w:r>
+          </w:p>
+        </w:tc>
+        <w:tc>
+          <w:tcPr>
+            <w:tcW w:w="5000" w:type="dxa"/>
+          </w:tcPr>
+          <w:p>
+            <w:r>
+              <w:rPr>
+                <w:sz w:val="19"/>
+              </w:rPr>
+              <w:t xml:space="preserve">23 332 м³/год</w:t>
+            </w:r>
+          </w:p>
+        </w:tc>
+        <w:tc>
+          <w:tcPr>
+            <w:tcW w:w="3038" w:type="dxa"/>
+          </w:tcPr>
+          <w:p>
+            <w:r>
+              <w:rPr>
+                <w:color w:val="666666"/>
+                <w:sz w:val="18"/>
+              </w:rPr>
+              <w:t xml:space="preserve">ИД табл. 23 п.55</w:t>
+            </w:r>
+          </w:p>
+        </w:tc>
+      </w:tr>
+      <w:tr>
+        <w:tc>
+          <w:tcPr>
+            <w:tcW w:w="3600" w:type="dxa"/>
+          </w:tcPr>
+          <w:p>
+            <w:r>
+              <w:rPr>
+                <w:sz w:val="19"/>
+              </w:rPr>
+              <w:t xml:space="preserve">Транспорт огарка/пыли до ГМЦ</w:t>
+            </w:r>
+          </w:p>
+        </w:tc>
+        <w:tc>
+          <w:tcPr>
+            <w:tcW w:w="5000" w:type="dxa"/>
+          </w:tcPr>
+          <w:p>
+            <w:r>
+              <w:rPr>
+                <w:sz w:val="19"/>
+              </w:rPr>
+              <w:t xml:space="preserve">определяется при разработке ОТР; в БИ — цементовозная схема от силосов</w:t>
+            </w:r>
+          </w:p>
+        </w:tc>
+        <w:tc>
+          <w:tcPr>
+            <w:tcW w:w="3038" w:type="dxa"/>
+          </w:tcPr>
+          <w:p>
+            <w:r>
+              <w:rPr>
+                <w:color w:val="666666"/>
+                <w:sz w:val="18"/>
+              </w:rPr>
+              <w:t xml:space="preserve">ТЗ, общее описание технологии ОВЭ; ИД табл. 23 п.474-499</w:t>
+            </w:r>
+          </w:p>
+        </w:tc>
+      </w:tr>
+      <w:tr>
+        <w:tc>
+          <w:tcPr>
+            <w:tcW w:w="3600" w:type="dxa"/>
+          </w:tcPr>
+          <w:p>
+            <w:r>
+              <w:rPr>
+                <w:sz w:val="19"/>
+              </w:rPr>
+              <w:t xml:space="preserve">Межцеховая блокировка с СКЦ</w:t>
+            </w:r>
+          </w:p>
+        </w:tc>
+        <w:tc>
+          <w:tcPr>
+            <w:tcW w:w="5000" w:type="dxa"/>
+          </w:tcPr>
+          <w:p>
+            <w:r>
+              <w:rPr>
+                <w:sz w:val="19"/>
+              </w:rPr>
+              <w:t xml:space="preserve">остановка СКЦ → остановка загрузки печи (уровень ИУС)</w:t>
+            </w:r>
+          </w:p>
+        </w:tc>
+        <w:tc>
+          <w:tcPr>
+            <w:tcW w:w="3038" w:type="dxa"/>
+          </w:tcPr>
+          <w:p>
+            <w:r>
+              <w:rPr>
+                <w:color w:val="666666"/>
+                <w:sz w:val="18"/>
+              </w:rPr>
+              <w:t xml:space="preserve">решение БИ (следствие ТЗ п.2.10)</w:t>
+            </w:r>
+          </w:p>
+        </w:tc>
+      </w:tr>
+    </w:tbl>
+    <w:p>
+      <w:r>
+        <w:rPr>
+          <w:b/>
+          <w:sz w:val="19"/>
+        </w:rPr>
+        <w:t xml:space="preserve">Нормативная база: </w:t>
+      </w:r>
+      <w:r>
+        <w:rPr>
+          <w:color w:val="444444"/>
+          <w:sz w:val="19"/>
+        </w:rPr>
+        <w:t xml:space="preserve">ГОСТ Р 21.101-2020 — Правила взаимной передачи заданий и исходных данных между разделами и организациями; ГОСТ 34.602-2020 — Фиксация требований к интеграции АСУТП лота в единую ИУС комплекса; СП 18.13330.2019 — Планировочная организация промплощадки: эстакада газохода в СКЦ, проезды цементовозов</w:t>
+      </w:r>
+    </w:p>
+    <w:p>
+      <w:r>
+        <w:rPr>
+          <w:b/>
+          <w:color w:val="8A6200"/>
+          <w:sz w:val="19"/>
+        </w:rPr>
+        <w:t xml:space="preserve">— определяется на стадии БИ: </w:t>
+      </w:r>
+      <w:r>
+        <w:rPr>
+          <w:sz w:val="19"/>
+        </w:rPr>
+        <w:t xml:space="preserve">«Вариант размещения» (генплан) как ИД Заказчика — без него не фиксируются посадка цеха, трасса газохода в СКЦ и эстакады (запрос Q-10 / F-BUILD)</w:t>
+      </w:r>
+    </w:p>
+    <w:p>
+      <w:r>
+        <w:rPr>
+          <w:b/>
+          <w:color w:val="8A6200"/>
+          <w:sz w:val="19"/>
+        </w:rPr>
+        <w:t xml:space="preserve">— определяется на стадии БИ: </w:t>
+      </w:r>
+      <w:r>
+        <w:rPr>
+          <w:sz w:val="19"/>
+        </w:rPr>
+        <w:t xml:space="preserve">Интерфейсный протокол с СКЦ (диапазоны SO₂ и расхода, скорость изменения, взаимные блокировки остановок) — согласовать с эксплуатацией СКЦ</w:t>
+      </w:r>
+    </w:p>
+    <w:p>
+      <w:r>
+        <w:rPr>
+          <w:b/>
+          <w:color w:val="8A6200"/>
+          <w:sz w:val="19"/>
+        </w:rPr>
+        <w:t xml:space="preserve">— определяется на стадии БИ: </w:t>
+      </w:r>
+      <w:r>
+        <w:rPr>
+          <w:sz w:val="19"/>
+        </w:rPr>
+        <w:t xml:space="preserve">Единая система кодирования тегов/позиций для всех лотов — согласовать с Заказчиком до выпуска PFD/P&amp;ID</w:t>
+      </w:r>
+    </w:p>
+    <w:p>
+      <w:r>
+        <w:rPr>
+          <w:b/>
+          <w:color w:val="8A6200"/>
+          <w:sz w:val="19"/>
+        </w:rPr>
+        <w:t xml:space="preserve">— определяется на стадии БИ: </w:t>
+      </w:r>
+      <w:r>
+        <w:rPr>
+          <w:sz w:val="19"/>
+        </w:rPr>
+        <w:t xml:space="preserve">Баланс пара 0,6 МПа по площадке (выдача лота №1 против потребления выпарки лота №2) — сводит Заказчик по ТУ</w:t>
+      </w:r>
+    </w:p>
+    <w:p>
+      <w:r>
+        <w:rPr>
+          <w:b/>
+          <w:color w:val="8A6200"/>
+          <w:sz w:val="19"/>
+        </w:rPr>
+        <w:t xml:space="preserve">— определяется на стадии БИ: </w:t>
+      </w:r>
+      <w:r>
+        <w:rPr>
+          <w:sz w:val="19"/>
+        </w:rPr>
+        <w:t xml:space="preserve">Порядок приёма огарка и пыли в ГМЦ (график вывоза, ёмкость склада, требования к таре) — совместно с проектировщиком склада (вне БИ)</w:t>
+      </w:r>
+    </w:p>
+    <w:p>
+      <w:pPr>
+        <w:pStyle w:val="Heading2"/>
+      </w:pPr>
+      <w:r>
+        <w:rPr>
+          <w:b/>
+          <w:sz w:val="26"/>
+        </w:rPr>
+        <w:t xml:space="preserve">Стоимость поставки по Лоту №1 (методика и состав)</w:t>
+      </w:r>
+    </w:p>
+    <w:p>
+      <w:r>
+        <w:rPr>
+          <w:sz w:val="20"/>
+        </w:rPr>
+        <w:t xml:space="preserve">Стоимость комплектной поставки формируется в составе БИ по требованиям ТЗ п.3.6 в ред. v4.1 (строка «не менее 2–3 ТКП на каждую позицию» вычеркнута): (1) **бюджетные ТКП по основному оборудованию** — практически 2–3 ТКП на каждую позицию основного перечня (~70–80 % стоимости поставки; перечень «основного» фиксируется в договоре), по остальным позициям — укрупнённые показатели и ценовая база КВАНТ; референсные изготовители зафиксированы в ИД (печь — по проекту HATCH; КУ — Белэнергомаш-БЗЭМ / Энергоцветмет; циклон — Энергомаш (Тверь) по разработке НИИОГАЗ; ЭФ — «Атмосфера» (Семибратово); дымососы — «Армавент»; питатели — Gornorud; дозаторы — «Агроэскорт»; конвейеры — КЗМКО; смеситель — НПО «Спайдермаш»; холодильники — Hyquip Rotolok / YT Conveyor; силосы — НПО «Спецнефтемаш»; станция растаривания — КИП-Сервис; цементовозы — Tongcheng) — по каждой группе добавляются альтернативные РФ-поставщики; (2) **бюджетная оценка общей стоимости комплектной поставки** (класс точности предложено зафиксировать в договоре как AACE Class 3, ±15–20 % — позиция D-30) технологического оборудования и материалов в границах п.3.3 ТЗ — включая трубопроводы, газоходы с футеровкой, технологические металлоконструкции (этажерки, площадки обслуживания), теплоизоляцию, КИПиА и АСУТП с прикладным ПО, электрооборудование в согласованных границах, ЗИП на ПНР и 2 года (АСУТП — ≥10 % и ≥1 шт. каждого наименования по Прил. №5).</w:t>
+      </w:r>
+    </w:p>
+    <w:p>
+      <w:r>
+        <w:rPr>
+          <w:sz w:val="20"/>
+        </w:rPr>
+        <w:t xml:space="preserve">Структура сводки стоимости: оборудование по группам (шихтоподготовка / печной комплекс / газоочистка / охлаждение-отгрузка / аспирация / КИПиА и АСУТП / электро) + материалы (газоходы, трубопроводы, металлоконструкции, футеровка, изоляция) + услуги (шеф-монтаж, ПНР, обучение, документация ЦИМ по Прил. №4). По валютным позициям (холодильники Holo-Screw Flite, цементовозы) — курсовые оговорки и таможенные платежи отдельной строкой; приоритет — производство РФ (Прил. №5). Итоговая стоимость Лота №1 в настоящем документе **не приводится до получения ТКП** — выпуск сводки предусмотрен отдельным этапом календарного плана БИ; для бюджетных решений Заказчика первыми контрактуются позиции длительного цикла (печь, КУ, ЭФ).</w:t>
+      </w:r>
+    </w:p>
+    <w:tbl>
+      <w:tblPr>
+        <w:tblW w:w="11638" w:type="dxa"/>
+        <w:tblBorders>
+          <w:top w:val="single" w:sz="4" w:color="C9C9C9"/>
+          <w:left w:val="single" w:sz="4" w:color="C9C9C9"/>
+          <w:bottom w:val="single" w:sz="4" w:color="C9C9C9"/>
+          <w:right w:val="single" w:sz="4" w:color="C9C9C9"/>
+          <w:insideH w:val="single" w:sz="4" w:color="C9C9C9"/>
+          <w:insideV w:val="single" w:sz="4" w:color="C9C9C9"/>
+        </w:tblBorders>
+        <w:tblLayout w:type="fixed"/>
+      </w:tblPr>
+      <w:tblGrid>
+        <w:gridCol w:w="3600"/>
+        <w:gridCol w:w="5000"/>
+        <w:gridCol w:w="3038"/>
+      </w:tblGrid>
+      <w:tr>
+        <w:tc>
+          <w:tcPr>
+            <w:tcW w:w="3600" w:type="dxa"/>
+            <w:shd w:val="clear" w:fill="EFEFEF"/>
+          </w:tcPr>
+          <w:p>
+            <w:r>
+              <w:rPr>
+                <w:b/>
+                <w:sz w:val="19"/>
+              </w:rPr>
+              <w:t xml:space="preserve">Параметр</w:t>
+            </w:r>
+          </w:p>
+        </w:tc>
+        <w:tc>
+          <w:tcPr>
+            <w:tcW w:w="5000" w:type="dxa"/>
+            <w:shd w:val="clear" w:fill="EFEFEF"/>
+          </w:tcPr>
+          <w:p>
+            <w:r>
+              <w:rPr>
+                <w:b/>
+                <w:sz w:val="19"/>
+              </w:rPr>
+              <w:t xml:space="preserve">Значение</w:t>
+            </w:r>
+          </w:p>
+        </w:tc>
+        <w:tc>
+          <w:tcPr>
+            <w:tcW w:w="3038" w:type="dxa"/>
+            <w:shd w:val="clear" w:fill="EFEFEF"/>
+          </w:tcPr>
+          <w:p>
+            <w:r>
+              <w:rPr>
+                <w:b/>
+                <w:sz w:val="19"/>
+              </w:rPr>
+              <w:t xml:space="preserve">Источник</w:t>
+            </w:r>
+          </w:p>
+        </w:tc>
+      </w:tr>
+      <w:tr>
+        <w:tc>
+          <w:tcPr>
+            <w:tcW w:w="3600" w:type="dxa"/>
+          </w:tcPr>
+          <w:p>
+            <w:r>
+              <w:rPr>
+                <w:sz w:val="19"/>
+              </w:rPr>
+              <w:t xml:space="preserve">Объём ТКП (ред. v4.1)</w:t>
+            </w:r>
+          </w:p>
+        </w:tc>
+        <w:tc>
+          <w:tcPr>
+            <w:tcW w:w="5000" w:type="dxa"/>
+          </w:tcPr>
+          <w:p>
+            <w:r>
+              <w:rPr>
+                <w:sz w:val="19"/>
+              </w:rPr>
+              <w:t xml:space="preserve">бюджетные ТКП по основному оборудованию (2–3 на позицию основного перечня)</w:t>
+            </w:r>
+          </w:p>
+        </w:tc>
+        <w:tc>
+          <w:tcPr>
+            <w:tcW w:w="3038" w:type="dxa"/>
+          </w:tcPr>
+          <w:p>
+            <w:r>
+              <w:rPr>
+                <w:color w:val="666666"/>
+                <w:sz w:val="18"/>
+              </w:rPr>
+              <w:t xml:space="preserve">ТЗ v4.1, «Стоимость поставки по Лоту №1» (принятая позиция D-29)</w:t>
             </w:r>
           </w:p>
         </w:tc>
@@ -9452,6 +11410,866 @@
           <w:sz w:val="19"/>
         </w:rPr>
         <w:t xml:space="preserve">Границы стоимости электрооборудования (до/после КТП) — после согласования границ по Прил. №3</w:t>
+      </w:r>
+    </w:p>
+    <w:p>
+      <w:pPr>
+        <w:pStyle w:val="Heading2"/>
+      </w:pPr>
+      <w:r>
+        <w:rPr>
+          <w:b/>
+          <w:sz w:val="26"/>
+        </w:rPr>
+        <w:t xml:space="preserve">Цифровая информационная модель (ЦИМ) стадии «базовый инжиниринг» — Приложение №4</w:t>
+      </w:r>
+    </w:p>
+    <w:p>
+      <w:r>
+        <w:rPr>
+          <w:sz w:val="20"/>
+        </w:rPr>
+        <w:t xml:space="preserve">По ТЗ («Прочие условия») на этапе БИ разрабатывается и передаётся Заказчику модель технологического оборудования/передела по требованиям Приложения №4; выпуск материалов ЦИМ — **отдельным этапом** календарного плана. Действующая редакция требований — **ТЗ на ЦИМ ред. 2 от 25.08.2026**: этап определён как «Разработка ЦИМ стадии „базовый инжиниринг“», целевое назначение — **проверка коллизий на стадии БИ**; выпуск ПД/РД из ЦИМ в объём БИ не входит (стадии П/Р — генпроектировщик).</w:t>
+      </w:r>
+    </w:p>
+    <w:p>
+      <w:r>
+        <w:rPr>
+          <w:sz w:val="20"/>
+        </w:rPr>
+        <w:t xml:space="preserve">**Уровень проработки** — эквивалент LOD 200: габаритные тела всего оборудования перечня БИ по фактическим размерам ИД/ТКП (печь Ø6000/8390×9200 мм; ЭФ 18 110×4 790×18 695 мм — 2 шт.; циклон H 6 100 мм; КУ и воздуходувка — по КД/ТКП; силосы 100/10 м³; бункерная этажерка), компоновка на сетке 6/12 м с осями и отметками, газоходы Ø2000/Ø1100 и магистральные трубопроводы (пар, вода, кислород, мазут) трассами с габаритами, металлоконструкции этажерок и площадок укрупнённо, **зоны обслуживания и выемки объёмными элементами** (выкатка роторов дымососов, зоны обслуживания полей ЭФ, зона раскладки футеровки с путём подачи ~135 т шамота при капремонте, зоны действия кранов). Атрибутика (LOI) — по листу «Стадия БИ_ТХ» Приложения 1 ред. 2 (технологическое оборудование и оборудование ЭОМ/СС/АК; атрибут «завод-изготовитель» не требуется); на каждый типоразмер — библиотечный компонент, рабочие механизмы в составе компонентов — «при наличии» (ред. 2).</w:t>
+      </w:r>
+    </w:p>
+    <w:p>
+      <w:r>
+        <w:rPr>
+          <w:sz w:val="20"/>
+        </w:rPr>
+        <w:t xml:space="preserve">**Среда и обмен.** ПО — из рекомендуемого российского перечня ред. 2 (Model Studio CS и др.), конкретный инструментарий согласуется с Заказчиком до старта моделирования; модели делятся по разделам проекта и корпусам (несколько зданий в одной модели запрещено); работа в СОД Заказчика, выгрузка рабочих моделей в IFC — **1 раз в 4 недели** (ред. 2; статус промежуточных выгрузок «в работе» фиксируется протоколом — замечания к незавершённым частям не оформляются). Контроль качества: проверки коллизий по Таблице 3 ред. 2 (единый перечень без деления на стадии П/Р), сводная модель передела. **Состав передачи**: модели в исходных форматах + IFC (с делением по разделам), сводная модель IFC, отчёт «Описание ЦИМ» (PDF; docx/xlsx опционально); ИЦММ и LandXML из состава исключены (ред. 2). Позиции модели синхронизируются со спецификацией оборудования и тегами P&amp;ID — единая система кодирования (см. раздел PFD).</w:t>
+      </w:r>
+    </w:p>
+    <w:tbl>
+      <w:tblPr>
+        <w:tblW w:w="11638" w:type="dxa"/>
+        <w:tblBorders>
+          <w:top w:val="single" w:sz="4" w:color="C9C9C9"/>
+          <w:left w:val="single" w:sz="4" w:color="C9C9C9"/>
+          <w:bottom w:val="single" w:sz="4" w:color="C9C9C9"/>
+          <w:right w:val="single" w:sz="4" w:color="C9C9C9"/>
+          <w:insideH w:val="single" w:sz="4" w:color="C9C9C9"/>
+          <w:insideV w:val="single" w:sz="4" w:color="C9C9C9"/>
+        </w:tblBorders>
+        <w:tblLayout w:type="fixed"/>
+      </w:tblPr>
+      <w:tblGrid>
+        <w:gridCol w:w="3600"/>
+        <w:gridCol w:w="5000"/>
+        <w:gridCol w:w="3038"/>
+      </w:tblGrid>
+      <w:tr>
+        <w:tc>
+          <w:tcPr>
+            <w:tcW w:w="3600" w:type="dxa"/>
+            <w:shd w:val="clear" w:fill="EFEFEF"/>
+          </w:tcPr>
+          <w:p>
+            <w:r>
+              <w:rPr>
+                <w:b/>
+                <w:sz w:val="19"/>
+              </w:rPr>
+              <w:t xml:space="preserve">Параметр</w:t>
+            </w:r>
+          </w:p>
+        </w:tc>
+        <w:tc>
+          <w:tcPr>
+            <w:tcW w:w="5000" w:type="dxa"/>
+            <w:shd w:val="clear" w:fill="EFEFEF"/>
+          </w:tcPr>
+          <w:p>
+            <w:r>
+              <w:rPr>
+                <w:b/>
+                <w:sz w:val="19"/>
+              </w:rPr>
+              <w:t xml:space="preserve">Значение</w:t>
+            </w:r>
+          </w:p>
+        </w:tc>
+        <w:tc>
+          <w:tcPr>
+            <w:tcW w:w="3038" w:type="dxa"/>
+            <w:shd w:val="clear" w:fill="EFEFEF"/>
+          </w:tcPr>
+          <w:p>
+            <w:r>
+              <w:rPr>
+                <w:b/>
+                <w:sz w:val="19"/>
+              </w:rPr>
+              <w:t xml:space="preserve">Источник</w:t>
+            </w:r>
+          </w:p>
+        </w:tc>
+      </w:tr>
+      <w:tr>
+        <w:tc>
+          <w:tcPr>
+            <w:tcW w:w="3600" w:type="dxa"/>
+          </w:tcPr>
+          <w:p>
+            <w:r>
+              <w:rPr>
+                <w:sz w:val="19"/>
+              </w:rPr>
+              <w:t xml:space="preserve">Статус модели</w:t>
+            </w:r>
+          </w:p>
+        </w:tc>
+        <w:tc>
+          <w:tcPr>
+            <w:tcW w:w="5000" w:type="dxa"/>
+          </w:tcPr>
+          <w:p>
+            <w:r>
+              <w:rPr>
+                <w:sz w:val="19"/>
+              </w:rPr>
+              <w:t xml:space="preserve">ЦИМ стадии «базовый инжиниринг»; цель — проверка коллизий БИ</w:t>
+            </w:r>
+          </w:p>
+        </w:tc>
+        <w:tc>
+          <w:tcPr>
+            <w:tcW w:w="3038" w:type="dxa"/>
+          </w:tcPr>
+          <w:p>
+            <w:r>
+              <w:rPr>
+                <w:color w:val="666666"/>
+                <w:sz w:val="18"/>
+              </w:rPr>
+              <w:t xml:space="preserve">ТЗ на ЦИМ ред. 2 от 25.08.2026</w:t>
+            </w:r>
+          </w:p>
+        </w:tc>
+      </w:tr>
+      <w:tr>
+        <w:tc>
+          <w:tcPr>
+            <w:tcW w:w="3600" w:type="dxa"/>
+          </w:tcPr>
+          <w:p>
+            <w:r>
+              <w:rPr>
+                <w:sz w:val="19"/>
+              </w:rPr>
+              <w:t xml:space="preserve">Уровень проработки</w:t>
+            </w:r>
+          </w:p>
+        </w:tc>
+        <w:tc>
+          <w:tcPr>
+            <w:tcW w:w="5000" w:type="dxa"/>
+          </w:tcPr>
+          <w:p>
+            <w:r>
+              <w:rPr>
+                <w:sz w:val="19"/>
+              </w:rPr>
+              <w:t xml:space="preserve">эквивалент LOD 200: габаритные тела, компоновка, магистральные линии, зоны обслуживания</w:t>
+            </w:r>
+          </w:p>
+        </w:tc>
+        <w:tc>
+          <w:tcPr>
+            <w:tcW w:w="3038" w:type="dxa"/>
+          </w:tcPr>
+          <w:p>
+            <w:r>
+              <w:rPr>
+                <w:color w:val="666666"/>
+                <w:sz w:val="18"/>
+              </w:rPr>
+              <w:t xml:space="preserve">позиция Исполнителя (реестр D-31/M-02), принятая ред. 2</w:t>
+            </w:r>
+          </w:p>
+        </w:tc>
+      </w:tr>
+      <w:tr>
+        <w:tc>
+          <w:tcPr>
+            <w:tcW w:w="3600" w:type="dxa"/>
+          </w:tcPr>
+          <w:p>
+            <w:r>
+              <w:rPr>
+                <w:sz w:val="19"/>
+              </w:rPr>
+              <w:t xml:space="preserve">Периодичность выгрузки IFC</w:t>
+            </w:r>
+          </w:p>
+        </w:tc>
+        <w:tc>
+          <w:tcPr>
+            <w:tcW w:w="5000" w:type="dxa"/>
+          </w:tcPr>
+          <w:p>
+            <w:r>
+              <w:rPr>
+                <w:sz w:val="19"/>
+              </w:rPr>
+              <w:t xml:space="preserve">1 раз в 4 недели в СОД Заказчика</w:t>
+            </w:r>
+          </w:p>
+        </w:tc>
+        <w:tc>
+          <w:tcPr>
+            <w:tcW w:w="3038" w:type="dxa"/>
+          </w:tcPr>
+          <w:p>
+            <w:r>
+              <w:rPr>
+                <w:color w:val="666666"/>
+                <w:sz w:val="18"/>
+              </w:rPr>
+              <w:t xml:space="preserve">ТЗ на ЦИМ ред. 2 (в ред. 1 было 2 недели)</w:t>
+            </w:r>
+          </w:p>
+        </w:tc>
+      </w:tr>
+      <w:tr>
+        <w:tc>
+          <w:tcPr>
+            <w:tcW w:w="3600" w:type="dxa"/>
+          </w:tcPr>
+          <w:p>
+            <w:r>
+              <w:rPr>
+                <w:sz w:val="19"/>
+              </w:rPr>
+              <w:t xml:space="preserve">Состав передачи</w:t>
+            </w:r>
+          </w:p>
+        </w:tc>
+        <w:tc>
+          <w:tcPr>
+            <w:tcW w:w="5000" w:type="dxa"/>
+          </w:tcPr>
+          <w:p>
+            <w:r>
+              <w:rPr>
+                <w:sz w:val="19"/>
+              </w:rPr>
+              <w:t xml:space="preserve">исходники + IFC + сводная модель + отчёт «Описание ЦИМ»</w:t>
+            </w:r>
+          </w:p>
+        </w:tc>
+        <w:tc>
+          <w:tcPr>
+            <w:tcW w:w="3038" w:type="dxa"/>
+          </w:tcPr>
+          <w:p>
+            <w:r>
+              <w:rPr>
+                <w:color w:val="666666"/>
+                <w:sz w:val="18"/>
+              </w:rPr>
+              <w:t xml:space="preserve">ТЗ на ЦИМ ред. 2 (ИЦММ и LandXML исключены)</w:t>
+            </w:r>
+          </w:p>
+        </w:tc>
+      </w:tr>
+      <w:tr>
+        <w:tc>
+          <w:tcPr>
+            <w:tcW w:w="3600" w:type="dxa"/>
+          </w:tcPr>
+          <w:p>
+            <w:r>
+              <w:rPr>
+                <w:sz w:val="19"/>
+              </w:rPr>
+              <w:t xml:space="preserve">Атрибутика (LOI)</w:t>
+            </w:r>
+          </w:p>
+        </w:tc>
+        <w:tc>
+          <w:tcPr>
+            <w:tcW w:w="5000" w:type="dxa"/>
+          </w:tcPr>
+          <w:p>
+            <w:r>
+              <w:rPr>
+                <w:sz w:val="19"/>
+              </w:rPr>
+              <w:t xml:space="preserve">лист «Стадия БИ_ТХ» Прил. 1 ред. 2: оборудование ТХ + ЭОМ/СС/АК</w:t>
+            </w:r>
+          </w:p>
+        </w:tc>
+        <w:tc>
+          <w:tcPr>
+            <w:tcW w:w="3038" w:type="dxa"/>
+          </w:tcPr>
+          <w:p>
+            <w:r>
+              <w:rPr>
+                <w:color w:val="666666"/>
+                <w:sz w:val="18"/>
+              </w:rPr>
+              <w:t xml:space="preserve">ТЗ на ЦИМ ред. 2</w:t>
+            </w:r>
+          </w:p>
+        </w:tc>
+      </w:tr>
+      <w:tr>
+        <w:tc>
+          <w:tcPr>
+            <w:tcW w:w="3600" w:type="dxa"/>
+          </w:tcPr>
+          <w:p>
+            <w:r>
+              <w:rPr>
+                <w:sz w:val="19"/>
+              </w:rPr>
+              <w:t xml:space="preserve">Программное обеспечение</w:t>
+            </w:r>
+          </w:p>
+        </w:tc>
+        <w:tc>
+          <w:tcPr>
+            <w:tcW w:w="5000" w:type="dxa"/>
+          </w:tcPr>
+          <w:p>
+            <w:r>
+              <w:rPr>
+                <w:sz w:val="19"/>
+              </w:rPr>
+              <w:t xml:space="preserve">российский стек (Model Studio CS и др.) — рекомендуемый, согласуется с Заказчиком</w:t>
+            </w:r>
+          </w:p>
+        </w:tc>
+        <w:tc>
+          <w:tcPr>
+            <w:tcW w:w="3038" w:type="dxa"/>
+          </w:tcPr>
+          <w:p>
+            <w:r>
+              <w:rPr>
+                <w:color w:val="666666"/>
+                <w:sz w:val="18"/>
+              </w:rPr>
+              <w:t xml:space="preserve">ТЗ на ЦИМ ред. 2</w:t>
+            </w:r>
+          </w:p>
+        </w:tc>
+      </w:tr>
+    </w:tbl>
+    <w:p>
+      <w:r>
+        <w:rPr>
+          <w:b/>
+          <w:sz w:val="19"/>
+        </w:rPr>
+        <w:t xml:space="preserve">Нормативная база: </w:t>
+      </w:r>
+      <w:r>
+        <w:rPr>
+          <w:color w:val="444444"/>
+          <w:sz w:val="19"/>
+        </w:rPr>
+        <w:t xml:space="preserve">СП 333.1325800.2020 — Правила формирования информационной модели на различных стадиях жизненного цикла; ГОСТ Р 10.0.02-2019 / ИСО 16739-1 — Формат IFC — отраслевые базовые классы для передачи моделей; ISO 19650 / BIMForum LOD Spec — Методическая база уровней проработки: LOD 200 — уровень FEED (справочно)</w:t>
+      </w:r>
+    </w:p>
+    <w:p>
+      <w:r>
+        <w:rPr>
+          <w:b/>
+          <w:color w:val="8A6200"/>
+          <w:sz w:val="19"/>
+        </w:rPr>
+        <w:t xml:space="preserve">— определяется на стадии БИ: </w:t>
+      </w:r>
+      <w:r>
+        <w:rPr>
+          <w:sz w:val="19"/>
+        </w:rPr>
+        <w:t xml:space="preserve">Битая ссылка ред. 2 на «таблицу 4» в перечне проверок коллизий — запрос Заказчику (позиция M-25)</w:t>
+      </w:r>
+    </w:p>
+    <w:p>
+      <w:r>
+        <w:rPr>
+          <w:b/>
+          <w:color w:val="8A6200"/>
+          <w:sz w:val="19"/>
+        </w:rPr>
+        <w:t xml:space="preserve">— определяется на стадии БИ: </w:t>
+      </w:r>
+      <w:r>
+        <w:rPr>
+          <w:sz w:val="19"/>
+        </w:rPr>
+        <w:t xml:space="preserve">Конкретное ПО и версии (Model Studio CS / nanoCAD), шаблоны и классификатор элементов — согласование с Заказчиком до старта моделирования</w:t>
+      </w:r>
+    </w:p>
+    <w:p>
+      <w:r>
+        <w:rPr>
+          <w:b/>
+          <w:color w:val="8A6200"/>
+          <w:sz w:val="19"/>
+        </w:rPr>
+        <w:t xml:space="preserve">— определяется на стадии БИ: </w:t>
+      </w:r>
+      <w:r>
+        <w:rPr>
+          <w:sz w:val="19"/>
+        </w:rPr>
+        <w:t xml:space="preserve">Регламент статуса промежуточных IFC-выгрузок («в работе», без оформления замечаний) — внести в договор/протокол</w:t>
+      </w:r>
+    </w:p>
+    <w:p>
+      <w:r>
+        <w:rPr>
+          <w:b/>
+          <w:color w:val="8A6200"/>
+          <w:sz w:val="19"/>
+        </w:rPr>
+        <w:t xml:space="preserve">— определяется на стадии БИ: </w:t>
+      </w:r>
+      <w:r>
+        <w:rPr>
+          <w:sz w:val="19"/>
+        </w:rPr>
+        <w:t xml:space="preserve">Срок отдельного этапа ЦИМ в календарном плане (в проекте этапности Заказчика не задан) — зафиксировать в договоре</w:t>
+      </w:r>
+    </w:p>
+    <w:p>
+      <w:pPr>
+        <w:pStyle w:val="Heading2"/>
+      </w:pPr>
+      <w:r>
+        <w:rPr>
+          <w:b/>
+          <w:sz w:val="26"/>
+        </w:rPr>
+        <w:t xml:space="preserve">Состав, этапность выдачи и ведомость документации БИ по Лоту №1</w:t>
+      </w:r>
+    </w:p>
+    <w:p>
+      <w:r>
+        <w:rPr>
+          <w:sz w:val="20"/>
+        </w:rPr>
+        <w:t xml:space="preserve">Материалы БИ выдаются поэтапно для начала ОТР до полного выпуска (ТЗ, «Прочие условия»). Базис — проект этапности Заказчика от 25.08.2026 (прислан вне текста ТЗ v4.1 — юридический статус закрепить в договоре): **Этап 1 (3 мес) — предварительный отчёт БИ**: ПЗ (общие сведения, сырьё и продукция, техпроцесс, материальные балансы, расходы ресурсов, перечень оборудования, подключение к сетям), PFD, компоновочные решения, спецификация оборудования, опросные листы, исходные требования на длинноцикловое оборудование — ранний старт контрактации печи, КУ, ЭФ; **Этап 2 — итоговый отчёт** (предложение Исполнителя: +3 мес, всего ≤6 мес): дополнительно P&amp;ID, планы с предварительными нагрузками, фундаменты с предварительной динамикой (с запасом), требования к монтажу, однолинейные схемы и предварительный перечень электрооборудования, line list ±20–30 %, спецификация критичных/длинноцикловых КИПиА, схема КТС АСУ, тепловыделения и вредности. Позиции, не названные в проекте этапности, Исполнитель предлагает распределить так: тепловые балансы, целевые показатели, описание автоматизации, спецификация нетипового оборудования и эскизные чертежи — Этап 2 (структурная схема автоматизации — уже в Этапе 1); стоимостной блок: предварительная оценка по укрупнённым показателям — Этап 1, бюджетные ТКП и бюджетная оценка поставки — Этап 2; данные для ОВОС — Этап 2; ЦИМ — отдельным этапом (срок зафиксировать в договоре).</w:t>
+      </w:r>
+    </w:p>
+    <w:p>
+      <w:r>
+        <w:rPr>
+          <w:sz w:val="20"/>
+        </w:rPr>
+        <w:t xml:space="preserve">**Ведомость выпускаемой документации** (тома/комплекты): Т1 — пояснительная записка (11 разделов состава ТЗ v4.1); Т2 — расчётные приложения (материальные и тепловые балансы, электрика, гидродинамика слоя, точка росы — расчётные блоки calc); Т3 — спецификации (оборудование по ГОСТ 21.110, нетиповое с техтребованиями, критичные КИПиА); Т4 — комплект опросных листов (~35–45 позиций); Т5 — исходные требования на оборудование длительного цикла; Т6 — предварительный перечень арматуры и КИПиА (line list); Т7 — стоимость поставки (сводка по ТКП); Т8 — отчёт «Описание ЦИМ». **Предварительная ведомость листов графической части** (уточняется при выпуске Этапа 1): PFD — 1 лист; P&amp;ID — 10–14 листов по пяти участкам; компоновки — планы на отм. 0,000/+4,5/+6,0/+8,0/+14 и два разреза (7 листов) + высотная схема цепи аппаратов (1 лист); планы конструкций с нагрузками — 4–6; планы фундаментов с таблицами динамических нагрузок — 3–5; ведомость монтажных блоков и такелажные схемы — 2–3; однолинейные схемы 6/0,4 кВ — 1–2; схема КТС АСУ — 1–2; эскизные чертежи нетипового оборудования (печь: общий вид, подина, пороги выгрузки, забрасыватель; топка-смеситель; бункеры и силосы; газоходы; укрытия аспирации) — 10–15. Итого графическая часть — **ориентировочно 40–55 листов** (оценка Исполнителя, точность ±30 % — по аналогии с точностью перечней ТЗ). Форматы выдачи: редактируемые нативные (dwg, xls/xlsx, doc/docx) + PDF, единицы СИ — зеркально требованию ТЗ к исходным данным («Прочие условия»); комплектность, шифры и штампы — по ГОСТ Р 21.101.</w:t>
+      </w:r>
+    </w:p>
+    <w:tbl>
+      <w:tblPr>
+        <w:tblW w:w="11638" w:type="dxa"/>
+        <w:tblBorders>
+          <w:top w:val="single" w:sz="4" w:color="C9C9C9"/>
+          <w:left w:val="single" w:sz="4" w:color="C9C9C9"/>
+          <w:bottom w:val="single" w:sz="4" w:color="C9C9C9"/>
+          <w:right w:val="single" w:sz="4" w:color="C9C9C9"/>
+          <w:insideH w:val="single" w:sz="4" w:color="C9C9C9"/>
+          <w:insideV w:val="single" w:sz="4" w:color="C9C9C9"/>
+        </w:tblBorders>
+        <w:tblLayout w:type="fixed"/>
+      </w:tblPr>
+      <w:tblGrid>
+        <w:gridCol w:w="3600"/>
+        <w:gridCol w:w="5000"/>
+        <w:gridCol w:w="3038"/>
+      </w:tblGrid>
+      <w:tr>
+        <w:tc>
+          <w:tcPr>
+            <w:tcW w:w="3600" w:type="dxa"/>
+            <w:shd w:val="clear" w:fill="EFEFEF"/>
+          </w:tcPr>
+          <w:p>
+            <w:r>
+              <w:rPr>
+                <w:b/>
+                <w:sz w:val="19"/>
+              </w:rPr>
+              <w:t xml:space="preserve">Параметр</w:t>
+            </w:r>
+          </w:p>
+        </w:tc>
+        <w:tc>
+          <w:tcPr>
+            <w:tcW w:w="5000" w:type="dxa"/>
+            <w:shd w:val="clear" w:fill="EFEFEF"/>
+          </w:tcPr>
+          <w:p>
+            <w:r>
+              <w:rPr>
+                <w:b/>
+                <w:sz w:val="19"/>
+              </w:rPr>
+              <w:t xml:space="preserve">Значение</w:t>
+            </w:r>
+          </w:p>
+        </w:tc>
+        <w:tc>
+          <w:tcPr>
+            <w:tcW w:w="3038" w:type="dxa"/>
+            <w:shd w:val="clear" w:fill="EFEFEF"/>
+          </w:tcPr>
+          <w:p>
+            <w:r>
+              <w:rPr>
+                <w:b/>
+                <w:sz w:val="19"/>
+              </w:rPr>
+              <w:t xml:space="preserve">Источник</w:t>
+            </w:r>
+          </w:p>
+        </w:tc>
+      </w:tr>
+      <w:tr>
+        <w:tc>
+          <w:tcPr>
+            <w:tcW w:w="3600" w:type="dxa"/>
+          </w:tcPr>
+          <w:p>
+            <w:r>
+              <w:rPr>
+                <w:sz w:val="19"/>
+              </w:rPr>
+              <w:t xml:space="preserve">Этапность</w:t>
+            </w:r>
+          </w:p>
+        </w:tc>
+        <w:tc>
+          <w:tcPr>
+            <w:tcW w:w="5000" w:type="dxa"/>
+          </w:tcPr>
+          <w:p>
+            <w:r>
+              <w:rPr>
+                <w:sz w:val="19"/>
+              </w:rPr>
+              <w:t xml:space="preserve">Этап 1 — 3 мес (предварительный отчёт); Этап 2 — итоговый; предложение Исполнителя: 3+3, всего ≤6 мес</w:t>
+            </w:r>
+          </w:p>
+        </w:tc>
+        <w:tc>
+          <w:tcPr>
+            <w:tcW w:w="3038" w:type="dxa"/>
+          </w:tcPr>
+          <w:p>
+            <w:r>
+              <w:rPr>
+                <w:color w:val="666666"/>
+                <w:sz w:val="18"/>
+              </w:rPr>
+              <w:t xml:space="preserve">проект этапности Заказчика от 25.08.2026; позиция КВАНТ (Q-11)</w:t>
+            </w:r>
+          </w:p>
+        </w:tc>
+      </w:tr>
+      <w:tr>
+        <w:tc>
+          <w:tcPr>
+            <w:tcW w:w="3600" w:type="dxa"/>
+          </w:tcPr>
+          <w:p>
+            <w:r>
+              <w:rPr>
+                <w:sz w:val="19"/>
+              </w:rPr>
+              <w:t xml:space="preserve">Этап 1: ключевой состав</w:t>
+            </w:r>
+          </w:p>
+        </w:tc>
+        <w:tc>
+          <w:tcPr>
+            <w:tcW w:w="5000" w:type="dxa"/>
+          </w:tcPr>
+          <w:p>
+            <w:r>
+              <w:rPr>
+                <w:sz w:val="19"/>
+              </w:rPr>
+              <w:t xml:space="preserve">ПЗ-ядро, PFD, компоновки, спецификация, ОЛ, исходные требования на длинноцикловое</w:t>
+            </w:r>
+          </w:p>
+        </w:tc>
+        <w:tc>
+          <w:tcPr>
+            <w:tcW w:w="3038" w:type="dxa"/>
+          </w:tcPr>
+          <w:p>
+            <w:r>
+              <w:rPr>
+                <w:color w:val="666666"/>
+                <w:sz w:val="18"/>
+              </w:rPr>
+              <w:t xml:space="preserve">проект этапности Заказчика от 25.08.2026</w:t>
+            </w:r>
+          </w:p>
+        </w:tc>
+      </w:tr>
+      <w:tr>
+        <w:tc>
+          <w:tcPr>
+            <w:tcW w:w="3600" w:type="dxa"/>
+          </w:tcPr>
+          <w:p>
+            <w:r>
+              <w:rPr>
+                <w:sz w:val="19"/>
+              </w:rPr>
+              <w:t xml:space="preserve">Объём графической части</w:t>
+            </w:r>
+          </w:p>
+        </w:tc>
+        <w:tc>
+          <w:tcPr>
+            <w:tcW w:w="5000" w:type="dxa"/>
+          </w:tcPr>
+          <w:p>
+            <w:r>
+              <w:rPr>
+                <w:sz w:val="19"/>
+              </w:rPr>
+              <w:t xml:space="preserve">~40–55 листов (предварительная ведомость)</w:t>
+            </w:r>
+          </w:p>
+        </w:tc>
+        <w:tc>
+          <w:tcPr>
+            <w:tcW w:w="3038" w:type="dxa"/>
+          </w:tcPr>
+          <w:p>
+            <w:r>
+              <w:rPr>
+                <w:color w:val="666666"/>
+                <w:sz w:val="18"/>
+              </w:rPr>
+              <w:t xml:space="preserve">оценка Исполнителя по составу ТЗ v4.1</w:t>
+            </w:r>
+          </w:p>
+        </w:tc>
+      </w:tr>
+      <w:tr>
+        <w:tc>
+          <w:tcPr>
+            <w:tcW w:w="3600" w:type="dxa"/>
+          </w:tcPr>
+          <w:p>
+            <w:r>
+              <w:rPr>
+                <w:sz w:val="19"/>
+              </w:rPr>
+              <w:t xml:space="preserve">Комплект опросных листов</w:t>
+            </w:r>
+          </w:p>
+        </w:tc>
+        <w:tc>
+          <w:tcPr>
+            <w:tcW w:w="5000" w:type="dxa"/>
+          </w:tcPr>
+          <w:p>
+            <w:r>
+              <w:rPr>
+                <w:sz w:val="19"/>
+              </w:rPr>
+              <w:t xml:space="preserve">~35–45 позиций</w:t>
+            </w:r>
+          </w:p>
+        </w:tc>
+        <w:tc>
+          <w:tcPr>
+            <w:tcW w:w="3038" w:type="dxa"/>
+          </w:tcPr>
+          <w:p>
+            <w:r>
+              <w:rPr>
+                <w:color w:val="666666"/>
+                <w:sz w:val="18"/>
+              </w:rPr>
+              <w:t xml:space="preserve">раздел спецификаций настоящей ПЗ</w:t>
+            </w:r>
+          </w:p>
+        </w:tc>
+      </w:tr>
+      <w:tr>
+        <w:tc>
+          <w:tcPr>
+            <w:tcW w:w="3600" w:type="dxa"/>
+          </w:tcPr>
+          <w:p>
+            <w:r>
+              <w:rPr>
+                <w:sz w:val="19"/>
+              </w:rPr>
+              <w:t xml:space="preserve">Форматы выдачи</w:t>
+            </w:r>
+          </w:p>
+        </w:tc>
+        <w:tc>
+          <w:tcPr>
+            <w:tcW w:w="5000" w:type="dxa"/>
+          </w:tcPr>
+          <w:p>
+            <w:r>
+              <w:rPr>
+                <w:sz w:val="19"/>
+              </w:rPr>
+              <w:t xml:space="preserve">нативные редактируемые (dwg/xlsx/docx) + PDF, единицы СИ</w:t>
+            </w:r>
+          </w:p>
+        </w:tc>
+        <w:tc>
+          <w:tcPr>
+            <w:tcW w:w="3038" w:type="dxa"/>
+          </w:tcPr>
+          <w:p>
+            <w:r>
+              <w:rPr>
+                <w:color w:val="666666"/>
+                <w:sz w:val="18"/>
+              </w:rPr>
+              <w:t xml:space="preserve">ТЗ, «Прочие условия» (зеркально требованию к ИД)</w:t>
+            </w:r>
+          </w:p>
+        </w:tc>
+      </w:tr>
+      <w:tr>
+        <w:tc>
+          <w:tcPr>
+            <w:tcW w:w="3600" w:type="dxa"/>
+          </w:tcPr>
+          <w:p>
+            <w:r>
+              <w:rPr>
+                <w:sz w:val="19"/>
+              </w:rPr>
+              <w:t xml:space="preserve">ЦИМ</w:t>
+            </w:r>
+          </w:p>
+        </w:tc>
+        <w:tc>
+          <w:tcPr>
+            <w:tcW w:w="5000" w:type="dxa"/>
+          </w:tcPr>
+          <w:p>
+            <w:r>
+              <w:rPr>
+                <w:sz w:val="19"/>
+              </w:rPr>
+              <w:t xml:space="preserve">отдельный этап; срок — в договор</w:t>
+            </w:r>
+          </w:p>
+        </w:tc>
+        <w:tc>
+          <w:tcPr>
+            <w:tcW w:w="3038" w:type="dxa"/>
+          </w:tcPr>
+          <w:p>
+            <w:r>
+              <w:rPr>
+                <w:color w:val="666666"/>
+                <w:sz w:val="18"/>
+              </w:rPr>
+              <w:t xml:space="preserve">ТЗ, «Прочие условия»; проект этапности (срок не задан)</w:t>
+            </w:r>
+          </w:p>
+        </w:tc>
+      </w:tr>
+    </w:tbl>
+    <w:p>
+      <w:r>
+        <w:rPr>
+          <w:b/>
+          <w:sz w:val="19"/>
+        </w:rPr>
+        <w:t xml:space="preserve">Нормативная база: </w:t>
+      </w:r>
+      <w:r>
+        <w:rPr>
+          <w:color w:val="444444"/>
+          <w:sz w:val="19"/>
+        </w:rPr>
+        <w:t xml:space="preserve">ГОСТ Р 21.101-2020 — Состав, комплектование и оформление документации (применяется к комплектам БИ по аналогии со стадией П); ГОСТ Р 2.105-2019 — Общие требования к текстовым документам — тома ПЗ и расчётных приложений; ГОСТ 21.110-2013 — Спецификация оборудования, изделий и материалов (том Т3)</w:t>
+      </w:r>
+    </w:p>
+    <w:p>
+      <w:r>
+        <w:rPr>
+          <w:b/>
+          <w:color w:val="8A6200"/>
+          <w:sz w:val="19"/>
+        </w:rPr>
+        <w:t xml:space="preserve">— определяется на стадии БИ: </w:t>
+      </w:r>
+      <w:r>
+        <w:rPr>
+          <w:sz w:val="19"/>
+        </w:rPr>
+        <w:t xml:space="preserve">Юридическое закрепление этапности и сроков (3+3 мес, отдельный этап ЦИМ) в договоре — проект этапности прислан вне редакции ТЗ v4.1</w:t>
+      </w:r>
+    </w:p>
+    <w:p>
+      <w:r>
+        <w:rPr>
+          <w:b/>
+          <w:color w:val="8A6200"/>
+          <w:sz w:val="19"/>
+        </w:rPr>
+        <w:t xml:space="preserve">— определяется на стадии БИ: </w:t>
+      </w:r>
+      <w:r>
+        <w:rPr>
+          <w:sz w:val="19"/>
+        </w:rPr>
+        <w:t xml:space="preserve">Применение этапности по каждому лоту отдельно или единым отчётом — уточнить у Заказчика</w:t>
+      </w:r>
+    </w:p>
+    <w:p>
+      <w:r>
+        <w:rPr>
+          <w:b/>
+          <w:color w:val="8A6200"/>
+          <w:sz w:val="19"/>
+        </w:rPr>
+        <w:t xml:space="preserve">— определяется на стадии БИ: </w:t>
+      </w:r>
+      <w:r>
+        <w:rPr>
+          <w:sz w:val="19"/>
+        </w:rPr>
+        <w:t xml:space="preserve">Ранняя выдача ИД Заказчиком под Этап 1: генплан («вариант размещения», Q-10) и точки подключения к сетям — без них компоновки и раздел сетей за 3 мес не выдать</w:t>
+      </w:r>
+    </w:p>
+    <w:p>
+      <w:r>
+        <w:rPr>
+          <w:b/>
+          <w:color w:val="8A6200"/>
+          <w:sz w:val="19"/>
+        </w:rPr>
+        <w:t xml:space="preserve">— определяется на стадии БИ: </w:t>
+      </w:r>
+      <w:r>
+        <w:rPr>
+          <w:sz w:val="19"/>
+        </w:rPr>
+        <w:t xml:space="preserve">Шифры комплектов, формы титулов и штампов — согласование с Заказчиком/генпроектировщиком</w:t>
       </w:r>
     </w:p>
     <w:sectPr>

--- a/ove/public/docs/bi/ove75-lot1-pz-draft.docx
+++ b/ove/public/docs/bi/ove75-lot1-pz-draft.docx
@@ -2179,7 +2179,7 @@
         <w:rPr>
           <w:sz w:val="20"/>
         </w:rPr>
-        <w:t xml:space="preserve">**Шнековые холодильники.** Огарок + грубая пыль: 14,346 т/ч охлаждаются с 837,6 до 70 °C, тепло к оборотной воде 7,391 ГДж/ч (вспом. 6,833); проверка по воде: 176,9 м³/ч × 4,187 × (35−25) = 7,41 ГДж/ч — сходимость 0,3 %. Резерв теплосъёма аппарата D2424-6 — 12,66 ГДж/ч (запас 1,7). Тонкая пыль: 0,424 т/ч, 387→70 °C, 0,092 ГДж/ч, вода 2,197 м³/ч. **Сводная утилизация тепла процесса (осн. вариант)**: из 36,74 ГДж/ч выделяющегося тепла в пар полезно переводится 11,3 ГДж/ч (31 %), в оборотную воду холодильников 7,48 ГДж/ч (20 %), с газом в СКЦ уходит ~7,5 ГДж/ч (387 °C — используется автотермичностью СКЦ), потери печи/КУ/газоходов в помещение и атмосферу ~10,5 ГДж/ч. Тепловой баланс газохода ЭФ→дымосос→СКЦ подтверждает температуру на границе 387 °C (падение 13 °C от КУ за счёт подсосов и теплопотерь тракта). Требование F-DEW (calc.json): температура стенок газоходов и бункеров ЭФ ≥240 °C (изоляция, обогрев холодных мостов), продувка тракта при остановках.</w:t>
+        <w:t xml:space="preserve">**Шнековые холодильники.** Огарок + грубая пыль: 14,346 т/ч охлаждаются с 837,6 до 70 °C, тепло к оборотной воде 7,391 ГДж/ч (вспом. 6,833); проверка по воде: 176,9 м³/ч × 4,187 × (35−25) = 7,41 ГДж/ч — сходимость 0,3 %. Резерв теплосъёма аппарата D2424-6 — 12,66 ГДж/ч (запас 1,7). Тонкая пыль: 0,424 т/ч, 387→70 °C, 0,092 ГДж/ч, вода 2,197 м³/ч. **Сводная утилизация тепла процесса (осн. вариант)**: из 36,74 ГДж/ч выделяющегося тепла в пар полезно переводится 11,3 ГДж/ч (31 %), в оборотную воду холодильников 7,48 ГДж/ч (20 %), с газом в СКЦ уходит ~7,5 ГДж/ч (387 °C — используется автотермичностью СКЦ), потери печи/КУ/газоходов в помещение и атмосферу ~10,5 ГДж/ч. Тепловой баланс газохода ЭФ→дымосос→СКЦ подтверждает температуру на границе 387 °C (падение 13 °C от КУ за счёт подсосов и теплопотерь тракта). Требование расчётной записки КВАНТ: температура стенок газоходов и бункеров ЭФ ≥240 °C (изоляция, обогрев холодных мостов), продувка тракта при остановках.</w:t>
       </w:r>
     </w:p>
     <w:tbl>
@@ -2665,7 +2665,7 @@
         <w:rPr>
           <w:sz w:val="20"/>
         </w:rPr>
-        <w:t xml:space="preserve">Расходные показатели приняты по ИД табл. 26 (нормировка на 71 264 т меди в шихте, 7920 ч/год); двойные значения — основной/вспомогательный вариант. **Электроэнергия**: на напряжении 380 В — 1 524 392 кВт·ч/год (21,39 кВт·ч/т Cu; средняя нагрузка ~192 кВт: крупнейшие потребители — смеситель СШ-25 37 кВт, конвейер УКВ-320-Ц-95 30 кВт, конвейеры УКВ-320-Ц-60 2×18,4 кВт, холодильник D2424-6 15 кВт и шнеки 11–15 кВт); на 6 кВ — дымосос ДН-15БНЖ 400 кВт, 3 168 000 кВт·ч/год (44,45 кВт·ч/т); питание электрофильтра (агрегат ОПМД-400, ~32 кВт) — 253 440 кВт·ч/год (3,56 кВт·ч/т). Итого по учтённому в ИД оборудованию ≈ **4,95 млн кВт·ч/год (69,4 кВт·ч/т Cu)** без воздуходувки, вакуум-насосов фильтрации и аспирации (в табл. 26 не нормированы — досчитываются на стадии БИ). С учётом досчёта воздуходувки, вакуум-станции и аспирации (calc.json L1-EL) полное электропотребление лота 1 ≈7,6 млн кВт·ч/год (средняя нагрузка ≈1,0 МВт) — закладывается в ТЭП и запрос ТУ.</w:t>
+        <w:t xml:space="preserve">Расходные показатели приняты по ИД табл. 26 (нормировка на 71 264 т меди в шихте, 7920 ч/год); двойные значения — основной/вспомогательный вариант. **Электроэнергия**: на напряжении 380 В — 1 524 392 кВт·ч/год (21,39 кВт·ч/т Cu; средняя нагрузка ~192 кВт: крупнейшие потребители — смеситель СШ-25 37 кВт, конвейер УКВ-320-Ц-95 30 кВт, конвейеры УКВ-320-Ц-60 2×18,4 кВт, холодильник D2424-6 15 кВт и шнеки 11–15 кВт); на 6 кВ — дымосос ДН-15БНЖ 400 кВт, 3 168 000 кВт·ч/год (44,45 кВт·ч/т); питание электрофильтра (агрегат ОПМД-400, ~32 кВт) — 253 440 кВт·ч/год (3,56 кВт·ч/т). Итого по учтённому в ИД оборудованию ≈ **4,95 млн кВт·ч/год (69,4 кВт·ч/т Cu)** без воздуходувки, вакуум-насосов фильтрации и аспирации (в табл. 26 не нормированы — досчитываются на стадии БИ). С учётом досчёта воздуходувки, вакуум-станции и аспирации (расчётная записка КВАНТ) полное электропотребление лота 1 ≈7,6 млн кВт·ч/год (средняя нагрузка ≈1,0 МВт) — закладывается в ТЭП и запрос ТУ.</w:t>
       </w:r>
     </w:p>
     <w:p>
@@ -3737,7 +3737,7 @@
         <w:rPr>
           <w:sz w:val="20"/>
         </w:rPr>
-        <w:t xml:space="preserve">Состав оборудования принят по ИД табл. 23, 24Б и разделу НЗП; полная ведомость с характеристиками, массой и энергопотреблением оформляется спецификацией по ГОСТ 21.110-2013. **Ядро линии (нестандартное/изготовление)**: печь КС HATCH (Ø6000/8390 мм, 583 сопла, футеровка шамотом; изготовление по КД лицензиара), котёл-утилизатор (проектируется заново; изготовители-кандидаты ООО «Белэнергомаш-БЗЭМ», ОАО «Энергоцветмет»; до 30 000 нм³/ч, пар до 7 т/ч, 1,9 МПа/375 °C), скоростной шнековый забрасыватель шихты (по референсу ЧЦЗ), мазутная топка-смеситель дутья с горелкой ГМ-4,5 (5,22 МВт) и три разогревные горелки МГМГ-10.</w:t>
+        <w:t xml:space="preserve">Состав оборудования принят по ИД табл. 23, 24Б и разделу НЗП; полная ведомость с характеристиками, массой и энергопотреблением оформляется спецификацией по ГОСТ 21.110-2013. **Ядро линии (нестандартное/изготовление)**: печь КС HATCH (Ø6000/8390 мм, 583 сопла, футеровка шамотом; изготовление по конструкторской документации печи, входящей в состав исходных данных Заказчика, — правовой режим использования КД определяется Заказчиком), котёл-утилизатор (проектируется заново; изготовители-кандидаты ООО «Белэнергомаш-БЗЭМ», ОАО «Энергоцветмет»; до 30 000 нм³/ч, пар до 7 т/ч, 1,9 МПа/375 °C), скоростной шнековый забрасыватель шихты (по референсу ЧЦЗ), мазутная топка-смеситель дутья с горелкой ГМ-4,5 (5,22 МВт) и три разогревные горелки МГМГ-10.</w:t>
       </w:r>
     </w:p>
     <w:p>
@@ -4187,7 +4187,7 @@
         <w:rPr>
           <w:sz w:val="19"/>
         </w:rPr>
-        <w:t xml:space="preserve">Замена/аналог холодильников Holo-Screw Flite (Metso-Outotec; изготовители Индия/КНР) с учётом санкционных ограничений — проработка альтернатив в ТКП</w:t>
+        <w:t xml:space="preserve">Замена/аналог холодильников типа Holo-Screw Flite с учётом ограничений доступности поставки и сервиса — проработка доступных аналогов и альтернативных изготовителей в ТКП-кампании</w:t>
       </w:r>
     </w:p>
     <w:p>
@@ -4681,7 +4681,7 @@
         <w:rPr>
           <w:sz w:val="20"/>
         </w:rPr>
-        <w:t xml:space="preserve">Статус данных по ТЗ v4.1 — **предварительные расчётные для раздела ОВОС**; гарантийные значения выбросов фиксируются на детальном этапе по данным выбранного изготовителя фильтров (принятая Заказчиком редакция D-09). Сводные данные для ОВОС по всем средам (вода, отходы, физические воздействия) — в отдельном разделе настоящей ПЗ.</w:t>
+        <w:t xml:space="preserve">Статус данных по ТЗ v4.1 — **предварительные расчётные для раздела ОВОС**; гарантийные значения выбросов фиксируются на детальном этапе по данным выбранного изготовителя фильтров (в редакции ТЗ v4.1, принятой Заказчиком). Сводные данные для ОВОС по всем средам (вода, отходы, физические воздействия) — в отдельном разделе настоящей ПЗ.</w:t>
       </w:r>
     </w:p>
     <w:tbl>
@@ -5041,7 +5041,7 @@
         <w:rPr>
           <w:sz w:val="20"/>
         </w:rPr>
-        <w:t xml:space="preserve">Раздел ОВОС разрабатывается генпроектировщиком на стадии ОТР/ПД; БИ по ТЗ v4.1 передаёт **предварительные расчётные данные** по своим балансам (принятая редакция D-09: «предварительно, расчётно, по аналогам»). Сводка по средам воздействия.</w:t>
+        <w:t xml:space="preserve">Раздел ОВОС разрабатывается генпроектировщиком на стадии ОТР/ПД; БИ по ТЗ v4.1 передаёт **предварительные расчётные данные** по своим балансам (в редакции ТЗ v4.1, принятой Заказчиком: «предварительно, расчётно, по аналогам»). Сводка по средам воздействия.</w:t>
       </w:r>
     </w:p>
     <w:p>
@@ -6753,7 +6753,7 @@
         <w:rPr>
           <w:sz w:val="20"/>
         </w:rPr>
-        <w:t xml:space="preserve">**Участок газоочистки.** (1) **LICA-401 уровень барабана КУ** — трёхимпульсный регулятор (уровень + расход пара + расход питательной воды) → питательный клапан; аварийные уровни ±150 мм (БИ), ПАЗ по упуску воды (останов… перевод печи в горячий резерв: стоп загрузки, продувка). (2) PIC-402 давление пара 1,86 МПа → сброс в РОУ; предохранительные клапаны — 2 шт. по ТР ТС 032/2013. (3) TIC-403 пар после РОУ 159 °C → впрыск ХОВ; PIC-404 0,6 МПа → редукционный клапан. (4) QIC-405 электропроводность котловой воды → клапан непрерывной продувки (0,205–0,324 м³/ч). (5) TIA-406 газ за КУ 400 °C: рост — признак загрязнения поверхностей, автозапуск виброочистки/обстукивания по циклограмме и по ΔT. (6) PDI-407…409 перепады по КУ, циклону (868/2232 Па), ЭФ (≤200 Па) — диагностика забивания трактов. (7) ЭФ: управление агрегатами ОПМД-400 — автоматическое поддержание тока на грани искрения (46,4–57,6 кВ), циклограммы встряхивания полей со сдвигом от отгрузки пыли; TSA-410 блокировка полей при T газа &lt;320 °C (запас ≈100 °C к расчётной точке росы H₂SO₄ 221/209 °C — calc.json L1-DEW) и при уровне max в пылесборнике; допусковый контроль изоляторных коробок. (8) **PIC-411 разрежение перед дымососом** — резервный к PIC-306 канал регулирования тяги; АВР дымососов: автозапуск резервного с перестановкой перекидных шиберов за ≤60 с (БИ). (9) QIRC-412 SO₂/O₂ + пылемер QI-413 в газоходе СКЦ — коммерческий/технологический контроль границы (15,59 % SO₂, ≤0,1 г/нм³). (10) Холодильники: TIC-414/415 T материала на выходе 70 °C → ПИД → клапаны расхода оборотной воды (176,9 и 2,2 м³/ч); FSA-416 протока воды каждого контура — блокировка шнека при потере протока (защита от прогара); TIA-417 воды на выходе 35 °C (предупр. 45 °C — БИ); SIC токовая защита шнеков с реверс-алгоритмом расклинивания. (11) Силосы: WIA-418 вес (CLF-300), разрешение налива цементовоза по весу и T ≤65 °C, автоматика дисковых затворов и аспирации налива.</w:t>
+        <w:t xml:space="preserve">**Участок газоочистки.** (1) **LICA-401 уровень барабана КУ** — трёхимпульсный регулятор (уровень + расход пара + расход питательной воды) → питательный клапан; аварийные уровни ±150 мм (БИ), ПАЗ по упуску воды (останов… перевод печи в горячий резерв: стоп загрузки, продувка). (2) PIC-402 давление пара 1,86 МПа → сброс в РОУ; предохранительные клапаны — 2 шт. по ТР ТС 032/2013. (3) TIC-403 пар после РОУ 159 °C → впрыск ХОВ; PIC-404 0,6 МПа → редукционный клапан. (4) QIC-405 электропроводность котловой воды → клапан непрерывной продувки (0,205–0,324 м³/ч). (5) TIA-406 газ за КУ 400 °C: рост — признак загрязнения поверхностей, автозапуск виброочистки/обстукивания по циклограмме и по ΔT. (6) PDI-407…409 перепады по КУ, циклону (868/2232 Па), ЭФ (≤200 Па) — диагностика забивания трактов. (7) ЭФ: управление агрегатами ОПМД-400 — автоматическое поддержание тока на грани искрения (46,4–57,6 кВ), циклограммы встряхивания полей со сдвигом от отгрузки пыли; TSA-410 блокировка полей при T газа &lt;320 °C (запас ≈100 °C к расчётной точке росы H₂SO₄ 221/209 °C — расчётная записка КВАНТ) и при уровне max в пылесборнике; допусковый контроль изоляторных коробок. (8) **PIC-411 разрежение перед дымососом** — резервный к PIC-306 канал регулирования тяги; АВР дымососов: автозапуск резервного с перестановкой перекидных шиберов за ≤60 с (БИ). (9) QIRC-412 SO₂/O₂ + пылемер QI-413 в газоходе СКЦ — коммерческий/технологический контроль границы (15,59 % SO₂, ≤0,1 г/нм³). (10) Холодильники: TIC-414/415 T материала на выходе 70 °C → ПИД → клапаны расхода оборотной воды (176,9 и 2,2 м³/ч); FSA-416 протока воды каждого контура — блокировка шнека при потере протока (защита от прогара); TIA-417 воды на выходе 35 °C (предупр. 45 °C — БИ); SIC токовая защита шнеков с реверс-алгоритмом расклинивания. (11) Силосы: WIA-418 вес (CLF-300), разрешение налива цементовоза по весу и T ≤65 °C, автоматика дисковых затворов и аспирации налива.</w:t>
       </w:r>
     </w:p>
     <w:p>
@@ -7062,7 +7062,7 @@
               <w:rPr>
                 <w:sz w:val="19"/>
               </w:rPr>
-              <w:t xml:space="preserve">блокировка полей при T&lt;320 °C (запас ≈100 °C к расчётной точке росы H₂SO₄ 221/209 °C — calc.json L1-DEW) и max пыли</w:t>
+              <w:t xml:space="preserve">блокировка полей при T&lt;320 °C (запас ≈100 °C к расчётной точке росы H₂SO₄ 221/209 °C — расчётная записка КВАНТ) и max пыли</w:t>
             </w:r>
           </w:p>
         </w:tc>
@@ -7263,7 +7263,7 @@
         <w:rPr>
           <w:sz w:val="20"/>
         </w:rPr>
-        <w:t xml:space="preserve">По ТЗ v4.1 в составе БИ выпускаются: **предварительный перечень трубопроводной арматуры и приборов КИПиА** (line list и перечень по предварительным P&amp;ID) с договорной точностью **±20–30 % по количеству** и **спецификация на критичные и длинноцикловые приборы** (анализаторы, расходомеры больших Ду); полные valve list / instrument index — детальный инжиниринг по рабочим P&amp;ID (принятые редакции D-24/D-25).</w:t>
+        <w:t xml:space="preserve">По ТЗ v4.1 в составе БИ выпускаются: **предварительный перечень трубопроводной арматуры и приборов КИПиА** (line list и перечень по предварительным P&amp;ID) с договорной точностью **±20–30 % по количеству** и **спецификация на критичные и длинноцикловые приборы** (анализаторы, расходомеры больших Ду); полные valve list / instrument index — детальный инжиниринг по рабочим P&amp;ID (в редакциях, принятых в ТЗ v4.1).</w:t>
       </w:r>
     </w:p>
     <w:p>
@@ -7295,7 +7295,7 @@
         <w:rPr>
           <w:sz w:val="20"/>
         </w:rPr>
-        <w:t xml:space="preserve">**Спецификация критичных и длинноцикловых приборов** (в составе БИ): поточные газоанализаторы SO₂/O₂ — 2 поста (выход печи и граница СКЦ) с обогреваемыми пробоотборными трактами выше кислотной точки росы (221/209 °C — calc.json L1-DEW; принято ≥240 °C); пылемеры — 2 шт. (газоход СКЦ, контроль 0,1 г/нм³; свеча аспирации, контроль 10 мг/нм³); анализатор O₂ дутья; расходомерные узлы больших Ду (дутьё, кислород, газоход); узел коммерческого учёта пара; поточные влагомеры шихты. Все СИ — из Госреестра РФ с первичной поверкой (Прил. №5); каналы, участвующие в защитах и гарантийных замерах, — с аттестацией по ГОСТ Р 8.596.</w:t>
+        <w:t xml:space="preserve">**Спецификация критичных и длинноцикловых приборов** (в составе БИ): поточные газоанализаторы SO₂/O₂ — 2 поста (выход печи и граница СКЦ) с обогреваемыми пробоотборными трактами выше кислотной точки росы (221/209 °C — расчётная записка КВАНТ; принято ≥240 °C); пылемеры — 2 шт. (газоход СКЦ, контроль 0,1 г/нм³; свеча аспирации, контроль 10 мг/нм³); анализатор O₂ дутья; расходомерные узлы больших Ду (дутьё, кислород, газоход); узел коммерческого учёта пара; поточные влагомеры шихты. Все СИ — из Госреестра РФ с первичной поверкой (Прил. №5); каналы, участвующие в защитах и гарантийных замерах, — с аттестацией по ГОСТ Р 8.596.</w:t>
       </w:r>
     </w:p>
     <w:tbl>
@@ -7400,7 +7400,7 @@
                 <w:color w:val="666666"/>
                 <w:sz w:val="18"/>
               </w:rPr>
-              <w:t xml:space="preserve">ТЗ v4.1, состав БИ Лота №1 (принятая редакция D-24)</w:t>
+              <w:t xml:space="preserve">ТЗ v4.1, состав БИ Лота №1 (принятая редакция)</w:t>
             </w:r>
           </w:p>
         </w:tc>
@@ -7484,7 +7484,7 @@
                 <w:color w:val="666666"/>
                 <w:sz w:val="18"/>
               </w:rPr>
-              <w:t xml:space="preserve">решение БИ; calc.json L1-DEW (точка росы 221/209 °C)</w:t>
+              <w:t xml:space="preserve">решение БИ; расчётная записка КВАНТ (точка росы 221/209 °C)</w:t>
             </w:r>
           </w:p>
         </w:tc>
@@ -9467,7 +9467,7 @@
         <w:rPr>
           <w:sz w:val="20"/>
         </w:rPr>
-        <w:t xml:space="preserve">**Холодные испытания и пусконаладка газоочистки.** (1) Опрессовка газового тракта воздухом с инструментальной проверкой присосов; приёмочный критерий герметичности — подсосы не выше балансовых: КУ ≤4,9 %, циклон ≤3,1 %, ЭФ ≤1,5 % (ИД табл. 23). (2) ЭФ: контроль зазоров коронирующих/осадительных электродов, сушка и прогрев изоляторных коробок, снятие вольт-амперных характеристик полей сначала на воздухе, затем на технологическом газе (рабочие точки 46,4/57,6 кВ), настройка автоматики «ток на грани искрения» и циклограмм встряхивания со сдвигом от выгрузки пыли; включение полей — только при температуре газа выше 320 °C (запас к кислотной точке росы 221/209 °C — calc.json L1-DEW). (3) Дымососы: лазерная центровка, вибрационная приёмка по паспорту (класс балансировки G6.3), снятие напорной характеристики с ЧРП, наладка АВР с перекидными шиберами (норматив перестановки ≤60 с). (4) Настройка контуров участка: трёхимпульсный уровень барабана, тяга (давление под сводом / разрежение перед дымососом), температуры материала за холодильниками 70 °C — методом ступенчатых воздействий с оформлением карт уставок по форме Прил. №5. (5) Аспирация: балансировка сети отсосов с паспортами на каждый отсос, настройка импульсной регенерации 800–1500 Па, проверка блокировочной матрицы «аспирация–технология». (6) АСУТП: автономная наладка на имитаторах, поканальная проверка, испытания по ГОСТ 34.603 (предварительные → опытная эксплуатация → приёмочные); МЛ-советчик — в теневом режиме с KPI-сравнением, без воздействия на процесс.</w:t>
+        <w:t xml:space="preserve">**Холодные испытания и пусконаладка газоочистки.** (1) Опрессовка газового тракта воздухом с инструментальной проверкой присосов; приёмочный критерий герметичности — подсосы не выше балансовых: КУ ≤4,9 %, циклон ≤3,1 %, ЭФ ≤1,5 % (ИД табл. 23). (2) ЭФ: контроль зазоров коронирующих/осадительных электродов, сушка и прогрев изоляторных коробок, снятие вольт-амперных характеристик полей сначала на воздухе, затем на технологическом газе (рабочие точки 46,4/57,6 кВ), настройка автоматики «ток на грани искрения» и циклограмм встряхивания со сдвигом от выгрузки пыли; включение полей — только при температуре газа выше 320 °C (запас к кислотной точке росы 221/209 °C — расчётная записка КВАНТ). (3) Дымососы: лазерная центровка, вибрационная приёмка по паспорту (класс балансировки G6.3), снятие напорной характеристики с ЧРП, наладка АВР с перекидными шиберами (норматив перестановки ≤60 с). (4) Настройка контуров участка: трёхимпульсный уровень барабана, тяга (давление под сводом / разрежение перед дымососом), температуры материала за холодильниками 70 °C — методом ступенчатых воздействий с оформлением карт уставок по форме Прил. №5. (5) Аспирация: балансировка сети отсосов с паспортами на каждый отсос, настройка импульсной регенерации 800–1500 Па, проверка блокировочной матрицы «аспирация–технология». (6) АСУТП: автономная наладка на имитаторах, поканальная проверка, испытания по ГОСТ 34.603 (предварительные → опытная эксплуатация → приёмочные); МЛ-советчик — в теневом режиме с KPI-сравнением, без воздействия на процесс.</w:t>
       </w:r>
     </w:p>
     <w:p>
@@ -9475,7 +9475,7 @@
         <w:rPr>
           <w:sz w:val="20"/>
         </w:rPr>
-        <w:t xml:space="preserve">**Комплексное опробование и гарантийные испытания.** Комплексное опробование — 72 ч непрерывной работы под нагрузкой с оформлением акта (критерий готовности СМР/ПНР). Гарантийные испытания — на установившемся режиме по согласованной программе: предлагается **3 балансовых периода по 72 ч** на основном варианте дутья с фиксацией входов по ИД табл. 22 (решение БИ). Подтверждаемые показатели — по разделу целевых показателей: сера в огарке ≤0,1 %, запылённость газа на СКЦ ≤0,1 г/нм³ (гравиметрия по ГОСТ Р 50820), SO₂ по режиму, извлечение серы в газ 97,13 % (по балансу периода), температура отгрузки ≤70 °C; паропроизводительность — справочно 4,1/6,5 т/ч с жёсткой гарантией ≥3,6 т/ч (осн.) до подтверждения теплового расчёта (оговорка F-HEAT, calc.json). Все измерительные каналы гарантийных замеров — аттестованные (ГОСТ Р 8.596); гарантии действительны при составе и количестве шихты по ИД табл. 22 и соблюдении регламента (рамка гарантий calc.json).</w:t>
+        <w:t xml:space="preserve">**Комплексное опробование и гарантийные испытания.** Комплексное опробование — 72 ч непрерывной работы под нагрузкой с оформлением акта (критерий готовности СМР/ПНР). Гарантийные испытания — на установившемся режиме по согласованной программе: предлагается **3 балансовых периода по 72 ч** на основном варианте дутья с фиксацией входов по ИД табл. 22 (решение БИ). Подтверждаемые показатели — по разделу целевых показателей: сера в огарке ≤0,1 %, запылённость газа на СКЦ ≤0,1 г/нм³ (гравиметрия по ГОСТ Р 50820), SO₂ по режиму, извлечение серы в газ 97,13 % (по балансу периода), температура отгрузки ≤70 °C; паропроизводительность — справочно 4,1/6,5 т/ч с жёсткой гарантией ≥3,6 т/ч (осн.) до подтверждения теплового расчёта (оговорка в расчётной записке КВАНТ). Все измерительные каналы гарантийных замеров — аттестованные (ГОСТ Р 8.596); гарантии действительны при составе и количестве шихты по ИД табл. 22 и соблюдении регламента (гарантийная рамка расчётной записки КВАНТ).</w:t>
       </w:r>
     </w:p>
     <w:tbl>
@@ -9748,7 +9748,7 @@
                 <w:color w:val="666666"/>
                 <w:sz w:val="18"/>
               </w:rPr>
-              <w:t xml:space="preserve">решение БИ; calc.json L1-DEW</w:t>
+              <w:t xml:space="preserve">решение БИ; расчётная записка КВАНТ</w:t>
             </w:r>
           </w:p>
         </w:tc>
@@ -9818,21 +9818,21 @@
               <w:rPr>
                 <w:sz w:val="19"/>
               </w:rPr>
-              <w:t xml:space="preserve">≥3,6 т/ч (осн.); 4,1/6,5 т/ч — справочно до подтверждения F-HEAT</w:t>
-            </w:r>
-          </w:p>
-        </w:tc>
-        <w:tc>
-          <w:tcPr>
-            <w:tcW w:w="3038" w:type="dxa"/>
-          </w:tcPr>
-          <w:p>
-            <w:r>
-              <w:rPr>
-                <w:color w:val="666666"/>
-                <w:sz w:val="18"/>
-              </w:rPr>
-              <w:t xml:space="preserve">calc.json (рамка гарантий; запрос Гипроникелю)</w:t>
+              <w:t xml:space="preserve">≥3,6 т/ч (осн.); 4,1/6,5 т/ч — справочно до подтверждения теплового расчёта обжига</w:t>
+            </w:r>
+          </w:p>
+        </w:tc>
+        <w:tc>
+          <w:tcPr>
+            <w:tcW w:w="3038" w:type="dxa"/>
+          </w:tcPr>
+          <w:p>
+            <w:r>
+              <w:rPr>
+                <w:color w:val="666666"/>
+                <w:sz w:val="18"/>
+              </w:rPr>
+              <w:t xml:space="preserve">расчётная записка КВАНТ, гарантийная рамка</w:t>
             </w:r>
           </w:p>
         </w:tc>
@@ -9899,7 +9899,7 @@
         <w:rPr>
           <w:sz w:val="19"/>
         </w:rPr>
-        <w:t xml:space="preserve">Методика подтверждения паровой гарантии при оговорке F-HEAT — после поверочного теплового расчёта Гипроникеля</w:t>
+        <w:t xml:space="preserve">Методика подтверждения паровой гарантии — после поверочного теплового расчёта Гипроникеля</w:t>
       </w:r>
     </w:p>
     <w:p>
@@ -10669,7 +10669,7 @@
         <w:rPr>
           <w:sz w:val="20"/>
         </w:rPr>
-        <w:t xml:space="preserve">**Организационно-технические интерфейсы.** Со смежными лотами №2–4 прямых материальных потоков нет; общие системы: единая информационно-управляющая система с выводом всех показателей в общую диспетчерскую (ТЗ п.2.10) — согласованный перечень тегов и протоколы обмена (Industrial Ethernet, стандарт Прил. №5), единая система кодирования позиций/тегов для всех лотов (открытый вопрос раздела PFD), сводная ЦИМ комплекса (общие оси, отметки, координационная сетка — раздел ЦИМ). С генпроектировщиком (Гипроникель): БИ выдаёт нагрузки на конструкции и фундаменты, тепловыделения и вредности для ОВиК, данные для ОВОС, расчёт нагрузок для запроса ТУ; БИ получает: «вариант размещения» (генплан) — критический вход для посадки цеха, трассы газохода и эстакад (запрос Q-10), ИГИ пятна застройки, ТУ на подключения (через Заказчика). Балансовые стыки сводятся сквозной моделью комплекса: сера лота №1 (21 307 т/год в газ) = сырьё СКЦ; огарок и пыли в ГМЦ — 102 058 т/год (99 142 тракт огарка + 2 916 тонкая пыль); катодная программа комплекса ограничена сырьём (оговорка F-CAP calc.json: выпуск при сырье по ИД ≈69,3 тыс. т/год при мощности оборудования 75 000 т/год).</w:t>
+        <w:t xml:space="preserve">**Организационно-технические интерфейсы.** Со смежными лотами №2–4 прямых материальных потоков нет; общие системы: единая информационно-управляющая система с выводом всех показателей в общую диспетчерскую (ТЗ п.2.10) — согласованный перечень тегов и протоколы обмена (Industrial Ethernet, стандарт Прил. №5), единая система кодирования позиций/тегов для всех лотов (открытый вопрос раздела PFD), сводная ЦИМ комплекса (общие оси, отметки, координационная сетка — раздел ЦИМ). С генпроектировщиком (Гипроникель): БИ выдаёт нагрузки на конструкции и фундаменты, тепловыделения и вредности для ОВиК, данные для ОВОС, расчёт нагрузок для запроса ТУ; БИ получает: «вариант размещения» (генплан) — критический вход для посадки цеха, трассы газохода и эстакад (запрошен у Заказчика), ИГИ пятна застройки, ТУ на подключения (через Заказчика). Балансовые стыки сводятся сквозной моделью комплекса: сера лота №1 (21 307 т/год в газ) = сырьё СКЦ; огарок и пыли в ГМЦ — 102 058 т/год (99 142 тракт огарка + 2 916 тонкая пыль); катодная программа комплекса ограничена сырьём (оговорка расчётной записки КВАНТ: выпуск при сырье по ИД ≈69,3 тыс. т/год при мощности оборудования 75 000 т/год).</w:t>
       </w:r>
     </w:p>
     <w:tbl>
@@ -11061,7 +11061,7 @@
         <w:rPr>
           <w:sz w:val="19"/>
         </w:rPr>
-        <w:t xml:space="preserve">«Вариант размещения» (генплан) как ИД Заказчика — без него не фиксируются посадка цеха, трасса газохода в СКЦ и эстакады (запрос Q-10 / F-BUILD)</w:t>
+        <w:t xml:space="preserve">«Вариант размещения» (генплан) как ИД Заказчика — без него не фиксируются посадка цеха, трасса газохода в СКЦ и эстакады (запрошено у Заказчика в составе исходных данных)</w:t>
       </w:r>
     </w:p>
     <w:p>
@@ -11145,7 +11145,7 @@
         <w:rPr>
           <w:sz w:val="20"/>
         </w:rPr>
-        <w:t xml:space="preserve">Стоимость комплектной поставки формируется в составе БИ по требованиям ТЗ п.3.6 в ред. v4.1 (строка «не менее 2–3 ТКП на каждую позицию» вычеркнута): (1) **бюджетные ТКП по основному оборудованию** — практически 2–3 ТКП на каждую позицию основного перечня (~70–80 % стоимости поставки; перечень «основного» фиксируется в договоре), по остальным позициям — укрупнённые показатели и ценовая база КВАНТ; референсные изготовители зафиксированы в ИД (печь — по проекту HATCH; КУ — Белэнергомаш-БЗЭМ / Энергоцветмет; циклон — Энергомаш (Тверь) по разработке НИИОГАЗ; ЭФ — «Атмосфера» (Семибратово); дымососы — «Армавент»; питатели — Gornorud; дозаторы — «Агроэскорт»; конвейеры — КЗМКО; смеситель — НПО «Спайдермаш»; холодильники — Hyquip Rotolok / YT Conveyor; силосы — НПО «Спецнефтемаш»; станция растаривания — КИП-Сервис; цементовозы — Tongcheng) — по каждой группе добавляются альтернативные РФ-поставщики; (2) **бюджетная оценка общей стоимости комплектной поставки** (класс точности предложено зафиксировать в договоре как AACE Class 3, ±15–20 % — позиция D-30) технологического оборудования и материалов в границах п.3.3 ТЗ — включая трубопроводы, газоходы с футеровкой, технологические металлоконструкции (этажерки, площадки обслуживания), теплоизоляцию, КИПиА и АСУТП с прикладным ПО, электрооборудование в согласованных границах, ЗИП на ПНР и 2 года (АСУТП — ≥10 % и ≥1 шт. каждого наименования по Прил. №5).</w:t>
+        <w:t xml:space="preserve">Стоимость комплектной поставки формируется в составе БИ по требованиям ТЗ п.3.6 в ред. v4.1 (строка «не менее 2–3 ТКП на каждую позицию» вычеркнута): (1) **бюджетные ТКП по основному оборудованию** — практически 2–3 ТКП на каждую позицию основного перечня (~70–80 % стоимости поставки; перечень «основного» фиксируется в договоре), по остальным позициям — укрупнённые показатели и ценовая база КВАНТ; референсные изготовители зафиксированы в ИД (печь — по проекту HATCH; КУ — Белэнергомаш-БЗЭМ / Энергоцветмет; циклон — Энергомаш (Тверь) по разработке НИИОГАЗ; ЭФ — «Атмосфера» (Семибратово); дымососы — «Армавент»; питатели — Gornorud; дозаторы — «Агроэскорт»; конвейеры — КЗМКО; смеситель — НПО «Спайдермаш»; холодильники — Hyquip Rotolok / YT Conveyor; силосы — НПО «Спецнефтемаш»; станция растаривания — КИП-Сервис; цементовозы — Tongcheng) — по каждой группе добавляются альтернативные РФ-поставщики; (2) **бюджетная оценка общей стоимости комплектной поставки** (класс точности предложено зафиксировать в договоре как AACE Class 3, ±15–20 %) технологического оборудования и материалов в границах п.3.3 ТЗ — включая трубопроводы, газоходы с футеровкой, технологические металлоконструкции (этажерки, площадки обслуживания), теплоизоляцию, КИПиА и АСУТП с прикладным ПО, электрооборудование в согласованных границах, ЗИП на ПНР и 2 года (АСУТП — ≥10 % и ≥1 шт. каждого наименования по Прил. №5).</w:t>
       </w:r>
     </w:p>
     <w:p>
@@ -11258,7 +11258,7 @@
                 <w:color w:val="666666"/>
                 <w:sz w:val="18"/>
               </w:rPr>
-              <w:t xml:space="preserve">ТЗ v4.1, «Стоимость поставки по Лоту №1» (принятая позиция D-29)</w:t>
+              <w:t xml:space="preserve">ТЗ v4.1, «Стоимость поставки по Лоту №1» (принятая редакция)</w:t>
             </w:r>
           </w:p>
         </w:tc>
@@ -11592,7 +11592,7 @@
                 <w:color w:val="666666"/>
                 <w:sz w:val="18"/>
               </w:rPr>
-              <w:t xml:space="preserve">позиция Исполнителя (реестр D-31/M-02), принятая ред. 2</w:t>
+              <w:t xml:space="preserve">позиция Исполнителя, принятая ред. 2</w:t>
             </w:r>
           </w:p>
         </w:tc>
@@ -11795,7 +11795,7 @@
         <w:rPr>
           <w:sz w:val="19"/>
         </w:rPr>
-        <w:t xml:space="preserve">Битая ссылка ред. 2 на «таблицу 4» в перечне проверок коллизий — запрос Заказчику (позиция M-25)</w:t>
+        <w:t xml:space="preserve">Битая ссылка ред. 2 на «таблицу 4» в перечне проверок коллизий — запрос Заказчику</w:t>
       </w:r>
     </w:p>
     <w:p>
@@ -11976,7 +11976,7 @@
                 <w:color w:val="666666"/>
                 <w:sz w:val="18"/>
               </w:rPr>
-              <w:t xml:space="preserve">проект этапности Заказчика от 25.08.2026; позиция КВАНТ (Q-11)</w:t>
+              <w:t xml:space="preserve">проект этапности Заказчика от 25.08.2026; позиция КВАНТ</w:t>
             </w:r>
           </w:p>
         </w:tc>
@@ -12253,7 +12253,7 @@
         <w:rPr>
           <w:sz w:val="19"/>
         </w:rPr>
-        <w:t xml:space="preserve">Ранняя выдача ИД Заказчиком под Этап 1: генплан («вариант размещения», Q-10) и точки подключения к сетям — без них компоновки и раздел сетей за 3 мес не выдать</w:t>
+        <w:t xml:space="preserve">Ранняя выдача ИД Заказчиком под Этап 1: генплан («вариант размещения») и точки подключения к сетям — без них компоновки и раздел сетей за 3 мес не выдать</w:t>
       </w:r>
     </w:p>
     <w:p>

--- a/ove/public/docs/bi/ove75-lot1-pz-draft.docx
+++ b/ove/public/docs/bi/ove75-lot1-pz-draft.docx
@@ -1093,7 +1093,7 @@
         <w:rPr>
           <w:sz w:val="20"/>
         </w:rPr>
-        <w:t xml:space="preserve">**Участок 2. Приёмка сырья и шихтовка.** Четыре приёмных бункера с футеровкой листовым PE500 и вибрационными аэраторами обрушения свода: концентрат 60 м³, кек NNH 20 м³ (загрузка со станции растаривания биг-бэгов), цементная медь 10 м³ (загрузка ковшовым погрузчиком с кислотостойким ковшом), оборотные материалы 50 м³ (огарок на запуск печи; для оборотной пыли ЭФ — 20 м³). Из каждого бункера материал выдаётся связкой «тарельчатый (дисковый) питатель → ленточный весовой дозатор → винтовой конвейер»: концентрат ZC1200 + дозатор до 16 т/ч + УКВ-320-Ц-60; кек ZC800 + до 5 т/ч + УКВ-200-Ц-60 (тракт в стали 12Х18Н10Т); цементная медь ZC300 + до 3,2 т/ч + УКВ-200-Ц-37,5 (кислотостойкое исполнение); обороты ZC300 + до 4 т/ч. Каждая линия оснащена тензодатчиками LPA-68 и **поточным микроволновым влагомером Микрорадар-113А** — дозирование ведётся по сухому весу. Смешение — в двухшнековом смесителе **СШ-25 (10–25 т/ч**, 37 кВт, AISI 316); готовая шихта (влажность 12,48 %, S 20,52 %) наклонным винтовым конвейером УКВ-320-Ц-95 подаётся в **два расходных бункера печи по 60 м³** (запас ~8 ч). Из расходного бункера — питатель ZC1500, дозатор до 25 т/ч и скоростной шнековый забрасыватель (референс — Челябинский цинковый завод), подающий шихту непосредственно в надслоевое пространство печи. Часовой расход шихты по ИД табл. 23 — **15,448 т/ч** (примечание: величина численно совпадает и с номиналом по влажной шихте 122 429/7 920 = 15,46 т/ч, и с суммой компонентных максимумов по сухому — базис (сухая/влажная, номинал/максимум K=1,15) запрошен у Гипроникеля; до ответа оборудование линии выбирается на 17,8 т/ч влажной шихты = номинал × 1,15).</w:t>
+        <w:t xml:space="preserve">**Участок 2. Приёмка сырья и шихтовка.** Четыре приёмных бункера с футеровкой листовым PE500 и вибрационными аэраторами обрушения свода: концентрат 60 м³, кек NNH 20 м³ (загрузка со станции растаривания биг-бэгов), цементная медь 10 м³ (загрузка ковшовым погрузчиком с кислотостойким ковшом), оборотные материалы 50 м³ (огарок на запуск печи; для оборотной пыли ЭФ — 20 м³). Из каждого бункера материал выдаётся связкой «тарельчатый (дисковый) питатель → ленточный весовой дозатор → винтовой конвейер»: концентрат ZC1200 + дозатор до 16 т/ч + УКВ-320-Ц-60; кек ZC800 + до 5 т/ч + УКВ-200-Ц-60 (тракт в стали 12Х18Н10Т); цементная медь ZC300 + до 3,2 т/ч + УКВ-200-Ц-37,5 (кислотостойкое исполнение); обороты ZC300 + до 4 т/ч. Каждая линия оснащена тензодатчиками LPA-68 и **поточным микроволновым влагомером Микрорадар-113А** — дозирование ведётся по сухому весу. Смешение — в двухшнековом смесителе **СШ-25 (10–25 т/ч**, 37 кВт, AISI 316); готовая шихта (влажность 12,69 %, S 20,52 %) наклонным винтовым конвейером УКВ-320-Ц-95 подаётся в **два расходных бункера печи по 60 м³** (запас ~8 ч). Из расходного бункера — питатель ZC1500, дозатор до 25 т/ч и скоростной шнековый забрасыватель (референс — Челябинский цинковый завод), подающий шихту непосредственно в надслоевое пространство печи. Часовой расход шихты по ИД табл. 23 — **15,448 т/ч** (примечание: величина численно совпадает и с номиналом по влажной шихте 122 429/7 920 = 15,46 т/ч, и с суммой компонентных максимумов по сухому — базис (сухая/влажная, номинал/максимум K=1,15) запрошен у Гипроникеля; до ответа оборудование линии выбирается на 17,8 т/ч влажной шихты = номинал × 1,15).</w:t>
       </w:r>
     </w:p>
     <w:p>
@@ -1645,6 +1645,22 @@
       </w:r>
     </w:p>
     <w:p>
+      <w:r>
+        <w:rPr>
+          <w:b/>
+          <w:color w:val="8A6200"/>
+          <w:sz w:val="19"/>
+        </w:rPr>
+        <w:t xml:space="preserve">— определяется на стадии БИ: </w:t>
+      </w:r>
+      <w:r>
+        <w:rPr>
+          <w:sz w:val="19"/>
+        </w:rPr>
+        <w:t xml:space="preserve">Запас площади пода/зеркала слоя печи КС: пересчёт КВАНТ на геометрии ИД (конус 21° — полный угол, Ø6000→Ø8390/6450, уклон 0,185 на сторону) даёт напряжённость по зеркалу ≈8,9 т/(м²·сут) — выше диапазона мировой практики 4–8 (блок L1-BED); запросить у Гипроникеля подтверждение запаса производительности пода по базису HATCH</w:t>
+      </w:r>
+    </w:p>
+    <w:p>
       <w:pPr>
         <w:pStyle w:val="Heading2"/>
       </w:pPr>
@@ -1661,7 +1677,7 @@
         <w:rPr>
           <w:sz w:val="20"/>
         </w:rPr>
-        <w:t xml:space="preserve">**Сводный годовой баланс передела** (ИД табл. 22, основной вариант; сухие массы). Приход: концентрат 73 492 т + кек NNH 24 219 т + цементная медь 9 182 т = **106 892 т шихты**, в ней 71 264 т Cu, 4 043 т Ni, 191,4 т Co, 4 587 т Fe, 21 936 т S, 13,8 т Cl. Расход: огарок 81 896 т (76,98 %); пыль КУ 9 081 т + пыль циклона 8 165 т + пыль ЭФ 2 916 т + пыль в СКЦ 14 т ≈ **20 175 т пыли** (18,96 %; итог табл. 22; невязка округления 1 т); сера в газ 21 307 т; хлор в газ 1,78 т; согласованные потери 502 т (0,47 %: обжиг 0,12 % + перевалка/транспортировка 0,25 % + гидрометаллургия 0,10 %). Суммарный выход твёрдых продуктов 123 883 т превышает загрузку на ~16 % — это **усвоенный кислород дутья**, связанный в оксиды (CuO, NiO, Fe₃O₄) и сульфаты; невязка по каждому металлу — 0,000 %. Распределение меди: 80,35 % в огарок, 19,18 % в пыль; серы: 97,13 % в газ, 2,21 % в пыль, 0,19 % в огарок — баланс серы задаёт и производительность СКЦ, и остаточное содержание S в огарке для выщелачивания.</w:t>
+        <w:t xml:space="preserve">**Сводный годовой баланс передела** (ИД табл. 22, основной вариант; сухие массы). Приход: концентрат 73 492 т + кек NNH 24 219 т + цементная медь 9 182 т = **106 892 т шихты**, в ней 71 264 т Cu, 4 043 т Ni, 191,4 т Co, 4 587 т Fe, 21 936 т S, 13,8 т Cl. Расход: огарок 81 896 т (76,98 %); пыль КУ 9 081 т + пыль циклона 8 165 т + пыль ЭФ 2 916 т + пыль в СКЦ 14 т ≈ **20 175 т пыли** (18,96 %; итог табл. 22; невязка округления 1 т); сера в газ 21 307 т; хлор в газ 1,78 т; согласованные потери 502 т (0,47 %: обжиг 0,12 % + перевалка/транспортировка 0,25 % + гидрометаллургия 0,10 %). Итого расходной части баланса (огарок + пыли + потери + сера и хлор в газовой фазе) 123 883 т превышает загрузку на ~16 % — это **усвоенный кислород дутья**, связанный в оксиды (CuO, NiO, Fe₃O₄) и сульфаты (собственно твёрдые продукты — 102 573 т, на 4,0 % МЕНЬШЕ загрузки); невязка по каждому металлу — 0,000 %. Распределение меди: 80,35 % в огарок, 19,18 % в пыль; серы: 97,13 % в газ, 2,21 % в пыль, 0,19 % в огарок — баланс серы задаёт и производительность СКЦ, и остаточное содержание S в огарке для выщелачивания.</w:t>
       </w:r>
     </w:p>
     <w:p>
@@ -1669,7 +1685,7 @@
         <w:rPr>
           <w:sz w:val="20"/>
         </w:rPr>
-        <w:t xml:space="preserve">**Баланс по участкам.** (1) Фильтрация: приход пульпы 104 994 т/год (73 496 т тв. по табл. 23 п.42–55 + 31 498 т воды, 70 % тв.; отличие от 73 492 т по табл. 22 — 4 т/год, в пределах округлений ИД); расход: кек 81 662 т/год (73 496 сух. + 8 166 воды, влажность 10 %) и фильтрат 23 332 м³/год в ОРФ. Проверка: 31 498 − 8 166 = 23 332 — **баланс воды сходится точно**. (2) Шихтовка: кек концентрата 81 662 + кек NNH влажный 30 273 (24 219 / 0,80) + цементная медь влажная 10 494 (9 182 / 0,875) = 122 429 т/год влажной шихты, средняя влажность 12,48 %, средняя сера 20,52 %; часовой расход шихты по ИД табл. 23 — 15,448 т/ч (примечание: величина численно совпадает и с номиналом по влажной шихте 122 429/7 920 = 15,46 т/ч, и с суммой компонентных максимумов по сухому — базис (сухая/влажная, номинал/максимум K=1,15) запрошен у Гипроникеля; до ответа оборудование линии выбирается на 17,8 т/ч влажной шихты = номинал × 1,15). (3) Обжиг: приход — шихта 13,50 т/ч сух. (номинал) + дутьё 11 342 нм³/ч; расход — огарок 10,34 т/ч ном., пыль в газ 2,55 т/ч ном., газ 12 129 нм³/ч (SO₂ 17,83 %, H₂O 21,07 %, O₂ 16,21 %). Влага шихты (~1,9 т/ч) полностью переходит в газовую фазу. (4) Газоочистка (номинал/максимум с K=1,15): улов пыли КУ 1,319 т/ч, циклона 1,186 т/ч, ЭФ 0,424 т/ч, унос в СКЦ 1,32 кг/ч; объём газа нарастает подсосами 12 129 → 12 673 → 13 066 → 13 262 нм³/ч; запылённость падает 241,5 → 127,1 → 32,6 → 0,1 г/нм³. (5) Охлаждение-отгрузка: тракт огарка 14,346 т/ч (макс.) при годовых 99 142 т (огарок 81 896 + пыль КУ 9 081 + пыль циклона 8 165); тракт тонкой пыли 0,424 т/ч (2 916 т/год).</w:t>
+        <w:t xml:space="preserve">**Баланс по участкам.** (1) Фильтрация: приход пульпы 104 994 т/год (73 496 т тв. по табл. 23 п.42–55 + 31 498 т воды, 70 % тв.; отличие от 73 492 т по табл. 22 — 4 т/год, в пределах округлений ИД); расход: кек 81 662 т/год (73 496 сух. + 8 166 воды, влажность 10 %) и фильтрат 23 332 м³/год в ОРФ. Проверка: 31 498 − 8 166 = 23 332 — **баланс воды сходится точно**. (2) Шихтовка: кек концентрата 81 662 + кек NNH влажный 30 273 (24 219 / 0,80) + цементная медь влажная 10 494 (9 182 / 0,875) = 122 429 т/год влажной шихты, средняя влажность 12,69 %, средняя сера 20,52 %; часовой расход шихты по ИД табл. 23 — 15,448 т/ч (примечание: величина численно совпадает и с номиналом по влажной шихте 122 429/7 920 = 15,46 т/ч, и с суммой компонентных максимумов по сухому — базис (сухая/влажная, номинал/максимум K=1,15) запрошен у Гипроникеля; до ответа оборудование линии выбирается на 17,8 т/ч влажной шихты = номинал × 1,15). (3) Обжиг: приход — шихта 13,50 т/ч сух. (номинал) + дутьё 11 342 нм³/ч; расход — огарок 10,34 т/ч ном., пыль в газ 2,55 т/ч ном., газ 12 129 нм³/ч (SO₂ 17,83 %, H₂O 21,07 %, O₂ 16,21 %). Влага шихты (~1,9 т/ч) полностью переходит в газовую фазу. (4) Газоочистка (номинал/максимум с K=1,15): улов пыли КУ 1,319 т/ч, циклона 1,186 т/ч, ЭФ 0,424 т/ч, унос в СКЦ 2,03 кг/ч макс. (номинал 1,77 кг/ч — согласовано с годовыми «пыль в СКЦ 14 т» этого же баланса; значение ИД табл. 23 «1,319 кг/ч» — вероятный копипаст строки пыли КУ, вопрос Гипроникелю задан); объём газа нарастает подсосами 12 129 → 12 673 → 13 066 → 13 262 нм³/ч; запылённость падает 241,5 → 127,1 → 32,6 → 0,15 г/нм³ (заявленные ИД 0,1 г/нм³ отвечают только сомнительному уносу 1,32 кг/ч). (5) Охлаждение-отгрузка: тракт огарка 14,396 т/ч (макс. расчётный: 99 142/7 920 × 1,15 = сумма компонентных максимумов; в ИД табл. 23 поз. 432 — 14,346, внутренняя невязка ИД 0,35 % с годовыми табл. 22) при годовых 99 142 т (огарок 81 896 + пыль КУ 9 081 + пыль циклона 8 165); тракт тонкой пыли 0,424 т/ч (2 916 т/год).</w:t>
       </w:r>
     </w:p>
     <w:p>
@@ -2665,7 +2681,7 @@
         <w:rPr>
           <w:sz w:val="20"/>
         </w:rPr>
-        <w:t xml:space="preserve">Расходные показатели приняты по ИД табл. 26 (нормировка на 71 264 т меди в шихте, 7920 ч/год); двойные значения — основной/вспомогательный вариант. **Электроэнергия**: на напряжении 380 В — 1 524 392 кВт·ч/год (21,39 кВт·ч/т Cu; средняя нагрузка ~192 кВт: крупнейшие потребители — смеситель СШ-25 37 кВт, конвейер УКВ-320-Ц-95 30 кВт, конвейеры УКВ-320-Ц-60 2×18,4 кВт, холодильник D2424-6 15 кВт и шнеки 11–15 кВт); на 6 кВ — дымосос ДН-15БНЖ 400 кВт, 3 168 000 кВт·ч/год (44,45 кВт·ч/т); питание электрофильтра (агрегат ОПМД-400, ~32 кВт) — 253 440 кВт·ч/год (3,56 кВт·ч/т). Итого по учтённому в ИД оборудованию ≈ **4,95 млн кВт·ч/год (69,4 кВт·ч/т Cu)** без воздуходувки, вакуум-насосов фильтрации и аспирации (в табл. 26 не нормированы — досчитываются на стадии БИ). С учётом досчёта воздуходувки, вакуум-станции и аспирации (расчётная записка КВАНТ) полное электропотребление лота 1 ≈7,6 млн кВт·ч/год (средняя нагрузка ≈1,0 МВт) — закладывается в ТЭП и запрос ТУ.</w:t>
+        <w:t xml:space="preserve">Расходные показатели приняты по ИД табл. 26 (нормировка на 71 264 т меди в шихте, 7920 ч/год); двойные значения — основной/вспомогательный вариант. **Электроэнергия**: на напряжении 380 В — 1 524 392 кВт·ч/год (21,39 кВт·ч/т Cu; средняя нагрузка ~192 кВт: крупнейшие потребители — смеситель СШ-25 37 кВт, конвейер УКВ-320-Ц-95 30 кВт, конвейеры УКВ-320-Ц-60 2×18,4 кВт, холодильник D2424-6 15 кВт и шнеки 11–15 кВт); на 6 кВ — дымосос ДН-15БНЖ 400 кВт, 3 168 000 кВт·ч/год (44,45 кВт·ч/т); питание электрофильтра (агрегат ОПМД-400, ~32 кВт) — 253 440 кВт·ч/год (3,56 кВт·ч/т). Итого по учтённому в ИД оборудованию ≈ **4,95 млн кВт·ч/год (69,4 кВт·ч/т Cu)** без воздуходувки, вакуум-насосов фильтрации и аспирации (в табл. 26 не нормированы — досчитываются на стадии БИ). С учётом досчёта воздуходувки, вакуум-станции и аспирации (расчётная записка КВАНТ) полное электропотребление лота 1 ≈7,7 млн кВт·ч/год (средняя нагрузка ≈1,0 МВт) — закладывается в ТЭП и запрос ТУ.</w:t>
       </w:r>
     </w:p>
     <w:p>
@@ -3259,7 +3275,7 @@
         <w:rPr>
           <w:sz w:val="20"/>
         </w:rPr>
-        <w:t xml:space="preserve">**По пылям**: суммарный выход 18,96 %; «грубая» пыль (КУ + циклон, 17 246 т/год) объединяется с огарком — общий продукт тракта огарка имеет состав, %: 72,67 Cu (для смеси по табл. 23 п.477); 0,445 S; «тонкая» пыль ЭФ (2 916 т/год) — отдельный продукт: 63,18 Cu; 4,45 Ni; 6,29 Fe; **3,44 S** (сульфатной 3,36) — повышенная сульфатность и мелкодисперсность (28,8 мкм) определяют отдельный тракт и опцию возврата в шихту. Температура отгрузки обоих продуктов **70 °C** (ограничение цементовоза 65 °C по грузу — уставка контроля с запасом до 65 °C на фланце выгрузки).</w:t>
+        <w:t xml:space="preserve">**По пылям**: суммарный выход 18,96 %; «грубая» пыль (КУ + циклон, 17 246 т/год) объединяется с огарком — общий продукт тракта огарка имеет состав, %: ≈69,7 Cu; ≈0,43 S (балансовый расчёт КВАНТ по распределению 80,35/19,18 %; заявленные в ИД табл. 23 п.477 72,67 Cu / 0,445 S физически несовместимы с приходом меди 71 264 т/год — вопрос Гипроникелю); «тонкая» пыль ЭФ (2 916 т/год) — отдельный продукт: 63,18 Cu; 4,45 Ni; 6,29 Fe; **3,44 S** (сульфатной 3,36) — повышенная сульфатность и мелкодисперсность (28,8 мкм) определяют отдельный тракт и опцию возврата в шихту. Температура отгрузки обоих продуктов **70 °C** (ограничение цементовоза 65 °C по грузу — уставка контроля с запасом до 65 °C на фланце выгрузки).</w:t>
       </w:r>
     </w:p>
     <w:p>
@@ -10661,7 +10677,7 @@
         <w:rPr>
           <w:sz w:val="20"/>
         </w:rPr>
-        <w:t xml:space="preserve">**Входы**: (1) пульпа сгущённого концентрата от участка сгущения (вне БИ) — 104 994 т/год, 70 % твёрдого, обогреваемый пульпопровод, граница — фланец на внешней стене; требование к смежнику: стабильность плотности пульпы и обогрев в холодный период (ИД разд. 4); (2) кек NNH в МКР 1–2 т и (3) цементная медь в титановых контейнерах — со склада сырья Заказчика через ворота цеха; (4) энергоресурсы по ТУ: кислород 4 687/3 136 нм³/ч (0,8–1,2 МПа), мазут до ≈3,4 т/ч (максимум одновременной работы горелок), ХОВ 4,31/6,80 т/ч (105 °C), оборотная вода 179,1/166,1 м³/ч (25→35 °C), электроэнергия 1,1–1,4 МВт (ввод 6 кВ). **Выходы**: (5) огарок + «грубая» пыль — 99 142 т/год (81 896 + 9 081 + 8 165), смесь 72,67 % Cu / 0,445 % S, ≤70 °C, автоцементовозами 45 м³ на склад огарка и пыли (вне БИ) и далее в ГМЦ; способ транспортировки до ГМЦ по ТЗ определяется при разработке ОТР — интерфейсные данные (состав, средняя крупность 0,449 мм, температура) выдаются из настоящей ПЗ; (6) «тонкая» пыль ЭФ — 2 916 т/год (Cu 63,18 %, S 3,44 %, сульфатной 3,36 %) отдельным трактом — для ГМЦ отдельный режим переработки из-за повышенной сульфатности; (7) серосодержащий газ в СКЦ — 13 262/21 830 нм³/ч, SO₂ 15,59/9,49 %, SO₃ 0,72/0,44 %, 387 °C, ≤0,1 г/нм³, граница — выходной патрубок дымососа, далее газоход Ø1100 по эстакаде (трасса — по генплану); интерфейсный протокол с СКЦ: допустимые диапазоны и скорость изменения SO₂/расхода, взаимные действия при остановках (аварийная остановка СКЦ → остановка загрузки печи — блокировка межцехового уровня); (8) пар 0,6 МПа/159 °C после РОУ — 4,1/6,5 т/ч в паросеть площадки (цех — нетто-источник; потребление выпарки лота №2 — из общей сети, баланс пара площадки сводит Заказчик по ТУ); (9) фильтрат 23 332 м³/год — возврат в ОРФ.</w:t>
+        <w:t xml:space="preserve">**Входы**: (1) пульпа сгущённого концентрата от участка сгущения (вне БИ) — 104 994 т/год, 70 % твёрдого, обогреваемый пульпопровод, граница — фланец на внешней стене; требование к смежнику: стабильность плотности пульпы и обогрев в холодный период (ИД разд. 4); (2) кек NNH в МКР 1–2 т и (3) цементная медь в титановых контейнерах — со склада сырья Заказчика через ворота цеха; (4) энергоресурсы по ТУ: кислород 4 687/3 136 нм³/ч (0,8–1,2 МПа), мазут до ≈3,4 т/ч (максимум одновременной работы горелок), ХОВ 4,31/6,80 т/ч (105 °C), оборотная вода 179,1/166,1 м³/ч (25→35 °C), электроэнергия 1,1–1,4 МВт (ввод 6 кВ). **Выходы**: (5) огарок + «грубая» пыль — 99 142 т/год (81 896 + 9 081 + 8 165), смесь ≈69,7 % Cu / ≈0,43 % S (баланс КВАНТ; значения ИД табл. 23 п.477 72,67/0,445 несовместимы с приходом меди — вопрос Гипроникелю), ≤70 °C, автоцементовозами 45 м³ на склад огарка и пыли (вне БИ) и далее в ГМЦ; способ транспортировки до ГМЦ по ТЗ определяется при разработке ОТР — интерфейсные данные (состав, средняя крупность 0,449 мм, температура) выдаются из настоящей ПЗ; (6) «тонкая» пыль ЭФ — 2 916 т/год (Cu 63,18 %, S 3,44 %, сульфатной 3,36 %) отдельным трактом — для ГМЦ отдельный режим переработки из-за повышенной сульфатности; (7) серосодержащий газ в СКЦ — 13 262/21 830 нм³/ч, SO₂ 15,59/9,49 %, SO₃ 0,72/0,44 %, 387 °C, ≤0,1 г/нм³, граница — выходной патрубок дымососа, далее газоход Ø1100 по эстакаде (трасса — по генплану); интерфейсный протокол с СКЦ: допустимые диапазоны и скорость изменения SO₂/расхода, взаимные действия при остановках (аварийная остановка СКЦ → остановка загрузки печи — блокировка межцехового уровня); (8) пар 0,6 МПа/159 °C после РОУ — 4,1/6,5 т/ч в паросеть площадки (цех — нетто-источник; потребление выпарки лота №2 — из общей сети, баланс пара площадки сводит Заказчик по ТУ); (9) фильтрат 23 332 м³/год — возврат в ОРФ.</w:t>
       </w:r>
     </w:p>
     <w:p>

--- a/ove/public/docs/bi/ove75-lot1-pz-draft.docx
+++ b/ove/public/docs/bi/ove75-lot1-pz-draft.docx
@@ -35,7 +35,7 @@
           <w:color w:val="666666"/>
           <w:sz w:val="18"/>
         </w:rPr>
-        <w:t xml:space="preserve">Рабочий материал КВАНТ, сформирован 27.08.2026 до старта работ: данные — из ИД ч.1/ч.2 и ТЗ v4.1; состав разделов — по требованиям ТЗ к содержанию БИ. Позиции «определяется на стадии БИ» закрываются после старта (ИД по варианту размещения, ТУ на подключение, ТКП). Не является выпущенной документацией.</w:t>
+        <w:t xml:space="preserve">Рабочий материал КВАНТ, сформирован 28.08.2026 до старта работ: данные — из ИД ч.1/ч.2 и ТЗ v4.1; состав разделов — по требованиям ТЗ к содержанию БИ. Позиции «определяется на стадии БИ» закрываются после старта (ИД по варианту размещения, ТУ на подключение, ТКП). Не является выпущенной документацией.</w:t>
       </w:r>
     </w:p>
     <w:p>

--- a/ove/public/docs/bi/ove75-lot1-pz-draft.docx
+++ b/ove/public/docs/bi/ove75-lot1-pz-draft.docx
@@ -35,7 +35,7 @@
           <w:color w:val="666666"/>
           <w:sz w:val="18"/>
         </w:rPr>
-        <w:t xml:space="preserve">Рабочий материал КВАНТ, сформирован 28.08.2026 до старта работ: данные — из ИД ч.1/ч.2 и ТЗ v4.1; состав разделов — по требованиям ТЗ к содержанию БИ. Позиции «определяется на стадии БИ» закрываются после старта (ИД по варианту размещения, ТУ на подключение, ТКП). Не является выпущенной документацией.</w:t>
+        <w:t xml:space="preserve">Рабочий материал КВАНТ, сформирован 01.09.2026 до старта работ: данные — из ИД ч.1/ч.2 и ТЗ v4.1; состав разделов — по требованиям ТЗ к содержанию БИ. Позиции «определяется на стадии БИ» закрываются после старта (ИД по варианту размещения, ТУ на подключение, ТКП). Не является выпущенной документацией.</w:t>
       </w:r>
     </w:p>
     <w:p>
@@ -12286,6 +12286,844 @@
           <w:sz w:val="19"/>
         </w:rPr>
         <w:t xml:space="preserve">Шифры комплектов, формы титулов и штампов — согласование с Заказчиком/генпроектировщиком</w:t>
+      </w:r>
+    </w:p>
+    <w:p>
+      <w:pPr>
+        <w:pStyle w:val="Heading2"/>
+      </w:pPr>
+      <w:r>
+        <w:rPr>
+          <w:b/>
+          <w:sz w:val="26"/>
+        </w:rPr>
+        <w:t xml:space="preserve">Закладные решения для последующей цифровизации</w:t>
+      </w:r>
+    </w:p>
+    <w:p>
+      <w:r>
+        <w:rPr>
+          <w:sz w:val="20"/>
+        </w:rPr>
+        <w:t xml:space="preserve">Раздел фиксирует закладные решения, обеспечивающие последующую цифровизацию цеха без перепроектирования. Принцип: всё, что требует врезок, гильз, площадок и каналов, проектируется и выполняется при строительстве — дооснащение действующего производства обходится в 3–5 раз дороже закладки в проект и требует остановок (врезка в работающую печь исключена, установка гильз после кладки футеровки невозможна). Все позиции раздела — строки спецификаций, опросных листов, ведомостей сигналов и заданий смежникам; строительных объёмов они не добавляют: каналы и теги укладываются в нормативный запас ввода-вывода 30 % по Прил. №5, площадки и врезки выполняются в составе основных конструкций.</w:t>
+      </w:r>
+    </w:p>
+    <w:p>
+      <w:r>
+        <w:rPr>
+          <w:sz w:val="20"/>
+        </w:rPr>
+        <w:t xml:space="preserve">Состав закладок — шесть групп. **(1) КИП печи и газового тракта**: закладные гильзы термопар слоя и кладки, резервные импульсные точки давления с быстрыми каналами, поверхностные термопары холодных точек и штуцера под зонды коррозии. **(2) Газоанализ и учёт**: второй пост SO₂/O₂ перед СКЦ, узел технического учёта кислорода, теплосчётчики шести контуров — с аттестацией коммерческих измерительных каналов. **(3) Готовность АСУТП к надстройкам оптимизации**: шаблон внешней уставки по всем главным контурам, пара серверов оптимизации, шлюз OPC UA, секундный архив с единой синхронизацией времени. **(4) Мониторинг состояния машин**: площадки под вибродатчики, измерительные трансформаторы тока фидеров 6 кВ, типовой раздел опросных листов динамического оборудования. **(5) Пробоотбор и экспресс-лаборатория** обжигового передела. **(6) Закладные под будущие установки**: байпас РОУ под противодавленческую паровую машину, измерительное сечение свечи аспирации, место конвейерного анализатора шихты. ЧРП дымососа и воздуходувки фиксируются обязательными решениями, а не опциями.</w:t>
+      </w:r>
+    </w:p>
+    <w:p>
+      <w:r>
+        <w:rPr>
+          <w:sz w:val="20"/>
+        </w:rPr>
+        <w:t xml:space="preserve">Требования к комплектным поставкам (гильзы печи, контроллеры агрегатов питания ЭФ, площадки под датчики на машинах) передаются опросными листами до размещения заказов длинноцикловых позиций (печь 12–24 мес, электрофильтр 9–14 мес) — дозаказ после кладки футеровки или размещения заказа аппарата невозможен. Основание раздела — «Реестр идей эффективности ред. 2.0» (раздел 1 — базовый состав, раздел 2 — подготовительные закладки опций); ссылки на пункты приведены построчно.</w:t>
+      </w:r>
+    </w:p>
+    <w:tbl>
+      <w:tblPr>
+        <w:tblW w:w="11638" w:type="dxa"/>
+        <w:tblBorders>
+          <w:top w:val="single" w:sz="4" w:color="C9C9C9"/>
+          <w:left w:val="single" w:sz="4" w:color="C9C9C9"/>
+          <w:bottom w:val="single" w:sz="4" w:color="C9C9C9"/>
+          <w:right w:val="single" w:sz="4" w:color="C9C9C9"/>
+          <w:insideH w:val="single" w:sz="4" w:color="C9C9C9"/>
+          <w:insideV w:val="single" w:sz="4" w:color="C9C9C9"/>
+        </w:tblBorders>
+        <w:tblLayout w:type="fixed"/>
+      </w:tblPr>
+      <w:tblGrid>
+        <w:gridCol w:w="3600"/>
+        <w:gridCol w:w="5000"/>
+        <w:gridCol w:w="3038"/>
+      </w:tblGrid>
+      <w:tr>
+        <w:tc>
+          <w:tcPr>
+            <w:tcW w:w="3600" w:type="dxa"/>
+            <w:shd w:val="clear" w:fill="EFEFEF"/>
+          </w:tcPr>
+          <w:p>
+            <w:r>
+              <w:rPr>
+                <w:b/>
+                <w:sz w:val="19"/>
+              </w:rPr>
+              <w:t xml:space="preserve">Параметр</w:t>
+            </w:r>
+          </w:p>
+        </w:tc>
+        <w:tc>
+          <w:tcPr>
+            <w:tcW w:w="5000" w:type="dxa"/>
+            <w:shd w:val="clear" w:fill="EFEFEF"/>
+          </w:tcPr>
+          <w:p>
+            <w:r>
+              <w:rPr>
+                <w:b/>
+                <w:sz w:val="19"/>
+              </w:rPr>
+              <w:t xml:space="preserve">Значение</w:t>
+            </w:r>
+          </w:p>
+        </w:tc>
+        <w:tc>
+          <w:tcPr>
+            <w:tcW w:w="3038" w:type="dxa"/>
+            <w:shd w:val="clear" w:fill="EFEFEF"/>
+          </w:tcPr>
+          <w:p>
+            <w:r>
+              <w:rPr>
+                <w:b/>
+                <w:sz w:val="19"/>
+              </w:rPr>
+              <w:t xml:space="preserve">Источник</w:t>
+            </w:r>
+          </w:p>
+        </w:tc>
+      </w:tr>
+      <w:tr>
+        <w:tc>
+          <w:tcPr>
+            <w:tcW w:w="3600" w:type="dxa"/>
+          </w:tcPr>
+          <w:p>
+            <w:r>
+              <w:rPr>
+                <w:sz w:val="19"/>
+              </w:rPr>
+              <w:t xml:space="preserve">Гильзы термопар слоя (закладные)</w:t>
+            </w:r>
+          </w:p>
+        </w:tc>
+        <w:tc>
+          <w:tcPr>
+            <w:tcW w:w="5000" w:type="dxa"/>
+          </w:tcPr>
+          <w:p>
+            <w:r>
+              <w:rPr>
+                <w:sz w:val="19"/>
+              </w:rPr>
+              <w:t xml:space="preserve">8–10 шт., два уровня × четыре радиуса; в задание на проект футеровки до его заказа</w:t>
+            </w:r>
+          </w:p>
+        </w:tc>
+        <w:tc>
+          <w:tcPr>
+            <w:tcW w:w="3038" w:type="dxa"/>
+          </w:tcPr>
+          <w:p>
+            <w:r>
+              <w:rPr>
+                <w:color w:val="666666"/>
+                <w:sz w:val="18"/>
+              </w:rPr>
+              <w:t xml:space="preserve">Реестр идей эффективности ред. 2.0, разд. 1 п. 1</w:t>
+            </w:r>
+          </w:p>
+        </w:tc>
+      </w:tr>
+      <w:tr>
+        <w:tc>
+          <w:tcPr>
+            <w:tcW w:w="3600" w:type="dxa"/>
+          </w:tcPr>
+          <w:p>
+            <w:r>
+              <w:rPr>
+                <w:sz w:val="19"/>
+              </w:rPr>
+              <w:t xml:space="preserve">Гильзы термопар кладки (закладные)</w:t>
+            </w:r>
+          </w:p>
+        </w:tc>
+        <w:tc>
+          <w:tcPr>
+            <w:tcW w:w="5000" w:type="dxa"/>
+          </w:tcPr>
+          <w:p>
+            <w:r>
+              <w:rPr>
+                <w:sz w:val="19"/>
+              </w:rPr>
+              <w:t xml:space="preserve">12–18 шт. по 2–3 поясам, с кабельными выводами; в объём изготовителя печи</w:t>
+            </w:r>
+          </w:p>
+        </w:tc>
+        <w:tc>
+          <w:tcPr>
+            <w:tcW w:w="3038" w:type="dxa"/>
+          </w:tcPr>
+          <w:p>
+            <w:r>
+              <w:rPr>
+                <w:color w:val="666666"/>
+                <w:sz w:val="18"/>
+              </w:rPr>
+              <w:t xml:space="preserve">Реестр идей эффективности ред. 2.0, разд. 1 п. 4</w:t>
+            </w:r>
+          </w:p>
+        </w:tc>
+      </w:tr>
+      <w:tr>
+        <w:tc>
+          <w:tcPr>
+            <w:tcW w:w="3600" w:type="dxa"/>
+          </w:tcPr>
+          <w:p>
+            <w:r>
+              <w:rPr>
+                <w:sz w:val="19"/>
+              </w:rPr>
+              <w:t xml:space="preserve">Резервные импульсные точки давления</w:t>
+            </w:r>
+          </w:p>
+        </w:tc>
+        <w:tc>
+          <w:tcPr>
+            <w:tcW w:w="5000" w:type="dxa"/>
+          </w:tcPr>
+          <w:p>
+            <w:r>
+              <w:rPr>
+                <w:sz w:val="19"/>
+              </w:rPr>
+              <w:t xml:space="preserve">слой и газовая коробка, продувка воздухом КИП 0,3–0,5 МПа; каналы АЦП не ниже 100 Гц; 2 площадки под акселерометры на корпусе</w:t>
+            </w:r>
+          </w:p>
+        </w:tc>
+        <w:tc>
+          <w:tcPr>
+            <w:tcW w:w="3038" w:type="dxa"/>
+          </w:tcPr>
+          <w:p>
+            <w:r>
+              <w:rPr>
+                <w:color w:val="666666"/>
+                <w:sz w:val="18"/>
+              </w:rPr>
+              <w:t xml:space="preserve">Реестр идей эффективности ред. 2.0, разд. 1 п. 1</w:t>
+            </w:r>
+          </w:p>
+        </w:tc>
+      </w:tr>
+      <w:tr>
+        <w:tc>
+          <w:tcPr>
+            <w:tcW w:w="3600" w:type="dxa"/>
+          </w:tcPr>
+          <w:p>
+            <w:r>
+              <w:rPr>
+                <w:sz w:val="19"/>
+              </w:rPr>
+              <w:t xml:space="preserve">Второй пост газоанализа SO₂/O₂</w:t>
+            </w:r>
+          </w:p>
+        </w:tc>
+        <w:tc>
+          <w:tcPr>
+            <w:tcW w:w="5000" w:type="dxa"/>
+          </w:tcPr>
+          <w:p>
+            <w:r>
+              <w:rPr>
+                <w:sz w:val="19"/>
+              </w:rPr>
+              <w:t xml:space="preserve">перед СКЦ, обогреваемая линия отбора (выше точки росы 218 °C); оба канала аттестуются как коммерческие по ГОСТ Р 8.596</w:t>
+            </w:r>
+          </w:p>
+        </w:tc>
+        <w:tc>
+          <w:tcPr>
+            <w:tcW w:w="3038" w:type="dxa"/>
+          </w:tcPr>
+          <w:p>
+            <w:r>
+              <w:rPr>
+                <w:color w:val="666666"/>
+                <w:sz w:val="18"/>
+              </w:rPr>
+              <w:t xml:space="preserve">Реестр идей эффективности ред. 2.0, разд. 1 п. 7</w:t>
+            </w:r>
+          </w:p>
+        </w:tc>
+      </w:tr>
+      <w:tr>
+        <w:tc>
+          <w:tcPr>
+            <w:tcW w:w="3600" w:type="dxa"/>
+          </w:tcPr>
+          <w:p>
+            <w:r>
+              <w:rPr>
+                <w:sz w:val="19"/>
+              </w:rPr>
+              <w:t xml:space="preserve">Узел технического учёта кислорода</w:t>
+            </w:r>
+          </w:p>
+        </w:tc>
+        <w:tc>
+          <w:tcPr>
+            <w:tcW w:w="5000" w:type="dxa"/>
+          </w:tcPr>
+          <w:p>
+            <w:r>
+              <w:rPr>
+                <w:sz w:val="19"/>
+              </w:rPr>
+              <w:t xml:space="preserve">на границе цеха; кислородное исполнение, обезжиривание по ГОСТ 12.2.052, прямые участки по требованиям изготовителя</w:t>
+            </w:r>
+          </w:p>
+        </w:tc>
+        <w:tc>
+          <w:tcPr>
+            <w:tcW w:w="3038" w:type="dxa"/>
+          </w:tcPr>
+          <w:p>
+            <w:r>
+              <w:rPr>
+                <w:color w:val="666666"/>
+                <w:sz w:val="18"/>
+              </w:rPr>
+              <w:t xml:space="preserve">Реестр идей эффективности ред. 2.0, разд. 1 п. 3</w:t>
+            </w:r>
+          </w:p>
+        </w:tc>
+      </w:tr>
+      <w:tr>
+        <w:tc>
+          <w:tcPr>
+            <w:tcW w:w="3600" w:type="dxa"/>
+          </w:tcPr>
+          <w:p>
+            <w:r>
+              <w:rPr>
+                <w:sz w:val="19"/>
+              </w:rPr>
+              <w:t xml:space="preserve">Термопары холодных точек тракта</w:t>
+            </w:r>
+          </w:p>
+        </w:tc>
+        <w:tc>
+          <w:tcPr>
+            <w:tcW w:w="5000" w:type="dxa"/>
+          </w:tcPr>
+          <w:p>
+            <w:r>
+              <w:rPr>
+                <w:sz w:val="19"/>
+              </w:rPr>
+              <w:t xml:space="preserve">12–20 поверхностных (бункеры и изоляторные коробки ЭФ, врезки, компенсаторы, тупиковые участки) + 2–3 штуцера Ду50 под зонды скорости коррозии</w:t>
+            </w:r>
+          </w:p>
+        </w:tc>
+        <w:tc>
+          <w:tcPr>
+            <w:tcW w:w="3038" w:type="dxa"/>
+          </w:tcPr>
+          <w:p>
+            <w:r>
+              <w:rPr>
+                <w:color w:val="666666"/>
+                <w:sz w:val="18"/>
+              </w:rPr>
+              <w:t xml:space="preserve">Реестр идей эффективности ред. 2.0, разд. 1 п. 8</w:t>
+            </w:r>
+          </w:p>
+        </w:tc>
+      </w:tr>
+      <w:tr>
+        <w:tc>
+          <w:tcPr>
+            <w:tcW w:w="3600" w:type="dxa"/>
+          </w:tcPr>
+          <w:p>
+            <w:r>
+              <w:rPr>
+                <w:sz w:val="19"/>
+              </w:rPr>
+              <w:t xml:space="preserve">Шаблон внешней уставки (все главные контуры)</w:t>
+            </w:r>
+          </w:p>
+        </w:tc>
+        <w:tc>
+          <w:tcPr>
+            <w:tcW w:w="5000" w:type="dxa"/>
+          </w:tcPr>
+          <w:p>
+            <w:r>
+              <w:rPr>
+                <w:sz w:val="19"/>
+              </w:rPr>
+              <w:t xml:space="preserve">write-тег: клампы min/max, ограничитель скорости, сторожевой таймер 1–5 с, безударный возврат на ПИД; пара серверов оптимизации, шлюз OPC UA, сегмент за промышленным межсетевым экраном</w:t>
+            </w:r>
+          </w:p>
+        </w:tc>
+        <w:tc>
+          <w:tcPr>
+            <w:tcW w:w="3038" w:type="dxa"/>
+          </w:tcPr>
+          <w:p>
+            <w:r>
+              <w:rPr>
+                <w:color w:val="666666"/>
+                <w:sz w:val="18"/>
+              </w:rPr>
+              <w:t xml:space="preserve">Реестр идей эффективности ред. 2.0, разд. 1 п. 34, 9</w:t>
+            </w:r>
+          </w:p>
+        </w:tc>
+      </w:tr>
+      <w:tr>
+        <w:tc>
+          <w:tcPr>
+            <w:tcW w:w="3600" w:type="dxa"/>
+          </w:tcPr>
+          <w:p>
+            <w:r>
+              <w:rPr>
+                <w:sz w:val="19"/>
+              </w:rPr>
+              <w:t xml:space="preserve">Архив полного разрешения</w:t>
+            </w:r>
+          </w:p>
+        </w:tc>
+        <w:tc>
+          <w:tcPr>
+            <w:tcW w:w="5000" w:type="dxa"/>
+          </w:tcPr>
+          <w:p>
+            <w:r>
+              <w:rPr>
+                <w:sz w:val="19"/>
+              </w:rPr>
+              <w:t xml:space="preserve">секундная история всех тегов без прореживания не менее 5 лет (1–2 ТБ/год со сжатием); NTP/PTP-синхронизация; журнал действий оператора; поименованные наборы ступенчатых испытаний с паспортами</w:t>
+            </w:r>
+          </w:p>
+        </w:tc>
+        <w:tc>
+          <w:tcPr>
+            <w:tcW w:w="3038" w:type="dxa"/>
+          </w:tcPr>
+          <w:p>
+            <w:r>
+              <w:rPr>
+                <w:color w:val="666666"/>
+                <w:sz w:val="18"/>
+              </w:rPr>
+              <w:t xml:space="preserve">Реестр идей эффективности ред. 2.0, разд. 1 п. 39</w:t>
+            </w:r>
+          </w:p>
+        </w:tc>
+      </w:tr>
+      <w:tr>
+        <w:tc>
+          <w:tcPr>
+            <w:tcW w:w="3600" w:type="dxa"/>
+          </w:tcPr>
+          <w:p>
+            <w:r>
+              <w:rPr>
+                <w:sz w:val="19"/>
+              </w:rPr>
+              <w:t xml:space="preserve">Мониторинг машин газового тракта</w:t>
+            </w:r>
+          </w:p>
+        </w:tc>
+        <w:tc>
+          <w:tcPr>
+            <w:tcW w:w="5000" w:type="dxa"/>
+          </w:tcPr>
+          <w:p>
+            <w:r>
+              <w:rPr>
+                <w:sz w:val="19"/>
+              </w:rPr>
+              <w:t xml:space="preserve">обработанные площадки и шпильки под вибродатчики на всех подшипниковых опорах дымососов и воздуходувки (заводская комплектация); измерительные ТТ фидеров 6 кВ — в задание на КРУ</w:t>
+            </w:r>
+          </w:p>
+        </w:tc>
+        <w:tc>
+          <w:tcPr>
+            <w:tcW w:w="3038" w:type="dxa"/>
+          </w:tcPr>
+          <w:p>
+            <w:r>
+              <w:rPr>
+                <w:color w:val="666666"/>
+                <w:sz w:val="18"/>
+              </w:rPr>
+              <w:t xml:space="preserve">Реестр идей эффективности ред. 2.0, разд. 1 п. 11</w:t>
+            </w:r>
+          </w:p>
+        </w:tc>
+      </w:tr>
+      <w:tr>
+        <w:tc>
+          <w:tcPr>
+            <w:tcW w:w="3600" w:type="dxa"/>
+          </w:tcPr>
+          <w:p>
+            <w:r>
+              <w:rPr>
+                <w:sz w:val="19"/>
+              </w:rPr>
+              <w:t xml:space="preserve">Агрегаты питания ЭФ</w:t>
+            </w:r>
+          </w:p>
+        </w:tc>
+        <w:tc>
+          <w:tcPr>
+            <w:tcW w:w="5000" w:type="dxa"/>
+          </w:tcPr>
+          <w:p>
+            <w:r>
+              <w:rPr>
+                <w:sz w:val="19"/>
+              </w:rPr>
+              <w:t xml:space="preserve">микропроцессорные контроллеры с полупериодным режимом и цифровым интерфейсом; поосная телеметрия U, I и частоты искрений (12–16 сигналов на аппарат) — в ОЛ до размещения заказа</w:t>
+            </w:r>
+          </w:p>
+        </w:tc>
+        <w:tc>
+          <w:tcPr>
+            <w:tcW w:w="3038" w:type="dxa"/>
+          </w:tcPr>
+          <w:p>
+            <w:r>
+              <w:rPr>
+                <w:color w:val="666666"/>
+                <w:sz w:val="18"/>
+              </w:rPr>
+              <w:t xml:space="preserve">Реестр идей эффективности ред. 2.0, разд. 1 п. 6, 4</w:t>
+            </w:r>
+          </w:p>
+        </w:tc>
+      </w:tr>
+      <w:tr>
+        <w:tc>
+          <w:tcPr>
+            <w:tcW w:w="3600" w:type="dxa"/>
+          </w:tcPr>
+          <w:p>
+            <w:r>
+              <w:rPr>
+                <w:sz w:val="19"/>
+              </w:rPr>
+              <w:t xml:space="preserve">Пробоотбор и экспресс-лаборатория</w:t>
+            </w:r>
+          </w:p>
+        </w:tc>
+        <w:tc>
+          <w:tcPr>
+            <w:tcW w:w="5000" w:type="dxa"/>
+          </w:tcPr>
+          <w:p>
+            <w:r>
+              <w:rPr>
+                <w:sz w:val="19"/>
+              </w:rPr>
+              <w:t xml:space="preserve">2 механических пробоотборника (шихта после смесителя СШ-25; огарок — охлаждаемый отбор); помещение ~15 м² с вентиляцией и подводами; закладные под конвейерный анализатор (проём над лентой, площадка, трасса, резерв каналов)</w:t>
+            </w:r>
+          </w:p>
+        </w:tc>
+        <w:tc>
+          <w:tcPr>
+            <w:tcW w:w="3038" w:type="dxa"/>
+          </w:tcPr>
+          <w:p>
+            <w:r>
+              <w:rPr>
+                <w:color w:val="666666"/>
+                <w:sz w:val="18"/>
+              </w:rPr>
+              <w:t xml:space="preserve">Реестр идей эффективности ред. 2.0, разд. 2 п. 17</w:t>
+            </w:r>
+          </w:p>
+        </w:tc>
+      </w:tr>
+      <w:tr>
+        <w:tc>
+          <w:tcPr>
+            <w:tcW w:w="3600" w:type="dxa"/>
+          </w:tcPr>
+          <w:p>
+            <w:r>
+              <w:rPr>
+                <w:sz w:val="19"/>
+              </w:rPr>
+              <w:t xml:space="preserve">ЧРП дымососа и воздуходувки</w:t>
+            </w:r>
+          </w:p>
+        </w:tc>
+        <w:tc>
+          <w:tcPr>
+            <w:tcW w:w="5000" w:type="dxa"/>
+          </w:tcPr>
+          <w:p>
+            <w:r>
+              <w:rPr>
+                <w:sz w:val="19"/>
+              </w:rPr>
+              <w:t xml:space="preserve">дымосос — ЧРП обязательным решением (вместо направляющего аппарата; 0,7–1,2 ГВт·ч/год); воздуходувка с ЧРП — орган регулирования соотношения кислород/воздух</w:t>
+            </w:r>
+          </w:p>
+        </w:tc>
+        <w:tc>
+          <w:tcPr>
+            <w:tcW w:w="3038" w:type="dxa"/>
+          </w:tcPr>
+          <w:p>
+            <w:r>
+              <w:rPr>
+                <w:color w:val="666666"/>
+                <w:sz w:val="18"/>
+              </w:rPr>
+              <w:t xml:space="preserve">Реестр идей эффективности ред. 2.0, разд. 1 п. 31, 7</w:t>
+            </w:r>
+          </w:p>
+        </w:tc>
+      </w:tr>
+      <w:tr>
+        <w:tc>
+          <w:tcPr>
+            <w:tcW w:w="3600" w:type="dxa"/>
+          </w:tcPr>
+          <w:p>
+            <w:r>
+              <w:rPr>
+                <w:sz w:val="19"/>
+              </w:rPr>
+              <w:t xml:space="preserve">Свеча аспирации: измерительное сечение</w:t>
+            </w:r>
+          </w:p>
+        </w:tc>
+        <w:tc>
+          <w:tcPr>
+            <w:tcW w:w="5000" w:type="dxa"/>
+          </w:tcPr>
+          <w:p>
+            <w:r>
+              <w:rPr>
+                <w:sz w:val="19"/>
+              </w:rPr>
+              <w:t xml:space="preserve">нормируемое сечение по ГОСТ 17.2.4.06 с прямыми участками; 2 врезки Ду80 с заглушками; площадка с лестницей; питание I категории; кабельная трасса</w:t>
+            </w:r>
+          </w:p>
+        </w:tc>
+        <w:tc>
+          <w:tcPr>
+            <w:tcW w:w="3038" w:type="dxa"/>
+          </w:tcPr>
+          <w:p>
+            <w:r>
+              <w:rPr>
+                <w:color w:val="666666"/>
+                <w:sz w:val="18"/>
+              </w:rPr>
+              <w:t xml:space="preserve">Реестр идей эффективности ред. 2.0, разд. 2 п. 15</w:t>
+            </w:r>
+          </w:p>
+        </w:tc>
+      </w:tr>
+      <w:tr>
+        <w:tc>
+          <w:tcPr>
+            <w:tcW w:w="3600" w:type="dxa"/>
+          </w:tcPr>
+          <w:p>
+            <w:r>
+              <w:rPr>
+                <w:sz w:val="19"/>
+              </w:rPr>
+              <w:t xml:space="preserve">Обвязка РОУ: закладные под паровую машину</w:t>
+            </w:r>
+          </w:p>
+        </w:tc>
+        <w:tc>
+          <w:tcPr>
+            <w:tcW w:w="5000" w:type="dxa"/>
+          </w:tcPr>
+          <w:p>
+            <w:r>
+              <w:rPr>
+                <w:sz w:val="19"/>
+              </w:rPr>
+              <w:t xml:space="preserve">тройники и отсечная арматура байпаса; площадка 6×4 м с фундаментом; трасса 0,4 кВ и ячейка 0,4 кВ в РУ; РОУ остаётся 100 % резервом</w:t>
+            </w:r>
+          </w:p>
+        </w:tc>
+        <w:tc>
+          <w:tcPr>
+            <w:tcW w:w="3038" w:type="dxa"/>
+          </w:tcPr>
+          <w:p>
+            <w:r>
+              <w:rPr>
+                <w:color w:val="666666"/>
+                <w:sz w:val="18"/>
+              </w:rPr>
+              <w:t xml:space="preserve">Реестр идей эффективности ред. 2.0, разд. 2 п. 14</w:t>
+            </w:r>
+          </w:p>
+        </w:tc>
+      </w:tr>
+      <w:tr>
+        <w:tc>
+          <w:tcPr>
+            <w:tcW w:w="3600" w:type="dxa"/>
+          </w:tcPr>
+          <w:p>
+            <w:r>
+              <w:rPr>
+                <w:sz w:val="19"/>
+              </w:rPr>
+              <w:t xml:space="preserve">Теплосчётчики шести контуров</w:t>
+            </w:r>
+          </w:p>
+        </w:tc>
+        <w:tc>
+          <w:tcPr>
+            <w:tcW w:w="5000" w:type="dxa"/>
+          </w:tcPr>
+          <w:p>
+            <w:r>
+              <w:rPr>
+                <w:sz w:val="19"/>
+              </w:rPr>
+              <w:t xml:space="preserve">пар КУ (вихревой расходомер с коррекцией по давлению и температуре), питательная вода, три контура оборотного водоснабжения, конденсат</w:t>
+            </w:r>
+          </w:p>
+        </w:tc>
+        <w:tc>
+          <w:tcPr>
+            <w:tcW w:w="3038" w:type="dxa"/>
+          </w:tcPr>
+          <w:p>
+            <w:r>
+              <w:rPr>
+                <w:color w:val="666666"/>
+                <w:sz w:val="18"/>
+              </w:rPr>
+              <w:t xml:space="preserve">Реестр идей эффективности ред. 2.0, разд. 1 п. 33</w:t>
+            </w:r>
+          </w:p>
+        </w:tc>
+      </w:tr>
+      <w:tr>
+        <w:tc>
+          <w:tcPr>
+            <w:tcW w:w="3600" w:type="dxa"/>
+          </w:tcPr>
+          <w:p>
+            <w:r>
+              <w:rPr>
+                <w:sz w:val="19"/>
+              </w:rPr>
+              <w:t xml:space="preserve">Раздел «мониторинг состояния» в ОЛ</w:t>
+            </w:r>
+          </w:p>
+        </w:tc>
+        <w:tc>
+          <w:tcPr>
+            <w:tcW w:w="5000" w:type="dxa"/>
+          </w:tcPr>
+          <w:p>
+            <w:r>
+              <w:rPr>
+                <w:sz w:val="19"/>
+              </w:rPr>
+              <w:t xml:space="preserve">всё динамическое оборудование свыше 30 кВт: вибрация и температура подшипников, наработка, счётчики пусков, токи приводов — выдача значений (не битовых статусов) по Modbus TCP; карта регистров — в документации поставщика</w:t>
+            </w:r>
+          </w:p>
+        </w:tc>
+        <w:tc>
+          <w:tcPr>
+            <w:tcW w:w="3038" w:type="dxa"/>
+          </w:tcPr>
+          <w:p>
+            <w:r>
+              <w:rPr>
+                <w:color w:val="666666"/>
+                <w:sz w:val="18"/>
+              </w:rPr>
+              <w:t xml:space="preserve">Реестр идей эффективности ред. 2.0, разд. 1 п. 35</w:t>
+            </w:r>
+          </w:p>
+        </w:tc>
+      </w:tr>
+    </w:tbl>
+    <w:p>
+      <w:r>
+        <w:rPr>
+          <w:b/>
+          <w:sz w:val="19"/>
+        </w:rPr>
+        <w:t xml:space="preserve">Нормативная база: </w:t>
+      </w:r>
+      <w:r>
+        <w:rPr>
+          <w:color w:val="444444"/>
+          <w:sz w:val="19"/>
+        </w:rPr>
+        <w:t xml:space="preserve">ГОСТ 17.2.4.06-90 — Методы определения скорости и расхода газопылевых потоков — измерительное сечение свечи аспирации; ГОСТ Р 8.596-2002 — Метрологическое обеспечение измерительных систем — аттестация коммерческих каналов газоанализа и учёта кислорода; ГОСТ 12.2.052-81 — Оборудование, работающее в среде кислорода — обезжиривание узла учёта; ГОСТ ИСО 20816-3 — Оценка вибрационного состояния машин — уставки виброконтроля дымососов и воздуходувки; ГОСТ 21.408-2013 — Рабочая документация автоматизации — оформление закладных КИП, ведомостей сигналов и опросных листов</w:t>
+      </w:r>
+    </w:p>
+    <w:p>
+      <w:r>
+        <w:rPr>
+          <w:b/>
+          <w:color w:val="8A6200"/>
+          <w:sz w:val="19"/>
+        </w:rPr>
+        <w:t xml:space="preserve">— определяется на стадии БИ: </w:t>
+      </w:r>
+      <w:r>
+        <w:rPr>
+          <w:sz w:val="19"/>
+        </w:rPr>
+        <w:t xml:space="preserve">Число и расстановка закладных гильз слоя и кладки — согласовать с поставщиком печи в задании на проект футеровки до его заказа (после кладки установка невозможна)</w:t>
+      </w:r>
+    </w:p>
+    <w:p>
+      <w:r>
+        <w:rPr>
+          <w:b/>
+          <w:color w:val="8A6200"/>
+          <w:sz w:val="19"/>
+        </w:rPr>
+        <w:t xml:space="preserve">— определяется на стадии БИ: </w:t>
+      </w:r>
+      <w:r>
+        <w:rPr>
+          <w:sz w:val="19"/>
+        </w:rPr>
+        <w:t xml:space="preserve">Перечень главных контуров под шаблон внешней уставки и состав секундного архива — фиксируются в реестре сигналов Этапа 2</w:t>
+      </w:r>
+    </w:p>
+    <w:p>
+      <w:r>
+        <w:rPr>
+          <w:b/>
+          <w:color w:val="8A6200"/>
+          <w:sz w:val="19"/>
+        </w:rPr>
+        <w:t xml:space="preserve">— определяется на стадии БИ: </w:t>
+      </w:r>
+      <w:r>
+        <w:rPr>
+          <w:sz w:val="19"/>
+        </w:rPr>
+        <w:t xml:space="preserve">Контроллеры агрегатов питания ЭФ при китайской комплектации аппарата — отступление от Прил. №5 о российском происхождении автоматики, согласовать с Заказчиком отдельно</w:t>
       </w:r>
     </w:p>
     <w:sectPr>

--- a/ove/public/docs/bi/ove75-lot1-pz-draft.docx
+++ b/ove/public/docs/bi/ove75-lot1-pz-draft.docx
@@ -15,10 +15,9 @@
       <w:r>
         <w:rPr>
           <w:b/>
-          <w:color w:val="8A6200"/>
           <w:sz w:val="26"/>
         </w:rPr>
-        <w:t xml:space="preserve">Пояснительная записка Базового инжиниринга — ЧЕРНОВИК v0.1 для согласования</w:t>
+        <w:t xml:space="preserve">Пояснительная записка Базового инжиниринга</w:t>
       </w:r>
     </w:p>
     <w:p>
@@ -35,7 +34,7 @@
           <w:color w:val="666666"/>
           <w:sz w:val="18"/>
         </w:rPr>
-        <w:t xml:space="preserve">Рабочий материал КВАНТ, сформирован 01.09.2026 до старта работ: данные — из ИД ч.1/ч.2 и ТЗ v4.1; состав разделов — по требованиям ТЗ к содержанию БИ. Позиции «определяется на стадии БИ» закрываются после старта (ИД по варианту размещения, ТУ на подключение, ТКП). Не является выпущенной документацией.</w:t>
+        <w:t xml:space="preserve">Состав разделов — по требованиям Технического задания к содержанию Базового инжиниринга (ред. 4.1 от 25.08.2026). Численные значения — из исходных данных Заказчика (части 1 и 2), Технического задания и расчётной модели КВАНТ; источник указан при каждом значении.</w:t>
       </w:r>
     </w:p>
     <w:p>
@@ -47,7 +46,7 @@
           <w:b/>
           <w:sz w:val="26"/>
         </w:rPr>
-        <w:t xml:space="preserve">Общие сведения об объекте, его назначении и месте расположения</w:t>
+        <w:t xml:space="preserve">1. Общие сведения об объекте, его назначении и месте расположения</w:t>
       </w:r>
     </w:p>
     <w:p>
@@ -76,7 +75,7 @@
     </w:p>
     <w:tbl>
       <w:tblPr>
-        <w:tblW w:w="11638" w:type="dxa"/>
+        <w:tblW w:w="9354" w:type="dxa"/>
         <w:tblBorders>
           <w:top w:val="single" w:sz="4" w:color="C9C9C9"/>
           <w:left w:val="single" w:sz="4" w:color="C9C9C9"/>
@@ -88,14 +87,17 @@
         <w:tblLayout w:type="fixed"/>
       </w:tblPr>
       <w:tblGrid>
-        <w:gridCol w:w="3600"/>
-        <w:gridCol w:w="5000"/>
-        <w:gridCol w:w="3038"/>
+        <w:gridCol w:w="3100"/>
+        <w:gridCol w:w="4300"/>
+        <w:gridCol w:w="1954"/>
       </w:tblGrid>
       <w:tr>
-        <w:tc>
-          <w:tcPr>
-            <w:tcW w:w="3600" w:type="dxa"/>
+        <w:trPr>
+          <w:tblHeader/>
+        </w:trPr>
+        <w:tc>
+          <w:tcPr>
+            <w:tcW w:w="3100" w:type="dxa"/>
             <w:shd w:val="clear" w:fill="EFEFEF"/>
           </w:tcPr>
           <w:p>
@@ -110,7 +112,7 @@
         </w:tc>
         <w:tc>
           <w:tcPr>
-            <w:tcW w:w="5000" w:type="dxa"/>
+            <w:tcW w:w="4300" w:type="dxa"/>
             <w:shd w:val="clear" w:fill="EFEFEF"/>
           </w:tcPr>
           <w:p>
@@ -125,7 +127,7 @@
         </w:tc>
         <w:tc>
           <w:tcPr>
-            <w:tcW w:w="3038" w:type="dxa"/>
+            <w:tcW w:w="1954" w:type="dxa"/>
             <w:shd w:val="clear" w:fill="EFEFEF"/>
           </w:tcPr>
           <w:p>
@@ -142,7 +144,7 @@
       <w:tr>
         <w:tc>
           <w:tcPr>
-            <w:tcW w:w="3600" w:type="dxa"/>
+            <w:tcW w:w="3100" w:type="dxa"/>
           </w:tcPr>
           <w:p>
             <w:r>
@@ -155,7 +157,7 @@
         </w:tc>
         <w:tc>
           <w:tcPr>
-            <w:tcW w:w="5000" w:type="dxa"/>
+            <w:tcW w:w="4300" w:type="dxa"/>
           </w:tcPr>
           <w:p>
             <w:r>
@@ -168,7 +170,7 @@
         </w:tc>
         <w:tc>
           <w:tcPr>
-            <w:tcW w:w="3038" w:type="dxa"/>
+            <w:tcW w:w="1954" w:type="dxa"/>
           </w:tcPr>
           <w:p>
             <w:r>
@@ -184,7 +186,7 @@
       <w:tr>
         <w:tc>
           <w:tcPr>
-            <w:tcW w:w="3600" w:type="dxa"/>
+            <w:tcW w:w="3100" w:type="dxa"/>
           </w:tcPr>
           <w:p>
             <w:r>
@@ -197,7 +199,7 @@
         </w:tc>
         <w:tc>
           <w:tcPr>
-            <w:tcW w:w="5000" w:type="dxa"/>
+            <w:tcW w:w="4300" w:type="dxa"/>
           </w:tcPr>
           <w:p>
             <w:r>
@@ -210,7 +212,7 @@
         </w:tc>
         <w:tc>
           <w:tcPr>
-            <w:tcW w:w="3038" w:type="dxa"/>
+            <w:tcW w:w="1954" w:type="dxa"/>
           </w:tcPr>
           <w:p>
             <w:r>
@@ -226,7 +228,7 @@
       <w:tr>
         <w:tc>
           <w:tcPr>
-            <w:tcW w:w="3600" w:type="dxa"/>
+            <w:tcW w:w="3100" w:type="dxa"/>
           </w:tcPr>
           <w:p>
             <w:r>
@@ -239,7 +241,7 @@
         </w:tc>
         <w:tc>
           <w:tcPr>
-            <w:tcW w:w="5000" w:type="dxa"/>
+            <w:tcW w:w="4300" w:type="dxa"/>
           </w:tcPr>
           <w:p>
             <w:r>
@@ -252,7 +254,7 @@
         </w:tc>
         <w:tc>
           <w:tcPr>
-            <w:tcW w:w="3038" w:type="dxa"/>
+            <w:tcW w:w="1954" w:type="dxa"/>
           </w:tcPr>
           <w:p>
             <w:r>
@@ -268,7 +270,7 @@
       <w:tr>
         <w:tc>
           <w:tcPr>
-            <w:tcW w:w="3600" w:type="dxa"/>
+            <w:tcW w:w="3100" w:type="dxa"/>
           </w:tcPr>
           <w:p>
             <w:r>
@@ -281,7 +283,7 @@
         </w:tc>
         <w:tc>
           <w:tcPr>
-            <w:tcW w:w="5000" w:type="dxa"/>
+            <w:tcW w:w="4300" w:type="dxa"/>
           </w:tcPr>
           <w:p>
             <w:r>
@@ -294,7 +296,7 @@
         </w:tc>
         <w:tc>
           <w:tcPr>
-            <w:tcW w:w="3038" w:type="dxa"/>
+            <w:tcW w:w="1954" w:type="dxa"/>
           </w:tcPr>
           <w:p>
             <w:r>
@@ -310,7 +312,7 @@
       <w:tr>
         <w:tc>
           <w:tcPr>
-            <w:tcW w:w="3600" w:type="dxa"/>
+            <w:tcW w:w="3100" w:type="dxa"/>
           </w:tcPr>
           <w:p>
             <w:r>
@@ -323,7 +325,7 @@
         </w:tc>
         <w:tc>
           <w:tcPr>
-            <w:tcW w:w="5000" w:type="dxa"/>
+            <w:tcW w:w="4300" w:type="dxa"/>
           </w:tcPr>
           <w:p>
             <w:r>
@@ -336,7 +338,7 @@
         </w:tc>
         <w:tc>
           <w:tcPr>
-            <w:tcW w:w="3038" w:type="dxa"/>
+            <w:tcW w:w="1954" w:type="dxa"/>
           </w:tcPr>
           <w:p>
             <w:r>
@@ -352,7 +354,7 @@
       <w:tr>
         <w:tc>
           <w:tcPr>
-            <w:tcW w:w="3600" w:type="dxa"/>
+            <w:tcW w:w="3100" w:type="dxa"/>
           </w:tcPr>
           <w:p>
             <w:r>
@@ -365,7 +367,7 @@
         </w:tc>
         <w:tc>
           <w:tcPr>
-            <w:tcW w:w="5000" w:type="dxa"/>
+            <w:tcW w:w="4300" w:type="dxa"/>
           </w:tcPr>
           <w:p>
             <w:r>
@@ -378,7 +380,7 @@
         </w:tc>
         <w:tc>
           <w:tcPr>
-            <w:tcW w:w="3038" w:type="dxa"/>
+            <w:tcW w:w="1954" w:type="dxa"/>
           </w:tcPr>
           <w:p>
             <w:r>
@@ -394,7 +396,7 @@
       <w:tr>
         <w:tc>
           <w:tcPr>
-            <w:tcW w:w="3600" w:type="dxa"/>
+            <w:tcW w:w="3100" w:type="dxa"/>
           </w:tcPr>
           <w:p>
             <w:r>
@@ -407,7 +409,7 @@
         </w:tc>
         <w:tc>
           <w:tcPr>
-            <w:tcW w:w="5000" w:type="dxa"/>
+            <w:tcW w:w="4300" w:type="dxa"/>
           </w:tcPr>
           <w:p>
             <w:r>
@@ -420,7 +422,7 @@
         </w:tc>
         <w:tc>
           <w:tcPr>
-            <w:tcW w:w="3038" w:type="dxa"/>
+            <w:tcW w:w="1954" w:type="dxa"/>
           </w:tcPr>
           <w:p>
             <w:r>
@@ -491,7 +493,7 @@
           <w:b/>
           <w:sz w:val="26"/>
         </w:rPr>
-        <w:t xml:space="preserve">Данные о сырье, продукции и производимом паре (после РОУ)</w:t>
+        <w:t xml:space="preserve">2. Данные о сырье, продукции и производимом паре (после РОУ)</w:t>
       </w:r>
     </w:p>
     <w:p>
@@ -520,7 +522,7 @@
     </w:p>
     <w:tbl>
       <w:tblPr>
-        <w:tblW w:w="11638" w:type="dxa"/>
+        <w:tblW w:w="9354" w:type="dxa"/>
         <w:tblBorders>
           <w:top w:val="single" w:sz="4" w:color="C9C9C9"/>
           <w:left w:val="single" w:sz="4" w:color="C9C9C9"/>
@@ -532,14 +534,17 @@
         <w:tblLayout w:type="fixed"/>
       </w:tblPr>
       <w:tblGrid>
-        <w:gridCol w:w="3600"/>
-        <w:gridCol w:w="5000"/>
-        <w:gridCol w:w="3038"/>
+        <w:gridCol w:w="3100"/>
+        <w:gridCol w:w="4300"/>
+        <w:gridCol w:w="1954"/>
       </w:tblGrid>
       <w:tr>
-        <w:tc>
-          <w:tcPr>
-            <w:tcW w:w="3600" w:type="dxa"/>
+        <w:trPr>
+          <w:tblHeader/>
+        </w:trPr>
+        <w:tc>
+          <w:tcPr>
+            <w:tcW w:w="3100" w:type="dxa"/>
             <w:shd w:val="clear" w:fill="EFEFEF"/>
           </w:tcPr>
           <w:p>
@@ -554,7 +559,7 @@
         </w:tc>
         <w:tc>
           <w:tcPr>
-            <w:tcW w:w="5000" w:type="dxa"/>
+            <w:tcW w:w="4300" w:type="dxa"/>
             <w:shd w:val="clear" w:fill="EFEFEF"/>
           </w:tcPr>
           <w:p>
@@ -569,7 +574,7 @@
         </w:tc>
         <w:tc>
           <w:tcPr>
-            <w:tcW w:w="3038" w:type="dxa"/>
+            <w:tcW w:w="1954" w:type="dxa"/>
             <w:shd w:val="clear" w:fill="EFEFEF"/>
           </w:tcPr>
           <w:p>
@@ -586,7 +591,7 @@
       <w:tr>
         <w:tc>
           <w:tcPr>
-            <w:tcW w:w="3600" w:type="dxa"/>
+            <w:tcW w:w="3100" w:type="dxa"/>
           </w:tcPr>
           <w:p>
             <w:r>
@@ -599,7 +604,7 @@
         </w:tc>
         <w:tc>
           <w:tcPr>
-            <w:tcW w:w="5000" w:type="dxa"/>
+            <w:tcW w:w="4300" w:type="dxa"/>
           </w:tcPr>
           <w:p>
             <w:r>
@@ -612,7 +617,7 @@
         </w:tc>
         <w:tc>
           <w:tcPr>
-            <w:tcW w:w="3038" w:type="dxa"/>
+            <w:tcW w:w="1954" w:type="dxa"/>
           </w:tcPr>
           <w:p>
             <w:r>
@@ -628,7 +633,7 @@
       <w:tr>
         <w:tc>
           <w:tcPr>
-            <w:tcW w:w="3600" w:type="dxa"/>
+            <w:tcW w:w="3100" w:type="dxa"/>
           </w:tcPr>
           <w:p>
             <w:r>
@@ -641,7 +646,7 @@
         </w:tc>
         <w:tc>
           <w:tcPr>
-            <w:tcW w:w="5000" w:type="dxa"/>
+            <w:tcW w:w="4300" w:type="dxa"/>
           </w:tcPr>
           <w:p>
             <w:r>
@@ -654,7 +659,7 @@
         </w:tc>
         <w:tc>
           <w:tcPr>
-            <w:tcW w:w="3038" w:type="dxa"/>
+            <w:tcW w:w="1954" w:type="dxa"/>
           </w:tcPr>
           <w:p>
             <w:r>
@@ -670,7 +675,7 @@
       <w:tr>
         <w:tc>
           <w:tcPr>
-            <w:tcW w:w="3600" w:type="dxa"/>
+            <w:tcW w:w="3100" w:type="dxa"/>
           </w:tcPr>
           <w:p>
             <w:r>
@@ -683,7 +688,7 @@
         </w:tc>
         <w:tc>
           <w:tcPr>
-            <w:tcW w:w="5000" w:type="dxa"/>
+            <w:tcW w:w="4300" w:type="dxa"/>
           </w:tcPr>
           <w:p>
             <w:r>
@@ -696,7 +701,7 @@
         </w:tc>
         <w:tc>
           <w:tcPr>
-            <w:tcW w:w="3038" w:type="dxa"/>
+            <w:tcW w:w="1954" w:type="dxa"/>
           </w:tcPr>
           <w:p>
             <w:r>
@@ -712,7 +717,7 @@
       <w:tr>
         <w:tc>
           <w:tcPr>
-            <w:tcW w:w="3600" w:type="dxa"/>
+            <w:tcW w:w="3100" w:type="dxa"/>
           </w:tcPr>
           <w:p>
             <w:r>
@@ -725,7 +730,7 @@
         </w:tc>
         <w:tc>
           <w:tcPr>
-            <w:tcW w:w="5000" w:type="dxa"/>
+            <w:tcW w:w="4300" w:type="dxa"/>
           </w:tcPr>
           <w:p>
             <w:r>
@@ -738,7 +743,7 @@
         </w:tc>
         <w:tc>
           <w:tcPr>
-            <w:tcW w:w="3038" w:type="dxa"/>
+            <w:tcW w:w="1954" w:type="dxa"/>
           </w:tcPr>
           <w:p>
             <w:r>
@@ -754,7 +759,7 @@
       <w:tr>
         <w:tc>
           <w:tcPr>
-            <w:tcW w:w="3600" w:type="dxa"/>
+            <w:tcW w:w="3100" w:type="dxa"/>
           </w:tcPr>
           <w:p>
             <w:r>
@@ -767,7 +772,7 @@
         </w:tc>
         <w:tc>
           <w:tcPr>
-            <w:tcW w:w="5000" w:type="dxa"/>
+            <w:tcW w:w="4300" w:type="dxa"/>
           </w:tcPr>
           <w:p>
             <w:r>
@@ -780,7 +785,7 @@
         </w:tc>
         <w:tc>
           <w:tcPr>
-            <w:tcW w:w="3038" w:type="dxa"/>
+            <w:tcW w:w="1954" w:type="dxa"/>
           </w:tcPr>
           <w:p>
             <w:r>
@@ -796,7 +801,7 @@
       <w:tr>
         <w:tc>
           <w:tcPr>
-            <w:tcW w:w="3600" w:type="dxa"/>
+            <w:tcW w:w="3100" w:type="dxa"/>
           </w:tcPr>
           <w:p>
             <w:r>
@@ -809,7 +814,7 @@
         </w:tc>
         <w:tc>
           <w:tcPr>
-            <w:tcW w:w="5000" w:type="dxa"/>
+            <w:tcW w:w="4300" w:type="dxa"/>
           </w:tcPr>
           <w:p>
             <w:r>
@@ -822,7 +827,7 @@
         </w:tc>
         <w:tc>
           <w:tcPr>
-            <w:tcW w:w="3038" w:type="dxa"/>
+            <w:tcW w:w="1954" w:type="dxa"/>
           </w:tcPr>
           <w:p>
             <w:r>
@@ -838,7 +843,7 @@
       <w:tr>
         <w:tc>
           <w:tcPr>
-            <w:tcW w:w="3600" w:type="dxa"/>
+            <w:tcW w:w="3100" w:type="dxa"/>
           </w:tcPr>
           <w:p>
             <w:r>
@@ -851,7 +856,7 @@
         </w:tc>
         <w:tc>
           <w:tcPr>
-            <w:tcW w:w="5000" w:type="dxa"/>
+            <w:tcW w:w="4300" w:type="dxa"/>
           </w:tcPr>
           <w:p>
             <w:r>
@@ -864,7 +869,7 @@
         </w:tc>
         <w:tc>
           <w:tcPr>
-            <w:tcW w:w="3038" w:type="dxa"/>
+            <w:tcW w:w="1954" w:type="dxa"/>
           </w:tcPr>
           <w:p>
             <w:r>
@@ -880,7 +885,7 @@
       <w:tr>
         <w:tc>
           <w:tcPr>
-            <w:tcW w:w="3600" w:type="dxa"/>
+            <w:tcW w:w="3100" w:type="dxa"/>
           </w:tcPr>
           <w:p>
             <w:r>
@@ -893,7 +898,7 @@
         </w:tc>
         <w:tc>
           <w:tcPr>
-            <w:tcW w:w="5000" w:type="dxa"/>
+            <w:tcW w:w="4300" w:type="dxa"/>
           </w:tcPr>
           <w:p>
             <w:r>
@@ -906,7 +911,7 @@
         </w:tc>
         <w:tc>
           <w:tcPr>
-            <w:tcW w:w="3038" w:type="dxa"/>
+            <w:tcW w:w="1954" w:type="dxa"/>
           </w:tcPr>
           <w:p>
             <w:r>
@@ -922,7 +927,7 @@
       <w:tr>
         <w:tc>
           <w:tcPr>
-            <w:tcW w:w="3600" w:type="dxa"/>
+            <w:tcW w:w="3100" w:type="dxa"/>
           </w:tcPr>
           <w:p>
             <w:r>
@@ -935,7 +940,7 @@
         </w:tc>
         <w:tc>
           <w:tcPr>
-            <w:tcW w:w="5000" w:type="dxa"/>
+            <w:tcW w:w="4300" w:type="dxa"/>
           </w:tcPr>
           <w:p>
             <w:r>
@@ -948,7 +953,7 @@
         </w:tc>
         <w:tc>
           <w:tcPr>
-            <w:tcW w:w="3038" w:type="dxa"/>
+            <w:tcW w:w="1954" w:type="dxa"/>
           </w:tcPr>
           <w:p>
             <w:r>
@@ -964,7 +969,7 @@
       <w:tr>
         <w:tc>
           <w:tcPr>
-            <w:tcW w:w="3600" w:type="dxa"/>
+            <w:tcW w:w="3100" w:type="dxa"/>
           </w:tcPr>
           <w:p>
             <w:r>
@@ -977,7 +982,7 @@
         </w:tc>
         <w:tc>
           <w:tcPr>
-            <w:tcW w:w="5000" w:type="dxa"/>
+            <w:tcW w:w="4300" w:type="dxa"/>
           </w:tcPr>
           <w:p>
             <w:r>
@@ -990,7 +995,7 @@
         </w:tc>
         <w:tc>
           <w:tcPr>
-            <w:tcW w:w="3038" w:type="dxa"/>
+            <w:tcW w:w="1954" w:type="dxa"/>
           </w:tcPr>
           <w:p>
             <w:r>
@@ -1077,7 +1082,7 @@
           <w:b/>
           <w:sz w:val="26"/>
         </w:rPr>
-        <w:t xml:space="preserve">Описание технологического процесса по операциям (участкам)</w:t>
+        <w:t xml:space="preserve">3. Описание технологического процесса по операциям (участкам)</w:t>
       </w:r>
     </w:p>
     <w:p>
@@ -1122,7 +1127,7 @@
     </w:p>
     <w:tbl>
       <w:tblPr>
-        <w:tblW w:w="11638" w:type="dxa"/>
+        <w:tblW w:w="9354" w:type="dxa"/>
         <w:tblBorders>
           <w:top w:val="single" w:sz="4" w:color="C9C9C9"/>
           <w:left w:val="single" w:sz="4" w:color="C9C9C9"/>
@@ -1134,14 +1139,17 @@
         <w:tblLayout w:type="fixed"/>
       </w:tblPr>
       <w:tblGrid>
-        <w:gridCol w:w="3600"/>
-        <w:gridCol w:w="5000"/>
-        <w:gridCol w:w="3038"/>
+        <w:gridCol w:w="3100"/>
+        <w:gridCol w:w="4300"/>
+        <w:gridCol w:w="1954"/>
       </w:tblGrid>
       <w:tr>
-        <w:tc>
-          <w:tcPr>
-            <w:tcW w:w="3600" w:type="dxa"/>
+        <w:trPr>
+          <w:tblHeader/>
+        </w:trPr>
+        <w:tc>
+          <w:tcPr>
+            <w:tcW w:w="3100" w:type="dxa"/>
             <w:shd w:val="clear" w:fill="EFEFEF"/>
           </w:tcPr>
           <w:p>
@@ -1156,7 +1164,7 @@
         </w:tc>
         <w:tc>
           <w:tcPr>
-            <w:tcW w:w="5000" w:type="dxa"/>
+            <w:tcW w:w="4300" w:type="dxa"/>
             <w:shd w:val="clear" w:fill="EFEFEF"/>
           </w:tcPr>
           <w:p>
@@ -1171,7 +1179,7 @@
         </w:tc>
         <w:tc>
           <w:tcPr>
-            <w:tcW w:w="3038" w:type="dxa"/>
+            <w:tcW w:w="1954" w:type="dxa"/>
             <w:shd w:val="clear" w:fill="EFEFEF"/>
           </w:tcPr>
           <w:p>
@@ -1188,7 +1196,7 @@
       <w:tr>
         <w:tc>
           <w:tcPr>
-            <w:tcW w:w="3600" w:type="dxa"/>
+            <w:tcW w:w="3100" w:type="dxa"/>
           </w:tcPr>
           <w:p>
             <w:r>
@@ -1201,7 +1209,7 @@
         </w:tc>
         <w:tc>
           <w:tcPr>
-            <w:tcW w:w="5000" w:type="dxa"/>
+            <w:tcW w:w="4300" w:type="dxa"/>
           </w:tcPr>
           <w:p>
             <w:r>
@@ -1214,7 +1222,7 @@
         </w:tc>
         <w:tc>
           <w:tcPr>
-            <w:tcW w:w="3038" w:type="dxa"/>
+            <w:tcW w:w="1954" w:type="dxa"/>
           </w:tcPr>
           <w:p>
             <w:r>
@@ -1230,7 +1238,7 @@
       <w:tr>
         <w:tc>
           <w:tcPr>
-            <w:tcW w:w="3600" w:type="dxa"/>
+            <w:tcW w:w="3100" w:type="dxa"/>
           </w:tcPr>
           <w:p>
             <w:r>
@@ -1243,7 +1251,7 @@
         </w:tc>
         <w:tc>
           <w:tcPr>
-            <w:tcW w:w="5000" w:type="dxa"/>
+            <w:tcW w:w="4300" w:type="dxa"/>
           </w:tcPr>
           <w:p>
             <w:r>
@@ -1256,7 +1264,7 @@
         </w:tc>
         <w:tc>
           <w:tcPr>
-            <w:tcW w:w="3038" w:type="dxa"/>
+            <w:tcW w:w="1954" w:type="dxa"/>
           </w:tcPr>
           <w:p>
             <w:r>
@@ -1272,7 +1280,7 @@
       <w:tr>
         <w:tc>
           <w:tcPr>
-            <w:tcW w:w="3600" w:type="dxa"/>
+            <w:tcW w:w="3100" w:type="dxa"/>
           </w:tcPr>
           <w:p>
             <w:r>
@@ -1285,7 +1293,7 @@
         </w:tc>
         <w:tc>
           <w:tcPr>
-            <w:tcW w:w="5000" w:type="dxa"/>
+            <w:tcW w:w="4300" w:type="dxa"/>
           </w:tcPr>
           <w:p>
             <w:r>
@@ -1298,7 +1306,7 @@
         </w:tc>
         <w:tc>
           <w:tcPr>
-            <w:tcW w:w="3038" w:type="dxa"/>
+            <w:tcW w:w="1954" w:type="dxa"/>
           </w:tcPr>
           <w:p>
             <w:r>
@@ -1314,7 +1322,7 @@
       <w:tr>
         <w:tc>
           <w:tcPr>
-            <w:tcW w:w="3600" w:type="dxa"/>
+            <w:tcW w:w="3100" w:type="dxa"/>
           </w:tcPr>
           <w:p>
             <w:r>
@@ -1327,7 +1335,7 @@
         </w:tc>
         <w:tc>
           <w:tcPr>
-            <w:tcW w:w="5000" w:type="dxa"/>
+            <w:tcW w:w="4300" w:type="dxa"/>
           </w:tcPr>
           <w:p>
             <w:r>
@@ -1340,7 +1348,7 @@
         </w:tc>
         <w:tc>
           <w:tcPr>
-            <w:tcW w:w="3038" w:type="dxa"/>
+            <w:tcW w:w="1954" w:type="dxa"/>
           </w:tcPr>
           <w:p>
             <w:r>
@@ -1356,7 +1364,7 @@
       <w:tr>
         <w:tc>
           <w:tcPr>
-            <w:tcW w:w="3600" w:type="dxa"/>
+            <w:tcW w:w="3100" w:type="dxa"/>
           </w:tcPr>
           <w:p>
             <w:r>
@@ -1369,7 +1377,7 @@
         </w:tc>
         <w:tc>
           <w:tcPr>
-            <w:tcW w:w="5000" w:type="dxa"/>
+            <w:tcW w:w="4300" w:type="dxa"/>
           </w:tcPr>
           <w:p>
             <w:r>
@@ -1382,7 +1390,7 @@
         </w:tc>
         <w:tc>
           <w:tcPr>
-            <w:tcW w:w="3038" w:type="dxa"/>
+            <w:tcW w:w="1954" w:type="dxa"/>
           </w:tcPr>
           <w:p>
             <w:r>
@@ -1398,7 +1406,7 @@
       <w:tr>
         <w:tc>
           <w:tcPr>
-            <w:tcW w:w="3600" w:type="dxa"/>
+            <w:tcW w:w="3100" w:type="dxa"/>
           </w:tcPr>
           <w:p>
             <w:r>
@@ -1411,7 +1419,7 @@
         </w:tc>
         <w:tc>
           <w:tcPr>
-            <w:tcW w:w="5000" w:type="dxa"/>
+            <w:tcW w:w="4300" w:type="dxa"/>
           </w:tcPr>
           <w:p>
             <w:r>
@@ -1424,7 +1432,7 @@
         </w:tc>
         <w:tc>
           <w:tcPr>
-            <w:tcW w:w="3038" w:type="dxa"/>
+            <w:tcW w:w="1954" w:type="dxa"/>
           </w:tcPr>
           <w:p>
             <w:r>
@@ -1440,7 +1448,7 @@
       <w:tr>
         <w:tc>
           <w:tcPr>
-            <w:tcW w:w="3600" w:type="dxa"/>
+            <w:tcW w:w="3100" w:type="dxa"/>
           </w:tcPr>
           <w:p>
             <w:r>
@@ -1453,7 +1461,7 @@
         </w:tc>
         <w:tc>
           <w:tcPr>
-            <w:tcW w:w="5000" w:type="dxa"/>
+            <w:tcW w:w="4300" w:type="dxa"/>
           </w:tcPr>
           <w:p>
             <w:r>
@@ -1466,7 +1474,7 @@
         </w:tc>
         <w:tc>
           <w:tcPr>
-            <w:tcW w:w="3038" w:type="dxa"/>
+            <w:tcW w:w="1954" w:type="dxa"/>
           </w:tcPr>
           <w:p>
             <w:r>
@@ -1482,7 +1490,7 @@
       <w:tr>
         <w:tc>
           <w:tcPr>
-            <w:tcW w:w="3600" w:type="dxa"/>
+            <w:tcW w:w="3100" w:type="dxa"/>
           </w:tcPr>
           <w:p>
             <w:r>
@@ -1495,7 +1503,7 @@
         </w:tc>
         <w:tc>
           <w:tcPr>
-            <w:tcW w:w="5000" w:type="dxa"/>
+            <w:tcW w:w="4300" w:type="dxa"/>
           </w:tcPr>
           <w:p>
             <w:r>
@@ -1508,7 +1516,7 @@
         </w:tc>
         <w:tc>
           <w:tcPr>
-            <w:tcW w:w="3038" w:type="dxa"/>
+            <w:tcW w:w="1954" w:type="dxa"/>
           </w:tcPr>
           <w:p>
             <w:r>
@@ -1524,7 +1532,7 @@
       <w:tr>
         <w:tc>
           <w:tcPr>
-            <w:tcW w:w="3600" w:type="dxa"/>
+            <w:tcW w:w="3100" w:type="dxa"/>
           </w:tcPr>
           <w:p>
             <w:r>
@@ -1537,7 +1545,7 @@
         </w:tc>
         <w:tc>
           <w:tcPr>
-            <w:tcW w:w="5000" w:type="dxa"/>
+            <w:tcW w:w="4300" w:type="dxa"/>
           </w:tcPr>
           <w:p>
             <w:r>
@@ -1550,7 +1558,7 @@
         </w:tc>
         <w:tc>
           <w:tcPr>
-            <w:tcW w:w="3038" w:type="dxa"/>
+            <w:tcW w:w="1954" w:type="dxa"/>
           </w:tcPr>
           <w:p>
             <w:r>
@@ -1669,7 +1677,7 @@
           <w:b/>
           <w:sz w:val="26"/>
         </w:rPr>
-        <w:t xml:space="preserve">Материальные балансы (сводный и по участкам)</w:t>
+        <w:t xml:space="preserve">4. Материальные балансы (сводный и по участкам)</w:t>
       </w:r>
     </w:p>
     <w:p>
@@ -1698,7 +1706,7 @@
     </w:p>
     <w:tbl>
       <w:tblPr>
-        <w:tblW w:w="11638" w:type="dxa"/>
+        <w:tblW w:w="9354" w:type="dxa"/>
         <w:tblBorders>
           <w:top w:val="single" w:sz="4" w:color="C9C9C9"/>
           <w:left w:val="single" w:sz="4" w:color="C9C9C9"/>
@@ -1710,14 +1718,17 @@
         <w:tblLayout w:type="fixed"/>
       </w:tblPr>
       <w:tblGrid>
-        <w:gridCol w:w="3600"/>
-        <w:gridCol w:w="5000"/>
-        <w:gridCol w:w="3038"/>
+        <w:gridCol w:w="3100"/>
+        <w:gridCol w:w="4300"/>
+        <w:gridCol w:w="1954"/>
       </w:tblGrid>
       <w:tr>
-        <w:tc>
-          <w:tcPr>
-            <w:tcW w:w="3600" w:type="dxa"/>
+        <w:trPr>
+          <w:tblHeader/>
+        </w:trPr>
+        <w:tc>
+          <w:tcPr>
+            <w:tcW w:w="3100" w:type="dxa"/>
             <w:shd w:val="clear" w:fill="EFEFEF"/>
           </w:tcPr>
           <w:p>
@@ -1732,7 +1743,7 @@
         </w:tc>
         <w:tc>
           <w:tcPr>
-            <w:tcW w:w="5000" w:type="dxa"/>
+            <w:tcW w:w="4300" w:type="dxa"/>
             <w:shd w:val="clear" w:fill="EFEFEF"/>
           </w:tcPr>
           <w:p>
@@ -1747,7 +1758,7 @@
         </w:tc>
         <w:tc>
           <w:tcPr>
-            <w:tcW w:w="3038" w:type="dxa"/>
+            <w:tcW w:w="1954" w:type="dxa"/>
             <w:shd w:val="clear" w:fill="EFEFEF"/>
           </w:tcPr>
           <w:p>
@@ -1764,7 +1775,7 @@
       <w:tr>
         <w:tc>
           <w:tcPr>
-            <w:tcW w:w="3600" w:type="dxa"/>
+            <w:tcW w:w="3100" w:type="dxa"/>
           </w:tcPr>
           <w:p>
             <w:r>
@@ -1777,7 +1788,7 @@
         </w:tc>
         <w:tc>
           <w:tcPr>
-            <w:tcW w:w="5000" w:type="dxa"/>
+            <w:tcW w:w="4300" w:type="dxa"/>
           </w:tcPr>
           <w:p>
             <w:r>
@@ -1790,7 +1801,7 @@
         </w:tc>
         <w:tc>
           <w:tcPr>
-            <w:tcW w:w="3038" w:type="dxa"/>
+            <w:tcW w:w="1954" w:type="dxa"/>
           </w:tcPr>
           <w:p>
             <w:r>
@@ -1806,7 +1817,7 @@
       <w:tr>
         <w:tc>
           <w:tcPr>
-            <w:tcW w:w="3600" w:type="dxa"/>
+            <w:tcW w:w="3100" w:type="dxa"/>
           </w:tcPr>
           <w:p>
             <w:r>
@@ -1819,7 +1830,7 @@
         </w:tc>
         <w:tc>
           <w:tcPr>
-            <w:tcW w:w="5000" w:type="dxa"/>
+            <w:tcW w:w="4300" w:type="dxa"/>
           </w:tcPr>
           <w:p>
             <w:r>
@@ -1832,7 +1843,7 @@
         </w:tc>
         <w:tc>
           <w:tcPr>
-            <w:tcW w:w="3038" w:type="dxa"/>
+            <w:tcW w:w="1954" w:type="dxa"/>
           </w:tcPr>
           <w:p>
             <w:r>
@@ -1848,7 +1859,7 @@
       <w:tr>
         <w:tc>
           <w:tcPr>
-            <w:tcW w:w="3600" w:type="dxa"/>
+            <w:tcW w:w="3100" w:type="dxa"/>
           </w:tcPr>
           <w:p>
             <w:r>
@@ -1861,7 +1872,7 @@
         </w:tc>
         <w:tc>
           <w:tcPr>
-            <w:tcW w:w="5000" w:type="dxa"/>
+            <w:tcW w:w="4300" w:type="dxa"/>
           </w:tcPr>
           <w:p>
             <w:r>
@@ -1874,7 +1885,7 @@
         </w:tc>
         <w:tc>
           <w:tcPr>
-            <w:tcW w:w="3038" w:type="dxa"/>
+            <w:tcW w:w="1954" w:type="dxa"/>
           </w:tcPr>
           <w:p>
             <w:r>
@@ -1890,7 +1901,7 @@
       <w:tr>
         <w:tc>
           <w:tcPr>
-            <w:tcW w:w="3600" w:type="dxa"/>
+            <w:tcW w:w="3100" w:type="dxa"/>
           </w:tcPr>
           <w:p>
             <w:r>
@@ -1903,7 +1914,7 @@
         </w:tc>
         <w:tc>
           <w:tcPr>
-            <w:tcW w:w="5000" w:type="dxa"/>
+            <w:tcW w:w="4300" w:type="dxa"/>
           </w:tcPr>
           <w:p>
             <w:r>
@@ -1916,7 +1927,7 @@
         </w:tc>
         <w:tc>
           <w:tcPr>
-            <w:tcW w:w="3038" w:type="dxa"/>
+            <w:tcW w:w="1954" w:type="dxa"/>
           </w:tcPr>
           <w:p>
             <w:r>
@@ -1932,7 +1943,7 @@
       <w:tr>
         <w:tc>
           <w:tcPr>
-            <w:tcW w:w="3600" w:type="dxa"/>
+            <w:tcW w:w="3100" w:type="dxa"/>
           </w:tcPr>
           <w:p>
             <w:r>
@@ -1945,7 +1956,7 @@
         </w:tc>
         <w:tc>
           <w:tcPr>
-            <w:tcW w:w="5000" w:type="dxa"/>
+            <w:tcW w:w="4300" w:type="dxa"/>
           </w:tcPr>
           <w:p>
             <w:r>
@@ -1958,7 +1969,7 @@
         </w:tc>
         <w:tc>
           <w:tcPr>
-            <w:tcW w:w="3038" w:type="dxa"/>
+            <w:tcW w:w="1954" w:type="dxa"/>
           </w:tcPr>
           <w:p>
             <w:r>
@@ -1974,7 +1985,7 @@
       <w:tr>
         <w:tc>
           <w:tcPr>
-            <w:tcW w:w="3600" w:type="dxa"/>
+            <w:tcW w:w="3100" w:type="dxa"/>
           </w:tcPr>
           <w:p>
             <w:r>
@@ -1987,7 +1998,7 @@
         </w:tc>
         <w:tc>
           <w:tcPr>
-            <w:tcW w:w="5000" w:type="dxa"/>
+            <w:tcW w:w="4300" w:type="dxa"/>
           </w:tcPr>
           <w:p>
             <w:r>
@@ -2000,7 +2011,7 @@
         </w:tc>
         <w:tc>
           <w:tcPr>
-            <w:tcW w:w="3038" w:type="dxa"/>
+            <w:tcW w:w="1954" w:type="dxa"/>
           </w:tcPr>
           <w:p>
             <w:r>
@@ -2016,7 +2027,7 @@
       <w:tr>
         <w:tc>
           <w:tcPr>
-            <w:tcW w:w="3600" w:type="dxa"/>
+            <w:tcW w:w="3100" w:type="dxa"/>
           </w:tcPr>
           <w:p>
             <w:r>
@@ -2029,7 +2040,7 @@
         </w:tc>
         <w:tc>
           <w:tcPr>
-            <w:tcW w:w="5000" w:type="dxa"/>
+            <w:tcW w:w="4300" w:type="dxa"/>
           </w:tcPr>
           <w:p>
             <w:r>
@@ -2042,7 +2053,7 @@
         </w:tc>
         <w:tc>
           <w:tcPr>
-            <w:tcW w:w="3038" w:type="dxa"/>
+            <w:tcW w:w="1954" w:type="dxa"/>
           </w:tcPr>
           <w:p>
             <w:r>
@@ -2058,7 +2069,7 @@
       <w:tr>
         <w:tc>
           <w:tcPr>
-            <w:tcW w:w="3600" w:type="dxa"/>
+            <w:tcW w:w="3100" w:type="dxa"/>
           </w:tcPr>
           <w:p>
             <w:r>
@@ -2071,7 +2082,7 @@
         </w:tc>
         <w:tc>
           <w:tcPr>
-            <w:tcW w:w="5000" w:type="dxa"/>
+            <w:tcW w:w="4300" w:type="dxa"/>
           </w:tcPr>
           <w:p>
             <w:r>
@@ -2084,7 +2095,7 @@
         </w:tc>
         <w:tc>
           <w:tcPr>
-            <w:tcW w:w="3038" w:type="dxa"/>
+            <w:tcW w:w="1954" w:type="dxa"/>
           </w:tcPr>
           <w:p>
             <w:r>
@@ -2171,7 +2182,7 @@
           <w:b/>
           <w:sz w:val="26"/>
         </w:rPr>
-        <w:t xml:space="preserve">Тепловые балансы основного технологического оборудования (печь КС, котёл-утилизатор, холодильники)</w:t>
+        <w:t xml:space="preserve">5. Тепловые балансы основного технологического оборудования (печь КС, котёл-утилизатор, холодильники)</w:t>
       </w:r>
     </w:p>
     <w:p>
@@ -2200,7 +2211,7 @@
     </w:p>
     <w:tbl>
       <w:tblPr>
-        <w:tblW w:w="11638" w:type="dxa"/>
+        <w:tblW w:w="9354" w:type="dxa"/>
         <w:tblBorders>
           <w:top w:val="single" w:sz="4" w:color="C9C9C9"/>
           <w:left w:val="single" w:sz="4" w:color="C9C9C9"/>
@@ -2212,14 +2223,17 @@
         <w:tblLayout w:type="fixed"/>
       </w:tblPr>
       <w:tblGrid>
-        <w:gridCol w:w="3600"/>
-        <w:gridCol w:w="5000"/>
-        <w:gridCol w:w="3038"/>
+        <w:gridCol w:w="3100"/>
+        <w:gridCol w:w="4300"/>
+        <w:gridCol w:w="1954"/>
       </w:tblGrid>
       <w:tr>
-        <w:tc>
-          <w:tcPr>
-            <w:tcW w:w="3600" w:type="dxa"/>
+        <w:trPr>
+          <w:tblHeader/>
+        </w:trPr>
+        <w:tc>
+          <w:tcPr>
+            <w:tcW w:w="3100" w:type="dxa"/>
             <w:shd w:val="clear" w:fill="EFEFEF"/>
           </w:tcPr>
           <w:p>
@@ -2234,7 +2248,7 @@
         </w:tc>
         <w:tc>
           <w:tcPr>
-            <w:tcW w:w="5000" w:type="dxa"/>
+            <w:tcW w:w="4300" w:type="dxa"/>
             <w:shd w:val="clear" w:fill="EFEFEF"/>
           </w:tcPr>
           <w:p>
@@ -2249,7 +2263,7 @@
         </w:tc>
         <w:tc>
           <w:tcPr>
-            <w:tcW w:w="3038" w:type="dxa"/>
+            <w:tcW w:w="1954" w:type="dxa"/>
             <w:shd w:val="clear" w:fill="EFEFEF"/>
           </w:tcPr>
           <w:p>
@@ -2266,7 +2280,7 @@
       <w:tr>
         <w:tc>
           <w:tcPr>
-            <w:tcW w:w="3600" w:type="dxa"/>
+            <w:tcW w:w="3100" w:type="dxa"/>
           </w:tcPr>
           <w:p>
             <w:r>
@@ -2279,7 +2293,7 @@
         </w:tc>
         <w:tc>
           <w:tcPr>
-            <w:tcW w:w="5000" w:type="dxa"/>
+            <w:tcW w:w="4300" w:type="dxa"/>
           </w:tcPr>
           <w:p>
             <w:r>
@@ -2292,7 +2306,7 @@
         </w:tc>
         <w:tc>
           <w:tcPr>
-            <w:tcW w:w="3038" w:type="dxa"/>
+            <w:tcW w:w="1954" w:type="dxa"/>
           </w:tcPr>
           <w:p>
             <w:r>
@@ -2308,7 +2322,7 @@
       <w:tr>
         <w:tc>
           <w:tcPr>
-            <w:tcW w:w="3600" w:type="dxa"/>
+            <w:tcW w:w="3100" w:type="dxa"/>
           </w:tcPr>
           <w:p>
             <w:r>
@@ -2321,7 +2335,7 @@
         </w:tc>
         <w:tc>
           <w:tcPr>
-            <w:tcW w:w="5000" w:type="dxa"/>
+            <w:tcW w:w="4300" w:type="dxa"/>
           </w:tcPr>
           <w:p>
             <w:r>
@@ -2334,7 +2348,7 @@
         </w:tc>
         <w:tc>
           <w:tcPr>
-            <w:tcW w:w="3038" w:type="dxa"/>
+            <w:tcW w:w="1954" w:type="dxa"/>
           </w:tcPr>
           <w:p>
             <w:r>
@@ -2350,7 +2364,7 @@
       <w:tr>
         <w:tc>
           <w:tcPr>
-            <w:tcW w:w="3600" w:type="dxa"/>
+            <w:tcW w:w="3100" w:type="dxa"/>
           </w:tcPr>
           <w:p>
             <w:r>
@@ -2363,7 +2377,7 @@
         </w:tc>
         <w:tc>
           <w:tcPr>
-            <w:tcW w:w="5000" w:type="dxa"/>
+            <w:tcW w:w="4300" w:type="dxa"/>
           </w:tcPr>
           <w:p>
             <w:r>
@@ -2376,7 +2390,7 @@
         </w:tc>
         <w:tc>
           <w:tcPr>
-            <w:tcW w:w="3038" w:type="dxa"/>
+            <w:tcW w:w="1954" w:type="dxa"/>
           </w:tcPr>
           <w:p>
             <w:r>
@@ -2392,7 +2406,7 @@
       <w:tr>
         <w:tc>
           <w:tcPr>
-            <w:tcW w:w="3600" w:type="dxa"/>
+            <w:tcW w:w="3100" w:type="dxa"/>
           </w:tcPr>
           <w:p>
             <w:r>
@@ -2405,7 +2419,7 @@
         </w:tc>
         <w:tc>
           <w:tcPr>
-            <w:tcW w:w="5000" w:type="dxa"/>
+            <w:tcW w:w="4300" w:type="dxa"/>
           </w:tcPr>
           <w:p>
             <w:r>
@@ -2418,7 +2432,7 @@
         </w:tc>
         <w:tc>
           <w:tcPr>
-            <w:tcW w:w="3038" w:type="dxa"/>
+            <w:tcW w:w="1954" w:type="dxa"/>
           </w:tcPr>
           <w:p>
             <w:r>
@@ -2434,7 +2448,7 @@
       <w:tr>
         <w:tc>
           <w:tcPr>
-            <w:tcW w:w="3600" w:type="dxa"/>
+            <w:tcW w:w="3100" w:type="dxa"/>
           </w:tcPr>
           <w:p>
             <w:r>
@@ -2447,7 +2461,7 @@
         </w:tc>
         <w:tc>
           <w:tcPr>
-            <w:tcW w:w="5000" w:type="dxa"/>
+            <w:tcW w:w="4300" w:type="dxa"/>
           </w:tcPr>
           <w:p>
             <w:r>
@@ -2460,7 +2474,7 @@
         </w:tc>
         <w:tc>
           <w:tcPr>
-            <w:tcW w:w="3038" w:type="dxa"/>
+            <w:tcW w:w="1954" w:type="dxa"/>
           </w:tcPr>
           <w:p>
             <w:r>
@@ -2476,7 +2490,7 @@
       <w:tr>
         <w:tc>
           <w:tcPr>
-            <w:tcW w:w="3600" w:type="dxa"/>
+            <w:tcW w:w="3100" w:type="dxa"/>
           </w:tcPr>
           <w:p>
             <w:r>
@@ -2489,7 +2503,7 @@
         </w:tc>
         <w:tc>
           <w:tcPr>
-            <w:tcW w:w="5000" w:type="dxa"/>
+            <w:tcW w:w="4300" w:type="dxa"/>
           </w:tcPr>
           <w:p>
             <w:r>
@@ -2502,7 +2516,7 @@
         </w:tc>
         <w:tc>
           <w:tcPr>
-            <w:tcW w:w="3038" w:type="dxa"/>
+            <w:tcW w:w="1954" w:type="dxa"/>
           </w:tcPr>
           <w:p>
             <w:r>
@@ -2518,7 +2532,7 @@
       <w:tr>
         <w:tc>
           <w:tcPr>
-            <w:tcW w:w="3600" w:type="dxa"/>
+            <w:tcW w:w="3100" w:type="dxa"/>
           </w:tcPr>
           <w:p>
             <w:r>
@@ -2531,7 +2545,7 @@
         </w:tc>
         <w:tc>
           <w:tcPr>
-            <w:tcW w:w="5000" w:type="dxa"/>
+            <w:tcW w:w="4300" w:type="dxa"/>
           </w:tcPr>
           <w:p>
             <w:r>
@@ -2544,7 +2558,7 @@
         </w:tc>
         <w:tc>
           <w:tcPr>
-            <w:tcW w:w="3038" w:type="dxa"/>
+            <w:tcW w:w="1954" w:type="dxa"/>
           </w:tcPr>
           <w:p>
             <w:r>
@@ -2560,7 +2574,7 @@
       <w:tr>
         <w:tc>
           <w:tcPr>
-            <w:tcW w:w="3600" w:type="dxa"/>
+            <w:tcW w:w="3100" w:type="dxa"/>
           </w:tcPr>
           <w:p>
             <w:r>
@@ -2573,7 +2587,7 @@
         </w:tc>
         <w:tc>
           <w:tcPr>
-            <w:tcW w:w="5000" w:type="dxa"/>
+            <w:tcW w:w="4300" w:type="dxa"/>
           </w:tcPr>
           <w:p>
             <w:r>
@@ -2586,7 +2600,7 @@
         </w:tc>
         <w:tc>
           <w:tcPr>
-            <w:tcW w:w="3038" w:type="dxa"/>
+            <w:tcW w:w="1954" w:type="dxa"/>
           </w:tcPr>
           <w:p>
             <w:r>
@@ -2673,7 +2687,7 @@
           <w:b/>
           <w:sz w:val="26"/>
         </w:rPr>
-        <w:t xml:space="preserve">Данные о расходах материалов, топлива и энергоресурсов</w:t>
+        <w:t xml:space="preserve">6. Данные о расходах материалов, топлива и энергоресурсов</w:t>
       </w:r>
     </w:p>
     <w:p>
@@ -2702,7 +2716,7 @@
     </w:p>
     <w:tbl>
       <w:tblPr>
-        <w:tblW w:w="11638" w:type="dxa"/>
+        <w:tblW w:w="9354" w:type="dxa"/>
         <w:tblBorders>
           <w:top w:val="single" w:sz="4" w:color="C9C9C9"/>
           <w:left w:val="single" w:sz="4" w:color="C9C9C9"/>
@@ -2714,14 +2728,17 @@
         <w:tblLayout w:type="fixed"/>
       </w:tblPr>
       <w:tblGrid>
-        <w:gridCol w:w="3600"/>
-        <w:gridCol w:w="5000"/>
-        <w:gridCol w:w="3038"/>
+        <w:gridCol w:w="3100"/>
+        <w:gridCol w:w="4300"/>
+        <w:gridCol w:w="1954"/>
       </w:tblGrid>
       <w:tr>
-        <w:tc>
-          <w:tcPr>
-            <w:tcW w:w="3600" w:type="dxa"/>
+        <w:trPr>
+          <w:tblHeader/>
+        </w:trPr>
+        <w:tc>
+          <w:tcPr>
+            <w:tcW w:w="3100" w:type="dxa"/>
             <w:shd w:val="clear" w:fill="EFEFEF"/>
           </w:tcPr>
           <w:p>
@@ -2736,7 +2753,7 @@
         </w:tc>
         <w:tc>
           <w:tcPr>
-            <w:tcW w:w="5000" w:type="dxa"/>
+            <w:tcW w:w="4300" w:type="dxa"/>
             <w:shd w:val="clear" w:fill="EFEFEF"/>
           </w:tcPr>
           <w:p>
@@ -2751,7 +2768,7 @@
         </w:tc>
         <w:tc>
           <w:tcPr>
-            <w:tcW w:w="3038" w:type="dxa"/>
+            <w:tcW w:w="1954" w:type="dxa"/>
             <w:shd w:val="clear" w:fill="EFEFEF"/>
           </w:tcPr>
           <w:p>
@@ -2768,7 +2785,7 @@
       <w:tr>
         <w:tc>
           <w:tcPr>
-            <w:tcW w:w="3600" w:type="dxa"/>
+            <w:tcW w:w="3100" w:type="dxa"/>
           </w:tcPr>
           <w:p>
             <w:r>
@@ -2781,7 +2798,7 @@
         </w:tc>
         <w:tc>
           <w:tcPr>
-            <w:tcW w:w="5000" w:type="dxa"/>
+            <w:tcW w:w="4300" w:type="dxa"/>
           </w:tcPr>
           <w:p>
             <w:r>
@@ -2794,7 +2811,7 @@
         </w:tc>
         <w:tc>
           <w:tcPr>
-            <w:tcW w:w="3038" w:type="dxa"/>
+            <w:tcW w:w="1954" w:type="dxa"/>
           </w:tcPr>
           <w:p>
             <w:r>
@@ -2810,7 +2827,7 @@
       <w:tr>
         <w:tc>
           <w:tcPr>
-            <w:tcW w:w="3600" w:type="dxa"/>
+            <w:tcW w:w="3100" w:type="dxa"/>
           </w:tcPr>
           <w:p>
             <w:r>
@@ -2823,7 +2840,7 @@
         </w:tc>
         <w:tc>
           <w:tcPr>
-            <w:tcW w:w="5000" w:type="dxa"/>
+            <w:tcW w:w="4300" w:type="dxa"/>
           </w:tcPr>
           <w:p>
             <w:r>
@@ -2836,7 +2853,7 @@
         </w:tc>
         <w:tc>
           <w:tcPr>
-            <w:tcW w:w="3038" w:type="dxa"/>
+            <w:tcW w:w="1954" w:type="dxa"/>
           </w:tcPr>
           <w:p>
             <w:r>
@@ -2852,7 +2869,7 @@
       <w:tr>
         <w:tc>
           <w:tcPr>
-            <w:tcW w:w="3600" w:type="dxa"/>
+            <w:tcW w:w="3100" w:type="dxa"/>
           </w:tcPr>
           <w:p>
             <w:r>
@@ -2865,7 +2882,7 @@
         </w:tc>
         <w:tc>
           <w:tcPr>
-            <w:tcW w:w="5000" w:type="dxa"/>
+            <w:tcW w:w="4300" w:type="dxa"/>
           </w:tcPr>
           <w:p>
             <w:r>
@@ -2878,7 +2895,7 @@
         </w:tc>
         <w:tc>
           <w:tcPr>
-            <w:tcW w:w="3038" w:type="dxa"/>
+            <w:tcW w:w="1954" w:type="dxa"/>
           </w:tcPr>
           <w:p>
             <w:r>
@@ -2894,7 +2911,7 @@
       <w:tr>
         <w:tc>
           <w:tcPr>
-            <w:tcW w:w="3600" w:type="dxa"/>
+            <w:tcW w:w="3100" w:type="dxa"/>
           </w:tcPr>
           <w:p>
             <w:r>
@@ -2907,7 +2924,7 @@
         </w:tc>
         <w:tc>
           <w:tcPr>
-            <w:tcW w:w="5000" w:type="dxa"/>
+            <w:tcW w:w="4300" w:type="dxa"/>
           </w:tcPr>
           <w:p>
             <w:r>
@@ -2920,7 +2937,7 @@
         </w:tc>
         <w:tc>
           <w:tcPr>
-            <w:tcW w:w="3038" w:type="dxa"/>
+            <w:tcW w:w="1954" w:type="dxa"/>
           </w:tcPr>
           <w:p>
             <w:r>
@@ -2936,7 +2953,7 @@
       <w:tr>
         <w:tc>
           <w:tcPr>
-            <w:tcW w:w="3600" w:type="dxa"/>
+            <w:tcW w:w="3100" w:type="dxa"/>
           </w:tcPr>
           <w:p>
             <w:r>
@@ -2949,7 +2966,7 @@
         </w:tc>
         <w:tc>
           <w:tcPr>
-            <w:tcW w:w="5000" w:type="dxa"/>
+            <w:tcW w:w="4300" w:type="dxa"/>
           </w:tcPr>
           <w:p>
             <w:r>
@@ -2962,7 +2979,7 @@
         </w:tc>
         <w:tc>
           <w:tcPr>
-            <w:tcW w:w="3038" w:type="dxa"/>
+            <w:tcW w:w="1954" w:type="dxa"/>
           </w:tcPr>
           <w:p>
             <w:r>
@@ -2978,7 +2995,7 @@
       <w:tr>
         <w:tc>
           <w:tcPr>
-            <w:tcW w:w="3600" w:type="dxa"/>
+            <w:tcW w:w="3100" w:type="dxa"/>
           </w:tcPr>
           <w:p>
             <w:r>
@@ -2991,7 +3008,7 @@
         </w:tc>
         <w:tc>
           <w:tcPr>
-            <w:tcW w:w="5000" w:type="dxa"/>
+            <w:tcW w:w="4300" w:type="dxa"/>
           </w:tcPr>
           <w:p>
             <w:r>
@@ -3004,7 +3021,7 @@
         </w:tc>
         <w:tc>
           <w:tcPr>
-            <w:tcW w:w="3038" w:type="dxa"/>
+            <w:tcW w:w="1954" w:type="dxa"/>
           </w:tcPr>
           <w:p>
             <w:r>
@@ -3020,7 +3037,7 @@
       <w:tr>
         <w:tc>
           <w:tcPr>
-            <w:tcW w:w="3600" w:type="dxa"/>
+            <w:tcW w:w="3100" w:type="dxa"/>
           </w:tcPr>
           <w:p>
             <w:r>
@@ -3033,7 +3050,7 @@
         </w:tc>
         <w:tc>
           <w:tcPr>
-            <w:tcW w:w="5000" w:type="dxa"/>
+            <w:tcW w:w="4300" w:type="dxa"/>
           </w:tcPr>
           <w:p>
             <w:r>
@@ -3046,7 +3063,7 @@
         </w:tc>
         <w:tc>
           <w:tcPr>
-            <w:tcW w:w="3038" w:type="dxa"/>
+            <w:tcW w:w="1954" w:type="dxa"/>
           </w:tcPr>
           <w:p>
             <w:r>
@@ -3062,7 +3079,7 @@
       <w:tr>
         <w:tc>
           <w:tcPr>
-            <w:tcW w:w="3600" w:type="dxa"/>
+            <w:tcW w:w="3100" w:type="dxa"/>
           </w:tcPr>
           <w:p>
             <w:r>
@@ -3075,7 +3092,7 @@
         </w:tc>
         <w:tc>
           <w:tcPr>
-            <w:tcW w:w="5000" w:type="dxa"/>
+            <w:tcW w:w="4300" w:type="dxa"/>
           </w:tcPr>
           <w:p>
             <w:r>
@@ -3088,7 +3105,7 @@
         </w:tc>
         <w:tc>
           <w:tcPr>
-            <w:tcW w:w="3038" w:type="dxa"/>
+            <w:tcW w:w="1954" w:type="dxa"/>
           </w:tcPr>
           <w:p>
             <w:r>
@@ -3104,7 +3121,7 @@
       <w:tr>
         <w:tc>
           <w:tcPr>
-            <w:tcW w:w="3600" w:type="dxa"/>
+            <w:tcW w:w="3100" w:type="dxa"/>
           </w:tcPr>
           <w:p>
             <w:r>
@@ -3117,7 +3134,7 @@
         </w:tc>
         <w:tc>
           <w:tcPr>
-            <w:tcW w:w="5000" w:type="dxa"/>
+            <w:tcW w:w="4300" w:type="dxa"/>
           </w:tcPr>
           <w:p>
             <w:r>
@@ -3130,7 +3147,7 @@
         </w:tc>
         <w:tc>
           <w:tcPr>
-            <w:tcW w:w="3038" w:type="dxa"/>
+            <w:tcW w:w="1954" w:type="dxa"/>
           </w:tcPr>
           <w:p>
             <w:r>
@@ -3146,7 +3163,7 @@
       <w:tr>
         <w:tc>
           <w:tcPr>
-            <w:tcW w:w="3600" w:type="dxa"/>
+            <w:tcW w:w="3100" w:type="dxa"/>
           </w:tcPr>
           <w:p>
             <w:r>
@@ -3159,7 +3176,7 @@
         </w:tc>
         <w:tc>
           <w:tcPr>
-            <w:tcW w:w="5000" w:type="dxa"/>
+            <w:tcW w:w="4300" w:type="dxa"/>
           </w:tcPr>
           <w:p>
             <w:r>
@@ -3172,7 +3189,7 @@
         </w:tc>
         <w:tc>
           <w:tcPr>
-            <w:tcW w:w="3038" w:type="dxa"/>
+            <w:tcW w:w="1954" w:type="dxa"/>
           </w:tcPr>
           <w:p>
             <w:r>
@@ -3259,7 +3276,7 @@
           <w:b/>
           <w:sz w:val="26"/>
         </w:rPr>
-        <w:t xml:space="preserve">Целевые показатели технологического процесса (выходы и составы огарка, пылей, газов для СКЦ)</w:t>
+        <w:t xml:space="preserve">7. Целевые показатели технологического процесса (выходы и составы огарка, пылей, газов для СКЦ)</w:t>
       </w:r>
     </w:p>
     <w:p>
@@ -3288,7 +3305,7 @@
     </w:p>
     <w:tbl>
       <w:tblPr>
-        <w:tblW w:w="11638" w:type="dxa"/>
+        <w:tblW w:w="9354" w:type="dxa"/>
         <w:tblBorders>
           <w:top w:val="single" w:sz="4" w:color="C9C9C9"/>
           <w:left w:val="single" w:sz="4" w:color="C9C9C9"/>
@@ -3300,14 +3317,17 @@
         <w:tblLayout w:type="fixed"/>
       </w:tblPr>
       <w:tblGrid>
-        <w:gridCol w:w="3600"/>
-        <w:gridCol w:w="5000"/>
-        <w:gridCol w:w="3038"/>
+        <w:gridCol w:w="3100"/>
+        <w:gridCol w:w="4300"/>
+        <w:gridCol w:w="1954"/>
       </w:tblGrid>
       <w:tr>
-        <w:tc>
-          <w:tcPr>
-            <w:tcW w:w="3600" w:type="dxa"/>
+        <w:trPr>
+          <w:tblHeader/>
+        </w:trPr>
+        <w:tc>
+          <w:tcPr>
+            <w:tcW w:w="3100" w:type="dxa"/>
             <w:shd w:val="clear" w:fill="EFEFEF"/>
           </w:tcPr>
           <w:p>
@@ -3322,7 +3342,7 @@
         </w:tc>
         <w:tc>
           <w:tcPr>
-            <w:tcW w:w="5000" w:type="dxa"/>
+            <w:tcW w:w="4300" w:type="dxa"/>
             <w:shd w:val="clear" w:fill="EFEFEF"/>
           </w:tcPr>
           <w:p>
@@ -3337,7 +3357,7 @@
         </w:tc>
         <w:tc>
           <w:tcPr>
-            <w:tcW w:w="3038" w:type="dxa"/>
+            <w:tcW w:w="1954" w:type="dxa"/>
             <w:shd w:val="clear" w:fill="EFEFEF"/>
           </w:tcPr>
           <w:p>
@@ -3354,7 +3374,7 @@
       <w:tr>
         <w:tc>
           <w:tcPr>
-            <w:tcW w:w="3600" w:type="dxa"/>
+            <w:tcW w:w="3100" w:type="dxa"/>
           </w:tcPr>
           <w:p>
             <w:r>
@@ -3367,7 +3387,7 @@
         </w:tc>
         <w:tc>
           <w:tcPr>
-            <w:tcW w:w="5000" w:type="dxa"/>
+            <w:tcW w:w="4300" w:type="dxa"/>
           </w:tcPr>
           <w:p>
             <w:r>
@@ -3380,7 +3400,7 @@
         </w:tc>
         <w:tc>
           <w:tcPr>
-            <w:tcW w:w="3038" w:type="dxa"/>
+            <w:tcW w:w="1954" w:type="dxa"/>
           </w:tcPr>
           <w:p>
             <w:r>
@@ -3396,7 +3416,7 @@
       <w:tr>
         <w:tc>
           <w:tcPr>
-            <w:tcW w:w="3600" w:type="dxa"/>
+            <w:tcW w:w="3100" w:type="dxa"/>
           </w:tcPr>
           <w:p>
             <w:r>
@@ -3409,7 +3429,7 @@
         </w:tc>
         <w:tc>
           <w:tcPr>
-            <w:tcW w:w="5000" w:type="dxa"/>
+            <w:tcW w:w="4300" w:type="dxa"/>
           </w:tcPr>
           <w:p>
             <w:r>
@@ -3422,7 +3442,7 @@
         </w:tc>
         <w:tc>
           <w:tcPr>
-            <w:tcW w:w="3038" w:type="dxa"/>
+            <w:tcW w:w="1954" w:type="dxa"/>
           </w:tcPr>
           <w:p>
             <w:r>
@@ -3438,7 +3458,7 @@
       <w:tr>
         <w:tc>
           <w:tcPr>
-            <w:tcW w:w="3600" w:type="dxa"/>
+            <w:tcW w:w="3100" w:type="dxa"/>
           </w:tcPr>
           <w:p>
             <w:r>
@@ -3451,7 +3471,7 @@
         </w:tc>
         <w:tc>
           <w:tcPr>
-            <w:tcW w:w="5000" w:type="dxa"/>
+            <w:tcW w:w="4300" w:type="dxa"/>
           </w:tcPr>
           <w:p>
             <w:r>
@@ -3464,7 +3484,7 @@
         </w:tc>
         <w:tc>
           <w:tcPr>
-            <w:tcW w:w="3038" w:type="dxa"/>
+            <w:tcW w:w="1954" w:type="dxa"/>
           </w:tcPr>
           <w:p>
             <w:r>
@@ -3480,7 +3500,7 @@
       <w:tr>
         <w:tc>
           <w:tcPr>
-            <w:tcW w:w="3600" w:type="dxa"/>
+            <w:tcW w:w="3100" w:type="dxa"/>
           </w:tcPr>
           <w:p>
             <w:r>
@@ -3493,7 +3513,7 @@
         </w:tc>
         <w:tc>
           <w:tcPr>
-            <w:tcW w:w="5000" w:type="dxa"/>
+            <w:tcW w:w="4300" w:type="dxa"/>
           </w:tcPr>
           <w:p>
             <w:r>
@@ -3506,7 +3526,7 @@
         </w:tc>
         <w:tc>
           <w:tcPr>
-            <w:tcW w:w="3038" w:type="dxa"/>
+            <w:tcW w:w="1954" w:type="dxa"/>
           </w:tcPr>
           <w:p>
             <w:r>
@@ -3522,7 +3542,7 @@
       <w:tr>
         <w:tc>
           <w:tcPr>
-            <w:tcW w:w="3600" w:type="dxa"/>
+            <w:tcW w:w="3100" w:type="dxa"/>
           </w:tcPr>
           <w:p>
             <w:r>
@@ -3535,7 +3555,7 @@
         </w:tc>
         <w:tc>
           <w:tcPr>
-            <w:tcW w:w="5000" w:type="dxa"/>
+            <w:tcW w:w="4300" w:type="dxa"/>
           </w:tcPr>
           <w:p>
             <w:r>
@@ -3548,7 +3568,7 @@
         </w:tc>
         <w:tc>
           <w:tcPr>
-            <w:tcW w:w="3038" w:type="dxa"/>
+            <w:tcW w:w="1954" w:type="dxa"/>
           </w:tcPr>
           <w:p>
             <w:r>
@@ -3564,7 +3584,7 @@
       <w:tr>
         <w:tc>
           <w:tcPr>
-            <w:tcW w:w="3600" w:type="dxa"/>
+            <w:tcW w:w="3100" w:type="dxa"/>
           </w:tcPr>
           <w:p>
             <w:r>
@@ -3577,7 +3597,7 @@
         </w:tc>
         <w:tc>
           <w:tcPr>
-            <w:tcW w:w="5000" w:type="dxa"/>
+            <w:tcW w:w="4300" w:type="dxa"/>
           </w:tcPr>
           <w:p>
             <w:r>
@@ -3590,7 +3610,7 @@
         </w:tc>
         <w:tc>
           <w:tcPr>
-            <w:tcW w:w="3038" w:type="dxa"/>
+            <w:tcW w:w="1954" w:type="dxa"/>
           </w:tcPr>
           <w:p>
             <w:r>
@@ -3606,7 +3626,7 @@
       <w:tr>
         <w:tc>
           <w:tcPr>
-            <w:tcW w:w="3600" w:type="dxa"/>
+            <w:tcW w:w="3100" w:type="dxa"/>
           </w:tcPr>
           <w:p>
             <w:r>
@@ -3619,7 +3639,7 @@
         </w:tc>
         <w:tc>
           <w:tcPr>
-            <w:tcW w:w="5000" w:type="dxa"/>
+            <w:tcW w:w="4300" w:type="dxa"/>
           </w:tcPr>
           <w:p>
             <w:r>
@@ -3632,7 +3652,7 @@
         </w:tc>
         <w:tc>
           <w:tcPr>
-            <w:tcW w:w="3038" w:type="dxa"/>
+            <w:tcW w:w="1954" w:type="dxa"/>
           </w:tcPr>
           <w:p>
             <w:r>
@@ -3648,7 +3668,7 @@
       <w:tr>
         <w:tc>
           <w:tcPr>
-            <w:tcW w:w="3600" w:type="dxa"/>
+            <w:tcW w:w="3100" w:type="dxa"/>
           </w:tcPr>
           <w:p>
             <w:r>
@@ -3661,7 +3681,7 @@
         </w:tc>
         <w:tc>
           <w:tcPr>
-            <w:tcW w:w="5000" w:type="dxa"/>
+            <w:tcW w:w="4300" w:type="dxa"/>
           </w:tcPr>
           <w:p>
             <w:r>
@@ -3674,7 +3694,7 @@
         </w:tc>
         <w:tc>
           <w:tcPr>
-            <w:tcW w:w="3038" w:type="dxa"/>
+            <w:tcW w:w="1954" w:type="dxa"/>
           </w:tcPr>
           <w:p>
             <w:r>
@@ -3745,7 +3765,7 @@
           <w:b/>
           <w:sz w:val="26"/>
         </w:rPr>
-        <w:t xml:space="preserve">Перечень основного и вспомогательного технологического оборудования</w:t>
+        <w:t xml:space="preserve">8. Перечень основного и вспомогательного технологического оборудования</w:t>
       </w:r>
     </w:p>
     <w:p>
@@ -3774,7 +3794,7 @@
     </w:p>
     <w:tbl>
       <w:tblPr>
-        <w:tblW w:w="11638" w:type="dxa"/>
+        <w:tblW w:w="9354" w:type="dxa"/>
         <w:tblBorders>
           <w:top w:val="single" w:sz="4" w:color="C9C9C9"/>
           <w:left w:val="single" w:sz="4" w:color="C9C9C9"/>
@@ -3786,14 +3806,17 @@
         <w:tblLayout w:type="fixed"/>
       </w:tblPr>
       <w:tblGrid>
-        <w:gridCol w:w="3600"/>
-        <w:gridCol w:w="5000"/>
-        <w:gridCol w:w="3038"/>
+        <w:gridCol w:w="3100"/>
+        <w:gridCol w:w="4300"/>
+        <w:gridCol w:w="1954"/>
       </w:tblGrid>
       <w:tr>
-        <w:tc>
-          <w:tcPr>
-            <w:tcW w:w="3600" w:type="dxa"/>
+        <w:trPr>
+          <w:tblHeader/>
+        </w:trPr>
+        <w:tc>
+          <w:tcPr>
+            <w:tcW w:w="3100" w:type="dxa"/>
             <w:shd w:val="clear" w:fill="EFEFEF"/>
           </w:tcPr>
           <w:p>
@@ -3808,7 +3831,7 @@
         </w:tc>
         <w:tc>
           <w:tcPr>
-            <w:tcW w:w="5000" w:type="dxa"/>
+            <w:tcW w:w="4300" w:type="dxa"/>
             <w:shd w:val="clear" w:fill="EFEFEF"/>
           </w:tcPr>
           <w:p>
@@ -3823,7 +3846,7 @@
         </w:tc>
         <w:tc>
           <w:tcPr>
-            <w:tcW w:w="3038" w:type="dxa"/>
+            <w:tcW w:w="1954" w:type="dxa"/>
             <w:shd w:val="clear" w:fill="EFEFEF"/>
           </w:tcPr>
           <w:p>
@@ -3840,7 +3863,7 @@
       <w:tr>
         <w:tc>
           <w:tcPr>
-            <w:tcW w:w="3600" w:type="dxa"/>
+            <w:tcW w:w="3100" w:type="dxa"/>
           </w:tcPr>
           <w:p>
             <w:r>
@@ -3853,7 +3876,7 @@
         </w:tc>
         <w:tc>
           <w:tcPr>
-            <w:tcW w:w="5000" w:type="dxa"/>
+            <w:tcW w:w="4300" w:type="dxa"/>
           </w:tcPr>
           <w:p>
             <w:r>
@@ -3866,7 +3889,7 @@
         </w:tc>
         <w:tc>
           <w:tcPr>
-            <w:tcW w:w="3038" w:type="dxa"/>
+            <w:tcW w:w="1954" w:type="dxa"/>
           </w:tcPr>
           <w:p>
             <w:r>
@@ -3882,7 +3905,7 @@
       <w:tr>
         <w:tc>
           <w:tcPr>
-            <w:tcW w:w="3600" w:type="dxa"/>
+            <w:tcW w:w="3100" w:type="dxa"/>
           </w:tcPr>
           <w:p>
             <w:r>
@@ -3895,7 +3918,7 @@
         </w:tc>
         <w:tc>
           <w:tcPr>
-            <w:tcW w:w="5000" w:type="dxa"/>
+            <w:tcW w:w="4300" w:type="dxa"/>
           </w:tcPr>
           <w:p>
             <w:r>
@@ -3908,7 +3931,7 @@
         </w:tc>
         <w:tc>
           <w:tcPr>
-            <w:tcW w:w="3038" w:type="dxa"/>
+            <w:tcW w:w="1954" w:type="dxa"/>
           </w:tcPr>
           <w:p>
             <w:r>
@@ -3924,7 +3947,7 @@
       <w:tr>
         <w:tc>
           <w:tcPr>
-            <w:tcW w:w="3600" w:type="dxa"/>
+            <w:tcW w:w="3100" w:type="dxa"/>
           </w:tcPr>
           <w:p>
             <w:r>
@@ -3937,7 +3960,7 @@
         </w:tc>
         <w:tc>
           <w:tcPr>
-            <w:tcW w:w="5000" w:type="dxa"/>
+            <w:tcW w:w="4300" w:type="dxa"/>
           </w:tcPr>
           <w:p>
             <w:r>
@@ -3950,7 +3973,7 @@
         </w:tc>
         <w:tc>
           <w:tcPr>
-            <w:tcW w:w="3038" w:type="dxa"/>
+            <w:tcW w:w="1954" w:type="dxa"/>
           </w:tcPr>
           <w:p>
             <w:r>
@@ -3966,7 +3989,7 @@
       <w:tr>
         <w:tc>
           <w:tcPr>
-            <w:tcW w:w="3600" w:type="dxa"/>
+            <w:tcW w:w="3100" w:type="dxa"/>
           </w:tcPr>
           <w:p>
             <w:r>
@@ -3979,7 +4002,7 @@
         </w:tc>
         <w:tc>
           <w:tcPr>
-            <w:tcW w:w="5000" w:type="dxa"/>
+            <w:tcW w:w="4300" w:type="dxa"/>
           </w:tcPr>
           <w:p>
             <w:r>
@@ -3992,7 +4015,7 @@
         </w:tc>
         <w:tc>
           <w:tcPr>
-            <w:tcW w:w="3038" w:type="dxa"/>
+            <w:tcW w:w="1954" w:type="dxa"/>
           </w:tcPr>
           <w:p>
             <w:r>
@@ -4008,7 +4031,7 @@
       <w:tr>
         <w:tc>
           <w:tcPr>
-            <w:tcW w:w="3600" w:type="dxa"/>
+            <w:tcW w:w="3100" w:type="dxa"/>
           </w:tcPr>
           <w:p>
             <w:r>
@@ -4021,7 +4044,7 @@
         </w:tc>
         <w:tc>
           <w:tcPr>
-            <w:tcW w:w="5000" w:type="dxa"/>
+            <w:tcW w:w="4300" w:type="dxa"/>
           </w:tcPr>
           <w:p>
             <w:r>
@@ -4034,7 +4057,7 @@
         </w:tc>
         <w:tc>
           <w:tcPr>
-            <w:tcW w:w="3038" w:type="dxa"/>
+            <w:tcW w:w="1954" w:type="dxa"/>
           </w:tcPr>
           <w:p>
             <w:r>
@@ -4050,7 +4073,7 @@
       <w:tr>
         <w:tc>
           <w:tcPr>
-            <w:tcW w:w="3600" w:type="dxa"/>
+            <w:tcW w:w="3100" w:type="dxa"/>
           </w:tcPr>
           <w:p>
             <w:r>
@@ -4063,7 +4086,7 @@
         </w:tc>
         <w:tc>
           <w:tcPr>
-            <w:tcW w:w="5000" w:type="dxa"/>
+            <w:tcW w:w="4300" w:type="dxa"/>
           </w:tcPr>
           <w:p>
             <w:r>
@@ -4076,7 +4099,7 @@
         </w:tc>
         <w:tc>
           <w:tcPr>
-            <w:tcW w:w="3038" w:type="dxa"/>
+            <w:tcW w:w="1954" w:type="dxa"/>
           </w:tcPr>
           <w:p>
             <w:r>
@@ -4092,7 +4115,7 @@
       <w:tr>
         <w:tc>
           <w:tcPr>
-            <w:tcW w:w="3600" w:type="dxa"/>
+            <w:tcW w:w="3100" w:type="dxa"/>
           </w:tcPr>
           <w:p>
             <w:r>
@@ -4105,7 +4128,7 @@
         </w:tc>
         <w:tc>
           <w:tcPr>
-            <w:tcW w:w="5000" w:type="dxa"/>
+            <w:tcW w:w="4300" w:type="dxa"/>
           </w:tcPr>
           <w:p>
             <w:r>
@@ -4118,7 +4141,7 @@
         </w:tc>
         <w:tc>
           <w:tcPr>
-            <w:tcW w:w="3038" w:type="dxa"/>
+            <w:tcW w:w="1954" w:type="dxa"/>
           </w:tcPr>
           <w:p>
             <w:r>
@@ -4134,7 +4157,7 @@
       <w:tr>
         <w:tc>
           <w:tcPr>
-            <w:tcW w:w="3600" w:type="dxa"/>
+            <w:tcW w:w="3100" w:type="dxa"/>
           </w:tcPr>
           <w:p>
             <w:r>
@@ -4147,7 +4170,7 @@
         </w:tc>
         <w:tc>
           <w:tcPr>
-            <w:tcW w:w="5000" w:type="dxa"/>
+            <w:tcW w:w="4300" w:type="dxa"/>
           </w:tcPr>
           <w:p>
             <w:r>
@@ -4160,7 +4183,7 @@
         </w:tc>
         <w:tc>
           <w:tcPr>
-            <w:tcW w:w="3038" w:type="dxa"/>
+            <w:tcW w:w="1954" w:type="dxa"/>
           </w:tcPr>
           <w:p>
             <w:r>
@@ -4247,7 +4270,7 @@
           <w:b/>
           <w:sz w:val="26"/>
         </w:rPr>
-        <w:t xml:space="preserve">Электроснабжение и электрооборудование (по Приложению №3 к ТЗ)</w:t>
+        <w:t xml:space="preserve">9. Электроснабжение и электрооборудование (по Приложению №3 к ТЗ)</w:t>
       </w:r>
     </w:p>
     <w:p>
@@ -4276,7 +4299,7 @@
     </w:p>
     <w:tbl>
       <w:tblPr>
-        <w:tblW w:w="11638" w:type="dxa"/>
+        <w:tblW w:w="9354" w:type="dxa"/>
         <w:tblBorders>
           <w:top w:val="single" w:sz="4" w:color="C9C9C9"/>
           <w:left w:val="single" w:sz="4" w:color="C9C9C9"/>
@@ -4288,14 +4311,17 @@
         <w:tblLayout w:type="fixed"/>
       </w:tblPr>
       <w:tblGrid>
-        <w:gridCol w:w="3600"/>
-        <w:gridCol w:w="5000"/>
-        <w:gridCol w:w="3038"/>
+        <w:gridCol w:w="3100"/>
+        <w:gridCol w:w="4300"/>
+        <w:gridCol w:w="1954"/>
       </w:tblGrid>
       <w:tr>
-        <w:tc>
-          <w:tcPr>
-            <w:tcW w:w="3600" w:type="dxa"/>
+        <w:trPr>
+          <w:tblHeader/>
+        </w:trPr>
+        <w:tc>
+          <w:tcPr>
+            <w:tcW w:w="3100" w:type="dxa"/>
             <w:shd w:val="clear" w:fill="EFEFEF"/>
           </w:tcPr>
           <w:p>
@@ -4310,7 +4336,7 @@
         </w:tc>
         <w:tc>
           <w:tcPr>
-            <w:tcW w:w="5000" w:type="dxa"/>
+            <w:tcW w:w="4300" w:type="dxa"/>
             <w:shd w:val="clear" w:fill="EFEFEF"/>
           </w:tcPr>
           <w:p>
@@ -4325,7 +4351,7 @@
         </w:tc>
         <w:tc>
           <w:tcPr>
-            <w:tcW w:w="3038" w:type="dxa"/>
+            <w:tcW w:w="1954" w:type="dxa"/>
             <w:shd w:val="clear" w:fill="EFEFEF"/>
           </w:tcPr>
           <w:p>
@@ -4342,7 +4368,7 @@
       <w:tr>
         <w:tc>
           <w:tcPr>
-            <w:tcW w:w="3600" w:type="dxa"/>
+            <w:tcW w:w="3100" w:type="dxa"/>
           </w:tcPr>
           <w:p>
             <w:r>
@@ -4355,7 +4381,7 @@
         </w:tc>
         <w:tc>
           <w:tcPr>
-            <w:tcW w:w="5000" w:type="dxa"/>
+            <w:tcW w:w="4300" w:type="dxa"/>
           </w:tcPr>
           <w:p>
             <w:r>
@@ -4368,7 +4394,7 @@
         </w:tc>
         <w:tc>
           <w:tcPr>
-            <w:tcW w:w="3038" w:type="dxa"/>
+            <w:tcW w:w="1954" w:type="dxa"/>
           </w:tcPr>
           <w:p>
             <w:r>
@@ -4384,7 +4410,7 @@
       <w:tr>
         <w:tc>
           <w:tcPr>
-            <w:tcW w:w="3600" w:type="dxa"/>
+            <w:tcW w:w="3100" w:type="dxa"/>
           </w:tcPr>
           <w:p>
             <w:r>
@@ -4397,7 +4423,7 @@
         </w:tc>
         <w:tc>
           <w:tcPr>
-            <w:tcW w:w="5000" w:type="dxa"/>
+            <w:tcW w:w="4300" w:type="dxa"/>
           </w:tcPr>
           <w:p>
             <w:r>
@@ -4410,7 +4436,7 @@
         </w:tc>
         <w:tc>
           <w:tcPr>
-            <w:tcW w:w="3038" w:type="dxa"/>
+            <w:tcW w:w="1954" w:type="dxa"/>
           </w:tcPr>
           <w:p>
             <w:r>
@@ -4426,7 +4452,7 @@
       <w:tr>
         <w:tc>
           <w:tcPr>
-            <w:tcW w:w="3600" w:type="dxa"/>
+            <w:tcW w:w="3100" w:type="dxa"/>
           </w:tcPr>
           <w:p>
             <w:r>
@@ -4439,7 +4465,7 @@
         </w:tc>
         <w:tc>
           <w:tcPr>
-            <w:tcW w:w="5000" w:type="dxa"/>
+            <w:tcW w:w="4300" w:type="dxa"/>
           </w:tcPr>
           <w:p>
             <w:r>
@@ -4452,7 +4478,7 @@
         </w:tc>
         <w:tc>
           <w:tcPr>
-            <w:tcW w:w="3038" w:type="dxa"/>
+            <w:tcW w:w="1954" w:type="dxa"/>
           </w:tcPr>
           <w:p>
             <w:r>
@@ -4468,7 +4494,7 @@
       <w:tr>
         <w:tc>
           <w:tcPr>
-            <w:tcW w:w="3600" w:type="dxa"/>
+            <w:tcW w:w="3100" w:type="dxa"/>
           </w:tcPr>
           <w:p>
             <w:r>
@@ -4481,7 +4507,7 @@
         </w:tc>
         <w:tc>
           <w:tcPr>
-            <w:tcW w:w="5000" w:type="dxa"/>
+            <w:tcW w:w="4300" w:type="dxa"/>
           </w:tcPr>
           <w:p>
             <w:r>
@@ -4494,7 +4520,7 @@
         </w:tc>
         <w:tc>
           <w:tcPr>
-            <w:tcW w:w="3038" w:type="dxa"/>
+            <w:tcW w:w="1954" w:type="dxa"/>
           </w:tcPr>
           <w:p>
             <w:r>
@@ -4510,7 +4536,7 @@
       <w:tr>
         <w:tc>
           <w:tcPr>
-            <w:tcW w:w="3600" w:type="dxa"/>
+            <w:tcW w:w="3100" w:type="dxa"/>
           </w:tcPr>
           <w:p>
             <w:r>
@@ -4523,7 +4549,7 @@
         </w:tc>
         <w:tc>
           <w:tcPr>
-            <w:tcW w:w="5000" w:type="dxa"/>
+            <w:tcW w:w="4300" w:type="dxa"/>
           </w:tcPr>
           <w:p>
             <w:r>
@@ -4536,7 +4562,7 @@
         </w:tc>
         <w:tc>
           <w:tcPr>
-            <w:tcW w:w="3038" w:type="dxa"/>
+            <w:tcW w:w="1954" w:type="dxa"/>
           </w:tcPr>
           <w:p>
             <w:r>
@@ -4552,7 +4578,7 @@
       <w:tr>
         <w:tc>
           <w:tcPr>
-            <w:tcW w:w="3600" w:type="dxa"/>
+            <w:tcW w:w="3100" w:type="dxa"/>
           </w:tcPr>
           <w:p>
             <w:r>
@@ -4565,7 +4591,7 @@
         </w:tc>
         <w:tc>
           <w:tcPr>
-            <w:tcW w:w="5000" w:type="dxa"/>
+            <w:tcW w:w="4300" w:type="dxa"/>
           </w:tcPr>
           <w:p>
             <w:r>
@@ -4578,7 +4604,7 @@
         </w:tc>
         <w:tc>
           <w:tcPr>
-            <w:tcW w:w="3038" w:type="dxa"/>
+            <w:tcW w:w="1954" w:type="dxa"/>
           </w:tcPr>
           <w:p>
             <w:r>
@@ -4665,7 +4691,7 @@
           <w:b/>
           <w:sz w:val="26"/>
         </w:rPr>
-        <w:t xml:space="preserve">Выбросы в атмосферу: аспирационные газы до и после очистки (предварительно, расчётно для раздела ОВОС)</w:t>
+        <w:t xml:space="preserve">10. Выбросы в атмосферу: аспирационные газы до и после очистки (предварительно, расчётно для раздела ОВОС)</w:t>
       </w:r>
     </w:p>
     <w:p>
@@ -4702,7 +4728,7 @@
     </w:p>
     <w:tbl>
       <w:tblPr>
-        <w:tblW w:w="11638" w:type="dxa"/>
+        <w:tblW w:w="9354" w:type="dxa"/>
         <w:tblBorders>
           <w:top w:val="single" w:sz="4" w:color="C9C9C9"/>
           <w:left w:val="single" w:sz="4" w:color="C9C9C9"/>
@@ -4714,14 +4740,17 @@
         <w:tblLayout w:type="fixed"/>
       </w:tblPr>
       <w:tblGrid>
-        <w:gridCol w:w="3600"/>
-        <w:gridCol w:w="5000"/>
-        <w:gridCol w:w="3038"/>
+        <w:gridCol w:w="3100"/>
+        <w:gridCol w:w="4300"/>
+        <w:gridCol w:w="1954"/>
       </w:tblGrid>
       <w:tr>
-        <w:tc>
-          <w:tcPr>
-            <w:tcW w:w="3600" w:type="dxa"/>
+        <w:trPr>
+          <w:tblHeader/>
+        </w:trPr>
+        <w:tc>
+          <w:tcPr>
+            <w:tcW w:w="3100" w:type="dxa"/>
             <w:shd w:val="clear" w:fill="EFEFEF"/>
           </w:tcPr>
           <w:p>
@@ -4736,7 +4765,7 @@
         </w:tc>
         <w:tc>
           <w:tcPr>
-            <w:tcW w:w="5000" w:type="dxa"/>
+            <w:tcW w:w="4300" w:type="dxa"/>
             <w:shd w:val="clear" w:fill="EFEFEF"/>
           </w:tcPr>
           <w:p>
@@ -4751,7 +4780,7 @@
         </w:tc>
         <w:tc>
           <w:tcPr>
-            <w:tcW w:w="3038" w:type="dxa"/>
+            <w:tcW w:w="1954" w:type="dxa"/>
             <w:shd w:val="clear" w:fill="EFEFEF"/>
           </w:tcPr>
           <w:p>
@@ -4768,7 +4797,7 @@
       <w:tr>
         <w:tc>
           <w:tcPr>
-            <w:tcW w:w="3600" w:type="dxa"/>
+            <w:tcW w:w="3100" w:type="dxa"/>
           </w:tcPr>
           <w:p>
             <w:r>
@@ -4781,7 +4810,7 @@
         </w:tc>
         <w:tc>
           <w:tcPr>
-            <w:tcW w:w="5000" w:type="dxa"/>
+            <w:tcW w:w="4300" w:type="dxa"/>
           </w:tcPr>
           <w:p>
             <w:r>
@@ -4794,7 +4823,7 @@
         </w:tc>
         <w:tc>
           <w:tcPr>
-            <w:tcW w:w="3038" w:type="dxa"/>
+            <w:tcW w:w="1954" w:type="dxa"/>
           </w:tcPr>
           <w:p>
             <w:r>
@@ -4810,7 +4839,7 @@
       <w:tr>
         <w:tc>
           <w:tcPr>
-            <w:tcW w:w="3600" w:type="dxa"/>
+            <w:tcW w:w="3100" w:type="dxa"/>
           </w:tcPr>
           <w:p>
             <w:r>
@@ -4823,7 +4852,7 @@
         </w:tc>
         <w:tc>
           <w:tcPr>
-            <w:tcW w:w="5000" w:type="dxa"/>
+            <w:tcW w:w="4300" w:type="dxa"/>
           </w:tcPr>
           <w:p>
             <w:r>
@@ -4836,7 +4865,7 @@
         </w:tc>
         <w:tc>
           <w:tcPr>
-            <w:tcW w:w="3038" w:type="dxa"/>
+            <w:tcW w:w="1954" w:type="dxa"/>
           </w:tcPr>
           <w:p>
             <w:r>
@@ -4852,7 +4881,7 @@
       <w:tr>
         <w:tc>
           <w:tcPr>
-            <w:tcW w:w="3600" w:type="dxa"/>
+            <w:tcW w:w="3100" w:type="dxa"/>
           </w:tcPr>
           <w:p>
             <w:r>
@@ -4865,7 +4894,7 @@
         </w:tc>
         <w:tc>
           <w:tcPr>
-            <w:tcW w:w="5000" w:type="dxa"/>
+            <w:tcW w:w="4300" w:type="dxa"/>
           </w:tcPr>
           <w:p>
             <w:r>
@@ -4878,7 +4907,7 @@
         </w:tc>
         <w:tc>
           <w:tcPr>
-            <w:tcW w:w="3038" w:type="dxa"/>
+            <w:tcW w:w="1954" w:type="dxa"/>
           </w:tcPr>
           <w:p>
             <w:r>
@@ -4894,7 +4923,7 @@
       <w:tr>
         <w:tc>
           <w:tcPr>
-            <w:tcW w:w="3600" w:type="dxa"/>
+            <w:tcW w:w="3100" w:type="dxa"/>
           </w:tcPr>
           <w:p>
             <w:r>
@@ -4907,7 +4936,7 @@
         </w:tc>
         <w:tc>
           <w:tcPr>
-            <w:tcW w:w="5000" w:type="dxa"/>
+            <w:tcW w:w="4300" w:type="dxa"/>
           </w:tcPr>
           <w:p>
             <w:r>
@@ -4920,7 +4949,7 @@
         </w:tc>
         <w:tc>
           <w:tcPr>
-            <w:tcW w:w="3038" w:type="dxa"/>
+            <w:tcW w:w="1954" w:type="dxa"/>
           </w:tcPr>
           <w:p>
             <w:r>
@@ -4936,7 +4965,7 @@
       <w:tr>
         <w:tc>
           <w:tcPr>
-            <w:tcW w:w="3600" w:type="dxa"/>
+            <w:tcW w:w="3100" w:type="dxa"/>
           </w:tcPr>
           <w:p>
             <w:r>
@@ -4949,7 +4978,7 @@
         </w:tc>
         <w:tc>
           <w:tcPr>
-            <w:tcW w:w="5000" w:type="dxa"/>
+            <w:tcW w:w="4300" w:type="dxa"/>
           </w:tcPr>
           <w:p>
             <w:r>
@@ -4962,7 +4991,7 @@
         </w:tc>
         <w:tc>
           <w:tcPr>
-            <w:tcW w:w="3038" w:type="dxa"/>
+            <w:tcW w:w="1954" w:type="dxa"/>
           </w:tcPr>
           <w:p>
             <w:r>
@@ -5049,7 +5078,7 @@
           <w:b/>
           <w:sz w:val="26"/>
         </w:rPr>
-        <w:t xml:space="preserve">Сводные предварительные данные для раздела ОВОС (по материальным балансам)</w:t>
+        <w:t xml:space="preserve">11. Сводные предварительные данные для раздела ОВОС (по материальным балансам)</w:t>
       </w:r>
     </w:p>
     <w:p>
@@ -5086,7 +5115,7 @@
     </w:p>
     <w:tbl>
       <w:tblPr>
-        <w:tblW w:w="11638" w:type="dxa"/>
+        <w:tblW w:w="9354" w:type="dxa"/>
         <w:tblBorders>
           <w:top w:val="single" w:sz="4" w:color="C9C9C9"/>
           <w:left w:val="single" w:sz="4" w:color="C9C9C9"/>
@@ -5098,14 +5127,17 @@
         <w:tblLayout w:type="fixed"/>
       </w:tblPr>
       <w:tblGrid>
-        <w:gridCol w:w="3600"/>
-        <w:gridCol w:w="5000"/>
-        <w:gridCol w:w="3038"/>
+        <w:gridCol w:w="3100"/>
+        <w:gridCol w:w="4300"/>
+        <w:gridCol w:w="1954"/>
       </w:tblGrid>
       <w:tr>
-        <w:tc>
-          <w:tcPr>
-            <w:tcW w:w="3600" w:type="dxa"/>
+        <w:trPr>
+          <w:tblHeader/>
+        </w:trPr>
+        <w:tc>
+          <w:tcPr>
+            <w:tcW w:w="3100" w:type="dxa"/>
             <w:shd w:val="clear" w:fill="EFEFEF"/>
           </w:tcPr>
           <w:p>
@@ -5120,7 +5152,7 @@
         </w:tc>
         <w:tc>
           <w:tcPr>
-            <w:tcW w:w="5000" w:type="dxa"/>
+            <w:tcW w:w="4300" w:type="dxa"/>
             <w:shd w:val="clear" w:fill="EFEFEF"/>
           </w:tcPr>
           <w:p>
@@ -5135,7 +5167,7 @@
         </w:tc>
         <w:tc>
           <w:tcPr>
-            <w:tcW w:w="3038" w:type="dxa"/>
+            <w:tcW w:w="1954" w:type="dxa"/>
             <w:shd w:val="clear" w:fill="EFEFEF"/>
           </w:tcPr>
           <w:p>
@@ -5152,7 +5184,7 @@
       <w:tr>
         <w:tc>
           <w:tcPr>
-            <w:tcW w:w="3600" w:type="dxa"/>
+            <w:tcW w:w="3100" w:type="dxa"/>
           </w:tcPr>
           <w:p>
             <w:r>
@@ -5165,7 +5197,7 @@
         </w:tc>
         <w:tc>
           <w:tcPr>
-            <w:tcW w:w="5000" w:type="dxa"/>
+            <w:tcW w:w="4300" w:type="dxa"/>
           </w:tcPr>
           <w:p>
             <w:r>
@@ -5178,7 +5210,7 @@
         </w:tc>
         <w:tc>
           <w:tcPr>
-            <w:tcW w:w="3038" w:type="dxa"/>
+            <w:tcW w:w="1954" w:type="dxa"/>
           </w:tcPr>
           <w:p>
             <w:r>
@@ -5194,7 +5226,7 @@
       <w:tr>
         <w:tc>
           <w:tcPr>
-            <w:tcW w:w="3600" w:type="dxa"/>
+            <w:tcW w:w="3100" w:type="dxa"/>
           </w:tcPr>
           <w:p>
             <w:r>
@@ -5207,7 +5239,7 @@
         </w:tc>
         <w:tc>
           <w:tcPr>
-            <w:tcW w:w="5000" w:type="dxa"/>
+            <w:tcW w:w="4300" w:type="dxa"/>
           </w:tcPr>
           <w:p>
             <w:r>
@@ -5220,7 +5252,7 @@
         </w:tc>
         <w:tc>
           <w:tcPr>
-            <w:tcW w:w="3038" w:type="dxa"/>
+            <w:tcW w:w="1954" w:type="dxa"/>
           </w:tcPr>
           <w:p>
             <w:r>
@@ -5236,7 +5268,7 @@
       <w:tr>
         <w:tc>
           <w:tcPr>
-            <w:tcW w:w="3600" w:type="dxa"/>
+            <w:tcW w:w="3100" w:type="dxa"/>
           </w:tcPr>
           <w:p>
             <w:r>
@@ -5249,7 +5281,7 @@
         </w:tc>
         <w:tc>
           <w:tcPr>
-            <w:tcW w:w="5000" w:type="dxa"/>
+            <w:tcW w:w="4300" w:type="dxa"/>
           </w:tcPr>
           <w:p>
             <w:r>
@@ -5262,7 +5294,7 @@
         </w:tc>
         <w:tc>
           <w:tcPr>
-            <w:tcW w:w="3038" w:type="dxa"/>
+            <w:tcW w:w="1954" w:type="dxa"/>
           </w:tcPr>
           <w:p>
             <w:r>
@@ -5278,7 +5310,7 @@
       <w:tr>
         <w:tc>
           <w:tcPr>
-            <w:tcW w:w="3600" w:type="dxa"/>
+            <w:tcW w:w="3100" w:type="dxa"/>
           </w:tcPr>
           <w:p>
             <w:r>
@@ -5291,7 +5323,7 @@
         </w:tc>
         <w:tc>
           <w:tcPr>
-            <w:tcW w:w="5000" w:type="dxa"/>
+            <w:tcW w:w="4300" w:type="dxa"/>
           </w:tcPr>
           <w:p>
             <w:r>
@@ -5304,7 +5336,7 @@
         </w:tc>
         <w:tc>
           <w:tcPr>
-            <w:tcW w:w="3038" w:type="dxa"/>
+            <w:tcW w:w="1954" w:type="dxa"/>
           </w:tcPr>
           <w:p>
             <w:r>
@@ -5320,7 +5352,7 @@
       <w:tr>
         <w:tc>
           <w:tcPr>
-            <w:tcW w:w="3600" w:type="dxa"/>
+            <w:tcW w:w="3100" w:type="dxa"/>
           </w:tcPr>
           <w:p>
             <w:r>
@@ -5333,7 +5365,7 @@
         </w:tc>
         <w:tc>
           <w:tcPr>
-            <w:tcW w:w="5000" w:type="dxa"/>
+            <w:tcW w:w="4300" w:type="dxa"/>
           </w:tcPr>
           <w:p>
             <w:r>
@@ -5346,7 +5378,7 @@
         </w:tc>
         <w:tc>
           <w:tcPr>
-            <w:tcW w:w="3038" w:type="dxa"/>
+            <w:tcW w:w="1954" w:type="dxa"/>
           </w:tcPr>
           <w:p>
             <w:r>
@@ -5362,7 +5394,7 @@
       <w:tr>
         <w:tc>
           <w:tcPr>
-            <w:tcW w:w="3600" w:type="dxa"/>
+            <w:tcW w:w="3100" w:type="dxa"/>
           </w:tcPr>
           <w:p>
             <w:r>
@@ -5375,7 +5407,7 @@
         </w:tc>
         <w:tc>
           <w:tcPr>
-            <w:tcW w:w="5000" w:type="dxa"/>
+            <w:tcW w:w="4300" w:type="dxa"/>
           </w:tcPr>
           <w:p>
             <w:r>
@@ -5388,7 +5420,7 @@
         </w:tc>
         <w:tc>
           <w:tcPr>
-            <w:tcW w:w="3038" w:type="dxa"/>
+            <w:tcW w:w="1954" w:type="dxa"/>
           </w:tcPr>
           <w:p>
             <w:r>
@@ -5404,7 +5436,7 @@
       <w:tr>
         <w:tc>
           <w:tcPr>
-            <w:tcW w:w="3600" w:type="dxa"/>
+            <w:tcW w:w="3100" w:type="dxa"/>
           </w:tcPr>
           <w:p>
             <w:r>
@@ -5417,7 +5449,7 @@
         </w:tc>
         <w:tc>
           <w:tcPr>
-            <w:tcW w:w="5000" w:type="dxa"/>
+            <w:tcW w:w="4300" w:type="dxa"/>
           </w:tcPr>
           <w:p>
             <w:r>
@@ -5430,7 +5462,7 @@
         </w:tc>
         <w:tc>
           <w:tcPr>
-            <w:tcW w:w="3038" w:type="dxa"/>
+            <w:tcW w:w="1954" w:type="dxa"/>
           </w:tcPr>
           <w:p>
             <w:r>
@@ -5533,7 +5565,7 @@
           <w:b/>
           <w:sz w:val="26"/>
         </w:rPr>
-        <w:t xml:space="preserve">Предварительные данные по подключению к сетям водо-, энерго- и воздухоснабжения</w:t>
+        <w:t xml:space="preserve">12. Предварительные данные по подключению к сетям водо-, энерго- и воздухоснабжения</w:t>
       </w:r>
     </w:p>
     <w:p>
@@ -5554,7 +5586,7 @@
     </w:p>
     <w:tbl>
       <w:tblPr>
-        <w:tblW w:w="11638" w:type="dxa"/>
+        <w:tblW w:w="9354" w:type="dxa"/>
         <w:tblBorders>
           <w:top w:val="single" w:sz="4" w:color="C9C9C9"/>
           <w:left w:val="single" w:sz="4" w:color="C9C9C9"/>
@@ -5566,14 +5598,17 @@
         <w:tblLayout w:type="fixed"/>
       </w:tblPr>
       <w:tblGrid>
-        <w:gridCol w:w="3600"/>
-        <w:gridCol w:w="5000"/>
-        <w:gridCol w:w="3038"/>
+        <w:gridCol w:w="3100"/>
+        <w:gridCol w:w="4300"/>
+        <w:gridCol w:w="1954"/>
       </w:tblGrid>
       <w:tr>
-        <w:tc>
-          <w:tcPr>
-            <w:tcW w:w="3600" w:type="dxa"/>
+        <w:trPr>
+          <w:tblHeader/>
+        </w:trPr>
+        <w:tc>
+          <w:tcPr>
+            <w:tcW w:w="3100" w:type="dxa"/>
             <w:shd w:val="clear" w:fill="EFEFEF"/>
           </w:tcPr>
           <w:p>
@@ -5588,7 +5623,7 @@
         </w:tc>
         <w:tc>
           <w:tcPr>
-            <w:tcW w:w="5000" w:type="dxa"/>
+            <w:tcW w:w="4300" w:type="dxa"/>
             <w:shd w:val="clear" w:fill="EFEFEF"/>
           </w:tcPr>
           <w:p>
@@ -5603,7 +5638,7 @@
         </w:tc>
         <w:tc>
           <w:tcPr>
-            <w:tcW w:w="3038" w:type="dxa"/>
+            <w:tcW w:w="1954" w:type="dxa"/>
             <w:shd w:val="clear" w:fill="EFEFEF"/>
           </w:tcPr>
           <w:p>
@@ -5620,7 +5655,7 @@
       <w:tr>
         <w:tc>
           <w:tcPr>
-            <w:tcW w:w="3600" w:type="dxa"/>
+            <w:tcW w:w="3100" w:type="dxa"/>
           </w:tcPr>
           <w:p>
             <w:r>
@@ -5633,7 +5668,7 @@
         </w:tc>
         <w:tc>
           <w:tcPr>
-            <w:tcW w:w="5000" w:type="dxa"/>
+            <w:tcW w:w="4300" w:type="dxa"/>
           </w:tcPr>
           <w:p>
             <w:r>
@@ -5646,7 +5681,7 @@
         </w:tc>
         <w:tc>
           <w:tcPr>
-            <w:tcW w:w="3038" w:type="dxa"/>
+            <w:tcW w:w="1954" w:type="dxa"/>
           </w:tcPr>
           <w:p>
             <w:r>
@@ -5662,7 +5697,7 @@
       <w:tr>
         <w:tc>
           <w:tcPr>
-            <w:tcW w:w="3600" w:type="dxa"/>
+            <w:tcW w:w="3100" w:type="dxa"/>
           </w:tcPr>
           <w:p>
             <w:r>
@@ -5675,7 +5710,7 @@
         </w:tc>
         <w:tc>
           <w:tcPr>
-            <w:tcW w:w="5000" w:type="dxa"/>
+            <w:tcW w:w="4300" w:type="dxa"/>
           </w:tcPr>
           <w:p>
             <w:r>
@@ -5688,7 +5723,7 @@
         </w:tc>
         <w:tc>
           <w:tcPr>
-            <w:tcW w:w="3038" w:type="dxa"/>
+            <w:tcW w:w="1954" w:type="dxa"/>
           </w:tcPr>
           <w:p>
             <w:r>
@@ -5704,7 +5739,7 @@
       <w:tr>
         <w:tc>
           <w:tcPr>
-            <w:tcW w:w="3600" w:type="dxa"/>
+            <w:tcW w:w="3100" w:type="dxa"/>
           </w:tcPr>
           <w:p>
             <w:r>
@@ -5717,7 +5752,7 @@
         </w:tc>
         <w:tc>
           <w:tcPr>
-            <w:tcW w:w="5000" w:type="dxa"/>
+            <w:tcW w:w="4300" w:type="dxa"/>
           </w:tcPr>
           <w:p>
             <w:r>
@@ -5730,7 +5765,7 @@
         </w:tc>
         <w:tc>
           <w:tcPr>
-            <w:tcW w:w="3038" w:type="dxa"/>
+            <w:tcW w:w="1954" w:type="dxa"/>
           </w:tcPr>
           <w:p>
             <w:r>
@@ -5746,7 +5781,7 @@
       <w:tr>
         <w:tc>
           <w:tcPr>
-            <w:tcW w:w="3600" w:type="dxa"/>
+            <w:tcW w:w="3100" w:type="dxa"/>
           </w:tcPr>
           <w:p>
             <w:r>
@@ -5759,7 +5794,7 @@
         </w:tc>
         <w:tc>
           <w:tcPr>
-            <w:tcW w:w="5000" w:type="dxa"/>
+            <w:tcW w:w="4300" w:type="dxa"/>
           </w:tcPr>
           <w:p>
             <w:r>
@@ -5772,7 +5807,7 @@
         </w:tc>
         <w:tc>
           <w:tcPr>
-            <w:tcW w:w="3038" w:type="dxa"/>
+            <w:tcW w:w="1954" w:type="dxa"/>
           </w:tcPr>
           <w:p>
             <w:r>
@@ -5788,7 +5823,7 @@
       <w:tr>
         <w:tc>
           <w:tcPr>
-            <w:tcW w:w="3600" w:type="dxa"/>
+            <w:tcW w:w="3100" w:type="dxa"/>
           </w:tcPr>
           <w:p>
             <w:r>
@@ -5801,7 +5836,7 @@
         </w:tc>
         <w:tc>
           <w:tcPr>
-            <w:tcW w:w="5000" w:type="dxa"/>
+            <w:tcW w:w="4300" w:type="dxa"/>
           </w:tcPr>
           <w:p>
             <w:r>
@@ -5814,7 +5849,7 @@
         </w:tc>
         <w:tc>
           <w:tcPr>
-            <w:tcW w:w="3038" w:type="dxa"/>
+            <w:tcW w:w="1954" w:type="dxa"/>
           </w:tcPr>
           <w:p>
             <w:r>
@@ -5830,7 +5865,7 @@
       <w:tr>
         <w:tc>
           <w:tcPr>
-            <w:tcW w:w="3600" w:type="dxa"/>
+            <w:tcW w:w="3100" w:type="dxa"/>
           </w:tcPr>
           <w:p>
             <w:r>
@@ -5843,7 +5878,7 @@
         </w:tc>
         <w:tc>
           <w:tcPr>
-            <w:tcW w:w="5000" w:type="dxa"/>
+            <w:tcW w:w="4300" w:type="dxa"/>
           </w:tcPr>
           <w:p>
             <w:r>
@@ -5856,7 +5891,7 @@
         </w:tc>
         <w:tc>
           <w:tcPr>
-            <w:tcW w:w="3038" w:type="dxa"/>
+            <w:tcW w:w="1954" w:type="dxa"/>
           </w:tcPr>
           <w:p>
             <w:r>
@@ -5943,7 +5978,7 @@
           <w:b/>
           <w:sz w:val="26"/>
         </w:rPr>
-        <w:t xml:space="preserve">Автоматизация цеха обжига: АСУТП и система оптимизации режимов с машинным обучением</w:t>
+        <w:t xml:space="preserve">13. Автоматизация цеха обжига: АСУТП и система оптимизации режимов с машинным обучением</w:t>
       </w:r>
     </w:p>
     <w:p>
@@ -5972,7 +6007,7 @@
     </w:p>
     <w:tbl>
       <w:tblPr>
-        <w:tblW w:w="11638" w:type="dxa"/>
+        <w:tblW w:w="9354" w:type="dxa"/>
         <w:tblBorders>
           <w:top w:val="single" w:sz="4" w:color="C9C9C9"/>
           <w:left w:val="single" w:sz="4" w:color="C9C9C9"/>
@@ -5984,14 +6019,17 @@
         <w:tblLayout w:type="fixed"/>
       </w:tblPr>
       <w:tblGrid>
-        <w:gridCol w:w="3600"/>
-        <w:gridCol w:w="5000"/>
-        <w:gridCol w:w="3038"/>
+        <w:gridCol w:w="3100"/>
+        <w:gridCol w:w="4300"/>
+        <w:gridCol w:w="1954"/>
       </w:tblGrid>
       <w:tr>
-        <w:tc>
-          <w:tcPr>
-            <w:tcW w:w="3600" w:type="dxa"/>
+        <w:trPr>
+          <w:tblHeader/>
+        </w:trPr>
+        <w:tc>
+          <w:tcPr>
+            <w:tcW w:w="3100" w:type="dxa"/>
             <w:shd w:val="clear" w:fill="EFEFEF"/>
           </w:tcPr>
           <w:p>
@@ -6006,7 +6044,7 @@
         </w:tc>
         <w:tc>
           <w:tcPr>
-            <w:tcW w:w="5000" w:type="dxa"/>
+            <w:tcW w:w="4300" w:type="dxa"/>
             <w:shd w:val="clear" w:fill="EFEFEF"/>
           </w:tcPr>
           <w:p>
@@ -6021,7 +6059,7 @@
         </w:tc>
         <w:tc>
           <w:tcPr>
-            <w:tcW w:w="3038" w:type="dxa"/>
+            <w:tcW w:w="1954" w:type="dxa"/>
             <w:shd w:val="clear" w:fill="EFEFEF"/>
           </w:tcPr>
           <w:p>
@@ -6038,7 +6076,7 @@
       <w:tr>
         <w:tc>
           <w:tcPr>
-            <w:tcW w:w="3600" w:type="dxa"/>
+            <w:tcW w:w="3100" w:type="dxa"/>
           </w:tcPr>
           <w:p>
             <w:r>
@@ -6051,7 +6089,7 @@
         </w:tc>
         <w:tc>
           <w:tcPr>
-            <w:tcW w:w="5000" w:type="dxa"/>
+            <w:tcW w:w="4300" w:type="dxa"/>
           </w:tcPr>
           <w:p>
             <w:r>
@@ -6064,7 +6102,7 @@
         </w:tc>
         <w:tc>
           <w:tcPr>
-            <w:tcW w:w="3038" w:type="dxa"/>
+            <w:tcW w:w="1954" w:type="dxa"/>
           </w:tcPr>
           <w:p>
             <w:r>
@@ -6080,7 +6118,7 @@
       <w:tr>
         <w:tc>
           <w:tcPr>
-            <w:tcW w:w="3600" w:type="dxa"/>
+            <w:tcW w:w="3100" w:type="dxa"/>
           </w:tcPr>
           <w:p>
             <w:r>
@@ -6093,7 +6131,7 @@
         </w:tc>
         <w:tc>
           <w:tcPr>
-            <w:tcW w:w="5000" w:type="dxa"/>
+            <w:tcW w:w="4300" w:type="dxa"/>
           </w:tcPr>
           <w:p>
             <w:r>
@@ -6106,7 +6144,7 @@
         </w:tc>
         <w:tc>
           <w:tcPr>
-            <w:tcW w:w="3038" w:type="dxa"/>
+            <w:tcW w:w="1954" w:type="dxa"/>
           </w:tcPr>
           <w:p>
             <w:r>
@@ -6122,7 +6160,7 @@
       <w:tr>
         <w:tc>
           <w:tcPr>
-            <w:tcW w:w="3600" w:type="dxa"/>
+            <w:tcW w:w="3100" w:type="dxa"/>
           </w:tcPr>
           <w:p>
             <w:r>
@@ -6135,7 +6173,7 @@
         </w:tc>
         <w:tc>
           <w:tcPr>
-            <w:tcW w:w="5000" w:type="dxa"/>
+            <w:tcW w:w="4300" w:type="dxa"/>
           </w:tcPr>
           <w:p>
             <w:r>
@@ -6148,7 +6186,7 @@
         </w:tc>
         <w:tc>
           <w:tcPr>
-            <w:tcW w:w="3038" w:type="dxa"/>
+            <w:tcW w:w="1954" w:type="dxa"/>
           </w:tcPr>
           <w:p>
             <w:r>
@@ -6164,7 +6202,7 @@
       <w:tr>
         <w:tc>
           <w:tcPr>
-            <w:tcW w:w="3600" w:type="dxa"/>
+            <w:tcW w:w="3100" w:type="dxa"/>
           </w:tcPr>
           <w:p>
             <w:r>
@@ -6177,7 +6215,7 @@
         </w:tc>
         <w:tc>
           <w:tcPr>
-            <w:tcW w:w="5000" w:type="dxa"/>
+            <w:tcW w:w="4300" w:type="dxa"/>
           </w:tcPr>
           <w:p>
             <w:r>
@@ -6190,7 +6228,7 @@
         </w:tc>
         <w:tc>
           <w:tcPr>
-            <w:tcW w:w="3038" w:type="dxa"/>
+            <w:tcW w:w="1954" w:type="dxa"/>
           </w:tcPr>
           <w:p>
             <w:r>
@@ -6206,7 +6244,7 @@
       <w:tr>
         <w:tc>
           <w:tcPr>
-            <w:tcW w:w="3600" w:type="dxa"/>
+            <w:tcW w:w="3100" w:type="dxa"/>
           </w:tcPr>
           <w:p>
             <w:r>
@@ -6219,7 +6257,7 @@
         </w:tc>
         <w:tc>
           <w:tcPr>
-            <w:tcW w:w="5000" w:type="dxa"/>
+            <w:tcW w:w="4300" w:type="dxa"/>
           </w:tcPr>
           <w:p>
             <w:r>
@@ -6232,7 +6270,7 @@
         </w:tc>
         <w:tc>
           <w:tcPr>
-            <w:tcW w:w="3038" w:type="dxa"/>
+            <w:tcW w:w="1954" w:type="dxa"/>
           </w:tcPr>
           <w:p>
             <w:r>
@@ -6248,7 +6286,7 @@
       <w:tr>
         <w:tc>
           <w:tcPr>
-            <w:tcW w:w="3600" w:type="dxa"/>
+            <w:tcW w:w="3100" w:type="dxa"/>
           </w:tcPr>
           <w:p>
             <w:r>
@@ -6261,7 +6299,7 @@
         </w:tc>
         <w:tc>
           <w:tcPr>
-            <w:tcW w:w="5000" w:type="dxa"/>
+            <w:tcW w:w="4300" w:type="dxa"/>
           </w:tcPr>
           <w:p>
             <w:r>
@@ -6274,7 +6312,7 @@
         </w:tc>
         <w:tc>
           <w:tcPr>
-            <w:tcW w:w="3038" w:type="dxa"/>
+            <w:tcW w:w="1954" w:type="dxa"/>
           </w:tcPr>
           <w:p>
             <w:r>
@@ -6290,7 +6328,7 @@
       <w:tr>
         <w:tc>
           <w:tcPr>
-            <w:tcW w:w="3600" w:type="dxa"/>
+            <w:tcW w:w="3100" w:type="dxa"/>
           </w:tcPr>
           <w:p>
             <w:r>
@@ -6303,7 +6341,7 @@
         </w:tc>
         <w:tc>
           <w:tcPr>
-            <w:tcW w:w="5000" w:type="dxa"/>
+            <w:tcW w:w="4300" w:type="dxa"/>
           </w:tcPr>
           <w:p>
             <w:r>
@@ -6316,7 +6354,7 @@
         </w:tc>
         <w:tc>
           <w:tcPr>
-            <w:tcW w:w="3038" w:type="dxa"/>
+            <w:tcW w:w="1954" w:type="dxa"/>
           </w:tcPr>
           <w:p>
             <w:r>
@@ -6419,7 +6457,7 @@
           <w:b/>
           <w:sz w:val="26"/>
         </w:rPr>
-        <w:t xml:space="preserve">Принципиальная технологическая схема (PFD)</w:t>
+        <w:t xml:space="preserve">14. Принципиальная технологическая схема (PFD)</w:t>
       </w:r>
     </w:p>
     <w:p>
@@ -6440,7 +6478,7 @@
     </w:p>
     <w:tbl>
       <w:tblPr>
-        <w:tblW w:w="11638" w:type="dxa"/>
+        <w:tblW w:w="9354" w:type="dxa"/>
         <w:tblBorders>
           <w:top w:val="single" w:sz="4" w:color="C9C9C9"/>
           <w:left w:val="single" w:sz="4" w:color="C9C9C9"/>
@@ -6452,14 +6490,17 @@
         <w:tblLayout w:type="fixed"/>
       </w:tblPr>
       <w:tblGrid>
-        <w:gridCol w:w="3600"/>
-        <w:gridCol w:w="5000"/>
-        <w:gridCol w:w="3038"/>
+        <w:gridCol w:w="3100"/>
+        <w:gridCol w:w="4300"/>
+        <w:gridCol w:w="1954"/>
       </w:tblGrid>
       <w:tr>
-        <w:tc>
-          <w:tcPr>
-            <w:tcW w:w="3600" w:type="dxa"/>
+        <w:trPr>
+          <w:tblHeader/>
+        </w:trPr>
+        <w:tc>
+          <w:tcPr>
+            <w:tcW w:w="3100" w:type="dxa"/>
             <w:shd w:val="clear" w:fill="EFEFEF"/>
           </w:tcPr>
           <w:p>
@@ -6474,7 +6515,7 @@
         </w:tc>
         <w:tc>
           <w:tcPr>
-            <w:tcW w:w="5000" w:type="dxa"/>
+            <w:tcW w:w="4300" w:type="dxa"/>
             <w:shd w:val="clear" w:fill="EFEFEF"/>
           </w:tcPr>
           <w:p>
@@ -6489,7 +6530,7 @@
         </w:tc>
         <w:tc>
           <w:tcPr>
-            <w:tcW w:w="3038" w:type="dxa"/>
+            <w:tcW w:w="1954" w:type="dxa"/>
             <w:shd w:val="clear" w:fill="EFEFEF"/>
           </w:tcPr>
           <w:p>
@@ -6506,7 +6547,7 @@
       <w:tr>
         <w:tc>
           <w:tcPr>
-            <w:tcW w:w="3600" w:type="dxa"/>
+            <w:tcW w:w="3100" w:type="dxa"/>
           </w:tcPr>
           <w:p>
             <w:r>
@@ -6519,7 +6560,7 @@
         </w:tc>
         <w:tc>
           <w:tcPr>
-            <w:tcW w:w="5000" w:type="dxa"/>
+            <w:tcW w:w="4300" w:type="dxa"/>
           </w:tcPr>
           <w:p>
             <w:r>
@@ -6532,7 +6573,7 @@
         </w:tc>
         <w:tc>
           <w:tcPr>
-            <w:tcW w:w="3038" w:type="dxa"/>
+            <w:tcW w:w="1954" w:type="dxa"/>
           </w:tcPr>
           <w:p>
             <w:r>
@@ -6548,7 +6589,7 @@
       <w:tr>
         <w:tc>
           <w:tcPr>
-            <w:tcW w:w="3600" w:type="dxa"/>
+            <w:tcW w:w="3100" w:type="dxa"/>
           </w:tcPr>
           <w:p>
             <w:r>
@@ -6561,7 +6602,7 @@
         </w:tc>
         <w:tc>
           <w:tcPr>
-            <w:tcW w:w="5000" w:type="dxa"/>
+            <w:tcW w:w="4300" w:type="dxa"/>
           </w:tcPr>
           <w:p>
             <w:r>
@@ -6574,7 +6615,7 @@
         </w:tc>
         <w:tc>
           <w:tcPr>
-            <w:tcW w:w="3038" w:type="dxa"/>
+            <w:tcW w:w="1954" w:type="dxa"/>
           </w:tcPr>
           <w:p>
             <w:r>
@@ -6590,7 +6631,7 @@
       <w:tr>
         <w:tc>
           <w:tcPr>
-            <w:tcW w:w="3600" w:type="dxa"/>
+            <w:tcW w:w="3100" w:type="dxa"/>
           </w:tcPr>
           <w:p>
             <w:r>
@@ -6603,7 +6644,7 @@
         </w:tc>
         <w:tc>
           <w:tcPr>
-            <w:tcW w:w="5000" w:type="dxa"/>
+            <w:tcW w:w="4300" w:type="dxa"/>
           </w:tcPr>
           <w:p>
             <w:r>
@@ -6616,7 +6657,7 @@
         </w:tc>
         <w:tc>
           <w:tcPr>
-            <w:tcW w:w="3038" w:type="dxa"/>
+            <w:tcW w:w="1954" w:type="dxa"/>
           </w:tcPr>
           <w:p>
             <w:r>
@@ -6632,7 +6673,7 @@
       <w:tr>
         <w:tc>
           <w:tcPr>
-            <w:tcW w:w="3600" w:type="dxa"/>
+            <w:tcW w:w="3100" w:type="dxa"/>
           </w:tcPr>
           <w:p>
             <w:r>
@@ -6645,7 +6686,7 @@
         </w:tc>
         <w:tc>
           <w:tcPr>
-            <w:tcW w:w="5000" w:type="dxa"/>
+            <w:tcW w:w="4300" w:type="dxa"/>
           </w:tcPr>
           <w:p>
             <w:r>
@@ -6658,7 +6699,7 @@
         </w:tc>
         <w:tc>
           <w:tcPr>
-            <w:tcW w:w="3038" w:type="dxa"/>
+            <w:tcW w:w="1954" w:type="dxa"/>
           </w:tcPr>
           <w:p>
             <w:r>
@@ -6729,7 +6770,7 @@
           <w:b/>
           <w:sz w:val="26"/>
         </w:rPr>
-        <w:t xml:space="preserve">Предварительные схемы трубопроводов и КИПиА (P&amp;ID) по участкам: контуры регулирования, блокировки, уставки</w:t>
+        <w:t xml:space="preserve">15. Предварительные схемы трубопроводов и КИПиА (P&amp;ID) по участкам: контуры регулирования, блокировки, уставки</w:t>
       </w:r>
     </w:p>
     <w:p>
@@ -6782,7 +6823,7 @@
     </w:p>
     <w:tbl>
       <w:tblPr>
-        <w:tblW w:w="11638" w:type="dxa"/>
+        <w:tblW w:w="9354" w:type="dxa"/>
         <w:tblBorders>
           <w:top w:val="single" w:sz="4" w:color="C9C9C9"/>
           <w:left w:val="single" w:sz="4" w:color="C9C9C9"/>
@@ -6794,14 +6835,17 @@
         <w:tblLayout w:type="fixed"/>
       </w:tblPr>
       <w:tblGrid>
-        <w:gridCol w:w="3600"/>
-        <w:gridCol w:w="5000"/>
-        <w:gridCol w:w="3038"/>
+        <w:gridCol w:w="3100"/>
+        <w:gridCol w:w="4300"/>
+        <w:gridCol w:w="1954"/>
       </w:tblGrid>
       <w:tr>
-        <w:tc>
-          <w:tcPr>
-            <w:tcW w:w="3600" w:type="dxa"/>
+        <w:trPr>
+          <w:tblHeader/>
+        </w:trPr>
+        <w:tc>
+          <w:tcPr>
+            <w:tcW w:w="3100" w:type="dxa"/>
             <w:shd w:val="clear" w:fill="EFEFEF"/>
           </w:tcPr>
           <w:p>
@@ -6816,7 +6860,7 @@
         </w:tc>
         <w:tc>
           <w:tcPr>
-            <w:tcW w:w="5000" w:type="dxa"/>
+            <w:tcW w:w="4300" w:type="dxa"/>
             <w:shd w:val="clear" w:fill="EFEFEF"/>
           </w:tcPr>
           <w:p>
@@ -6831,7 +6875,7 @@
         </w:tc>
         <w:tc>
           <w:tcPr>
-            <w:tcW w:w="3038" w:type="dxa"/>
+            <w:tcW w:w="1954" w:type="dxa"/>
             <w:shd w:val="clear" w:fill="EFEFEF"/>
           </w:tcPr>
           <w:p>
@@ -6848,7 +6892,7 @@
       <w:tr>
         <w:tc>
           <w:tcPr>
-            <w:tcW w:w="3600" w:type="dxa"/>
+            <w:tcW w:w="3100" w:type="dxa"/>
           </w:tcPr>
           <w:p>
             <w:r>
@@ -6861,7 +6905,7 @@
         </w:tc>
         <w:tc>
           <w:tcPr>
-            <w:tcW w:w="5000" w:type="dxa"/>
+            <w:tcW w:w="4300" w:type="dxa"/>
           </w:tcPr>
           <w:p>
             <w:r>
@@ -6874,7 +6918,7 @@
         </w:tc>
         <w:tc>
           <w:tcPr>
-            <w:tcW w:w="3038" w:type="dxa"/>
+            <w:tcW w:w="1954" w:type="dxa"/>
           </w:tcPr>
           <w:p>
             <w:r>
@@ -6890,7 +6934,7 @@
       <w:tr>
         <w:tc>
           <w:tcPr>
-            <w:tcW w:w="3600" w:type="dxa"/>
+            <w:tcW w:w="3100" w:type="dxa"/>
           </w:tcPr>
           <w:p>
             <w:r>
@@ -6903,7 +6947,7 @@
         </w:tc>
         <w:tc>
           <w:tcPr>
-            <w:tcW w:w="5000" w:type="dxa"/>
+            <w:tcW w:w="4300" w:type="dxa"/>
           </w:tcPr>
           <w:p>
             <w:r>
@@ -6916,7 +6960,7 @@
         </w:tc>
         <w:tc>
           <w:tcPr>
-            <w:tcW w:w="3038" w:type="dxa"/>
+            <w:tcW w:w="1954" w:type="dxa"/>
           </w:tcPr>
           <w:p>
             <w:r>
@@ -6932,7 +6976,7 @@
       <w:tr>
         <w:tc>
           <w:tcPr>
-            <w:tcW w:w="3600" w:type="dxa"/>
+            <w:tcW w:w="3100" w:type="dxa"/>
           </w:tcPr>
           <w:p>
             <w:r>
@@ -6945,7 +6989,7 @@
         </w:tc>
         <w:tc>
           <w:tcPr>
-            <w:tcW w:w="5000" w:type="dxa"/>
+            <w:tcW w:w="4300" w:type="dxa"/>
           </w:tcPr>
           <w:p>
             <w:r>
@@ -6958,7 +7002,7 @@
         </w:tc>
         <w:tc>
           <w:tcPr>
-            <w:tcW w:w="3038" w:type="dxa"/>
+            <w:tcW w:w="1954" w:type="dxa"/>
           </w:tcPr>
           <w:p>
             <w:r>
@@ -6974,7 +7018,7 @@
       <w:tr>
         <w:tc>
           <w:tcPr>
-            <w:tcW w:w="3600" w:type="dxa"/>
+            <w:tcW w:w="3100" w:type="dxa"/>
           </w:tcPr>
           <w:p>
             <w:r>
@@ -6987,7 +7031,7 @@
         </w:tc>
         <w:tc>
           <w:tcPr>
-            <w:tcW w:w="5000" w:type="dxa"/>
+            <w:tcW w:w="4300" w:type="dxa"/>
           </w:tcPr>
           <w:p>
             <w:r>
@@ -7000,7 +7044,7 @@
         </w:tc>
         <w:tc>
           <w:tcPr>
-            <w:tcW w:w="3038" w:type="dxa"/>
+            <w:tcW w:w="1954" w:type="dxa"/>
           </w:tcPr>
           <w:p>
             <w:r>
@@ -7016,7 +7060,7 @@
       <w:tr>
         <w:tc>
           <w:tcPr>
-            <w:tcW w:w="3600" w:type="dxa"/>
+            <w:tcW w:w="3100" w:type="dxa"/>
           </w:tcPr>
           <w:p>
             <w:r>
@@ -7029,7 +7073,7 @@
         </w:tc>
         <w:tc>
           <w:tcPr>
-            <w:tcW w:w="5000" w:type="dxa"/>
+            <w:tcW w:w="4300" w:type="dxa"/>
           </w:tcPr>
           <w:p>
             <w:r>
@@ -7042,7 +7086,7 @@
         </w:tc>
         <w:tc>
           <w:tcPr>
-            <w:tcW w:w="3038" w:type="dxa"/>
+            <w:tcW w:w="1954" w:type="dxa"/>
           </w:tcPr>
           <w:p>
             <w:r>
@@ -7058,7 +7102,7 @@
       <w:tr>
         <w:tc>
           <w:tcPr>
-            <w:tcW w:w="3600" w:type="dxa"/>
+            <w:tcW w:w="3100" w:type="dxa"/>
           </w:tcPr>
           <w:p>
             <w:r>
@@ -7071,7 +7115,7 @@
         </w:tc>
         <w:tc>
           <w:tcPr>
-            <w:tcW w:w="5000" w:type="dxa"/>
+            <w:tcW w:w="4300" w:type="dxa"/>
           </w:tcPr>
           <w:p>
             <w:r>
@@ -7084,7 +7128,7 @@
         </w:tc>
         <w:tc>
           <w:tcPr>
-            <w:tcW w:w="3038" w:type="dxa"/>
+            <w:tcW w:w="1954" w:type="dxa"/>
           </w:tcPr>
           <w:p>
             <w:r>
@@ -7100,7 +7144,7 @@
       <w:tr>
         <w:tc>
           <w:tcPr>
-            <w:tcW w:w="3600" w:type="dxa"/>
+            <w:tcW w:w="3100" w:type="dxa"/>
           </w:tcPr>
           <w:p>
             <w:r>
@@ -7113,7 +7157,7 @@
         </w:tc>
         <w:tc>
           <w:tcPr>
-            <w:tcW w:w="5000" w:type="dxa"/>
+            <w:tcW w:w="4300" w:type="dxa"/>
           </w:tcPr>
           <w:p>
             <w:r>
@@ -7126,7 +7170,7 @@
         </w:tc>
         <w:tc>
           <w:tcPr>
-            <w:tcW w:w="3038" w:type="dxa"/>
+            <w:tcW w:w="1954" w:type="dxa"/>
           </w:tcPr>
           <w:p>
             <w:r>
@@ -7142,7 +7186,7 @@
       <w:tr>
         <w:tc>
           <w:tcPr>
-            <w:tcW w:w="3600" w:type="dxa"/>
+            <w:tcW w:w="3100" w:type="dxa"/>
           </w:tcPr>
           <w:p>
             <w:r>
@@ -7155,7 +7199,7 @@
         </w:tc>
         <w:tc>
           <w:tcPr>
-            <w:tcW w:w="5000" w:type="dxa"/>
+            <w:tcW w:w="4300" w:type="dxa"/>
           </w:tcPr>
           <w:p>
             <w:r>
@@ -7168,7 +7212,7 @@
         </w:tc>
         <w:tc>
           <w:tcPr>
-            <w:tcW w:w="3038" w:type="dxa"/>
+            <w:tcW w:w="1954" w:type="dxa"/>
           </w:tcPr>
           <w:p>
             <w:r>
@@ -7271,7 +7315,7 @@
           <w:b/>
           <w:sz w:val="26"/>
         </w:rPr>
-        <w:t xml:space="preserve">Предварительный перечень трубопроводной арматуры и приборов КИПиА; спецификация критичных и длинноцикловых приборов</w:t>
+        <w:t xml:space="preserve">16. Предварительный перечень трубопроводной арматуры и приборов КИПиА; спецификация критичных и длинноцикловых приборов</w:t>
       </w:r>
     </w:p>
     <w:p>
@@ -7316,7 +7360,7 @@
     </w:p>
     <w:tbl>
       <w:tblPr>
-        <w:tblW w:w="11638" w:type="dxa"/>
+        <w:tblW w:w="9354" w:type="dxa"/>
         <w:tblBorders>
           <w:top w:val="single" w:sz="4" w:color="C9C9C9"/>
           <w:left w:val="single" w:sz="4" w:color="C9C9C9"/>
@@ -7328,14 +7372,17 @@
         <w:tblLayout w:type="fixed"/>
       </w:tblPr>
       <w:tblGrid>
-        <w:gridCol w:w="3600"/>
-        <w:gridCol w:w="5000"/>
-        <w:gridCol w:w="3038"/>
+        <w:gridCol w:w="3100"/>
+        <w:gridCol w:w="4300"/>
+        <w:gridCol w:w="1954"/>
       </w:tblGrid>
       <w:tr>
-        <w:tc>
-          <w:tcPr>
-            <w:tcW w:w="3600" w:type="dxa"/>
+        <w:trPr>
+          <w:tblHeader/>
+        </w:trPr>
+        <w:tc>
+          <w:tcPr>
+            <w:tcW w:w="3100" w:type="dxa"/>
             <w:shd w:val="clear" w:fill="EFEFEF"/>
           </w:tcPr>
           <w:p>
@@ -7350,7 +7397,7 @@
         </w:tc>
         <w:tc>
           <w:tcPr>
-            <w:tcW w:w="5000" w:type="dxa"/>
+            <w:tcW w:w="4300" w:type="dxa"/>
             <w:shd w:val="clear" w:fill="EFEFEF"/>
           </w:tcPr>
           <w:p>
@@ -7365,7 +7412,7 @@
         </w:tc>
         <w:tc>
           <w:tcPr>
-            <w:tcW w:w="3038" w:type="dxa"/>
+            <w:tcW w:w="1954" w:type="dxa"/>
             <w:shd w:val="clear" w:fill="EFEFEF"/>
           </w:tcPr>
           <w:p>
@@ -7382,7 +7429,7 @@
       <w:tr>
         <w:tc>
           <w:tcPr>
-            <w:tcW w:w="3600" w:type="dxa"/>
+            <w:tcW w:w="3100" w:type="dxa"/>
           </w:tcPr>
           <w:p>
             <w:r>
@@ -7395,7 +7442,7 @@
         </w:tc>
         <w:tc>
           <w:tcPr>
-            <w:tcW w:w="5000" w:type="dxa"/>
+            <w:tcW w:w="4300" w:type="dxa"/>
           </w:tcPr>
           <w:p>
             <w:r>
@@ -7408,7 +7455,7 @@
         </w:tc>
         <w:tc>
           <w:tcPr>
-            <w:tcW w:w="3038" w:type="dxa"/>
+            <w:tcW w:w="1954" w:type="dxa"/>
           </w:tcPr>
           <w:p>
             <w:r>
@@ -7424,7 +7471,7 @@
       <w:tr>
         <w:tc>
           <w:tcPr>
-            <w:tcW w:w="3600" w:type="dxa"/>
+            <w:tcW w:w="3100" w:type="dxa"/>
           </w:tcPr>
           <w:p>
             <w:r>
@@ -7437,7 +7484,7 @@
         </w:tc>
         <w:tc>
           <w:tcPr>
-            <w:tcW w:w="5000" w:type="dxa"/>
+            <w:tcW w:w="4300" w:type="dxa"/>
           </w:tcPr>
           <w:p>
             <w:r>
@@ -7450,7 +7497,7 @@
         </w:tc>
         <w:tc>
           <w:tcPr>
-            <w:tcW w:w="3038" w:type="dxa"/>
+            <w:tcW w:w="1954" w:type="dxa"/>
           </w:tcPr>
           <w:p>
             <w:r>
@@ -7466,7 +7513,7 @@
       <w:tr>
         <w:tc>
           <w:tcPr>
-            <w:tcW w:w="3600" w:type="dxa"/>
+            <w:tcW w:w="3100" w:type="dxa"/>
           </w:tcPr>
           <w:p>
             <w:r>
@@ -7479,7 +7526,7 @@
         </w:tc>
         <w:tc>
           <w:tcPr>
-            <w:tcW w:w="5000" w:type="dxa"/>
+            <w:tcW w:w="4300" w:type="dxa"/>
           </w:tcPr>
           <w:p>
             <w:r>
@@ -7492,7 +7539,7 @@
         </w:tc>
         <w:tc>
           <w:tcPr>
-            <w:tcW w:w="3038" w:type="dxa"/>
+            <w:tcW w:w="1954" w:type="dxa"/>
           </w:tcPr>
           <w:p>
             <w:r>
@@ -7508,7 +7555,7 @@
       <w:tr>
         <w:tc>
           <w:tcPr>
-            <w:tcW w:w="3600" w:type="dxa"/>
+            <w:tcW w:w="3100" w:type="dxa"/>
           </w:tcPr>
           <w:p>
             <w:r>
@@ -7521,7 +7568,7 @@
         </w:tc>
         <w:tc>
           <w:tcPr>
-            <w:tcW w:w="5000" w:type="dxa"/>
+            <w:tcW w:w="4300" w:type="dxa"/>
           </w:tcPr>
           <w:p>
             <w:r>
@@ -7534,7 +7581,7 @@
         </w:tc>
         <w:tc>
           <w:tcPr>
-            <w:tcW w:w="3038" w:type="dxa"/>
+            <w:tcW w:w="1954" w:type="dxa"/>
           </w:tcPr>
           <w:p>
             <w:r>
@@ -7550,7 +7597,7 @@
       <w:tr>
         <w:tc>
           <w:tcPr>
-            <w:tcW w:w="3600" w:type="dxa"/>
+            <w:tcW w:w="3100" w:type="dxa"/>
           </w:tcPr>
           <w:p>
             <w:r>
@@ -7563,7 +7610,7 @@
         </w:tc>
         <w:tc>
           <w:tcPr>
-            <w:tcW w:w="5000" w:type="dxa"/>
+            <w:tcW w:w="4300" w:type="dxa"/>
           </w:tcPr>
           <w:p>
             <w:r>
@@ -7576,7 +7623,7 @@
         </w:tc>
         <w:tc>
           <w:tcPr>
-            <w:tcW w:w="3038" w:type="dxa"/>
+            <w:tcW w:w="1954" w:type="dxa"/>
           </w:tcPr>
           <w:p>
             <w:r>
@@ -7592,7 +7639,7 @@
       <w:tr>
         <w:tc>
           <w:tcPr>
-            <w:tcW w:w="3600" w:type="dxa"/>
+            <w:tcW w:w="3100" w:type="dxa"/>
           </w:tcPr>
           <w:p>
             <w:r>
@@ -7605,7 +7652,7 @@
         </w:tc>
         <w:tc>
           <w:tcPr>
-            <w:tcW w:w="5000" w:type="dxa"/>
+            <w:tcW w:w="4300" w:type="dxa"/>
           </w:tcPr>
           <w:p>
             <w:r>
@@ -7618,7 +7665,7 @@
         </w:tc>
         <w:tc>
           <w:tcPr>
-            <w:tcW w:w="3038" w:type="dxa"/>
+            <w:tcW w:w="1954" w:type="dxa"/>
           </w:tcPr>
           <w:p>
             <w:r>
@@ -7705,7 +7752,7 @@
           <w:b/>
           <w:sz w:val="26"/>
         </w:rPr>
-        <w:t xml:space="preserve">Основные компоновочные решения (планы, разрезы, высотная схема)</w:t>
+        <w:t xml:space="preserve">17. Основные компоновочные решения (планы, разрезы, высотная схема)</w:t>
       </w:r>
     </w:p>
     <w:p>
@@ -7734,7 +7781,7 @@
     </w:p>
     <w:tbl>
       <w:tblPr>
-        <w:tblW w:w="11638" w:type="dxa"/>
+        <w:tblW w:w="9354" w:type="dxa"/>
         <w:tblBorders>
           <w:top w:val="single" w:sz="4" w:color="C9C9C9"/>
           <w:left w:val="single" w:sz="4" w:color="C9C9C9"/>
@@ -7746,14 +7793,17 @@
         <w:tblLayout w:type="fixed"/>
       </w:tblPr>
       <w:tblGrid>
-        <w:gridCol w:w="3600"/>
-        <w:gridCol w:w="5000"/>
-        <w:gridCol w:w="3038"/>
+        <w:gridCol w:w="3100"/>
+        <w:gridCol w:w="4300"/>
+        <w:gridCol w:w="1954"/>
       </w:tblGrid>
       <w:tr>
-        <w:tc>
-          <w:tcPr>
-            <w:tcW w:w="3600" w:type="dxa"/>
+        <w:trPr>
+          <w:tblHeader/>
+        </w:trPr>
+        <w:tc>
+          <w:tcPr>
+            <w:tcW w:w="3100" w:type="dxa"/>
             <w:shd w:val="clear" w:fill="EFEFEF"/>
           </w:tcPr>
           <w:p>
@@ -7768,7 +7818,7 @@
         </w:tc>
         <w:tc>
           <w:tcPr>
-            <w:tcW w:w="5000" w:type="dxa"/>
+            <w:tcW w:w="4300" w:type="dxa"/>
             <w:shd w:val="clear" w:fill="EFEFEF"/>
           </w:tcPr>
           <w:p>
@@ -7783,7 +7833,7 @@
         </w:tc>
         <w:tc>
           <w:tcPr>
-            <w:tcW w:w="3038" w:type="dxa"/>
+            <w:tcW w:w="1954" w:type="dxa"/>
             <w:shd w:val="clear" w:fill="EFEFEF"/>
           </w:tcPr>
           <w:p>
@@ -7800,7 +7850,7 @@
       <w:tr>
         <w:tc>
           <w:tcPr>
-            <w:tcW w:w="3600" w:type="dxa"/>
+            <w:tcW w:w="3100" w:type="dxa"/>
           </w:tcPr>
           <w:p>
             <w:r>
@@ -7813,7 +7863,7 @@
         </w:tc>
         <w:tc>
           <w:tcPr>
-            <w:tcW w:w="5000" w:type="dxa"/>
+            <w:tcW w:w="4300" w:type="dxa"/>
           </w:tcPr>
           <w:p>
             <w:r>
@@ -7826,7 +7876,7 @@
         </w:tc>
         <w:tc>
           <w:tcPr>
-            <w:tcW w:w="3038" w:type="dxa"/>
+            <w:tcW w:w="1954" w:type="dxa"/>
           </w:tcPr>
           <w:p>
             <w:r>
@@ -7842,7 +7892,7 @@
       <w:tr>
         <w:tc>
           <w:tcPr>
-            <w:tcW w:w="3600" w:type="dxa"/>
+            <w:tcW w:w="3100" w:type="dxa"/>
           </w:tcPr>
           <w:p>
             <w:r>
@@ -7855,7 +7905,7 @@
         </w:tc>
         <w:tc>
           <w:tcPr>
-            <w:tcW w:w="5000" w:type="dxa"/>
+            <w:tcW w:w="4300" w:type="dxa"/>
           </w:tcPr>
           <w:p>
             <w:r>
@@ -7868,7 +7918,7 @@
         </w:tc>
         <w:tc>
           <w:tcPr>
-            <w:tcW w:w="3038" w:type="dxa"/>
+            <w:tcW w:w="1954" w:type="dxa"/>
           </w:tcPr>
           <w:p>
             <w:r>
@@ -7884,7 +7934,7 @@
       <w:tr>
         <w:tc>
           <w:tcPr>
-            <w:tcW w:w="3600" w:type="dxa"/>
+            <w:tcW w:w="3100" w:type="dxa"/>
           </w:tcPr>
           <w:p>
             <w:r>
@@ -7897,7 +7947,7 @@
         </w:tc>
         <w:tc>
           <w:tcPr>
-            <w:tcW w:w="5000" w:type="dxa"/>
+            <w:tcW w:w="4300" w:type="dxa"/>
           </w:tcPr>
           <w:p>
             <w:r>
@@ -7910,7 +7960,7 @@
         </w:tc>
         <w:tc>
           <w:tcPr>
-            <w:tcW w:w="3038" w:type="dxa"/>
+            <w:tcW w:w="1954" w:type="dxa"/>
           </w:tcPr>
           <w:p>
             <w:r>
@@ -7926,7 +7976,7 @@
       <w:tr>
         <w:tc>
           <w:tcPr>
-            <w:tcW w:w="3600" w:type="dxa"/>
+            <w:tcW w:w="3100" w:type="dxa"/>
           </w:tcPr>
           <w:p>
             <w:r>
@@ -7939,7 +7989,7 @@
         </w:tc>
         <w:tc>
           <w:tcPr>
-            <w:tcW w:w="5000" w:type="dxa"/>
+            <w:tcW w:w="4300" w:type="dxa"/>
           </w:tcPr>
           <w:p>
             <w:r>
@@ -7952,7 +8002,7 @@
         </w:tc>
         <w:tc>
           <w:tcPr>
-            <w:tcW w:w="3038" w:type="dxa"/>
+            <w:tcW w:w="1954" w:type="dxa"/>
           </w:tcPr>
           <w:p>
             <w:r>
@@ -7968,7 +8018,7 @@
       <w:tr>
         <w:tc>
           <w:tcPr>
-            <w:tcW w:w="3600" w:type="dxa"/>
+            <w:tcW w:w="3100" w:type="dxa"/>
           </w:tcPr>
           <w:p>
             <w:r>
@@ -7981,7 +8031,7 @@
         </w:tc>
         <w:tc>
           <w:tcPr>
-            <w:tcW w:w="5000" w:type="dxa"/>
+            <w:tcW w:w="4300" w:type="dxa"/>
           </w:tcPr>
           <w:p>
             <w:r>
@@ -7994,7 +8044,7 @@
         </w:tc>
         <w:tc>
           <w:tcPr>
-            <w:tcW w:w="3038" w:type="dxa"/>
+            <w:tcW w:w="1954" w:type="dxa"/>
           </w:tcPr>
           <w:p>
             <w:r>
@@ -8010,7 +8060,7 @@
       <w:tr>
         <w:tc>
           <w:tcPr>
-            <w:tcW w:w="3600" w:type="dxa"/>
+            <w:tcW w:w="3100" w:type="dxa"/>
           </w:tcPr>
           <w:p>
             <w:r>
@@ -8023,7 +8073,7 @@
         </w:tc>
         <w:tc>
           <w:tcPr>
-            <w:tcW w:w="5000" w:type="dxa"/>
+            <w:tcW w:w="4300" w:type="dxa"/>
           </w:tcPr>
           <w:p>
             <w:r>
@@ -8036,7 +8086,7 @@
         </w:tc>
         <w:tc>
           <w:tcPr>
-            <w:tcW w:w="3038" w:type="dxa"/>
+            <w:tcW w:w="1954" w:type="dxa"/>
           </w:tcPr>
           <w:p>
             <w:r>
@@ -8052,7 +8102,7 @@
       <w:tr>
         <w:tc>
           <w:tcPr>
-            <w:tcW w:w="3600" w:type="dxa"/>
+            <w:tcW w:w="3100" w:type="dxa"/>
           </w:tcPr>
           <w:p>
             <w:r>
@@ -8065,7 +8115,7 @@
         </w:tc>
         <w:tc>
           <w:tcPr>
-            <w:tcW w:w="5000" w:type="dxa"/>
+            <w:tcW w:w="4300" w:type="dxa"/>
           </w:tcPr>
           <w:p>
             <w:r>
@@ -8078,7 +8128,7 @@
         </w:tc>
         <w:tc>
           <w:tcPr>
-            <w:tcW w:w="3038" w:type="dxa"/>
+            <w:tcW w:w="1954" w:type="dxa"/>
           </w:tcPr>
           <w:p>
             <w:r>
@@ -8181,7 +8231,7 @@
           <w:b/>
           <w:sz w:val="26"/>
         </w:rPr>
-        <w:t xml:space="preserve">Планы строительных конструкций с нагрузками</w:t>
+        <w:t xml:space="preserve">18. Планы строительных конструкций с нагрузками</w:t>
       </w:r>
     </w:p>
     <w:p>
@@ -8210,7 +8260,7 @@
     </w:p>
     <w:tbl>
       <w:tblPr>
-        <w:tblW w:w="11638" w:type="dxa"/>
+        <w:tblW w:w="9354" w:type="dxa"/>
         <w:tblBorders>
           <w:top w:val="single" w:sz="4" w:color="C9C9C9"/>
           <w:left w:val="single" w:sz="4" w:color="C9C9C9"/>
@@ -8222,14 +8272,17 @@
         <w:tblLayout w:type="fixed"/>
       </w:tblPr>
       <w:tblGrid>
-        <w:gridCol w:w="3600"/>
-        <w:gridCol w:w="5000"/>
-        <w:gridCol w:w="3038"/>
+        <w:gridCol w:w="3100"/>
+        <w:gridCol w:w="4300"/>
+        <w:gridCol w:w="1954"/>
       </w:tblGrid>
       <w:tr>
-        <w:tc>
-          <w:tcPr>
-            <w:tcW w:w="3600" w:type="dxa"/>
+        <w:trPr>
+          <w:tblHeader/>
+        </w:trPr>
+        <w:tc>
+          <w:tcPr>
+            <w:tcW w:w="3100" w:type="dxa"/>
             <w:shd w:val="clear" w:fill="EFEFEF"/>
           </w:tcPr>
           <w:p>
@@ -8244,7 +8297,7 @@
         </w:tc>
         <w:tc>
           <w:tcPr>
-            <w:tcW w:w="5000" w:type="dxa"/>
+            <w:tcW w:w="4300" w:type="dxa"/>
             <w:shd w:val="clear" w:fill="EFEFEF"/>
           </w:tcPr>
           <w:p>
@@ -8259,7 +8312,7 @@
         </w:tc>
         <w:tc>
           <w:tcPr>
-            <w:tcW w:w="3038" w:type="dxa"/>
+            <w:tcW w:w="1954" w:type="dxa"/>
             <w:shd w:val="clear" w:fill="EFEFEF"/>
           </w:tcPr>
           <w:p>
@@ -8276,7 +8329,7 @@
       <w:tr>
         <w:tc>
           <w:tcPr>
-            <w:tcW w:w="3600" w:type="dxa"/>
+            <w:tcW w:w="3100" w:type="dxa"/>
           </w:tcPr>
           <w:p>
             <w:r>
@@ -8289,7 +8342,7 @@
         </w:tc>
         <w:tc>
           <w:tcPr>
-            <w:tcW w:w="5000" w:type="dxa"/>
+            <w:tcW w:w="4300" w:type="dxa"/>
           </w:tcPr>
           <w:p>
             <w:r>
@@ -8302,7 +8355,7 @@
         </w:tc>
         <w:tc>
           <w:tcPr>
-            <w:tcW w:w="3038" w:type="dxa"/>
+            <w:tcW w:w="1954" w:type="dxa"/>
           </w:tcPr>
           <w:p>
             <w:r>
@@ -8318,7 +8371,7 @@
       <w:tr>
         <w:tc>
           <w:tcPr>
-            <w:tcW w:w="3600" w:type="dxa"/>
+            <w:tcW w:w="3100" w:type="dxa"/>
           </w:tcPr>
           <w:p>
             <w:r>
@@ -8331,7 +8384,7 @@
         </w:tc>
         <w:tc>
           <w:tcPr>
-            <w:tcW w:w="5000" w:type="dxa"/>
+            <w:tcW w:w="4300" w:type="dxa"/>
           </w:tcPr>
           <w:p>
             <w:r>
@@ -8344,7 +8397,7 @@
         </w:tc>
         <w:tc>
           <w:tcPr>
-            <w:tcW w:w="3038" w:type="dxa"/>
+            <w:tcW w:w="1954" w:type="dxa"/>
           </w:tcPr>
           <w:p>
             <w:r>
@@ -8360,7 +8413,7 @@
       <w:tr>
         <w:tc>
           <w:tcPr>
-            <w:tcW w:w="3600" w:type="dxa"/>
+            <w:tcW w:w="3100" w:type="dxa"/>
           </w:tcPr>
           <w:p>
             <w:r>
@@ -8373,7 +8426,7 @@
         </w:tc>
         <w:tc>
           <w:tcPr>
-            <w:tcW w:w="5000" w:type="dxa"/>
+            <w:tcW w:w="4300" w:type="dxa"/>
           </w:tcPr>
           <w:p>
             <w:r>
@@ -8386,7 +8439,7 @@
         </w:tc>
         <w:tc>
           <w:tcPr>
-            <w:tcW w:w="3038" w:type="dxa"/>
+            <w:tcW w:w="1954" w:type="dxa"/>
           </w:tcPr>
           <w:p>
             <w:r>
@@ -8402,7 +8455,7 @@
       <w:tr>
         <w:tc>
           <w:tcPr>
-            <w:tcW w:w="3600" w:type="dxa"/>
+            <w:tcW w:w="3100" w:type="dxa"/>
           </w:tcPr>
           <w:p>
             <w:r>
@@ -8415,7 +8468,7 @@
         </w:tc>
         <w:tc>
           <w:tcPr>
-            <w:tcW w:w="5000" w:type="dxa"/>
+            <w:tcW w:w="4300" w:type="dxa"/>
           </w:tcPr>
           <w:p>
             <w:r>
@@ -8428,7 +8481,7 @@
         </w:tc>
         <w:tc>
           <w:tcPr>
-            <w:tcW w:w="3038" w:type="dxa"/>
+            <w:tcW w:w="1954" w:type="dxa"/>
           </w:tcPr>
           <w:p>
             <w:r>
@@ -8444,7 +8497,7 @@
       <w:tr>
         <w:tc>
           <w:tcPr>
-            <w:tcW w:w="3600" w:type="dxa"/>
+            <w:tcW w:w="3100" w:type="dxa"/>
           </w:tcPr>
           <w:p>
             <w:r>
@@ -8457,7 +8510,7 @@
         </w:tc>
         <w:tc>
           <w:tcPr>
-            <w:tcW w:w="5000" w:type="dxa"/>
+            <w:tcW w:w="4300" w:type="dxa"/>
           </w:tcPr>
           <w:p>
             <w:r>
@@ -8470,7 +8523,7 @@
         </w:tc>
         <w:tc>
           <w:tcPr>
-            <w:tcW w:w="3038" w:type="dxa"/>
+            <w:tcW w:w="1954" w:type="dxa"/>
           </w:tcPr>
           <w:p>
             <w:r>
@@ -8486,7 +8539,7 @@
       <w:tr>
         <w:tc>
           <w:tcPr>
-            <w:tcW w:w="3600" w:type="dxa"/>
+            <w:tcW w:w="3100" w:type="dxa"/>
           </w:tcPr>
           <w:p>
             <w:r>
@@ -8499,7 +8552,7 @@
         </w:tc>
         <w:tc>
           <w:tcPr>
-            <w:tcW w:w="5000" w:type="dxa"/>
+            <w:tcW w:w="4300" w:type="dxa"/>
           </w:tcPr>
           <w:p>
             <w:r>
@@ -8512,7 +8565,7 @@
         </w:tc>
         <w:tc>
           <w:tcPr>
-            <w:tcW w:w="3038" w:type="dxa"/>
+            <w:tcW w:w="1954" w:type="dxa"/>
           </w:tcPr>
           <w:p>
             <w:r>
@@ -8528,7 +8581,7 @@
       <w:tr>
         <w:tc>
           <w:tcPr>
-            <w:tcW w:w="3600" w:type="dxa"/>
+            <w:tcW w:w="3100" w:type="dxa"/>
           </w:tcPr>
           <w:p>
             <w:r>
@@ -8541,7 +8594,7 @@
         </w:tc>
         <w:tc>
           <w:tcPr>
-            <w:tcW w:w="5000" w:type="dxa"/>
+            <w:tcW w:w="4300" w:type="dxa"/>
           </w:tcPr>
           <w:p>
             <w:r>
@@ -8554,7 +8607,7 @@
         </w:tc>
         <w:tc>
           <w:tcPr>
-            <w:tcW w:w="3038" w:type="dxa"/>
+            <w:tcW w:w="1954" w:type="dxa"/>
           </w:tcPr>
           <w:p>
             <w:r>
@@ -8657,7 +8710,7 @@
           <w:b/>
           <w:sz w:val="26"/>
         </w:rPr>
-        <w:t xml:space="preserve">Планы фундаментов с нагрузками, включая динамические</w:t>
+        <w:t xml:space="preserve">19. Планы фундаментов с нагрузками, включая динамические</w:t>
       </w:r>
     </w:p>
     <w:p>
@@ -8694,7 +8747,7 @@
     </w:p>
     <w:tbl>
       <w:tblPr>
-        <w:tblW w:w="11638" w:type="dxa"/>
+        <w:tblW w:w="9354" w:type="dxa"/>
         <w:tblBorders>
           <w:top w:val="single" w:sz="4" w:color="C9C9C9"/>
           <w:left w:val="single" w:sz="4" w:color="C9C9C9"/>
@@ -8706,14 +8759,17 @@
         <w:tblLayout w:type="fixed"/>
       </w:tblPr>
       <w:tblGrid>
-        <w:gridCol w:w="3600"/>
-        <w:gridCol w:w="5000"/>
-        <w:gridCol w:w="3038"/>
+        <w:gridCol w:w="3100"/>
+        <w:gridCol w:w="4300"/>
+        <w:gridCol w:w="1954"/>
       </w:tblGrid>
       <w:tr>
-        <w:tc>
-          <w:tcPr>
-            <w:tcW w:w="3600" w:type="dxa"/>
+        <w:trPr>
+          <w:tblHeader/>
+        </w:trPr>
+        <w:tc>
+          <w:tcPr>
+            <w:tcW w:w="3100" w:type="dxa"/>
             <w:shd w:val="clear" w:fill="EFEFEF"/>
           </w:tcPr>
           <w:p>
@@ -8728,7 +8784,7 @@
         </w:tc>
         <w:tc>
           <w:tcPr>
-            <w:tcW w:w="5000" w:type="dxa"/>
+            <w:tcW w:w="4300" w:type="dxa"/>
             <w:shd w:val="clear" w:fill="EFEFEF"/>
           </w:tcPr>
           <w:p>
@@ -8743,7 +8799,7 @@
         </w:tc>
         <w:tc>
           <w:tcPr>
-            <w:tcW w:w="3038" w:type="dxa"/>
+            <w:tcW w:w="1954" w:type="dxa"/>
             <w:shd w:val="clear" w:fill="EFEFEF"/>
           </w:tcPr>
           <w:p>
@@ -8760,7 +8816,7 @@
       <w:tr>
         <w:tc>
           <w:tcPr>
-            <w:tcW w:w="3600" w:type="dxa"/>
+            <w:tcW w:w="3100" w:type="dxa"/>
           </w:tcPr>
           <w:p>
             <w:r>
@@ -8773,7 +8829,7 @@
         </w:tc>
         <w:tc>
           <w:tcPr>
-            <w:tcW w:w="5000" w:type="dxa"/>
+            <w:tcW w:w="4300" w:type="dxa"/>
           </w:tcPr>
           <w:p>
             <w:r>
@@ -8786,7 +8842,7 @@
         </w:tc>
         <w:tc>
           <w:tcPr>
-            <w:tcW w:w="3038" w:type="dxa"/>
+            <w:tcW w:w="1954" w:type="dxa"/>
           </w:tcPr>
           <w:p>
             <w:r>
@@ -8802,7 +8858,7 @@
       <w:tr>
         <w:tc>
           <w:tcPr>
-            <w:tcW w:w="3600" w:type="dxa"/>
+            <w:tcW w:w="3100" w:type="dxa"/>
           </w:tcPr>
           <w:p>
             <w:r>
@@ -8815,7 +8871,7 @@
         </w:tc>
         <w:tc>
           <w:tcPr>
-            <w:tcW w:w="5000" w:type="dxa"/>
+            <w:tcW w:w="4300" w:type="dxa"/>
           </w:tcPr>
           <w:p>
             <w:r>
@@ -8828,7 +8884,7 @@
         </w:tc>
         <w:tc>
           <w:tcPr>
-            <w:tcW w:w="3038" w:type="dxa"/>
+            <w:tcW w:w="1954" w:type="dxa"/>
           </w:tcPr>
           <w:p>
             <w:r>
@@ -8844,7 +8900,7 @@
       <w:tr>
         <w:tc>
           <w:tcPr>
-            <w:tcW w:w="3600" w:type="dxa"/>
+            <w:tcW w:w="3100" w:type="dxa"/>
           </w:tcPr>
           <w:p>
             <w:r>
@@ -8857,7 +8913,7 @@
         </w:tc>
         <w:tc>
           <w:tcPr>
-            <w:tcW w:w="5000" w:type="dxa"/>
+            <w:tcW w:w="4300" w:type="dxa"/>
           </w:tcPr>
           <w:p>
             <w:r>
@@ -8870,7 +8926,7 @@
         </w:tc>
         <w:tc>
           <w:tcPr>
-            <w:tcW w:w="3038" w:type="dxa"/>
+            <w:tcW w:w="1954" w:type="dxa"/>
           </w:tcPr>
           <w:p>
             <w:r>
@@ -8886,7 +8942,7 @@
       <w:tr>
         <w:tc>
           <w:tcPr>
-            <w:tcW w:w="3600" w:type="dxa"/>
+            <w:tcW w:w="3100" w:type="dxa"/>
           </w:tcPr>
           <w:p>
             <w:r>
@@ -8899,7 +8955,7 @@
         </w:tc>
         <w:tc>
           <w:tcPr>
-            <w:tcW w:w="5000" w:type="dxa"/>
+            <w:tcW w:w="4300" w:type="dxa"/>
           </w:tcPr>
           <w:p>
             <w:r>
@@ -8912,7 +8968,7 @@
         </w:tc>
         <w:tc>
           <w:tcPr>
-            <w:tcW w:w="3038" w:type="dxa"/>
+            <w:tcW w:w="1954" w:type="dxa"/>
           </w:tcPr>
           <w:p>
             <w:r>
@@ -8928,7 +8984,7 @@
       <w:tr>
         <w:tc>
           <w:tcPr>
-            <w:tcW w:w="3600" w:type="dxa"/>
+            <w:tcW w:w="3100" w:type="dxa"/>
           </w:tcPr>
           <w:p>
             <w:r>
@@ -8941,7 +8997,7 @@
         </w:tc>
         <w:tc>
           <w:tcPr>
-            <w:tcW w:w="5000" w:type="dxa"/>
+            <w:tcW w:w="4300" w:type="dxa"/>
           </w:tcPr>
           <w:p>
             <w:r>
@@ -8954,7 +9010,7 @@
         </w:tc>
         <w:tc>
           <w:tcPr>
-            <w:tcW w:w="3038" w:type="dxa"/>
+            <w:tcW w:w="1954" w:type="dxa"/>
           </w:tcPr>
           <w:p>
             <w:r>
@@ -9041,7 +9097,7 @@
           <w:b/>
           <w:sz w:val="26"/>
         </w:rPr>
-        <w:t xml:space="preserve">Требования к монтажу (включая вес самых тяжёлых частей)</w:t>
+        <w:t xml:space="preserve">20. Требования к монтажу (включая вес самых тяжёлых частей)</w:t>
       </w:r>
     </w:p>
     <w:p>
@@ -9062,7 +9118,7 @@
     </w:p>
     <w:tbl>
       <w:tblPr>
-        <w:tblW w:w="11638" w:type="dxa"/>
+        <w:tblW w:w="9354" w:type="dxa"/>
         <w:tblBorders>
           <w:top w:val="single" w:sz="4" w:color="C9C9C9"/>
           <w:left w:val="single" w:sz="4" w:color="C9C9C9"/>
@@ -9074,14 +9130,17 @@
         <w:tblLayout w:type="fixed"/>
       </w:tblPr>
       <w:tblGrid>
-        <w:gridCol w:w="3600"/>
-        <w:gridCol w:w="5000"/>
-        <w:gridCol w:w="3038"/>
+        <w:gridCol w:w="3100"/>
+        <w:gridCol w:w="4300"/>
+        <w:gridCol w:w="1954"/>
       </w:tblGrid>
       <w:tr>
-        <w:tc>
-          <w:tcPr>
-            <w:tcW w:w="3600" w:type="dxa"/>
+        <w:trPr>
+          <w:tblHeader/>
+        </w:trPr>
+        <w:tc>
+          <w:tcPr>
+            <w:tcW w:w="3100" w:type="dxa"/>
             <w:shd w:val="clear" w:fill="EFEFEF"/>
           </w:tcPr>
           <w:p>
@@ -9096,7 +9155,7 @@
         </w:tc>
         <w:tc>
           <w:tcPr>
-            <w:tcW w:w="5000" w:type="dxa"/>
+            <w:tcW w:w="4300" w:type="dxa"/>
             <w:shd w:val="clear" w:fill="EFEFEF"/>
           </w:tcPr>
           <w:p>
@@ -9111,7 +9170,7 @@
         </w:tc>
         <w:tc>
           <w:tcPr>
-            <w:tcW w:w="3038" w:type="dxa"/>
+            <w:tcW w:w="1954" w:type="dxa"/>
             <w:shd w:val="clear" w:fill="EFEFEF"/>
           </w:tcPr>
           <w:p>
@@ -9128,7 +9187,7 @@
       <w:tr>
         <w:tc>
           <w:tcPr>
-            <w:tcW w:w="3600" w:type="dxa"/>
+            <w:tcW w:w="3100" w:type="dxa"/>
           </w:tcPr>
           <w:p>
             <w:r>
@@ -9141,7 +9200,7 @@
         </w:tc>
         <w:tc>
           <w:tcPr>
-            <w:tcW w:w="5000" w:type="dxa"/>
+            <w:tcW w:w="4300" w:type="dxa"/>
           </w:tcPr>
           <w:p>
             <w:r>
@@ -9154,7 +9213,7 @@
         </w:tc>
         <w:tc>
           <w:tcPr>
-            <w:tcW w:w="3038" w:type="dxa"/>
+            <w:tcW w:w="1954" w:type="dxa"/>
           </w:tcPr>
           <w:p>
             <w:r>
@@ -9170,7 +9229,7 @@
       <w:tr>
         <w:tc>
           <w:tcPr>
-            <w:tcW w:w="3600" w:type="dxa"/>
+            <w:tcW w:w="3100" w:type="dxa"/>
           </w:tcPr>
           <w:p>
             <w:r>
@@ -9183,7 +9242,7 @@
         </w:tc>
         <w:tc>
           <w:tcPr>
-            <w:tcW w:w="5000" w:type="dxa"/>
+            <w:tcW w:w="4300" w:type="dxa"/>
           </w:tcPr>
           <w:p>
             <w:r>
@@ -9196,7 +9255,7 @@
         </w:tc>
         <w:tc>
           <w:tcPr>
-            <w:tcW w:w="3038" w:type="dxa"/>
+            <w:tcW w:w="1954" w:type="dxa"/>
           </w:tcPr>
           <w:p>
             <w:r>
@@ -9212,7 +9271,7 @@
       <w:tr>
         <w:tc>
           <w:tcPr>
-            <w:tcW w:w="3600" w:type="dxa"/>
+            <w:tcW w:w="3100" w:type="dxa"/>
           </w:tcPr>
           <w:p>
             <w:r>
@@ -9225,7 +9284,7 @@
         </w:tc>
         <w:tc>
           <w:tcPr>
-            <w:tcW w:w="5000" w:type="dxa"/>
+            <w:tcW w:w="4300" w:type="dxa"/>
           </w:tcPr>
           <w:p>
             <w:r>
@@ -9238,7 +9297,7 @@
         </w:tc>
         <w:tc>
           <w:tcPr>
-            <w:tcW w:w="3038" w:type="dxa"/>
+            <w:tcW w:w="1954" w:type="dxa"/>
           </w:tcPr>
           <w:p>
             <w:r>
@@ -9254,7 +9313,7 @@
       <w:tr>
         <w:tc>
           <w:tcPr>
-            <w:tcW w:w="3600" w:type="dxa"/>
+            <w:tcW w:w="3100" w:type="dxa"/>
           </w:tcPr>
           <w:p>
             <w:r>
@@ -9267,7 +9326,7 @@
         </w:tc>
         <w:tc>
           <w:tcPr>
-            <w:tcW w:w="5000" w:type="dxa"/>
+            <w:tcW w:w="4300" w:type="dxa"/>
           </w:tcPr>
           <w:p>
             <w:r>
@@ -9280,7 +9339,7 @@
         </w:tc>
         <w:tc>
           <w:tcPr>
-            <w:tcW w:w="3038" w:type="dxa"/>
+            <w:tcW w:w="1954" w:type="dxa"/>
           </w:tcPr>
           <w:p>
             <w:r>
@@ -9296,7 +9355,7 @@
       <w:tr>
         <w:tc>
           <w:tcPr>
-            <w:tcW w:w="3600" w:type="dxa"/>
+            <w:tcW w:w="3100" w:type="dxa"/>
           </w:tcPr>
           <w:p>
             <w:r>
@@ -9309,7 +9368,7 @@
         </w:tc>
         <w:tc>
           <w:tcPr>
-            <w:tcW w:w="5000" w:type="dxa"/>
+            <w:tcW w:w="4300" w:type="dxa"/>
           </w:tcPr>
           <w:p>
             <w:r>
@@ -9322,7 +9381,7 @@
         </w:tc>
         <w:tc>
           <w:tcPr>
-            <w:tcW w:w="3038" w:type="dxa"/>
+            <w:tcW w:w="1954" w:type="dxa"/>
           </w:tcPr>
           <w:p>
             <w:r>
@@ -9338,7 +9397,7 @@
       <w:tr>
         <w:tc>
           <w:tcPr>
-            <w:tcW w:w="3600" w:type="dxa"/>
+            <w:tcW w:w="3100" w:type="dxa"/>
           </w:tcPr>
           <w:p>
             <w:r>
@@ -9351,7 +9410,7 @@
         </w:tc>
         <w:tc>
           <w:tcPr>
-            <w:tcW w:w="5000" w:type="dxa"/>
+            <w:tcW w:w="4300" w:type="dxa"/>
           </w:tcPr>
           <w:p>
             <w:r>
@@ -9364,7 +9423,7 @@
         </w:tc>
         <w:tc>
           <w:tcPr>
-            <w:tcW w:w="3038" w:type="dxa"/>
+            <w:tcW w:w="1954" w:type="dxa"/>
           </w:tcPr>
           <w:p>
             <w:r>
@@ -9451,7 +9510,7 @@
           <w:b/>
           <w:sz w:val="26"/>
         </w:rPr>
-        <w:t xml:space="preserve">Требования к испытаниям и приёмке: сушка футеровки печи, испытания котла-утилизатора, пусконаладка газоочистки, гарантийные испытания</w:t>
+        <w:t xml:space="preserve">21. Требования к испытаниям и приёмке: сушка футеровки печи, испытания котла-утилизатора, пусконаладка газоочистки, гарантийные испытания</w:t>
       </w:r>
     </w:p>
     <w:p>
@@ -9496,7 +9555,7 @@
     </w:p>
     <w:tbl>
       <w:tblPr>
-        <w:tblW w:w="11638" w:type="dxa"/>
+        <w:tblW w:w="9354" w:type="dxa"/>
         <w:tblBorders>
           <w:top w:val="single" w:sz="4" w:color="C9C9C9"/>
           <w:left w:val="single" w:sz="4" w:color="C9C9C9"/>
@@ -9508,14 +9567,17 @@
         <w:tblLayout w:type="fixed"/>
       </w:tblPr>
       <w:tblGrid>
-        <w:gridCol w:w="3600"/>
-        <w:gridCol w:w="5000"/>
-        <w:gridCol w:w="3038"/>
+        <w:gridCol w:w="3100"/>
+        <w:gridCol w:w="4300"/>
+        <w:gridCol w:w="1954"/>
       </w:tblGrid>
       <w:tr>
-        <w:tc>
-          <w:tcPr>
-            <w:tcW w:w="3600" w:type="dxa"/>
+        <w:trPr>
+          <w:tblHeader/>
+        </w:trPr>
+        <w:tc>
+          <w:tcPr>
+            <w:tcW w:w="3100" w:type="dxa"/>
             <w:shd w:val="clear" w:fill="EFEFEF"/>
           </w:tcPr>
           <w:p>
@@ -9530,7 +9592,7 @@
         </w:tc>
         <w:tc>
           <w:tcPr>
-            <w:tcW w:w="5000" w:type="dxa"/>
+            <w:tcW w:w="4300" w:type="dxa"/>
             <w:shd w:val="clear" w:fill="EFEFEF"/>
           </w:tcPr>
           <w:p>
@@ -9545,7 +9607,7 @@
         </w:tc>
         <w:tc>
           <w:tcPr>
-            <w:tcW w:w="3038" w:type="dxa"/>
+            <w:tcW w:w="1954" w:type="dxa"/>
             <w:shd w:val="clear" w:fill="EFEFEF"/>
           </w:tcPr>
           <w:p>
@@ -9562,7 +9624,7 @@
       <w:tr>
         <w:tc>
           <w:tcPr>
-            <w:tcW w:w="3600" w:type="dxa"/>
+            <w:tcW w:w="3100" w:type="dxa"/>
           </w:tcPr>
           <w:p>
             <w:r>
@@ -9575,7 +9637,7 @@
         </w:tc>
         <w:tc>
           <w:tcPr>
-            <w:tcW w:w="5000" w:type="dxa"/>
+            <w:tcW w:w="4300" w:type="dxa"/>
           </w:tcPr>
           <w:p>
             <w:r>
@@ -9588,7 +9650,7 @@
         </w:tc>
         <w:tc>
           <w:tcPr>
-            <w:tcW w:w="3038" w:type="dxa"/>
+            <w:tcW w:w="1954" w:type="dxa"/>
           </w:tcPr>
           <w:p>
             <w:r>
@@ -9604,7 +9666,7 @@
       <w:tr>
         <w:tc>
           <w:tcPr>
-            <w:tcW w:w="3600" w:type="dxa"/>
+            <w:tcW w:w="3100" w:type="dxa"/>
           </w:tcPr>
           <w:p>
             <w:r>
@@ -9617,7 +9679,7 @@
         </w:tc>
         <w:tc>
           <w:tcPr>
-            <w:tcW w:w="5000" w:type="dxa"/>
+            <w:tcW w:w="4300" w:type="dxa"/>
           </w:tcPr>
           <w:p>
             <w:r>
@@ -9630,7 +9692,7 @@
         </w:tc>
         <w:tc>
           <w:tcPr>
-            <w:tcW w:w="3038" w:type="dxa"/>
+            <w:tcW w:w="1954" w:type="dxa"/>
           </w:tcPr>
           <w:p>
             <w:r>
@@ -9646,7 +9708,7 @@
       <w:tr>
         <w:tc>
           <w:tcPr>
-            <w:tcW w:w="3600" w:type="dxa"/>
+            <w:tcW w:w="3100" w:type="dxa"/>
           </w:tcPr>
           <w:p>
             <w:r>
@@ -9659,7 +9721,7 @@
         </w:tc>
         <w:tc>
           <w:tcPr>
-            <w:tcW w:w="5000" w:type="dxa"/>
+            <w:tcW w:w="4300" w:type="dxa"/>
           </w:tcPr>
           <w:p>
             <w:r>
@@ -9672,7 +9734,7 @@
         </w:tc>
         <w:tc>
           <w:tcPr>
-            <w:tcW w:w="3038" w:type="dxa"/>
+            <w:tcW w:w="1954" w:type="dxa"/>
           </w:tcPr>
           <w:p>
             <w:r>
@@ -9688,7 +9750,7 @@
       <w:tr>
         <w:tc>
           <w:tcPr>
-            <w:tcW w:w="3600" w:type="dxa"/>
+            <w:tcW w:w="3100" w:type="dxa"/>
           </w:tcPr>
           <w:p>
             <w:r>
@@ -9701,7 +9763,7 @@
         </w:tc>
         <w:tc>
           <w:tcPr>
-            <w:tcW w:w="5000" w:type="dxa"/>
+            <w:tcW w:w="4300" w:type="dxa"/>
           </w:tcPr>
           <w:p>
             <w:r>
@@ -9714,7 +9776,7 @@
         </w:tc>
         <w:tc>
           <w:tcPr>
-            <w:tcW w:w="3038" w:type="dxa"/>
+            <w:tcW w:w="1954" w:type="dxa"/>
           </w:tcPr>
           <w:p>
             <w:r>
@@ -9730,7 +9792,7 @@
       <w:tr>
         <w:tc>
           <w:tcPr>
-            <w:tcW w:w="3600" w:type="dxa"/>
+            <w:tcW w:w="3100" w:type="dxa"/>
           </w:tcPr>
           <w:p>
             <w:r>
@@ -9743,7 +9805,7 @@
         </w:tc>
         <w:tc>
           <w:tcPr>
-            <w:tcW w:w="5000" w:type="dxa"/>
+            <w:tcW w:w="4300" w:type="dxa"/>
           </w:tcPr>
           <w:p>
             <w:r>
@@ -9756,7 +9818,7 @@
         </w:tc>
         <w:tc>
           <w:tcPr>
-            <w:tcW w:w="3038" w:type="dxa"/>
+            <w:tcW w:w="1954" w:type="dxa"/>
           </w:tcPr>
           <w:p>
             <w:r>
@@ -9772,7 +9834,7 @@
       <w:tr>
         <w:tc>
           <w:tcPr>
-            <w:tcW w:w="3600" w:type="dxa"/>
+            <w:tcW w:w="3100" w:type="dxa"/>
           </w:tcPr>
           <w:p>
             <w:r>
@@ -9785,7 +9847,7 @@
         </w:tc>
         <w:tc>
           <w:tcPr>
-            <w:tcW w:w="5000" w:type="dxa"/>
+            <w:tcW w:w="4300" w:type="dxa"/>
           </w:tcPr>
           <w:p>
             <w:r>
@@ -9798,7 +9860,7 @@
         </w:tc>
         <w:tc>
           <w:tcPr>
-            <w:tcW w:w="3038" w:type="dxa"/>
+            <w:tcW w:w="1954" w:type="dxa"/>
           </w:tcPr>
           <w:p>
             <w:r>
@@ -9814,7 +9876,7 @@
       <w:tr>
         <w:tc>
           <w:tcPr>
-            <w:tcW w:w="3600" w:type="dxa"/>
+            <w:tcW w:w="3100" w:type="dxa"/>
           </w:tcPr>
           <w:p>
             <w:r>
@@ -9827,7 +9889,7 @@
         </w:tc>
         <w:tc>
           <w:tcPr>
-            <w:tcW w:w="5000" w:type="dxa"/>
+            <w:tcW w:w="4300" w:type="dxa"/>
           </w:tcPr>
           <w:p>
             <w:r>
@@ -9840,7 +9902,7 @@
         </w:tc>
         <w:tc>
           <w:tcPr>
-            <w:tcW w:w="3038" w:type="dxa"/>
+            <w:tcW w:w="1954" w:type="dxa"/>
           </w:tcPr>
           <w:p>
             <w:r>
@@ -9959,7 +10021,7 @@
           <w:b/>
           <w:sz w:val="26"/>
         </w:rPr>
-        <w:t xml:space="preserve">Спецификации, опросные листы, нетиповое оборудование и оборудование длительного цикла изготовления</w:t>
+        <w:t xml:space="preserve">22. Спецификации, опросные листы, нетиповое оборудование и оборудование длительного цикла изготовления</w:t>
       </w:r>
     </w:p>
     <w:p>
@@ -9988,7 +10050,7 @@
     </w:p>
     <w:tbl>
       <w:tblPr>
-        <w:tblW w:w="11638" w:type="dxa"/>
+        <w:tblW w:w="9354" w:type="dxa"/>
         <w:tblBorders>
           <w:top w:val="single" w:sz="4" w:color="C9C9C9"/>
           <w:left w:val="single" w:sz="4" w:color="C9C9C9"/>
@@ -10000,14 +10062,17 @@
         <w:tblLayout w:type="fixed"/>
       </w:tblPr>
       <w:tblGrid>
-        <w:gridCol w:w="3600"/>
-        <w:gridCol w:w="5000"/>
-        <w:gridCol w:w="3038"/>
+        <w:gridCol w:w="3100"/>
+        <w:gridCol w:w="4300"/>
+        <w:gridCol w:w="1954"/>
       </w:tblGrid>
       <w:tr>
-        <w:tc>
-          <w:tcPr>
-            <w:tcW w:w="3600" w:type="dxa"/>
+        <w:trPr>
+          <w:tblHeader/>
+        </w:trPr>
+        <w:tc>
+          <w:tcPr>
+            <w:tcW w:w="3100" w:type="dxa"/>
             <w:shd w:val="clear" w:fill="EFEFEF"/>
           </w:tcPr>
           <w:p>
@@ -10022,7 +10087,7 @@
         </w:tc>
         <w:tc>
           <w:tcPr>
-            <w:tcW w:w="5000" w:type="dxa"/>
+            <w:tcW w:w="4300" w:type="dxa"/>
             <w:shd w:val="clear" w:fill="EFEFEF"/>
           </w:tcPr>
           <w:p>
@@ -10037,7 +10102,7 @@
         </w:tc>
         <w:tc>
           <w:tcPr>
-            <w:tcW w:w="3038" w:type="dxa"/>
+            <w:tcW w:w="1954" w:type="dxa"/>
             <w:shd w:val="clear" w:fill="EFEFEF"/>
           </w:tcPr>
           <w:p>
@@ -10054,7 +10119,7 @@
       <w:tr>
         <w:tc>
           <w:tcPr>
-            <w:tcW w:w="3600" w:type="dxa"/>
+            <w:tcW w:w="3100" w:type="dxa"/>
           </w:tcPr>
           <w:p>
             <w:r>
@@ -10067,7 +10132,7 @@
         </w:tc>
         <w:tc>
           <w:tcPr>
-            <w:tcW w:w="5000" w:type="dxa"/>
+            <w:tcW w:w="4300" w:type="dxa"/>
           </w:tcPr>
           <w:p>
             <w:r>
@@ -10080,7 +10145,7 @@
         </w:tc>
         <w:tc>
           <w:tcPr>
-            <w:tcW w:w="3038" w:type="dxa"/>
+            <w:tcW w:w="1954" w:type="dxa"/>
           </w:tcPr>
           <w:p>
             <w:r>
@@ -10096,7 +10161,7 @@
       <w:tr>
         <w:tc>
           <w:tcPr>
-            <w:tcW w:w="3600" w:type="dxa"/>
+            <w:tcW w:w="3100" w:type="dxa"/>
           </w:tcPr>
           <w:p>
             <w:r>
@@ -10109,7 +10174,7 @@
         </w:tc>
         <w:tc>
           <w:tcPr>
-            <w:tcW w:w="5000" w:type="dxa"/>
+            <w:tcW w:w="4300" w:type="dxa"/>
           </w:tcPr>
           <w:p>
             <w:r>
@@ -10122,7 +10187,7 @@
         </w:tc>
         <w:tc>
           <w:tcPr>
-            <w:tcW w:w="3038" w:type="dxa"/>
+            <w:tcW w:w="1954" w:type="dxa"/>
           </w:tcPr>
           <w:p>
             <w:r>
@@ -10138,7 +10203,7 @@
       <w:tr>
         <w:tc>
           <w:tcPr>
-            <w:tcW w:w="3600" w:type="dxa"/>
+            <w:tcW w:w="3100" w:type="dxa"/>
           </w:tcPr>
           <w:p>
             <w:r>
@@ -10151,7 +10216,7 @@
         </w:tc>
         <w:tc>
           <w:tcPr>
-            <w:tcW w:w="5000" w:type="dxa"/>
+            <w:tcW w:w="4300" w:type="dxa"/>
           </w:tcPr>
           <w:p>
             <w:r>
@@ -10164,7 +10229,7 @@
         </w:tc>
         <w:tc>
           <w:tcPr>
-            <w:tcW w:w="3038" w:type="dxa"/>
+            <w:tcW w:w="1954" w:type="dxa"/>
           </w:tcPr>
           <w:p>
             <w:r>
@@ -10180,7 +10245,7 @@
       <w:tr>
         <w:tc>
           <w:tcPr>
-            <w:tcW w:w="3600" w:type="dxa"/>
+            <w:tcW w:w="3100" w:type="dxa"/>
           </w:tcPr>
           <w:p>
             <w:r>
@@ -10193,7 +10258,7 @@
         </w:tc>
         <w:tc>
           <w:tcPr>
-            <w:tcW w:w="5000" w:type="dxa"/>
+            <w:tcW w:w="4300" w:type="dxa"/>
           </w:tcPr>
           <w:p>
             <w:r>
@@ -10206,7 +10271,7 @@
         </w:tc>
         <w:tc>
           <w:tcPr>
-            <w:tcW w:w="3038" w:type="dxa"/>
+            <w:tcW w:w="1954" w:type="dxa"/>
           </w:tcPr>
           <w:p>
             <w:r>
@@ -10293,7 +10358,7 @@
           <w:b/>
           <w:sz w:val="26"/>
         </w:rPr>
-        <w:t xml:space="preserve">Тепловыделения и выделения вредностей от оборудования в помещения цеха</w:t>
+        <w:t xml:space="preserve">23. Тепловыделения и выделения вредностей от оборудования в помещения цеха</w:t>
       </w:r>
     </w:p>
     <w:p>
@@ -10314,7 +10379,7 @@
     </w:p>
     <w:tbl>
       <w:tblPr>
-        <w:tblW w:w="11638" w:type="dxa"/>
+        <w:tblW w:w="9354" w:type="dxa"/>
         <w:tblBorders>
           <w:top w:val="single" w:sz="4" w:color="C9C9C9"/>
           <w:left w:val="single" w:sz="4" w:color="C9C9C9"/>
@@ -10326,14 +10391,17 @@
         <w:tblLayout w:type="fixed"/>
       </w:tblPr>
       <w:tblGrid>
-        <w:gridCol w:w="3600"/>
-        <w:gridCol w:w="5000"/>
-        <w:gridCol w:w="3038"/>
+        <w:gridCol w:w="3100"/>
+        <w:gridCol w:w="4300"/>
+        <w:gridCol w:w="1954"/>
       </w:tblGrid>
       <w:tr>
-        <w:tc>
-          <w:tcPr>
-            <w:tcW w:w="3600" w:type="dxa"/>
+        <w:trPr>
+          <w:tblHeader/>
+        </w:trPr>
+        <w:tc>
+          <w:tcPr>
+            <w:tcW w:w="3100" w:type="dxa"/>
             <w:shd w:val="clear" w:fill="EFEFEF"/>
           </w:tcPr>
           <w:p>
@@ -10348,7 +10416,7 @@
         </w:tc>
         <w:tc>
           <w:tcPr>
-            <w:tcW w:w="5000" w:type="dxa"/>
+            <w:tcW w:w="4300" w:type="dxa"/>
             <w:shd w:val="clear" w:fill="EFEFEF"/>
           </w:tcPr>
           <w:p>
@@ -10363,7 +10431,7 @@
         </w:tc>
         <w:tc>
           <w:tcPr>
-            <w:tcW w:w="3038" w:type="dxa"/>
+            <w:tcW w:w="1954" w:type="dxa"/>
             <w:shd w:val="clear" w:fill="EFEFEF"/>
           </w:tcPr>
           <w:p>
@@ -10380,7 +10448,7 @@
       <w:tr>
         <w:tc>
           <w:tcPr>
-            <w:tcW w:w="3600" w:type="dxa"/>
+            <w:tcW w:w="3100" w:type="dxa"/>
           </w:tcPr>
           <w:p>
             <w:r>
@@ -10393,7 +10461,7 @@
         </w:tc>
         <w:tc>
           <w:tcPr>
-            <w:tcW w:w="5000" w:type="dxa"/>
+            <w:tcW w:w="4300" w:type="dxa"/>
           </w:tcPr>
           <w:p>
             <w:r>
@@ -10406,7 +10474,7 @@
         </w:tc>
         <w:tc>
           <w:tcPr>
-            <w:tcW w:w="3038" w:type="dxa"/>
+            <w:tcW w:w="1954" w:type="dxa"/>
           </w:tcPr>
           <w:p>
             <w:r>
@@ -10422,7 +10490,7 @@
       <w:tr>
         <w:tc>
           <w:tcPr>
-            <w:tcW w:w="3600" w:type="dxa"/>
+            <w:tcW w:w="3100" w:type="dxa"/>
           </w:tcPr>
           <w:p>
             <w:r>
@@ -10435,7 +10503,7 @@
         </w:tc>
         <w:tc>
           <w:tcPr>
-            <w:tcW w:w="5000" w:type="dxa"/>
+            <w:tcW w:w="4300" w:type="dxa"/>
           </w:tcPr>
           <w:p>
             <w:r>
@@ -10448,7 +10516,7 @@
         </w:tc>
         <w:tc>
           <w:tcPr>
-            <w:tcW w:w="3038" w:type="dxa"/>
+            <w:tcW w:w="1954" w:type="dxa"/>
           </w:tcPr>
           <w:p>
             <w:r>
@@ -10464,7 +10532,7 @@
       <w:tr>
         <w:tc>
           <w:tcPr>
-            <w:tcW w:w="3600" w:type="dxa"/>
+            <w:tcW w:w="3100" w:type="dxa"/>
           </w:tcPr>
           <w:p>
             <w:r>
@@ -10477,7 +10545,7 @@
         </w:tc>
         <w:tc>
           <w:tcPr>
-            <w:tcW w:w="5000" w:type="dxa"/>
+            <w:tcW w:w="4300" w:type="dxa"/>
           </w:tcPr>
           <w:p>
             <w:r>
@@ -10490,7 +10558,7 @@
         </w:tc>
         <w:tc>
           <w:tcPr>
-            <w:tcW w:w="3038" w:type="dxa"/>
+            <w:tcW w:w="1954" w:type="dxa"/>
           </w:tcPr>
           <w:p>
             <w:r>
@@ -10506,7 +10574,7 @@
       <w:tr>
         <w:tc>
           <w:tcPr>
-            <w:tcW w:w="3600" w:type="dxa"/>
+            <w:tcW w:w="3100" w:type="dxa"/>
           </w:tcPr>
           <w:p>
             <w:r>
@@ -10519,7 +10587,7 @@
         </w:tc>
         <w:tc>
           <w:tcPr>
-            <w:tcW w:w="5000" w:type="dxa"/>
+            <w:tcW w:w="4300" w:type="dxa"/>
           </w:tcPr>
           <w:p>
             <w:r>
@@ -10532,7 +10600,7 @@
         </w:tc>
         <w:tc>
           <w:tcPr>
-            <w:tcW w:w="3038" w:type="dxa"/>
+            <w:tcW w:w="1954" w:type="dxa"/>
           </w:tcPr>
           <w:p>
             <w:r>
@@ -10548,7 +10616,7 @@
       <w:tr>
         <w:tc>
           <w:tcPr>
-            <w:tcW w:w="3600" w:type="dxa"/>
+            <w:tcW w:w="3100" w:type="dxa"/>
           </w:tcPr>
           <w:p>
             <w:r>
@@ -10561,7 +10629,7 @@
         </w:tc>
         <w:tc>
           <w:tcPr>
-            <w:tcW w:w="5000" w:type="dxa"/>
+            <w:tcW w:w="4300" w:type="dxa"/>
           </w:tcPr>
           <w:p>
             <w:r>
@@ -10574,7 +10642,7 @@
         </w:tc>
         <w:tc>
           <w:tcPr>
-            <w:tcW w:w="3038" w:type="dxa"/>
+            <w:tcW w:w="1954" w:type="dxa"/>
           </w:tcPr>
           <w:p>
             <w:r>
@@ -10661,7 +10729,7 @@
           <w:b/>
           <w:sz w:val="26"/>
         </w:rPr>
-        <w:t xml:space="preserve">Интерфейсы Лота №1: границы со смежными лотами, СКЦ, ГМЦ и инфраструктурой площадки</w:t>
+        <w:t xml:space="preserve">24. Интерфейсы Лота №1: границы со смежными лотами, СКЦ, ГМЦ и инфраструктурой площадки</w:t>
       </w:r>
     </w:p>
     <w:p>
@@ -10690,7 +10758,7 @@
     </w:p>
     <w:tbl>
       <w:tblPr>
-        <w:tblW w:w="11638" w:type="dxa"/>
+        <w:tblW w:w="9354" w:type="dxa"/>
         <w:tblBorders>
           <w:top w:val="single" w:sz="4" w:color="C9C9C9"/>
           <w:left w:val="single" w:sz="4" w:color="C9C9C9"/>
@@ -10702,14 +10770,17 @@
         <w:tblLayout w:type="fixed"/>
       </w:tblPr>
       <w:tblGrid>
-        <w:gridCol w:w="3600"/>
-        <w:gridCol w:w="5000"/>
-        <w:gridCol w:w="3038"/>
+        <w:gridCol w:w="3100"/>
+        <w:gridCol w:w="4300"/>
+        <w:gridCol w:w="1954"/>
       </w:tblGrid>
       <w:tr>
-        <w:tc>
-          <w:tcPr>
-            <w:tcW w:w="3600" w:type="dxa"/>
+        <w:trPr>
+          <w:tblHeader/>
+        </w:trPr>
+        <w:tc>
+          <w:tcPr>
+            <w:tcW w:w="3100" w:type="dxa"/>
             <w:shd w:val="clear" w:fill="EFEFEF"/>
           </w:tcPr>
           <w:p>
@@ -10724,7 +10795,7 @@
         </w:tc>
         <w:tc>
           <w:tcPr>
-            <w:tcW w:w="5000" w:type="dxa"/>
+            <w:tcW w:w="4300" w:type="dxa"/>
             <w:shd w:val="clear" w:fill="EFEFEF"/>
           </w:tcPr>
           <w:p>
@@ -10739,7 +10810,7 @@
         </w:tc>
         <w:tc>
           <w:tcPr>
-            <w:tcW w:w="3038" w:type="dxa"/>
+            <w:tcW w:w="1954" w:type="dxa"/>
             <w:shd w:val="clear" w:fill="EFEFEF"/>
           </w:tcPr>
           <w:p>
@@ -10756,7 +10827,7 @@
       <w:tr>
         <w:tc>
           <w:tcPr>
-            <w:tcW w:w="3600" w:type="dxa"/>
+            <w:tcW w:w="3100" w:type="dxa"/>
           </w:tcPr>
           <w:p>
             <w:r>
@@ -10769,7 +10840,7 @@
         </w:tc>
         <w:tc>
           <w:tcPr>
-            <w:tcW w:w="5000" w:type="dxa"/>
+            <w:tcW w:w="4300" w:type="dxa"/>
           </w:tcPr>
           <w:p>
             <w:r>
@@ -10782,7 +10853,7 @@
         </w:tc>
         <w:tc>
           <w:tcPr>
-            <w:tcW w:w="3038" w:type="dxa"/>
+            <w:tcW w:w="1954" w:type="dxa"/>
           </w:tcPr>
           <w:p>
             <w:r>
@@ -10798,7 +10869,7 @@
       <w:tr>
         <w:tc>
           <w:tcPr>
-            <w:tcW w:w="3600" w:type="dxa"/>
+            <w:tcW w:w="3100" w:type="dxa"/>
           </w:tcPr>
           <w:p>
             <w:r>
@@ -10811,7 +10882,7 @@
         </w:tc>
         <w:tc>
           <w:tcPr>
-            <w:tcW w:w="5000" w:type="dxa"/>
+            <w:tcW w:w="4300" w:type="dxa"/>
           </w:tcPr>
           <w:p>
             <w:r>
@@ -10824,7 +10895,7 @@
         </w:tc>
         <w:tc>
           <w:tcPr>
-            <w:tcW w:w="3038" w:type="dxa"/>
+            <w:tcW w:w="1954" w:type="dxa"/>
           </w:tcPr>
           <w:p>
             <w:r>
@@ -10840,7 +10911,7 @@
       <w:tr>
         <w:tc>
           <w:tcPr>
-            <w:tcW w:w="3600" w:type="dxa"/>
+            <w:tcW w:w="3100" w:type="dxa"/>
           </w:tcPr>
           <w:p>
             <w:r>
@@ -10853,7 +10924,7 @@
         </w:tc>
         <w:tc>
           <w:tcPr>
-            <w:tcW w:w="5000" w:type="dxa"/>
+            <w:tcW w:w="4300" w:type="dxa"/>
           </w:tcPr>
           <w:p>
             <w:r>
@@ -10866,7 +10937,7 @@
         </w:tc>
         <w:tc>
           <w:tcPr>
-            <w:tcW w:w="3038" w:type="dxa"/>
+            <w:tcW w:w="1954" w:type="dxa"/>
           </w:tcPr>
           <w:p>
             <w:r>
@@ -10882,7 +10953,7 @@
       <w:tr>
         <w:tc>
           <w:tcPr>
-            <w:tcW w:w="3600" w:type="dxa"/>
+            <w:tcW w:w="3100" w:type="dxa"/>
           </w:tcPr>
           <w:p>
             <w:r>
@@ -10895,7 +10966,7 @@
         </w:tc>
         <w:tc>
           <w:tcPr>
-            <w:tcW w:w="5000" w:type="dxa"/>
+            <w:tcW w:w="4300" w:type="dxa"/>
           </w:tcPr>
           <w:p>
             <w:r>
@@ -10908,7 +10979,7 @@
         </w:tc>
         <w:tc>
           <w:tcPr>
-            <w:tcW w:w="3038" w:type="dxa"/>
+            <w:tcW w:w="1954" w:type="dxa"/>
           </w:tcPr>
           <w:p>
             <w:r>
@@ -10924,7 +10995,7 @@
       <w:tr>
         <w:tc>
           <w:tcPr>
-            <w:tcW w:w="3600" w:type="dxa"/>
+            <w:tcW w:w="3100" w:type="dxa"/>
           </w:tcPr>
           <w:p>
             <w:r>
@@ -10937,7 +11008,7 @@
         </w:tc>
         <w:tc>
           <w:tcPr>
-            <w:tcW w:w="5000" w:type="dxa"/>
+            <w:tcW w:w="4300" w:type="dxa"/>
           </w:tcPr>
           <w:p>
             <w:r>
@@ -10950,7 +11021,7 @@
         </w:tc>
         <w:tc>
           <w:tcPr>
-            <w:tcW w:w="3038" w:type="dxa"/>
+            <w:tcW w:w="1954" w:type="dxa"/>
           </w:tcPr>
           <w:p>
             <w:r>
@@ -10966,7 +11037,7 @@
       <w:tr>
         <w:tc>
           <w:tcPr>
-            <w:tcW w:w="3600" w:type="dxa"/>
+            <w:tcW w:w="3100" w:type="dxa"/>
           </w:tcPr>
           <w:p>
             <w:r>
@@ -10979,7 +11050,7 @@
         </w:tc>
         <w:tc>
           <w:tcPr>
-            <w:tcW w:w="5000" w:type="dxa"/>
+            <w:tcW w:w="4300" w:type="dxa"/>
           </w:tcPr>
           <w:p>
             <w:r>
@@ -10992,7 +11063,7 @@
         </w:tc>
         <w:tc>
           <w:tcPr>
-            <w:tcW w:w="3038" w:type="dxa"/>
+            <w:tcW w:w="1954" w:type="dxa"/>
           </w:tcPr>
           <w:p>
             <w:r>
@@ -11008,7 +11079,7 @@
       <w:tr>
         <w:tc>
           <w:tcPr>
-            <w:tcW w:w="3600" w:type="dxa"/>
+            <w:tcW w:w="3100" w:type="dxa"/>
           </w:tcPr>
           <w:p>
             <w:r>
@@ -11021,7 +11092,7 @@
         </w:tc>
         <w:tc>
           <w:tcPr>
-            <w:tcW w:w="5000" w:type="dxa"/>
+            <w:tcW w:w="4300" w:type="dxa"/>
           </w:tcPr>
           <w:p>
             <w:r>
@@ -11034,7 +11105,7 @@
         </w:tc>
         <w:tc>
           <w:tcPr>
-            <w:tcW w:w="3038" w:type="dxa"/>
+            <w:tcW w:w="1954" w:type="dxa"/>
           </w:tcPr>
           <w:p>
             <w:r>
@@ -11153,7 +11224,7 @@
           <w:b/>
           <w:sz w:val="26"/>
         </w:rPr>
-        <w:t xml:space="preserve">Стоимость поставки по Лоту №1 (методика и состав)</w:t>
+        <w:t xml:space="preserve">25. Стоимость поставки по Лоту №1 (методика и состав)</w:t>
       </w:r>
     </w:p>
     <w:p>
@@ -11174,7 +11245,7 @@
     </w:p>
     <w:tbl>
       <w:tblPr>
-        <w:tblW w:w="11638" w:type="dxa"/>
+        <w:tblW w:w="9354" w:type="dxa"/>
         <w:tblBorders>
           <w:top w:val="single" w:sz="4" w:color="C9C9C9"/>
           <w:left w:val="single" w:sz="4" w:color="C9C9C9"/>
@@ -11186,14 +11257,17 @@
         <w:tblLayout w:type="fixed"/>
       </w:tblPr>
       <w:tblGrid>
-        <w:gridCol w:w="3600"/>
-        <w:gridCol w:w="5000"/>
-        <w:gridCol w:w="3038"/>
+        <w:gridCol w:w="3100"/>
+        <w:gridCol w:w="4300"/>
+        <w:gridCol w:w="1954"/>
       </w:tblGrid>
       <w:tr>
-        <w:tc>
-          <w:tcPr>
-            <w:tcW w:w="3600" w:type="dxa"/>
+        <w:trPr>
+          <w:tblHeader/>
+        </w:trPr>
+        <w:tc>
+          <w:tcPr>
+            <w:tcW w:w="3100" w:type="dxa"/>
             <w:shd w:val="clear" w:fill="EFEFEF"/>
           </w:tcPr>
           <w:p>
@@ -11208,7 +11282,7 @@
         </w:tc>
         <w:tc>
           <w:tcPr>
-            <w:tcW w:w="5000" w:type="dxa"/>
+            <w:tcW w:w="4300" w:type="dxa"/>
             <w:shd w:val="clear" w:fill="EFEFEF"/>
           </w:tcPr>
           <w:p>
@@ -11223,7 +11297,7 @@
         </w:tc>
         <w:tc>
           <w:tcPr>
-            <w:tcW w:w="3038" w:type="dxa"/>
+            <w:tcW w:w="1954" w:type="dxa"/>
             <w:shd w:val="clear" w:fill="EFEFEF"/>
           </w:tcPr>
           <w:p>
@@ -11240,7 +11314,7 @@
       <w:tr>
         <w:tc>
           <w:tcPr>
-            <w:tcW w:w="3600" w:type="dxa"/>
+            <w:tcW w:w="3100" w:type="dxa"/>
           </w:tcPr>
           <w:p>
             <w:r>
@@ -11253,7 +11327,7 @@
         </w:tc>
         <w:tc>
           <w:tcPr>
-            <w:tcW w:w="5000" w:type="dxa"/>
+            <w:tcW w:w="4300" w:type="dxa"/>
           </w:tcPr>
           <w:p>
             <w:r>
@@ -11266,7 +11340,7 @@
         </w:tc>
         <w:tc>
           <w:tcPr>
-            <w:tcW w:w="3038" w:type="dxa"/>
+            <w:tcW w:w="1954" w:type="dxa"/>
           </w:tcPr>
           <w:p>
             <w:r>
@@ -11282,7 +11356,7 @@
       <w:tr>
         <w:tc>
           <w:tcPr>
-            <w:tcW w:w="3600" w:type="dxa"/>
+            <w:tcW w:w="3100" w:type="dxa"/>
           </w:tcPr>
           <w:p>
             <w:r>
@@ -11295,7 +11369,7 @@
         </w:tc>
         <w:tc>
           <w:tcPr>
-            <w:tcW w:w="5000" w:type="dxa"/>
+            <w:tcW w:w="4300" w:type="dxa"/>
           </w:tcPr>
           <w:p>
             <w:r>
@@ -11308,7 +11382,7 @@
         </w:tc>
         <w:tc>
           <w:tcPr>
-            <w:tcW w:w="3038" w:type="dxa"/>
+            <w:tcW w:w="1954" w:type="dxa"/>
           </w:tcPr>
           <w:p>
             <w:r>
@@ -11324,7 +11398,7 @@
       <w:tr>
         <w:tc>
           <w:tcPr>
-            <w:tcW w:w="3600" w:type="dxa"/>
+            <w:tcW w:w="3100" w:type="dxa"/>
           </w:tcPr>
           <w:p>
             <w:r>
@@ -11337,7 +11411,7 @@
         </w:tc>
         <w:tc>
           <w:tcPr>
-            <w:tcW w:w="5000" w:type="dxa"/>
+            <w:tcW w:w="4300" w:type="dxa"/>
           </w:tcPr>
           <w:p>
             <w:r>
@@ -11350,7 +11424,7 @@
         </w:tc>
         <w:tc>
           <w:tcPr>
-            <w:tcW w:w="3038" w:type="dxa"/>
+            <w:tcW w:w="1954" w:type="dxa"/>
           </w:tcPr>
           <w:p>
             <w:r>
@@ -11437,7 +11511,7 @@
           <w:b/>
           <w:sz w:val="26"/>
         </w:rPr>
-        <w:t xml:space="preserve">Цифровая информационная модель (ЦИМ) стадии «базовый инжиниринг» — Приложение №4</w:t>
+        <w:t xml:space="preserve">26. Цифровая информационная модель (ЦИМ) стадии «базовый инжиниринг» — Приложение №4</w:t>
       </w:r>
     </w:p>
     <w:p>
@@ -11466,7 +11540,7 @@
     </w:p>
     <w:tbl>
       <w:tblPr>
-        <w:tblW w:w="11638" w:type="dxa"/>
+        <w:tblW w:w="9354" w:type="dxa"/>
         <w:tblBorders>
           <w:top w:val="single" w:sz="4" w:color="C9C9C9"/>
           <w:left w:val="single" w:sz="4" w:color="C9C9C9"/>
@@ -11478,14 +11552,17 @@
         <w:tblLayout w:type="fixed"/>
       </w:tblPr>
       <w:tblGrid>
-        <w:gridCol w:w="3600"/>
-        <w:gridCol w:w="5000"/>
-        <w:gridCol w:w="3038"/>
+        <w:gridCol w:w="3100"/>
+        <w:gridCol w:w="4300"/>
+        <w:gridCol w:w="1954"/>
       </w:tblGrid>
       <w:tr>
-        <w:tc>
-          <w:tcPr>
-            <w:tcW w:w="3600" w:type="dxa"/>
+        <w:trPr>
+          <w:tblHeader/>
+        </w:trPr>
+        <w:tc>
+          <w:tcPr>
+            <w:tcW w:w="3100" w:type="dxa"/>
             <w:shd w:val="clear" w:fill="EFEFEF"/>
           </w:tcPr>
           <w:p>
@@ -11500,7 +11577,7 @@
         </w:tc>
         <w:tc>
           <w:tcPr>
-            <w:tcW w:w="5000" w:type="dxa"/>
+            <w:tcW w:w="4300" w:type="dxa"/>
             <w:shd w:val="clear" w:fill="EFEFEF"/>
           </w:tcPr>
           <w:p>
@@ -11515,7 +11592,7 @@
         </w:tc>
         <w:tc>
           <w:tcPr>
-            <w:tcW w:w="3038" w:type="dxa"/>
+            <w:tcW w:w="1954" w:type="dxa"/>
             <w:shd w:val="clear" w:fill="EFEFEF"/>
           </w:tcPr>
           <w:p>
@@ -11532,7 +11609,7 @@
       <w:tr>
         <w:tc>
           <w:tcPr>
-            <w:tcW w:w="3600" w:type="dxa"/>
+            <w:tcW w:w="3100" w:type="dxa"/>
           </w:tcPr>
           <w:p>
             <w:r>
@@ -11545,7 +11622,7 @@
         </w:tc>
         <w:tc>
           <w:tcPr>
-            <w:tcW w:w="5000" w:type="dxa"/>
+            <w:tcW w:w="4300" w:type="dxa"/>
           </w:tcPr>
           <w:p>
             <w:r>
@@ -11558,7 +11635,7 @@
         </w:tc>
         <w:tc>
           <w:tcPr>
-            <w:tcW w:w="3038" w:type="dxa"/>
+            <w:tcW w:w="1954" w:type="dxa"/>
           </w:tcPr>
           <w:p>
             <w:r>
@@ -11574,7 +11651,7 @@
       <w:tr>
         <w:tc>
           <w:tcPr>
-            <w:tcW w:w="3600" w:type="dxa"/>
+            <w:tcW w:w="3100" w:type="dxa"/>
           </w:tcPr>
           <w:p>
             <w:r>
@@ -11587,7 +11664,7 @@
         </w:tc>
         <w:tc>
           <w:tcPr>
-            <w:tcW w:w="5000" w:type="dxa"/>
+            <w:tcW w:w="4300" w:type="dxa"/>
           </w:tcPr>
           <w:p>
             <w:r>
@@ -11600,7 +11677,7 @@
         </w:tc>
         <w:tc>
           <w:tcPr>
-            <w:tcW w:w="3038" w:type="dxa"/>
+            <w:tcW w:w="1954" w:type="dxa"/>
           </w:tcPr>
           <w:p>
             <w:r>
@@ -11616,7 +11693,7 @@
       <w:tr>
         <w:tc>
           <w:tcPr>
-            <w:tcW w:w="3600" w:type="dxa"/>
+            <w:tcW w:w="3100" w:type="dxa"/>
           </w:tcPr>
           <w:p>
             <w:r>
@@ -11629,7 +11706,7 @@
         </w:tc>
         <w:tc>
           <w:tcPr>
-            <w:tcW w:w="5000" w:type="dxa"/>
+            <w:tcW w:w="4300" w:type="dxa"/>
           </w:tcPr>
           <w:p>
             <w:r>
@@ -11642,7 +11719,7 @@
         </w:tc>
         <w:tc>
           <w:tcPr>
-            <w:tcW w:w="3038" w:type="dxa"/>
+            <w:tcW w:w="1954" w:type="dxa"/>
           </w:tcPr>
           <w:p>
             <w:r>
@@ -11658,7 +11735,7 @@
       <w:tr>
         <w:tc>
           <w:tcPr>
-            <w:tcW w:w="3600" w:type="dxa"/>
+            <w:tcW w:w="3100" w:type="dxa"/>
           </w:tcPr>
           <w:p>
             <w:r>
@@ -11671,7 +11748,7 @@
         </w:tc>
         <w:tc>
           <w:tcPr>
-            <w:tcW w:w="5000" w:type="dxa"/>
+            <w:tcW w:w="4300" w:type="dxa"/>
           </w:tcPr>
           <w:p>
             <w:r>
@@ -11684,7 +11761,7 @@
         </w:tc>
         <w:tc>
           <w:tcPr>
-            <w:tcW w:w="3038" w:type="dxa"/>
+            <w:tcW w:w="1954" w:type="dxa"/>
           </w:tcPr>
           <w:p>
             <w:r>
@@ -11700,7 +11777,7 @@
       <w:tr>
         <w:tc>
           <w:tcPr>
-            <w:tcW w:w="3600" w:type="dxa"/>
+            <w:tcW w:w="3100" w:type="dxa"/>
           </w:tcPr>
           <w:p>
             <w:r>
@@ -11713,7 +11790,7 @@
         </w:tc>
         <w:tc>
           <w:tcPr>
-            <w:tcW w:w="5000" w:type="dxa"/>
+            <w:tcW w:w="4300" w:type="dxa"/>
           </w:tcPr>
           <w:p>
             <w:r>
@@ -11726,7 +11803,7 @@
         </w:tc>
         <w:tc>
           <w:tcPr>
-            <w:tcW w:w="3038" w:type="dxa"/>
+            <w:tcW w:w="1954" w:type="dxa"/>
           </w:tcPr>
           <w:p>
             <w:r>
@@ -11742,7 +11819,7 @@
       <w:tr>
         <w:tc>
           <w:tcPr>
-            <w:tcW w:w="3600" w:type="dxa"/>
+            <w:tcW w:w="3100" w:type="dxa"/>
           </w:tcPr>
           <w:p>
             <w:r>
@@ -11755,7 +11832,7 @@
         </w:tc>
         <w:tc>
           <w:tcPr>
-            <w:tcW w:w="5000" w:type="dxa"/>
+            <w:tcW w:w="4300" w:type="dxa"/>
           </w:tcPr>
           <w:p>
             <w:r>
@@ -11768,7 +11845,7 @@
         </w:tc>
         <w:tc>
           <w:tcPr>
-            <w:tcW w:w="3038" w:type="dxa"/>
+            <w:tcW w:w="1954" w:type="dxa"/>
           </w:tcPr>
           <w:p>
             <w:r>
@@ -11871,7 +11948,7 @@
           <w:b/>
           <w:sz w:val="26"/>
         </w:rPr>
-        <w:t xml:space="preserve">Состав, этапность выдачи и ведомость документации БИ по Лоту №1</w:t>
+        <w:t xml:space="preserve">27. Состав, этапность выдачи и ведомость документации БИ по Лоту №1</w:t>
       </w:r>
     </w:p>
     <w:p>
@@ -11892,7 +11969,7 @@
     </w:p>
     <w:tbl>
       <w:tblPr>
-        <w:tblW w:w="11638" w:type="dxa"/>
+        <w:tblW w:w="9354" w:type="dxa"/>
         <w:tblBorders>
           <w:top w:val="single" w:sz="4" w:color="C9C9C9"/>
           <w:left w:val="single" w:sz="4" w:color="C9C9C9"/>
@@ -11904,14 +11981,17 @@
         <w:tblLayout w:type="fixed"/>
       </w:tblPr>
       <w:tblGrid>
-        <w:gridCol w:w="3600"/>
-        <w:gridCol w:w="5000"/>
-        <w:gridCol w:w="3038"/>
+        <w:gridCol w:w="3100"/>
+        <w:gridCol w:w="4300"/>
+        <w:gridCol w:w="1954"/>
       </w:tblGrid>
       <w:tr>
-        <w:tc>
-          <w:tcPr>
-            <w:tcW w:w="3600" w:type="dxa"/>
+        <w:trPr>
+          <w:tblHeader/>
+        </w:trPr>
+        <w:tc>
+          <w:tcPr>
+            <w:tcW w:w="3100" w:type="dxa"/>
             <w:shd w:val="clear" w:fill="EFEFEF"/>
           </w:tcPr>
           <w:p>
@@ -11926,7 +12006,7 @@
         </w:tc>
         <w:tc>
           <w:tcPr>
-            <w:tcW w:w="5000" w:type="dxa"/>
+            <w:tcW w:w="4300" w:type="dxa"/>
             <w:shd w:val="clear" w:fill="EFEFEF"/>
           </w:tcPr>
           <w:p>
@@ -11941,7 +12021,7 @@
         </w:tc>
         <w:tc>
           <w:tcPr>
-            <w:tcW w:w="3038" w:type="dxa"/>
+            <w:tcW w:w="1954" w:type="dxa"/>
             <w:shd w:val="clear" w:fill="EFEFEF"/>
           </w:tcPr>
           <w:p>
@@ -11958,7 +12038,7 @@
       <w:tr>
         <w:tc>
           <w:tcPr>
-            <w:tcW w:w="3600" w:type="dxa"/>
+            <w:tcW w:w="3100" w:type="dxa"/>
           </w:tcPr>
           <w:p>
             <w:r>
@@ -11971,7 +12051,7 @@
         </w:tc>
         <w:tc>
           <w:tcPr>
-            <w:tcW w:w="5000" w:type="dxa"/>
+            <w:tcW w:w="4300" w:type="dxa"/>
           </w:tcPr>
           <w:p>
             <w:r>
@@ -11984,7 +12064,7 @@
         </w:tc>
         <w:tc>
           <w:tcPr>
-            <w:tcW w:w="3038" w:type="dxa"/>
+            <w:tcW w:w="1954" w:type="dxa"/>
           </w:tcPr>
           <w:p>
             <w:r>
@@ -12000,7 +12080,7 @@
       <w:tr>
         <w:tc>
           <w:tcPr>
-            <w:tcW w:w="3600" w:type="dxa"/>
+            <w:tcW w:w="3100" w:type="dxa"/>
           </w:tcPr>
           <w:p>
             <w:r>
@@ -12013,7 +12093,7 @@
         </w:tc>
         <w:tc>
           <w:tcPr>
-            <w:tcW w:w="5000" w:type="dxa"/>
+            <w:tcW w:w="4300" w:type="dxa"/>
           </w:tcPr>
           <w:p>
             <w:r>
@@ -12026,7 +12106,7 @@
         </w:tc>
         <w:tc>
           <w:tcPr>
-            <w:tcW w:w="3038" w:type="dxa"/>
+            <w:tcW w:w="1954" w:type="dxa"/>
           </w:tcPr>
           <w:p>
             <w:r>
@@ -12042,7 +12122,7 @@
       <w:tr>
         <w:tc>
           <w:tcPr>
-            <w:tcW w:w="3600" w:type="dxa"/>
+            <w:tcW w:w="3100" w:type="dxa"/>
           </w:tcPr>
           <w:p>
             <w:r>
@@ -12055,7 +12135,7 @@
         </w:tc>
         <w:tc>
           <w:tcPr>
-            <w:tcW w:w="5000" w:type="dxa"/>
+            <w:tcW w:w="4300" w:type="dxa"/>
           </w:tcPr>
           <w:p>
             <w:r>
@@ -12068,7 +12148,7 @@
         </w:tc>
         <w:tc>
           <w:tcPr>
-            <w:tcW w:w="3038" w:type="dxa"/>
+            <w:tcW w:w="1954" w:type="dxa"/>
           </w:tcPr>
           <w:p>
             <w:r>
@@ -12084,7 +12164,7 @@
       <w:tr>
         <w:tc>
           <w:tcPr>
-            <w:tcW w:w="3600" w:type="dxa"/>
+            <w:tcW w:w="3100" w:type="dxa"/>
           </w:tcPr>
           <w:p>
             <w:r>
@@ -12097,7 +12177,7 @@
         </w:tc>
         <w:tc>
           <w:tcPr>
-            <w:tcW w:w="5000" w:type="dxa"/>
+            <w:tcW w:w="4300" w:type="dxa"/>
           </w:tcPr>
           <w:p>
             <w:r>
@@ -12110,7 +12190,7 @@
         </w:tc>
         <w:tc>
           <w:tcPr>
-            <w:tcW w:w="3038" w:type="dxa"/>
+            <w:tcW w:w="1954" w:type="dxa"/>
           </w:tcPr>
           <w:p>
             <w:r>
@@ -12126,7 +12206,7 @@
       <w:tr>
         <w:tc>
           <w:tcPr>
-            <w:tcW w:w="3600" w:type="dxa"/>
+            <w:tcW w:w="3100" w:type="dxa"/>
           </w:tcPr>
           <w:p>
             <w:r>
@@ -12139,7 +12219,7 @@
         </w:tc>
         <w:tc>
           <w:tcPr>
-            <w:tcW w:w="5000" w:type="dxa"/>
+            <w:tcW w:w="4300" w:type="dxa"/>
           </w:tcPr>
           <w:p>
             <w:r>
@@ -12152,7 +12232,7 @@
         </w:tc>
         <w:tc>
           <w:tcPr>
-            <w:tcW w:w="3038" w:type="dxa"/>
+            <w:tcW w:w="1954" w:type="dxa"/>
           </w:tcPr>
           <w:p>
             <w:r>
@@ -12168,7 +12248,7 @@
       <w:tr>
         <w:tc>
           <w:tcPr>
-            <w:tcW w:w="3600" w:type="dxa"/>
+            <w:tcW w:w="3100" w:type="dxa"/>
           </w:tcPr>
           <w:p>
             <w:r>
@@ -12181,7 +12261,7 @@
         </w:tc>
         <w:tc>
           <w:tcPr>
-            <w:tcW w:w="5000" w:type="dxa"/>
+            <w:tcW w:w="4300" w:type="dxa"/>
           </w:tcPr>
           <w:p>
             <w:r>
@@ -12194,7 +12274,7 @@
         </w:tc>
         <w:tc>
           <w:tcPr>
-            <w:tcW w:w="3038" w:type="dxa"/>
+            <w:tcW w:w="1954" w:type="dxa"/>
           </w:tcPr>
           <w:p>
             <w:r>
@@ -12297,7 +12377,7 @@
           <w:b/>
           <w:sz w:val="26"/>
         </w:rPr>
-        <w:t xml:space="preserve">Закладные решения для последующей цифровизации</w:t>
+        <w:t xml:space="preserve">28. Закладные решения для последующей цифровизации</w:t>
       </w:r>
     </w:p>
     <w:p>
@@ -12326,7 +12406,7 @@
     </w:p>
     <w:tbl>
       <w:tblPr>
-        <w:tblW w:w="11638" w:type="dxa"/>
+        <w:tblW w:w="9354" w:type="dxa"/>
         <w:tblBorders>
           <w:top w:val="single" w:sz="4" w:color="C9C9C9"/>
           <w:left w:val="single" w:sz="4" w:color="C9C9C9"/>
@@ -12338,14 +12418,17 @@
         <w:tblLayout w:type="fixed"/>
       </w:tblPr>
       <w:tblGrid>
-        <w:gridCol w:w="3600"/>
-        <w:gridCol w:w="5000"/>
-        <w:gridCol w:w="3038"/>
+        <w:gridCol w:w="3100"/>
+        <w:gridCol w:w="4300"/>
+        <w:gridCol w:w="1954"/>
       </w:tblGrid>
       <w:tr>
-        <w:tc>
-          <w:tcPr>
-            <w:tcW w:w="3600" w:type="dxa"/>
+        <w:trPr>
+          <w:tblHeader/>
+        </w:trPr>
+        <w:tc>
+          <w:tcPr>
+            <w:tcW w:w="3100" w:type="dxa"/>
             <w:shd w:val="clear" w:fill="EFEFEF"/>
           </w:tcPr>
           <w:p>
@@ -12360,7 +12443,7 @@
         </w:tc>
         <w:tc>
           <w:tcPr>
-            <w:tcW w:w="5000" w:type="dxa"/>
+            <w:tcW w:w="4300" w:type="dxa"/>
             <w:shd w:val="clear" w:fill="EFEFEF"/>
           </w:tcPr>
           <w:p>
@@ -12375,7 +12458,7 @@
         </w:tc>
         <w:tc>
           <w:tcPr>
-            <w:tcW w:w="3038" w:type="dxa"/>
+            <w:tcW w:w="1954" w:type="dxa"/>
             <w:shd w:val="clear" w:fill="EFEFEF"/>
           </w:tcPr>
           <w:p>
@@ -12392,7 +12475,7 @@
       <w:tr>
         <w:tc>
           <w:tcPr>
-            <w:tcW w:w="3600" w:type="dxa"/>
+            <w:tcW w:w="3100" w:type="dxa"/>
           </w:tcPr>
           <w:p>
             <w:r>
@@ -12405,7 +12488,7 @@
         </w:tc>
         <w:tc>
           <w:tcPr>
-            <w:tcW w:w="5000" w:type="dxa"/>
+            <w:tcW w:w="4300" w:type="dxa"/>
           </w:tcPr>
           <w:p>
             <w:r>
@@ -12418,7 +12501,7 @@
         </w:tc>
         <w:tc>
           <w:tcPr>
-            <w:tcW w:w="3038" w:type="dxa"/>
+            <w:tcW w:w="1954" w:type="dxa"/>
           </w:tcPr>
           <w:p>
             <w:r>
@@ -12434,7 +12517,7 @@
       <w:tr>
         <w:tc>
           <w:tcPr>
-            <w:tcW w:w="3600" w:type="dxa"/>
+            <w:tcW w:w="3100" w:type="dxa"/>
           </w:tcPr>
           <w:p>
             <w:r>
@@ -12447,7 +12530,7 @@
         </w:tc>
         <w:tc>
           <w:tcPr>
-            <w:tcW w:w="5000" w:type="dxa"/>
+            <w:tcW w:w="4300" w:type="dxa"/>
           </w:tcPr>
           <w:p>
             <w:r>
@@ -12460,7 +12543,7 @@
         </w:tc>
         <w:tc>
           <w:tcPr>
-            <w:tcW w:w="3038" w:type="dxa"/>
+            <w:tcW w:w="1954" w:type="dxa"/>
           </w:tcPr>
           <w:p>
             <w:r>
@@ -12476,7 +12559,7 @@
       <w:tr>
         <w:tc>
           <w:tcPr>
-            <w:tcW w:w="3600" w:type="dxa"/>
+            <w:tcW w:w="3100" w:type="dxa"/>
           </w:tcPr>
           <w:p>
             <w:r>
@@ -12489,7 +12572,7 @@
         </w:tc>
         <w:tc>
           <w:tcPr>
-            <w:tcW w:w="5000" w:type="dxa"/>
+            <w:tcW w:w="4300" w:type="dxa"/>
           </w:tcPr>
           <w:p>
             <w:r>
@@ -12502,7 +12585,7 @@
         </w:tc>
         <w:tc>
           <w:tcPr>
-            <w:tcW w:w="3038" w:type="dxa"/>
+            <w:tcW w:w="1954" w:type="dxa"/>
           </w:tcPr>
           <w:p>
             <w:r>
@@ -12518,7 +12601,7 @@
       <w:tr>
         <w:tc>
           <w:tcPr>
-            <w:tcW w:w="3600" w:type="dxa"/>
+            <w:tcW w:w="3100" w:type="dxa"/>
           </w:tcPr>
           <w:p>
             <w:r>
@@ -12531,7 +12614,7 @@
         </w:tc>
         <w:tc>
           <w:tcPr>
-            <w:tcW w:w="5000" w:type="dxa"/>
+            <w:tcW w:w="4300" w:type="dxa"/>
           </w:tcPr>
           <w:p>
             <w:r>
@@ -12544,7 +12627,7 @@
         </w:tc>
         <w:tc>
           <w:tcPr>
-            <w:tcW w:w="3038" w:type="dxa"/>
+            <w:tcW w:w="1954" w:type="dxa"/>
           </w:tcPr>
           <w:p>
             <w:r>
@@ -12560,7 +12643,7 @@
       <w:tr>
         <w:tc>
           <w:tcPr>
-            <w:tcW w:w="3600" w:type="dxa"/>
+            <w:tcW w:w="3100" w:type="dxa"/>
           </w:tcPr>
           <w:p>
             <w:r>
@@ -12573,7 +12656,7 @@
         </w:tc>
         <w:tc>
           <w:tcPr>
-            <w:tcW w:w="5000" w:type="dxa"/>
+            <w:tcW w:w="4300" w:type="dxa"/>
           </w:tcPr>
           <w:p>
             <w:r>
@@ -12586,7 +12669,7 @@
         </w:tc>
         <w:tc>
           <w:tcPr>
-            <w:tcW w:w="3038" w:type="dxa"/>
+            <w:tcW w:w="1954" w:type="dxa"/>
           </w:tcPr>
           <w:p>
             <w:r>
@@ -12602,7 +12685,7 @@
       <w:tr>
         <w:tc>
           <w:tcPr>
-            <w:tcW w:w="3600" w:type="dxa"/>
+            <w:tcW w:w="3100" w:type="dxa"/>
           </w:tcPr>
           <w:p>
             <w:r>
@@ -12615,7 +12698,7 @@
         </w:tc>
         <w:tc>
           <w:tcPr>
-            <w:tcW w:w="5000" w:type="dxa"/>
+            <w:tcW w:w="4300" w:type="dxa"/>
           </w:tcPr>
           <w:p>
             <w:r>
@@ -12628,7 +12711,7 @@
         </w:tc>
         <w:tc>
           <w:tcPr>
-            <w:tcW w:w="3038" w:type="dxa"/>
+            <w:tcW w:w="1954" w:type="dxa"/>
           </w:tcPr>
           <w:p>
             <w:r>
@@ -12644,7 +12727,7 @@
       <w:tr>
         <w:tc>
           <w:tcPr>
-            <w:tcW w:w="3600" w:type="dxa"/>
+            <w:tcW w:w="3100" w:type="dxa"/>
           </w:tcPr>
           <w:p>
             <w:r>
@@ -12657,7 +12740,7 @@
         </w:tc>
         <w:tc>
           <w:tcPr>
-            <w:tcW w:w="5000" w:type="dxa"/>
+            <w:tcW w:w="4300" w:type="dxa"/>
           </w:tcPr>
           <w:p>
             <w:r>
@@ -12670,7 +12753,7 @@
         </w:tc>
         <w:tc>
           <w:tcPr>
-            <w:tcW w:w="3038" w:type="dxa"/>
+            <w:tcW w:w="1954" w:type="dxa"/>
           </w:tcPr>
           <w:p>
             <w:r>
@@ -12686,7 +12769,7 @@
       <w:tr>
         <w:tc>
           <w:tcPr>
-            <w:tcW w:w="3600" w:type="dxa"/>
+            <w:tcW w:w="3100" w:type="dxa"/>
           </w:tcPr>
           <w:p>
             <w:r>
@@ -12699,7 +12782,7 @@
         </w:tc>
         <w:tc>
           <w:tcPr>
-            <w:tcW w:w="5000" w:type="dxa"/>
+            <w:tcW w:w="4300" w:type="dxa"/>
           </w:tcPr>
           <w:p>
             <w:r>
@@ -12712,7 +12795,7 @@
         </w:tc>
         <w:tc>
           <w:tcPr>
-            <w:tcW w:w="3038" w:type="dxa"/>
+            <w:tcW w:w="1954" w:type="dxa"/>
           </w:tcPr>
           <w:p>
             <w:r>
@@ -12728,7 +12811,7 @@
       <w:tr>
         <w:tc>
           <w:tcPr>
-            <w:tcW w:w="3600" w:type="dxa"/>
+            <w:tcW w:w="3100" w:type="dxa"/>
           </w:tcPr>
           <w:p>
             <w:r>
@@ -12741,7 +12824,7 @@
         </w:tc>
         <w:tc>
           <w:tcPr>
-            <w:tcW w:w="5000" w:type="dxa"/>
+            <w:tcW w:w="4300" w:type="dxa"/>
           </w:tcPr>
           <w:p>
             <w:r>
@@ -12754,7 +12837,7 @@
         </w:tc>
         <w:tc>
           <w:tcPr>
-            <w:tcW w:w="3038" w:type="dxa"/>
+            <w:tcW w:w="1954" w:type="dxa"/>
           </w:tcPr>
           <w:p>
             <w:r>
@@ -12770,7 +12853,7 @@
       <w:tr>
         <w:tc>
           <w:tcPr>
-            <w:tcW w:w="3600" w:type="dxa"/>
+            <w:tcW w:w="3100" w:type="dxa"/>
           </w:tcPr>
           <w:p>
             <w:r>
@@ -12783,7 +12866,7 @@
         </w:tc>
         <w:tc>
           <w:tcPr>
-            <w:tcW w:w="5000" w:type="dxa"/>
+            <w:tcW w:w="4300" w:type="dxa"/>
           </w:tcPr>
           <w:p>
             <w:r>
@@ -12796,7 +12879,7 @@
         </w:tc>
         <w:tc>
           <w:tcPr>
-            <w:tcW w:w="3038" w:type="dxa"/>
+            <w:tcW w:w="1954" w:type="dxa"/>
           </w:tcPr>
           <w:p>
             <w:r>
@@ -12812,7 +12895,7 @@
       <w:tr>
         <w:tc>
           <w:tcPr>
-            <w:tcW w:w="3600" w:type="dxa"/>
+            <w:tcW w:w="3100" w:type="dxa"/>
           </w:tcPr>
           <w:p>
             <w:r>
@@ -12825,7 +12908,7 @@
         </w:tc>
         <w:tc>
           <w:tcPr>
-            <w:tcW w:w="5000" w:type="dxa"/>
+            <w:tcW w:w="4300" w:type="dxa"/>
           </w:tcPr>
           <w:p>
             <w:r>
@@ -12838,7 +12921,7 @@
         </w:tc>
         <w:tc>
           <w:tcPr>
-            <w:tcW w:w="3038" w:type="dxa"/>
+            <w:tcW w:w="1954" w:type="dxa"/>
           </w:tcPr>
           <w:p>
             <w:r>
@@ -12854,7 +12937,7 @@
       <w:tr>
         <w:tc>
           <w:tcPr>
-            <w:tcW w:w="3600" w:type="dxa"/>
+            <w:tcW w:w="3100" w:type="dxa"/>
           </w:tcPr>
           <w:p>
             <w:r>
@@ -12867,7 +12950,7 @@
         </w:tc>
         <w:tc>
           <w:tcPr>
-            <w:tcW w:w="5000" w:type="dxa"/>
+            <w:tcW w:w="4300" w:type="dxa"/>
           </w:tcPr>
           <w:p>
             <w:r>
@@ -12880,7 +12963,7 @@
         </w:tc>
         <w:tc>
           <w:tcPr>
-            <w:tcW w:w="3038" w:type="dxa"/>
+            <w:tcW w:w="1954" w:type="dxa"/>
           </w:tcPr>
           <w:p>
             <w:r>
@@ -12896,7 +12979,7 @@
       <w:tr>
         <w:tc>
           <w:tcPr>
-            <w:tcW w:w="3600" w:type="dxa"/>
+            <w:tcW w:w="3100" w:type="dxa"/>
           </w:tcPr>
           <w:p>
             <w:r>
@@ -12909,7 +12992,7 @@
         </w:tc>
         <w:tc>
           <w:tcPr>
-            <w:tcW w:w="5000" w:type="dxa"/>
+            <w:tcW w:w="4300" w:type="dxa"/>
           </w:tcPr>
           <w:p>
             <w:r>
@@ -12922,7 +13005,7 @@
         </w:tc>
         <w:tc>
           <w:tcPr>
-            <w:tcW w:w="3038" w:type="dxa"/>
+            <w:tcW w:w="1954" w:type="dxa"/>
           </w:tcPr>
           <w:p>
             <w:r>
@@ -12938,7 +13021,7 @@
       <w:tr>
         <w:tc>
           <w:tcPr>
-            <w:tcW w:w="3600" w:type="dxa"/>
+            <w:tcW w:w="3100" w:type="dxa"/>
           </w:tcPr>
           <w:p>
             <w:r>
@@ -12951,7 +13034,7 @@
         </w:tc>
         <w:tc>
           <w:tcPr>
-            <w:tcW w:w="5000" w:type="dxa"/>
+            <w:tcW w:w="4300" w:type="dxa"/>
           </w:tcPr>
           <w:p>
             <w:r>
@@ -12964,7 +13047,7 @@
         </w:tc>
         <w:tc>
           <w:tcPr>
-            <w:tcW w:w="3038" w:type="dxa"/>
+            <w:tcW w:w="1954" w:type="dxa"/>
           </w:tcPr>
           <w:p>
             <w:r>
@@ -12980,7 +13063,7 @@
       <w:tr>
         <w:tc>
           <w:tcPr>
-            <w:tcW w:w="3600" w:type="dxa"/>
+            <w:tcW w:w="3100" w:type="dxa"/>
           </w:tcPr>
           <w:p>
             <w:r>
@@ -12993,7 +13076,7 @@
         </w:tc>
         <w:tc>
           <w:tcPr>
-            <w:tcW w:w="5000" w:type="dxa"/>
+            <w:tcW w:w="4300" w:type="dxa"/>
           </w:tcPr>
           <w:p>
             <w:r>
@@ -13006,7 +13089,7 @@
         </w:tc>
         <w:tc>
           <w:tcPr>
-            <w:tcW w:w="3038" w:type="dxa"/>
+            <w:tcW w:w="1954" w:type="dxa"/>
           </w:tcPr>
           <w:p>
             <w:r>
@@ -13022,7 +13105,7 @@
       <w:tr>
         <w:tc>
           <w:tcPr>
-            <w:tcW w:w="3600" w:type="dxa"/>
+            <w:tcW w:w="3100" w:type="dxa"/>
           </w:tcPr>
           <w:p>
             <w:r>
@@ -13035,7 +13118,7 @@
         </w:tc>
         <w:tc>
           <w:tcPr>
-            <w:tcW w:w="5000" w:type="dxa"/>
+            <w:tcW w:w="4300" w:type="dxa"/>
           </w:tcPr>
           <w:p>
             <w:r>
@@ -13048,7 +13131,7 @@
         </w:tc>
         <w:tc>
           <w:tcPr>
-            <w:tcW w:w="3038" w:type="dxa"/>
+            <w:tcW w:w="1954" w:type="dxa"/>
           </w:tcPr>
           <w:p>
             <w:r>
@@ -13118,6 +13201,1688 @@
           <w:sz w:val="19"/>
         </w:rPr>
         <w:t xml:space="preserve">— определяется на стадии БИ: </w:t>
+      </w:r>
+      <w:r>
+        <w:rPr>
+          <w:sz w:val="19"/>
+        </w:rPr>
+        <w:t xml:space="preserve">Контроллеры агрегатов питания ЭФ при китайской комплектации аппарата — отступление от Прил. №5 о российском происхождении автоматики, согласовать с Заказчиком отдельно</w:t>
+      </w:r>
+    </w:p>
+    <w:p>
+      <w:pPr>
+        <w:pStyle w:val="Heading1"/>
+      </w:pPr>
+      <w:r>
+        <w:rPr>
+          <w:b/>
+          <w:sz w:val="28"/>
+        </w:rPr>
+        <w:t xml:space="preserve">Открытые позиции</w:t>
+      </w:r>
+    </w:p>
+    <w:p>
+      <w:r>
+        <w:rPr>
+          <w:sz w:val="20"/>
+        </w:rPr>
+        <w:t xml:space="preserve">Позиции, определяемые на стадии Базового инжиниринга, — 94 по разделам записки. Закрываются по мере выдачи недостающих исходных данных Заказчика, технических условий на подключение и технических предложений изготовителей.</w:t>
+      </w:r>
+    </w:p>
+    <w:p>
+      <w:r>
+        <w:rPr>
+          <w:b/>
+          <w:sz w:val="20"/>
+        </w:rPr>
+        <w:t xml:space="preserve">1. Общие сведения об объекте, его назначении и месте расположения</w:t>
+      </w:r>
+    </w:p>
+    <w:p>
+      <w:r>
+        <w:rPr>
+          <w:b/>
+          <w:sz w:val="19"/>
+        </w:rPr>
+        <w:t xml:space="preserve">1.1  </w:t>
+      </w:r>
+      <w:r>
+        <w:rPr>
+          <w:sz w:val="19"/>
+        </w:rPr>
+        <w:t xml:space="preserve">Класс опасности ОПО и границы регистрируемых объектов — идентификация на стадии БИ/ОТР</w:t>
+      </w:r>
+    </w:p>
+    <w:p>
+      <w:r>
+        <w:rPr>
+          <w:b/>
+          <w:sz w:val="19"/>
+        </w:rPr>
+        <w:t xml:space="preserve">1.2  </w:t>
+      </w:r>
+      <w:r>
+        <w:rPr>
+          <w:sz w:val="19"/>
+        </w:rPr>
+        <w:t xml:space="preserve">Точки подключения по всем энергоресурсам (ТЗ п.3.3.7–3.3.13) — по ТУ Заказчика в процессе разработки БИ</w:t>
+      </w:r>
+    </w:p>
+    <w:p>
+      <w:r>
+        <w:rPr>
+          <w:b/>
+          <w:sz w:val="20"/>
+        </w:rPr>
+        <w:t xml:space="preserve">2. Данные о сырье, продукции и производимом паре (после РОУ)</w:t>
+      </w:r>
+    </w:p>
+    <w:p>
+      <w:r>
+        <w:rPr>
+          <w:b/>
+          <w:sz w:val="19"/>
+        </w:rPr>
+        <w:t xml:space="preserve">2.1  </w:t>
+      </w:r>
+      <w:r>
+        <w:rPr>
+          <w:sz w:val="19"/>
+        </w:rPr>
+        <w:t xml:space="preserve">Фактический диапазон колебаний состава шихты (партионность кека NNH и цементной меди) — запросить статистику Заказчика для настройки дозирования и МЛ-модели</w:t>
+      </w:r>
+    </w:p>
+    <w:p>
+      <w:r>
+        <w:rPr>
+          <w:b/>
+          <w:sz w:val="19"/>
+        </w:rPr>
+        <w:t xml:space="preserve">2.2  </w:t>
+      </w:r>
+      <w:r>
+        <w:rPr>
+          <w:sz w:val="19"/>
+        </w:rPr>
+        <w:t xml:space="preserve">Баланс потребителей пара 0,6 МПа после РОУ на площадке — по ТУ Заказчика</w:t>
+      </w:r>
+    </w:p>
+    <w:p>
+      <w:r>
+        <w:rPr>
+          <w:b/>
+          <w:sz w:val="19"/>
+        </w:rPr>
+        <w:t xml:space="preserve">2.3  </w:t>
+      </w:r>
+      <w:r>
+        <w:rPr>
+          <w:sz w:val="19"/>
+        </w:rPr>
+        <w:t xml:space="preserve">Требования СКЦ к стабильности SO₂ и допустимым колебаниям расхода газа — согласовать с эксплуатацией СКЦ (критично для контура регулирования дымососа)</w:t>
+      </w:r>
+    </w:p>
+    <w:p>
+      <w:r>
+        <w:rPr>
+          <w:b/>
+          <w:sz w:val="20"/>
+        </w:rPr>
+        <w:t xml:space="preserve">3. Описание технологического процесса по операциям (участкам)</w:t>
+      </w:r>
+    </w:p>
+    <w:p>
+      <w:r>
+        <w:rPr>
+          <w:b/>
+          <w:sz w:val="19"/>
+        </w:rPr>
+        <w:t xml:space="preserve">3.1  </w:t>
+      </w:r>
+      <w:r>
+        <w:rPr>
+          <w:sz w:val="19"/>
+        </w:rPr>
+        <w:t xml:space="preserve">Тип и число вакуум-насосов, объём ресивера, схема отвода фильтрата вакуум-фильтров — по ТКП поставщика фильтров на стадии БИ</w:t>
+      </w:r>
+    </w:p>
+    <w:p>
+      <w:r>
+        <w:rPr>
+          <w:b/>
+          <w:sz w:val="19"/>
+        </w:rPr>
+        <w:t xml:space="preserve">3.2  </w:t>
+      </w:r>
+      <w:r>
+        <w:rPr>
+          <w:sz w:val="19"/>
+        </w:rPr>
+        <w:t xml:space="preserve">Конструкция и привязка скоростного шнекового забрасывателя — по данным Челябинского цинкового завода (указание ИД табл. 23 п.191)</w:t>
+      </w:r>
+    </w:p>
+    <w:p>
+      <w:r>
+        <w:rPr>
+          <w:b/>
+          <w:sz w:val="19"/>
+        </w:rPr>
+        <w:t xml:space="preserve">3.3  </w:t>
+      </w:r>
+      <w:r>
+        <w:rPr>
+          <w:sz w:val="19"/>
+        </w:rPr>
+        <w:t xml:space="preserve">Схема мазутного узла в границах цеха (кондиционирование, пароспутники, циркуляция) — по ТУ на подключение</w:t>
+      </w:r>
+    </w:p>
+    <w:p>
+      <w:r>
+        <w:rPr>
+          <w:b/>
+          <w:sz w:val="19"/>
+        </w:rPr>
+        <w:t xml:space="preserve">3.4  </w:t>
+      </w:r>
+      <w:r>
+        <w:rPr>
+          <w:sz w:val="19"/>
+        </w:rPr>
+        <w:t xml:space="preserve">Количество и производительность рукавных фильтров и дымососов аспирации — по расчёту аспирационных объёмов на стадии БИ</w:t>
+      </w:r>
+    </w:p>
+    <w:p>
+      <w:r>
+        <w:rPr>
+          <w:b/>
+          <w:sz w:val="19"/>
+        </w:rPr>
+        <w:t xml:space="preserve">3.5  </w:t>
+      </w:r>
+      <w:r>
+        <w:rPr>
+          <w:sz w:val="19"/>
+        </w:rPr>
+        <w:t xml:space="preserve">Запас площади пода/зеркала слоя печи КС: пересчёт КВАНТ на геометрии ИД (конус 21° — полный угол, Ø6000→Ø8390/6450, уклон 0,185 на сторону) даёт напряжённость по зеркалу ≈8,9 т/(м²·сут) — выше диапазона мировой практики 4–8 (блок L1-BED); запросить у Гипроникеля подтверждение запаса производительности пода по базису HATCH</w:t>
+      </w:r>
+    </w:p>
+    <w:p>
+      <w:r>
+        <w:rPr>
+          <w:b/>
+          <w:sz w:val="20"/>
+        </w:rPr>
+        <w:t xml:space="preserve">4. Материальные балансы (сводный и по участкам)</w:t>
+      </w:r>
+    </w:p>
+    <w:p>
+      <w:r>
+        <w:rPr>
+          <w:b/>
+          <w:sz w:val="19"/>
+        </w:rPr>
+        <w:t xml:space="preserve">4.1  </w:t>
+      </w:r>
+      <w:r>
+        <w:rPr>
+          <w:sz w:val="19"/>
+        </w:rPr>
+        <w:t xml:space="preserve">Базис величины 15,448 т/ч (сухая/влажная шихта, номинал/максимум K=1,15) — запрос Гипроникелю; до ответа оборудование линии шихтовки выбирается на 17,8 т/ч влажной шихты</w:t>
+      </w:r>
+    </w:p>
+    <w:p>
+      <w:r>
+        <w:rPr>
+          <w:b/>
+          <w:sz w:val="19"/>
+        </w:rPr>
+        <w:t xml:space="preserve">4.2  </w:t>
+      </w:r>
+      <w:r>
+        <w:rPr>
+          <w:sz w:val="19"/>
+        </w:rPr>
+        <w:t xml:space="preserve">Баланс по микропримесям (Zn, Pb, As, Se, Te) и драгметаллам по продуктам обжига — в ИД заданы только входные содержания; распределение принять по данным Гипроникеля на стадии БИ</w:t>
+      </w:r>
+    </w:p>
+    <w:p>
+      <w:r>
+        <w:rPr>
+          <w:b/>
+          <w:sz w:val="19"/>
+        </w:rPr>
+        <w:t xml:space="preserve">4.3  </w:t>
+      </w:r>
+      <w:r>
+        <w:rPr>
+          <w:sz w:val="19"/>
+        </w:rPr>
+        <w:t xml:space="preserve">Регламент вовлечения оборотной пыли ЭФ в шихту (доля, периодичность) — технологическое решение стадии БИ, влияет на баланс серы в газ</w:t>
+      </w:r>
+    </w:p>
+    <w:p>
+      <w:r>
+        <w:rPr>
+          <w:b/>
+          <w:sz w:val="20"/>
+        </w:rPr>
+        <w:t xml:space="preserve">5. Тепловые балансы основного технологического оборудования (печь КС, котёл-утилизатор, холодильники)</w:t>
+      </w:r>
+    </w:p>
+    <w:p>
+      <w:r>
+        <w:rPr>
+          <w:b/>
+          <w:sz w:val="19"/>
+        </w:rPr>
+        <w:t xml:space="preserve">5.1  </w:t>
+      </w:r>
+      <w:r>
+        <w:rPr>
+          <w:sz w:val="19"/>
+        </w:rPr>
+        <w:t xml:space="preserve">Постатейный тепловой баланс КУ (радиационная/конвективные поверхности, экономайзерная часть) — расчёт завода-изготовителя (Белэнергомаш-БЗЭМ / Энергоцветмет) на стадии БИ</w:t>
+      </w:r>
+    </w:p>
+    <w:p>
+      <w:r>
+        <w:rPr>
+          <w:b/>
+          <w:sz w:val="19"/>
+        </w:rPr>
+        <w:t xml:space="preserve">5.2  </w:t>
+      </w:r>
+      <w:r>
+        <w:rPr>
+          <w:sz w:val="19"/>
+        </w:rPr>
+        <w:t xml:space="preserve">Тепловые потери газоходов по участкам тракта — расчёт теплоизоляции на стадии БИ</w:t>
+      </w:r>
+    </w:p>
+    <w:p>
+      <w:r>
+        <w:rPr>
+          <w:b/>
+          <w:sz w:val="19"/>
+        </w:rPr>
+        <w:t xml:space="preserve">5.3  </w:t>
+      </w:r>
+      <w:r>
+        <w:rPr>
+          <w:sz w:val="19"/>
+        </w:rPr>
+        <w:t xml:space="preserve">Баланс мазутной топки-смесителя (факел 1805 °C → смесь 455 °C) — поверочный расчёт при выборе горелки ГМ-4,5</w:t>
+      </w:r>
+    </w:p>
+    <w:p>
+      <w:r>
+        <w:rPr>
+          <w:b/>
+          <w:sz w:val="20"/>
+        </w:rPr>
+        <w:t xml:space="preserve">6. Данные о расходах материалов, топлива и энергоресурсов</w:t>
+      </w:r>
+    </w:p>
+    <w:p>
+      <w:r>
+        <w:rPr>
+          <w:b/>
+          <w:sz w:val="19"/>
+        </w:rPr>
+        <w:t xml:space="preserve">6.1  </w:t>
+      </w:r>
+      <w:r>
+        <w:rPr>
+          <w:sz w:val="19"/>
+        </w:rPr>
+        <w:t xml:space="preserve">Мощность и расход воздуходувки дутья, вакуум-насосов фильтрации, дымососов аспирации — досчитать при выборе оборудования (в табл. 26 ИД отсутствуют)</w:t>
+      </w:r>
+    </w:p>
+    <w:p>
+      <w:r>
+        <w:rPr>
+          <w:b/>
+          <w:sz w:val="19"/>
+        </w:rPr>
+        <w:t xml:space="preserve">6.2  </w:t>
+      </w:r>
+      <w:r>
+        <w:rPr>
+          <w:sz w:val="19"/>
+        </w:rPr>
+        <w:t xml:space="preserve">Годовой расход огнеупоров и футеровочных материалов — по проекту футеровки печи КС (кампания 3 года)</w:t>
+      </w:r>
+    </w:p>
+    <w:p>
+      <w:r>
+        <w:rPr>
+          <w:b/>
+          <w:sz w:val="19"/>
+        </w:rPr>
+        <w:t xml:space="preserve">6.3  </w:t>
+      </w:r>
+      <w:r>
+        <w:rPr>
+          <w:sz w:val="19"/>
+        </w:rPr>
+        <w:t xml:space="preserve">Расход азота на аварийную продувку печи (подача по кислородной линии) — определить ёмкость/источник на стадии БИ</w:t>
+      </w:r>
+    </w:p>
+    <w:p>
+      <w:r>
+        <w:rPr>
+          <w:b/>
+          <w:sz w:val="20"/>
+        </w:rPr>
+        <w:t xml:space="preserve">7. Целевые показатели технологического процесса (выходы и составы огарка, пылей, газов для СКЦ)</w:t>
+      </w:r>
+    </w:p>
+    <w:p>
+      <w:r>
+        <w:rPr>
+          <w:b/>
+          <w:sz w:val="19"/>
+        </w:rPr>
+        <w:t xml:space="preserve">7.1  </w:t>
+      </w:r>
+      <w:r>
+        <w:rPr>
+          <w:sz w:val="19"/>
+        </w:rPr>
+        <w:t xml:space="preserve">Допустимые диапазоны колебаний SO₂ и расхода газа для контактного отделения СКЦ — согласовать с эксплуатацией СКЦ (задаёт жёсткость контура стабилизации)</w:t>
+      </w:r>
+    </w:p>
+    <w:p>
+      <w:r>
+        <w:rPr>
+          <w:b/>
+          <w:sz w:val="19"/>
+        </w:rPr>
+        <w:t xml:space="preserve">7.2  </w:t>
+      </w:r>
+      <w:r>
+        <w:rPr>
+          <w:sz w:val="19"/>
+        </w:rPr>
+        <w:t xml:space="preserve">Методика и приборы гарантийных замеров запылённости 0,1 г/нм³ (гравиметрия по точкам отбора) — программа испытаний на стадии БИ</w:t>
+      </w:r>
+    </w:p>
+    <w:p>
+      <w:r>
+        <w:rPr>
+          <w:b/>
+          <w:sz w:val="20"/>
+        </w:rPr>
+        <w:t xml:space="preserve">8. Перечень основного и вспомогательного технологического оборудования</w:t>
+      </w:r>
+    </w:p>
+    <w:p>
+      <w:r>
+        <w:rPr>
+          <w:b/>
+          <w:sz w:val="19"/>
+        </w:rPr>
+        <w:t xml:space="preserve">8.1  </w:t>
+      </w:r>
+      <w:r>
+        <w:rPr>
+          <w:sz w:val="19"/>
+        </w:rPr>
+        <w:t xml:space="preserve">Замена/аналог холодильников типа Holo-Screw Flite с учётом ограничений доступности поставки и сервиса — проработка доступных аналогов и альтернативных изготовителей в ТКП-кампании</w:t>
+      </w:r>
+    </w:p>
+    <w:p>
+      <w:r>
+        <w:rPr>
+          <w:b/>
+          <w:sz w:val="19"/>
+        </w:rPr>
+        <w:t xml:space="preserve">8.2  </w:t>
+      </w:r>
+      <w:r>
+        <w:rPr>
+          <w:sz w:val="19"/>
+        </w:rPr>
+        <w:t xml:space="preserve">Конструкция и изготовитель печи КС: правовой режим использования проекта HATCH — уточнить у Заказчика</w:t>
+      </w:r>
+    </w:p>
+    <w:p>
+      <w:r>
+        <w:rPr>
+          <w:b/>
+          <w:sz w:val="19"/>
+        </w:rPr>
+        <w:t xml:space="preserve">8.3  </w:t>
+      </w:r>
+      <w:r>
+        <w:rPr>
+          <w:sz w:val="19"/>
+        </w:rPr>
+        <w:t xml:space="preserve">Тип и параметры воздуходувки дутья (ТЗ п.3.4 требует включить в БИ; в ИД характеристик нет) — выбрать на стадии БИ (см. раздел фундаментов)</w:t>
+      </w:r>
+    </w:p>
+    <w:p>
+      <w:r>
+        <w:rPr>
+          <w:b/>
+          <w:sz w:val="20"/>
+        </w:rPr>
+        <w:t xml:space="preserve">9. Электроснабжение и электрооборудование (по Приложению №3 к ТЗ)</w:t>
+      </w:r>
+    </w:p>
+    <w:p>
+      <w:r>
+        <w:rPr>
+          <w:b/>
+          <w:sz w:val="19"/>
+        </w:rPr>
+        <w:t xml:space="preserve">9.1  </w:t>
+      </w:r>
+      <w:r>
+        <w:rPr>
+          <w:sz w:val="19"/>
+        </w:rPr>
+        <w:t xml:space="preserve">ТУ на технологическое присоединение (точки подключения 6 кВ, разрешённая мощность) — запрашиваются Заказчиком по расчёту нагрузок БИ</w:t>
+      </w:r>
+    </w:p>
+    <w:p>
+      <w:r>
+        <w:rPr>
+          <w:b/>
+          <w:sz w:val="19"/>
+        </w:rPr>
+        <w:t xml:space="preserve">9.2  </w:t>
+      </w:r>
+      <w:r>
+        <w:rPr>
+          <w:sz w:val="19"/>
+        </w:rPr>
+        <w:t xml:space="preserve">Необходимость ДГУ/ИБП для безаварийного останова (дожим эвакуации газа при потере сети) — анализ сценариев обесточивания на стадии БИ</w:t>
+      </w:r>
+    </w:p>
+    <w:p>
+      <w:r>
+        <w:rPr>
+          <w:b/>
+          <w:sz w:val="19"/>
+        </w:rPr>
+        <w:t xml:space="preserve">9.3  </w:t>
+      </w:r>
+      <w:r>
+        <w:rPr>
+          <w:sz w:val="19"/>
+        </w:rPr>
+        <w:t xml:space="preserve">Выбор пуска двигателя дымососа (прямой/УПП/ЧРП) — расчёт посадки напряжения по данным ТУ</w:t>
+      </w:r>
+    </w:p>
+    <w:p>
+      <w:r>
+        <w:rPr>
+          <w:b/>
+          <w:sz w:val="20"/>
+        </w:rPr>
+        <w:t xml:space="preserve">10. Выбросы в атмосферу: аспирационные газы до и после очистки (предварительно, расчётно для раздела ОВОС)</w:t>
+      </w:r>
+    </w:p>
+    <w:p>
+      <w:r>
+        <w:rPr>
+          <w:b/>
+          <w:sz w:val="19"/>
+        </w:rPr>
+        <w:t xml:space="preserve">10.1  </w:t>
+      </w:r>
+      <w:r>
+        <w:rPr>
+          <w:sz w:val="19"/>
+        </w:rPr>
+        <w:t xml:space="preserve">Поаппаратный расчёт объёмов аспирации и запылённости до очистки — стадия БИ (определяет типоразмер фильтров)</w:t>
+      </w:r>
+    </w:p>
+    <w:p>
+      <w:r>
+        <w:rPr>
+          <w:b/>
+          <w:sz w:val="19"/>
+        </w:rPr>
+        <w:t xml:space="preserve">10.2  </w:t>
+      </w:r>
+      <w:r>
+        <w:rPr>
+          <w:sz w:val="19"/>
+        </w:rPr>
+        <w:t xml:space="preserve">Высота и диаметр свечи — расчёт рассеивания МРР-2017 с фоном промплощадки (стадия ОТР)</w:t>
+      </w:r>
+    </w:p>
+    <w:p>
+      <w:r>
+        <w:rPr>
+          <w:b/>
+          <w:sz w:val="19"/>
+        </w:rPr>
+        <w:t xml:space="preserve">10.3  </w:t>
+      </w:r>
+      <w:r>
+        <w:rPr>
+          <w:sz w:val="19"/>
+        </w:rPr>
+        <w:t xml:space="preserve">Неорганизованные источники (ворота, налив цементовозов вне укрытий) — оценка и мероприятия на стадии ОТР</w:t>
+      </w:r>
+    </w:p>
+    <w:p>
+      <w:r>
+        <w:rPr>
+          <w:b/>
+          <w:sz w:val="20"/>
+        </w:rPr>
+        <w:t xml:space="preserve">11. Сводные предварительные данные для раздела ОВОС (по материальным балансам)</w:t>
+      </w:r>
+    </w:p>
+    <w:p>
+      <w:r>
+        <w:rPr>
+          <w:b/>
+          <w:sz w:val="19"/>
+        </w:rPr>
+        <w:t xml:space="preserve">11.1  </w:t>
+      </w:r>
+      <w:r>
+        <w:rPr>
+          <w:sz w:val="19"/>
+        </w:rPr>
+        <w:t xml:space="preserve">Фоновые концентрации и статус действующей СЗЗ промплощадки — запрос Заказчику (входные данные ОВОС)</w:t>
+      </w:r>
+    </w:p>
+    <w:p>
+      <w:r>
+        <w:rPr>
+          <w:b/>
+          <w:sz w:val="19"/>
+        </w:rPr>
+        <w:t xml:space="preserve">11.2  </w:t>
+      </w:r>
+      <w:r>
+        <w:rPr>
+          <w:sz w:val="19"/>
+        </w:rPr>
+        <w:t xml:space="preserve">Схема охлаждения/утилизации продувки КУ и температура сброса — на стадии БИ (увязка с очистными площадки)</w:t>
+      </w:r>
+    </w:p>
+    <w:p>
+      <w:r>
+        <w:rPr>
+          <w:b/>
+          <w:sz w:val="19"/>
+        </w:rPr>
+        <w:t xml:space="preserve">11.3  </w:t>
+      </w:r>
+      <w:r>
+        <w:rPr>
+          <w:sz w:val="19"/>
+        </w:rPr>
+        <w:t xml:space="preserve">Коды ФККО и классы опасности отходов ремонтов; проработка возврата медьсодержащего боя футеровки в передел — стадия ОТР</w:t>
+      </w:r>
+    </w:p>
+    <w:p>
+      <w:r>
+        <w:rPr>
+          <w:b/>
+          <w:sz w:val="19"/>
+        </w:rPr>
+        <w:t xml:space="preserve">11.4  </w:t>
+      </w:r>
+      <w:r>
+        <w:rPr>
+          <w:sz w:val="19"/>
+        </w:rPr>
+        <w:t xml:space="preserve">Количественная оценка следовых SO₂ на свече — после поаппаратного расчёта аспирационных отсосов</w:t>
+      </w:r>
+    </w:p>
+    <w:p>
+      <w:r>
+        <w:rPr>
+          <w:b/>
+          <w:sz w:val="20"/>
+        </w:rPr>
+        <w:t xml:space="preserve">12. Предварительные данные по подключению к сетям водо-, энерго- и воздухоснабжения</w:t>
+      </w:r>
+    </w:p>
+    <w:p>
+      <w:r>
+        <w:rPr>
+          <w:b/>
+          <w:sz w:val="19"/>
+        </w:rPr>
+        <w:t xml:space="preserve">12.1  </w:t>
+      </w:r>
+      <w:r>
+        <w:rPr>
+          <w:sz w:val="19"/>
+        </w:rPr>
+        <w:t xml:space="preserve">ТУ по всем средам (ТЗ п.3.3.7–3.3.13) — запрос Заказчику по данным настоящего раздела</w:t>
+      </w:r>
+    </w:p>
+    <w:p>
+      <w:r>
+        <w:rPr>
+          <w:b/>
+          <w:sz w:val="19"/>
+        </w:rPr>
+        <w:t xml:space="preserve">12.2  </w:t>
+      </w:r>
+      <w:r>
+        <w:rPr>
+          <w:sz w:val="19"/>
+        </w:rPr>
+        <w:t xml:space="preserve">Схема утилизации продувочной воды КУ (0,2–0,35 м³/ч) — увязка с очистными площадки</w:t>
+      </w:r>
+    </w:p>
+    <w:p>
+      <w:r>
+        <w:rPr>
+          <w:b/>
+          <w:sz w:val="19"/>
+        </w:rPr>
+        <w:t xml:space="preserve">12.3  </w:t>
+      </w:r>
+      <w:r>
+        <w:rPr>
+          <w:sz w:val="19"/>
+        </w:rPr>
+        <w:t xml:space="preserve">Баланс сжатого воздуха КИП (потребители пневмоостровов) — после расстановки арматуры на P&amp;ID</w:t>
+      </w:r>
+    </w:p>
+    <w:p>
+      <w:r>
+        <w:rPr>
+          <w:b/>
+          <w:sz w:val="20"/>
+        </w:rPr>
+        <w:t xml:space="preserve">13. Автоматизация цеха обжига: АСУТП и система оптимизации режимов с машинным обучением</w:t>
+      </w:r>
+    </w:p>
+    <w:p>
+      <w:r>
+        <w:rPr>
+          <w:b/>
+          <w:sz w:val="19"/>
+        </w:rPr>
+        <w:t xml:space="preserve">13.1  </w:t>
+      </w:r>
+      <w:r>
+        <w:rPr>
+          <w:sz w:val="19"/>
+        </w:rPr>
+        <w:t xml:space="preserve">Согласование с Управлением автоматизации КГМК конкретных серий датчиков/ИМ (Прил. №5: из линеек, эксплуатируемых на площадке)</w:t>
+      </w:r>
+    </w:p>
+    <w:p>
+      <w:r>
+        <w:rPr>
+          <w:b/>
+          <w:sz w:val="19"/>
+        </w:rPr>
+        <w:t xml:space="preserve">13.2  </w:t>
+      </w:r>
+      <w:r>
+        <w:rPr>
+          <w:sz w:val="19"/>
+        </w:rPr>
+        <w:t xml:space="preserve">Программа опытно-промышленных испытаний МЛ-оптимизатора и целевые KPI (дисперсия T, стабильность SO₂, экономия O₂) — утверждается Заказчиком</w:t>
+      </w:r>
+    </w:p>
+    <w:p>
+      <w:r>
+        <w:rPr>
+          <w:b/>
+          <w:sz w:val="19"/>
+        </w:rPr>
+        <w:t xml:space="preserve">13.3  </w:t>
+      </w:r>
+      <w:r>
+        <w:rPr>
+          <w:sz w:val="19"/>
+        </w:rPr>
+        <w:t xml:space="preserve">Объём передачи исходных кодов ППО и МЛ-моделей (Прил. №5: исключительные права на ППО) — зафиксировать в договоре поставки</w:t>
+      </w:r>
+    </w:p>
+    <w:p>
+      <w:r>
+        <w:rPr>
+          <w:b/>
+          <w:sz w:val="19"/>
+        </w:rPr>
+        <w:t xml:space="preserve">13.4  </w:t>
+      </w:r>
+      <w:r>
+        <w:rPr>
+          <w:sz w:val="19"/>
+        </w:rPr>
+        <w:t xml:space="preserve">Решение о замыкании МЛ-контура (advisory → closed-loop) — по результатам ОПИ</w:t>
+      </w:r>
+    </w:p>
+    <w:p>
+      <w:r>
+        <w:rPr>
+          <w:b/>
+          <w:sz w:val="20"/>
+        </w:rPr>
+        <w:t xml:space="preserve">14. Принципиальная технологическая схема (PFD)</w:t>
+      </w:r>
+    </w:p>
+    <w:p>
+      <w:r>
+        <w:rPr>
+          <w:b/>
+          <w:sz w:val="19"/>
+        </w:rPr>
+        <w:t xml:space="preserve">14.1  </w:t>
+      </w:r>
+      <w:r>
+        <w:rPr>
+          <w:sz w:val="19"/>
+        </w:rPr>
+        <w:t xml:space="preserve">Нумерация технологических позиций (единая система тегов КГМК) — согласовать с Заказчиком до выпуска PFD</w:t>
+      </w:r>
+    </w:p>
+    <w:p>
+      <w:r>
+        <w:rPr>
+          <w:b/>
+          <w:sz w:val="19"/>
+        </w:rPr>
+        <w:t xml:space="preserve">14.2  </w:t>
+      </w:r>
+      <w:r>
+        <w:rPr>
+          <w:sz w:val="19"/>
+        </w:rPr>
+        <w:t xml:space="preserve">Границы комплектных поставок (печь/КУ/ЭФ) — фиксируются по итогам ТКП</w:t>
+      </w:r>
+    </w:p>
+    <w:p>
+      <w:r>
+        <w:rPr>
+          <w:b/>
+          <w:sz w:val="20"/>
+        </w:rPr>
+        <w:t xml:space="preserve">15. Предварительные схемы трубопроводов и КИПиА (P&amp;ID) по участкам: контуры регулирования, блокировки, уставки</w:t>
+      </w:r>
+    </w:p>
+    <w:p>
+      <w:r>
+        <w:rPr>
+          <w:b/>
+          <w:sz w:val="19"/>
+        </w:rPr>
+        <w:t xml:space="preserve">15.1  </w:t>
+      </w:r>
+      <w:r>
+        <w:rPr>
+          <w:sz w:val="19"/>
+        </w:rPr>
+        <w:t xml:space="preserve">Знак и величина уставки давления под сводом (противоречие ИД п.229 «+50…100 Па» и ТЗ «разрежение») — снять запросом Гипроникелю до выпуска P&amp;ID</w:t>
+      </w:r>
+    </w:p>
+    <w:p>
+      <w:r>
+        <w:rPr>
+          <w:b/>
+          <w:sz w:val="19"/>
+        </w:rPr>
+        <w:t xml:space="preserve">15.2  </w:t>
+      </w:r>
+      <w:r>
+        <w:rPr>
+          <w:sz w:val="19"/>
+        </w:rPr>
+        <w:t xml:space="preserve">Подтверждение точки росы (наш расчёт L1-DEW: 221/209 °C) поверочным расчётом Гипроникеля</w:t>
+      </w:r>
+    </w:p>
+    <w:p>
+      <w:r>
+        <w:rPr>
+          <w:b/>
+          <w:sz w:val="19"/>
+        </w:rPr>
+        <w:t xml:space="preserve">15.3  </w:t>
+      </w:r>
+      <w:r>
+        <w:rPr>
+          <w:sz w:val="19"/>
+        </w:rPr>
+        <w:t xml:space="preserve">Карта уставок сигнализаций/блокировок в полном объёме — итерация с Заказчиком (форма Прил. №5)</w:t>
+      </w:r>
+    </w:p>
+    <w:p>
+      <w:r>
+        <w:rPr>
+          <w:b/>
+          <w:sz w:val="19"/>
+        </w:rPr>
+        <w:t xml:space="preserve">15.4  </w:t>
+      </w:r>
+      <w:r>
+        <w:rPr>
+          <w:sz w:val="19"/>
+        </w:rPr>
+        <w:t xml:space="preserve">Число и расстановка термопар слоя (5–8 шт.) — согласовать с поставщиком печи</w:t>
+      </w:r>
+    </w:p>
+    <w:p>
+      <w:r>
+        <w:rPr>
+          <w:b/>
+          <w:sz w:val="20"/>
+        </w:rPr>
+        <w:t xml:space="preserve">16. Предварительный перечень трубопроводной арматуры и приборов КИПиА; спецификация критичных и длинноцикловых приборов</w:t>
+      </w:r>
+    </w:p>
+    <w:p>
+      <w:r>
+        <w:rPr>
+          <w:b/>
+          <w:sz w:val="19"/>
+        </w:rPr>
+        <w:t xml:space="preserve">16.1  </w:t>
+      </w:r>
+      <w:r>
+        <w:rPr>
+          <w:sz w:val="19"/>
+        </w:rPr>
+        <w:t xml:space="preserve">Гидравлический расчёт и Ду магистральных линий (дутьё, кислород, пар, вода, мазут) — на стадии БИ после фиксации трассировок</w:t>
+      </w:r>
+    </w:p>
+    <w:p>
+      <w:r>
+        <w:rPr>
+          <w:b/>
+          <w:sz w:val="19"/>
+        </w:rPr>
+        <w:t xml:space="preserve">16.2  </w:t>
+      </w:r>
+      <w:r>
+        <w:rPr>
+          <w:sz w:val="19"/>
+        </w:rPr>
+        <w:t xml:space="preserve">Полный line list и instrument index с тегами — после выпуска предварительных P&amp;ID (итерация Этапа 2)</w:t>
+      </w:r>
+    </w:p>
+    <w:p>
+      <w:r>
+        <w:rPr>
+          <w:b/>
+          <w:sz w:val="19"/>
+        </w:rPr>
+        <w:t xml:space="preserve">16.3  </w:t>
+      </w:r>
+      <w:r>
+        <w:rPr>
+          <w:sz w:val="19"/>
+        </w:rPr>
+        <w:t xml:space="preserve">Перечень СИ, подлежащих аттестации каналов по ГОСТ Р 8.596 (защиты + гарантийные замеры), — согласуется с Заказчиком по Прил. №5</w:t>
+      </w:r>
+    </w:p>
+    <w:p>
+      <w:r>
+        <w:rPr>
+          <w:b/>
+          <w:sz w:val="20"/>
+        </w:rPr>
+        <w:t xml:space="preserve">17. Основные компоновочные решения (планы, разрезы, высотная схема)</w:t>
+      </w:r>
+    </w:p>
+    <w:p>
+      <w:r>
+        <w:rPr>
+          <w:b/>
+          <w:sz w:val="19"/>
+        </w:rPr>
+        <w:t xml:space="preserve">17.1  </w:t>
+      </w:r>
+      <w:r>
+        <w:rPr>
+          <w:sz w:val="19"/>
+        </w:rPr>
+        <w:t xml:space="preserve">Отметка и конструкция опорного каркаса печи — по КД разработчика печи (HATCH/лицензиат)</w:t>
+      </w:r>
+    </w:p>
+    <w:p>
+      <w:r>
+        <w:rPr>
+          <w:b/>
+          <w:sz w:val="19"/>
+        </w:rPr>
+        <w:t xml:space="preserve">17.2  </w:t>
+      </w:r>
+      <w:r>
+        <w:rPr>
+          <w:sz w:val="19"/>
+        </w:rPr>
+        <w:t xml:space="preserve">Компоновка и отметки котла-утилизатора (барабан, опуски, ремонтные зоны) — по КД завода-изготовителя</w:t>
+      </w:r>
+    </w:p>
+    <w:p>
+      <w:r>
+        <w:rPr>
+          <w:b/>
+          <w:sz w:val="19"/>
+        </w:rPr>
+        <w:t xml:space="preserve">17.3  </w:t>
+      </w:r>
+      <w:r>
+        <w:rPr>
+          <w:sz w:val="19"/>
+        </w:rPr>
+        <w:t xml:space="preserve">Размещение ЭФ (в здании / на открытой площадке с шатром) — теплотехническое сравнение на стадии БИ (риск росы при −40 °C против стоимости корпуса)</w:t>
+      </w:r>
+    </w:p>
+    <w:p>
+      <w:r>
+        <w:rPr>
+          <w:b/>
+          <w:sz w:val="19"/>
+        </w:rPr>
+        <w:t xml:space="preserve">17.4  </w:t>
+      </w:r>
+      <w:r>
+        <w:rPr>
+          <w:sz w:val="19"/>
+        </w:rPr>
+        <w:t xml:space="preserve">Трасса газохода в СКЦ (длина, число опор, компенсаторы) — по генплану привязки цеха</w:t>
+      </w:r>
+    </w:p>
+    <w:p>
+      <w:r>
+        <w:rPr>
+          <w:b/>
+          <w:sz w:val="20"/>
+        </w:rPr>
+        <w:t xml:space="preserve">18. Планы строительных конструкций с нагрузками</w:t>
+      </w:r>
+    </w:p>
+    <w:p>
+      <w:r>
+        <w:rPr>
+          <w:b/>
+          <w:sz w:val="19"/>
+        </w:rPr>
+        <w:t xml:space="preserve">18.1  </w:t>
+      </w:r>
+      <w:r>
+        <w:rPr>
+          <w:sz w:val="19"/>
+        </w:rPr>
+        <w:t xml:space="preserve">Базис строки табл. 25 «бункер оборотного огарка 50 м³ — 149,3 т» (2,99 т/м³ против 2,21 т/м³ силоса огарка) — запрос Гипроникелю; до ответа в расчёт конструкций принимается 149,3 т</w:t>
+      </w:r>
+    </w:p>
+    <w:p>
+      <w:r>
+        <w:rPr>
+          <w:b/>
+          <w:sz w:val="19"/>
+        </w:rPr>
+        <w:t xml:space="preserve">18.2  </w:t>
+      </w:r>
+      <w:r>
+        <w:rPr>
+          <w:sz w:val="19"/>
+        </w:rPr>
+        <w:t xml:space="preserve">Массы КУ, барабана, воздуходувки, рукавных фильтров — по ТКП/КД заводов (закладываются в планы нагрузок итерацией)</w:t>
+      </w:r>
+    </w:p>
+    <w:p>
+      <w:r>
+        <w:rPr>
+          <w:b/>
+          <w:sz w:val="19"/>
+        </w:rPr>
+        <w:t xml:space="preserve">18.3  </w:t>
+      </w:r>
+      <w:r>
+        <w:rPr>
+          <w:sz w:val="19"/>
+        </w:rPr>
+        <w:t xml:space="preserve">Класс ответственности этажерки печи (КС-2 или КС-3) — согласовать с генпроектировщиком</w:t>
+      </w:r>
+    </w:p>
+    <w:p>
+      <w:r>
+        <w:rPr>
+          <w:b/>
+          <w:sz w:val="19"/>
+        </w:rPr>
+        <w:t xml:space="preserve">18.4  </w:t>
+      </w:r>
+      <w:r>
+        <w:rPr>
+          <w:sz w:val="19"/>
+        </w:rPr>
+        <w:t xml:space="preserve">Нагрузки от эстакады газохода в СКЦ — после трассировки по генплану</w:t>
+      </w:r>
+    </w:p>
+    <w:p>
+      <w:r>
+        <w:rPr>
+          <w:b/>
+          <w:sz w:val="20"/>
+        </w:rPr>
+        <w:t xml:space="preserve">19. Планы фундаментов с нагрузками, включая динамические</w:t>
+      </w:r>
+    </w:p>
+    <w:p>
+      <w:r>
+        <w:rPr>
+          <w:b/>
+          <w:sz w:val="19"/>
+        </w:rPr>
+        <w:t xml:space="preserve">19.1  </w:t>
+      </w:r>
+      <w:r>
+        <w:rPr>
+          <w:sz w:val="19"/>
+        </w:rPr>
+        <w:t xml:space="preserve">ИГИ пятна застройки (модуль деформации, УГВ) — задание на изыскания в составе БИ</w:t>
+      </w:r>
+    </w:p>
+    <w:p>
+      <w:r>
+        <w:rPr>
+          <w:b/>
+          <w:sz w:val="19"/>
+        </w:rPr>
+        <w:t xml:space="preserve">19.2  </w:t>
+      </w:r>
+      <w:r>
+        <w:rPr>
+          <w:sz w:val="19"/>
+        </w:rPr>
+        <w:t xml:space="preserve">Паспортные динамические нагрузки дымососа и воздуходувки — по ОЛ поставщиков</w:t>
+      </w:r>
+    </w:p>
+    <w:p>
+      <w:r>
+        <w:rPr>
+          <w:b/>
+          <w:sz w:val="19"/>
+        </w:rPr>
+        <w:t xml:space="preserve">19.3  </w:t>
+      </w:r>
+      <w:r>
+        <w:rPr>
+          <w:sz w:val="19"/>
+        </w:rPr>
+        <w:t xml:space="preserve">Необходимость виброизоляторов под дымосос (пружинные блоки) против массивного фундамента — ТЭО на стадии БИ</w:t>
+      </w:r>
+    </w:p>
+    <w:p>
+      <w:r>
+        <w:rPr>
+          <w:b/>
+          <w:sz w:val="20"/>
+        </w:rPr>
+        <w:t xml:space="preserve">20. Требования к монтажу (включая вес самых тяжёлых частей)</w:t>
+      </w:r>
+    </w:p>
+    <w:p>
+      <w:r>
+        <w:rPr>
+          <w:b/>
+          <w:sz w:val="19"/>
+        </w:rPr>
+        <w:t xml:space="preserve">20.1  </w:t>
+      </w:r>
+      <w:r>
+        <w:rPr>
+          <w:sz w:val="19"/>
+        </w:rPr>
+        <w:t xml:space="preserve">Массы и разбивка на монтажные блоки КУ, печи, холодильников, воздуходувки — по КД заводов (ведомость блоков — итерация после ТКП)</w:t>
+      </w:r>
+    </w:p>
+    <w:p>
+      <w:r>
+        <w:rPr>
+          <w:b/>
+          <w:sz w:val="19"/>
+        </w:rPr>
+        <w:t xml:space="preserve">20.2  </w:t>
+      </w:r>
+      <w:r>
+        <w:rPr>
+          <w:sz w:val="19"/>
+        </w:rPr>
+        <w:t xml:space="preserve">Способ доставки силоса 100 м³ (цельный негабарит / полистовая сборка) — логистическая проработка</w:t>
+      </w:r>
+    </w:p>
+    <w:p>
+      <w:r>
+        <w:rPr>
+          <w:b/>
+          <w:sz w:val="19"/>
+        </w:rPr>
+        <w:t xml:space="preserve">20.3  </w:t>
+      </w:r>
+      <w:r>
+        <w:rPr>
+          <w:sz w:val="19"/>
+        </w:rPr>
+        <w:t xml:space="preserve">Грузоподъёмность и режим работы мостового крана — после фиксации массы барабана КУ</w:t>
+      </w:r>
+    </w:p>
+    <w:p>
+      <w:r>
+        <w:rPr>
+          <w:b/>
+          <w:sz w:val="20"/>
+        </w:rPr>
+        <w:t xml:space="preserve">21. Требования к испытаниям и приёмке: сушка футеровки печи, испытания котла-утилизатора, пусконаладка газоочистки, гарантийные испытания</w:t>
+      </w:r>
+    </w:p>
+    <w:p>
+      <w:r>
+        <w:rPr>
+          <w:b/>
+          <w:sz w:val="19"/>
+        </w:rPr>
+        <w:t xml:space="preserve">21.1  </w:t>
+      </w:r>
+      <w:r>
+        <w:rPr>
+          <w:sz w:val="19"/>
+        </w:rPr>
+        <w:t xml:space="preserve">Кривая сушки, контрольные термопары кладки и критерии готовности футеровки — проект футеровки поставщика печи (стадия БИ)</w:t>
+      </w:r>
+    </w:p>
+    <w:p>
+      <w:r>
+        <w:rPr>
+          <w:b/>
+          <w:sz w:val="19"/>
+        </w:rPr>
+        <w:t xml:space="preserve">21.2  </w:t>
+      </w:r>
+      <w:r>
+        <w:rPr>
+          <w:sz w:val="19"/>
+        </w:rPr>
+        <w:t xml:space="preserve">Программа и точки гарантийных замеров (сечения газохода, методика гравиметрии) — согласование с Заказчиком и эксплуатацией СКЦ</w:t>
+      </w:r>
+    </w:p>
+    <w:p>
+      <w:r>
+        <w:rPr>
+          <w:b/>
+          <w:sz w:val="19"/>
+        </w:rPr>
+        <w:t xml:space="preserve">21.3  </w:t>
+      </w:r>
+      <w:r>
+        <w:rPr>
+          <w:sz w:val="19"/>
+        </w:rPr>
+        <w:t xml:space="preserve">Методика подтверждения паровой гарантии — после поверочного теплового расчёта Гипроникеля</w:t>
+      </w:r>
+    </w:p>
+    <w:p>
+      <w:r>
+        <w:rPr>
+          <w:b/>
+          <w:sz w:val="19"/>
+        </w:rPr>
+        <w:t xml:space="preserve">21.4  </w:t>
+      </w:r>
+      <w:r>
+        <w:rPr>
+          <w:sz w:val="19"/>
+        </w:rPr>
+        <w:t xml:space="preserve">Программа опытно-промышленных испытаний МЛ-советчика (длительность теневого режима, KPI) — утверждается Заказчиком</w:t>
+      </w:r>
+    </w:p>
+    <w:p>
+      <w:r>
+        <w:rPr>
+          <w:b/>
+          <w:sz w:val="19"/>
+        </w:rPr>
+        <w:t xml:space="preserve">21.5  </w:t>
+      </w:r>
+      <w:r>
+        <w:rPr>
+          <w:sz w:val="19"/>
+        </w:rPr>
+        <w:t xml:space="preserve">Порядок совместных испытаний с СКЦ (первый пропуск газа, выход контактного отделения на режим) — межцеховой регламент с Заказчиком</w:t>
+      </w:r>
+    </w:p>
+    <w:p>
+      <w:r>
+        <w:rPr>
+          <w:b/>
+          <w:sz w:val="20"/>
+        </w:rPr>
+        <w:t xml:space="preserve">22. Спецификации, опросные листы, нетиповое оборудование и оборудование длительного цикла изготовления</w:t>
+      </w:r>
+    </w:p>
+    <w:p>
+      <w:r>
+        <w:rPr>
+          <w:b/>
+          <w:sz w:val="19"/>
+        </w:rPr>
+        <w:t xml:space="preserve">22.1  </w:t>
+      </w:r>
+      <w:r>
+        <w:rPr>
+          <w:sz w:val="19"/>
+        </w:rPr>
+        <w:t xml:space="preserve">Формы опросных листов КГМК — запросить у Заказчика до выпуска комплекта</w:t>
+      </w:r>
+    </w:p>
+    <w:p>
+      <w:r>
+        <w:rPr>
+          <w:b/>
+          <w:sz w:val="19"/>
+        </w:rPr>
+        <w:t xml:space="preserve">22.2  </w:t>
+      </w:r>
+      <w:r>
+        <w:rPr>
+          <w:sz w:val="19"/>
+        </w:rPr>
+        <w:t xml:space="preserve">Перечень оборудования, передаваемого в ЦИМ (Приложение №4) — увязка атрибутов спецификации с моделью</w:t>
+      </w:r>
+    </w:p>
+    <w:p>
+      <w:r>
+        <w:rPr>
+          <w:b/>
+          <w:sz w:val="19"/>
+        </w:rPr>
+        <w:t xml:space="preserve">22.3  </w:t>
+      </w:r>
+      <w:r>
+        <w:rPr>
+          <w:sz w:val="19"/>
+        </w:rPr>
+        <w:t xml:space="preserve">Статус проекта печи HATCH (права, актуализация под РФ-изготовителя) — решение Заказчика</w:t>
+      </w:r>
+    </w:p>
+    <w:p>
+      <w:r>
+        <w:rPr>
+          <w:b/>
+          <w:sz w:val="20"/>
+        </w:rPr>
+        <w:t xml:space="preserve">23. Тепловыделения и выделения вредностей от оборудования в помещения цеха</w:t>
+      </w:r>
+    </w:p>
+    <w:p>
+      <w:r>
+        <w:rPr>
+          <w:b/>
+          <w:sz w:val="19"/>
+        </w:rPr>
+        <w:t xml:space="preserve">23.1  </w:t>
+      </w:r>
+      <w:r>
+        <w:rPr>
+          <w:sz w:val="19"/>
+        </w:rPr>
+        <w:t xml:space="preserve">Тепловой паспорт по помещениям (поверхности, температуры) — после расчёта изоляции на стадии БИ</w:t>
+      </w:r>
+    </w:p>
+    <w:p>
+      <w:r>
+        <w:rPr>
+          <w:b/>
+          <w:sz w:val="19"/>
+        </w:rPr>
+        <w:t xml:space="preserve">23.2  </w:t>
+      </w:r>
+      <w:r>
+        <w:rPr>
+          <w:sz w:val="19"/>
+        </w:rPr>
+        <w:t xml:space="preserve">Карта источников выделений и воздухообмен по помещениям — раздел ОВ на стадии БИ/ОТР</w:t>
+      </w:r>
+    </w:p>
+    <w:p>
+      <w:r>
+        <w:rPr>
+          <w:b/>
+          <w:sz w:val="19"/>
+        </w:rPr>
+        <w:t xml:space="preserve">23.3  </w:t>
+      </w:r>
+      <w:r>
+        <w:rPr>
+          <w:sz w:val="19"/>
+        </w:rPr>
+        <w:t xml:space="preserve">Категории помещений по СП 12.13130 — расчёт после фиксации мазутного хозяйства</w:t>
+      </w:r>
+    </w:p>
+    <w:p>
+      <w:r>
+        <w:rPr>
+          <w:b/>
+          <w:sz w:val="20"/>
+        </w:rPr>
+        <w:t xml:space="preserve">24. Интерфейсы Лота №1: границы со смежными лотами, СКЦ, ГМЦ и инфраструктурой площадки</w:t>
+      </w:r>
+    </w:p>
+    <w:p>
+      <w:r>
+        <w:rPr>
+          <w:b/>
+          <w:sz w:val="19"/>
+        </w:rPr>
+        <w:t xml:space="preserve">24.1  </w:t>
+      </w:r>
+      <w:r>
+        <w:rPr>
+          <w:sz w:val="19"/>
+        </w:rPr>
+        <w:t xml:space="preserve">«Вариант размещения» (генплан) как ИД Заказчика — без него не фиксируются посадка цеха, трасса газохода в СКЦ и эстакады (запрошено у Заказчика в составе исходных данных)</w:t>
+      </w:r>
+    </w:p>
+    <w:p>
+      <w:r>
+        <w:rPr>
+          <w:b/>
+          <w:sz w:val="19"/>
+        </w:rPr>
+        <w:t xml:space="preserve">24.2  </w:t>
+      </w:r>
+      <w:r>
+        <w:rPr>
+          <w:sz w:val="19"/>
+        </w:rPr>
+        <w:t xml:space="preserve">Интерфейсный протокол с СКЦ (диапазоны SO₂ и расхода, скорость изменения, взаимные блокировки остановок) — согласовать с эксплуатацией СКЦ</w:t>
+      </w:r>
+    </w:p>
+    <w:p>
+      <w:r>
+        <w:rPr>
+          <w:b/>
+          <w:sz w:val="19"/>
+        </w:rPr>
+        <w:t xml:space="preserve">24.3  </w:t>
+      </w:r>
+      <w:r>
+        <w:rPr>
+          <w:sz w:val="19"/>
+        </w:rPr>
+        <w:t xml:space="preserve">Единая система кодирования тегов/позиций для всех лотов — согласовать с Заказчиком до выпуска PFD/P&amp;ID</w:t>
+      </w:r>
+    </w:p>
+    <w:p>
+      <w:r>
+        <w:rPr>
+          <w:b/>
+          <w:sz w:val="19"/>
+        </w:rPr>
+        <w:t xml:space="preserve">24.4  </w:t>
+      </w:r>
+      <w:r>
+        <w:rPr>
+          <w:sz w:val="19"/>
+        </w:rPr>
+        <w:t xml:space="preserve">Баланс пара 0,6 МПа по площадке (выдача лота №1 против потребления выпарки лота №2) — сводит Заказчик по ТУ</w:t>
+      </w:r>
+    </w:p>
+    <w:p>
+      <w:r>
+        <w:rPr>
+          <w:b/>
+          <w:sz w:val="19"/>
+        </w:rPr>
+        <w:t xml:space="preserve">24.5  </w:t>
+      </w:r>
+      <w:r>
+        <w:rPr>
+          <w:sz w:val="19"/>
+        </w:rPr>
+        <w:t xml:space="preserve">Порядок приёма огарка и пыли в ГМЦ (график вывоза, ёмкость склада, требования к таре) — совместно с проектировщиком склада (вне БИ)</w:t>
+      </w:r>
+    </w:p>
+    <w:p>
+      <w:r>
+        <w:rPr>
+          <w:b/>
+          <w:sz w:val="20"/>
+        </w:rPr>
+        <w:t xml:space="preserve">25. Стоимость поставки по Лоту №1 (методика и состав)</w:t>
+      </w:r>
+    </w:p>
+    <w:p>
+      <w:r>
+        <w:rPr>
+          <w:b/>
+          <w:sz w:val="19"/>
+        </w:rPr>
+        <w:t xml:space="preserve">25.1  </w:t>
+      </w:r>
+      <w:r>
+        <w:rPr>
+          <w:sz w:val="19"/>
+        </w:rPr>
+        <w:t xml:space="preserve">Сводка стоимости по ТКП — отдельный этап после рассылки ОЛ (все позиции)</w:t>
+      </w:r>
+    </w:p>
+    <w:p>
+      <w:r>
+        <w:rPr>
+          <w:b/>
+          <w:sz w:val="19"/>
+        </w:rPr>
+        <w:t xml:space="preserve">25.2  </w:t>
+      </w:r>
+      <w:r>
+        <w:rPr>
+          <w:sz w:val="19"/>
+        </w:rPr>
+        <w:t xml:space="preserve">Валютно-логистическая схема по импортным позициям (холодильники, цементовозы) и аналоги РФ/ЕАЭС</w:t>
+      </w:r>
+    </w:p>
+    <w:p>
+      <w:r>
+        <w:rPr>
+          <w:b/>
+          <w:sz w:val="19"/>
+        </w:rPr>
+        <w:t xml:space="preserve">25.3  </w:t>
+      </w:r>
+      <w:r>
+        <w:rPr>
+          <w:sz w:val="19"/>
+        </w:rPr>
+        <w:t xml:space="preserve">Границы стоимости электрооборудования (до/после КТП) — после согласования границ по Прил. №3</w:t>
+      </w:r>
+    </w:p>
+    <w:p>
+      <w:r>
+        <w:rPr>
+          <w:b/>
+          <w:sz w:val="20"/>
+        </w:rPr>
+        <w:t xml:space="preserve">26. Цифровая информационная модель (ЦИМ) стадии «базовый инжиниринг» — Приложение №4</w:t>
+      </w:r>
+    </w:p>
+    <w:p>
+      <w:r>
+        <w:rPr>
+          <w:b/>
+          <w:sz w:val="19"/>
+        </w:rPr>
+        <w:t xml:space="preserve">26.1  </w:t>
+      </w:r>
+      <w:r>
+        <w:rPr>
+          <w:sz w:val="19"/>
+        </w:rPr>
+        <w:t xml:space="preserve">Битая ссылка ред. 2 на «таблицу 4» в перечне проверок коллизий — запрос Заказчику</w:t>
+      </w:r>
+    </w:p>
+    <w:p>
+      <w:r>
+        <w:rPr>
+          <w:b/>
+          <w:sz w:val="19"/>
+        </w:rPr>
+        <w:t xml:space="preserve">26.2  </w:t>
+      </w:r>
+      <w:r>
+        <w:rPr>
+          <w:sz w:val="19"/>
+        </w:rPr>
+        <w:t xml:space="preserve">Конкретное ПО и версии (Model Studio CS / nanoCAD), шаблоны и классификатор элементов — согласование с Заказчиком до старта моделирования</w:t>
+      </w:r>
+    </w:p>
+    <w:p>
+      <w:r>
+        <w:rPr>
+          <w:b/>
+          <w:sz w:val="19"/>
+        </w:rPr>
+        <w:t xml:space="preserve">26.3  </w:t>
+      </w:r>
+      <w:r>
+        <w:rPr>
+          <w:sz w:val="19"/>
+        </w:rPr>
+        <w:t xml:space="preserve">Регламент статуса промежуточных IFC-выгрузок («в работе», без оформления замечаний) — внести в договор/протокол</w:t>
+      </w:r>
+    </w:p>
+    <w:p>
+      <w:r>
+        <w:rPr>
+          <w:b/>
+          <w:sz w:val="19"/>
+        </w:rPr>
+        <w:t xml:space="preserve">26.4  </w:t>
+      </w:r>
+      <w:r>
+        <w:rPr>
+          <w:sz w:val="19"/>
+        </w:rPr>
+        <w:t xml:space="preserve">Срок отдельного этапа ЦИМ в календарном плане (в проекте этапности Заказчика не задан) — зафиксировать в договоре</w:t>
+      </w:r>
+    </w:p>
+    <w:p>
+      <w:r>
+        <w:rPr>
+          <w:b/>
+          <w:sz w:val="20"/>
+        </w:rPr>
+        <w:t xml:space="preserve">27. Состав, этапность выдачи и ведомость документации БИ по Лоту №1</w:t>
+      </w:r>
+    </w:p>
+    <w:p>
+      <w:r>
+        <w:rPr>
+          <w:b/>
+          <w:sz w:val="19"/>
+        </w:rPr>
+        <w:t xml:space="preserve">27.1  </w:t>
+      </w:r>
+      <w:r>
+        <w:rPr>
+          <w:sz w:val="19"/>
+        </w:rPr>
+        <w:t xml:space="preserve">Юридическое закрепление этапности и сроков (3+3 мес, отдельный этап ЦИМ) в договоре — проект этапности прислан вне редакции ТЗ v4.1</w:t>
+      </w:r>
+    </w:p>
+    <w:p>
+      <w:r>
+        <w:rPr>
+          <w:b/>
+          <w:sz w:val="19"/>
+        </w:rPr>
+        <w:t xml:space="preserve">27.2  </w:t>
+      </w:r>
+      <w:r>
+        <w:rPr>
+          <w:sz w:val="19"/>
+        </w:rPr>
+        <w:t xml:space="preserve">Применение этапности по каждому лоту отдельно или единым отчётом — уточнить у Заказчика</w:t>
+      </w:r>
+    </w:p>
+    <w:p>
+      <w:r>
+        <w:rPr>
+          <w:b/>
+          <w:sz w:val="19"/>
+        </w:rPr>
+        <w:t xml:space="preserve">27.3  </w:t>
+      </w:r>
+      <w:r>
+        <w:rPr>
+          <w:sz w:val="19"/>
+        </w:rPr>
+        <w:t xml:space="preserve">Ранняя выдача ИД Заказчиком под Этап 1: генплан («вариант размещения») и точки подключения к сетям — без них компоновки и раздел сетей за 3 мес не выдать</w:t>
+      </w:r>
+    </w:p>
+    <w:p>
+      <w:r>
+        <w:rPr>
+          <w:b/>
+          <w:sz w:val="19"/>
+        </w:rPr>
+        <w:t xml:space="preserve">27.4  </w:t>
+      </w:r>
+      <w:r>
+        <w:rPr>
+          <w:sz w:val="19"/>
+        </w:rPr>
+        <w:t xml:space="preserve">Шифры комплектов, формы титулов и штампов — согласование с Заказчиком/генпроектировщиком</w:t>
+      </w:r>
+    </w:p>
+    <w:p>
+      <w:r>
+        <w:rPr>
+          <w:b/>
+          <w:sz w:val="20"/>
+        </w:rPr>
+        <w:t xml:space="preserve">28. Закладные решения для последующей цифровизации</w:t>
+      </w:r>
+    </w:p>
+    <w:p>
+      <w:r>
+        <w:rPr>
+          <w:b/>
+          <w:sz w:val="19"/>
+        </w:rPr>
+        <w:t xml:space="preserve">28.1  </w:t>
+      </w:r>
+      <w:r>
+        <w:rPr>
+          <w:sz w:val="19"/>
+        </w:rPr>
+        <w:t xml:space="preserve">Число и расстановка закладных гильз слоя и кладки — согласовать с поставщиком печи в задании на проект футеровки до его заказа (после кладки установка невозможна)</w:t>
+      </w:r>
+    </w:p>
+    <w:p>
+      <w:r>
+        <w:rPr>
+          <w:b/>
+          <w:sz w:val="19"/>
+        </w:rPr>
+        <w:t xml:space="preserve">28.2  </w:t>
+      </w:r>
+      <w:r>
+        <w:rPr>
+          <w:sz w:val="19"/>
+        </w:rPr>
+        <w:t xml:space="preserve">Перечень главных контуров под шаблон внешней уставки и состав секундного архива — фиксируются в реестре сигналов Этапа 2</w:t>
+      </w:r>
+    </w:p>
+    <w:p>
+      <w:r>
+        <w:rPr>
+          <w:b/>
+          <w:sz w:val="19"/>
+        </w:rPr>
+        <w:t xml:space="preserve">28.3  </w:t>
       </w:r>
       <w:r>
         <w:rPr>
